--- a/Documents/User_Manual_Specification/SoftCore Spectrum Analyzer UMTS.docx
+++ b/Documents/User_Manual_Specification/SoftCore Spectrum Analyzer UMTS.docx
@@ -220,7 +220,7 @@
           <w:r>
             <w:fldChar w:fldCharType="separate"/>
           </w:r>
-          <w:hyperlink w:anchor="_Toc224140460" w:history="1">
+          <w:hyperlink w:anchor="_Toc224490902" w:history="1">
             <w:r>
               <w:rPr>
                 <w:rStyle w:val="Hyperlink"/>
@@ -263,7 +263,7 @@
                 <w:noProof/>
                 <w:webHidden/>
               </w:rPr>
-              <w:instrText xml:space="preserve"> PAGEREF _Toc224140460 \h </w:instrText>
+              <w:instrText xml:space="preserve"> PAGEREF _Toc224490902 \h </w:instrText>
             </w:r>
             <w:r>
               <w:rPr>
@@ -283,7 +283,7 @@
                 <w:noProof/>
                 <w:webHidden/>
               </w:rPr>
-              <w:t>4</w:t>
+              <w:t>5</w:t>
             </w:r>
             <w:r>
               <w:rPr>
@@ -308,7 +308,7 @@
               <w:szCs w:val="24"/>
             </w:rPr>
           </w:pPr>
-          <w:hyperlink w:anchor="_Toc224140461" w:history="1">
+          <w:hyperlink w:anchor="_Toc224490903" w:history="1">
             <w:r>
               <w:rPr>
                 <w:rStyle w:val="Hyperlink"/>
@@ -351,7 +351,7 @@
                 <w:noProof/>
                 <w:webHidden/>
               </w:rPr>
-              <w:instrText xml:space="preserve"> PAGEREF _Toc224140461 \h </w:instrText>
+              <w:instrText xml:space="preserve"> PAGEREF _Toc224490903 \h </w:instrText>
             </w:r>
             <w:r>
               <w:rPr>
@@ -371,7 +371,7 @@
                 <w:noProof/>
                 <w:webHidden/>
               </w:rPr>
-              <w:t>4</w:t>
+              <w:t>5</w:t>
             </w:r>
             <w:r>
               <w:rPr>
@@ -396,7 +396,7 @@
               <w:szCs w:val="24"/>
             </w:rPr>
           </w:pPr>
-          <w:hyperlink w:anchor="_Toc224140462" w:history="1">
+          <w:hyperlink w:anchor="_Toc224490904" w:history="1">
             <w:r>
               <w:rPr>
                 <w:rStyle w:val="Hyperlink"/>
@@ -439,7 +439,7 @@
                 <w:noProof/>
                 <w:webHidden/>
               </w:rPr>
-              <w:instrText xml:space="preserve"> PAGEREF _Toc224140462 \h </w:instrText>
+              <w:instrText xml:space="preserve"> PAGEREF _Toc224490904 \h </w:instrText>
             </w:r>
             <w:r>
               <w:rPr>
@@ -459,7 +459,7 @@
                 <w:noProof/>
                 <w:webHidden/>
               </w:rPr>
-              <w:t>4</w:t>
+              <w:t>5</w:t>
             </w:r>
             <w:r>
               <w:rPr>
@@ -484,7 +484,7 @@
               <w:szCs w:val="24"/>
             </w:rPr>
           </w:pPr>
-          <w:hyperlink w:anchor="_Toc224140463" w:history="1">
+          <w:hyperlink w:anchor="_Toc224490905" w:history="1">
             <w:r>
               <w:rPr>
                 <w:rStyle w:val="Hyperlink"/>
@@ -506,7 +506,7 @@
                 <w:rStyle w:val="Hyperlink"/>
                 <w:noProof/>
               </w:rPr>
-              <w:t>WHAT IS IT:</w:t>
+              <w:t>SO WHAT IS IT:</w:t>
             </w:r>
             <w:r>
               <w:rPr>
@@ -527,7 +527,7 @@
                 <w:noProof/>
                 <w:webHidden/>
               </w:rPr>
-              <w:instrText xml:space="preserve"> PAGEREF _Toc224140463 \h </w:instrText>
+              <w:instrText xml:space="preserve"> PAGEREF _Toc224490905 \h </w:instrText>
             </w:r>
             <w:r>
               <w:rPr>
@@ -572,7 +572,7 @@
               <w:szCs w:val="24"/>
             </w:rPr>
           </w:pPr>
-          <w:hyperlink w:anchor="_Toc224140464" w:history="1">
+          <w:hyperlink w:anchor="_Toc224490906" w:history="1">
             <w:r>
               <w:rPr>
                 <w:rStyle w:val="Hyperlink"/>
@@ -615,7 +615,7 @@
                 <w:noProof/>
                 <w:webHidden/>
               </w:rPr>
-              <w:instrText xml:space="preserve"> PAGEREF _Toc224140464 \h </w:instrText>
+              <w:instrText xml:space="preserve"> PAGEREF _Toc224490906 \h </w:instrText>
             </w:r>
             <w:r>
               <w:rPr>
@@ -635,7 +635,7 @@
                 <w:noProof/>
                 <w:webHidden/>
               </w:rPr>
-              <w:t>5</w:t>
+              <w:t>6</w:t>
             </w:r>
             <w:r>
               <w:rPr>
@@ -660,7 +660,7 @@
               <w:szCs w:val="24"/>
             </w:rPr>
           </w:pPr>
-          <w:hyperlink w:anchor="_Toc224140465" w:history="1">
+          <w:hyperlink w:anchor="_Toc224490907" w:history="1">
             <w:r>
               <w:rPr>
                 <w:rStyle w:val="Hyperlink"/>
@@ -703,7 +703,7 @@
                 <w:noProof/>
                 <w:webHidden/>
               </w:rPr>
-              <w:instrText xml:space="preserve"> PAGEREF _Toc224140465 \h </w:instrText>
+              <w:instrText xml:space="preserve"> PAGEREF _Toc224490907 \h </w:instrText>
             </w:r>
             <w:r>
               <w:rPr>
@@ -723,7 +723,7 @@
                 <w:noProof/>
                 <w:webHidden/>
               </w:rPr>
-              <w:t>5</w:t>
+              <w:t>6</w:t>
             </w:r>
             <w:r>
               <w:rPr>
@@ -748,7 +748,7 @@
               <w:szCs w:val="24"/>
             </w:rPr>
           </w:pPr>
-          <w:hyperlink w:anchor="_Toc224140466" w:history="1">
+          <w:hyperlink w:anchor="_Toc224490908" w:history="1">
             <w:r>
               <w:rPr>
                 <w:rStyle w:val="Hyperlink"/>
@@ -791,7 +791,7 @@
                 <w:noProof/>
                 <w:webHidden/>
               </w:rPr>
-              <w:instrText xml:space="preserve"> PAGEREF _Toc224140466 \h </w:instrText>
+              <w:instrText xml:space="preserve"> PAGEREF _Toc224490908 \h </w:instrText>
             </w:r>
             <w:r>
               <w:rPr>
@@ -836,7 +836,7 @@
               <w:szCs w:val="24"/>
             </w:rPr>
           </w:pPr>
-          <w:hyperlink w:anchor="_Toc224140467" w:history="1">
+          <w:hyperlink w:anchor="_Toc224490909" w:history="1">
             <w:r>
               <w:rPr>
                 <w:rStyle w:val="Hyperlink"/>
@@ -879,7 +879,7 @@
                 <w:noProof/>
                 <w:webHidden/>
               </w:rPr>
-              <w:instrText xml:space="preserve"> PAGEREF _Toc224140467 \h </w:instrText>
+              <w:instrText xml:space="preserve"> PAGEREF _Toc224490909 \h </w:instrText>
             </w:r>
             <w:r>
               <w:rPr>
@@ -899,7 +899,7 @@
                 <w:noProof/>
                 <w:webHidden/>
               </w:rPr>
-              <w:t>6</w:t>
+              <w:t>7</w:t>
             </w:r>
             <w:r>
               <w:rPr>
@@ -924,7 +924,7 @@
               <w:szCs w:val="24"/>
             </w:rPr>
           </w:pPr>
-          <w:hyperlink w:anchor="_Toc224140468" w:history="1">
+          <w:hyperlink w:anchor="_Toc224490910" w:history="1">
             <w:r>
               <w:rPr>
                 <w:rStyle w:val="Hyperlink"/>
@@ -967,7 +967,7 @@
                 <w:noProof/>
                 <w:webHidden/>
               </w:rPr>
-              <w:instrText xml:space="preserve"> PAGEREF _Toc224140468 \h </w:instrText>
+              <w:instrText xml:space="preserve"> PAGEREF _Toc224490910 \h </w:instrText>
             </w:r>
             <w:r>
               <w:rPr>
@@ -1012,7 +1012,7 @@
               <w:szCs w:val="24"/>
             </w:rPr>
           </w:pPr>
-          <w:hyperlink w:anchor="_Toc224140469" w:history="1">
+          <w:hyperlink w:anchor="_Toc224490911" w:history="1">
             <w:r>
               <w:rPr>
                 <w:rStyle w:val="Hyperlink"/>
@@ -1055,7 +1055,7 @@
                 <w:noProof/>
                 <w:webHidden/>
               </w:rPr>
-              <w:instrText xml:space="preserve"> PAGEREF _Toc224140469 \h </w:instrText>
+              <w:instrText xml:space="preserve"> PAGEREF _Toc224490911 \h </w:instrText>
             </w:r>
             <w:r>
               <w:rPr>
@@ -1100,7 +1100,7 @@
               <w:szCs w:val="24"/>
             </w:rPr>
           </w:pPr>
-          <w:hyperlink w:anchor="_Toc224140470" w:history="1">
+          <w:hyperlink w:anchor="_Toc224490912" w:history="1">
             <w:r>
               <w:rPr>
                 <w:rStyle w:val="Hyperlink"/>
@@ -1143,7 +1143,7 @@
                 <w:noProof/>
                 <w:webHidden/>
               </w:rPr>
-              <w:instrText xml:space="preserve"> PAGEREF _Toc224140470 \h </w:instrText>
+              <w:instrText xml:space="preserve"> PAGEREF _Toc224490912 \h </w:instrText>
             </w:r>
             <w:r>
               <w:rPr>
@@ -1163,7 +1163,7 @@
                 <w:noProof/>
                 <w:webHidden/>
               </w:rPr>
-              <w:t>7</w:t>
+              <w:t>8</w:t>
             </w:r>
             <w:r>
               <w:rPr>
@@ -1188,7 +1188,7 @@
               <w:szCs w:val="24"/>
             </w:rPr>
           </w:pPr>
-          <w:hyperlink w:anchor="_Toc224140471" w:history="1">
+          <w:hyperlink w:anchor="_Toc224490913" w:history="1">
             <w:r>
               <w:rPr>
                 <w:rStyle w:val="Hyperlink"/>
@@ -1231,7 +1231,7 @@
                 <w:noProof/>
                 <w:webHidden/>
               </w:rPr>
-              <w:instrText xml:space="preserve"> PAGEREF _Toc224140471 \h </w:instrText>
+              <w:instrText xml:space="preserve"> PAGEREF _Toc224490913 \h </w:instrText>
             </w:r>
             <w:r>
               <w:rPr>
@@ -1251,7 +1251,7 @@
                 <w:noProof/>
                 <w:webHidden/>
               </w:rPr>
-              <w:t>7</w:t>
+              <w:t>8</w:t>
             </w:r>
             <w:r>
               <w:rPr>
@@ -1276,7 +1276,7 @@
               <w:szCs w:val="24"/>
             </w:rPr>
           </w:pPr>
-          <w:hyperlink w:anchor="_Toc224140472" w:history="1">
+          <w:hyperlink w:anchor="_Toc224490914" w:history="1">
             <w:r>
               <w:rPr>
                 <w:rStyle w:val="Hyperlink"/>
@@ -1319,7 +1319,7 @@
                 <w:noProof/>
                 <w:webHidden/>
               </w:rPr>
-              <w:instrText xml:space="preserve"> PAGEREF _Toc224140472 \h </w:instrText>
+              <w:instrText xml:space="preserve"> PAGEREF _Toc224490914 \h </w:instrText>
             </w:r>
             <w:r>
               <w:rPr>
@@ -1364,7 +1364,7 @@
               <w:szCs w:val="24"/>
             </w:rPr>
           </w:pPr>
-          <w:hyperlink w:anchor="_Toc224140473" w:history="1">
+          <w:hyperlink w:anchor="_Toc224490915" w:history="1">
             <w:r>
               <w:rPr>
                 <w:rStyle w:val="Hyperlink"/>
@@ -1407,7 +1407,7 @@
                 <w:noProof/>
                 <w:webHidden/>
               </w:rPr>
-              <w:instrText xml:space="preserve"> PAGEREF _Toc224140473 \h </w:instrText>
+              <w:instrText xml:space="preserve"> PAGEREF _Toc224490915 \h </w:instrText>
             </w:r>
             <w:r>
               <w:rPr>
@@ -1452,7 +1452,7 @@
               <w:szCs w:val="24"/>
             </w:rPr>
           </w:pPr>
-          <w:hyperlink w:anchor="_Toc224140474" w:history="1">
+          <w:hyperlink w:anchor="_Toc224490916" w:history="1">
             <w:r>
               <w:rPr>
                 <w:rStyle w:val="Hyperlink"/>
@@ -1495,7 +1495,7 @@
                 <w:noProof/>
                 <w:webHidden/>
               </w:rPr>
-              <w:instrText xml:space="preserve"> PAGEREF _Toc224140474 \h </w:instrText>
+              <w:instrText xml:space="preserve"> PAGEREF _Toc224490916 \h </w:instrText>
             </w:r>
             <w:r>
               <w:rPr>
@@ -1540,7 +1540,7 @@
               <w:szCs w:val="24"/>
             </w:rPr>
           </w:pPr>
-          <w:hyperlink w:anchor="_Toc224140475" w:history="1">
+          <w:hyperlink w:anchor="_Toc224490917" w:history="1">
             <w:r>
               <w:rPr>
                 <w:rStyle w:val="Hyperlink"/>
@@ -1583,7 +1583,7 @@
                 <w:noProof/>
                 <w:webHidden/>
               </w:rPr>
-              <w:instrText xml:space="preserve"> PAGEREF _Toc224140475 \h </w:instrText>
+              <w:instrText xml:space="preserve"> PAGEREF _Toc224490917 \h </w:instrText>
             </w:r>
             <w:r>
               <w:rPr>
@@ -1603,7 +1603,7 @@
                 <w:noProof/>
                 <w:webHidden/>
               </w:rPr>
-              <w:t>11</w:t>
+              <w:t>12</w:t>
             </w:r>
             <w:r>
               <w:rPr>
@@ -1628,7 +1628,7 @@
               <w:szCs w:val="24"/>
             </w:rPr>
           </w:pPr>
-          <w:hyperlink w:anchor="_Toc224140476" w:history="1">
+          <w:hyperlink w:anchor="_Toc224490918" w:history="1">
             <w:r>
               <w:rPr>
                 <w:rStyle w:val="Hyperlink"/>
@@ -1671,7 +1671,7 @@
                 <w:noProof/>
                 <w:webHidden/>
               </w:rPr>
-              <w:instrText xml:space="preserve"> PAGEREF _Toc224140476 \h </w:instrText>
+              <w:instrText xml:space="preserve"> PAGEREF _Toc224490918 \h </w:instrText>
             </w:r>
             <w:r>
               <w:rPr>
@@ -1691,7 +1691,7 @@
                 <w:noProof/>
                 <w:webHidden/>
               </w:rPr>
-              <w:t>11</w:t>
+              <w:t>12</w:t>
             </w:r>
             <w:r>
               <w:rPr>
@@ -1716,7 +1716,7 @@
               <w:szCs w:val="24"/>
             </w:rPr>
           </w:pPr>
-          <w:hyperlink w:anchor="_Toc224140477" w:history="1">
+          <w:hyperlink w:anchor="_Toc224490919" w:history="1">
             <w:r>
               <w:rPr>
                 <w:rStyle w:val="Hyperlink"/>
@@ -1759,7 +1759,7 @@
                 <w:noProof/>
                 <w:webHidden/>
               </w:rPr>
-              <w:instrText xml:space="preserve"> PAGEREF _Toc224140477 \h </w:instrText>
+              <w:instrText xml:space="preserve"> PAGEREF _Toc224490919 \h </w:instrText>
             </w:r>
             <w:r>
               <w:rPr>
@@ -1779,7 +1779,7 @@
                 <w:noProof/>
                 <w:webHidden/>
               </w:rPr>
-              <w:t>11</w:t>
+              <w:t>12</w:t>
             </w:r>
             <w:r>
               <w:rPr>
@@ -1804,7 +1804,7 @@
               <w:szCs w:val="24"/>
             </w:rPr>
           </w:pPr>
-          <w:hyperlink w:anchor="_Toc224140478" w:history="1">
+          <w:hyperlink w:anchor="_Toc224490920" w:history="1">
             <w:r>
               <w:rPr>
                 <w:rStyle w:val="Hyperlink"/>
@@ -1847,7 +1847,7 @@
                 <w:noProof/>
                 <w:webHidden/>
               </w:rPr>
-              <w:instrText xml:space="preserve"> PAGEREF _Toc224140478 \h </w:instrText>
+              <w:instrText xml:space="preserve"> PAGEREF _Toc224490920 \h </w:instrText>
             </w:r>
             <w:r>
               <w:rPr>
@@ -1892,7 +1892,7 @@
               <w:szCs w:val="24"/>
             </w:rPr>
           </w:pPr>
-          <w:hyperlink w:anchor="_Toc224140479" w:history="1">
+          <w:hyperlink w:anchor="_Toc224490921" w:history="1">
             <w:r>
               <w:rPr>
                 <w:rStyle w:val="Hyperlink"/>
@@ -1935,7 +1935,7 @@
                 <w:noProof/>
                 <w:webHidden/>
               </w:rPr>
-              <w:instrText xml:space="preserve"> PAGEREF _Toc224140479 \h </w:instrText>
+              <w:instrText xml:space="preserve"> PAGEREF _Toc224490921 \h </w:instrText>
             </w:r>
             <w:r>
               <w:rPr>
@@ -1980,7 +1980,7 @@
               <w:szCs w:val="24"/>
             </w:rPr>
           </w:pPr>
-          <w:hyperlink w:anchor="_Toc224140480" w:history="1">
+          <w:hyperlink w:anchor="_Toc224490922" w:history="1">
             <w:r>
               <w:rPr>
                 <w:rStyle w:val="Hyperlink"/>
@@ -2002,6 +2002,94 @@
                 <w:rStyle w:val="Hyperlink"/>
                 <w:noProof/>
               </w:rPr>
+              <w:t>SAMPLE JITTER – THE PHASE ERROR:</w:t>
+            </w:r>
+            <w:r>
+              <w:rPr>
+                <w:noProof/>
+                <w:webHidden/>
+              </w:rPr>
+              <w:tab/>
+            </w:r>
+            <w:r>
+              <w:rPr>
+                <w:noProof/>
+                <w:webHidden/>
+              </w:rPr>
+              <w:fldChar w:fldCharType="begin"/>
+            </w:r>
+            <w:r>
+              <w:rPr>
+                <w:noProof/>
+                <w:webHidden/>
+              </w:rPr>
+              <w:instrText xml:space="preserve"> PAGEREF _Toc224490922 \h </w:instrText>
+            </w:r>
+            <w:r>
+              <w:rPr>
+                <w:noProof/>
+                <w:webHidden/>
+              </w:rPr>
+            </w:r>
+            <w:r>
+              <w:rPr>
+                <w:noProof/>
+                <w:webHidden/>
+              </w:rPr>
+              <w:fldChar w:fldCharType="separate"/>
+            </w:r>
+            <w:r>
+              <w:rPr>
+                <w:noProof/>
+                <w:webHidden/>
+              </w:rPr>
+              <w:t>15</w:t>
+            </w:r>
+            <w:r>
+              <w:rPr>
+                <w:noProof/>
+                <w:webHidden/>
+              </w:rPr>
+              <w:fldChar w:fldCharType="end"/>
+            </w:r>
+          </w:hyperlink>
+        </w:p>
+        <w:p>
+          <w:pPr>
+            <w:pStyle w:val="TOC2"/>
+            <w:tabs>
+              <w:tab w:val="left" w:pos="960"/>
+              <w:tab w:val="right" w:leader="dot" w:pos="9350"/>
+            </w:tabs>
+            <w:rPr>
+              <w:rFonts w:asciiTheme="minorHAnsi" w:eastAsiaTheme="minorEastAsia" w:hAnsiTheme="minorHAnsi"/>
+              <w:noProof/>
+              <w:sz w:val="24"/>
+              <w:szCs w:val="24"/>
+            </w:rPr>
+          </w:pPr>
+          <w:hyperlink w:anchor="_Toc224490923" w:history="1">
+            <w:r>
+              <w:rPr>
+                <w:rStyle w:val="Hyperlink"/>
+                <w:noProof/>
+              </w:rPr>
+              <w:t>5.6</w:t>
+            </w:r>
+            <w:r>
+              <w:rPr>
+                <w:rFonts w:asciiTheme="minorHAnsi" w:eastAsiaTheme="minorEastAsia" w:hAnsiTheme="minorHAnsi"/>
+                <w:noProof/>
+                <w:sz w:val="24"/>
+                <w:szCs w:val="24"/>
+              </w:rPr>
+              <w:tab/>
+            </w:r>
+            <w:r>
+              <w:rPr>
+                <w:rStyle w:val="Hyperlink"/>
+                <w:noProof/>
+              </w:rPr>
               <w:t>HARMONICS:</w:t>
             </w:r>
             <w:r>
@@ -2023,7 +2111,7 @@
                 <w:noProof/>
                 <w:webHidden/>
               </w:rPr>
-              <w:instrText xml:space="preserve"> PAGEREF _Toc224140480 \h </w:instrText>
+              <w:instrText xml:space="preserve"> PAGEREF _Toc224490923 \h </w:instrText>
             </w:r>
             <w:r>
               <w:rPr>
@@ -2043,7 +2131,7 @@
                 <w:noProof/>
                 <w:webHidden/>
               </w:rPr>
-              <w:t>15</w:t>
+              <w:t>16</w:t>
             </w:r>
             <w:r>
               <w:rPr>
@@ -2068,7 +2156,7 @@
               <w:szCs w:val="24"/>
             </w:rPr>
           </w:pPr>
-          <w:hyperlink w:anchor="_Toc224140481" w:history="1">
+          <w:hyperlink w:anchor="_Toc224490924" w:history="1">
             <w:r>
               <w:rPr>
                 <w:rStyle w:val="Hyperlink"/>
@@ -2111,7 +2199,7 @@
                 <w:noProof/>
                 <w:webHidden/>
               </w:rPr>
-              <w:instrText xml:space="preserve"> PAGEREF _Toc224140481 \h </w:instrText>
+              <w:instrText xml:space="preserve"> PAGEREF _Toc224490924 \h </w:instrText>
             </w:r>
             <w:r>
               <w:rPr>
@@ -2131,7 +2219,7 @@
                 <w:noProof/>
                 <w:webHidden/>
               </w:rPr>
-              <w:t>16</w:t>
+              <w:t>17</w:t>
             </w:r>
             <w:r>
               <w:rPr>
@@ -2156,7 +2244,7 @@
               <w:szCs w:val="24"/>
             </w:rPr>
           </w:pPr>
-          <w:hyperlink w:anchor="_Toc224140482" w:history="1">
+          <w:hyperlink w:anchor="_Toc224490925" w:history="1">
             <w:r>
               <w:rPr>
                 <w:rStyle w:val="Hyperlink"/>
@@ -2178,6 +2266,94 @@
                 <w:rStyle w:val="Hyperlink"/>
                 <w:noProof/>
               </w:rPr>
+              <w:t>PHASE 2 LOOK AHEAD:</w:t>
+            </w:r>
+            <w:r>
+              <w:rPr>
+                <w:noProof/>
+                <w:webHidden/>
+              </w:rPr>
+              <w:tab/>
+            </w:r>
+            <w:r>
+              <w:rPr>
+                <w:noProof/>
+                <w:webHidden/>
+              </w:rPr>
+              <w:fldChar w:fldCharType="begin"/>
+            </w:r>
+            <w:r>
+              <w:rPr>
+                <w:noProof/>
+                <w:webHidden/>
+              </w:rPr>
+              <w:instrText xml:space="preserve"> PAGEREF _Toc224490925 \h </w:instrText>
+            </w:r>
+            <w:r>
+              <w:rPr>
+                <w:noProof/>
+                <w:webHidden/>
+              </w:rPr>
+            </w:r>
+            <w:r>
+              <w:rPr>
+                <w:noProof/>
+                <w:webHidden/>
+              </w:rPr>
+              <w:fldChar w:fldCharType="separate"/>
+            </w:r>
+            <w:r>
+              <w:rPr>
+                <w:noProof/>
+                <w:webHidden/>
+              </w:rPr>
+              <w:t>18</w:t>
+            </w:r>
+            <w:r>
+              <w:rPr>
+                <w:noProof/>
+                <w:webHidden/>
+              </w:rPr>
+              <w:fldChar w:fldCharType="end"/>
+            </w:r>
+          </w:hyperlink>
+        </w:p>
+        <w:p>
+          <w:pPr>
+            <w:pStyle w:val="TOC1"/>
+            <w:tabs>
+              <w:tab w:val="left" w:pos="480"/>
+              <w:tab w:val="right" w:leader="dot" w:pos="9350"/>
+            </w:tabs>
+            <w:rPr>
+              <w:rFonts w:asciiTheme="minorHAnsi" w:eastAsiaTheme="minorEastAsia" w:hAnsiTheme="minorHAnsi"/>
+              <w:noProof/>
+              <w:sz w:val="24"/>
+              <w:szCs w:val="24"/>
+            </w:rPr>
+          </w:pPr>
+          <w:hyperlink w:anchor="_Toc224490926" w:history="1">
+            <w:r>
+              <w:rPr>
+                <w:rStyle w:val="Hyperlink"/>
+                <w:noProof/>
+              </w:rPr>
+              <w:t>8.</w:t>
+            </w:r>
+            <w:r>
+              <w:rPr>
+                <w:rFonts w:asciiTheme="minorHAnsi" w:eastAsiaTheme="minorEastAsia" w:hAnsiTheme="minorHAnsi"/>
+                <w:noProof/>
+                <w:sz w:val="24"/>
+                <w:szCs w:val="24"/>
+              </w:rPr>
+              <w:tab/>
+            </w:r>
+            <w:r>
+              <w:rPr>
+                <w:rStyle w:val="Hyperlink"/>
+                <w:noProof/>
+              </w:rPr>
               <w:t>TECHNICAL SPECIFICATIONS:</w:t>
             </w:r>
             <w:r>
@@ -2199,7 +2375,7 @@
                 <w:noProof/>
                 <w:webHidden/>
               </w:rPr>
-              <w:instrText xml:space="preserve"> PAGEREF _Toc224140482 \h </w:instrText>
+              <w:instrText xml:space="preserve"> PAGEREF _Toc224490926 \h </w:instrText>
             </w:r>
             <w:r>
               <w:rPr>
@@ -2219,7 +2395,7 @@
                 <w:noProof/>
                 <w:webHidden/>
               </w:rPr>
-              <w:t>17</w:t>
+              <w:t>19</w:t>
             </w:r>
             <w:r>
               <w:rPr>
@@ -2244,13 +2420,13 @@
               <w:szCs w:val="24"/>
             </w:rPr>
           </w:pPr>
-          <w:hyperlink w:anchor="_Toc224140483" w:history="1">
+          <w:hyperlink w:anchor="_Toc224490927" w:history="1">
             <w:r>
               <w:rPr>
                 <w:rStyle w:val="Hyperlink"/>
                 <w:noProof/>
               </w:rPr>
-              <w:t>7.1</w:t>
+              <w:t>8.1</w:t>
             </w:r>
             <w:r>
               <w:rPr>
@@ -2287,7 +2463,7 @@
                 <w:noProof/>
                 <w:webHidden/>
               </w:rPr>
-              <w:instrText xml:space="preserve"> PAGEREF _Toc224140483 \h </w:instrText>
+              <w:instrText xml:space="preserve"> PAGEREF _Toc224490927 \h </w:instrText>
             </w:r>
             <w:r>
               <w:rPr>
@@ -2307,7 +2483,7 @@
                 <w:noProof/>
                 <w:webHidden/>
               </w:rPr>
-              <w:t>17</w:t>
+              <w:t>19</w:t>
             </w:r>
             <w:r>
               <w:rPr>
@@ -2332,13 +2508,13 @@
               <w:szCs w:val="24"/>
             </w:rPr>
           </w:pPr>
-          <w:hyperlink w:anchor="_Toc224140484" w:history="1">
+          <w:hyperlink w:anchor="_Toc224490928" w:history="1">
             <w:r>
               <w:rPr>
                 <w:rStyle w:val="Hyperlink"/>
                 <w:noProof/>
               </w:rPr>
-              <w:t>8.</w:t>
+              <w:t>9.</w:t>
             </w:r>
             <w:r>
               <w:rPr>
@@ -2375,7 +2551,7 @@
                 <w:noProof/>
                 <w:webHidden/>
               </w:rPr>
-              <w:instrText xml:space="preserve"> PAGEREF _Toc224140484 \h </w:instrText>
+              <w:instrText xml:space="preserve"> PAGEREF _Toc224490928 \h </w:instrText>
             </w:r>
             <w:r>
               <w:rPr>
@@ -2395,7 +2571,7 @@
                 <w:noProof/>
                 <w:webHidden/>
               </w:rPr>
-              <w:t>18</w:t>
+              <w:t>20</w:t>
             </w:r>
             <w:r>
               <w:rPr>
@@ -2420,13 +2596,13 @@
               <w:szCs w:val="24"/>
             </w:rPr>
           </w:pPr>
-          <w:hyperlink w:anchor="_Toc224140485" w:history="1">
+          <w:hyperlink w:anchor="_Toc224490929" w:history="1">
             <w:r>
               <w:rPr>
                 <w:rStyle w:val="Hyperlink"/>
                 <w:noProof/>
               </w:rPr>
-              <w:t>8.1</w:t>
+              <w:t>9.1</w:t>
             </w:r>
             <w:r>
               <w:rPr>
@@ -2463,7 +2639,7 @@
                 <w:noProof/>
                 <w:webHidden/>
               </w:rPr>
-              <w:instrText xml:space="preserve"> PAGEREF _Toc224140485 \h </w:instrText>
+              <w:instrText xml:space="preserve"> PAGEREF _Toc224490929 \h </w:instrText>
             </w:r>
             <w:r>
               <w:rPr>
@@ -2483,7 +2659,7 @@
                 <w:noProof/>
                 <w:webHidden/>
               </w:rPr>
-              <w:t>18</w:t>
+              <w:t>20</w:t>
             </w:r>
             <w:r>
               <w:rPr>
@@ -2496,9 +2672,9 @@
         </w:p>
         <w:p>
           <w:pPr>
-            <w:pStyle w:val="TOC1"/>
+            <w:pStyle w:val="TOC2"/>
             <w:tabs>
-              <w:tab w:val="left" w:pos="480"/>
+              <w:tab w:val="left" w:pos="960"/>
               <w:tab w:val="right" w:leader="dot" w:pos="9350"/>
             </w:tabs>
             <w:rPr>
@@ -2508,13 +2684,13 @@
               <w:szCs w:val="24"/>
             </w:rPr>
           </w:pPr>
-          <w:hyperlink w:anchor="_Toc224140486" w:history="1">
+          <w:hyperlink w:anchor="_Toc224490930" w:history="1">
             <w:r>
               <w:rPr>
                 <w:rStyle w:val="Hyperlink"/>
                 <w:noProof/>
               </w:rPr>
-              <w:t>9.</w:t>
+              <w:t>9.2</w:t>
             </w:r>
             <w:r>
               <w:rPr>
@@ -2530,6 +2706,270 @@
                 <w:rStyle w:val="Hyperlink"/>
                 <w:noProof/>
               </w:rPr>
+              <w:t>DISPLAY (SSD1309 CHIP SET):</w:t>
+            </w:r>
+            <w:r>
+              <w:rPr>
+                <w:noProof/>
+                <w:webHidden/>
+              </w:rPr>
+              <w:tab/>
+            </w:r>
+            <w:r>
+              <w:rPr>
+                <w:noProof/>
+                <w:webHidden/>
+              </w:rPr>
+              <w:fldChar w:fldCharType="begin"/>
+            </w:r>
+            <w:r>
+              <w:rPr>
+                <w:noProof/>
+                <w:webHidden/>
+              </w:rPr>
+              <w:instrText xml:space="preserve"> PAGEREF _Toc224490930 \h </w:instrText>
+            </w:r>
+            <w:r>
+              <w:rPr>
+                <w:noProof/>
+                <w:webHidden/>
+              </w:rPr>
+            </w:r>
+            <w:r>
+              <w:rPr>
+                <w:noProof/>
+                <w:webHidden/>
+              </w:rPr>
+              <w:fldChar w:fldCharType="separate"/>
+            </w:r>
+            <w:r>
+              <w:rPr>
+                <w:noProof/>
+                <w:webHidden/>
+              </w:rPr>
+              <w:t>21</w:t>
+            </w:r>
+            <w:r>
+              <w:rPr>
+                <w:noProof/>
+                <w:webHidden/>
+              </w:rPr>
+              <w:fldChar w:fldCharType="end"/>
+            </w:r>
+          </w:hyperlink>
+        </w:p>
+        <w:p>
+          <w:pPr>
+            <w:pStyle w:val="TOC2"/>
+            <w:tabs>
+              <w:tab w:val="left" w:pos="960"/>
+              <w:tab w:val="right" w:leader="dot" w:pos="9350"/>
+            </w:tabs>
+            <w:rPr>
+              <w:rFonts w:asciiTheme="minorHAnsi" w:eastAsiaTheme="minorEastAsia" w:hAnsiTheme="minorHAnsi"/>
+              <w:noProof/>
+              <w:sz w:val="24"/>
+              <w:szCs w:val="24"/>
+            </w:rPr>
+          </w:pPr>
+          <w:hyperlink w:anchor="_Toc224490931" w:history="1">
+            <w:r>
+              <w:rPr>
+                <w:rStyle w:val="Hyperlink"/>
+                <w:noProof/>
+              </w:rPr>
+              <w:t>9.3</w:t>
+            </w:r>
+            <w:r>
+              <w:rPr>
+                <w:rFonts w:asciiTheme="minorHAnsi" w:eastAsiaTheme="minorEastAsia" w:hAnsiTheme="minorHAnsi"/>
+                <w:noProof/>
+                <w:sz w:val="24"/>
+                <w:szCs w:val="24"/>
+              </w:rPr>
+              <w:tab/>
+            </w:r>
+            <w:r>
+              <w:rPr>
+                <w:rStyle w:val="Hyperlink"/>
+                <w:noProof/>
+              </w:rPr>
+              <w:t>uSD DATA TRANSFER</w:t>
+            </w:r>
+            <w:r>
+              <w:rPr>
+                <w:noProof/>
+                <w:webHidden/>
+              </w:rPr>
+              <w:tab/>
+            </w:r>
+            <w:r>
+              <w:rPr>
+                <w:noProof/>
+                <w:webHidden/>
+              </w:rPr>
+              <w:fldChar w:fldCharType="begin"/>
+            </w:r>
+            <w:r>
+              <w:rPr>
+                <w:noProof/>
+                <w:webHidden/>
+              </w:rPr>
+              <w:instrText xml:space="preserve"> PAGEREF _Toc224490931 \h </w:instrText>
+            </w:r>
+            <w:r>
+              <w:rPr>
+                <w:noProof/>
+                <w:webHidden/>
+              </w:rPr>
+            </w:r>
+            <w:r>
+              <w:rPr>
+                <w:noProof/>
+                <w:webHidden/>
+              </w:rPr>
+              <w:fldChar w:fldCharType="separate"/>
+            </w:r>
+            <w:r>
+              <w:rPr>
+                <w:noProof/>
+                <w:webHidden/>
+              </w:rPr>
+              <w:t>21</w:t>
+            </w:r>
+            <w:r>
+              <w:rPr>
+                <w:noProof/>
+                <w:webHidden/>
+              </w:rPr>
+              <w:fldChar w:fldCharType="end"/>
+            </w:r>
+          </w:hyperlink>
+        </w:p>
+        <w:p>
+          <w:pPr>
+            <w:pStyle w:val="TOC2"/>
+            <w:tabs>
+              <w:tab w:val="left" w:pos="960"/>
+              <w:tab w:val="right" w:leader="dot" w:pos="9350"/>
+            </w:tabs>
+            <w:rPr>
+              <w:rFonts w:asciiTheme="minorHAnsi" w:eastAsiaTheme="minorEastAsia" w:hAnsiTheme="minorHAnsi"/>
+              <w:noProof/>
+              <w:sz w:val="24"/>
+              <w:szCs w:val="24"/>
+            </w:rPr>
+          </w:pPr>
+          <w:hyperlink w:anchor="_Toc224490932" w:history="1">
+            <w:r>
+              <w:rPr>
+                <w:rStyle w:val="Hyperlink"/>
+                <w:noProof/>
+              </w:rPr>
+              <w:t>9.4</w:t>
+            </w:r>
+            <w:r>
+              <w:rPr>
+                <w:rFonts w:asciiTheme="minorHAnsi" w:eastAsiaTheme="minorEastAsia" w:hAnsiTheme="minorHAnsi"/>
+                <w:noProof/>
+                <w:sz w:val="24"/>
+                <w:szCs w:val="24"/>
+              </w:rPr>
+              <w:tab/>
+            </w:r>
+            <w:r>
+              <w:rPr>
+                <w:rStyle w:val="Hyperlink"/>
+                <w:noProof/>
+              </w:rPr>
+              <w:t>ANTI-ALIASING FILTER DISCONTINUITY AT THE 0V:</w:t>
+            </w:r>
+            <w:r>
+              <w:rPr>
+                <w:noProof/>
+                <w:webHidden/>
+              </w:rPr>
+              <w:tab/>
+            </w:r>
+            <w:r>
+              <w:rPr>
+                <w:noProof/>
+                <w:webHidden/>
+              </w:rPr>
+              <w:fldChar w:fldCharType="begin"/>
+            </w:r>
+            <w:r>
+              <w:rPr>
+                <w:noProof/>
+                <w:webHidden/>
+              </w:rPr>
+              <w:instrText xml:space="preserve"> PAGEREF _Toc224490932 \h </w:instrText>
+            </w:r>
+            <w:r>
+              <w:rPr>
+                <w:noProof/>
+                <w:webHidden/>
+              </w:rPr>
+            </w:r>
+            <w:r>
+              <w:rPr>
+                <w:noProof/>
+                <w:webHidden/>
+              </w:rPr>
+              <w:fldChar w:fldCharType="separate"/>
+            </w:r>
+            <w:r>
+              <w:rPr>
+                <w:noProof/>
+                <w:webHidden/>
+              </w:rPr>
+              <w:t>22</w:t>
+            </w:r>
+            <w:r>
+              <w:rPr>
+                <w:noProof/>
+                <w:webHidden/>
+              </w:rPr>
+              <w:fldChar w:fldCharType="end"/>
+            </w:r>
+          </w:hyperlink>
+        </w:p>
+        <w:p>
+          <w:pPr>
+            <w:pStyle w:val="TOC1"/>
+            <w:tabs>
+              <w:tab w:val="left" w:pos="720"/>
+              <w:tab w:val="right" w:leader="dot" w:pos="9350"/>
+            </w:tabs>
+            <w:rPr>
+              <w:rFonts w:asciiTheme="minorHAnsi" w:eastAsiaTheme="minorEastAsia" w:hAnsiTheme="minorHAnsi"/>
+              <w:noProof/>
+              <w:sz w:val="24"/>
+              <w:szCs w:val="24"/>
+            </w:rPr>
+          </w:pPr>
+          <w:hyperlink w:anchor="_Toc224490933" w:history="1">
+            <w:r>
+              <w:rPr>
+                <w:rStyle w:val="Hyperlink"/>
+                <w:noProof/>
+              </w:rPr>
+              <w:t>10.</w:t>
+            </w:r>
+            <w:r>
+              <w:rPr>
+                <w:rFonts w:asciiTheme="minorHAnsi" w:eastAsiaTheme="minorEastAsia" w:hAnsiTheme="minorHAnsi"/>
+                <w:noProof/>
+                <w:sz w:val="24"/>
+                <w:szCs w:val="24"/>
+              </w:rPr>
+              <w:tab/>
+            </w:r>
+            <w:r>
+              <w:rPr>
+                <w:rStyle w:val="Hyperlink"/>
+                <w:noProof/>
+              </w:rPr>
               <w:t>ACKNOWLEDGEMENT</w:t>
             </w:r>
             <w:r>
@@ -2551,7 +2991,7 @@
                 <w:noProof/>
                 <w:webHidden/>
               </w:rPr>
-              <w:instrText xml:space="preserve"> PAGEREF _Toc224140486 \h </w:instrText>
+              <w:instrText xml:space="preserve"> PAGEREF _Toc224490933 \h </w:instrText>
             </w:r>
             <w:r>
               <w:rPr>
@@ -2571,7 +3011,7 @@
                 <w:noProof/>
                 <w:webHidden/>
               </w:rPr>
-              <w:t>19</w:t>
+              <w:t>23</w:t>
             </w:r>
             <w:r>
               <w:rPr>
@@ -2589,6 +3029,7 @@
               <w:bCs/>
               <w:noProof/>
             </w:rPr>
+            <w:lastRenderedPageBreak/>
             <w:fldChar w:fldCharType="end"/>
           </w:r>
         </w:p>
@@ -2734,6 +3175,38 @@
             </w:r>
             <w:r>
               <w:t xml:space="preserve"> - Preliminary</w:t>
+            </w:r>
+          </w:p>
+        </w:tc>
+        <w:tc>
+          <w:tcPr>
+            <w:tcW w:w="1517" w:type="dxa"/>
+          </w:tcPr>
+          <w:p>
+            <w:r>
+              <w:t>HSC</w:t>
+            </w:r>
+          </w:p>
+        </w:tc>
+      </w:tr>
+      <w:tr>
+        <w:tc>
+          <w:tcPr>
+            <w:tcW w:w="1434" w:type="dxa"/>
+          </w:tcPr>
+          <w:p>
+            <w:r>
+              <w:t>2026-03-14</w:t>
+            </w:r>
+          </w:p>
+        </w:tc>
+        <w:tc>
+          <w:tcPr>
+            <w:tcW w:w="6399" w:type="dxa"/>
+          </w:tcPr>
+          <w:p>
+            <w:r>
+              <w:t>Updated formatting and sample jitter</w:t>
             </w:r>
           </w:p>
         </w:tc>
@@ -2788,26 +3261,6 @@
           <w:p/>
         </w:tc>
       </w:tr>
-      <w:tr>
-        <w:tc>
-          <w:tcPr>
-            <w:tcW w:w="1434" w:type="dxa"/>
-          </w:tcPr>
-          <w:p/>
-        </w:tc>
-        <w:tc>
-          <w:tcPr>
-            <w:tcW w:w="6399" w:type="dxa"/>
-          </w:tcPr>
-          <w:p/>
-        </w:tc>
-        <w:tc>
-          <w:tcPr>
-            <w:tcW w:w="1517" w:type="dxa"/>
-          </w:tcPr>
-          <w:p/>
-        </w:tc>
-      </w:tr>
     </w:tbl>
     <w:p>
       <w:r>
@@ -2819,7 +3272,7 @@
         <w:pStyle w:val="Heading1"/>
       </w:pPr>
       <w:bookmarkStart w:id="1" w:name="_Hlk199332212"/>
-      <w:bookmarkStart w:id="2" w:name="_Toc224140460"/>
+      <w:bookmarkStart w:id="2" w:name="_Toc224490902"/>
       <w:r>
         <w:lastRenderedPageBreak/>
         <w:t>INTRODUCTION</w:t>
@@ -2833,7 +3286,7 @@
       <w:pPr>
         <w:pStyle w:val="Heading2"/>
       </w:pPr>
-      <w:bookmarkStart w:id="3" w:name="_Toc224140461"/>
+      <w:bookmarkStart w:id="3" w:name="_Toc224490903"/>
       <w:r>
         <w:t xml:space="preserve">THE </w:t>
       </w:r>
@@ -2850,16 +3303,34 @@
         <w:jc w:val="both"/>
       </w:pPr>
       <w:r>
-        <w:t>In modern embedded system design the default computational platform is almost always the microcontroller (</w:t>
+        <w:t xml:space="preserve">For most applications this </w:t>
+      </w:r>
+      <w:r>
+        <w:t>microcontroller (</w:t>
       </w:r>
       <w:r>
         <w:t>µ</w:t>
       </w:r>
       <w:r>
-        <w:t xml:space="preserve">C).  Devices such as the ARM Cortex M4 provide a powerful and flexible processing environment with a rich ecosystem of development tools, integrated peripherals, and software libraries.  For most applications this architecture provides an excellent balance of performance, cost, and development complexity.  It is therefore natural to ask an important engineering question: where does a pure </w:t>
-      </w:r>
-      <w:r>
-        <w:t xml:space="preserve">PL based </w:t>
+        <w:t>C</w:t>
+      </w:r>
+      <w:r>
+        <w:t xml:space="preserve">) </w:t>
+      </w:r>
+      <w:r>
+        <w:t xml:space="preserve">architecture provides an excellent balance of performance, cost, and development complexity.  It is therefore natural to ask an important engineering question: where does a pure </w:t>
+      </w:r>
+      <w:r>
+        <w:t>Processor Logic (</w:t>
+      </w:r>
+      <w:r>
+        <w:t>PL</w:t>
+      </w:r>
+      <w:r>
+        <w:t>)</w:t>
+      </w:r>
+      <w:r>
+        <w:t xml:space="preserve"> based </w:t>
       </w:r>
       <w:r>
         <w:t xml:space="preserve">FPGA system fit into this landscape?  </w:t>
@@ -2878,246 +3349,234 @@
         <w:jc w:val="both"/>
       </w:pPr>
       <w:r>
-        <w:t xml:space="preserve">There is nothing </w:t>
-      </w:r>
-      <w:r>
-        <w:t>easy</w:t>
-      </w:r>
-      <w:r>
-        <w:t xml:space="preserve"> or cheap</w:t>
-      </w:r>
-      <w:r>
-        <w:t xml:space="preserve"> about</w:t>
-      </w:r>
-      <w:r>
-        <w:t xml:space="preserve"> an FPGA – no comparisons will be made there.  Instead</w:t>
+        <w:t>In comparison t</w:t>
+      </w:r>
+      <w:r>
+        <w:t xml:space="preserve">here is nothing </w:t>
+      </w:r>
+      <w:r>
+        <w:t>eas</w:t>
+      </w:r>
+      <w:r>
+        <w:t xml:space="preserve">y, </w:t>
+      </w:r>
+      <w:r>
+        <w:t>cheap</w:t>
+      </w:r>
+      <w:r>
+        <w:t xml:space="preserve"> or quick </w:t>
+      </w:r>
+      <w:r>
+        <w:t>about</w:t>
+      </w:r>
+      <w:r>
+        <w:t xml:space="preserve"> an FPGA</w:t>
+      </w:r>
+      <w:r>
+        <w:t>.  The FPGA simply cannot compete in those categories, but for everything else it excels</w:t>
+      </w:r>
+      <w:r>
+        <w:t xml:space="preserve">.  </w:t>
+      </w:r>
+      <w:r>
+        <w:t>T</w:t>
+      </w:r>
+      <w:r>
+        <w:t xml:space="preserve">he challenge explored in this project is not a feature-for-feature comparison between an FPGA and a </w:t>
+      </w:r>
+      <w:r>
+        <w:t>µ</w:t>
+      </w:r>
+      <w:r>
+        <w:t>C.  Instead, the goal is to explore the practical capabilities of a pure PL FPGA platform by implementing two distinct design projects and observing how such a system compares in practice to what might traditionally be implemented on an ARM Cortex M4</w:t>
+      </w:r>
+      <w:r>
+        <w:t>/M7</w:t>
+      </w:r>
+      <w:r>
+        <w:t xml:space="preserve"> class device or higher.</w:t>
+      </w:r>
+    </w:p>
+    <w:p>
+      <w:pPr>
+        <w:jc w:val="both"/>
+      </w:pPr>
+    </w:p>
+    <w:p>
+      <w:pPr>
+        <w:jc w:val="both"/>
+      </w:pPr>
+      <w:r>
+        <w:t xml:space="preserve">The first phase of this exploration focuses on constructing an FPGA-based system that resembles the functional architecture commonly found in a </w:t>
+      </w:r>
+      <w:r>
+        <w:t>µ</w:t>
+      </w:r>
+      <w:r>
+        <w:t xml:space="preserve">C environment.  </w:t>
+      </w:r>
+      <w:r>
+        <w:t xml:space="preserve"> Within the PL</w:t>
       </w:r>
       <w:r>
         <w:t>,</w:t>
       </w:r>
       <w:r>
-        <w:t xml:space="preserve"> the challenge explored in this project is not a feature-for-feature comparison between an FPGA and a </w:t>
+        <w:t xml:space="preserve"> a subset of needed peripherals are implemented which include: </w:t>
+      </w:r>
+      <w:r>
+        <w:t>UART</w:t>
+      </w:r>
+      <w:r>
+        <w:t xml:space="preserve">, </w:t>
+      </w:r>
+      <w:r>
+        <w:t xml:space="preserve">SPI, DDR, </w:t>
+      </w:r>
+      <w:r>
+        <w:t>T</w:t>
+      </w:r>
+      <w:r>
+        <w:t xml:space="preserve">imers, </w:t>
+      </w:r>
+      <w:proofErr w:type="spellStart"/>
+      <w:r>
+        <w:t>PWM</w:t>
+      </w:r>
+      <w:proofErr w:type="spellEnd"/>
+      <w:r>
+        <w:t xml:space="preserve">, </w:t>
+      </w:r>
+      <w:r>
+        <w:t xml:space="preserve">Interrupt Controller, </w:t>
+      </w:r>
+      <w:proofErr w:type="spellStart"/>
+      <w:r>
+        <w:t>FPU</w:t>
+      </w:r>
+      <w:proofErr w:type="spellEnd"/>
+      <w:r>
+        <w:t xml:space="preserve"> </w:t>
+      </w:r>
+      <w:r>
+        <w:t>and other system services required to support a complete embedded application.</w:t>
+      </w:r>
+      <w:r>
+        <w:t xml:space="preserve">  </w:t>
+      </w:r>
+      <w:r>
+        <w:t xml:space="preserve">The resulting system demonstrates that the fundamental building blocks normally associated with a </w:t>
       </w:r>
       <w:r>
         <w:t>µ</w:t>
       </w:r>
       <w:r>
-        <w:t>C.  Instead, the goal is to explore the practical capabilities of a pure programmable logic (PL) FPGA platform by implementing two distinct design projects and observing how such a system compares, in practice, to what might traditionally be implemented on an ARM Cortex M4 class device or higher.</w:t>
-      </w:r>
-    </w:p>
-    <w:p>
-      <w:pPr>
-        <w:jc w:val="both"/>
-      </w:pPr>
-    </w:p>
-    <w:p>
-      <w:pPr>
-        <w:jc w:val="both"/>
-      </w:pPr>
-      <w:r>
-        <w:t xml:space="preserve">The first phase of this exploration focuses on constructing an FPGA-based system that resembles the functional architecture commonly found in a </w:t>
+        <w:t xml:space="preserve">C </w:t>
+      </w:r>
+      <w:r>
+        <w:t xml:space="preserve">can be </w:t>
+      </w:r>
+      <w:r>
+        <w:t>tailored specifically to create the device you need</w:t>
+      </w:r>
+      <w:r>
+        <w:t xml:space="preserve">. </w:t>
+      </w:r>
+      <w:r>
+        <w:t xml:space="preserve">  That said, incorporated into </w:t>
+      </w:r>
+      <w:r>
+        <w:t xml:space="preserve">this first </w:t>
+      </w:r>
+      <w:r>
+        <w:t>phase</w:t>
+      </w:r>
+      <w:r>
+        <w:t xml:space="preserve"> </w:t>
+      </w:r>
+      <w:r>
+        <w:t xml:space="preserve">a </w:t>
+      </w:r>
+      <w:r>
+        <w:t xml:space="preserve">preview of what lies ahead through the inclusion of </w:t>
+      </w:r>
+      <w:r>
+        <w:t xml:space="preserve">two </w:t>
+      </w:r>
+      <w:r>
+        <w:t>custom RTL-based</w:t>
+      </w:r>
+      <w:r>
+        <w:t xml:space="preserve"> IP</w:t>
+      </w:r>
+      <w:r>
+        <w:t xml:space="preserve"> blocks</w:t>
+      </w:r>
+      <w:r>
+        <w:t xml:space="preserve"> (aka </w:t>
+      </w:r>
+      <w:r>
+        <w:t>m</w:t>
+      </w:r>
+      <w:r>
+        <w:t>odules)</w:t>
+      </w:r>
+      <w:r>
+        <w:t xml:space="preserve"> – </w:t>
+      </w:r>
+      <w:r>
+        <w:t xml:space="preserve">something </w:t>
+      </w:r>
+      <w:r>
+        <w:t xml:space="preserve">you cannot do within a </w:t>
       </w:r>
       <w:r>
         <w:t>µ</w:t>
       </w:r>
       <w:r>
-        <w:t xml:space="preserve">C environment.  </w:t>
-      </w:r>
-      <w:r>
-        <w:t xml:space="preserve"> Within the PL</w:t>
+        <w:t>C</w:t>
+      </w:r>
+      <w:r>
+        <w:t xml:space="preserve"> along with a few other FPGA differentiators.  </w:t>
+      </w:r>
+    </w:p>
+    <w:p>
+      <w:pPr>
+        <w:jc w:val="both"/>
+      </w:pPr>
+    </w:p>
+    <w:p>
+      <w:pPr>
+        <w:pStyle w:val="Heading2"/>
+        <w:jc w:val="both"/>
+      </w:pPr>
+      <w:bookmarkStart w:id="4" w:name="_Toc224490904"/>
+      <w:r>
+        <w:t>PHASE 1 / PHASE 2</w:t>
+      </w:r>
+      <w:r>
+        <w:t>:</w:t>
+      </w:r>
+      <w:bookmarkEnd w:id="4"/>
+    </w:p>
+    <w:p>
+      <w:pPr>
+        <w:jc w:val="both"/>
+      </w:pPr>
+      <w:r>
+        <w:t>What is covered here is the Phase 1 project design</w:t>
+      </w:r>
+      <w:r>
+        <w:t>: PL, Hardware, and Firmware</w:t>
+      </w:r>
+      <w:r>
+        <w:t>.  In doing so I will show performance and limitations thereof, things I got wrong, and issues in hardware, firmware, and PL I intend to correct, and or</w:t>
       </w:r>
       <w:r>
         <w:t>,</w:t>
       </w:r>
       <w:r>
-        <w:t xml:space="preserve"> a subset of needed peripherals </w:t>
-      </w:r>
-      <w:proofErr w:type="gramStart"/>
-      <w:r>
-        <w:t>are</w:t>
-      </w:r>
-      <w:proofErr w:type="gramEnd"/>
-      <w:r>
-        <w:t xml:space="preserve"> implemented which include: </w:t>
-      </w:r>
-      <w:r>
-        <w:t>UART</w:t>
-      </w:r>
-      <w:r>
-        <w:t xml:space="preserve">, </w:t>
-      </w:r>
-      <w:r>
-        <w:t xml:space="preserve">SPI, DDR, </w:t>
-      </w:r>
-      <w:r>
-        <w:t>T</w:t>
-      </w:r>
-      <w:r>
-        <w:t xml:space="preserve">imers, </w:t>
-      </w:r>
-      <w:proofErr w:type="spellStart"/>
-      <w:r>
-        <w:t>PWM</w:t>
-      </w:r>
-      <w:proofErr w:type="spellEnd"/>
-      <w:r>
-        <w:t xml:space="preserve">, </w:t>
-      </w:r>
-      <w:r>
-        <w:t xml:space="preserve">Interrupt Controller, </w:t>
-      </w:r>
-      <w:proofErr w:type="spellStart"/>
-      <w:r>
-        <w:t>FPU</w:t>
-      </w:r>
-      <w:proofErr w:type="spellEnd"/>
-      <w:r>
-        <w:t xml:space="preserve"> </w:t>
-      </w:r>
-      <w:r>
-        <w:t>and other system services required to support a complete embedded application.</w:t>
-      </w:r>
-      <w:r>
-        <w:t xml:space="preserve">  </w:t>
-      </w:r>
-      <w:r>
-        <w:t xml:space="preserve">The resulting system demonstrates that the fundamental building blocks normally associated with a </w:t>
-      </w:r>
-      <w:r>
-        <w:t>µ</w:t>
-      </w:r>
-      <w:r>
-        <w:t xml:space="preserve">C </w:t>
-      </w:r>
-      <w:r>
-        <w:t xml:space="preserve">can be </w:t>
-      </w:r>
-      <w:r>
-        <w:t>tailored specifically to create the device you need</w:t>
-      </w:r>
-      <w:r>
-        <w:t xml:space="preserve">. </w:t>
-      </w:r>
-      <w:r>
-        <w:t xml:space="preserve">  That said, incorporated into </w:t>
-      </w:r>
-      <w:r>
-        <w:t xml:space="preserve">this first project </w:t>
-      </w:r>
-      <w:r>
-        <w:t xml:space="preserve">a </w:t>
-      </w:r>
-      <w:r>
-        <w:t xml:space="preserve">preview of what lies ahead through the inclusion of </w:t>
-      </w:r>
-      <w:r>
-        <w:t xml:space="preserve">two </w:t>
-      </w:r>
-      <w:r>
-        <w:t>custom RTL-based</w:t>
-      </w:r>
-      <w:r>
-        <w:t xml:space="preserve"> IP</w:t>
-      </w:r>
-      <w:r>
-        <w:t xml:space="preserve"> blocks</w:t>
-      </w:r>
-      <w:r>
-        <w:t xml:space="preserve"> (aka </w:t>
-      </w:r>
-      <w:r>
-        <w:t>m</w:t>
-      </w:r>
-      <w:r>
-        <w:t>odules)</w:t>
-      </w:r>
-      <w:r>
-        <w:t xml:space="preserve"> – </w:t>
-      </w:r>
-      <w:r>
-        <w:t xml:space="preserve">something </w:t>
-      </w:r>
-      <w:r>
-        <w:t xml:space="preserve">you cannot do within a </w:t>
-      </w:r>
-      <w:r>
-        <w:t>µ</w:t>
-      </w:r>
-      <w:r>
-        <w:t>C.</w:t>
-      </w:r>
-    </w:p>
-    <w:p>
-      <w:pPr>
-        <w:jc w:val="both"/>
-      </w:pPr>
-    </w:p>
-    <w:p>
-      <w:pPr>
-        <w:jc w:val="both"/>
-      </w:pPr>
-      <w:r>
-        <w:t>In the</w:t>
-      </w:r>
-      <w:r>
-        <w:t xml:space="preserve"> second phase </w:t>
-      </w:r>
-      <w:r>
-        <w:t>(to come) the focus shifts from “the FPGA can do that too” to “the FPGA can do so much more”</w:t>
-      </w:r>
-      <w:r>
-        <w:t xml:space="preserve">. </w:t>
-      </w:r>
-      <w:r>
-        <w:t xml:space="preserve"> </w:t>
-      </w:r>
-      <w:r>
-        <w:t xml:space="preserve">Rather than simply replicating </w:t>
-      </w:r>
-      <w:r>
-        <w:t>µ</w:t>
-      </w:r>
-      <w:r>
-        <w:t xml:space="preserve">C </w:t>
-      </w:r>
-      <w:r>
-        <w:t>peripherals, the design leverage</w:t>
-      </w:r>
-      <w:r>
-        <w:t>s</w:t>
-      </w:r>
-      <w:r>
-        <w:t xml:space="preserve"> capabilities that are inherently </w:t>
-      </w:r>
-      <w:r>
-        <w:t xml:space="preserve">more flexible and </w:t>
-      </w:r>
-      <w:r>
-        <w:t>impossible</w:t>
-      </w:r>
-      <w:r>
-        <w:t xml:space="preserve"> via a </w:t>
-      </w:r>
-      <w:r>
-        <w:t>µ</w:t>
-      </w:r>
-      <w:r>
-        <w:t xml:space="preserve">C.  </w:t>
-      </w:r>
-      <w:r>
-        <w:t>These include custom hardware processing blocks, internal FIFOs for buffering high-speed data paths, hardware-level signal conditioning, and increasingly sophisticated custom IP blocks such as enhanced ADC interfaces</w:t>
-      </w:r>
-      <w:r>
-        <w:t xml:space="preserve"> tied to timers and DMA</w:t>
-      </w:r>
-      <w:r>
-        <w:t xml:space="preserve">. </w:t>
-      </w:r>
-      <w:r>
-        <w:t xml:space="preserve"> </w:t>
-      </w:r>
-      <w:r>
-        <w:t>Much of the infrastructure created in the first phase is reused and extended, allowing the system to evolve beyond a microcontroller-style architecture and into a hardware-accelerated signal processing platform.</w:t>
+        <w:t xml:space="preserve"> address in Phase 2.</w:t>
       </w:r>
     </w:p>
     <w:p>
@@ -3130,36 +3589,11 @@
         <w:pStyle w:val="Heading2"/>
         <w:jc w:val="both"/>
       </w:pPr>
-      <w:bookmarkStart w:id="4" w:name="_Toc224140462"/>
-      <w:r>
-        <w:t>PHASE 1 / PHASE 2</w:t>
-      </w:r>
-      <w:r>
-        <w:t>:</w:t>
-      </w:r>
-      <w:bookmarkEnd w:id="4"/>
-    </w:p>
-    <w:p>
-      <w:pPr>
-        <w:jc w:val="both"/>
-      </w:pPr>
-      <w:r>
-        <w:t>What is covered here is the Phase 1 project design.  This document reflects ONLY that which I have completed to date.  In doing so I will show performance and limitations thereof, things I got wrong, and issues in hardware, firmware (PS), and PL I intend to correct, and or address in Phase 2.</w:t>
-      </w:r>
-    </w:p>
-    <w:p>
-      <w:pPr>
-        <w:jc w:val="both"/>
-      </w:pPr>
-    </w:p>
-    <w:p>
-      <w:pPr>
-        <w:pStyle w:val="Heading2"/>
-        <w:jc w:val="both"/>
-      </w:pPr>
-      <w:bookmarkStart w:id="5" w:name="_Toc224140463"/>
-      <w:r>
-        <w:lastRenderedPageBreak/>
+      <w:bookmarkStart w:id="5" w:name="_Toc224490905"/>
+      <w:r>
+        <w:t xml:space="preserve">SO </w:t>
+      </w:r>
+      <w:r>
         <w:t>WHAT IS IT</w:t>
       </w:r>
       <w:r>
@@ -3484,7 +3918,11 @@
         <w:t>µ</w:t>
       </w:r>
       <w:r>
-        <w:t>SD) storage device and performs real-time spectral analysis on the decoded audio stream.</w:t>
+        <w:t xml:space="preserve">SD) storage device and performs real-time spectral analysis on the </w:t>
+      </w:r>
+      <w:r>
+        <w:lastRenderedPageBreak/>
+        <w:t>decoded audio stream.</w:t>
       </w:r>
       <w:r>
         <w:t xml:space="preserve">  </w:t>
@@ -3597,16 +4035,11 @@
       <w:r>
         <w:t xml:space="preserve">(middleware) </w:t>
       </w:r>
-      <w:proofErr w:type="gramStart"/>
       <w:r>
         <w:t>include</w:t>
       </w:r>
       <w:r>
-        <w:t>:</w:t>
-      </w:r>
-      <w:proofErr w:type="gramEnd"/>
-      <w:r>
-        <w:t xml:space="preserve"> </w:t>
+        <w:t xml:space="preserve">: </w:t>
       </w:r>
       <w:r>
         <w:t xml:space="preserve"> </w:t>
@@ -3812,7 +4245,7 @@
         <w:pStyle w:val="Heading1"/>
         <w:jc w:val="both"/>
       </w:pPr>
-      <w:bookmarkStart w:id="6" w:name="_Toc224140464"/>
+      <w:bookmarkStart w:id="6" w:name="_Toc224490906"/>
       <w:r>
         <w:t>AT A GLANCE</w:t>
       </w:r>
@@ -3826,7 +4259,7 @@
         <w:pStyle w:val="Heading2"/>
         <w:jc w:val="both"/>
       </w:pPr>
-      <w:bookmarkStart w:id="7" w:name="_Toc224140465"/>
+      <w:bookmarkStart w:id="7" w:name="_Toc224490907"/>
       <w:r>
         <w:t xml:space="preserve">PL </w:t>
       </w:r>
@@ -3888,7 +4321,6 @@
       </w:pPr>
       <w:proofErr w:type="spellStart"/>
       <w:r>
-        <w:lastRenderedPageBreak/>
         <w:t>PWM</w:t>
       </w:r>
       <w:proofErr w:type="spellEnd"/>
@@ -3903,15 +4335,7 @@
         <w:jc w:val="both"/>
       </w:pPr>
       <w:r>
-        <w:t xml:space="preserve">2x SPI interfaced to 3x </w:t>
-      </w:r>
-      <w:proofErr w:type="gramStart"/>
-      <w:r>
-        <w:t>Peripherals</w:t>
-      </w:r>
-      <w:proofErr w:type="gramEnd"/>
-      <w:r>
-        <w:t xml:space="preserve"> </w:t>
+        <w:t xml:space="preserve">2x SPI interfaced to 3x Peripherals </w:t>
       </w:r>
     </w:p>
     <w:p>
@@ -4021,7 +4445,7 @@
         <w:pStyle w:val="Heading2"/>
         <w:jc w:val="both"/>
       </w:pPr>
-      <w:bookmarkStart w:id="8" w:name="_Toc224140466"/>
+      <w:bookmarkStart w:id="8" w:name="_Toc224490908"/>
       <w:proofErr w:type="spellStart"/>
       <w:r>
         <w:t>HW</w:t>
@@ -4084,6 +4508,7 @@
         <w:jc w:val="both"/>
       </w:pPr>
       <w:r>
+        <w:lastRenderedPageBreak/>
         <w:t>128x64 2.42” OLED Display</w:t>
       </w:r>
     </w:p>
@@ -4200,7 +4625,7 @@
       <w:pPr>
         <w:pStyle w:val="Heading2"/>
       </w:pPr>
-      <w:bookmarkStart w:id="9" w:name="_Toc224140467"/>
+      <w:bookmarkStart w:id="9" w:name="_Toc224490909"/>
       <w:r>
         <w:t>FW FEATURES:</w:t>
       </w:r>
@@ -4270,6 +4695,9 @@
       <w:r>
         <w:t>Two modes of operation</w:t>
       </w:r>
+      <w:r>
+        <w:t>: Audio and Signal</w:t>
+      </w:r>
     </w:p>
     <w:p>
       <w:pPr>
@@ -4281,9 +4709,8 @@
         <w:pStyle w:val="Heading2"/>
         <w:jc w:val="both"/>
       </w:pPr>
-      <w:bookmarkStart w:id="10" w:name="_Toc224140468"/>
-      <w:r>
-        <w:lastRenderedPageBreak/>
+      <w:bookmarkStart w:id="10" w:name="_Toc224490910"/>
+      <w:r>
         <w:t>SIMPLIFIED</w:t>
       </w:r>
       <w:r>
@@ -4300,7 +4727,7 @@
           <w:noProof/>
         </w:rPr>
         <w:drawing>
-          <wp:inline distT="0" distB="0" distL="0" distR="0" wp14:anchorId="6523967C" wp14:editId="2B805BFF">
+          <wp:inline distT="0" distB="0" distL="0" distR="0" wp14:anchorId="6523967C" wp14:editId="7E4ECD36">
             <wp:extent cx="5936615" cy="3752850"/>
             <wp:effectExtent l="0" t="0" r="6985" b="0"/>
             <wp:docPr id="580303348" name="Picture 1"/>
@@ -4358,7 +4785,7 @@
       <w:pPr>
         <w:pStyle w:val="Heading1"/>
       </w:pPr>
-      <w:bookmarkStart w:id="11" w:name="_Toc224140469"/>
+      <w:bookmarkStart w:id="11" w:name="_Toc224490911"/>
       <w:r>
         <w:t xml:space="preserve">PROJECT </w:t>
       </w:r>
@@ -4426,8 +4853,9 @@
       <w:pPr>
         <w:pStyle w:val="Heading2"/>
       </w:pPr>
-      <w:bookmarkStart w:id="12" w:name="_Toc224140470"/>
-      <w:r>
+      <w:bookmarkStart w:id="12" w:name="_Toc224490912"/>
+      <w:r>
+        <w:lastRenderedPageBreak/>
         <w:t>FIRMWARE:</w:t>
       </w:r>
       <w:bookmarkEnd w:id="12"/>
@@ -4467,7 +4895,7 @@
       <w:pPr>
         <w:pStyle w:val="Heading2"/>
       </w:pPr>
-      <w:bookmarkStart w:id="13" w:name="_Toc224140471"/>
+      <w:bookmarkStart w:id="13" w:name="_Toc224490913"/>
       <w:r>
         <w:t>HARDWARE:</w:t>
       </w:r>
@@ -4528,21 +4956,8 @@
         <w:t xml:space="preserve"> memories </w:t>
       </w:r>
       <w:r>
-        <w:t xml:space="preserve">before I knew ahead of </w:t>
-      </w:r>
-      <w:proofErr w:type="gramStart"/>
-      <w:r>
-        <w:t>time</w:t>
-      </w:r>
-      <w:proofErr w:type="gramEnd"/>
-      <w:r>
-        <w:t xml:space="preserve"> I was looking at 3 revisions of a </w:t>
-      </w:r>
-      <w:proofErr w:type="gramStart"/>
-      <w:r>
-        <w:t>6 layer</w:t>
-      </w:r>
-      <w:proofErr w:type="gramEnd"/>
+        <w:t>before I knew ahead of time I was looking at 3 revisions of a 6 layer</w:t>
+      </w:r>
       <w:r>
         <w:t xml:space="preserve"> PCB</w:t>
       </w:r>
@@ -4577,9 +4992,8 @@
       <w:pPr>
         <w:pStyle w:val="Heading1"/>
       </w:pPr>
-      <w:bookmarkStart w:id="14" w:name="_Toc224140472"/>
-      <w:r>
-        <w:lastRenderedPageBreak/>
+      <w:bookmarkStart w:id="14" w:name="_Toc224490914"/>
+      <w:r>
         <w:t>MODES OF OPERATION:</w:t>
       </w:r>
       <w:bookmarkEnd w:id="14"/>
@@ -4619,7 +5033,7 @@
       <w:pPr>
         <w:pStyle w:val="Heading2"/>
       </w:pPr>
-      <w:bookmarkStart w:id="15" w:name="_Toc224140473"/>
+      <w:bookmarkStart w:id="15" w:name="_Toc224490915"/>
       <w:r>
         <w:t>AUDIO SA MODE DETAILS</w:t>
       </w:r>
@@ -4714,35 +5128,96 @@
         <w:t xml:space="preserve">circular </w:t>
       </w:r>
       <w:r>
-        <w:t xml:space="preserve">buffer sized at 22K samples / 44KB. </w:t>
+        <w:t>buffer sized at 22K samples / 44KB</w:t>
+      </w:r>
+      <w:r>
+        <w:t xml:space="preserve"> (int16_t data)</w:t>
+      </w:r>
+      <w:r>
+        <w:t xml:space="preserve">. </w:t>
       </w:r>
       <w:r>
         <w:t xml:space="preserve"> </w:t>
       </w:r>
       <w:r>
-        <w:t xml:space="preserve">This large buffer exists to reduce the frequency of µSD card read operations and to provide margin against storage access latency. </w:t>
+        <w:t>This large</w:t>
+      </w:r>
+      <w:r>
+        <w:t>, main</w:t>
+      </w:r>
+      <w:r>
+        <w:t xml:space="preserve"> buffer exists to reduce the frequency of µSD card read operations and to provide margin against storage access latency. </w:t>
       </w:r>
       <w:r>
         <w:t xml:space="preserve"> </w:t>
       </w:r>
       <w:r>
-        <w:t xml:space="preserve">From this streaming buffer the system fills a smaller </w:t>
+        <w:t>F</w:t>
+      </w:r>
+      <w:r>
+        <w:t>or</w:t>
+      </w:r>
+      <w:r>
+        <w:t xml:space="preserve"> this streaming buffer the system fills a smaller</w:t>
+      </w:r>
+      <w:r>
+        <w:t>, secondary</w:t>
+      </w:r>
+      <w:r>
+        <w:t xml:space="preserve"> </w:t>
       </w:r>
       <w:r>
         <w:t xml:space="preserve">4KB </w:t>
       </w:r>
       <w:r>
-        <w:t xml:space="preserve">feed buffer which serves as the more immediate source for playback and FFT sample collection. </w:t>
+        <w:t xml:space="preserve">feed buffer which serves </w:t>
+      </w:r>
+      <w:r>
+        <w:t>to replenish the larger buffer</w:t>
+      </w:r>
+      <w:r>
+        <w:t xml:space="preserve">. </w:t>
       </w:r>
       <w:r>
         <w:t xml:space="preserve"> </w:t>
       </w:r>
       <w:r>
-        <w:t>In this way the buffering scheme is staged: mass storage feeds the large streaming buffer, the streaming buffer feeds the smaller feed buffer, and the feed buffer supports both playback and FFT processing.</w:t>
+        <w:t xml:space="preserve">In this way the buffering scheme is staged: mass storage feeds the </w:t>
+      </w:r>
+      <w:r>
+        <w:t>main</w:t>
+      </w:r>
+      <w:r>
+        <w:t xml:space="preserve"> streaming buffer</w:t>
+      </w:r>
+      <w:r>
+        <w:t xml:space="preserve"> on start</w:t>
+      </w:r>
+      <w:r>
+        <w:t>, the</w:t>
+      </w:r>
+      <w:r>
+        <w:t>reafter the main buffer is feed from the secondary buffer as space becomes available</w:t>
+      </w:r>
+      <w:r>
+        <w:t xml:space="preserve">, </w:t>
+      </w:r>
+      <w:r>
+        <w:t xml:space="preserve">as the main </w:t>
+      </w:r>
+      <w:r>
+        <w:t>buffer supports both playback and FFT processing.</w:t>
       </w:r>
       <w:r>
         <w:t xml:space="preserve">  The buffer is sized to support a max audio sample of 22050Hz playback.</w:t>
       </w:r>
+      <w:r>
+        <w:t xml:space="preserve">  It </w:t>
+      </w:r>
+      <w:r>
+        <w:lastRenderedPageBreak/>
+        <w:t>could have been sized larger, but I choose to limit the size here, with planned use of that memory in phase 2.</w:t>
+      </w:r>
     </w:p>
     <w:p>
       <w:pPr>
@@ -4762,15 +5237,7 @@
       </w:r>
       <w:proofErr w:type="spellEnd"/>
       <w:r>
-        <w:t>) configured to run at the audio playback sample rate</w:t>
-      </w:r>
-      <w:proofErr w:type="gramStart"/>
-      <w:r>
-        <w:t xml:space="preserve">. </w:t>
-      </w:r>
-      <w:proofErr w:type="gramEnd"/>
-      <w:r>
-        <w:t xml:space="preserve">For a playback rate of 16KHz, the </w:t>
+        <w:t xml:space="preserve">) configured to run at the audio playback sample rate. For a playback rate of 16KHz, the </w:t>
       </w:r>
       <w:proofErr w:type="spellStart"/>
       <w:r>
@@ -4862,27 +5329,26 @@
             <m:t>μs</m:t>
           </m:r>
           <m:r>
+            <m:rPr>
+              <m:sty m:val="p"/>
+            </m:rPr>
             <w:br/>
           </m:r>
         </m:oMath>
       </m:oMathPara>
       <w:r>
-        <w:t xml:space="preserve">This means one audio sample is processed every </w:t>
-      </w:r>
-      <w:r>
-        <w:rPr>
-          <w:b/>
-          <w:bCs/>
-        </w:rPr>
-        <w:t>62.5µs</w:t>
-      </w:r>
-      <w:r>
-        <w:t xml:space="preserve">. </w:t>
+        <w:t xml:space="preserve">This means one audio sample is processed </w:t>
+      </w:r>
+      <w:r>
+        <w:t>every 62.5µs.</w:t>
       </w:r>
       <w:r>
         <w:t xml:space="preserve"> </w:t>
       </w:r>
       <w:r>
+        <w:t xml:space="preserve"> </w:t>
+      </w:r>
+      <w:r>
         <w:t xml:space="preserve">As playback proceeds, samples are simultaneously routed to the </w:t>
       </w:r>
       <w:proofErr w:type="spellStart"/>
@@ -4897,7 +5363,7 @@
         <w:t xml:space="preserve"> </w:t>
       </w:r>
       <w:r>
-        <w:t xml:space="preserve">The FFT sample buffer contains 1024 samples, therefore the time required to fully populate it at 16KHz </w:t>
+        <w:t xml:space="preserve">The FFT sample buffer contains 1024 samples, therefore the time required to fully populate at 16KHz </w:t>
       </w:r>
       <w:r>
         <w:t xml:space="preserve">playback </w:t>
@@ -5031,15 +5497,7 @@
         <w:jc w:val="both"/>
       </w:pPr>
       <w:r>
-        <w:t>Thus, under continuous playback, a new 1024-point FFT frame becomes available every 64ms</w:t>
-      </w:r>
-      <w:proofErr w:type="gramStart"/>
-      <w:r>
-        <w:t xml:space="preserve">. </w:t>
-      </w:r>
-      <w:proofErr w:type="gramEnd"/>
-      <w:r>
-        <w:t>This corresponds to an FFT update rate of:</w:t>
+        <w:t>Thus, under continuous playback, a new 1024-point FFT frame becomes available every 64ms. This corresponds to an FFT update rate of:</w:t>
       </w:r>
     </w:p>
     <w:p>
@@ -5092,12 +5550,21 @@
             <m:t>Hz</m:t>
           </m:r>
           <m:r>
+            <m:rPr>
+              <m:sty m:val="p"/>
+            </m:rPr>
             <w:br/>
           </m:r>
         </m:oMath>
       </m:oMathPara>
       <w:r>
-        <w:t xml:space="preserve">or approximately 15.6 spectral updates per second. </w:t>
+        <w:t>or approximately 15.6</w:t>
+      </w:r>
+      <w:r>
+        <w:t>Hz</w:t>
+      </w:r>
+      <w:r>
+        <w:t xml:space="preserve"> spectral updates per second. </w:t>
       </w:r>
       <w:r>
         <w:t xml:space="preserve"> </w:t>
@@ -5117,17 +5584,13 @@
       </w:r>
       <w:proofErr w:type="spellEnd"/>
       <w:r>
-        <w:t xml:space="preserve"> audio, each sample is </w:t>
-      </w:r>
-      <w:r>
-        <w:rPr>
-          <w:b/>
-          <w:bCs/>
-        </w:rPr>
-        <w:t>2 bytes</w:t>
-      </w:r>
-      <w:r>
-        <w:t>, giving:</w:t>
+        <w:t xml:space="preserve"> audio, each sample </w:t>
+      </w:r>
+      <w:r>
+        <w:t>is 2 bytes,</w:t>
+      </w:r>
+      <w:r>
+        <w:t xml:space="preserve"> giving:</w:t>
       </w:r>
     </w:p>
     <w:p>
@@ -5180,12 +5643,21 @@
             <m:t>samples</m:t>
           </m:r>
           <m:r>
+            <m:rPr>
+              <m:sty m:val="p"/>
+            </m:rPr>
             <w:br/>
           </m:r>
         </m:oMath>
       </m:oMathPara>
       <w:r>
-        <w:t>At 16KHz playback this buffer represents:</w:t>
+        <w:t xml:space="preserve">At 16KHz playback this </w:t>
+      </w:r>
+      <w:r>
+        <w:t xml:space="preserve">secondary </w:t>
+      </w:r>
+      <w:r>
+        <w:t>buffer represents:</w:t>
       </w:r>
     </w:p>
     <w:p>
@@ -5238,6 +5710,9 @@
             <m:t>ms</m:t>
           </m:r>
           <m:r>
+            <m:rPr>
+              <m:sty m:val="p"/>
+            </m:rPr>
             <w:br/>
           </m:r>
         </m:oMath>
@@ -5300,9 +5775,6 @@
               <w:rFonts w:ascii="Cambria Math" w:hAnsi="Cambria Math"/>
             </w:rPr>
             <m:t>samples</m:t>
-          </m:r>
-          <m:r>
-            <w:br/>
           </m:r>
         </m:oMath>
       </m:oMathPara>
@@ -5418,15 +5890,7 @@
         <w:t xml:space="preserve">As such I take a moment to expand upon it here.  </w:t>
       </w:r>
       <w:r>
-        <w:t xml:space="preserve">Both modes rely heavily on the sample rate </w:t>
-      </w:r>
-      <w:proofErr w:type="gramStart"/>
-      <w:r>
-        <w:t>interrupt</w:t>
-      </w:r>
-      <w:proofErr w:type="gramEnd"/>
-      <w:r>
-        <w:t xml:space="preserve"> timer</w:t>
+        <w:t>Both modes rely heavily on the sample rate interrupt timer</w:t>
       </w:r>
       <w:r>
         <w:t xml:space="preserve"> (AXI Timer 1)</w:t>
@@ -5446,23 +5910,7 @@
         <w:t xml:space="preserve"> </w:t>
       </w:r>
       <w:r>
-        <w:t xml:space="preserve">is capable of normal and low latency (fast) </w:t>
-      </w:r>
-      <w:proofErr w:type="gramStart"/>
-      <w:r>
-        <w:t>interrupts</w:t>
-      </w:r>
-      <w:proofErr w:type="gramEnd"/>
-      <w:r>
-        <w:t xml:space="preserve">.  Normal interrupts use the AXI </w:t>
-      </w:r>
-      <w:proofErr w:type="gramStart"/>
-      <w:r>
-        <w:t>interrupt</w:t>
-      </w:r>
-      <w:proofErr w:type="gramEnd"/>
-      <w:r>
-        <w:t xml:space="preserve"> controller </w:t>
+        <w:t xml:space="preserve">is capable of normal and low latency (fast) interrupts.  Normal interrupts use the AXI interrupt controller </w:t>
       </w:r>
       <w:r>
         <w:t xml:space="preserve">and </w:t>
@@ -5507,47 +5955,165 @@
       <w:r>
         <w:t xml:space="preserve"> </w:t>
       </w:r>
-      <w:proofErr w:type="gramStart"/>
-      <w:r>
-        <w:t>interrupts</w:t>
-      </w:r>
-      <w:proofErr w:type="gramEnd"/>
+      <w:r>
+        <w:t xml:space="preserve">interrupts </w:t>
+      </w:r>
+      <w:r>
+        <w:t>are processed within a</w:t>
+      </w:r>
+      <w:r>
+        <w:t xml:space="preserve">bout 10 </w:t>
+      </w:r>
+      <w:r>
+        <w:t>cycles</w:t>
+      </w:r>
+      <w:r>
+        <w:t>, generally speaking</w:t>
+      </w:r>
+      <w:r>
+        <w:t xml:space="preserve">, </w:t>
+      </w:r>
+      <w:r>
+        <w:t xml:space="preserve">on par </w:t>
+      </w:r>
+      <w:r>
+        <w:t xml:space="preserve">with ARM Cortex M4.  That said, most M4 and M7 designs clock in excess of 100MHz, so the actual time from detection to </w:t>
+      </w:r>
+      <w:proofErr w:type="spellStart"/>
+      <w:r>
+        <w:t>ISR</w:t>
+      </w:r>
+      <w:proofErr w:type="spellEnd"/>
+      <w:r>
+        <w:t xml:space="preserve"> jump</w:t>
+      </w:r>
+      <w:r>
+        <w:t xml:space="preserve"> and </w:t>
+      </w:r>
+      <w:proofErr w:type="spellStart"/>
+      <w:r>
+        <w:t>ISR</w:t>
+      </w:r>
+      <w:proofErr w:type="spellEnd"/>
+      <w:r>
+        <w:t xml:space="preserve"> processing</w:t>
+      </w:r>
+      <w:r>
+        <w:t xml:space="preserve"> is less.  </w:t>
+      </w:r>
+      <w:r>
+        <w:t xml:space="preserve">Part of </w:t>
+      </w:r>
+      <w:r>
+        <w:t xml:space="preserve">the interrupt mechanism </w:t>
+      </w:r>
+      <w:r>
+        <w:t>is architectural, and part is simply clock speed</w:t>
+      </w:r>
+      <w:r>
+        <w:t xml:space="preserve"> (cycle time)</w:t>
+      </w:r>
+      <w:r>
+        <w:t xml:space="preserve">: </w:t>
+      </w:r>
+      <w:r>
+        <w:t xml:space="preserve">The phase 1 design </w:t>
+      </w:r>
+      <w:r>
+        <w:t>runs at 100MHz</w:t>
+      </w:r>
+      <w:r>
+        <w:t xml:space="preserve">.  </w:t>
+      </w:r>
+      <w:r>
+        <w:t xml:space="preserve">In phase 2 I will attempt to run the same design </w:t>
+      </w:r>
+      <w:r>
+        <w:t>to 150</w:t>
+      </w:r>
+      <w:r>
+        <w:t>MHz</w:t>
+      </w:r>
+      <w:r>
+        <w:t xml:space="preserve">.  A difference with a distinction.  While </w:t>
+      </w:r>
+      <w:r>
+        <w:t>µ</w:t>
+      </w:r>
+      <w:r>
+        <w:t>C</w:t>
+      </w:r>
+      <w:r>
+        <w:t>s</w:t>
+      </w:r>
+      <w:r>
+        <w:t xml:space="preserve"> are typically </w:t>
+      </w:r>
+      <w:r>
+        <w:lastRenderedPageBreak/>
+        <w:t xml:space="preserve">specified with a fixed max clock speed, FPGAs come in speed grades </w:t>
+      </w:r>
+      <w:r>
+        <w:t>-</w:t>
+      </w:r>
+      <w:r>
+        <w:t xml:space="preserve">1, </w:t>
+      </w:r>
+      <w:r>
+        <w:t>-</w:t>
+      </w:r>
+      <w:r>
+        <w:t xml:space="preserve">2, </w:t>
+      </w:r>
+      <w:r>
+        <w:t>-</w:t>
+      </w:r>
+      <w:r>
+        <w:t>3 (slow, faster, fastest).  Generally speaking</w:t>
+      </w:r>
+      <w:r>
+        <w:t>,</w:t>
+      </w:r>
+      <w:r>
+        <w:t xml:space="preserve"> the speed grade represents a “possible” range of the max fabric clock frequency.  At speed grade</w:t>
+      </w:r>
+      <w:r>
+        <w:t xml:space="preserve"> 1</w:t>
+      </w:r>
+      <w:r>
+        <w:t xml:space="preserve"> is maybe possible to get a max of 200MHz.  If this is </w:t>
+      </w:r>
+      <w:r>
+        <w:t>repeatable</w:t>
+      </w:r>
+      <w:r>
+        <w:t xml:space="preserve"> across devices will be device and design dependent.  That said, 100MHz is just a known starting point.  Nesting, </w:t>
+      </w:r>
+      <w:r>
+        <w:t xml:space="preserve">the </w:t>
+      </w:r>
+      <w:proofErr w:type="spellStart"/>
+      <w:r>
+        <w:t>MicroBlaze</w:t>
+      </w:r>
+      <w:proofErr w:type="spellEnd"/>
+      <w:r>
+        <w:t xml:space="preserve"> interrupt controller does not support a true nested interrupt model where one interrupt preempts another already in service, though it does support interrupt priority</w:t>
+      </w:r>
+      <w:r>
+        <w:t xml:space="preserve"> (fixed in the PL design)</w:t>
+      </w:r>
+      <w:r>
+        <w:t xml:space="preserve">. </w:t>
+      </w:r>
       <w:r>
         <w:t xml:space="preserve"> </w:t>
       </w:r>
       <w:r>
-        <w:t>are processed within a</w:t>
-      </w:r>
-      <w:r>
-        <w:t xml:space="preserve">bout 10 </w:t>
-      </w:r>
-      <w:r>
-        <w:t>cycles</w:t>
-      </w:r>
-      <w:proofErr w:type="gramStart"/>
-      <w:r>
-        <w:t>, generally speaking</w:t>
-      </w:r>
-      <w:r>
-        <w:t xml:space="preserve">, </w:t>
-      </w:r>
-      <w:r>
-        <w:t>on</w:t>
-      </w:r>
-      <w:proofErr w:type="gramEnd"/>
-      <w:r>
-        <w:t xml:space="preserve"> par </w:t>
-      </w:r>
-      <w:r>
-        <w:t xml:space="preserve">with ARM Cortex M4.  That said, most M4 and M7 designs clock </w:t>
-      </w:r>
-      <w:proofErr w:type="gramStart"/>
-      <w:r>
-        <w:t>in excess of</w:t>
-      </w:r>
-      <w:proofErr w:type="gramEnd"/>
-      <w:r>
-        <w:t xml:space="preserve"> 100MHz, so the actual time from detection to </w:t>
+        <w:t>In this project that reality strongly influenced the overall firmware architecture, the selected FFT size, and the balance between playback, analysis, and display update rate.</w:t>
+      </w:r>
+      <w:r>
+        <w:t xml:space="preserve">  Lastly, all </w:t>
       </w:r>
       <w:proofErr w:type="spellStart"/>
       <w:r>
@@ -5555,185 +6121,48 @@
       </w:r>
       <w:proofErr w:type="spellEnd"/>
       <w:r>
-        <w:t xml:space="preserve"> jump</w:t>
-      </w:r>
-      <w:r>
-        <w:t xml:space="preserve"> and </w:t>
+        <w:t xml:space="preserve"> are placed in (Local Block Memory) LBM (FPGA block RAM directly attached to the </w:t>
       </w:r>
       <w:proofErr w:type="spellStart"/>
       <w:r>
-        <w:t>ISR</w:t>
+        <w:t>MicroBlaze</w:t>
       </w:r>
       <w:proofErr w:type="spellEnd"/>
       <w:r>
-        <w:t xml:space="preserve"> processing</w:t>
-      </w:r>
-      <w:r>
-        <w:t xml:space="preserve"> is less.  </w:t>
-      </w:r>
-      <w:r>
-        <w:t xml:space="preserve">Part of </w:t>
-      </w:r>
-      <w:r>
-        <w:t xml:space="preserve">the </w:t>
-      </w:r>
-      <w:proofErr w:type="gramStart"/>
-      <w:r>
-        <w:t>interrupt</w:t>
-      </w:r>
-      <w:proofErr w:type="gramEnd"/>
-      <w:r>
-        <w:t xml:space="preserve"> mechanism </w:t>
-      </w:r>
-      <w:r>
-        <w:t xml:space="preserve">is architectural, and part is simply </w:t>
-      </w:r>
-      <w:proofErr w:type="gramStart"/>
-      <w:r>
-        <w:t>clock</w:t>
-      </w:r>
-      <w:proofErr w:type="gramEnd"/>
-      <w:r>
-        <w:t xml:space="preserve"> speed</w:t>
-      </w:r>
-      <w:r>
-        <w:t xml:space="preserve"> (cycle time)</w:t>
-      </w:r>
-      <w:r>
-        <w:t xml:space="preserve">: </w:t>
-      </w:r>
-      <w:r>
-        <w:t xml:space="preserve">The phase 1 design </w:t>
-      </w:r>
-      <w:r>
-        <w:t>runs at 100MHz</w:t>
+        <w:t xml:space="preserve"> – runs exceptionally fast) and not within DDR3 space.  The overall size of the application dictates that most of it run</w:t>
+      </w:r>
+      <w:r>
+        <w:t>s</w:t>
+      </w:r>
+      <w:r>
+        <w:t xml:space="preserve"> from DDR space, targeting LBM for specific use where speed is paramount.</w:t>
+      </w:r>
+      <w:r>
+        <w:t xml:space="preserve">  </w:t>
+      </w:r>
+      <w:r>
+        <w:t xml:space="preserve">Another distinction here is the FPGA application runs (mostly from DDR or LBM memory) whereas with the </w:t>
+      </w:r>
+      <w:r>
+        <w:t>µ</w:t>
+      </w:r>
+      <w:r>
+        <w:t>C</w:t>
+      </w:r>
+      <w:r>
+        <w:t xml:space="preserve"> the application runs from FLASH.  This creates a more complex linker – the reader is encouraged to review the linker file (</w:t>
+      </w:r>
+      <w:proofErr w:type="spellStart"/>
+      <w:r>
+        <w:t>lscript.ld</w:t>
+      </w:r>
+      <w:proofErr w:type="spellEnd"/>
+      <w:r>
+        <w:t>)</w:t>
       </w:r>
       <w:r>
         <w:t xml:space="preserve">.  </w:t>
       </w:r>
-      <w:r>
-        <w:t xml:space="preserve">In phase 2 I will attempt to run the same design </w:t>
-      </w:r>
-      <w:r>
-        <w:t>to 150</w:t>
-      </w:r>
-      <w:r>
-        <w:t>MHz</w:t>
-      </w:r>
-      <w:r>
-        <w:t xml:space="preserve">.  A difference with a distinction.  While </w:t>
-      </w:r>
-      <w:r>
-        <w:t>µ</w:t>
-      </w:r>
-      <w:r>
-        <w:t>C</w:t>
-      </w:r>
-      <w:r>
-        <w:t>s</w:t>
-      </w:r>
-      <w:r>
-        <w:t xml:space="preserve"> are typically specified with a fixed max clock speed, FPGAs come in speed grades </w:t>
-      </w:r>
-      <w:r>
-        <w:t>-</w:t>
-      </w:r>
-      <w:r>
-        <w:t xml:space="preserve">1, </w:t>
-      </w:r>
-      <w:r>
-        <w:t>-</w:t>
-      </w:r>
-      <w:r>
-        <w:t xml:space="preserve">2, </w:t>
-      </w:r>
-      <w:r>
-        <w:t>-</w:t>
-      </w:r>
-      <w:r>
-        <w:t xml:space="preserve">3 (slow, faster, fastest).  Generally </w:t>
-      </w:r>
-      <w:proofErr w:type="gramStart"/>
-      <w:r>
-        <w:t>speaking</w:t>
-      </w:r>
-      <w:proofErr w:type="gramEnd"/>
-      <w:r>
-        <w:t xml:space="preserve"> the speed grade represents a “possible” range of the max fabric clock frequency.  At speed grade</w:t>
-      </w:r>
-      <w:r>
-        <w:t xml:space="preserve"> 1</w:t>
-      </w:r>
-      <w:r>
-        <w:t xml:space="preserve"> is maybe possible to get a </w:t>
-      </w:r>
-      <w:proofErr w:type="gramStart"/>
-      <w:r>
-        <w:t>max</w:t>
-      </w:r>
-      <w:proofErr w:type="gramEnd"/>
-      <w:r>
-        <w:t xml:space="preserve"> of 200MHz.  If this is </w:t>
-      </w:r>
-      <w:r>
-        <w:t>repeatable</w:t>
-      </w:r>
-      <w:r>
-        <w:t xml:space="preserve"> across devices will be device and design dependent.  That said, 100MHz is just a known starting point.  Nesting, </w:t>
-      </w:r>
-      <w:r>
-        <w:t xml:space="preserve">the </w:t>
-      </w:r>
-      <w:proofErr w:type="spellStart"/>
-      <w:r>
-        <w:t>MicroBlaze</w:t>
-      </w:r>
-      <w:proofErr w:type="spellEnd"/>
-      <w:r>
-        <w:t xml:space="preserve"> interrupt controller does not support a true nested interrupt model where one </w:t>
-      </w:r>
-      <w:proofErr w:type="gramStart"/>
-      <w:r>
-        <w:t>interrupt</w:t>
-      </w:r>
-      <w:proofErr w:type="gramEnd"/>
-      <w:r>
-        <w:t xml:space="preserve"> preempts another already in service, though it does support interrupt priority. </w:t>
-      </w:r>
-      <w:r>
-        <w:t xml:space="preserve"> </w:t>
-      </w:r>
-      <w:r>
-        <w:t>In this project that reality strongly influenced the overall firmware architecture, the selected FFT size, and the balance between playback, analysis, and display update rate.</w:t>
-      </w:r>
-      <w:r>
-        <w:t xml:space="preserve">  Lastly, all </w:t>
-      </w:r>
-      <w:proofErr w:type="spellStart"/>
-      <w:r>
-        <w:t>ISR</w:t>
-      </w:r>
-      <w:proofErr w:type="spellEnd"/>
-      <w:r>
-        <w:t xml:space="preserve"> are placed in (Local Block Memory) LBM (FPGA block RAM directly attached to the </w:t>
-      </w:r>
-      <w:proofErr w:type="spellStart"/>
-      <w:r>
-        <w:t>MicroBlaze</w:t>
-      </w:r>
-      <w:proofErr w:type="spellEnd"/>
-      <w:r>
-        <w:t xml:space="preserve"> – runs exceptionally fast) and not within DDR3 space.  The overall size of the application dictates that most of it run</w:t>
-      </w:r>
-      <w:r>
-        <w:t>s</w:t>
-      </w:r>
-      <w:r>
-        <w:t xml:space="preserve"> from DDR3 space, targeting LBM for specific use where speed is paramount.</w:t>
-      </w:r>
-      <w:r>
-        <w:t xml:space="preserve">  The linker file is quite extensive and detailed to support this.  </w:t>
-      </w:r>
     </w:p>
     <w:p>
       <w:pPr>
@@ -5749,9 +6178,8 @@
       <w:pPr>
         <w:pStyle w:val="Heading2"/>
       </w:pPr>
-      <w:bookmarkStart w:id="16" w:name="_Toc224140474"/>
-      <w:r>
-        <w:lastRenderedPageBreak/>
+      <w:bookmarkStart w:id="16" w:name="_Toc224490916"/>
+      <w:r>
         <w:t>SIGNAL SA MODE DETAILS</w:t>
       </w:r>
       <w:r>
@@ -5870,27 +6298,37 @@
         <w:jc w:val="both"/>
       </w:pPr>
       <w:r>
-        <w:t>Signal acquisition begins with the sample-rate timer interrupt</w:t>
-      </w:r>
-      <w:proofErr w:type="gramStart"/>
+        <w:t xml:space="preserve">Signal acquisition </w:t>
+      </w:r>
+      <w:r>
+        <w:t xml:space="preserve">is a two interrupt event.  It </w:t>
+      </w:r>
+      <w:r>
+        <w:t xml:space="preserve">begins with the sample-rate timer interrupt. Each </w:t>
+      </w:r>
+      <w:r>
+        <w:t xml:space="preserve">timer </w:t>
+      </w:r>
+      <w:r>
+        <w:t>interrupt event initiates the sampling sequence by triggering the custom ADC RTL IP</w:t>
+      </w:r>
+      <w:r>
+        <w:t xml:space="preserve"> to perform an ADC conversion</w:t>
+      </w:r>
       <w:r>
         <w:t xml:space="preserve">. </w:t>
       </w:r>
-      <w:proofErr w:type="gramEnd"/>
-      <w:r>
-        <w:t>Each interrupt event initiates the sampling sequence by triggering the custom ADC RTL IP</w:t>
-      </w:r>
-      <w:r>
-        <w:t xml:space="preserve"> to perform an ADC conversion</w:t>
-      </w:r>
-      <w:r>
-        <w:t xml:space="preserve">. </w:t>
-      </w:r>
       <w:r>
         <w:t xml:space="preserve"> </w:t>
       </w:r>
       <w:r>
-        <w:t xml:space="preserve">The ADC interface implemented in </w:t>
+        <w:t xml:space="preserve">The ADC </w:t>
+      </w:r>
+      <w:r>
+        <w:t xml:space="preserve">IP </w:t>
+      </w:r>
+      <w:r>
+        <w:t xml:space="preserve">implemented in </w:t>
       </w:r>
       <w:r>
         <w:t>PL</w:t>
@@ -5901,30 +6339,89 @@
       <w:r>
         <w:t xml:space="preserve"> via </w:t>
       </w:r>
-      <w:proofErr w:type="gramStart"/>
       <w:r>
         <w:t xml:space="preserve">a </w:t>
       </w:r>
       <w:r>
-        <w:t>fast</w:t>
-      </w:r>
-      <w:proofErr w:type="gramEnd"/>
+        <w:t>fast interrupt</w:t>
+      </w:r>
+      <w:r>
+        <w:t xml:space="preserve"> (the second)</w:t>
+      </w:r>
+      <w:r>
+        <w:t>.</w:t>
+      </w:r>
+      <w:r>
+        <w:t xml:space="preserve">  </w:t>
+      </w:r>
+      <w:r>
+        <w:t xml:space="preserve">Within the </w:t>
+      </w:r>
+      <w:proofErr w:type="spellStart"/>
+      <w:r>
+        <w:t>ISR</w:t>
+      </w:r>
+      <w:proofErr w:type="spellEnd"/>
+      <w:r>
+        <w:t xml:space="preserve"> the </w:t>
+      </w:r>
+      <w:r>
+        <w:t>sample is transferred into the FFT sample buffer, where samples are accumulated until the</w:t>
+      </w:r>
+      <w:r>
+        <w:t xml:space="preserve"> frame</w:t>
+      </w:r>
+      <w:r>
+        <w:t xml:space="preserve"> buffer </w:t>
+      </w:r>
+      <w:r>
+        <w:t>(</w:t>
+      </w:r>
+      <w:r>
+        <w:t>1024 samples</w:t>
+      </w:r>
+      <w:r>
+        <w:t>) is full.</w:t>
+      </w:r>
+    </w:p>
+    <w:p>
+      <w:pPr>
+        <w:jc w:val="both"/>
+      </w:pPr>
+    </w:p>
+    <w:p>
+      <w:pPr>
+        <w:jc w:val="both"/>
+      </w:pPr>
+      <w:r>
+        <w:lastRenderedPageBreak/>
+        <w:t>Once the frame is complete</w:t>
+      </w:r>
+      <w:r>
+        <w:t xml:space="preserve">, the spectral processing routine is executed. </w:t>
+      </w:r>
+      <w:r>
+        <w:t xml:space="preserve"> During this time the </w:t>
+      </w:r>
+      <w:r>
+        <w:t xml:space="preserve">Timer </w:t>
+      </w:r>
+      <w:proofErr w:type="spellStart"/>
+      <w:r>
+        <w:t>ISR</w:t>
+      </w:r>
+      <w:proofErr w:type="spellEnd"/>
+      <w:r>
+        <w:t xml:space="preserve"> is suspended.  </w:t>
+      </w:r>
+      <w:r>
+        <w:t xml:space="preserve">The resulting magnitude values represent the spectral energy distribution of the input signal and are mapped to the display. </w:t>
+      </w:r>
       <w:r>
         <w:t xml:space="preserve"> </w:t>
       </w:r>
-      <w:proofErr w:type="gramStart"/>
-      <w:r>
-        <w:t>interrupt</w:t>
-      </w:r>
-      <w:proofErr w:type="gramEnd"/>
-      <w:r>
-        <w:t>.</w:t>
-      </w:r>
-      <w:r>
-        <w:t xml:space="preserve">  </w:t>
-      </w:r>
-      <w:r>
-        <w:t xml:space="preserve">Within the </w:t>
+      <w:r>
+        <w:t xml:space="preserve">Once the display has been updated the </w:t>
       </w:r>
       <w:proofErr w:type="spellStart"/>
       <w:r>
@@ -5932,73 +6429,8 @@
       </w:r>
       <w:proofErr w:type="spellEnd"/>
       <w:r>
-        <w:t xml:space="preserve"> the </w:t>
-      </w:r>
-      <w:r>
-        <w:t>sample is transferred into the FFT sample buffer, where samples are accumulated until the</w:t>
-      </w:r>
-      <w:r>
-        <w:t xml:space="preserve"> frame</w:t>
-      </w:r>
-      <w:r>
-        <w:t xml:space="preserve"> buffer </w:t>
-      </w:r>
-      <w:r>
-        <w:t>(</w:t>
-      </w:r>
-      <w:r>
-        <w:t>1024 samples</w:t>
-      </w:r>
-      <w:r>
-        <w:t>) is full.</w:t>
-      </w:r>
-    </w:p>
-    <w:p>
-      <w:pPr>
-        <w:jc w:val="both"/>
-      </w:pPr>
-    </w:p>
-    <w:p>
-      <w:pPr>
-        <w:jc w:val="both"/>
-      </w:pPr>
-      <w:r>
-        <w:t>Once the frame is complete</w:t>
-      </w:r>
-      <w:r>
-        <w:t xml:space="preserve">, the spectral processing routine is executed. </w:t>
-      </w:r>
-      <w:r>
-        <w:t xml:space="preserve"> During this time the </w:t>
-      </w:r>
-      <w:proofErr w:type="spellStart"/>
-      <w:r>
-        <w:t>ISR</w:t>
-      </w:r>
-      <w:proofErr w:type="spellEnd"/>
-      <w:r>
-        <w:t xml:space="preserve"> is suspended.  </w:t>
-      </w:r>
-      <w:r>
-        <w:t xml:space="preserve">The resulting magnitude values represent the spectral energy distribution of the input signal and are mapped to the display. </w:t>
-      </w:r>
-      <w:r>
-        <w:t xml:space="preserve"> </w:t>
-      </w:r>
-      <w:r>
-        <w:t xml:space="preserve">Once the display has been updated the </w:t>
-      </w:r>
-      <w:proofErr w:type="spellStart"/>
-      <w:r>
-        <w:t>ISR</w:t>
-      </w:r>
-      <w:proofErr w:type="spellEnd"/>
-      <w:r>
         <w:t xml:space="preserve"> is resumed.  </w:t>
       </w:r>
-      <w:r>
-        <w:t>This produces a real-time visualization of the signal’s frequency content.</w:t>
-      </w:r>
     </w:p>
     <w:p>
       <w:pPr>
@@ -6013,15 +6445,7 @@
         <w:t xml:space="preserve">Input signals can originate from two sources. </w:t>
       </w:r>
       <w:r>
-        <w:t xml:space="preserve"> </w:t>
-      </w:r>
-      <w:proofErr w:type="gramStart"/>
-      <w:r>
-        <w:t>The onboard</w:t>
-      </w:r>
-      <w:proofErr w:type="gramEnd"/>
-      <w:r>
-        <w:t xml:space="preserve">, variable Wien Bridge Oscillator (4.4KHz to 48.2KHz) or via an external BNC connection.   </w:t>
+        <w:t xml:space="preserve"> The onboard, variable Wien Bridge Oscillator (4.4KHz to 48.2KHz) or via an external BNC connection.   </w:t>
       </w:r>
       <w:r>
         <w:t>As with Audio SA mode, the entire signal acquisition and analysis pipeline is driven by the timer interrupt</w:t>
@@ -6046,18 +6470,13 @@
         <w:t xml:space="preserve"> </w:t>
       </w:r>
       <w:r>
-        <w:t xml:space="preserve">Consequently, the overall performance and responsiveness of the Signal SA system are fundamentally driven and limited by </w:t>
-      </w:r>
-      <w:proofErr w:type="gramStart"/>
-      <w:r>
-        <w:t xml:space="preserve">the </w:t>
+        <w:t xml:space="preserve">Consequently, the overall performance and responsiveness of the Signal SA system are fundamentally driven and limited by the </w:t>
       </w:r>
       <w:proofErr w:type="spellStart"/>
       <w:r>
         <w:t>ISR</w:t>
       </w:r>
       <w:proofErr w:type="spellEnd"/>
-      <w:proofErr w:type="gramEnd"/>
       <w:r>
         <w:t>-based architecture.</w:t>
       </w:r>
@@ -6098,7 +6517,6 @@
         <w:rPr>
           <w:noProof/>
         </w:rPr>
-        <w:lastRenderedPageBreak/>
         <w:drawing>
           <wp:inline distT="0" distB="0" distL="0" distR="0" wp14:anchorId="76CA5526" wp14:editId="31FB1CF7">
             <wp:extent cx="5943600" cy="3564890"/>
@@ -6399,15 +6817,13 @@
         <w:jc w:val="both"/>
       </w:pPr>
       <w:r>
-        <w:t xml:space="preserve">As the above timing analysis </w:t>
-      </w:r>
-      <w:proofErr w:type="gramStart"/>
-      <w:r>
-        <w:t>shows</w:t>
-      </w:r>
-      <w:proofErr w:type="gramEnd"/>
-      <w:r>
-        <w:t xml:space="preserve"> the max sample rate possible using this architecture resolves to an absolute maximum of 70KHz (allowing some wiggle room from the 74KHz).  As such for phase 1 I settled on a sample rate of 50KHz, which implies a </w:t>
+        <w:t xml:space="preserve">As the above timing analysis shows the max sample rate possible using this architecture resolves to an absolute maximum of 70KHz (allowing some wiggle room from the 74KHz).  </w:t>
+      </w:r>
+      <w:r>
+        <w:t xml:space="preserve">With the 100KHz out of reach for </w:t>
+      </w:r>
+      <w:r>
+        <w:t xml:space="preserve">phase 1 I settled on a sample rate of 50KHz, which implies a </w:t>
       </w:r>
       <w:r>
         <w:t>usable</w:t>
@@ -6461,7 +6877,7 @@
       <w:pPr>
         <w:pStyle w:val="Heading1"/>
       </w:pPr>
-      <w:bookmarkStart w:id="17" w:name="_Toc224140475"/>
+      <w:bookmarkStart w:id="17" w:name="_Toc224490917"/>
       <w:r>
         <w:t>FFT IMPLEMENTATION AND NEED TO KNOW:</w:t>
       </w:r>
@@ -6471,7 +6887,7 @@
       <w:pPr>
         <w:pStyle w:val="Heading2"/>
       </w:pPr>
-      <w:bookmarkStart w:id="18" w:name="_Toc224140476"/>
+      <w:bookmarkStart w:id="18" w:name="_Toc224490918"/>
       <w:r>
         <w:t>FFT PROCESS FLOW:</w:t>
       </w:r>
@@ -6497,25 +6913,7 @@
         <w:t xml:space="preserve">domain signal into spectral energy between the baseband and the Nyquist.  </w:t>
       </w:r>
       <w:r>
-        <w:t xml:space="preserve">Because the FFT works on a finite </w:t>
-      </w:r>
-      <w:r>
-        <w:t>number</w:t>
-      </w:r>
-      <w:r>
-        <w:t xml:space="preserve"> of samples</w:t>
-      </w:r>
-      <w:r>
-        <w:t xml:space="preserve"> (frame)</w:t>
-      </w:r>
-      <w:r>
-        <w:t xml:space="preserve">, the result is always tied </w:t>
-      </w:r>
-      <w:r>
-        <w:t xml:space="preserve">to one snapshot in </w:t>
-      </w:r>
-      <w:r>
-        <w:t>time.  In this design</w:t>
+        <w:t>Because the FFT works on a finite number of samples (frame), the result is always tied to one snapshot in time.  In this design</w:t>
       </w:r>
       <w:r>
         <w:t>,</w:t>
@@ -6527,10 +6925,7 @@
         <w:t>is</w:t>
       </w:r>
       <w:r>
-        <w:t xml:space="preserve"> 1024 samples.  Every time</w:t>
-      </w:r>
-      <w:r>
-        <w:t xml:space="preserve"> that frame becomes available the FFT is processed and can subsequently be displayed.  </w:t>
+        <w:t xml:space="preserve"> 1024 samples.  Every time that frame becomes available the FFT is processed and can subsequently be displayed.  </w:t>
       </w:r>
     </w:p>
     <w:p>
@@ -6542,7 +6937,7 @@
       <w:pPr>
         <w:pStyle w:val="Heading2"/>
       </w:pPr>
-      <w:bookmarkStart w:id="19" w:name="_Toc224140477"/>
+      <w:bookmarkStart w:id="19" w:name="_Toc224490919"/>
       <w:r>
         <w:t>WHAT CAN BE MEASURED:</w:t>
       </w:r>
@@ -6562,16 +6957,7 @@
         <w:t xml:space="preserve">  </w:t>
       </w:r>
       <w:r>
-        <w:t xml:space="preserve">That </w:t>
-      </w:r>
-      <w:r>
-        <w:t>sample rate</w:t>
-      </w:r>
-      <w:r>
-        <w:t xml:space="preserve"> creates a hard upper limit</w:t>
-      </w:r>
-      <w:r>
-        <w:t xml:space="preserve"> on what can </w:t>
+        <w:t xml:space="preserve">That sample rate creates a hard upper limit on what can </w:t>
       </w:r>
       <w:r>
         <w:t>be correctly</w:t>
@@ -6589,11 +6975,7 @@
         <w:t>,</w:t>
       </w:r>
       <w:r>
-        <w:t xml:space="preserve"> spectral content above 25KHz represents an aliasing error.  Higher frequency content feeding into the ADC folds back into the measure band and appears as an incorrect </w:t>
-      </w:r>
-      <w:r>
-        <w:lastRenderedPageBreak/>
-        <w:t xml:space="preserve">lower frequency – the aliasing effect.  The intent was for the anti-aliasing filter to reject said </w:t>
+        <w:t xml:space="preserve"> spectral content above 25KHz represents an aliasing error.  Higher frequency content feeding into the ADC folds back into the measure band and appears as an incorrect lower frequency – the aliasing effect.  The intent was for the anti-aliasing filter to reject said </w:t>
       </w:r>
       <w:r>
         <w:t>frequencies</w:t>
@@ -6646,7 +7028,10 @@
         <w:t>oscillator</w:t>
       </w:r>
       <w:r>
-        <w:t xml:space="preserve"> being clean.  </w:t>
+        <w:t xml:space="preserve"> being clean. </w:t>
+      </w:r>
+      <w:r>
+        <w:t xml:space="preserve"> Another thing I failed to realize at the time was that harmonic content beyond the BW limit would also alias back.  </w:t>
       </w:r>
       <w:r>
         <w:t>The aliasing error follows the form:</w:t>
@@ -6894,7 +7279,25 @@
         <w:rPr>
           <w:rFonts w:eastAsiaTheme="minorEastAsia"/>
         </w:rPr>
-        <w:t>Example 1:</w:t>
+        <w:t xml:space="preserve">Observed </w:t>
+      </w:r>
+      <w:r>
+        <w:rPr>
+          <w:rFonts w:eastAsiaTheme="minorEastAsia"/>
+        </w:rPr>
+        <w:t>Example</w:t>
+      </w:r>
+      <w:r>
+        <w:rPr>
+          <w:rFonts w:eastAsiaTheme="minorEastAsia"/>
+        </w:rPr>
+        <w:t xml:space="preserve"> of Alias Content</w:t>
+      </w:r>
+      <w:r>
+        <w:rPr>
+          <w:rFonts w:eastAsiaTheme="minorEastAsia"/>
+        </w:rPr>
+        <w:t xml:space="preserve"> 1:</w:t>
       </w:r>
     </w:p>
     <w:p>
@@ -6920,76 +7323,26 @@
           <w:rFonts w:eastAsiaTheme="minorEastAsia"/>
         </w:rPr>
       </w:pPr>
-      <w:proofErr w:type="gramStart"/>
       <w:r>
         <w:rPr>
           <w:rFonts w:eastAsiaTheme="minorEastAsia"/>
         </w:rPr>
-        <w:t>Abs(</w:t>
-      </w:r>
-      <w:proofErr w:type="gramEnd"/>
-      <w:r>
+        <w:t>Abs(120KHz – (1)(50KHz)) = 70KHz (not within Nyquist so will not be displayed</w:t>
+      </w:r>
+    </w:p>
+    <w:p>
+      <w:pPr>
+        <w:ind w:left="720"/>
+        <w:jc w:val="both"/>
         <w:rPr>
           <w:rFonts w:eastAsiaTheme="minorEastAsia"/>
         </w:rPr>
-        <w:t>120KHz – (</w:t>
-      </w:r>
-      <w:proofErr w:type="gramStart"/>
+      </w:pPr>
       <w:r>
         <w:rPr>
           <w:rFonts w:eastAsiaTheme="minorEastAsia"/>
         </w:rPr>
-        <w:t>1)(</w:t>
-      </w:r>
-      <w:proofErr w:type="gramEnd"/>
-      <w:r>
-        <w:rPr>
-          <w:rFonts w:eastAsiaTheme="minorEastAsia"/>
-        </w:rPr>
-        <w:t>50KHz)) = 70KHz (not within Nyquist so will not be displayed</w:t>
-      </w:r>
-    </w:p>
-    <w:p>
-      <w:pPr>
-        <w:ind w:left="720"/>
-        <w:jc w:val="both"/>
-        <w:rPr>
-          <w:rFonts w:eastAsiaTheme="minorEastAsia"/>
-        </w:rPr>
-      </w:pPr>
-      <w:proofErr w:type="gramStart"/>
-      <w:r>
-        <w:rPr>
-          <w:rFonts w:eastAsiaTheme="minorEastAsia"/>
-        </w:rPr>
-        <w:t>Abs(</w:t>
-      </w:r>
-      <w:proofErr w:type="gramEnd"/>
-      <w:r>
-        <w:rPr>
-          <w:rFonts w:eastAsiaTheme="minorEastAsia"/>
-        </w:rPr>
-        <w:t>120KHz – (</w:t>
-      </w:r>
-      <w:proofErr w:type="gramStart"/>
-      <w:r>
-        <w:rPr>
-          <w:rFonts w:eastAsiaTheme="minorEastAsia"/>
-        </w:rPr>
-        <w:t>2</w:t>
-      </w:r>
-      <w:r>
-        <w:rPr>
-          <w:rFonts w:eastAsiaTheme="minorEastAsia"/>
-        </w:rPr>
-        <w:t>)(</w:t>
-      </w:r>
-      <w:proofErr w:type="gramEnd"/>
-      <w:r>
-        <w:rPr>
-          <w:rFonts w:eastAsiaTheme="minorEastAsia"/>
-        </w:rPr>
-        <w:t xml:space="preserve">50KHz)) = </w:t>
+        <w:t xml:space="preserve">Abs(120KHz – (2)(50KHz)) = </w:t>
       </w:r>
       <w:r>
         <w:rPr>
@@ -6997,7 +7350,80 @@
           <w:b/>
           <w:bCs/>
         </w:rPr>
-        <w:t>2</w:t>
+        <w:t>20KHz within Nyquist so it will be displayed</w:t>
+      </w:r>
+    </w:p>
+    <w:p>
+      <w:pPr>
+        <w:jc w:val="both"/>
+        <w:rPr>
+          <w:rFonts w:eastAsiaTheme="minorEastAsia"/>
+        </w:rPr>
+      </w:pPr>
+    </w:p>
+    <w:p>
+      <w:pPr>
+        <w:jc w:val="both"/>
+        <w:rPr>
+          <w:rFonts w:eastAsiaTheme="minorEastAsia"/>
+        </w:rPr>
+      </w:pPr>
+      <w:r>
+        <w:rPr>
+          <w:rFonts w:eastAsiaTheme="minorEastAsia"/>
+        </w:rPr>
+        <w:t xml:space="preserve">Observed Example of Alias </w:t>
+      </w:r>
+      <w:r>
+        <w:rPr>
+          <w:rFonts w:eastAsiaTheme="minorEastAsia"/>
+        </w:rPr>
+        <w:t>Example 2:</w:t>
+      </w:r>
+    </w:p>
+    <w:p>
+      <w:pPr>
+        <w:ind w:left="720"/>
+        <w:jc w:val="both"/>
+        <w:rPr>
+          <w:rFonts w:eastAsiaTheme="minorEastAsia"/>
+        </w:rPr>
+      </w:pPr>
+      <w:r>
+        <w:rPr>
+          <w:rFonts w:eastAsiaTheme="minorEastAsia"/>
+        </w:rPr>
+        <w:t>Fin = 90KHz</w:t>
+      </w:r>
+    </w:p>
+    <w:p>
+      <w:pPr>
+        <w:ind w:left="720"/>
+        <w:jc w:val="both"/>
+        <w:rPr>
+          <w:rFonts w:eastAsiaTheme="minorEastAsia"/>
+        </w:rPr>
+      </w:pPr>
+      <w:r>
+        <w:rPr>
+          <w:rFonts w:eastAsiaTheme="minorEastAsia"/>
+        </w:rPr>
+        <w:t>Abs(90KHz – (1)(50KHz)) = 40KHz (not within Nyquist so will not be displayed</w:t>
+      </w:r>
+    </w:p>
+    <w:p>
+      <w:pPr>
+        <w:ind w:left="720"/>
+        <w:jc w:val="both"/>
+        <w:rPr>
+          <w:rFonts w:eastAsiaTheme="minorEastAsia"/>
+        </w:rPr>
+      </w:pPr>
+      <w:r>
+        <w:rPr>
+          <w:rFonts w:eastAsiaTheme="minorEastAsia"/>
+        </w:rPr>
+        <w:t xml:space="preserve">Abs(90KHz – (2)(50KHz)) = </w:t>
       </w:r>
       <w:r>
         <w:rPr>
@@ -7005,15 +7431,67 @@
           <w:b/>
           <w:bCs/>
         </w:rPr>
-        <w:t xml:space="preserve">0KHz within Nyquist so </w:t>
-      </w:r>
-      <w:r>
+        <w:t>10KHz within Nyquist so it will be displayed</w:t>
+      </w:r>
+    </w:p>
+    <w:p>
+      <w:pPr>
+        <w:jc w:val="both"/>
+        <w:rPr>
+          <w:rFonts w:eastAsiaTheme="minorEastAsia"/>
+        </w:rPr>
+      </w:pPr>
+    </w:p>
+    <w:p>
+      <w:pPr>
+        <w:jc w:val="both"/>
+        <w:rPr>
+          <w:rFonts w:eastAsiaTheme="minorEastAsia"/>
+        </w:rPr>
+      </w:pPr>
+      <w:r>
+        <w:rPr>
+          <w:rFonts w:eastAsiaTheme="minorEastAsia"/>
+        </w:rPr>
+        <w:t xml:space="preserve">Observed Example of Alias </w:t>
+      </w:r>
+      <w:r>
+        <w:rPr>
+          <w:rFonts w:eastAsiaTheme="minorEastAsia"/>
+        </w:rPr>
+        <w:t>Example 3:</w:t>
+      </w:r>
+    </w:p>
+    <w:p>
+      <w:pPr>
+        <w:ind w:left="720"/>
+        <w:jc w:val="both"/>
+        <w:rPr>
+          <w:rFonts w:eastAsiaTheme="minorEastAsia"/>
+        </w:rPr>
+      </w:pPr>
+      <w:r>
+        <w:rPr>
+          <w:rFonts w:eastAsiaTheme="minorEastAsia"/>
+        </w:rPr>
+        <w:t>Fin = 35KHz</w:t>
+      </w:r>
+    </w:p>
+    <w:p>
+      <w:pPr>
+        <w:ind w:left="720"/>
+        <w:jc w:val="both"/>
         <w:rPr>
           <w:rFonts w:eastAsiaTheme="minorEastAsia"/>
           <w:b/>
           <w:bCs/>
         </w:rPr>
-        <w:t xml:space="preserve">it </w:t>
+      </w:pPr>
+      <w:r>
+        <w:rPr>
+          <w:rFonts w:eastAsiaTheme="minorEastAsia"/>
+        </w:rPr>
+        <w:t xml:space="preserve">Abs(35KHz – (1)(50KHz)) = </w:t>
       </w:r>
       <w:r>
         <w:rPr>
@@ -7021,7 +7499,7 @@
           <w:b/>
           <w:bCs/>
         </w:rPr>
-        <w:t>will be displayed</w:t>
+        <w:t>15KHz within Nyquist so it will be displayed</w:t>
       </w:r>
     </w:p>
     <w:p>
@@ -7035,469 +7513,157 @@
     <w:p>
       <w:pPr>
         <w:jc w:val="both"/>
+      </w:pPr>
+      <w:r>
         <w:rPr>
           <w:rFonts w:eastAsiaTheme="minorEastAsia"/>
         </w:rPr>
-      </w:pPr>
+        <w:t>Lastly</w:t>
+      </w:r>
       <w:r>
         <w:rPr>
           <w:rFonts w:eastAsiaTheme="minorEastAsia"/>
         </w:rPr>
-        <w:t xml:space="preserve">Example </w:t>
+        <w:t>,</w:t>
       </w:r>
       <w:r>
         <w:rPr>
           <w:rFonts w:eastAsiaTheme="minorEastAsia"/>
         </w:rPr>
-        <w:t>2</w:t>
+        <w:t xml:space="preserve"> it is important to understand that the alias frequency is NOT an error of the FFT, </w:t>
       </w:r>
       <w:r>
         <w:rPr>
           <w:rFonts w:eastAsiaTheme="minorEastAsia"/>
         </w:rPr>
-        <w:t>:</w:t>
-      </w:r>
-    </w:p>
-    <w:p>
-      <w:pPr>
-        <w:ind w:left="720"/>
-        <w:jc w:val="both"/>
+        <w:t xml:space="preserve">but rather a limitation of the front-end anti-aliasing filter, which </w:t>
+      </w:r>
+      <w:r>
         <w:rPr>
           <w:rFonts w:eastAsiaTheme="minorEastAsia"/>
         </w:rPr>
-      </w:pPr>
+        <w:t>at its high -3dB limit</w:t>
+      </w:r>
       <w:r>
         <w:rPr>
           <w:rFonts w:eastAsiaTheme="minorEastAsia"/>
         </w:rPr>
-        <w:t>Fin = 90KHz</w:t>
-      </w:r>
-    </w:p>
-    <w:p>
-      <w:pPr>
-        <w:ind w:left="720"/>
-        <w:jc w:val="both"/>
+        <w:t xml:space="preserve"> </w:t>
+      </w:r>
+      <w:r>
         <w:rPr>
           <w:rFonts w:eastAsiaTheme="minorEastAsia"/>
         </w:rPr>
-      </w:pPr>
-      <w:proofErr w:type="gramStart"/>
+        <w:t xml:space="preserve">does not </w:t>
+      </w:r>
       <w:r>
         <w:rPr>
           <w:rFonts w:eastAsiaTheme="minorEastAsia"/>
         </w:rPr>
-        <w:t>Abs(</w:t>
-      </w:r>
-      <w:proofErr w:type="gramEnd"/>
+        <w:lastRenderedPageBreak/>
+        <w:t xml:space="preserve">reject frequencies above the </w:t>
+      </w:r>
       <w:r>
         <w:rPr>
           <w:rFonts w:eastAsiaTheme="minorEastAsia"/>
         </w:rPr>
-        <w:t>90</w:t>
+        <w:t>implemented</w:t>
       </w:r>
       <w:r>
         <w:rPr>
           <w:rFonts w:eastAsiaTheme="minorEastAsia"/>
         </w:rPr>
-        <w:t>KHz – (</w:t>
-      </w:r>
-      <w:proofErr w:type="gramStart"/>
+        <w:t xml:space="preserve"> sampling ra</w:t>
+      </w:r>
       <w:r>
         <w:rPr>
           <w:rFonts w:eastAsiaTheme="minorEastAsia"/>
         </w:rPr>
-        <w:t>1)(</w:t>
-      </w:r>
-      <w:proofErr w:type="gramEnd"/>
+        <w:t xml:space="preserve">te.  </w:t>
+      </w:r>
       <w:r>
         <w:rPr>
           <w:rFonts w:eastAsiaTheme="minorEastAsia"/>
         </w:rPr>
-        <w:t xml:space="preserve">50KHz)) = </w:t>
+        <w:t xml:space="preserve">As can be seen from the spectral plots </w:t>
       </w:r>
       <w:r>
         <w:rPr>
           <w:rFonts w:eastAsiaTheme="minorEastAsia"/>
         </w:rPr>
-        <w:t>4</w:t>
+        <w:t>below,</w:t>
       </w:r>
       <w:r>
         <w:rPr>
           <w:rFonts w:eastAsiaTheme="minorEastAsia"/>
         </w:rPr>
-        <w:t>0KHz (not within Nyquist so will not be displayed</w:t>
-      </w:r>
-    </w:p>
-    <w:p>
-      <w:pPr>
-        <w:ind w:left="720"/>
-        <w:jc w:val="both"/>
+        <w:t xml:space="preserve"> the local oscillator created spectral energy beyond both the implemented and </w:t>
+      </w:r>
+      <w:r>
         <w:rPr>
           <w:rFonts w:eastAsiaTheme="minorEastAsia"/>
         </w:rPr>
-      </w:pPr>
-      <w:proofErr w:type="gramStart"/>
+        <w:t>(</w:t>
+      </w:r>
       <w:r>
         <w:rPr>
           <w:rFonts w:eastAsiaTheme="minorEastAsia"/>
         </w:rPr>
-        <w:t>Abs(</w:t>
-      </w:r>
-      <w:proofErr w:type="gramEnd"/>
+        <w:t>initially</w:t>
+      </w:r>
       <w:r>
         <w:rPr>
           <w:rFonts w:eastAsiaTheme="minorEastAsia"/>
         </w:rPr>
-        <w:t>90</w:t>
+        <w:t>)</w:t>
       </w:r>
       <w:r>
         <w:rPr>
           <w:rFonts w:eastAsiaTheme="minorEastAsia"/>
         </w:rPr>
-        <w:t>KHz – (</w:t>
-      </w:r>
-      <w:proofErr w:type="gramStart"/>
+        <w:t xml:space="preserve"> intended sample rate.  That energy is </w:t>
+      </w:r>
       <w:r>
         <w:rPr>
           <w:rFonts w:eastAsiaTheme="minorEastAsia"/>
         </w:rPr>
-        <w:t>2)(</w:t>
-      </w:r>
-      <w:proofErr w:type="gramEnd"/>
+        <w:t>believed</w:t>
+      </w:r>
       <w:r>
         <w:rPr>
           <w:rFonts w:eastAsiaTheme="minorEastAsia"/>
         </w:rPr>
-        <w:t xml:space="preserve">50KHz)) = </w:t>
+        <w:t xml:space="preserve"> to have been caused by the </w:t>
       </w:r>
       <w:r>
         <w:rPr>
           <w:rFonts w:eastAsiaTheme="minorEastAsia"/>
-          <w:b/>
-          <w:bCs/>
-        </w:rPr>
-        <w:t>1</w:t>
+        </w:rPr>
+        <w:t>clipping</w:t>
       </w:r>
       <w:r>
         <w:rPr>
           <w:rFonts w:eastAsiaTheme="minorEastAsia"/>
-          <w:b/>
-          <w:bCs/>
-        </w:rPr>
-        <w:t>0KHz within Nyquist so it will be displayed</w:t>
-      </w:r>
-    </w:p>
-    <w:p>
-      <w:pPr>
-        <w:jc w:val="both"/>
+        </w:rPr>
+        <w:t xml:space="preserve"> diodes in the feedback circuit.  </w:t>
+      </w:r>
+      <w:r>
         <w:rPr>
           <w:rFonts w:eastAsiaTheme="minorEastAsia"/>
         </w:rPr>
-      </w:pPr>
-    </w:p>
-    <w:p>
-      <w:pPr>
-        <w:jc w:val="both"/>
+        <w:t>This phenomenon was observed with the device operating in Signal Spectrum Mode with the local oscillator tuned within the Nyquist range.</w:t>
+      </w:r>
+      <w:r>
         <w:rPr>
           <w:rFonts w:eastAsiaTheme="minorEastAsia"/>
         </w:rPr>
-      </w:pPr>
+        <w:t xml:space="preserve">  </w:t>
+      </w:r>
       <w:r>
         <w:rPr>
           <w:rFonts w:eastAsiaTheme="minorEastAsia"/>
         </w:rPr>
-        <w:t xml:space="preserve">Example </w:t>
-      </w:r>
-      <w:r>
-        <w:rPr>
-          <w:rFonts w:eastAsiaTheme="minorEastAsia"/>
-        </w:rPr>
-        <w:t>3</w:t>
-      </w:r>
-      <w:r>
-        <w:rPr>
-          <w:rFonts w:eastAsiaTheme="minorEastAsia"/>
-        </w:rPr>
-        <w:t>:</w:t>
-      </w:r>
-    </w:p>
-    <w:p>
-      <w:pPr>
-        <w:ind w:left="720"/>
-        <w:jc w:val="both"/>
-        <w:rPr>
-          <w:rFonts w:eastAsiaTheme="minorEastAsia"/>
-        </w:rPr>
-      </w:pPr>
-      <w:r>
-        <w:rPr>
-          <w:rFonts w:eastAsiaTheme="minorEastAsia"/>
-        </w:rPr>
-        <w:t xml:space="preserve">Fin = </w:t>
-      </w:r>
-      <w:r>
-        <w:rPr>
-          <w:rFonts w:eastAsiaTheme="minorEastAsia"/>
-        </w:rPr>
-        <w:t>35</w:t>
-      </w:r>
-      <w:r>
-        <w:rPr>
-          <w:rFonts w:eastAsiaTheme="minorEastAsia"/>
-        </w:rPr>
-        <w:t>KHz</w:t>
-      </w:r>
-    </w:p>
-    <w:p>
-      <w:pPr>
-        <w:ind w:left="720"/>
-        <w:jc w:val="both"/>
-        <w:rPr>
-          <w:rFonts w:eastAsiaTheme="minorEastAsia"/>
-          <w:b/>
-          <w:bCs/>
-        </w:rPr>
-      </w:pPr>
-      <w:proofErr w:type="gramStart"/>
-      <w:r>
-        <w:rPr>
-          <w:rFonts w:eastAsiaTheme="minorEastAsia"/>
-        </w:rPr>
-        <w:t>Abs(</w:t>
-      </w:r>
-      <w:proofErr w:type="gramEnd"/>
-      <w:r>
-        <w:rPr>
-          <w:rFonts w:eastAsiaTheme="minorEastAsia"/>
-        </w:rPr>
-        <w:t>35</w:t>
-      </w:r>
-      <w:r>
-        <w:rPr>
-          <w:rFonts w:eastAsiaTheme="minorEastAsia"/>
-        </w:rPr>
-        <w:t>KHz – (</w:t>
-      </w:r>
-      <w:proofErr w:type="gramStart"/>
-      <w:r>
-        <w:rPr>
-          <w:rFonts w:eastAsiaTheme="minorEastAsia"/>
-        </w:rPr>
-        <w:t>1</w:t>
-      </w:r>
-      <w:r>
-        <w:rPr>
-          <w:rFonts w:eastAsiaTheme="minorEastAsia"/>
-        </w:rPr>
-        <w:t>)(</w:t>
-      </w:r>
-      <w:proofErr w:type="gramEnd"/>
-      <w:r>
-        <w:rPr>
-          <w:rFonts w:eastAsiaTheme="minorEastAsia"/>
-        </w:rPr>
-        <w:t xml:space="preserve">50KHz)) = </w:t>
-      </w:r>
-      <w:r>
-        <w:rPr>
-          <w:rFonts w:eastAsiaTheme="minorEastAsia"/>
-          <w:b/>
-          <w:bCs/>
-        </w:rPr>
-        <w:t>1</w:t>
-      </w:r>
-      <w:r>
-        <w:rPr>
-          <w:rFonts w:eastAsiaTheme="minorEastAsia"/>
-          <w:b/>
-          <w:bCs/>
-        </w:rPr>
-        <w:t>5</w:t>
-      </w:r>
-      <w:r>
-        <w:rPr>
-          <w:rFonts w:eastAsiaTheme="minorEastAsia"/>
-          <w:b/>
-          <w:bCs/>
-        </w:rPr>
-        <w:t>KHz within Nyquist so it will be displayed</w:t>
-      </w:r>
-    </w:p>
-    <w:p>
-      <w:pPr>
-        <w:jc w:val="both"/>
-        <w:rPr>
-          <w:rFonts w:eastAsiaTheme="minorEastAsia"/>
-        </w:rPr>
-      </w:pPr>
-    </w:p>
-    <w:p>
-      <w:pPr>
-        <w:jc w:val="both"/>
-      </w:pPr>
-      <w:r>
-        <w:rPr>
-          <w:rFonts w:eastAsiaTheme="minorEastAsia"/>
-        </w:rPr>
-        <w:t>Lastly</w:t>
-      </w:r>
-      <w:r>
-        <w:rPr>
-          <w:rFonts w:eastAsiaTheme="minorEastAsia"/>
-        </w:rPr>
-        <w:t>,</w:t>
-      </w:r>
-      <w:r>
-        <w:rPr>
-          <w:rFonts w:eastAsiaTheme="minorEastAsia"/>
-        </w:rPr>
-        <w:t xml:space="preserve"> it is important to understand that the alias frequency is NOT an error of the FFT, </w:t>
-      </w:r>
-      <w:r>
-        <w:rPr>
-          <w:rFonts w:eastAsiaTheme="minorEastAsia"/>
-        </w:rPr>
-        <w:t xml:space="preserve">but rather a limitation of the front-end anti-aliasing filter, which </w:t>
-      </w:r>
-      <w:r>
-        <w:rPr>
-          <w:rFonts w:eastAsiaTheme="minorEastAsia"/>
-        </w:rPr>
-        <w:t>at its high -3dB limit</w:t>
-      </w:r>
-      <w:r>
-        <w:rPr>
-          <w:rFonts w:eastAsiaTheme="minorEastAsia"/>
-        </w:rPr>
-        <w:t xml:space="preserve"> </w:t>
-      </w:r>
-      <w:r>
-        <w:rPr>
-          <w:rFonts w:eastAsiaTheme="minorEastAsia"/>
-        </w:rPr>
-        <w:t xml:space="preserve">does not </w:t>
-      </w:r>
-      <w:r>
-        <w:rPr>
-          <w:rFonts w:eastAsiaTheme="minorEastAsia"/>
-        </w:rPr>
-        <w:t xml:space="preserve">reject frequencies above the </w:t>
-      </w:r>
-      <w:r>
-        <w:rPr>
-          <w:rFonts w:eastAsiaTheme="minorEastAsia"/>
-        </w:rPr>
-        <w:t>implemented</w:t>
-      </w:r>
-      <w:r>
-        <w:rPr>
-          <w:rFonts w:eastAsiaTheme="minorEastAsia"/>
-        </w:rPr>
-        <w:t xml:space="preserve"> sampling ra</w:t>
-      </w:r>
-      <w:r>
-        <w:rPr>
-          <w:rFonts w:eastAsiaTheme="minorEastAsia"/>
-        </w:rPr>
-        <w:t xml:space="preserve">te.  </w:t>
-      </w:r>
-      <w:r>
-        <w:rPr>
-          <w:rFonts w:eastAsiaTheme="minorEastAsia"/>
-        </w:rPr>
-        <w:t xml:space="preserve">As can be seen from the spectral plots </w:t>
-      </w:r>
-      <w:r>
-        <w:rPr>
-          <w:rFonts w:eastAsiaTheme="minorEastAsia"/>
-        </w:rPr>
-        <w:t>below,</w:t>
-      </w:r>
-      <w:r>
-        <w:rPr>
-          <w:rFonts w:eastAsiaTheme="minorEastAsia"/>
-        </w:rPr>
-        <w:t xml:space="preserve"> the local oscillator created spectral energy beyond both the implemented and </w:t>
-      </w:r>
-      <w:r>
-        <w:rPr>
-          <w:rFonts w:eastAsiaTheme="minorEastAsia"/>
-        </w:rPr>
-        <w:t>(</w:t>
-      </w:r>
-      <w:r>
-        <w:rPr>
-          <w:rFonts w:eastAsiaTheme="minorEastAsia"/>
-        </w:rPr>
-        <w:t>initially</w:t>
-      </w:r>
-      <w:r>
-        <w:rPr>
-          <w:rFonts w:eastAsiaTheme="minorEastAsia"/>
-        </w:rPr>
-        <w:t>)</w:t>
-      </w:r>
-      <w:r>
-        <w:rPr>
-          <w:rFonts w:eastAsiaTheme="minorEastAsia"/>
-        </w:rPr>
-        <w:t xml:space="preserve"> intended sample rate.  That energy is </w:t>
-      </w:r>
-      <w:r>
-        <w:rPr>
-          <w:rFonts w:eastAsiaTheme="minorEastAsia"/>
-        </w:rPr>
-        <w:t>believed</w:t>
-      </w:r>
-      <w:r>
-        <w:rPr>
-          <w:rFonts w:eastAsiaTheme="minorEastAsia"/>
-        </w:rPr>
-        <w:t xml:space="preserve"> to have been caused by the </w:t>
-      </w:r>
-      <w:r>
-        <w:rPr>
-          <w:rFonts w:eastAsiaTheme="minorEastAsia"/>
-        </w:rPr>
-        <w:t>clipping</w:t>
-      </w:r>
-      <w:r>
-        <w:rPr>
-          <w:rFonts w:eastAsiaTheme="minorEastAsia"/>
-        </w:rPr>
-        <w:t xml:space="preserve"> diodes in the feedback circuit.  </w:t>
-      </w:r>
-      <w:r>
-        <w:rPr>
-          <w:rFonts w:eastAsiaTheme="minorEastAsia"/>
-        </w:rPr>
-        <w:t>This phenomenon was observed with the device operating in Signal Spectrum Mode with the local oscillator tuned within the Nyquist range.</w:t>
-      </w:r>
-      <w:r>
-        <w:rPr>
-          <w:rFonts w:eastAsiaTheme="minorEastAsia"/>
-        </w:rPr>
-        <w:t xml:space="preserve">  </w:t>
-      </w:r>
-      <w:r>
-        <w:rPr>
-          <w:rFonts w:eastAsiaTheme="minorEastAsia"/>
-        </w:rPr>
-        <w:t>As demonstrated below, there was higher-frequency content present in the Wien Bridge oscillator beyond the desired fundamental</w:t>
-      </w:r>
-      <w:proofErr w:type="gramStart"/>
-      <w:r>
-        <w:rPr>
-          <w:rFonts w:eastAsiaTheme="minorEastAsia"/>
-        </w:rPr>
-        <w:t xml:space="preserve">. </w:t>
-      </w:r>
-      <w:proofErr w:type="gramEnd"/>
-      <w:r>
-        <w:rPr>
-          <w:rFonts w:eastAsiaTheme="minorEastAsia"/>
-        </w:rPr>
-        <w:t>Because the anti-aliasing filter cutoff frequency was set too high, those higher-frequency components were allowed to reach the ADC and were subsequently manifested in the displayed spectrum.</w:t>
+        <w:t>As demonstrated below, there was higher-frequency content present in the Wien Bridge oscillator beyond the desired fundamental. Because the anti-aliasing filter cutoff frequency was set too high, those higher-frequency components were allowed to reach the ADC and were subsequently manifested in the displayed spectrum.</w:t>
       </w:r>
     </w:p>
     <w:p>
@@ -7518,7 +7684,6 @@
         <w:rPr>
           <w:noProof/>
         </w:rPr>
-        <w:lastRenderedPageBreak/>
         <w:drawing>
           <wp:inline distT="0" distB="0" distL="0" distR="0" wp14:anchorId="55770728" wp14:editId="6AF6A730">
             <wp:extent cx="5934075" cy="5638800"/>
@@ -7646,7 +7811,18 @@
         <w:jc w:val="both"/>
       </w:pPr>
       <w:r>
-        <w:t>Spice simulation showing spectral response (Hanning Window</w:t>
+        <w:t>Spice simulation showing spectral response</w:t>
+      </w:r>
+      <w:r>
+        <w:t xml:space="preserve"> of local </w:t>
+      </w:r>
+      <w:proofErr w:type="spellStart"/>
+      <w:r>
+        <w:t>osscilator</w:t>
+      </w:r>
+      <w:proofErr w:type="spellEnd"/>
+      <w:r>
+        <w:t xml:space="preserve"> (Hanning Window</w:t>
       </w:r>
       <w:r>
         <w:t xml:space="preserve"> Applied</w:t>
@@ -7670,7 +7846,7 @@
       <w:pPr>
         <w:pStyle w:val="Heading2"/>
       </w:pPr>
-      <w:bookmarkStart w:id="20" w:name="_Toc224140478"/>
+      <w:bookmarkStart w:id="20" w:name="_Toc224490920"/>
       <w:r>
         <w:t xml:space="preserve">SIZE </w:t>
       </w:r>
@@ -7695,51 +7871,185 @@
         <w:jc w:val="both"/>
       </w:pPr>
       <w:r>
-        <w:t xml:space="preserve">FFT size tells you how many samples </w:t>
-      </w:r>
-      <w:r>
-        <w:t>per frame</w:t>
-      </w:r>
-      <w:r>
-        <w:t>.  In this design the FFT size is 1024</w:t>
-      </w:r>
-      <w:r>
-        <w:t xml:space="preserve"> (1K)</w:t>
-      </w:r>
-      <w:r>
-        <w:t xml:space="preserve">.  The FFT output is divided into bins.  Each bin represents one narrow frequency slot. </w:t>
-      </w:r>
+        <w:t xml:space="preserve">FFT size tells you how many samples per frame.  In this design the FFT size is 1024 (1K).  The FFT output is divided into bins.  Each bin represents one narrow frequency slot.  For a real-input FFT only the non-negative half of the spectrum is unique, so the useful output </w:t>
+      </w:r>
+      <w:r>
+        <w:t>consists of</w:t>
+      </w:r>
+      <w:r>
+        <w:t xml:space="preserve"> bins 0 through </w:t>
+      </w:r>
+      <w:proofErr w:type="spellStart"/>
+      <w:r>
+        <w:t>FFT</w:t>
+      </w:r>
+      <w:r>
+        <w:t>_S</w:t>
+      </w:r>
+      <w:r>
+        <w:t>ize</w:t>
+      </w:r>
+      <w:proofErr w:type="spellEnd"/>
+      <w:r>
+        <w:t xml:space="preserve"> / 2 (512)</w:t>
+      </w:r>
+      <w:r>
+        <w:t>, with bins 0 (DC offset) and bin 512 (Max BW) being unique</w:t>
+      </w:r>
+      <w:r>
+        <w:t xml:space="preserve">.  </w:t>
+      </w:r>
+      <w:r>
+        <w:t xml:space="preserve">Bins 513 to 1024 represent the Complex Conjugate (CC) of the first half and subsequently mirror the first half in magnitude.  With Bin 513 the CC of bin 511, bin 514 the CC of bin 510, etc.  </w:t>
+      </w:r>
+      <w:r>
+        <w:t>The frequency width of each bin is the Resolution Bandwidth</w:t>
+      </w:r>
+      <w:r>
+        <w:t xml:space="preserve"> (</w:t>
+      </w:r>
+      <w:proofErr w:type="spellStart"/>
+      <w:r>
+        <w:t>RBW</w:t>
+      </w:r>
+      <w:proofErr w:type="spellEnd"/>
+      <w:r>
+        <w:t>)</w:t>
+      </w:r>
+      <w:r>
+        <w:t xml:space="preserve">.  It is set by sample rate divided by FFT size.  With a 50,000 Hz sample rate and a 1024-point FFT, </w:t>
+      </w:r>
+      <w:r>
+        <w:t xml:space="preserve">the </w:t>
+      </w:r>
+      <w:proofErr w:type="spellStart"/>
+      <w:r>
+        <w:t>RBW</w:t>
+      </w:r>
+      <w:proofErr w:type="spellEnd"/>
       <w:r>
         <w:t xml:space="preserve"> </w:t>
       </w:r>
       <w:r>
-        <w:t xml:space="preserve">For a real-input FFT only the non-negative half of the spectrum is unique, so the useful output </w:t>
-      </w:r>
-      <w:r>
-        <w:t>consists of</w:t>
-      </w:r>
-      <w:r>
-        <w:t xml:space="preserve"> bins 0 through </w:t>
+        <w:t xml:space="preserve">for this project </w:t>
+      </w:r>
+      <w:r>
+        <w:t xml:space="preserve">is </w:t>
+      </w:r>
+      <w:r>
+        <w:t xml:space="preserve">48.828Hz </w:t>
+      </w:r>
+      <w:r>
+        <w:t>(</w:t>
+      </w:r>
+      <w:r>
+        <w:t xml:space="preserve">per bin).  </w:t>
+      </w:r>
+      <w:r>
+        <w:t xml:space="preserve">Bin 1 is </w:t>
+      </w:r>
+      <w:r>
+        <w:t>centered on</w:t>
+      </w:r>
+      <w:r>
+        <w:t xml:space="preserve"> 48.8 Hz, bin 10</w:t>
+      </w:r>
+      <w:r>
+        <w:t>,</w:t>
+      </w:r>
+      <w:r>
+        <w:t xml:space="preserve"> 488.3 Hz, bin 100</w:t>
+      </w:r>
+      <w:r>
+        <w:t>,</w:t>
+      </w:r>
+      <w:r>
+        <w:t xml:space="preserve"> 4.883 kHz, and so on.</w:t>
+      </w:r>
+      <w:r>
+        <w:t xml:space="preserve">  </w:t>
+      </w:r>
+      <w:r>
+        <w:t xml:space="preserve">A smaller </w:t>
       </w:r>
       <w:proofErr w:type="spellStart"/>
       <w:r>
-        <w:t>FFT</w:t>
-      </w:r>
-      <w:r>
-        <w:t>_S</w:t>
-      </w:r>
-      <w:r>
-        <w:t>ize</w:t>
+        <w:t>RBW</w:t>
       </w:r>
       <w:proofErr w:type="spellEnd"/>
       <w:r>
-        <w:t xml:space="preserve"> / 2 (</w:t>
-      </w:r>
-      <w:r>
-        <w:t>512</w:t>
-      </w:r>
-      <w:r>
-        <w:t>)</w:t>
+        <w:t xml:space="preserve"> gives finer spectral detail because bins are narrower</w:t>
+      </w:r>
+      <w:r>
+        <w:t xml:space="preserve">, however with a finer </w:t>
+      </w:r>
+      <w:proofErr w:type="spellStart"/>
+      <w:r>
+        <w:t>RBW</w:t>
+      </w:r>
+      <w:proofErr w:type="spellEnd"/>
+      <w:r>
+        <w:t xml:space="preserve"> comes more processing and with it</w:t>
+      </w:r>
+      <w:r>
+        <w:t>,</w:t>
+      </w:r>
+      <w:r>
+        <w:t xml:space="preserve"> slower </w:t>
+      </w:r>
+      <w:r>
+        <w:lastRenderedPageBreak/>
+        <w:t>updates</w:t>
+      </w:r>
+      <w:r>
+        <w:t xml:space="preserve">.  </w:t>
+      </w:r>
+      <w:r>
+        <w:t>Lastly</w:t>
+      </w:r>
+      <w:r>
+        <w:t>,</w:t>
+      </w:r>
+      <w:r>
+        <w:t xml:space="preserve"> the DC and low frequency content of the signal is contained in Bin 0 and Bin 1 (50 / 60Hz).  As such I deliberately omit bin 0 content from being displayed</w:t>
+      </w:r>
+      <w:r>
+        <w:t xml:space="preserve"> as it </w:t>
+      </w:r>
+      <w:r>
+        <w:t xml:space="preserve">is likely to be quite large and </w:t>
+      </w:r>
+      <w:r>
+        <w:t xml:space="preserve">may not be what the user expects to see.  </w:t>
+      </w:r>
+    </w:p>
+    <w:p>
+      <w:pPr>
+        <w:jc w:val="both"/>
+      </w:pPr>
+    </w:p>
+    <w:p>
+      <w:pPr>
+        <w:pStyle w:val="Heading2"/>
+      </w:pPr>
+      <w:bookmarkStart w:id="21" w:name="_Toc224490921"/>
+      <w:r>
+        <w:t>WINDOW FUNCTION:</w:t>
+      </w:r>
+      <w:bookmarkEnd w:id="21"/>
+    </w:p>
+    <w:p>
+      <w:pPr>
+        <w:jc w:val="both"/>
+      </w:pPr>
+      <w:r>
+        <w:t xml:space="preserve">FFT computations </w:t>
+      </w:r>
+      <w:r>
+        <w:t>assumes that the frame repeats indefinitely</w:t>
+      </w:r>
+      <w:r>
+        <w:t xml:space="preserve"> and in-sync</w:t>
       </w:r>
       <w:r>
         <w:t>.</w:t>
@@ -7748,22 +8058,80 @@
         <w:t xml:space="preserve">  </w:t>
       </w:r>
       <w:r>
-        <w:t xml:space="preserve">The frequency width of each bin is the </w:t>
-      </w:r>
-      <w:r>
-        <w:t>R</w:t>
-      </w:r>
-      <w:r>
-        <w:t xml:space="preserve">esolution </w:t>
-      </w:r>
-      <w:r>
-        <w:t>B</w:t>
-      </w:r>
-      <w:r>
-        <w:t>andwidth</w:t>
-      </w:r>
-      <w:r>
-        <w:t xml:space="preserve"> (</w:t>
+        <w:t>In other words, each sample index within a frame is assumed to match the corresponding index in the frame before and after it.</w:t>
+      </w:r>
+      <w:r>
+        <w:t xml:space="preserve">  </w:t>
+      </w:r>
+      <w:r>
+        <w:t>Stated differently, the FFT assumes there is no discontinuity between frames, and that the signal begins at the same point in each frame.</w:t>
+      </w:r>
+    </w:p>
+    <w:p>
+      <w:pPr>
+        <w:jc w:val="both"/>
+      </w:pPr>
+    </w:p>
+    <w:p>
+      <w:pPr>
+        <w:jc w:val="both"/>
+      </w:pPr>
+      <w:r>
+        <w:t xml:space="preserve">In </w:t>
+      </w:r>
+      <w:r>
+        <w:t>practical</w:t>
+      </w:r>
+      <w:r>
+        <w:t xml:space="preserve"> application this is almost never the case.  As such</w:t>
+      </w:r>
+      <w:r>
+        <w:t>,</w:t>
+      </w:r>
+      <w:r>
+        <w:t xml:space="preserve"> a “window function” is applied to</w:t>
+      </w:r>
+      <w:r>
+        <w:t xml:space="preserve"> the</w:t>
+      </w:r>
+      <w:r>
+        <w:t xml:space="preserve"> sample data.  As the frame to frame </w:t>
+      </w:r>
+      <w:r>
+        <w:t>transition</w:t>
+      </w:r>
+      <w:r>
+        <w:t xml:space="preserve"> does not repeat, the window </w:t>
+      </w:r>
+      <w:r>
+        <w:t xml:space="preserve">function tapers the beginning and end of the sampled data so the FFT does not see a </w:t>
+      </w:r>
+      <w:r>
+        <w:t xml:space="preserve">spike / discontinuity / </w:t>
+      </w:r>
+      <w:r>
+        <w:t>sudden jump when the record repeats</w:t>
+      </w:r>
+      <w:r>
+        <w:t xml:space="preserve">.  </w:t>
+      </w:r>
+      <w:r>
+        <w:t xml:space="preserve">That discontinuity is </w:t>
+      </w:r>
+      <w:r>
+        <w:t>Frame boundary discontinuity</w:t>
+      </w:r>
+      <w:r>
+        <w:t xml:space="preserve">.  </w:t>
+      </w:r>
+      <w:r>
+        <w:t>Additionally</w:t>
+      </w:r>
+      <w:r>
+        <w:t>,</w:t>
+      </w:r>
+      <w:r>
+        <w:t xml:space="preserve"> the window function provides a smoothing operation across adjacent bins should a given input frequency not fall on an exact </w:t>
       </w:r>
       <w:proofErr w:type="spellStart"/>
       <w:r>
@@ -7771,13 +8139,13 @@
       </w:r>
       <w:proofErr w:type="spellEnd"/>
       <w:r>
-        <w:t>)</w:t>
-      </w:r>
-      <w:r>
-        <w:t xml:space="preserve">.  It is set by sample rate divided by FFT size.  With a 50,000 Hz sample rate and a 1024-point FFT, </w:t>
-      </w:r>
-      <w:r>
-        <w:t xml:space="preserve">the </w:t>
+        <w:t xml:space="preserve"> bin interval.  For </w:t>
+      </w:r>
+      <w:r>
+        <w:t>example,</w:t>
+      </w:r>
+      <w:r>
+        <w:t xml:space="preserve"> with a </w:t>
       </w:r>
       <w:proofErr w:type="spellStart"/>
       <w:r>
@@ -7785,218 +8153,232 @@
       </w:r>
       <w:proofErr w:type="spellEnd"/>
       <w:r>
-        <w:t xml:space="preserve"> </w:t>
-      </w:r>
-      <w:r>
-        <w:t xml:space="preserve">for this project </w:t>
-      </w:r>
-      <w:r>
-        <w:t xml:space="preserve">is </w:t>
-      </w:r>
-      <w:r>
-        <w:t xml:space="preserve">48.828Hz </w:t>
-      </w:r>
-      <w:r>
-        <w:t>(</w:t>
-      </w:r>
-      <w:r>
-        <w:t xml:space="preserve">per bin).  </w:t>
-      </w:r>
-      <w:r>
-        <w:t xml:space="preserve">Bin 1 is </w:t>
-      </w:r>
-      <w:r>
-        <w:t>centered on</w:t>
-      </w:r>
-      <w:r>
-        <w:t xml:space="preserve"> 48.8 Hz, bin 10</w:t>
-      </w:r>
-      <w:r>
-        <w:t>,</w:t>
-      </w:r>
-      <w:r>
-        <w:t xml:space="preserve"> 488.3 Hz, bin 100</w:t>
-      </w:r>
-      <w:r>
-        <w:t>,</w:t>
-      </w:r>
-      <w:r>
-        <w:t xml:space="preserve"> 4.883 kHz, and so on.</w:t>
-      </w:r>
-      <w:r>
-        <w:t xml:space="preserve">  </w:t>
-      </w:r>
-      <w:r>
-        <w:t xml:space="preserve">A smaller </w:t>
-      </w:r>
-      <w:proofErr w:type="spellStart"/>
-      <w:r>
-        <w:t>RBW</w:t>
-      </w:r>
-      <w:proofErr w:type="spellEnd"/>
-      <w:r>
-        <w:t xml:space="preserve"> gives finer spectral detail because bins are narrower</w:t>
-      </w:r>
-      <w:r>
-        <w:t xml:space="preserve">, however with a finer </w:t>
-      </w:r>
-      <w:proofErr w:type="spellStart"/>
-      <w:r>
-        <w:t>RBW</w:t>
-      </w:r>
-      <w:proofErr w:type="spellEnd"/>
-      <w:r>
-        <w:t xml:space="preserve"> comes more processing and </w:t>
-      </w:r>
-      <w:proofErr w:type="gramStart"/>
-      <w:r>
-        <w:t>with it</w:t>
-      </w:r>
-      <w:proofErr w:type="gramEnd"/>
-      <w:r>
-        <w:t xml:space="preserve"> slower updates</w:t>
-      </w:r>
-      <w:r>
-        <w:t xml:space="preserve">.  </w:t>
-      </w:r>
-      <w:r>
-        <w:t>Lastly</w:t>
-      </w:r>
-      <w:r>
-        <w:t>,</w:t>
-      </w:r>
-      <w:r>
-        <w:t xml:space="preserve"> the DC and low frequency content of the signal is contained in Bin 0 and Bin 1 (50 / 60Hz).  As such I deliberately omit bin 0 content from </w:t>
-      </w:r>
-      <w:r>
-        <w:lastRenderedPageBreak/>
-        <w:t>being displayed</w:t>
-      </w:r>
-      <w:r>
-        <w:t xml:space="preserve"> as it </w:t>
-      </w:r>
-      <w:r>
-        <w:t xml:space="preserve">is likely to be quite large and </w:t>
-      </w:r>
-      <w:r>
-        <w:t xml:space="preserve">may not be what the user expects to see.  </w:t>
-      </w:r>
-    </w:p>
-    <w:p>
-      <w:pPr>
-        <w:jc w:val="both"/>
-      </w:pPr>
-    </w:p>
-    <w:p>
-      <w:pPr>
-        <w:pStyle w:val="Heading2"/>
-      </w:pPr>
-      <w:bookmarkStart w:id="21" w:name="_Toc224140479"/>
-      <w:r>
-        <w:t>WINDOW FUNCTION:</w:t>
-      </w:r>
-      <w:bookmarkEnd w:id="21"/>
-    </w:p>
-    <w:p>
-      <w:pPr>
-        <w:jc w:val="both"/>
-      </w:pPr>
-      <w:r>
-        <w:t xml:space="preserve">FFT computations </w:t>
-      </w:r>
-      <w:r>
-        <w:t>assumes that the frame repeats indefinitely</w:t>
-      </w:r>
-      <w:r>
-        <w:t xml:space="preserve"> and in-sync</w:t>
-      </w:r>
-      <w:r>
-        <w:t>.</w:t>
-      </w:r>
-      <w:r>
-        <w:t xml:space="preserve">  </w:t>
-      </w:r>
-      <w:r>
-        <w:t>In other words, each sample index within a frame is assumed to match the corresponding index in the frame before and after it.</w:t>
-      </w:r>
-      <w:r>
-        <w:t xml:space="preserve">  </w:t>
-      </w:r>
-      <w:r>
-        <w:t>Stated differently, the FFT assumes there is no discontinuity between frames, and that the signal begins at the same point in each frame.</w:t>
-      </w:r>
-    </w:p>
-    <w:p>
-      <w:pPr>
-        <w:jc w:val="both"/>
-      </w:pPr>
-    </w:p>
-    <w:p>
-      <w:pPr>
-        <w:jc w:val="both"/>
-      </w:pPr>
-      <w:r>
-        <w:t xml:space="preserve">In </w:t>
-      </w:r>
-      <w:r>
-        <w:t>practical</w:t>
-      </w:r>
-      <w:r>
-        <w:t xml:space="preserve"> application this is almost never the case.  As such a “window function” is applied to</w:t>
-      </w:r>
-      <w:r>
-        <w:t xml:space="preserve"> the</w:t>
-      </w:r>
-      <w:r>
-        <w:t xml:space="preserve"> sample data.  As the </w:t>
-      </w:r>
-      <w:proofErr w:type="gramStart"/>
-      <w:r>
-        <w:t>frame to frame</w:t>
-      </w:r>
-      <w:proofErr w:type="gramEnd"/>
-      <w:r>
-        <w:t xml:space="preserve"> </w:t>
-      </w:r>
-      <w:r>
-        <w:t>transition</w:t>
-      </w:r>
-      <w:r>
-        <w:t xml:space="preserve"> does not repeat, the window </w:t>
-      </w:r>
-      <w:r>
-        <w:t xml:space="preserve">function tapers the beginning and end of the sampled </w:t>
-      </w:r>
-      <w:proofErr w:type="gramStart"/>
-      <w:r>
-        <w:t>data</w:t>
-      </w:r>
-      <w:proofErr w:type="gramEnd"/>
-      <w:r>
-        <w:t xml:space="preserve"> so the FFT does not see a </w:t>
-      </w:r>
-      <w:r>
-        <w:t xml:space="preserve">spike / discontinuity / </w:t>
-      </w:r>
-      <w:r>
-        <w:t>sudden jump when the record repeats</w:t>
-      </w:r>
-      <w:r>
-        <w:t xml:space="preserve">.  There are many Window functions </w:t>
+        <w:t xml:space="preserve"> of 10Hz and an input frequency of 15Hz – the window serves to spread energy across 10Hz and 20Hz bins.  </w:t>
+      </w:r>
+      <w:r>
+        <w:t xml:space="preserve">There are many Window functions </w:t>
       </w:r>
       <w:r>
         <w:t>to choose from.  T</w:t>
       </w:r>
       <w:r>
-        <w:t xml:space="preserve">his project uses </w:t>
-      </w:r>
-      <w:proofErr w:type="gramStart"/>
-      <w:r>
-        <w:t>the Hanning</w:t>
-      </w:r>
-      <w:proofErr w:type="gramEnd"/>
-      <w:r>
-        <w:t xml:space="preserve"> Window.  Mathematically the Window function is applied </w:t>
+        <w:t>his project uses the Hanning Window</w:t>
+      </w:r>
+      <w:r>
+        <w:t>.  Computationally the Hanning Window:</w:t>
+      </w:r>
+    </w:p>
+    <w:p>
+      <w:pPr>
+        <w:jc w:val="both"/>
+        <w:rPr>
+          <w:rFonts w:eastAsiaTheme="minorEastAsia"/>
+        </w:rPr>
+      </w:pPr>
+      <m:oMathPara>
+        <m:oMath>
+          <m:r>
+            <w:rPr>
+              <w:rFonts w:ascii="Cambria Math" w:hAnsi="Cambria Math"/>
+            </w:rPr>
+            <m:t>Window</m:t>
+          </m:r>
+          <m:d>
+            <m:dPr>
+              <m:begChr m:val="["/>
+              <m:endChr m:val="]"/>
+              <m:ctrlPr>
+                <w:rPr>
+                  <w:rFonts w:ascii="Cambria Math" w:hAnsi="Cambria Math"/>
+                  <w:i/>
+                </w:rPr>
+              </m:ctrlPr>
+            </m:dPr>
+            <m:e>
+              <m:r>
+                <w:rPr>
+                  <w:rFonts w:ascii="Cambria Math" w:hAnsi="Cambria Math"/>
+                </w:rPr>
+                <m:t>Index</m:t>
+              </m:r>
+            </m:e>
+          </m:d>
+          <m:r>
+            <w:rPr>
+              <w:rFonts w:ascii="Cambria Math" w:hAnsi="Cambria Math"/>
+            </w:rPr>
+            <m:t>=0.5</m:t>
+          </m:r>
+          <m:d>
+            <m:dPr>
+              <m:ctrlPr>
+                <w:rPr>
+                  <w:rFonts w:ascii="Cambria Math" w:hAnsi="Cambria Math"/>
+                  <w:i/>
+                </w:rPr>
+              </m:ctrlPr>
+            </m:dPr>
+            <m:e>
+              <m:r>
+                <w:rPr>
+                  <w:rFonts w:ascii="Cambria Math" w:hAnsi="Cambria Math"/>
+                </w:rPr>
+                <m:t>1-</m:t>
+              </m:r>
+              <m:func>
+                <m:funcPr>
+                  <m:ctrlPr>
+                    <w:rPr>
+                      <w:rFonts w:ascii="Cambria Math" w:hAnsi="Cambria Math"/>
+                    </w:rPr>
+                  </m:ctrlPr>
+                </m:funcPr>
+                <m:fName>
+                  <m:r>
+                    <m:rPr>
+                      <m:sty m:val="p"/>
+                    </m:rPr>
+                    <w:rPr>
+                      <w:rFonts w:ascii="Cambria Math" w:hAnsi="Cambria Math"/>
+                    </w:rPr>
+                    <m:t>cos</m:t>
+                  </m:r>
+                  <m:ctrlPr>
+                    <w:rPr>
+                      <w:rFonts w:ascii="Cambria Math" w:hAnsi="Cambria Math"/>
+                      <w:i/>
+                    </w:rPr>
+                  </m:ctrlPr>
+                </m:fName>
+                <m:e>
+                  <m:d>
+                    <m:dPr>
+                      <m:ctrlPr>
+                        <w:rPr>
+                          <w:rFonts w:ascii="Cambria Math" w:hAnsi="Cambria Math"/>
+                          <w:i/>
+                        </w:rPr>
+                      </m:ctrlPr>
+                    </m:dPr>
+                    <m:e>
+                      <m:f>
+                        <m:fPr>
+                          <m:ctrlPr>
+                            <w:rPr>
+                              <w:rFonts w:ascii="Cambria Math" w:hAnsi="Cambria Math"/>
+                              <w:i/>
+                            </w:rPr>
+                          </m:ctrlPr>
+                        </m:fPr>
+                        <m:num>
+                          <m:r>
+                            <w:rPr>
+                              <w:rFonts w:ascii="Cambria Math" w:hAnsi="Cambria Math"/>
+                            </w:rPr>
+                            <m:t>2π</m:t>
+                          </m:r>
+                          <m:r>
+                            <w:rPr>
+                              <w:rFonts w:ascii="Cambria Math" w:hAnsi="Cambria Math"/>
+                            </w:rPr>
+                            <m:t>(</m:t>
+                          </m:r>
+                          <m:r>
+                            <w:rPr>
+                              <w:rFonts w:ascii="Cambria Math" w:hAnsi="Cambria Math"/>
+                            </w:rPr>
+                            <m:t>Ind</m:t>
+                          </m:r>
+                          <m:r>
+                            <w:rPr>
+                              <w:rFonts w:ascii="Cambria Math" w:hAnsi="Cambria Math"/>
+                            </w:rPr>
+                            <m:t>e</m:t>
+                          </m:r>
+                          <m:r>
+                            <w:rPr>
+                              <w:rFonts w:ascii="Cambria Math" w:hAnsi="Cambria Math"/>
+                            </w:rPr>
+                            <m:t>x</m:t>
+                          </m:r>
+                          <m:r>
+                            <w:rPr>
+                              <w:rFonts w:ascii="Cambria Math" w:hAnsi="Cambria Math"/>
+                            </w:rPr>
+                            <m:t>)</m:t>
+                          </m:r>
+                        </m:num>
+                        <m:den>
+                          <m:r>
+                            <w:rPr>
+                              <w:rFonts w:ascii="Cambria Math" w:hAnsi="Cambria Math"/>
+                            </w:rPr>
+                            <m:t>N-1</m:t>
+                          </m:r>
+                        </m:den>
+                      </m:f>
+                    </m:e>
+                  </m:d>
+                </m:e>
+              </m:func>
+            </m:e>
+          </m:d>
+        </m:oMath>
+      </m:oMathPara>
+    </w:p>
+    <w:p>
+      <w:pPr>
+        <w:jc w:val="both"/>
+        <w:rPr>
+          <w:rFonts w:eastAsiaTheme="minorEastAsia"/>
+        </w:rPr>
+      </w:pPr>
+      <w:r>
+        <w:rPr>
+          <w:rFonts w:eastAsiaTheme="minorEastAsia"/>
+        </w:rPr>
+        <w:t>Window[Index] = Window Index Coefficient</w:t>
+      </w:r>
+    </w:p>
+    <w:p>
+      <w:pPr>
+        <w:jc w:val="both"/>
+        <w:rPr>
+          <w:rFonts w:eastAsiaTheme="minorEastAsia"/>
+        </w:rPr>
+      </w:pPr>
+      <w:r>
+        <w:rPr>
+          <w:rFonts w:eastAsiaTheme="minorEastAsia"/>
+        </w:rPr>
+        <w:t>N = FFT Size</w:t>
+      </w:r>
+    </w:p>
+    <w:p>
+      <w:pPr>
+        <w:jc w:val="both"/>
+        <w:rPr>
+          <w:rFonts w:eastAsiaTheme="minorEastAsia"/>
+        </w:rPr>
+      </w:pPr>
+      <w:r>
+        <w:rPr>
+          <w:rFonts w:eastAsiaTheme="minorEastAsia"/>
+        </w:rPr>
+        <w:t>Index = Sample Index (0 ≤ Index ≤ (N – 1))</w:t>
+      </w:r>
+    </w:p>
+    <w:p>
+      <w:pPr>
+        <w:jc w:val="both"/>
+      </w:pPr>
+    </w:p>
+    <w:p>
+      <w:pPr>
+        <w:jc w:val="both"/>
+      </w:pPr>
+      <w:r>
+        <w:t xml:space="preserve">Mathematically the Window function is applied </w:t>
       </w:r>
       <w:r>
         <w:t>across the frame data as such:</w:t>
@@ -8193,114 +8575,264 @@
       <w:pPr>
         <w:pStyle w:val="Heading2"/>
       </w:pPr>
-      <w:bookmarkStart w:id="22" w:name="_Toc224140480"/>
+      <w:bookmarkStart w:id="22" w:name="_Toc224490922"/>
+      <w:r>
+        <w:t>SAMPLE JITTER – THE PHASE ERROR:</w:t>
+      </w:r>
+      <w:bookmarkEnd w:id="22"/>
+    </w:p>
+    <w:p>
+      <w:pPr>
+        <w:jc w:val="both"/>
+      </w:pPr>
+      <w:r>
+        <w:t xml:space="preserve">Sample timing jitter manifests itself in phase noise.  The more of less of it present raises or lowers the noise floor of the displayed spectrum and can manifest itself as “jumpiness” in the display.  Phase error is </w:t>
+      </w:r>
+      <w:r>
+        <w:t xml:space="preserve">fundamentally caused by </w:t>
+      </w:r>
+      <w:r>
+        <w:t xml:space="preserve">sample to sample </w:t>
+      </w:r>
+      <w:r>
+        <w:t>timing variations (jitter)</w:t>
+      </w:r>
+      <w:r>
+        <w:t xml:space="preserve">, but, and in the case of this </w:t>
+      </w:r>
+      <w:r>
+        <w:t xml:space="preserve">Phase 1 </w:t>
+      </w:r>
+      <w:r>
+        <w:t xml:space="preserve">application, </w:t>
+      </w:r>
+      <w:r>
+        <w:t xml:space="preserve">the effect is more apparent due to the FFT computational </w:t>
+      </w:r>
+      <w:r>
+        <w:t xml:space="preserve">processing </w:t>
+      </w:r>
+      <w:r>
+        <w:t xml:space="preserve">and </w:t>
+      </w:r>
+      <w:r>
+        <w:t>display</w:t>
+      </w:r>
+      <w:r>
+        <w:t xml:space="preserve"> (Frame to Frame)</w:t>
+      </w:r>
+      <w:r>
+        <w:t xml:space="preserve">.  </w:t>
+      </w:r>
+    </w:p>
+    <w:p>
+      <w:pPr>
+        <w:jc w:val="both"/>
+      </w:pPr>
+    </w:p>
+    <w:p>
+      <w:pPr>
+        <w:jc w:val="both"/>
+      </w:pPr>
+      <w:r>
+        <w:t>Unlike Audio SA Mode, in Signal SA Mode t</w:t>
+      </w:r>
+      <w:r>
+        <w:t xml:space="preserve">he FW is architected such that after each frame is acquired (via </w:t>
+      </w:r>
+      <w:proofErr w:type="spellStart"/>
+      <w:r>
+        <w:t>ISR</w:t>
+      </w:r>
+      <w:proofErr w:type="spellEnd"/>
+      <w:r>
+        <w:t xml:space="preserve"> </w:t>
+      </w:r>
+      <w:r>
+        <w:t>timing</w:t>
+      </w:r>
+      <w:r>
+        <w:t>)</w:t>
+      </w:r>
+      <w:r>
+        <w:t>,</w:t>
+      </w:r>
+      <w:r>
+        <w:t xml:space="preserve"> the acquisition is </w:t>
+      </w:r>
+      <w:r>
+        <w:t>paused</w:t>
+      </w:r>
+      <w:r>
+        <w:t xml:space="preserve">, the data processed and </w:t>
+      </w:r>
+      <w:r>
+        <w:t xml:space="preserve">display </w:t>
+      </w:r>
+      <w:r>
+        <w:t>updated</w:t>
+      </w:r>
+      <w:r>
+        <w:t>, then acquisition is resumed</w:t>
+      </w:r>
+      <w:r>
+        <w:t>.  Th</w:t>
+      </w:r>
+      <w:r>
+        <w:t>e</w:t>
+      </w:r>
+      <w:r>
+        <w:t xml:space="preserve"> processing and updating of data </w:t>
+      </w:r>
+      <w:r>
+        <w:t xml:space="preserve">(timing delay) </w:t>
+      </w:r>
+      <w:r>
+        <w:t xml:space="preserve">creates the phase </w:t>
+      </w:r>
+      <w:r>
+        <w:t>offset (error)</w:t>
+      </w:r>
+      <w:r>
+        <w:t xml:space="preserve"> </w:t>
+      </w:r>
+      <w:r>
+        <w:t>between successive frames</w:t>
+      </w:r>
+      <w:r>
+        <w:t xml:space="preserve">.  </w:t>
+      </w:r>
+      <w:r>
+        <w:t xml:space="preserve">Because this timing offset repeats every frame, it manifests as phase variation in the sampled signal and contributes to visible instability in the displayed spectrum. </w:t>
+      </w:r>
+      <w:r>
+        <w:t xml:space="preserve"> </w:t>
+      </w:r>
+      <w:r>
+        <w:t>This architectural limitation will be addressed in Phase 2.</w:t>
+      </w:r>
+    </w:p>
+    <w:p>
+      <w:pPr>
+        <w:jc w:val="both"/>
+      </w:pPr>
+    </w:p>
+    <w:p>
+      <w:pPr>
+        <w:pStyle w:val="Heading2"/>
+      </w:pPr>
+      <w:bookmarkStart w:id="23" w:name="_Toc224490923"/>
       <w:r>
         <w:t>HARMONICS:</w:t>
       </w:r>
-      <w:bookmarkEnd w:id="22"/>
-    </w:p>
-    <w:p>
-      <w:pPr>
-        <w:jc w:val="both"/>
-      </w:pPr>
-      <w:r>
-        <w:t xml:space="preserve">A </w:t>
-      </w:r>
-      <w:r>
-        <w:t>perfect</w:t>
-      </w:r>
-      <w:r>
-        <w:t xml:space="preserve"> sine wave contains only one frequency</w:t>
-      </w:r>
-      <w:r>
-        <w:t xml:space="preserve"> - the fundamental.  As perfection is hard to find in real life for everything else there are harmonics.  </w:t>
-      </w:r>
-      <w:r>
-        <w:t>Harmonics</w:t>
+      <w:bookmarkEnd w:id="23"/>
+    </w:p>
+    <w:p>
+      <w:pPr>
+        <w:jc w:val="both"/>
+      </w:pPr>
+      <w:r>
+        <w:t xml:space="preserve">A perfect sine wave contains only one frequency - the fundamental.  As perfection is hard to find in real life for everything else there are harmonics.  Harmonics are integer multiples of the fundamental.  Any nonlinearity in the signal path can reshape the waveform.  Clipping, asymmetric biasing, saturation, crossover distortion, and nonlinear amplifiers all </w:t>
+      </w:r>
+      <w:r>
+        <w:t>impact waveform shape</w:t>
+      </w:r>
+      <w:r>
+        <w:t>.  The FFT reveals that shape change as harmonic energy.</w:t>
+      </w:r>
+      <w:r>
+        <w:t xml:space="preserve">  Lastly, any given waveform can be </w:t>
+      </w:r>
+      <w:r>
+        <w:t xml:space="preserve">a </w:t>
+      </w:r>
+      <w:r>
+        <w:t xml:space="preserve">composite of </w:t>
+      </w:r>
+      <w:r>
+        <w:t>multiple</w:t>
+      </w:r>
+      <w:r>
+        <w:t xml:space="preserve"> fundamentals.  </w:t>
+      </w:r>
+    </w:p>
+    <w:p>
+      <w:pPr>
+        <w:jc w:val="both"/>
+      </w:pPr>
+    </w:p>
+    <w:p>
+      <w:pPr>
+        <w:jc w:val="both"/>
+      </w:pPr>
+      <w:r>
+        <w:t xml:space="preserve">Odd harmonics are often associated with distortions that preserve waveform symmetry about its midpoint (zero). </w:t>
       </w:r>
       <w:r>
         <w:t xml:space="preserve"> </w:t>
       </w:r>
       <w:r>
-        <w:t>are integer multiples of th</w:t>
-      </w:r>
-      <w:r>
-        <w:t>e</w:t>
-      </w:r>
-      <w:r>
-        <w:t xml:space="preserve"> fundamental.  Any nonlinearity in the signal path can reshape the waveform.  Clipping, asymmetric biasing, saturation, crossover distortion, and nonlinear amplifiers all </w:t>
-      </w:r>
-      <w:r>
-        <w:t>impact waveform shape</w:t>
-      </w:r>
-      <w:r>
-        <w:t xml:space="preserve">.  The FFT reveals that shape </w:t>
-      </w:r>
-      <w:proofErr w:type="gramStart"/>
-      <w:r>
-        <w:t>change</w:t>
-      </w:r>
-      <w:proofErr w:type="gramEnd"/>
-      <w:r>
-        <w:t xml:space="preserve"> as harmonic energy.</w:t>
-      </w:r>
-      <w:r>
-        <w:t xml:space="preserve">  Lastly, </w:t>
-      </w:r>
-      <w:r>
-        <w:t xml:space="preserve">any given waveform can be </w:t>
-      </w:r>
-      <w:r>
-        <w:t xml:space="preserve">a </w:t>
-      </w:r>
-      <w:r>
-        <w:t xml:space="preserve">composite of </w:t>
-      </w:r>
-      <w:r>
-        <w:t>multiple</w:t>
-      </w:r>
-      <w:r>
-        <w:t xml:space="preserve"> fundamentals.  </w:t>
-      </w:r>
-    </w:p>
-    <w:p>
-      <w:pPr>
-        <w:jc w:val="both"/>
-      </w:pPr>
-    </w:p>
-    <w:p>
-      <w:pPr>
-        <w:jc w:val="both"/>
-      </w:pPr>
-      <w:r>
-        <w:t xml:space="preserve">Odd harmonics are often associated with distortions that preserve waveform symmetry about </w:t>
-      </w:r>
-      <w:r>
-        <w:t>its midpoint (zero)</w:t>
-      </w:r>
-      <w:r>
-        <w:t>.  A square</w:t>
+        <w:t xml:space="preserve">In this case, the top and bottom halves of the waveform look the same. </w:t>
       </w:r>
       <w:r>
         <w:t xml:space="preserve"> </w:t>
       </w:r>
       <w:r>
-        <w:t>wave contains strong odd harmonics.  Even harmonics often increase when the waveform becomes asymmetric</w:t>
-      </w:r>
-      <w:r>
-        <w:t xml:space="preserve"> about its </w:t>
-      </w:r>
-      <w:r>
-        <w:t>zero</w:t>
-      </w:r>
-      <w:r>
-        <w:t>, such as when positive and negative halves are treated differently.</w:t>
+        <w:t xml:space="preserve">For example, a sine wave that is clipped equally on both the positive and negative peaks preserves this symmetry. </w:t>
+      </w:r>
+      <w:r>
+        <w:t xml:space="preserve"> </w:t>
+      </w:r>
+      <w:r>
+        <w:t xml:space="preserve">A square wave is </w:t>
+      </w:r>
+      <w:r>
+        <w:t>the typical</w:t>
+      </w:r>
+      <w:r>
+        <w:t xml:space="preserve"> example and contains strong odd harmonics.</w:t>
       </w:r>
       <w:r>
         <w:t xml:space="preserve">  </w:t>
       </w:r>
       <w:r>
-        <w:t xml:space="preserve">That said, real world signals are comprised of both.  </w:t>
+        <w:t xml:space="preserve">Even harmonics increase when the waveform becomes asymmetric about zero. </w:t>
+      </w:r>
+      <w:r>
+        <w:t xml:space="preserve"> </w:t>
+      </w:r>
+      <w:r>
+        <w:t xml:space="preserve">In other words, the bottom half of the signal does not mirror the top half. </w:t>
+      </w:r>
+      <w:r>
+        <w:t xml:space="preserve"> </w:t>
+      </w:r>
+      <w:r>
+        <w:t xml:space="preserve">One example would be clipping </w:t>
+      </w:r>
+      <w:r>
+        <w:t xml:space="preserve">of a sine wave but </w:t>
+      </w:r>
+      <w:r>
+        <w:t xml:space="preserve">only on the positive or negative side, not both. </w:t>
+      </w:r>
+      <w:r>
+        <w:t xml:space="preserve"> </w:t>
+      </w:r>
+      <w:r>
+        <w:t>That said, real-world signals typically contain both odd and even harmonics.</w:t>
+      </w:r>
+      <w:r>
+        <w:t xml:space="preserve">  </w:t>
+      </w:r>
+      <w:r>
+        <w:t xml:space="preserve">The point here is that the ADC subtraction used to center the signal only removes the DC offset and therefore only impacts Bin 0 of the FFT. </w:t>
+      </w:r>
+      <w:r>
+        <w:t xml:space="preserve"> </w:t>
+      </w:r>
+      <w:r>
+        <w:t>It does not alter the harmonic content of the signal.</w:t>
       </w:r>
     </w:p>
     <w:p>
@@ -8324,6 +8856,159 @@
       <w:r>
         <w:t xml:space="preserve"> observed with the device in Signal Spectrum Mode.  </w:t>
       </w:r>
+      <w:r>
+        <w:t>I said all of that to say the anti-</w:t>
+      </w:r>
+      <w:proofErr w:type="spellStart"/>
+      <w:r>
+        <w:t>alising</w:t>
+      </w:r>
+      <w:proofErr w:type="spellEnd"/>
+      <w:r>
+        <w:t xml:space="preserve"> filter created a discontinuity </w:t>
+      </w:r>
+      <w:r>
+        <w:t>at 0V</w:t>
+      </w:r>
+      <w:r>
+        <w:t xml:space="preserve">.  See section </w:t>
+      </w:r>
+      <w:hyperlink w:anchor="_ANTI-ALIASING_FILTER_DISCONTINUITY" w:history="1">
+        <w:r>
+          <w:rPr>
+            <w:rStyle w:val="Hyperlink"/>
+          </w:rPr>
+          <w:t>ANTI-ALIASING FILTER DISCONTINUITY AT THE 0V:</w:t>
+        </w:r>
+      </w:hyperlink>
+      <w:r>
+        <w:t xml:space="preserve"> Something to be corrected in phase 2.</w:t>
+      </w:r>
+    </w:p>
+    <w:p>
+      <w:pPr>
+        <w:jc w:val="both"/>
+      </w:pPr>
+    </w:p>
+    <w:p>
+      <w:pPr>
+        <w:jc w:val="both"/>
+      </w:pPr>
+      <w:r>
+        <w:t xml:space="preserve">The input signal, via the local oscillator or the external BNC has an </w:t>
+      </w:r>
+      <w:r>
+        <w:rPr>
+          <w:u w:val="single"/>
+        </w:rPr>
+        <w:t>intended</w:t>
+      </w:r>
+      <w:r>
+        <w:t xml:space="preserve"> minimum of 0V</w:t>
+      </w:r>
+      <w:r>
+        <w:t xml:space="preserve">.  </w:t>
+      </w:r>
+      <w:r>
+        <w:t>This was purposely designed to simplify input protection and to support the intended development flow (implementing features incrementally and verifying operation step by step)</w:t>
+      </w:r>
+      <w:r>
+        <w:t xml:space="preserve">.  </w:t>
+      </w:r>
+      <w:r>
+        <w:t xml:space="preserve">In Signal SA Mode, the ADC output is centered digitally. </w:t>
+      </w:r>
+      <w:r>
+        <w:t xml:space="preserve"> </w:t>
+      </w:r>
+      <w:r>
+        <w:t xml:space="preserve">The ADC is 12-bit, so its midpoint occurs at 2048 counts. </w:t>
+      </w:r>
+      <w:r>
+        <w:t xml:space="preserve"> </w:t>
+      </w:r>
+      <w:r>
+        <w:t xml:space="preserve">To create a zero-centered signal, 2048 is subtracted from each sampled value, effectively shifting the midpoint to zero. </w:t>
+      </w:r>
+      <w:r>
+        <w:t xml:space="preserve"> </w:t>
+      </w:r>
+      <w:r>
+        <w:t>This results in a signal representation containing both positive and negative values.</w:t>
+      </w:r>
+    </w:p>
+    <w:p>
+      <w:pPr>
+        <w:jc w:val="both"/>
+      </w:pPr>
+    </w:p>
+    <w:p>
+      <w:pPr>
+        <w:jc w:val="both"/>
+      </w:pPr>
+      <w:r>
+        <w:t xml:space="preserve">Because the analog input signal itself can only be positive, this centering operation also removes the DC offset inherent in the sampling method. </w:t>
+      </w:r>
+      <w:r>
+        <w:t xml:space="preserve"> </w:t>
+      </w:r>
+      <w:r>
+        <w:t xml:space="preserve">However, if the input signal is offset slightly above or below the expected midpoint, the simple subtraction of 2048 will not fully remove the DC component. </w:t>
+      </w:r>
+      <w:r>
+        <w:t xml:space="preserve"> </w:t>
+      </w:r>
+      <w:r>
+        <w:t>Any remaining DC content appears in Bin 0 of the FFT.</w:t>
+      </w:r>
+      <w:r>
+        <w:t xml:space="preserve">  </w:t>
+      </w:r>
+      <w:r>
+        <w:t>The Audio SA Mode does not suffer from this issue because the audio samples are stored as PCM16 (signed 16-bit) values, which are already centered around zero.</w:t>
+      </w:r>
+      <w:r>
+        <w:t xml:space="preserve">  </w:t>
+      </w:r>
+      <w:r>
+        <w:t xml:space="preserve">In this sense, </w:t>
+      </w:r>
+      <w:r>
+        <w:t>s</w:t>
+      </w:r>
+      <w:r>
+        <w:t xml:space="preserve">ubtracting the ADC midpoint removes the DC offset associated with the unipolar </w:t>
+      </w:r>
+      <w:r>
+        <w:lastRenderedPageBreak/>
+        <w:t>input range.</w:t>
+      </w:r>
+      <w:r>
+        <w:t xml:space="preserve">  </w:t>
+      </w:r>
+      <w:r>
+        <w:t>This operation affects only the DC component (FFT Bin 0) and does not alter the harmonic content of the signal.</w:t>
+      </w:r>
+      <w:r>
+        <w:t xml:space="preserve">  For this reason I do not display bin 0.</w:t>
+      </w:r>
+      <w:r>
+        <w:t xml:space="preserve">  </w:t>
+      </w:r>
+      <w:r>
+        <w:t>See</w:t>
+      </w:r>
+      <w:r>
+        <w:t xml:space="preserve"> section </w:t>
+      </w:r>
+      <w:hyperlink w:anchor="_LOCAL_OSCILLATOR_CLIPPING" w:history="1">
+        <w:r>
+          <w:rPr>
+            <w:rStyle w:val="Hyperlink"/>
+          </w:rPr>
+          <w:t>LOCAL OSCILLATOR CLIPPING AT THE 0V:</w:t>
+        </w:r>
+      </w:hyperlink>
     </w:p>
     <w:p>
       <w:pPr>
@@ -8355,11 +9040,9 @@
       <w:r>
         <w:t>s distortion increases, the amplitudes of the harmonic frequencies increase relative to the fundamental.</w:t>
       </w:r>
-    </w:p>
-    <w:p>
-      <w:pPr>
-        <w:jc w:val="both"/>
-      </w:pPr>
+      <w:r>
+        <w:t xml:space="preserve">  </w:t>
+      </w:r>
       <w:r>
         <w:t>THD is typically expressed as a percentage or in decibels (dB).</w:t>
       </w:r>
@@ -8369,7 +9052,6 @@
         <w:jc w:val="both"/>
       </w:pPr>
       <w:r>
-        <w:lastRenderedPageBreak/>
         <w:t>The general form is:</w:t>
       </w:r>
     </w:p>
@@ -8706,11 +9388,11 @@
       <w:pPr>
         <w:pStyle w:val="Heading1"/>
       </w:pPr>
-      <w:bookmarkStart w:id="23" w:name="_Toc224140481"/>
+      <w:bookmarkStart w:id="24" w:name="_Toc224490924"/>
       <w:r>
         <w:t>PHYSICAL CONTROLS:</w:t>
       </w:r>
-      <w:bookmarkEnd w:id="23"/>
+      <w:bookmarkEnd w:id="24"/>
     </w:p>
     <w:p>
       <w:pPr>
@@ -8781,14 +9463,30 @@
     <w:p>
       <w:pPr>
         <w:jc w:val="both"/>
-      </w:pPr>
-      <w:r>
+        <w:rPr>
+          <w:b/>
+          <w:bCs/>
+        </w:rPr>
+      </w:pPr>
+      <w:r>
+        <w:rPr>
+          <w:b/>
+          <w:bCs/>
+        </w:rPr>
         <w:t>AUDIO</w:t>
       </w:r>
       <w:r>
+        <w:rPr>
+          <w:b/>
+          <w:bCs/>
+        </w:rPr>
         <w:t xml:space="preserve"> SA</w:t>
       </w:r>
       <w:r>
+        <w:rPr>
+          <w:b/>
+          <w:bCs/>
+        </w:rPr>
         <w:t>:</w:t>
       </w:r>
     </w:p>
@@ -8815,13 +9513,8 @@
         <w:jc w:val="both"/>
       </w:pPr>
       <w:r>
-        <w:t xml:space="preserve">SW2: SELECT: Selects the next audio </w:t>
-      </w:r>
-      <w:proofErr w:type="gramStart"/>
-      <w:r>
-        <w:t>track</w:t>
-      </w:r>
-      <w:proofErr w:type="gramEnd"/>
+        <w:t>SW2: SELECT: Selects the next audio track</w:t>
+      </w:r>
     </w:p>
     <w:p>
       <w:pPr>
@@ -8833,13 +9526,8 @@
         <w:jc w:val="both"/>
       </w:pPr>
       <w:r>
-        <w:t xml:space="preserve">SW3: STOP: Stop playing </w:t>
-      </w:r>
-      <w:proofErr w:type="gramStart"/>
-      <w:r>
-        <w:t>audio</w:t>
-      </w:r>
-      <w:proofErr w:type="gramEnd"/>
+        <w:t>SW3: STOP: Stop playing audio</w:t>
+      </w:r>
     </w:p>
     <w:p>
       <w:pPr>
@@ -8851,13 +9539,8 @@
         <w:jc w:val="both"/>
       </w:pPr>
       <w:r>
-        <w:t xml:space="preserve">SW4: PAUSE: Pause the present audio </w:t>
-      </w:r>
-      <w:proofErr w:type="gramStart"/>
-      <w:r>
-        <w:t>playback</w:t>
-      </w:r>
-      <w:proofErr w:type="gramEnd"/>
+        <w:t>SW4: PAUSE: Pause the present audio playback</w:t>
+      </w:r>
     </w:p>
     <w:p>
       <w:pPr>
@@ -8869,25 +9552,37 @@
         <w:jc w:val="both"/>
       </w:pPr>
       <w:r>
-        <w:t xml:space="preserve">SW5: PLAY: Play the selected </w:t>
-      </w:r>
-      <w:proofErr w:type="gramStart"/>
-      <w:r>
-        <w:t>track</w:t>
-      </w:r>
-      <w:proofErr w:type="gramEnd"/>
-    </w:p>
-    <w:p>
-      <w:pPr>
-        <w:jc w:val="both"/>
-      </w:pPr>
-      <w:r>
+        <w:t>SW5: PLAY: Play the selected track</w:t>
+      </w:r>
+    </w:p>
+    <w:p>
+      <w:pPr>
+        <w:jc w:val="both"/>
+        <w:rPr>
+          <w:b/>
+          <w:bCs/>
+        </w:rPr>
+      </w:pPr>
+      <w:r>
+        <w:rPr>
+          <w:b/>
+          <w:bCs/>
+        </w:rPr>
+        <w:lastRenderedPageBreak/>
         <w:t>SIGNAL</w:t>
       </w:r>
       <w:r>
+        <w:rPr>
+          <w:b/>
+          <w:bCs/>
+        </w:rPr>
         <w:t xml:space="preserve"> SA</w:t>
       </w:r>
       <w:r>
+        <w:rPr>
+          <w:b/>
+          <w:bCs/>
+        </w:rPr>
         <w:t>:</w:t>
       </w:r>
     </w:p>
@@ -8914,13 +9609,8 @@
         <w:jc w:val="both"/>
       </w:pPr>
       <w:r>
-        <w:t xml:space="preserve">SW2: SELECT: Selects between local oscillator and external </w:t>
-      </w:r>
-      <w:proofErr w:type="gramStart"/>
-      <w:r>
-        <w:t>BNC</w:t>
-      </w:r>
-      <w:proofErr w:type="gramEnd"/>
+        <w:t>SW2: SELECT: Selects between local oscillator and external BNC</w:t>
+      </w:r>
     </w:p>
     <w:p>
       <w:pPr>
@@ -8954,6 +9644,467 @@
     </w:p>
     <w:p>
       <w:pPr>
+        <w:pStyle w:val="Heading1"/>
+      </w:pPr>
+      <w:r>
+        <w:t>BOOT LOADER:</w:t>
+      </w:r>
+    </w:p>
+    <w:p>
+      <w:pPr>
+        <w:jc w:val="both"/>
+      </w:pPr>
+      <w:r>
+        <w:t xml:space="preserve">As with everything else, the bootloader process is made more complex with an FPGA.  </w:t>
+      </w:r>
+      <w:r>
+        <w:t xml:space="preserve">Every FPGA application requires a bootloader.  You cannot just program the FLASH.  </w:t>
+      </w:r>
+      <w:r>
+        <w:t xml:space="preserve">Unlike a </w:t>
+      </w:r>
+      <w:r>
+        <w:t>µ</w:t>
+      </w:r>
+      <w:proofErr w:type="spellStart"/>
+      <w:r>
+        <w:t>C</w:t>
+      </w:r>
+      <w:r>
+        <w:t xml:space="preserve"> an</w:t>
+      </w:r>
+      <w:proofErr w:type="spellEnd"/>
+      <w:r>
+        <w:t xml:space="preserve"> FPGA program memory is not limited by the size of on chip FLASH, but rather the size of the external </w:t>
+      </w:r>
+      <w:r>
+        <w:t xml:space="preserve">NV </w:t>
+      </w:r>
+      <w:r>
+        <w:t xml:space="preserve">memory.  </w:t>
+      </w:r>
+      <w:r>
+        <w:t xml:space="preserve">For </w:t>
+      </w:r>
+      <w:r>
+        <w:t xml:space="preserve">Phase 1 a 16MB </w:t>
+      </w:r>
+      <w:r>
+        <w:t>on board</w:t>
+      </w:r>
+      <w:r>
+        <w:t xml:space="preserve"> Quad SPI FLASH</w:t>
+      </w:r>
+      <w:r>
+        <w:t xml:space="preserve"> is used</w:t>
+      </w:r>
+      <w:r>
+        <w:t xml:space="preserve">.  </w:t>
+      </w:r>
+      <w:r>
+        <w:t xml:space="preserve">That said, it could just as easily interface with the </w:t>
+      </w:r>
+      <w:r>
+        <w:t>µSD</w:t>
+      </w:r>
+      <w:r>
+        <w:t xml:space="preserve">, given the flexibility of changing the application just by changing the inserted </w:t>
+      </w:r>
+      <w:r>
+        <w:t>µS</w:t>
+      </w:r>
+      <w:r>
+        <w:t>D card.</w:t>
+      </w:r>
+      <w:r>
+        <w:t xml:space="preserve">  </w:t>
+      </w:r>
+    </w:p>
+    <w:p>
+      <w:pPr>
+        <w:jc w:val="both"/>
+      </w:pPr>
+    </w:p>
+    <w:p>
+      <w:pPr>
+        <w:jc w:val="both"/>
+      </w:pPr>
+      <w:r>
+        <w:t xml:space="preserve">An FPGA can facilitate an exceptionally large application.  </w:t>
+      </w:r>
+      <w:r>
+        <w:t xml:space="preserve">This external FLASH though large, and can be larger still, holds far more than the application image.  </w:t>
+      </w:r>
+      <w:r>
+        <w:t>In this case, c</w:t>
+      </w:r>
+      <w:r>
+        <w:t xml:space="preserve">ontained within the external </w:t>
+      </w:r>
+      <w:r>
+        <w:t xml:space="preserve">Quad SPI </w:t>
+      </w:r>
+      <w:r>
+        <w:t>FLASH</w:t>
+      </w:r>
+      <w:r>
+        <w:t xml:space="preserve">, </w:t>
+      </w:r>
+      <w:r>
+        <w:t>and in this order from the base address:</w:t>
+      </w:r>
+    </w:p>
+    <w:p>
+      <w:pPr>
+        <w:pStyle w:val="ListParagraph"/>
+        <w:numPr>
+          <w:ilvl w:val="0"/>
+          <w:numId w:val="38"/>
+        </w:numPr>
+        <w:jc w:val="both"/>
+      </w:pPr>
+      <w:r>
+        <w:t>Hardware Image (.bit)</w:t>
+      </w:r>
+    </w:p>
+    <w:p>
+      <w:pPr>
+        <w:pStyle w:val="ListParagraph"/>
+        <w:numPr>
+          <w:ilvl w:val="0"/>
+          <w:numId w:val="38"/>
+        </w:numPr>
+        <w:jc w:val="both"/>
+      </w:pPr>
+      <w:r>
+        <w:t>Bootloader Image (.elf)</w:t>
+      </w:r>
+    </w:p>
+    <w:p>
+      <w:pPr>
+        <w:pStyle w:val="ListParagraph"/>
+        <w:numPr>
+          <w:ilvl w:val="0"/>
+          <w:numId w:val="38"/>
+        </w:numPr>
+        <w:jc w:val="both"/>
+      </w:pPr>
+      <w:r>
+        <w:t>Application Image (.elf)</w:t>
+      </w:r>
+    </w:p>
+    <w:p>
+      <w:pPr>
+        <w:jc w:val="both"/>
+      </w:pPr>
+    </w:p>
+    <w:p>
+      <w:pPr>
+        <w:jc w:val="both"/>
+      </w:pPr>
+      <w:r>
+        <w:t>At POR the PL is configured</w:t>
+      </w:r>
+      <w:r>
+        <w:t xml:space="preserve"> from the </w:t>
+      </w:r>
+      <w:r>
+        <w:t xml:space="preserve">hardware </w:t>
+      </w:r>
+      <w:r>
+        <w:t>bit</w:t>
+      </w:r>
+      <w:r>
+        <w:t>stream</w:t>
+      </w:r>
+      <w:r>
+        <w:t xml:space="preserve">, </w:t>
+      </w:r>
+      <w:r>
+        <w:t xml:space="preserve">after PL configuration </w:t>
+      </w:r>
+      <w:r>
+        <w:t>the bootloader executes to load the DDR with the application image</w:t>
+      </w:r>
+      <w:r>
+        <w:t xml:space="preserve"> and the Program counter loaded with the start of the application</w:t>
+      </w:r>
+      <w:r>
+        <w:t xml:space="preserve">.  Note, if the application is small enough it could also be loaded to LBM. </w:t>
+      </w:r>
+    </w:p>
+    <w:p>
+      <w:pPr>
+        <w:jc w:val="both"/>
+      </w:pPr>
+    </w:p>
+    <w:p>
+      <w:pPr>
+        <w:jc w:val="both"/>
+      </w:pPr>
+      <w:r>
+        <w:t xml:space="preserve">TBD phase 2 may instead use the </w:t>
+      </w:r>
+      <w:r>
+        <w:t>µSD</w:t>
+      </w:r>
+      <w:r>
+        <w:t xml:space="preserve">.  The process is essentially the same, the difference being </w:t>
+      </w:r>
+      <w:r>
+        <w:t xml:space="preserve">the use of the FAT FS on the </w:t>
+      </w:r>
+      <w:r>
+        <w:t>µSD</w:t>
+      </w:r>
+      <w:r>
+        <w:t xml:space="preserve">.  Though more complex, requiring the FAT FS, the process is basically the same, just in three separate files: </w:t>
+      </w:r>
+      <w:proofErr w:type="spellStart"/>
+      <w:r>
+        <w:t>bitsteam</w:t>
+      </w:r>
+      <w:proofErr w:type="spellEnd"/>
+      <w:r>
+        <w:t xml:space="preserve">, bootloader image and application image.  </w:t>
+      </w:r>
+    </w:p>
+    <w:p>
+      <w:pPr>
+        <w:jc w:val="both"/>
+      </w:pPr>
+    </w:p>
+    <w:p>
+      <w:pPr>
+        <w:jc w:val="both"/>
+      </w:pPr>
+      <w:r>
+        <w:t xml:space="preserve">The bootloader and the application share the same PL.  A separate Quad SPI IP was added to support the external interface.  That additional interface is not used by the application.  Like with a </w:t>
+      </w:r>
+      <w:r>
+        <w:t>µ</w:t>
+      </w:r>
+      <w:r>
+        <w:t>C</w:t>
+      </w:r>
+      <w:r>
+        <w:t xml:space="preserve"> the bootloader is a separate application on to itself.  </w:t>
+      </w:r>
+    </w:p>
+    <w:p>
+      <w:pPr>
+        <w:jc w:val="both"/>
+      </w:pPr>
+    </w:p>
+    <w:p>
+      <w:pPr>
+        <w:pStyle w:val="Heading1"/>
+      </w:pPr>
+      <w:bookmarkStart w:id="25" w:name="_Toc224490925"/>
+      <w:r>
+        <w:t>PHASE 2 LOOK AHEAD:</w:t>
+      </w:r>
+      <w:bookmarkEnd w:id="25"/>
+    </w:p>
+    <w:p>
+      <w:pPr>
+        <w:jc w:val="both"/>
+      </w:pPr>
+      <w:r>
+        <w:t xml:space="preserve">In phase two (to come), the focus shifts from “the FPGA can do that too” to “the FPGA can do so much more”.  Rather than simply replicating </w:t>
+      </w:r>
+      <w:r>
+        <w:t>µ</w:t>
+      </w:r>
+      <w:r>
+        <w:t xml:space="preserve">C peripherals, the design leverages capabilities that are inherently more flexible and impossible via a </w:t>
+      </w:r>
+      <w:r>
+        <w:t>µ</w:t>
+      </w:r>
+      <w:r>
+        <w:t xml:space="preserve">C.  Much of the infrastructure created in the first phase is reused and extended, allowing the system to evolve beyond a microcontroller-style architecture and into a </w:t>
+      </w:r>
+      <w:r>
+        <w:t xml:space="preserve">PL </w:t>
+      </w:r>
+      <w:r>
+        <w:t>hardware-accelerated signal processing platform.</w:t>
+      </w:r>
+      <w:r>
+        <w:t xml:space="preserve">  Key features of phase 2 include:</w:t>
+      </w:r>
+    </w:p>
+    <w:p>
+      <w:pPr>
+        <w:pStyle w:val="ListParagraph"/>
+        <w:numPr>
+          <w:ilvl w:val="0"/>
+          <w:numId w:val="37"/>
+        </w:numPr>
+        <w:jc w:val="both"/>
+      </w:pPr>
+      <w:r>
+        <w:t xml:space="preserve">Additional RTL IP: </w:t>
+      </w:r>
+    </w:p>
+    <w:p>
+      <w:pPr>
+        <w:pStyle w:val="ListParagraph"/>
+        <w:numPr>
+          <w:ilvl w:val="1"/>
+          <w:numId w:val="37"/>
+        </w:numPr>
+        <w:jc w:val="both"/>
+      </w:pPr>
+      <w:r>
+        <w:lastRenderedPageBreak/>
+        <w:t>Debounce</w:t>
+      </w:r>
+    </w:p>
+    <w:p>
+      <w:pPr>
+        <w:pStyle w:val="ListParagraph"/>
+        <w:numPr>
+          <w:ilvl w:val="1"/>
+          <w:numId w:val="37"/>
+        </w:numPr>
+        <w:jc w:val="both"/>
+      </w:pPr>
+      <w:r>
+        <w:t>Async Synchronizer</w:t>
+      </w:r>
+    </w:p>
+    <w:p>
+      <w:pPr>
+        <w:pStyle w:val="ListParagraph"/>
+        <w:numPr>
+          <w:ilvl w:val="1"/>
+          <w:numId w:val="37"/>
+        </w:numPr>
+        <w:jc w:val="both"/>
+      </w:pPr>
+      <w:r>
+        <w:t>Configurable FIFO</w:t>
+      </w:r>
+      <w:r>
+        <w:t xml:space="preserve"> with deep memory</w:t>
+      </w:r>
+    </w:p>
+    <w:p>
+      <w:pPr>
+        <w:pStyle w:val="ListParagraph"/>
+        <w:numPr>
+          <w:ilvl w:val="1"/>
+          <w:numId w:val="37"/>
+        </w:numPr>
+        <w:jc w:val="both"/>
+      </w:pPr>
+      <w:r>
+        <w:t>ADC IP to Interleave ADCs and FIFO for high speed sampling</w:t>
+      </w:r>
+    </w:p>
+    <w:p>
+      <w:pPr>
+        <w:pStyle w:val="ListParagraph"/>
+        <w:numPr>
+          <w:ilvl w:val="0"/>
+          <w:numId w:val="37"/>
+        </w:numPr>
+        <w:jc w:val="both"/>
+      </w:pPr>
+      <w:r>
+        <w:t xml:space="preserve">Faster clocking of </w:t>
+      </w:r>
+      <w:proofErr w:type="spellStart"/>
+      <w:r>
+        <w:t>MicroBlaze</w:t>
+      </w:r>
+      <w:proofErr w:type="spellEnd"/>
+    </w:p>
+    <w:p>
+      <w:pPr>
+        <w:pStyle w:val="ListParagraph"/>
+        <w:numPr>
+          <w:ilvl w:val="0"/>
+          <w:numId w:val="37"/>
+        </w:numPr>
+        <w:jc w:val="both"/>
+      </w:pPr>
+      <w:r>
+        <w:t>Expanding RAM (currently 128KB expanded to 256KB)</w:t>
+      </w:r>
+    </w:p>
+    <w:p>
+      <w:pPr>
+        <w:pStyle w:val="ListParagraph"/>
+        <w:numPr>
+          <w:ilvl w:val="0"/>
+          <w:numId w:val="37"/>
+        </w:numPr>
+        <w:jc w:val="both"/>
+      </w:pPr>
+      <w:r>
+        <w:t xml:space="preserve">FFT down-conversion </w:t>
+      </w:r>
+      <w:r>
+        <w:t>(digital mixer + filter + decimation)</w:t>
+      </w:r>
+    </w:p>
+    <w:p>
+      <w:pPr>
+        <w:pStyle w:val="ListParagraph"/>
+        <w:numPr>
+          <w:ilvl w:val="0"/>
+          <w:numId w:val="37"/>
+        </w:numPr>
+        <w:jc w:val="both"/>
+      </w:pPr>
+      <w:r>
+        <w:t>Adjustable Span</w:t>
+      </w:r>
+    </w:p>
+    <w:p>
+      <w:pPr>
+        <w:pStyle w:val="ListParagraph"/>
+        <w:numPr>
+          <w:ilvl w:val="0"/>
+          <w:numId w:val="37"/>
+        </w:numPr>
+        <w:jc w:val="both"/>
+      </w:pPr>
+      <w:r>
+        <w:t>Expanded UI control with scroll wheel</w:t>
+      </w:r>
+    </w:p>
+    <w:p>
+      <w:pPr>
+        <w:pStyle w:val="ListParagraph"/>
+        <w:numPr>
+          <w:ilvl w:val="0"/>
+          <w:numId w:val="37"/>
+        </w:numPr>
+        <w:jc w:val="both"/>
+      </w:pPr>
+      <w:r>
+        <w:t>BW target in MHz range</w:t>
+      </w:r>
+    </w:p>
+    <w:p>
+      <w:pPr>
+        <w:pStyle w:val="ListParagraph"/>
+        <w:numPr>
+          <w:ilvl w:val="0"/>
+          <w:numId w:val="37"/>
+        </w:numPr>
+        <w:jc w:val="both"/>
+      </w:pPr>
+      <w:r>
+        <w:t xml:space="preserve">DMA </w:t>
+      </w:r>
+    </w:p>
+    <w:p>
+      <w:pPr>
         <w:spacing w:after="160"/>
       </w:pPr>
       <w:r>
@@ -8964,22 +10115,22 @@
       <w:pPr>
         <w:pStyle w:val="Heading1"/>
       </w:pPr>
-      <w:bookmarkStart w:id="24" w:name="_Toc224140482"/>
+      <w:bookmarkStart w:id="26" w:name="_Toc224490926"/>
       <w:r>
         <w:lastRenderedPageBreak/>
         <w:t>TECHNICAL SPECIFICATIONS:</w:t>
       </w:r>
-      <w:bookmarkEnd w:id="24"/>
+      <w:bookmarkEnd w:id="26"/>
     </w:p>
     <w:p>
       <w:pPr>
         <w:pStyle w:val="Heading2"/>
       </w:pPr>
-      <w:bookmarkStart w:id="25" w:name="_Toc224140483"/>
+      <w:bookmarkStart w:id="27" w:name="_Toc224490927"/>
       <w:r>
         <w:t>MEASURES</w:t>
       </w:r>
-      <w:bookmarkEnd w:id="25"/>
+      <w:bookmarkEnd w:id="27"/>
     </w:p>
     <w:tbl>
       <w:tblPr>
@@ -13630,7 +14781,7 @@
           <w:noProof/>
         </w:rPr>
       </w:pPr>
-      <w:bookmarkStart w:id="26" w:name="_Toc224140484"/>
+      <w:bookmarkStart w:id="28" w:name="_Toc224490928"/>
       <w:r>
         <w:rPr>
           <w:noProof/>
@@ -13638,7 +14789,7 @@
         <w:lastRenderedPageBreak/>
         <w:t>TIMING</w:t>
       </w:r>
-      <w:bookmarkEnd w:id="26"/>
+      <w:bookmarkEnd w:id="28"/>
       <w:r>
         <w:rPr>
           <w:noProof/>
@@ -13650,11 +14801,11 @@
       <w:pPr>
         <w:pStyle w:val="Heading2"/>
       </w:pPr>
-      <w:bookmarkStart w:id="27" w:name="_Toc224140485"/>
+      <w:bookmarkStart w:id="29" w:name="_Toc224490929"/>
       <w:r>
         <w:t>IO EXPANDERS:</w:t>
       </w:r>
-      <w:bookmarkEnd w:id="27"/>
+      <w:bookmarkEnd w:id="29"/>
     </w:p>
     <w:p>
       <w:pPr>
@@ -13835,72 +14986,51 @@
           <w:sz w:val="16"/>
           <w:szCs w:val="16"/>
         </w:rPr>
-        <w:t xml:space="preserve">Typical IO Expander 2 generating an IRQ </w:t>
-      </w:r>
-      <w:proofErr w:type="gramStart"/>
+        <w:t>Typical IO Expander 2 generating an IRQ on input (U2.14 GP3 driven high)</w:t>
+      </w:r>
       <w:r>
         <w:rPr>
           <w:sz w:val="16"/>
           <w:szCs w:val="16"/>
         </w:rPr>
-        <w:t>on</w:t>
-      </w:r>
-      <w:proofErr w:type="gramEnd"/>
+        <w:t xml:space="preserve"> (</w:t>
+      </w:r>
+      <w:proofErr w:type="spellStart"/>
       <w:r>
         <w:rPr>
           <w:sz w:val="16"/>
           <w:szCs w:val="16"/>
         </w:rPr>
-        <w:t xml:space="preserve"> input (U2.14 GP3 driven high)</w:t>
-      </w:r>
+        <w:t>CLK</w:t>
+      </w:r>
+      <w:proofErr w:type="spellEnd"/>
       <w:r>
         <w:rPr>
           <w:sz w:val="16"/>
           <w:szCs w:val="16"/>
         </w:rPr>
-        <w:t xml:space="preserve"> </w:t>
-      </w:r>
-      <w:r>
+        <w:t xml:space="preserve"> = 10MHz / Time ≈ 8.9us)</w:t>
+      </w:r>
+    </w:p>
+    <w:p>
+      <w:pPr>
+        <w:spacing w:after="160"/>
         <w:rPr>
           <w:sz w:val="16"/>
           <w:szCs w:val="16"/>
         </w:rPr>
-        <w:t>(</w:t>
-      </w:r>
-      <w:proofErr w:type="spellStart"/>
-      <w:r>
-        <w:rPr>
-          <w:sz w:val="16"/>
-          <w:szCs w:val="16"/>
-        </w:rPr>
-        <w:t>CLK</w:t>
-      </w:r>
-      <w:proofErr w:type="spellEnd"/>
-      <w:r>
-        <w:rPr>
-          <w:sz w:val="16"/>
-          <w:szCs w:val="16"/>
-        </w:rPr>
-        <w:t xml:space="preserve"> = 10MHz / Time ≈ 8.9us)</w:t>
-      </w:r>
-    </w:p>
-    <w:p>
-      <w:pPr>
-        <w:spacing w:after="160"/>
-        <w:rPr>
-          <w:sz w:val="16"/>
-          <w:szCs w:val="16"/>
-        </w:rPr>
       </w:pPr>
     </w:p>
     <w:p>
       <w:pPr>
         <w:pStyle w:val="Heading2"/>
       </w:pPr>
+      <w:bookmarkStart w:id="30" w:name="_Toc224490930"/>
       <w:r>
         <w:lastRenderedPageBreak/>
         <w:t>DISPLAY (SSD1309 CHIP SET):</w:t>
       </w:r>
+      <w:bookmarkEnd w:id="30"/>
     </w:p>
     <w:p>
       <w:pPr>
@@ -13979,76 +15109,62 @@
           <w:sz w:val="16"/>
           <w:szCs w:val="16"/>
         </w:rPr>
-        <w:t xml:space="preserve">Typical screen buffer </w:t>
-      </w:r>
-      <w:proofErr w:type="gramStart"/>
+        <w:t xml:space="preserve">Typical screen buffer write </w:t>
+      </w:r>
       <w:r>
         <w:rPr>
           <w:sz w:val="16"/>
           <w:szCs w:val="16"/>
         </w:rPr>
-        <w:t>write</w:t>
-      </w:r>
-      <w:proofErr w:type="gramEnd"/>
+        <w:t xml:space="preserve">(D/c = Data = 1 / Command = 0) </w:t>
+      </w:r>
       <w:r>
         <w:rPr>
           <w:sz w:val="16"/>
           <w:szCs w:val="16"/>
         </w:rPr>
-        <w:t xml:space="preserve"> </w:t>
-      </w:r>
+        <w:t>(</w:t>
+      </w:r>
+      <w:proofErr w:type="spellStart"/>
       <w:r>
         <w:rPr>
           <w:sz w:val="16"/>
           <w:szCs w:val="16"/>
         </w:rPr>
-        <w:t xml:space="preserve">(D/c = Data = 1 / Command = 0) </w:t>
-      </w:r>
+        <w:t>CLK</w:t>
+      </w:r>
+      <w:proofErr w:type="spellEnd"/>
       <w:r>
         <w:rPr>
           <w:sz w:val="16"/>
           <w:szCs w:val="16"/>
         </w:rPr>
-        <w:t>(</w:t>
-      </w:r>
-      <w:proofErr w:type="spellStart"/>
-      <w:r>
+        <w:t xml:space="preserve"> = 10MHz / Time ≈ 3.8ms)</w:t>
+      </w:r>
+    </w:p>
+    <w:p>
+      <w:pPr>
+        <w:spacing w:after="160"/>
         <w:rPr>
           <w:sz w:val="16"/>
           <w:szCs w:val="16"/>
         </w:rPr>
-        <w:t>CLK</w:t>
+      </w:pPr>
+    </w:p>
+    <w:p>
+      <w:pPr>
+        <w:pStyle w:val="Heading2"/>
+      </w:pPr>
+      <w:bookmarkStart w:id="31" w:name="_Toc224490931"/>
+      <w:proofErr w:type="spellStart"/>
+      <w:r>
+        <w:t>uSD</w:t>
       </w:r>
       <w:proofErr w:type="spellEnd"/>
       <w:r>
-        <w:rPr>
-          <w:sz w:val="16"/>
-          <w:szCs w:val="16"/>
-        </w:rPr>
-        <w:t xml:space="preserve"> = 10MHz / Time ≈ 3.8ms)</w:t>
-      </w:r>
-    </w:p>
-    <w:p>
-      <w:pPr>
-        <w:spacing w:after="160"/>
-        <w:rPr>
-          <w:sz w:val="16"/>
-          <w:szCs w:val="16"/>
-        </w:rPr>
-      </w:pPr>
-    </w:p>
-    <w:p>
-      <w:pPr>
-        <w:pStyle w:val="Heading2"/>
-      </w:pPr>
-      <w:proofErr w:type="spellStart"/>
-      <w:r>
-        <w:t>uSD</w:t>
-      </w:r>
-      <w:proofErr w:type="spellEnd"/>
-      <w:r>
         <w:t xml:space="preserve"> DATA TRANSFER</w:t>
       </w:r>
+      <w:bookmarkEnd w:id="31"/>
     </w:p>
     <w:p>
       <w:pPr>
@@ -14154,11 +15270,35 @@
           <w:szCs w:val="16"/>
         </w:rPr>
       </w:pPr>
-      <w:r>
-        <w:rPr>
-          <w:sz w:val="16"/>
-          <w:szCs w:val="16"/>
-        </w:rPr>
+    </w:p>
+    <w:p>
+      <w:pPr>
+        <w:pStyle w:val="Heading2"/>
+      </w:pPr>
+      <w:bookmarkStart w:id="32" w:name="_LOCAL_OSCILLATOR_CLIPPING"/>
+      <w:bookmarkStart w:id="33" w:name="_Toc224490932"/>
+      <w:bookmarkStart w:id="34" w:name="_ANTI-ALIASING_FILTER_DISCONTINUITY"/>
+      <w:bookmarkEnd w:id="32"/>
+      <w:bookmarkEnd w:id="34"/>
+      <w:r>
+        <w:lastRenderedPageBreak/>
+        <w:t>ANTI-ALIASING FILTER DISCONTINUITY</w:t>
+      </w:r>
+      <w:r>
+        <w:t xml:space="preserve"> AT THE 0V:</w:t>
+      </w:r>
+      <w:bookmarkEnd w:id="33"/>
+    </w:p>
+    <w:p>
+      <w:r>
+        <w:t>Put screen shot here…</w:t>
+      </w:r>
+    </w:p>
+    <w:p>
+      <w:pPr>
+        <w:spacing w:after="160"/>
+      </w:pPr>
+      <w:r>
         <w:br w:type="page"/>
       </w:r>
     </w:p>
@@ -14166,12 +15306,12 @@
       <w:pPr>
         <w:pStyle w:val="Heading1"/>
       </w:pPr>
-      <w:bookmarkStart w:id="28" w:name="_Toc224140486"/>
+      <w:bookmarkStart w:id="35" w:name="_Toc224490933"/>
       <w:r>
         <w:lastRenderedPageBreak/>
         <w:t>ACKNOWLEDGEMENT</w:t>
       </w:r>
-      <w:bookmarkEnd w:id="28"/>
+      <w:bookmarkEnd w:id="35"/>
     </w:p>
     <w:p>
       <w:pPr>
@@ -14213,86 +15353,86 @@
           <w:rFonts w:cs="Arial"/>
           <w:i/>
         </w:rPr>
-        <w:t xml:space="preserve">To the keeper of me, my beloved wife, I share everything with you.  You are my strength in weakness, clarity in uncertainty and applause in victory.  I accomplish nothing without your support, nor is </w:t>
-      </w:r>
-      <w:proofErr w:type="gramStart"/>
-      <w:r>
+        <w:t>To the keeper of me, my beloved wife, I share everything with you.  You are my strength in weakness, clarity in uncertainty and applause in victory.  I accomplish nothing without your support, nor is anything of worth unless I can share it with you.  I love you.</w:t>
+      </w:r>
+    </w:p>
+    <w:p>
+      <w:pPr>
+        <w:jc w:val="both"/>
         <w:rPr>
           <w:rFonts w:cs="Arial"/>
           <w:i/>
         </w:rPr>
-        <w:t>anything of worth unless</w:t>
-      </w:r>
-      <w:proofErr w:type="gramEnd"/>
-      <w:r>
+      </w:pPr>
+    </w:p>
+    <w:p>
+      <w:pPr>
+        <w:jc w:val="both"/>
         <w:rPr>
           <w:rFonts w:cs="Arial"/>
           <w:i/>
         </w:rPr>
-        <w:t xml:space="preserve"> I can share it with you.  I love you.</w:t>
-      </w:r>
-    </w:p>
-    <w:p>
-      <w:pPr>
-        <w:jc w:val="both"/>
+      </w:pPr>
+      <w:r>
         <w:rPr>
           <w:rFonts w:cs="Arial"/>
           <w:i/>
         </w:rPr>
-      </w:pPr>
-    </w:p>
-    <w:p>
-      <w:pPr>
-        <w:jc w:val="both"/>
+        <w:t>To my daughter Christina, we have had our challenges.  In part, and in this, I</w:t>
+      </w:r>
+      <w:r>
         <w:rPr>
           <w:rFonts w:cs="Arial"/>
           <w:i/>
         </w:rPr>
-      </w:pPr>
+        <w:t xml:space="preserve"> hope one day in you the understanding</w:t>
+      </w:r>
       <w:r>
         <w:rPr>
           <w:rFonts w:cs="Arial"/>
           <w:i/>
         </w:rPr>
-        <w:t>To my daughter Christina, we have had our challenges.  In part, and in this, I</w:t>
+        <w:t xml:space="preserve"> of what I have been trying to say.  Love is what you do.  You </w:t>
       </w:r>
       <w:r>
         <w:rPr>
           <w:rFonts w:cs="Arial"/>
           <w:i/>
         </w:rPr>
-        <w:t xml:space="preserve"> hope one day in you the understanding</w:t>
+        <w:t>are exceptional in so many ways;</w:t>
       </w:r>
       <w:r>
         <w:rPr>
           <w:rFonts w:cs="Arial"/>
           <w:i/>
         </w:rPr>
-        <w:t xml:space="preserve"> of what I have been trying to say.  Love is what you do.  You </w:t>
-      </w:r>
-      <w:r>
+        <w:t xml:space="preserve"> add to your gifts hard work and the world is yours.    </w:t>
+      </w:r>
+    </w:p>
+    <w:p>
+      <w:pPr>
+        <w:jc w:val="both"/>
         <w:rPr>
           <w:rFonts w:cs="Arial"/>
           <w:i/>
         </w:rPr>
-        <w:t>are exceptional in so many ways;</w:t>
-      </w:r>
-      <w:r>
+      </w:pPr>
+    </w:p>
+    <w:p>
+      <w:pPr>
+        <w:jc w:val="both"/>
         <w:rPr>
           <w:rFonts w:cs="Arial"/>
           <w:i/>
         </w:rPr>
-        <w:t xml:space="preserve"> add to your gifts hard work and the world is yours.    </w:t>
-      </w:r>
-    </w:p>
-    <w:p>
-      <w:pPr>
-        <w:jc w:val="both"/>
+      </w:pPr>
+      <w:r>
         <w:rPr>
           <w:rFonts w:cs="Arial"/>
           <w:i/>
         </w:rPr>
-      </w:pPr>
+        <w:t>To my daughter Faith, the Humanitarian, it is clear that you belong to the goodness of this world.  You must remember that true greatness is only realized through service and that there are many ways to serve.  Therein will be your pursuit – run to catch it.  I hope I have shown you how to run.</w:t>
+      </w:r>
     </w:p>
     <w:p>
       <w:pPr>
@@ -14302,29 +15442,31 @@
           <w:i/>
         </w:rPr>
       </w:pPr>
-      <w:r>
+    </w:p>
+    <w:p>
+      <w:pPr>
+        <w:jc w:val="both"/>
         <w:rPr>
           <w:rFonts w:cs="Arial"/>
           <w:i/>
         </w:rPr>
-        <w:t xml:space="preserve">To my daughter Faith, the Humanitarian, </w:t>
-      </w:r>
-      <w:proofErr w:type="gramStart"/>
+      </w:pPr>
       <w:r>
         <w:rPr>
           <w:rFonts w:cs="Arial"/>
           <w:i/>
         </w:rPr>
-        <w:t>it is clear that you</w:t>
-      </w:r>
-      <w:proofErr w:type="gramEnd"/>
-      <w:r>
+        <w:t>To my daughter Trinity, the scientist, there is a clarity in the way you speak and think, in your questions and answers.  You are to add to the scientific collective.  Of the three, you are most like me.  Don’t be afraid, nor ashamed of whom you are; accept it, and work hard to be.</w:t>
+      </w:r>
+    </w:p>
+    <w:p>
+      <w:pPr>
+        <w:jc w:val="both"/>
         <w:rPr>
           <w:rFonts w:cs="Arial"/>
           <w:i/>
         </w:rPr>
-        <w:t xml:space="preserve"> belong to the goodness of this world.  You must remember that true greatness is only realized through service and that there are many ways to serve.  Therein will be your pursuit – run to catch it.  I hope I have shown you how to run.</w:t>
-      </w:r>
+      </w:pPr>
     </w:p>
     <w:p>
       <w:pPr>
@@ -14334,89 +15476,39 @@
           <w:i/>
         </w:rPr>
       </w:pPr>
-    </w:p>
-    <w:p>
-      <w:pPr>
-        <w:jc w:val="both"/>
+      <w:r>
         <w:rPr>
           <w:rFonts w:cs="Arial"/>
           <w:i/>
         </w:rPr>
-      </w:pPr>
+        <w:t xml:space="preserve">To God Almighty, it is you that have made me, and not me myself – </w:t>
+      </w:r>
       <w:r>
         <w:rPr>
           <w:rFonts w:cs="Arial"/>
           <w:i/>
         </w:rPr>
-        <w:t xml:space="preserve">To my daughter Trinity, the scientist, there is a clarity in the way you speak and think, in your questions and answers.  You are to add to the scientific collective.  Of the three, you are most like me.  Don’t be afraid, nor ashamed of whom you </w:t>
-      </w:r>
-      <w:proofErr w:type="gramStart"/>
+        <w:t>thank you for the</w:t>
+      </w:r>
       <w:r>
         <w:rPr>
           <w:rFonts w:cs="Arial"/>
           <w:i/>
         </w:rPr>
-        <w:t>are;</w:t>
-      </w:r>
-      <w:proofErr w:type="gramEnd"/>
+        <w:t xml:space="preserve"> many blessings, may I be a better servant</w:t>
+      </w:r>
       <w:r>
         <w:rPr>
           <w:rFonts w:cs="Arial"/>
           <w:i/>
         </w:rPr>
-        <w:t xml:space="preserve"> accept it, and work hard to be.</w:t>
-      </w:r>
-    </w:p>
-    <w:p>
-      <w:pPr>
-        <w:jc w:val="both"/>
+        <w:t xml:space="preserve"> and steward</w:t>
+      </w:r>
+      <w:r>
         <w:rPr>
           <w:rFonts w:cs="Arial"/>
           <w:i/>
         </w:rPr>
-      </w:pPr>
-    </w:p>
-    <w:p>
-      <w:pPr>
-        <w:jc w:val="both"/>
-        <w:rPr>
-          <w:rFonts w:cs="Arial"/>
-          <w:i/>
-        </w:rPr>
-      </w:pPr>
-      <w:r>
-        <w:rPr>
-          <w:rFonts w:cs="Arial"/>
-          <w:i/>
-        </w:rPr>
-        <w:t xml:space="preserve">To God Almighty, it is you that have made me, and not me myself – </w:t>
-      </w:r>
-      <w:r>
-        <w:rPr>
-          <w:rFonts w:cs="Arial"/>
-          <w:i/>
-        </w:rPr>
-        <w:t>thank you for the</w:t>
-      </w:r>
-      <w:r>
-        <w:rPr>
-          <w:rFonts w:cs="Arial"/>
-          <w:i/>
-        </w:rPr>
-        <w:t xml:space="preserve"> many blessings, may I be a better servant</w:t>
-      </w:r>
-      <w:r>
-        <w:rPr>
-          <w:rFonts w:cs="Arial"/>
-          <w:i/>
-        </w:rPr>
-        <w:t xml:space="preserve"> and steward</w:t>
-      </w:r>
-      <w:r>
-        <w:rPr>
-          <w:rFonts w:cs="Arial"/>
-          <w:i/>
-        </w:rPr>
         <w:t>.</w:t>
       </w:r>
     </w:p>
@@ -14461,39 +15553,7 @@
           <w:i/>
           <w:iCs/>
         </w:rPr>
-        <w:t xml:space="preserve">Special thanks to my friend Walter </w:t>
-      </w:r>
-      <w:proofErr w:type="gramStart"/>
-      <w:r>
-        <w:rPr>
-          <w:i/>
-          <w:iCs/>
-        </w:rPr>
-        <w:t>Varda</w:t>
-      </w:r>
-      <w:proofErr w:type="gramEnd"/>
-      <w:r>
-        <w:rPr>
-          <w:i/>
-          <w:iCs/>
-        </w:rPr>
-        <w:t xml:space="preserve"> an absolute Rock Star of analog engineering and an even better person.  His input in the earlier stages of the amplifier design process was most helpful to this project.  Thank </w:t>
-      </w:r>
-      <w:proofErr w:type="gramStart"/>
-      <w:r>
-        <w:rPr>
-          <w:i/>
-          <w:iCs/>
-        </w:rPr>
-        <w:t>you Walter</w:t>
-      </w:r>
-      <w:proofErr w:type="gramEnd"/>
-      <w:r>
-        <w:rPr>
-          <w:i/>
-          <w:iCs/>
-        </w:rPr>
-        <w:t xml:space="preserve">, you are one of the most generous people I have ever met in my life.    </w:t>
+        <w:t xml:space="preserve">Special thanks to my friend Walter Varda an absolute Rock Star of analog engineering and an even better person.  His input in the earlier stages of the amplifier design process was most helpful to this project.  Thank you Walter, you are one of the most generous people I have ever met in my life.    </w:t>
       </w:r>
     </w:p>
     <w:sectPr>
@@ -14720,41 +15780,6 @@
     <w:pPr>
       <w:pStyle w:val="Header"/>
     </w:pPr>
-    <w:r>
-      <w:rPr>
-        <w:noProof/>
-      </w:rPr>
-      <w:pict w14:anchorId="38FD5603">
-        <v:shapetype id="_x0000_t136" coordsize="21600,21600" o:spt="136" adj="10800" path="m@7,l@8,m@5,21600l@6,21600e">
-          <v:formulas>
-            <v:f eqn="sum #0 0 10800"/>
-            <v:f eqn="prod #0 2 1"/>
-            <v:f eqn="sum 21600 0 @1"/>
-            <v:f eqn="sum 0 0 @2"/>
-            <v:f eqn="sum 21600 0 @3"/>
-            <v:f eqn="if @0 @3 0"/>
-            <v:f eqn="if @0 21600 @1"/>
-            <v:f eqn="if @0 0 @2"/>
-            <v:f eqn="if @0 @4 21600"/>
-            <v:f eqn="mid @5 @6"/>
-            <v:f eqn="mid @8 @5"/>
-            <v:f eqn="mid @7 @8"/>
-            <v:f eqn="mid @6 @7"/>
-            <v:f eqn="sum @6 0 @5"/>
-          </v:formulas>
-          <v:path textpathok="t" o:connecttype="custom" o:connectlocs="@9,0;@10,10800;@11,21600;@12,10800" o:connectangles="270,180,90,0"/>
-          <v:textpath on="t" fitshape="t"/>
-          <v:handles>
-            <v:h position="#0,bottomRight" xrange="6629,14971"/>
-          </v:handles>
-          <o:lock v:ext="edit" text="t" shapetype="t"/>
-        </v:shapetype>
-        <v:shape id="PowerPlusWaterMarkObject202315844" o:spid="_x0000_s1029" type="#_x0000_t136" style="position:absolute;margin-left:0;margin-top:0;width:599.85pt;height:59.95pt;rotation:315;z-index:-251655168;mso-position-horizontal:center;mso-position-horizontal-relative:margin;mso-position-vertical:center;mso-position-vertical-relative:margin" o:allowincell="f" fillcolor="#666" stroked="f">
-          <v:fill opacity=".5"/>
-          <v:textpath style="font-family:&quot;Century Gothic&quot;;font-size:1pt" string="Document In Progress"/>
-        </v:shape>
-      </w:pict>
-    </w:r>
   </w:p>
 </w:hdr>
 </file>
@@ -14765,41 +15790,6 @@
     <w:pPr>
       <w:pStyle w:val="Header"/>
     </w:pPr>
-    <w:r>
-      <w:rPr>
-        <w:noProof/>
-      </w:rPr>
-      <w:pict w14:anchorId="05013DC5">
-        <v:shapetype id="_x0000_t136" coordsize="21600,21600" o:spt="136" adj="10800" path="m@7,l@8,m@5,21600l@6,21600e">
-          <v:formulas>
-            <v:f eqn="sum #0 0 10800"/>
-            <v:f eqn="prod #0 2 1"/>
-            <v:f eqn="sum 21600 0 @1"/>
-            <v:f eqn="sum 0 0 @2"/>
-            <v:f eqn="sum 21600 0 @3"/>
-            <v:f eqn="if @0 @3 0"/>
-            <v:f eqn="if @0 21600 @1"/>
-            <v:f eqn="if @0 0 @2"/>
-            <v:f eqn="if @0 @4 21600"/>
-            <v:f eqn="mid @5 @6"/>
-            <v:f eqn="mid @8 @5"/>
-            <v:f eqn="mid @7 @8"/>
-            <v:f eqn="mid @6 @7"/>
-            <v:f eqn="sum @6 0 @5"/>
-          </v:formulas>
-          <v:path textpathok="t" o:connecttype="custom" o:connectlocs="@9,0;@10,10800;@11,21600;@12,10800" o:connectangles="270,180,90,0"/>
-          <v:textpath on="t" fitshape="t"/>
-          <v:handles>
-            <v:h position="#0,bottomRight" xrange="6629,14971"/>
-          </v:handles>
-          <o:lock v:ext="edit" text="t" shapetype="t"/>
-        </v:shapetype>
-        <v:shape id="PowerPlusWaterMarkObject202315845" o:spid="_x0000_s1030" type="#_x0000_t136" style="position:absolute;margin-left:0;margin-top:0;width:599.85pt;height:59.95pt;rotation:315;z-index:-251653120;mso-position-horizontal:center;mso-position-horizontal-relative:margin;mso-position-vertical:center;mso-position-vertical-relative:margin" o:allowincell="f" fillcolor="#666" stroked="f">
-          <v:fill opacity=".5"/>
-          <v:textpath style="font-family:&quot;Century Gothic&quot;;font-size:1pt" string="Document In Progress"/>
-        </v:shape>
-      </w:pict>
-    </w:r>
   </w:p>
 </w:hdr>
 </file>
@@ -14810,41 +15800,6 @@
     <w:pPr>
       <w:pStyle w:val="Header"/>
     </w:pPr>
-    <w:r>
-      <w:rPr>
-        <w:noProof/>
-      </w:rPr>
-      <w:pict w14:anchorId="34A30E92">
-        <v:shapetype id="_x0000_t136" coordsize="21600,21600" o:spt="136" adj="10800" path="m@7,l@8,m@5,21600l@6,21600e">
-          <v:formulas>
-            <v:f eqn="sum #0 0 10800"/>
-            <v:f eqn="prod #0 2 1"/>
-            <v:f eqn="sum 21600 0 @1"/>
-            <v:f eqn="sum 0 0 @2"/>
-            <v:f eqn="sum 21600 0 @3"/>
-            <v:f eqn="if @0 @3 0"/>
-            <v:f eqn="if @0 21600 @1"/>
-            <v:f eqn="if @0 0 @2"/>
-            <v:f eqn="if @0 @4 21600"/>
-            <v:f eqn="mid @5 @6"/>
-            <v:f eqn="mid @8 @5"/>
-            <v:f eqn="mid @7 @8"/>
-            <v:f eqn="mid @6 @7"/>
-            <v:f eqn="sum @6 0 @5"/>
-          </v:formulas>
-          <v:path textpathok="t" o:connecttype="custom" o:connectlocs="@9,0;@10,10800;@11,21600;@12,10800" o:connectangles="270,180,90,0"/>
-          <v:textpath on="t" fitshape="t"/>
-          <v:handles>
-            <v:h position="#0,bottomRight" xrange="6629,14971"/>
-          </v:handles>
-          <o:lock v:ext="edit" text="t" shapetype="t"/>
-        </v:shapetype>
-        <v:shape id="PowerPlusWaterMarkObject202315843" o:spid="_x0000_s1028" type="#_x0000_t136" style="position:absolute;margin-left:0;margin-top:0;width:599.85pt;height:59.95pt;rotation:315;z-index:-251657216;mso-position-horizontal:center;mso-position-horizontal-relative:margin;mso-position-vertical:center;mso-position-vertical-relative:margin" o:allowincell="f" fillcolor="#666" stroked="f">
-          <v:fill opacity=".5"/>
-          <v:textpath style="font-family:&quot;Century Gothic&quot;;font-size:1pt" string="Document In Progress"/>
-        </v:shape>
-      </w:pict>
-    </w:r>
   </w:p>
 </w:hdr>
 </file>
@@ -14852,6 +15807,119 @@
 <file path=word/numbering.xml><?xml version="1.0" encoding="utf-8"?>
 <w:numbering xmlns:wpc="http://schemas.microsoft.com/office/word/2010/wordprocessingCanvas" xmlns:cx="http://schemas.microsoft.com/office/drawing/2014/chartex" xmlns:cx1="http://schemas.microsoft.com/office/drawing/2015/9/8/chartex" xmlns:cx2="http://schemas.microsoft.com/office/drawing/2015/10/21/chartex" xmlns:cx3="http://schemas.microsoft.com/office/drawing/2016/5/9/chartex" xmlns:cx4="http://schemas.microsoft.com/office/drawing/2016/5/10/chartex" xmlns:cx5="http://schemas.microsoft.com/office/drawing/2016/5/11/chartex" xmlns:cx6="http://schemas.microsoft.com/office/drawing/2016/5/12/chartex" xmlns:cx7="http://schemas.microsoft.com/office/drawing/2016/5/13/chartex" xmlns:cx8="http://schemas.microsoft.com/office/drawing/2016/5/14/chartex" xmlns:mc="http://schemas.openxmlformats.org/markup-compatibility/2006" xmlns:aink="http://schemas.microsoft.com/office/drawing/2016/ink" xmlns:am3d="http://schemas.microsoft.com/office/drawing/2017/model3d" xmlns:o="urn:schemas-microsoft-com:office:office" xmlns:oel="http://schemas.microsoft.com/office/2019/extlst" xmlns:r="http://schemas.openxmlformats.org/officeDocument/2006/relationships" xmlns:m="http://schemas.openxmlformats.org/officeDocument/2006/math" xmlns:v="urn:schemas-microsoft-com:vml" xmlns:wp14="http://schemas.microsoft.com/office/word/2010/wordprocessingDrawing" xmlns:wp="http://schemas.openxmlformats.org/drawingml/2006/wordprocessingDrawing" xmlns:w10="urn:schemas-microsoft-com:office:word" xmlns:w="http://schemas.openxmlformats.org/wordprocessingml/2006/main" xmlns:w14="http://schemas.microsoft.com/office/word/2010/wordml" xmlns:w15="http://schemas.microsoft.com/office/word/2012/wordml" xmlns:w16cex="http://schemas.microsoft.com/office/word/2018/wordml/cex" xmlns:w16cid="http://schemas.microsoft.com/office/word/2016/wordml/cid" xmlns:w16="http://schemas.microsoft.com/office/word/2018/wordml" xmlns:w16du="http://schemas.microsoft.com/office/word/2023/wordml/word16du" xmlns:w16sdtdh="http://schemas.microsoft.com/office/word/2020/wordml/sdtdatahash" xmlns:w16sdtfl="http://schemas.microsoft.com/office/word/2024/wordml/sdtformatlock" xmlns:w16se="http://schemas.microsoft.com/office/word/2015/wordml/symex" xmlns:wpg="http://schemas.microsoft.com/office/word/2010/wordprocessingGroup" xmlns:wpi="http://schemas.microsoft.com/office/word/2010/wordprocessingInk" xmlns:wne="http://schemas.microsoft.com/office/word/2006/wordml" xmlns:wps="http://schemas.microsoft.com/office/word/2010/wordprocessingShape" mc:Ignorable="w14 w15 w16se w16cid w16 w16cex w16sdtdh w16sdtfl w16du wp14">
   <w:abstractNum w:abstractNumId="0" w15:restartNumberingAfterBreak="0">
+    <w:nsid w:val="06650DEA"/>
+    <w:multiLevelType w:val="hybridMultilevel"/>
+    <w:tmpl w:val="DFC64E06"/>
+    <w:lvl w:ilvl="0" w:tplc="04090001">
+      <w:start w:val="1"/>
+      <w:numFmt w:val="bullet"/>
+      <w:lvlText w:val=""/>
+      <w:lvlJc w:val="left"/>
+      <w:pPr>
+        <w:ind w:left="720" w:hanging="360"/>
+      </w:pPr>
+      <w:rPr>
+        <w:rFonts w:ascii="Symbol" w:hAnsi="Symbol" w:hint="default"/>
+      </w:rPr>
+    </w:lvl>
+    <w:lvl w:ilvl="1" w:tplc="04090003">
+      <w:start w:val="1"/>
+      <w:numFmt w:val="bullet"/>
+      <w:lvlText w:val="o"/>
+      <w:lvlJc w:val="left"/>
+      <w:pPr>
+        <w:ind w:left="1440" w:hanging="360"/>
+      </w:pPr>
+      <w:rPr>
+        <w:rFonts w:ascii="Courier New" w:hAnsi="Courier New" w:cs="Courier New" w:hint="default"/>
+      </w:rPr>
+    </w:lvl>
+    <w:lvl w:ilvl="2" w:tplc="04090005" w:tentative="1">
+      <w:start w:val="1"/>
+      <w:numFmt w:val="bullet"/>
+      <w:lvlText w:val=""/>
+      <w:lvlJc w:val="left"/>
+      <w:pPr>
+        <w:ind w:left="2160" w:hanging="360"/>
+      </w:pPr>
+      <w:rPr>
+        <w:rFonts w:ascii="Wingdings" w:hAnsi="Wingdings" w:hint="default"/>
+      </w:rPr>
+    </w:lvl>
+    <w:lvl w:ilvl="3" w:tplc="04090001" w:tentative="1">
+      <w:start w:val="1"/>
+      <w:numFmt w:val="bullet"/>
+      <w:lvlText w:val=""/>
+      <w:lvlJc w:val="left"/>
+      <w:pPr>
+        <w:ind w:left="2880" w:hanging="360"/>
+      </w:pPr>
+      <w:rPr>
+        <w:rFonts w:ascii="Symbol" w:hAnsi="Symbol" w:hint="default"/>
+      </w:rPr>
+    </w:lvl>
+    <w:lvl w:ilvl="4" w:tplc="04090003" w:tentative="1">
+      <w:start w:val="1"/>
+      <w:numFmt w:val="bullet"/>
+      <w:lvlText w:val="o"/>
+      <w:lvlJc w:val="left"/>
+      <w:pPr>
+        <w:ind w:left="3600" w:hanging="360"/>
+      </w:pPr>
+      <w:rPr>
+        <w:rFonts w:ascii="Courier New" w:hAnsi="Courier New" w:cs="Courier New" w:hint="default"/>
+      </w:rPr>
+    </w:lvl>
+    <w:lvl w:ilvl="5" w:tplc="04090005" w:tentative="1">
+      <w:start w:val="1"/>
+      <w:numFmt w:val="bullet"/>
+      <w:lvlText w:val=""/>
+      <w:lvlJc w:val="left"/>
+      <w:pPr>
+        <w:ind w:left="4320" w:hanging="360"/>
+      </w:pPr>
+      <w:rPr>
+        <w:rFonts w:ascii="Wingdings" w:hAnsi="Wingdings" w:hint="default"/>
+      </w:rPr>
+    </w:lvl>
+    <w:lvl w:ilvl="6" w:tplc="04090001" w:tentative="1">
+      <w:start w:val="1"/>
+      <w:numFmt w:val="bullet"/>
+      <w:lvlText w:val=""/>
+      <w:lvlJc w:val="left"/>
+      <w:pPr>
+        <w:ind w:left="5040" w:hanging="360"/>
+      </w:pPr>
+      <w:rPr>
+        <w:rFonts w:ascii="Symbol" w:hAnsi="Symbol" w:hint="default"/>
+      </w:rPr>
+    </w:lvl>
+    <w:lvl w:ilvl="7" w:tplc="04090003" w:tentative="1">
+      <w:start w:val="1"/>
+      <w:numFmt w:val="bullet"/>
+      <w:lvlText w:val="o"/>
+      <w:lvlJc w:val="left"/>
+      <w:pPr>
+        <w:ind w:left="5760" w:hanging="360"/>
+      </w:pPr>
+      <w:rPr>
+        <w:rFonts w:ascii="Courier New" w:hAnsi="Courier New" w:cs="Courier New" w:hint="default"/>
+      </w:rPr>
+    </w:lvl>
+    <w:lvl w:ilvl="8" w:tplc="04090005" w:tentative="1">
+      <w:start w:val="1"/>
+      <w:numFmt w:val="bullet"/>
+      <w:lvlText w:val=""/>
+      <w:lvlJc w:val="left"/>
+      <w:pPr>
+        <w:ind w:left="6480" w:hanging="360"/>
+      </w:pPr>
+      <w:rPr>
+        <w:rFonts w:ascii="Wingdings" w:hAnsi="Wingdings" w:hint="default"/>
+      </w:rPr>
+    </w:lvl>
+  </w:abstractNum>
+  <w:abstractNum w:abstractNumId="1" w15:restartNumberingAfterBreak="0">
     <w:nsid w:val="0BBF4DCF"/>
     <w:multiLevelType w:val="multilevel"/>
     <w:tmpl w:val="EE34C0F0"/>
@@ -14964,7 +16032,7 @@
       </w:rPr>
     </w:lvl>
   </w:abstractNum>
-  <w:abstractNum w:abstractNumId="1" w15:restartNumberingAfterBreak="0">
+  <w:abstractNum w:abstractNumId="2" w15:restartNumberingAfterBreak="0">
     <w:nsid w:val="0D911FA5"/>
     <w:multiLevelType w:val="multilevel"/>
     <w:tmpl w:val="B6E297B6"/>
@@ -15077,7 +16145,7 @@
       </w:rPr>
     </w:lvl>
   </w:abstractNum>
-  <w:abstractNum w:abstractNumId="2" w15:restartNumberingAfterBreak="0">
+  <w:abstractNum w:abstractNumId="3" w15:restartNumberingAfterBreak="0">
     <w:nsid w:val="0DE3758A"/>
     <w:multiLevelType w:val="hybridMultilevel"/>
     <w:tmpl w:val="11289DE2"/>
@@ -15190,7 +16258,7 @@
       </w:rPr>
     </w:lvl>
   </w:abstractNum>
-  <w:abstractNum w:abstractNumId="3" w15:restartNumberingAfterBreak="0">
+  <w:abstractNum w:abstractNumId="4" w15:restartNumberingAfterBreak="0">
     <w:nsid w:val="15713D70"/>
     <w:multiLevelType w:val="hybridMultilevel"/>
     <w:tmpl w:val="4530A34E"/>
@@ -15303,7 +16371,7 @@
       </w:rPr>
     </w:lvl>
   </w:abstractNum>
-  <w:abstractNum w:abstractNumId="4" w15:restartNumberingAfterBreak="0">
+  <w:abstractNum w:abstractNumId="5" w15:restartNumberingAfterBreak="0">
     <w:nsid w:val="1B566E21"/>
     <w:multiLevelType w:val="hybridMultilevel"/>
     <w:tmpl w:val="7A8A5E9C"/>
@@ -15416,7 +16484,7 @@
       </w:rPr>
     </w:lvl>
   </w:abstractNum>
-  <w:abstractNum w:abstractNumId="5" w15:restartNumberingAfterBreak="0">
+  <w:abstractNum w:abstractNumId="6" w15:restartNumberingAfterBreak="0">
     <w:nsid w:val="1D11465C"/>
     <w:multiLevelType w:val="hybridMultilevel"/>
     <w:tmpl w:val="FEB27CD2"/>
@@ -15502,7 +16570,7 @@
       </w:pPr>
     </w:lvl>
   </w:abstractNum>
-  <w:abstractNum w:abstractNumId="6" w15:restartNumberingAfterBreak="0">
+  <w:abstractNum w:abstractNumId="7" w15:restartNumberingAfterBreak="0">
     <w:nsid w:val="1D6C6492"/>
     <w:multiLevelType w:val="multilevel"/>
     <w:tmpl w:val="EE34C0F0"/>
@@ -15615,7 +16683,7 @@
       </w:rPr>
     </w:lvl>
   </w:abstractNum>
-  <w:abstractNum w:abstractNumId="7" w15:restartNumberingAfterBreak="0">
+  <w:abstractNum w:abstractNumId="8" w15:restartNumberingAfterBreak="0">
     <w:nsid w:val="21520974"/>
     <w:multiLevelType w:val="hybridMultilevel"/>
     <w:tmpl w:val="98DE05E0"/>
@@ -15728,7 +16796,7 @@
       </w:rPr>
     </w:lvl>
   </w:abstractNum>
-  <w:abstractNum w:abstractNumId="8" w15:restartNumberingAfterBreak="0">
+  <w:abstractNum w:abstractNumId="9" w15:restartNumberingAfterBreak="0">
     <w:nsid w:val="26DF01F1"/>
     <w:multiLevelType w:val="multilevel"/>
     <w:tmpl w:val="4B80FF5E"/>
@@ -15877,7 +16945,7 @@
       </w:rPr>
     </w:lvl>
   </w:abstractNum>
-  <w:abstractNum w:abstractNumId="9" w15:restartNumberingAfterBreak="0">
+  <w:abstractNum w:abstractNumId="10" w15:restartNumberingAfterBreak="0">
     <w:nsid w:val="2A97153D"/>
     <w:multiLevelType w:val="multilevel"/>
     <w:tmpl w:val="69903FF8"/>
@@ -15990,7 +17058,7 @@
       </w:rPr>
     </w:lvl>
   </w:abstractNum>
-  <w:abstractNum w:abstractNumId="10" w15:restartNumberingAfterBreak="0">
+  <w:abstractNum w:abstractNumId="11" w15:restartNumberingAfterBreak="0">
     <w:nsid w:val="2D1A7D37"/>
     <w:multiLevelType w:val="hybridMultilevel"/>
     <w:tmpl w:val="0206EB9C"/>
@@ -16103,7 +17171,7 @@
       </w:rPr>
     </w:lvl>
   </w:abstractNum>
-  <w:abstractNum w:abstractNumId="11" w15:restartNumberingAfterBreak="0">
+  <w:abstractNum w:abstractNumId="12" w15:restartNumberingAfterBreak="0">
     <w:nsid w:val="2E6D3992"/>
     <w:multiLevelType w:val="hybridMultilevel"/>
     <w:tmpl w:val="AE50C398"/>
@@ -16216,7 +17284,7 @@
       </w:rPr>
     </w:lvl>
   </w:abstractNum>
-  <w:abstractNum w:abstractNumId="12" w15:restartNumberingAfterBreak="0">
+  <w:abstractNum w:abstractNumId="13" w15:restartNumberingAfterBreak="0">
     <w:nsid w:val="2ED6031B"/>
     <w:multiLevelType w:val="multilevel"/>
     <w:tmpl w:val="0409001D"/>
@@ -16302,7 +17370,7 @@
       </w:pPr>
     </w:lvl>
   </w:abstractNum>
-  <w:abstractNum w:abstractNumId="13" w15:restartNumberingAfterBreak="0">
+  <w:abstractNum w:abstractNumId="14" w15:restartNumberingAfterBreak="0">
     <w:nsid w:val="2F785038"/>
     <w:multiLevelType w:val="hybridMultilevel"/>
     <w:tmpl w:val="8E442EC6"/>
@@ -16415,7 +17483,7 @@
       </w:rPr>
     </w:lvl>
   </w:abstractNum>
-  <w:abstractNum w:abstractNumId="14" w15:restartNumberingAfterBreak="0">
+  <w:abstractNum w:abstractNumId="15" w15:restartNumberingAfterBreak="0">
     <w:nsid w:val="33626E1D"/>
     <w:multiLevelType w:val="hybridMultilevel"/>
     <w:tmpl w:val="5A86507C"/>
@@ -16501,7 +17569,7 @@
       </w:pPr>
     </w:lvl>
   </w:abstractNum>
-  <w:abstractNum w:abstractNumId="15" w15:restartNumberingAfterBreak="0">
+  <w:abstractNum w:abstractNumId="16" w15:restartNumberingAfterBreak="0">
     <w:nsid w:val="35C759F2"/>
     <w:multiLevelType w:val="hybridMultilevel"/>
     <w:tmpl w:val="E9482CE8"/>
@@ -16614,7 +17682,7 @@
       </w:rPr>
     </w:lvl>
   </w:abstractNum>
-  <w:abstractNum w:abstractNumId="16" w15:restartNumberingAfterBreak="0">
+  <w:abstractNum w:abstractNumId="17" w15:restartNumberingAfterBreak="0">
     <w:nsid w:val="3DEE15C6"/>
     <w:multiLevelType w:val="hybridMultilevel"/>
     <w:tmpl w:val="17626926"/>
@@ -16727,7 +17795,7 @@
       </w:rPr>
     </w:lvl>
   </w:abstractNum>
-  <w:abstractNum w:abstractNumId="17" w15:restartNumberingAfterBreak="0">
+  <w:abstractNum w:abstractNumId="18" w15:restartNumberingAfterBreak="0">
     <w:nsid w:val="4A5D133B"/>
     <w:multiLevelType w:val="multilevel"/>
     <w:tmpl w:val="B6E297B6"/>
@@ -16840,7 +17908,7 @@
       </w:rPr>
     </w:lvl>
   </w:abstractNum>
-  <w:abstractNum w:abstractNumId="18" w15:restartNumberingAfterBreak="0">
+  <w:abstractNum w:abstractNumId="19" w15:restartNumberingAfterBreak="0">
     <w:nsid w:val="50DC601A"/>
     <w:multiLevelType w:val="hybridMultilevel"/>
     <w:tmpl w:val="3F76FB24"/>
@@ -16953,7 +18021,7 @@
       </w:rPr>
     </w:lvl>
   </w:abstractNum>
-  <w:abstractNum w:abstractNumId="19" w15:restartNumberingAfterBreak="0">
+  <w:abstractNum w:abstractNumId="20" w15:restartNumberingAfterBreak="0">
     <w:nsid w:val="529C7D77"/>
     <w:multiLevelType w:val="hybridMultilevel"/>
     <w:tmpl w:val="45541F72"/>
@@ -17066,7 +18134,7 @@
       </w:rPr>
     </w:lvl>
   </w:abstractNum>
-  <w:abstractNum w:abstractNumId="20" w15:restartNumberingAfterBreak="0">
+  <w:abstractNum w:abstractNumId="21" w15:restartNumberingAfterBreak="0">
     <w:nsid w:val="586851BD"/>
     <w:multiLevelType w:val="hybridMultilevel"/>
     <w:tmpl w:val="2C2ABC2A"/>
@@ -17179,7 +18247,7 @@
       </w:rPr>
     </w:lvl>
   </w:abstractNum>
-  <w:abstractNum w:abstractNumId="21" w15:restartNumberingAfterBreak="0">
+  <w:abstractNum w:abstractNumId="22" w15:restartNumberingAfterBreak="0">
     <w:nsid w:val="5C2671E6"/>
     <w:multiLevelType w:val="hybridMultilevel"/>
     <w:tmpl w:val="AF0E4304"/>
@@ -17292,7 +18360,7 @@
       </w:rPr>
     </w:lvl>
   </w:abstractNum>
-  <w:abstractNum w:abstractNumId="22" w15:restartNumberingAfterBreak="0">
+  <w:abstractNum w:abstractNumId="23" w15:restartNumberingAfterBreak="0">
     <w:nsid w:val="5E4703D3"/>
     <w:multiLevelType w:val="multilevel"/>
     <w:tmpl w:val="B6E297B6"/>
@@ -17405,7 +18473,7 @@
       </w:rPr>
     </w:lvl>
   </w:abstractNum>
-  <w:abstractNum w:abstractNumId="23" w15:restartNumberingAfterBreak="0">
+  <w:abstractNum w:abstractNumId="24" w15:restartNumberingAfterBreak="0">
     <w:nsid w:val="600F5DFB"/>
     <w:multiLevelType w:val="multilevel"/>
     <w:tmpl w:val="EE34C0F0"/>
@@ -17518,7 +18586,7 @@
       </w:rPr>
     </w:lvl>
   </w:abstractNum>
-  <w:abstractNum w:abstractNumId="24" w15:restartNumberingAfterBreak="0">
+  <w:abstractNum w:abstractNumId="25" w15:restartNumberingAfterBreak="0">
     <w:nsid w:val="613E431F"/>
     <w:multiLevelType w:val="hybridMultilevel"/>
     <w:tmpl w:val="947288AC"/>
@@ -17631,7 +18699,7 @@
       </w:rPr>
     </w:lvl>
   </w:abstractNum>
-  <w:abstractNum w:abstractNumId="25" w15:restartNumberingAfterBreak="0">
+  <w:abstractNum w:abstractNumId="26" w15:restartNumberingAfterBreak="0">
     <w:nsid w:val="61C76519"/>
     <w:multiLevelType w:val="multilevel"/>
     <w:tmpl w:val="B6E297B6"/>
@@ -17744,7 +18812,7 @@
       </w:rPr>
     </w:lvl>
   </w:abstractNum>
-  <w:abstractNum w:abstractNumId="26" w15:restartNumberingAfterBreak="0">
+  <w:abstractNum w:abstractNumId="27" w15:restartNumberingAfterBreak="0">
     <w:nsid w:val="630C03F6"/>
     <w:multiLevelType w:val="hybridMultilevel"/>
     <w:tmpl w:val="33D24A52"/>
@@ -17857,7 +18925,7 @@
       </w:rPr>
     </w:lvl>
   </w:abstractNum>
-  <w:abstractNum w:abstractNumId="27" w15:restartNumberingAfterBreak="0">
+  <w:abstractNum w:abstractNumId="28" w15:restartNumberingAfterBreak="0">
     <w:nsid w:val="670A432A"/>
     <w:multiLevelType w:val="multilevel"/>
     <w:tmpl w:val="6D3632E2"/>
@@ -17972,7 +19040,120 @@
       </w:rPr>
     </w:lvl>
   </w:abstractNum>
-  <w:abstractNum w:abstractNumId="28" w15:restartNumberingAfterBreak="0">
+  <w:abstractNum w:abstractNumId="29" w15:restartNumberingAfterBreak="0">
+    <w:nsid w:val="759D6CA8"/>
+    <w:multiLevelType w:val="hybridMultilevel"/>
+    <w:tmpl w:val="4DBA2D8C"/>
+    <w:lvl w:ilvl="0" w:tplc="04090001">
+      <w:start w:val="1"/>
+      <w:numFmt w:val="bullet"/>
+      <w:lvlText w:val=""/>
+      <w:lvlJc w:val="left"/>
+      <w:pPr>
+        <w:ind w:left="720" w:hanging="360"/>
+      </w:pPr>
+      <w:rPr>
+        <w:rFonts w:ascii="Symbol" w:hAnsi="Symbol" w:hint="default"/>
+      </w:rPr>
+    </w:lvl>
+    <w:lvl w:ilvl="1" w:tplc="04090003" w:tentative="1">
+      <w:start w:val="1"/>
+      <w:numFmt w:val="bullet"/>
+      <w:lvlText w:val="o"/>
+      <w:lvlJc w:val="left"/>
+      <w:pPr>
+        <w:ind w:left="1440" w:hanging="360"/>
+      </w:pPr>
+      <w:rPr>
+        <w:rFonts w:ascii="Courier New" w:hAnsi="Courier New" w:cs="Courier New" w:hint="default"/>
+      </w:rPr>
+    </w:lvl>
+    <w:lvl w:ilvl="2" w:tplc="04090005" w:tentative="1">
+      <w:start w:val="1"/>
+      <w:numFmt w:val="bullet"/>
+      <w:lvlText w:val=""/>
+      <w:lvlJc w:val="left"/>
+      <w:pPr>
+        <w:ind w:left="2160" w:hanging="360"/>
+      </w:pPr>
+      <w:rPr>
+        <w:rFonts w:ascii="Wingdings" w:hAnsi="Wingdings" w:hint="default"/>
+      </w:rPr>
+    </w:lvl>
+    <w:lvl w:ilvl="3" w:tplc="04090001" w:tentative="1">
+      <w:start w:val="1"/>
+      <w:numFmt w:val="bullet"/>
+      <w:lvlText w:val=""/>
+      <w:lvlJc w:val="left"/>
+      <w:pPr>
+        <w:ind w:left="2880" w:hanging="360"/>
+      </w:pPr>
+      <w:rPr>
+        <w:rFonts w:ascii="Symbol" w:hAnsi="Symbol" w:hint="default"/>
+      </w:rPr>
+    </w:lvl>
+    <w:lvl w:ilvl="4" w:tplc="04090003" w:tentative="1">
+      <w:start w:val="1"/>
+      <w:numFmt w:val="bullet"/>
+      <w:lvlText w:val="o"/>
+      <w:lvlJc w:val="left"/>
+      <w:pPr>
+        <w:ind w:left="3600" w:hanging="360"/>
+      </w:pPr>
+      <w:rPr>
+        <w:rFonts w:ascii="Courier New" w:hAnsi="Courier New" w:cs="Courier New" w:hint="default"/>
+      </w:rPr>
+    </w:lvl>
+    <w:lvl w:ilvl="5" w:tplc="04090005" w:tentative="1">
+      <w:start w:val="1"/>
+      <w:numFmt w:val="bullet"/>
+      <w:lvlText w:val=""/>
+      <w:lvlJc w:val="left"/>
+      <w:pPr>
+        <w:ind w:left="4320" w:hanging="360"/>
+      </w:pPr>
+      <w:rPr>
+        <w:rFonts w:ascii="Wingdings" w:hAnsi="Wingdings" w:hint="default"/>
+      </w:rPr>
+    </w:lvl>
+    <w:lvl w:ilvl="6" w:tplc="04090001" w:tentative="1">
+      <w:start w:val="1"/>
+      <w:numFmt w:val="bullet"/>
+      <w:lvlText w:val=""/>
+      <w:lvlJc w:val="left"/>
+      <w:pPr>
+        <w:ind w:left="5040" w:hanging="360"/>
+      </w:pPr>
+      <w:rPr>
+        <w:rFonts w:ascii="Symbol" w:hAnsi="Symbol" w:hint="default"/>
+      </w:rPr>
+    </w:lvl>
+    <w:lvl w:ilvl="7" w:tplc="04090003" w:tentative="1">
+      <w:start w:val="1"/>
+      <w:numFmt w:val="bullet"/>
+      <w:lvlText w:val="o"/>
+      <w:lvlJc w:val="left"/>
+      <w:pPr>
+        <w:ind w:left="5760" w:hanging="360"/>
+      </w:pPr>
+      <w:rPr>
+        <w:rFonts w:ascii="Courier New" w:hAnsi="Courier New" w:cs="Courier New" w:hint="default"/>
+      </w:rPr>
+    </w:lvl>
+    <w:lvl w:ilvl="8" w:tplc="04090005" w:tentative="1">
+      <w:start w:val="1"/>
+      <w:numFmt w:val="bullet"/>
+      <w:lvlText w:val=""/>
+      <w:lvlJc w:val="left"/>
+      <w:pPr>
+        <w:ind w:left="6480" w:hanging="360"/>
+      </w:pPr>
+      <w:rPr>
+        <w:rFonts w:ascii="Wingdings" w:hAnsi="Wingdings" w:hint="default"/>
+      </w:rPr>
+    </w:lvl>
+  </w:abstractNum>
+  <w:abstractNum w:abstractNumId="30" w15:restartNumberingAfterBreak="0">
     <w:nsid w:val="78343E8B"/>
     <w:multiLevelType w:val="hybridMultilevel"/>
     <w:tmpl w:val="12AC9322"/>
@@ -18058,7 +19239,7 @@
       </w:pPr>
     </w:lvl>
   </w:abstractNum>
-  <w:abstractNum w:abstractNumId="29" w15:restartNumberingAfterBreak="0">
+  <w:abstractNum w:abstractNumId="31" w15:restartNumberingAfterBreak="0">
     <w:nsid w:val="79CE1A77"/>
     <w:multiLevelType w:val="hybridMultilevel"/>
     <w:tmpl w:val="F3ACA182"/>
@@ -18172,34 +19353,34 @@
     </w:lvl>
   </w:abstractNum>
   <w:num w:numId="1" w16cid:durableId="1470593915">
-    <w:abstractNumId w:val="24"/>
+    <w:abstractNumId w:val="25"/>
   </w:num>
   <w:num w:numId="2" w16cid:durableId="1947225195">
-    <w:abstractNumId w:val="26"/>
+    <w:abstractNumId w:val="27"/>
   </w:num>
   <w:num w:numId="3" w16cid:durableId="1113747797">
-    <w:abstractNumId w:val="10"/>
+    <w:abstractNumId w:val="11"/>
   </w:num>
   <w:num w:numId="4" w16cid:durableId="966622396">
-    <w:abstractNumId w:val="4"/>
+    <w:abstractNumId w:val="5"/>
   </w:num>
   <w:num w:numId="5" w16cid:durableId="1810973977">
-    <w:abstractNumId w:val="2"/>
+    <w:abstractNumId w:val="3"/>
   </w:num>
   <w:num w:numId="6" w16cid:durableId="8533907">
-    <w:abstractNumId w:val="14"/>
+    <w:abstractNumId w:val="15"/>
   </w:num>
   <w:num w:numId="7" w16cid:durableId="537934060">
-    <w:abstractNumId w:val="28"/>
+    <w:abstractNumId w:val="30"/>
   </w:num>
   <w:num w:numId="8" w16cid:durableId="1606571030">
-    <w:abstractNumId w:val="0"/>
+    <w:abstractNumId w:val="1"/>
   </w:num>
   <w:num w:numId="9" w16cid:durableId="887103856">
-    <w:abstractNumId w:val="0"/>
+    <w:abstractNumId w:val="1"/>
   </w:num>
   <w:num w:numId="10" w16cid:durableId="753862626">
-    <w:abstractNumId w:val="0"/>
+    <w:abstractNumId w:val="1"/>
     <w:lvlOverride w:ilvl="0">
       <w:startOverride w:val="1"/>
     </w:lvlOverride>
@@ -18229,10 +19410,10 @@
     </w:lvlOverride>
   </w:num>
   <w:num w:numId="11" w16cid:durableId="647129175">
-    <w:abstractNumId w:val="5"/>
+    <w:abstractNumId w:val="6"/>
   </w:num>
   <w:num w:numId="12" w16cid:durableId="727847653">
-    <w:abstractNumId w:val="5"/>
+    <w:abstractNumId w:val="6"/>
     <w:lvlOverride w:ilvl="0">
       <w:lvl w:ilvl="0" w:tplc="2D741462">
         <w:start w:val="1"/>
@@ -18362,7 +19543,7 @@
     </w:lvlOverride>
   </w:num>
   <w:num w:numId="13" w16cid:durableId="1355108964">
-    <w:abstractNumId w:val="5"/>
+    <w:abstractNumId w:val="6"/>
     <w:lvlOverride w:ilvl="0">
       <w:startOverride w:val="1"/>
     </w:lvlOverride>
@@ -18392,7 +19573,7 @@
     </w:lvlOverride>
   </w:num>
   <w:num w:numId="14" w16cid:durableId="1681472738">
-    <w:abstractNumId w:val="0"/>
+    <w:abstractNumId w:val="1"/>
     <w:lvlOverride w:ilvl="0">
       <w:lvl w:ilvl="0">
         <w:start w:val="1"/>
@@ -18521,7 +19702,7 @@
     </w:lvlOverride>
   </w:num>
   <w:num w:numId="15" w16cid:durableId="1949698140">
-    <w:abstractNumId w:val="0"/>
+    <w:abstractNumId w:val="1"/>
     <w:lvlOverride w:ilvl="0">
       <w:lvl w:ilvl="0">
         <w:start w:val="1"/>
@@ -18650,67 +19831,73 @@
     </w:lvlOverride>
   </w:num>
   <w:num w:numId="16" w16cid:durableId="1585072447">
+    <w:abstractNumId w:val="10"/>
+  </w:num>
+  <w:num w:numId="17" w16cid:durableId="2004118892">
+    <w:abstractNumId w:val="13"/>
+  </w:num>
+  <w:num w:numId="18" w16cid:durableId="794714631">
+    <w:abstractNumId w:val="28"/>
+  </w:num>
+  <w:num w:numId="19" w16cid:durableId="1414203514">
+    <w:abstractNumId w:val="24"/>
+  </w:num>
+  <w:num w:numId="20" w16cid:durableId="1108354377">
+    <w:abstractNumId w:val="7"/>
+  </w:num>
+  <w:num w:numId="21" w16cid:durableId="1057974007">
+    <w:abstractNumId w:val="26"/>
+  </w:num>
+  <w:num w:numId="22" w16cid:durableId="573928594">
+    <w:abstractNumId w:val="18"/>
+  </w:num>
+  <w:num w:numId="23" w16cid:durableId="1439256484">
+    <w:abstractNumId w:val="2"/>
+  </w:num>
+  <w:num w:numId="24" w16cid:durableId="1892184490">
+    <w:abstractNumId w:val="23"/>
+  </w:num>
+  <w:num w:numId="25" w16cid:durableId="723718604">
+    <w:abstractNumId w:val="31"/>
+  </w:num>
+  <w:num w:numId="26" w16cid:durableId="901524507">
+    <w:abstractNumId w:val="20"/>
+  </w:num>
+  <w:num w:numId="27" w16cid:durableId="1075316827">
+    <w:abstractNumId w:val="12"/>
+  </w:num>
+  <w:num w:numId="28" w16cid:durableId="532234761">
+    <w:abstractNumId w:val="4"/>
+  </w:num>
+  <w:num w:numId="29" w16cid:durableId="581572417">
+    <w:abstractNumId w:val="19"/>
+  </w:num>
+  <w:num w:numId="30" w16cid:durableId="1944144031">
+    <w:abstractNumId w:val="16"/>
+  </w:num>
+  <w:num w:numId="31" w16cid:durableId="1536893207">
+    <w:abstractNumId w:val="8"/>
+  </w:num>
+  <w:num w:numId="32" w16cid:durableId="760639544">
+    <w:abstractNumId w:val="21"/>
+  </w:num>
+  <w:num w:numId="33" w16cid:durableId="434256490">
+    <w:abstractNumId w:val="17"/>
+  </w:num>
+  <w:num w:numId="34" w16cid:durableId="291979165">
+    <w:abstractNumId w:val="14"/>
+  </w:num>
+  <w:num w:numId="35" w16cid:durableId="265696348">
+    <w:abstractNumId w:val="22"/>
+  </w:num>
+  <w:num w:numId="36" w16cid:durableId="846529245">
     <w:abstractNumId w:val="9"/>
   </w:num>
-  <w:num w:numId="17" w16cid:durableId="2004118892">
-    <w:abstractNumId w:val="12"/>
+  <w:num w:numId="37" w16cid:durableId="1355693913">
+    <w:abstractNumId w:val="0"/>
   </w:num>
-  <w:num w:numId="18" w16cid:durableId="794714631">
-    <w:abstractNumId w:val="27"/>
-  </w:num>
-  <w:num w:numId="19" w16cid:durableId="1414203514">
-    <w:abstractNumId w:val="23"/>
-  </w:num>
-  <w:num w:numId="20" w16cid:durableId="1108354377">
-    <w:abstractNumId w:val="6"/>
-  </w:num>
-  <w:num w:numId="21" w16cid:durableId="1057974007">
-    <w:abstractNumId w:val="25"/>
-  </w:num>
-  <w:num w:numId="22" w16cid:durableId="573928594">
-    <w:abstractNumId w:val="17"/>
-  </w:num>
-  <w:num w:numId="23" w16cid:durableId="1439256484">
-    <w:abstractNumId w:val="1"/>
-  </w:num>
-  <w:num w:numId="24" w16cid:durableId="1892184490">
-    <w:abstractNumId w:val="22"/>
-  </w:num>
-  <w:num w:numId="25" w16cid:durableId="723718604">
+  <w:num w:numId="38" w16cid:durableId="626349371">
     <w:abstractNumId w:val="29"/>
-  </w:num>
-  <w:num w:numId="26" w16cid:durableId="901524507">
-    <w:abstractNumId w:val="19"/>
-  </w:num>
-  <w:num w:numId="27" w16cid:durableId="1075316827">
-    <w:abstractNumId w:val="11"/>
-  </w:num>
-  <w:num w:numId="28" w16cid:durableId="532234761">
-    <w:abstractNumId w:val="3"/>
-  </w:num>
-  <w:num w:numId="29" w16cid:durableId="581572417">
-    <w:abstractNumId w:val="18"/>
-  </w:num>
-  <w:num w:numId="30" w16cid:durableId="1944144031">
-    <w:abstractNumId w:val="15"/>
-  </w:num>
-  <w:num w:numId="31" w16cid:durableId="1536893207">
-    <w:abstractNumId w:val="7"/>
-  </w:num>
-  <w:num w:numId="32" w16cid:durableId="760639544">
-    <w:abstractNumId w:val="20"/>
-  </w:num>
-  <w:num w:numId="33" w16cid:durableId="434256490">
-    <w:abstractNumId w:val="16"/>
-  </w:num>
-  <w:num w:numId="34" w16cid:durableId="291979165">
-    <w:abstractNumId w:val="13"/>
-  </w:num>
-  <w:num w:numId="35" w16cid:durableId="265696348">
-    <w:abstractNumId w:val="21"/>
-  </w:num>
-  <w:num w:numId="36" w16cid:durableId="846529245">
-    <w:abstractNumId w:val="8"/>
   </w:num>
 </w:numbering>
 </file>

--- a/Documents/User_Manual_Specification/SoftCore Spectrum Analyzer UMTS.docx
+++ b/Documents/User_Manual_Specification/SoftCore Spectrum Analyzer UMTS.docx
@@ -220,7 +220,7 @@
           <w:r>
             <w:fldChar w:fldCharType="separate"/>
           </w:r>
-          <w:hyperlink w:anchor="_Toc224490902" w:history="1">
+          <w:hyperlink w:anchor="_Toc224704976" w:history="1">
             <w:r>
               <w:rPr>
                 <w:rStyle w:val="Hyperlink"/>
@@ -263,7 +263,7 @@
                 <w:noProof/>
                 <w:webHidden/>
               </w:rPr>
-              <w:instrText xml:space="preserve"> PAGEREF _Toc224490902 \h </w:instrText>
+              <w:instrText xml:space="preserve"> PAGEREF _Toc224704976 \h </w:instrText>
             </w:r>
             <w:r>
               <w:rPr>
@@ -283,7 +283,7 @@
                 <w:noProof/>
                 <w:webHidden/>
               </w:rPr>
-              <w:t>5</w:t>
+              <w:t>4</w:t>
             </w:r>
             <w:r>
               <w:rPr>
@@ -308,7 +308,7 @@
               <w:szCs w:val="24"/>
             </w:rPr>
           </w:pPr>
-          <w:hyperlink w:anchor="_Toc224490903" w:history="1">
+          <w:hyperlink w:anchor="_Toc224704977" w:history="1">
             <w:r>
               <w:rPr>
                 <w:rStyle w:val="Hyperlink"/>
@@ -351,7 +351,7 @@
                 <w:noProof/>
                 <w:webHidden/>
               </w:rPr>
-              <w:instrText xml:space="preserve"> PAGEREF _Toc224490903 \h </w:instrText>
+              <w:instrText xml:space="preserve"> PAGEREF _Toc224704977 \h </w:instrText>
             </w:r>
             <w:r>
               <w:rPr>
@@ -371,7 +371,7 @@
                 <w:noProof/>
                 <w:webHidden/>
               </w:rPr>
-              <w:t>5</w:t>
+              <w:t>4</w:t>
             </w:r>
             <w:r>
               <w:rPr>
@@ -396,7 +396,7 @@
               <w:szCs w:val="24"/>
             </w:rPr>
           </w:pPr>
-          <w:hyperlink w:anchor="_Toc224490904" w:history="1">
+          <w:hyperlink w:anchor="_Toc224704978" w:history="1">
             <w:r>
               <w:rPr>
                 <w:rStyle w:val="Hyperlink"/>
@@ -439,7 +439,7 @@
                 <w:noProof/>
                 <w:webHidden/>
               </w:rPr>
-              <w:instrText xml:space="preserve"> PAGEREF _Toc224490904 \h </w:instrText>
+              <w:instrText xml:space="preserve"> PAGEREF _Toc224704978 \h </w:instrText>
             </w:r>
             <w:r>
               <w:rPr>
@@ -459,7 +459,7 @@
                 <w:noProof/>
                 <w:webHidden/>
               </w:rPr>
-              <w:t>5</w:t>
+              <w:t>4</w:t>
             </w:r>
             <w:r>
               <w:rPr>
@@ -484,7 +484,7 @@
               <w:szCs w:val="24"/>
             </w:rPr>
           </w:pPr>
-          <w:hyperlink w:anchor="_Toc224490905" w:history="1">
+          <w:hyperlink w:anchor="_Toc224704979" w:history="1">
             <w:r>
               <w:rPr>
                 <w:rStyle w:val="Hyperlink"/>
@@ -527,7 +527,7 @@
                 <w:noProof/>
                 <w:webHidden/>
               </w:rPr>
-              <w:instrText xml:space="preserve"> PAGEREF _Toc224490905 \h </w:instrText>
+              <w:instrText xml:space="preserve"> PAGEREF _Toc224704979 \h </w:instrText>
             </w:r>
             <w:r>
               <w:rPr>
@@ -547,7 +547,7 @@
                 <w:noProof/>
                 <w:webHidden/>
               </w:rPr>
-              <w:t>5</w:t>
+              <w:t>4</w:t>
             </w:r>
             <w:r>
               <w:rPr>
@@ -572,7 +572,7 @@
               <w:szCs w:val="24"/>
             </w:rPr>
           </w:pPr>
-          <w:hyperlink w:anchor="_Toc224490906" w:history="1">
+          <w:hyperlink w:anchor="_Toc224704980" w:history="1">
             <w:r>
               <w:rPr>
                 <w:rStyle w:val="Hyperlink"/>
@@ -615,7 +615,7 @@
                 <w:noProof/>
                 <w:webHidden/>
               </w:rPr>
-              <w:instrText xml:space="preserve"> PAGEREF _Toc224490906 \h </w:instrText>
+              <w:instrText xml:space="preserve"> PAGEREF _Toc224704980 \h </w:instrText>
             </w:r>
             <w:r>
               <w:rPr>
@@ -635,7 +635,7 @@
                 <w:noProof/>
                 <w:webHidden/>
               </w:rPr>
-              <w:t>6</w:t>
+              <w:t>5</w:t>
             </w:r>
             <w:r>
               <w:rPr>
@@ -660,7 +660,7 @@
               <w:szCs w:val="24"/>
             </w:rPr>
           </w:pPr>
-          <w:hyperlink w:anchor="_Toc224490907" w:history="1">
+          <w:hyperlink w:anchor="_Toc224704981" w:history="1">
             <w:r>
               <w:rPr>
                 <w:rStyle w:val="Hyperlink"/>
@@ -703,7 +703,7 @@
                 <w:noProof/>
                 <w:webHidden/>
               </w:rPr>
-              <w:instrText xml:space="preserve"> PAGEREF _Toc224490907 \h </w:instrText>
+              <w:instrText xml:space="preserve"> PAGEREF _Toc224704981 \h </w:instrText>
             </w:r>
             <w:r>
               <w:rPr>
@@ -723,7 +723,7 @@
                 <w:noProof/>
                 <w:webHidden/>
               </w:rPr>
-              <w:t>6</w:t>
+              <w:t>5</w:t>
             </w:r>
             <w:r>
               <w:rPr>
@@ -748,7 +748,7 @@
               <w:szCs w:val="24"/>
             </w:rPr>
           </w:pPr>
-          <w:hyperlink w:anchor="_Toc224490908" w:history="1">
+          <w:hyperlink w:anchor="_Toc224704982" w:history="1">
             <w:r>
               <w:rPr>
                 <w:rStyle w:val="Hyperlink"/>
@@ -791,7 +791,7 @@
                 <w:noProof/>
                 <w:webHidden/>
               </w:rPr>
-              <w:instrText xml:space="preserve"> PAGEREF _Toc224490908 \h </w:instrText>
+              <w:instrText xml:space="preserve"> PAGEREF _Toc224704982 \h </w:instrText>
             </w:r>
             <w:r>
               <w:rPr>
@@ -811,7 +811,7 @@
                 <w:noProof/>
                 <w:webHidden/>
               </w:rPr>
-              <w:t>6</w:t>
+              <w:t>5</w:t>
             </w:r>
             <w:r>
               <w:rPr>
@@ -836,7 +836,7 @@
               <w:szCs w:val="24"/>
             </w:rPr>
           </w:pPr>
-          <w:hyperlink w:anchor="_Toc224490909" w:history="1">
+          <w:hyperlink w:anchor="_Toc224704983" w:history="1">
             <w:r>
               <w:rPr>
                 <w:rStyle w:val="Hyperlink"/>
@@ -879,7 +879,7 @@
                 <w:noProof/>
                 <w:webHidden/>
               </w:rPr>
-              <w:instrText xml:space="preserve"> PAGEREF _Toc224490909 \h </w:instrText>
+              <w:instrText xml:space="preserve"> PAGEREF _Toc224704983 \h </w:instrText>
             </w:r>
             <w:r>
               <w:rPr>
@@ -899,7 +899,7 @@
                 <w:noProof/>
                 <w:webHidden/>
               </w:rPr>
-              <w:t>7</w:t>
+              <w:t>5</w:t>
             </w:r>
             <w:r>
               <w:rPr>
@@ -924,7 +924,7 @@
               <w:szCs w:val="24"/>
             </w:rPr>
           </w:pPr>
-          <w:hyperlink w:anchor="_Toc224490910" w:history="1">
+          <w:hyperlink w:anchor="_Toc224704984" w:history="1">
             <w:r>
               <w:rPr>
                 <w:rStyle w:val="Hyperlink"/>
@@ -967,7 +967,7 @@
                 <w:noProof/>
                 <w:webHidden/>
               </w:rPr>
-              <w:instrText xml:space="preserve"> PAGEREF _Toc224490910 \h </w:instrText>
+              <w:instrText xml:space="preserve"> PAGEREF _Toc224704984 \h </w:instrText>
             </w:r>
             <w:r>
               <w:rPr>
@@ -987,7 +987,7 @@
                 <w:noProof/>
                 <w:webHidden/>
               </w:rPr>
-              <w:t>7</w:t>
+              <w:t>6</w:t>
             </w:r>
             <w:r>
               <w:rPr>
@@ -1012,7 +1012,7 @@
               <w:szCs w:val="24"/>
             </w:rPr>
           </w:pPr>
-          <w:hyperlink w:anchor="_Toc224490911" w:history="1">
+          <w:hyperlink w:anchor="_Toc224704985" w:history="1">
             <w:r>
               <w:rPr>
                 <w:rStyle w:val="Hyperlink"/>
@@ -1055,7 +1055,7 @@
                 <w:noProof/>
                 <w:webHidden/>
               </w:rPr>
-              <w:instrText xml:space="preserve"> PAGEREF _Toc224490911 \h </w:instrText>
+              <w:instrText xml:space="preserve"> PAGEREF _Toc224704985 \h </w:instrText>
             </w:r>
             <w:r>
               <w:rPr>
@@ -1075,7 +1075,7 @@
                 <w:noProof/>
                 <w:webHidden/>
               </w:rPr>
-              <w:t>7</w:t>
+              <w:t>6</w:t>
             </w:r>
             <w:r>
               <w:rPr>
@@ -1100,7 +1100,7 @@
               <w:szCs w:val="24"/>
             </w:rPr>
           </w:pPr>
-          <w:hyperlink w:anchor="_Toc224490912" w:history="1">
+          <w:hyperlink w:anchor="_Toc224704986" w:history="1">
             <w:r>
               <w:rPr>
                 <w:rStyle w:val="Hyperlink"/>
@@ -1122,7 +1122,7 @@
                 <w:rStyle w:val="Hyperlink"/>
                 <w:noProof/>
               </w:rPr>
-              <w:t>FIRMWARE:</w:t>
+              <w:t>P1 FIRMWARE SCOPE:</w:t>
             </w:r>
             <w:r>
               <w:rPr>
@@ -1143,7 +1143,7 @@
                 <w:noProof/>
                 <w:webHidden/>
               </w:rPr>
-              <w:instrText xml:space="preserve"> PAGEREF _Toc224490912 \h </w:instrText>
+              <w:instrText xml:space="preserve"> PAGEREF _Toc224704986 \h </w:instrText>
             </w:r>
             <w:r>
               <w:rPr>
@@ -1163,7 +1163,7 @@
                 <w:noProof/>
                 <w:webHidden/>
               </w:rPr>
-              <w:t>8</w:t>
+              <w:t>6</w:t>
             </w:r>
             <w:r>
               <w:rPr>
@@ -1188,7 +1188,7 @@
               <w:szCs w:val="24"/>
             </w:rPr>
           </w:pPr>
-          <w:hyperlink w:anchor="_Toc224490913" w:history="1">
+          <w:hyperlink w:anchor="_Toc224704987" w:history="1">
             <w:r>
               <w:rPr>
                 <w:rStyle w:val="Hyperlink"/>
@@ -1210,7 +1210,7 @@
                 <w:rStyle w:val="Hyperlink"/>
                 <w:noProof/>
               </w:rPr>
-              <w:t>HARDWARE:</w:t>
+              <w:t>P1 HARDWARE SCOPE:</w:t>
             </w:r>
             <w:r>
               <w:rPr>
@@ -1231,7 +1231,7 @@
                 <w:noProof/>
                 <w:webHidden/>
               </w:rPr>
-              <w:instrText xml:space="preserve"> PAGEREF _Toc224490913 \h </w:instrText>
+              <w:instrText xml:space="preserve"> PAGEREF _Toc224704987 \h </w:instrText>
             </w:r>
             <w:r>
               <w:rPr>
@@ -1251,7 +1251,7 @@
                 <w:noProof/>
                 <w:webHidden/>
               </w:rPr>
-              <w:t>8</w:t>
+              <w:t>6</w:t>
             </w:r>
             <w:r>
               <w:rPr>
@@ -1276,7 +1276,7 @@
               <w:szCs w:val="24"/>
             </w:rPr>
           </w:pPr>
-          <w:hyperlink w:anchor="_Toc224490914" w:history="1">
+          <w:hyperlink w:anchor="_Toc224704988" w:history="1">
             <w:r>
               <w:rPr>
                 <w:rStyle w:val="Hyperlink"/>
@@ -1298,7 +1298,7 @@
                 <w:rStyle w:val="Hyperlink"/>
                 <w:noProof/>
               </w:rPr>
-              <w:t>MODES OF OPERATION:</w:t>
+              <w:t>DETAILED MODES OF OPERATION:</w:t>
             </w:r>
             <w:r>
               <w:rPr>
@@ -1319,7 +1319,7 @@
                 <w:noProof/>
                 <w:webHidden/>
               </w:rPr>
-              <w:instrText xml:space="preserve"> PAGEREF _Toc224490914 \h </w:instrText>
+              <w:instrText xml:space="preserve"> PAGEREF _Toc224704988 \h </w:instrText>
             </w:r>
             <w:r>
               <w:rPr>
@@ -1339,7 +1339,7 @@
                 <w:noProof/>
                 <w:webHidden/>
               </w:rPr>
-              <w:t>8</w:t>
+              <w:t>7</w:t>
             </w:r>
             <w:r>
               <w:rPr>
@@ -1364,7 +1364,7 @@
               <w:szCs w:val="24"/>
             </w:rPr>
           </w:pPr>
-          <w:hyperlink w:anchor="_Toc224490915" w:history="1">
+          <w:hyperlink w:anchor="_Toc224704989" w:history="1">
             <w:r>
               <w:rPr>
                 <w:rStyle w:val="Hyperlink"/>
@@ -1407,7 +1407,7 @@
                 <w:noProof/>
                 <w:webHidden/>
               </w:rPr>
-              <w:instrText xml:space="preserve"> PAGEREF _Toc224490915 \h </w:instrText>
+              <w:instrText xml:space="preserve"> PAGEREF _Toc224704989 \h </w:instrText>
             </w:r>
             <w:r>
               <w:rPr>
@@ -1427,7 +1427,7 @@
                 <w:noProof/>
                 <w:webHidden/>
               </w:rPr>
-              <w:t>8</w:t>
+              <w:t>7</w:t>
             </w:r>
             <w:r>
               <w:rPr>
@@ -1452,7 +1452,7 @@
               <w:szCs w:val="24"/>
             </w:rPr>
           </w:pPr>
-          <w:hyperlink w:anchor="_Toc224490916" w:history="1">
+          <w:hyperlink w:anchor="_Toc224704990" w:history="1">
             <w:r>
               <w:rPr>
                 <w:rStyle w:val="Hyperlink"/>
@@ -1495,7 +1495,7 @@
                 <w:noProof/>
                 <w:webHidden/>
               </w:rPr>
-              <w:instrText xml:space="preserve"> PAGEREF _Toc224490916 \h </w:instrText>
+              <w:instrText xml:space="preserve"> PAGEREF _Toc224704990 \h </w:instrText>
             </w:r>
             <w:r>
               <w:rPr>
@@ -1515,7 +1515,7 @@
                 <w:noProof/>
                 <w:webHidden/>
               </w:rPr>
-              <w:t>10</w:t>
+              <w:t>9</w:t>
             </w:r>
             <w:r>
               <w:rPr>
@@ -1540,7 +1540,7 @@
               <w:szCs w:val="24"/>
             </w:rPr>
           </w:pPr>
-          <w:hyperlink w:anchor="_Toc224490917" w:history="1">
+          <w:hyperlink w:anchor="_Toc224704991" w:history="1">
             <w:r>
               <w:rPr>
                 <w:rStyle w:val="Hyperlink"/>
@@ -1583,7 +1583,7 @@
                 <w:noProof/>
                 <w:webHidden/>
               </w:rPr>
-              <w:instrText xml:space="preserve"> PAGEREF _Toc224490917 \h </w:instrText>
+              <w:instrText xml:space="preserve"> PAGEREF _Toc224704991 \h </w:instrText>
             </w:r>
             <w:r>
               <w:rPr>
@@ -1603,7 +1603,7 @@
                 <w:noProof/>
                 <w:webHidden/>
               </w:rPr>
-              <w:t>12</w:t>
+              <w:t>10</w:t>
             </w:r>
             <w:r>
               <w:rPr>
@@ -1628,7 +1628,7 @@
               <w:szCs w:val="24"/>
             </w:rPr>
           </w:pPr>
-          <w:hyperlink w:anchor="_Toc224490918" w:history="1">
+          <w:hyperlink w:anchor="_Toc224704992" w:history="1">
             <w:r>
               <w:rPr>
                 <w:rStyle w:val="Hyperlink"/>
@@ -1671,7 +1671,7 @@
                 <w:noProof/>
                 <w:webHidden/>
               </w:rPr>
-              <w:instrText xml:space="preserve"> PAGEREF _Toc224490918 \h </w:instrText>
+              <w:instrText xml:space="preserve"> PAGEREF _Toc224704992 \h </w:instrText>
             </w:r>
             <w:r>
               <w:rPr>
@@ -1691,7 +1691,7 @@
                 <w:noProof/>
                 <w:webHidden/>
               </w:rPr>
-              <w:t>12</w:t>
+              <w:t>10</w:t>
             </w:r>
             <w:r>
               <w:rPr>
@@ -1716,7 +1716,7 @@
               <w:szCs w:val="24"/>
             </w:rPr>
           </w:pPr>
-          <w:hyperlink w:anchor="_Toc224490919" w:history="1">
+          <w:hyperlink w:anchor="_Toc224704993" w:history="1">
             <w:r>
               <w:rPr>
                 <w:rStyle w:val="Hyperlink"/>
@@ -1759,7 +1759,7 @@
                 <w:noProof/>
                 <w:webHidden/>
               </w:rPr>
-              <w:instrText xml:space="preserve"> PAGEREF _Toc224490919 \h </w:instrText>
+              <w:instrText xml:space="preserve"> PAGEREF _Toc224704993 \h </w:instrText>
             </w:r>
             <w:r>
               <w:rPr>
@@ -1779,7 +1779,7 @@
                 <w:noProof/>
                 <w:webHidden/>
               </w:rPr>
-              <w:t>12</w:t>
+              <w:t>10</w:t>
             </w:r>
             <w:r>
               <w:rPr>
@@ -1804,7 +1804,7 @@
               <w:szCs w:val="24"/>
             </w:rPr>
           </w:pPr>
-          <w:hyperlink w:anchor="_Toc224490920" w:history="1">
+          <w:hyperlink w:anchor="_Toc224704994" w:history="1">
             <w:r>
               <w:rPr>
                 <w:rStyle w:val="Hyperlink"/>
@@ -1847,7 +1847,7 @@
                 <w:noProof/>
                 <w:webHidden/>
               </w:rPr>
-              <w:instrText xml:space="preserve"> PAGEREF _Toc224490920 \h </w:instrText>
+              <w:instrText xml:space="preserve"> PAGEREF _Toc224704994 \h </w:instrText>
             </w:r>
             <w:r>
               <w:rPr>
@@ -1867,7 +1867,7 @@
                 <w:noProof/>
                 <w:webHidden/>
               </w:rPr>
-              <w:t>14</w:t>
+              <w:t>13</w:t>
             </w:r>
             <w:r>
               <w:rPr>
@@ -1892,7 +1892,7 @@
               <w:szCs w:val="24"/>
             </w:rPr>
           </w:pPr>
-          <w:hyperlink w:anchor="_Toc224490921" w:history="1">
+          <w:hyperlink w:anchor="_Toc224704995" w:history="1">
             <w:r>
               <w:rPr>
                 <w:rStyle w:val="Hyperlink"/>
@@ -1935,7 +1935,7 @@
                 <w:noProof/>
                 <w:webHidden/>
               </w:rPr>
-              <w:instrText xml:space="preserve"> PAGEREF _Toc224490921 \h </w:instrText>
+              <w:instrText xml:space="preserve"> PAGEREF _Toc224704995 \h </w:instrText>
             </w:r>
             <w:r>
               <w:rPr>
@@ -1955,7 +1955,7 @@
                 <w:noProof/>
                 <w:webHidden/>
               </w:rPr>
-              <w:t>15</w:t>
+              <w:t>14</w:t>
             </w:r>
             <w:r>
               <w:rPr>
@@ -1980,7 +1980,7 @@
               <w:szCs w:val="24"/>
             </w:rPr>
           </w:pPr>
-          <w:hyperlink w:anchor="_Toc224490922" w:history="1">
+          <w:hyperlink w:anchor="_Toc224704996" w:history="1">
             <w:r>
               <w:rPr>
                 <w:rStyle w:val="Hyperlink"/>
@@ -2023,7 +2023,7 @@
                 <w:noProof/>
                 <w:webHidden/>
               </w:rPr>
-              <w:instrText xml:space="preserve"> PAGEREF _Toc224490922 \h </w:instrText>
+              <w:instrText xml:space="preserve"> PAGEREF _Toc224704996 \h </w:instrText>
             </w:r>
             <w:r>
               <w:rPr>
@@ -2043,7 +2043,7 @@
                 <w:noProof/>
                 <w:webHidden/>
               </w:rPr>
-              <w:t>15</w:t>
+              <w:t>14</w:t>
             </w:r>
             <w:r>
               <w:rPr>
@@ -2068,7 +2068,7 @@
               <w:szCs w:val="24"/>
             </w:rPr>
           </w:pPr>
-          <w:hyperlink w:anchor="_Toc224490923" w:history="1">
+          <w:hyperlink w:anchor="_Toc224704997" w:history="1">
             <w:r>
               <w:rPr>
                 <w:rStyle w:val="Hyperlink"/>
@@ -2111,7 +2111,7 @@
                 <w:noProof/>
                 <w:webHidden/>
               </w:rPr>
-              <w:instrText xml:space="preserve"> PAGEREF _Toc224490923 \h </w:instrText>
+              <w:instrText xml:space="preserve"> PAGEREF _Toc224704997 \h </w:instrText>
             </w:r>
             <w:r>
               <w:rPr>
@@ -2131,7 +2131,7 @@
                 <w:noProof/>
                 <w:webHidden/>
               </w:rPr>
-              <w:t>16</w:t>
+              <w:t>15</w:t>
             </w:r>
             <w:r>
               <w:rPr>
@@ -2156,7 +2156,7 @@
               <w:szCs w:val="24"/>
             </w:rPr>
           </w:pPr>
-          <w:hyperlink w:anchor="_Toc224490924" w:history="1">
+          <w:hyperlink w:anchor="_Toc224704998" w:history="1">
             <w:r>
               <w:rPr>
                 <w:rStyle w:val="Hyperlink"/>
@@ -2199,7 +2199,7 @@
                 <w:noProof/>
                 <w:webHidden/>
               </w:rPr>
-              <w:instrText xml:space="preserve"> PAGEREF _Toc224490924 \h </w:instrText>
+              <w:instrText xml:space="preserve"> PAGEREF _Toc224704998 \h </w:instrText>
             </w:r>
             <w:r>
               <w:rPr>
@@ -2219,7 +2219,7 @@
                 <w:noProof/>
                 <w:webHidden/>
               </w:rPr>
-              <w:t>17</w:t>
+              <w:t>16</w:t>
             </w:r>
             <w:r>
               <w:rPr>
@@ -2244,7 +2244,7 @@
               <w:szCs w:val="24"/>
             </w:rPr>
           </w:pPr>
-          <w:hyperlink w:anchor="_Toc224490925" w:history="1">
+          <w:hyperlink w:anchor="_Toc224704999" w:history="1">
             <w:r>
               <w:rPr>
                 <w:rStyle w:val="Hyperlink"/>
@@ -2266,7 +2266,7 @@
                 <w:rStyle w:val="Hyperlink"/>
                 <w:noProof/>
               </w:rPr>
-              <w:t>PHASE 2 LOOK AHEAD:</w:t>
+              <w:t>BOOT LOADER:</w:t>
             </w:r>
             <w:r>
               <w:rPr>
@@ -2287,7 +2287,7 @@
                 <w:noProof/>
                 <w:webHidden/>
               </w:rPr>
-              <w:instrText xml:space="preserve"> PAGEREF _Toc224490925 \h </w:instrText>
+              <w:instrText xml:space="preserve"> PAGEREF _Toc224704999 \h </w:instrText>
             </w:r>
             <w:r>
               <w:rPr>
@@ -2307,7 +2307,7 @@
                 <w:noProof/>
                 <w:webHidden/>
               </w:rPr>
-              <w:t>18</w:t>
+              <w:t>17</w:t>
             </w:r>
             <w:r>
               <w:rPr>
@@ -2332,7 +2332,7 @@
               <w:szCs w:val="24"/>
             </w:rPr>
           </w:pPr>
-          <w:hyperlink w:anchor="_Toc224490926" w:history="1">
+          <w:hyperlink w:anchor="_Toc224705000" w:history="1">
             <w:r>
               <w:rPr>
                 <w:rStyle w:val="Hyperlink"/>
@@ -2354,7 +2354,7 @@
                 <w:rStyle w:val="Hyperlink"/>
                 <w:noProof/>
               </w:rPr>
-              <w:t>TECHNICAL SPECIFICATIONS:</w:t>
+              <w:t>PHASE 2 LOOK AHEAD:</w:t>
             </w:r>
             <w:r>
               <w:rPr>
@@ -2375,7 +2375,7 @@
                 <w:noProof/>
                 <w:webHidden/>
               </w:rPr>
-              <w:instrText xml:space="preserve"> PAGEREF _Toc224490926 \h </w:instrText>
+              <w:instrText xml:space="preserve"> PAGEREF _Toc224705000 \h </w:instrText>
             </w:r>
             <w:r>
               <w:rPr>
@@ -2395,7 +2395,7 @@
                 <w:noProof/>
                 <w:webHidden/>
               </w:rPr>
-              <w:t>19</w:t>
+              <w:t>17</w:t>
             </w:r>
             <w:r>
               <w:rPr>
@@ -2420,7 +2420,7 @@
               <w:szCs w:val="24"/>
             </w:rPr>
           </w:pPr>
-          <w:hyperlink w:anchor="_Toc224490927" w:history="1">
+          <w:hyperlink w:anchor="_Toc224705001" w:history="1">
             <w:r>
               <w:rPr>
                 <w:rStyle w:val="Hyperlink"/>
@@ -2442,7 +2442,7 @@
                 <w:rStyle w:val="Hyperlink"/>
                 <w:noProof/>
               </w:rPr>
-              <w:t>MEASURES</w:t>
+              <w:t>ENHANCEMENTS:</w:t>
             </w:r>
             <w:r>
               <w:rPr>
@@ -2463,7 +2463,7 @@
                 <w:noProof/>
                 <w:webHidden/>
               </w:rPr>
-              <w:instrText xml:space="preserve"> PAGEREF _Toc224490927 \h </w:instrText>
+              <w:instrText xml:space="preserve"> PAGEREF _Toc224705001 \h </w:instrText>
             </w:r>
             <w:r>
               <w:rPr>
@@ -2483,7 +2483,95 @@
                 <w:noProof/>
                 <w:webHidden/>
               </w:rPr>
-              <w:t>19</w:t>
+              <w:t>17</w:t>
+            </w:r>
+            <w:r>
+              <w:rPr>
+                <w:noProof/>
+                <w:webHidden/>
+              </w:rPr>
+              <w:fldChar w:fldCharType="end"/>
+            </w:r>
+          </w:hyperlink>
+        </w:p>
+        <w:p>
+          <w:pPr>
+            <w:pStyle w:val="TOC2"/>
+            <w:tabs>
+              <w:tab w:val="left" w:pos="960"/>
+              <w:tab w:val="right" w:leader="dot" w:pos="9350"/>
+            </w:tabs>
+            <w:rPr>
+              <w:rFonts w:asciiTheme="minorHAnsi" w:eastAsiaTheme="minorEastAsia" w:hAnsiTheme="minorHAnsi"/>
+              <w:noProof/>
+              <w:sz w:val="24"/>
+              <w:szCs w:val="24"/>
+            </w:rPr>
+          </w:pPr>
+          <w:hyperlink w:anchor="_Toc224705002" w:history="1">
+            <w:r>
+              <w:rPr>
+                <w:rStyle w:val="Hyperlink"/>
+                <w:noProof/>
+              </w:rPr>
+              <w:t>8.2</w:t>
+            </w:r>
+            <w:r>
+              <w:rPr>
+                <w:rFonts w:asciiTheme="minorHAnsi" w:eastAsiaTheme="minorEastAsia" w:hAnsiTheme="minorHAnsi"/>
+                <w:noProof/>
+                <w:sz w:val="24"/>
+                <w:szCs w:val="24"/>
+              </w:rPr>
+              <w:tab/>
+            </w:r>
+            <w:r>
+              <w:rPr>
+                <w:rStyle w:val="Hyperlink"/>
+                <w:noProof/>
+              </w:rPr>
+              <w:t>CORRECTIONS:</w:t>
+            </w:r>
+            <w:r>
+              <w:rPr>
+                <w:noProof/>
+                <w:webHidden/>
+              </w:rPr>
+              <w:tab/>
+            </w:r>
+            <w:r>
+              <w:rPr>
+                <w:noProof/>
+                <w:webHidden/>
+              </w:rPr>
+              <w:fldChar w:fldCharType="begin"/>
+            </w:r>
+            <w:r>
+              <w:rPr>
+                <w:noProof/>
+                <w:webHidden/>
+              </w:rPr>
+              <w:instrText xml:space="preserve"> PAGEREF _Toc224705002 \h </w:instrText>
+            </w:r>
+            <w:r>
+              <w:rPr>
+                <w:noProof/>
+                <w:webHidden/>
+              </w:rPr>
+            </w:r>
+            <w:r>
+              <w:rPr>
+                <w:noProof/>
+                <w:webHidden/>
+              </w:rPr>
+              <w:fldChar w:fldCharType="separate"/>
+            </w:r>
+            <w:r>
+              <w:rPr>
+                <w:noProof/>
+                <w:webHidden/>
+              </w:rPr>
+              <w:t>18</w:t>
             </w:r>
             <w:r>
               <w:rPr>
@@ -2508,7 +2596,7 @@
               <w:szCs w:val="24"/>
             </w:rPr>
           </w:pPr>
-          <w:hyperlink w:anchor="_Toc224490928" w:history="1">
+          <w:hyperlink w:anchor="_Toc224705003" w:history="1">
             <w:r>
               <w:rPr>
                 <w:rStyle w:val="Hyperlink"/>
@@ -2530,7 +2618,7 @@
                 <w:rStyle w:val="Hyperlink"/>
                 <w:noProof/>
               </w:rPr>
-              <w:t>TIMING</w:t>
+              <w:t>TECHNICAL SPECIFICATIONS:</w:t>
             </w:r>
             <w:r>
               <w:rPr>
@@ -2551,7 +2639,7 @@
                 <w:noProof/>
                 <w:webHidden/>
               </w:rPr>
-              <w:instrText xml:space="preserve"> PAGEREF _Toc224490928 \h </w:instrText>
+              <w:instrText xml:space="preserve"> PAGEREF _Toc224705003 \h </w:instrText>
             </w:r>
             <w:r>
               <w:rPr>
@@ -2571,7 +2659,7 @@
                 <w:noProof/>
                 <w:webHidden/>
               </w:rPr>
-              <w:t>20</w:t>
+              <w:t>19</w:t>
             </w:r>
             <w:r>
               <w:rPr>
@@ -2596,7 +2684,7 @@
               <w:szCs w:val="24"/>
             </w:rPr>
           </w:pPr>
-          <w:hyperlink w:anchor="_Toc224490929" w:history="1">
+          <w:hyperlink w:anchor="_Toc224705004" w:history="1">
             <w:r>
               <w:rPr>
                 <w:rStyle w:val="Hyperlink"/>
@@ -2618,7 +2706,7 @@
                 <w:rStyle w:val="Hyperlink"/>
                 <w:noProof/>
               </w:rPr>
-              <w:t>IO EXPANDERS:</w:t>
+              <w:t>ABSOLUTE MAXIMUM RATINGS</w:t>
             </w:r>
             <w:r>
               <w:rPr>
@@ -2639,7 +2727,7 @@
                 <w:noProof/>
                 <w:webHidden/>
               </w:rPr>
-              <w:instrText xml:space="preserve"> PAGEREF _Toc224490929 \h </w:instrText>
+              <w:instrText xml:space="preserve"> PAGEREF _Toc224705004 \h </w:instrText>
             </w:r>
             <w:r>
               <w:rPr>
@@ -2659,7 +2747,7 @@
                 <w:noProof/>
                 <w:webHidden/>
               </w:rPr>
-              <w:t>20</w:t>
+              <w:t>19</w:t>
             </w:r>
             <w:r>
               <w:rPr>
@@ -2684,7 +2772,7 @@
               <w:szCs w:val="24"/>
             </w:rPr>
           </w:pPr>
-          <w:hyperlink w:anchor="_Toc224490930" w:history="1">
+          <w:hyperlink w:anchor="_Toc224705005" w:history="1">
             <w:r>
               <w:rPr>
                 <w:rStyle w:val="Hyperlink"/>
@@ -2706,7 +2794,7 @@
                 <w:rStyle w:val="Hyperlink"/>
                 <w:noProof/>
               </w:rPr>
-              <w:t>DISPLAY (SSD1309 CHIP SET):</w:t>
+              <w:t>OPERATIONAL RATINGS:</w:t>
             </w:r>
             <w:r>
               <w:rPr>
@@ -2727,7 +2815,7 @@
                 <w:noProof/>
                 <w:webHidden/>
               </w:rPr>
-              <w:instrText xml:space="preserve"> PAGEREF _Toc224490930 \h </w:instrText>
+              <w:instrText xml:space="preserve"> PAGEREF _Toc224705005 \h </w:instrText>
             </w:r>
             <w:r>
               <w:rPr>
@@ -2747,7 +2835,95 @@
                 <w:noProof/>
                 <w:webHidden/>
               </w:rPr>
-              <w:t>21</w:t>
+              <w:t>19</w:t>
+            </w:r>
+            <w:r>
+              <w:rPr>
+                <w:noProof/>
+                <w:webHidden/>
+              </w:rPr>
+              <w:fldChar w:fldCharType="end"/>
+            </w:r>
+          </w:hyperlink>
+        </w:p>
+        <w:p>
+          <w:pPr>
+            <w:pStyle w:val="TOC1"/>
+            <w:tabs>
+              <w:tab w:val="left" w:pos="720"/>
+              <w:tab w:val="right" w:leader="dot" w:pos="9350"/>
+            </w:tabs>
+            <w:rPr>
+              <w:rFonts w:asciiTheme="minorHAnsi" w:eastAsiaTheme="minorEastAsia" w:hAnsiTheme="minorHAnsi"/>
+              <w:noProof/>
+              <w:sz w:val="24"/>
+              <w:szCs w:val="24"/>
+            </w:rPr>
+          </w:pPr>
+          <w:hyperlink w:anchor="_Toc224705006" w:history="1">
+            <w:r>
+              <w:rPr>
+                <w:rStyle w:val="Hyperlink"/>
+                <w:noProof/>
+              </w:rPr>
+              <w:t>10.</w:t>
+            </w:r>
+            <w:r>
+              <w:rPr>
+                <w:rFonts w:asciiTheme="minorHAnsi" w:eastAsiaTheme="minorEastAsia" w:hAnsiTheme="minorHAnsi"/>
+                <w:noProof/>
+                <w:sz w:val="24"/>
+                <w:szCs w:val="24"/>
+              </w:rPr>
+              <w:tab/>
+            </w:r>
+            <w:r>
+              <w:rPr>
+                <w:rStyle w:val="Hyperlink"/>
+                <w:noProof/>
+              </w:rPr>
+              <w:t>TIMING</w:t>
+            </w:r>
+            <w:r>
+              <w:rPr>
+                <w:noProof/>
+                <w:webHidden/>
+              </w:rPr>
+              <w:tab/>
+            </w:r>
+            <w:r>
+              <w:rPr>
+                <w:noProof/>
+                <w:webHidden/>
+              </w:rPr>
+              <w:fldChar w:fldCharType="begin"/>
+            </w:r>
+            <w:r>
+              <w:rPr>
+                <w:noProof/>
+                <w:webHidden/>
+              </w:rPr>
+              <w:instrText xml:space="preserve"> PAGEREF _Toc224705006 \h </w:instrText>
+            </w:r>
+            <w:r>
+              <w:rPr>
+                <w:noProof/>
+                <w:webHidden/>
+              </w:rPr>
+            </w:r>
+            <w:r>
+              <w:rPr>
+                <w:noProof/>
+                <w:webHidden/>
+              </w:rPr>
+              <w:fldChar w:fldCharType="separate"/>
+            </w:r>
+            <w:r>
+              <w:rPr>
+                <w:noProof/>
+                <w:webHidden/>
+              </w:rPr>
+              <w:t>20</w:t>
             </w:r>
             <w:r>
               <w:rPr>
@@ -2772,13 +2948,13 @@
               <w:szCs w:val="24"/>
             </w:rPr>
           </w:pPr>
-          <w:hyperlink w:anchor="_Toc224490931" w:history="1">
+          <w:hyperlink w:anchor="_Toc224705007" w:history="1">
             <w:r>
               <w:rPr>
                 <w:rStyle w:val="Hyperlink"/>
                 <w:noProof/>
               </w:rPr>
-              <w:t>9.3</w:t>
+              <w:t>10.1</w:t>
             </w:r>
             <w:r>
               <w:rPr>
@@ -2794,7 +2970,7 @@
                 <w:rStyle w:val="Hyperlink"/>
                 <w:noProof/>
               </w:rPr>
-              <w:t>uSD DATA TRANSFER</w:t>
+              <w:t>IO EXPANDERS:</w:t>
             </w:r>
             <w:r>
               <w:rPr>
@@ -2815,7 +2991,7 @@
                 <w:noProof/>
                 <w:webHidden/>
               </w:rPr>
-              <w:instrText xml:space="preserve"> PAGEREF _Toc224490931 \h </w:instrText>
+              <w:instrText xml:space="preserve"> PAGEREF _Toc224705007 \h </w:instrText>
             </w:r>
             <w:r>
               <w:rPr>
@@ -2835,7 +3011,7 @@
                 <w:noProof/>
                 <w:webHidden/>
               </w:rPr>
-              <w:t>21</w:t>
+              <w:t>20</w:t>
             </w:r>
             <w:r>
               <w:rPr>
@@ -2860,13 +3036,13 @@
               <w:szCs w:val="24"/>
             </w:rPr>
           </w:pPr>
-          <w:hyperlink w:anchor="_Toc224490932" w:history="1">
+          <w:hyperlink w:anchor="_Toc224705008" w:history="1">
             <w:r>
               <w:rPr>
                 <w:rStyle w:val="Hyperlink"/>
                 <w:noProof/>
               </w:rPr>
-              <w:t>9.4</w:t>
+              <w:t>10.2</w:t>
             </w:r>
             <w:r>
               <w:rPr>
@@ -2882,6 +3058,182 @@
                 <w:rStyle w:val="Hyperlink"/>
                 <w:noProof/>
               </w:rPr>
+              <w:t>DISPLAY (SSD1309 CHIP SET):</w:t>
+            </w:r>
+            <w:r>
+              <w:rPr>
+                <w:noProof/>
+                <w:webHidden/>
+              </w:rPr>
+              <w:tab/>
+            </w:r>
+            <w:r>
+              <w:rPr>
+                <w:noProof/>
+                <w:webHidden/>
+              </w:rPr>
+              <w:fldChar w:fldCharType="begin"/>
+            </w:r>
+            <w:r>
+              <w:rPr>
+                <w:noProof/>
+                <w:webHidden/>
+              </w:rPr>
+              <w:instrText xml:space="preserve"> PAGEREF _Toc224705008 \h </w:instrText>
+            </w:r>
+            <w:r>
+              <w:rPr>
+                <w:noProof/>
+                <w:webHidden/>
+              </w:rPr>
+            </w:r>
+            <w:r>
+              <w:rPr>
+                <w:noProof/>
+                <w:webHidden/>
+              </w:rPr>
+              <w:fldChar w:fldCharType="separate"/>
+            </w:r>
+            <w:r>
+              <w:rPr>
+                <w:noProof/>
+                <w:webHidden/>
+              </w:rPr>
+              <w:t>21</w:t>
+            </w:r>
+            <w:r>
+              <w:rPr>
+                <w:noProof/>
+                <w:webHidden/>
+              </w:rPr>
+              <w:fldChar w:fldCharType="end"/>
+            </w:r>
+          </w:hyperlink>
+        </w:p>
+        <w:p>
+          <w:pPr>
+            <w:pStyle w:val="TOC2"/>
+            <w:tabs>
+              <w:tab w:val="left" w:pos="960"/>
+              <w:tab w:val="right" w:leader="dot" w:pos="9350"/>
+            </w:tabs>
+            <w:rPr>
+              <w:rFonts w:asciiTheme="minorHAnsi" w:eastAsiaTheme="minorEastAsia" w:hAnsiTheme="minorHAnsi"/>
+              <w:noProof/>
+              <w:sz w:val="24"/>
+              <w:szCs w:val="24"/>
+            </w:rPr>
+          </w:pPr>
+          <w:hyperlink w:anchor="_Toc224705009" w:history="1">
+            <w:r>
+              <w:rPr>
+                <w:rStyle w:val="Hyperlink"/>
+                <w:noProof/>
+              </w:rPr>
+              <w:t>10.3</w:t>
+            </w:r>
+            <w:r>
+              <w:rPr>
+                <w:rFonts w:asciiTheme="minorHAnsi" w:eastAsiaTheme="minorEastAsia" w:hAnsiTheme="minorHAnsi"/>
+                <w:noProof/>
+                <w:sz w:val="24"/>
+                <w:szCs w:val="24"/>
+              </w:rPr>
+              <w:tab/>
+            </w:r>
+            <w:r>
+              <w:rPr>
+                <w:rStyle w:val="Hyperlink"/>
+                <w:noProof/>
+              </w:rPr>
+              <w:t>uSD DATA TRANSFER</w:t>
+            </w:r>
+            <w:r>
+              <w:rPr>
+                <w:noProof/>
+                <w:webHidden/>
+              </w:rPr>
+              <w:tab/>
+            </w:r>
+            <w:r>
+              <w:rPr>
+                <w:noProof/>
+                <w:webHidden/>
+              </w:rPr>
+              <w:fldChar w:fldCharType="begin"/>
+            </w:r>
+            <w:r>
+              <w:rPr>
+                <w:noProof/>
+                <w:webHidden/>
+              </w:rPr>
+              <w:instrText xml:space="preserve"> PAGEREF _Toc224705009 \h </w:instrText>
+            </w:r>
+            <w:r>
+              <w:rPr>
+                <w:noProof/>
+                <w:webHidden/>
+              </w:rPr>
+            </w:r>
+            <w:r>
+              <w:rPr>
+                <w:noProof/>
+                <w:webHidden/>
+              </w:rPr>
+              <w:fldChar w:fldCharType="separate"/>
+            </w:r>
+            <w:r>
+              <w:rPr>
+                <w:noProof/>
+                <w:webHidden/>
+              </w:rPr>
+              <w:t>21</w:t>
+            </w:r>
+            <w:r>
+              <w:rPr>
+                <w:noProof/>
+                <w:webHidden/>
+              </w:rPr>
+              <w:fldChar w:fldCharType="end"/>
+            </w:r>
+          </w:hyperlink>
+        </w:p>
+        <w:p>
+          <w:pPr>
+            <w:pStyle w:val="TOC2"/>
+            <w:tabs>
+              <w:tab w:val="left" w:pos="960"/>
+              <w:tab w:val="right" w:leader="dot" w:pos="9350"/>
+            </w:tabs>
+            <w:rPr>
+              <w:rFonts w:asciiTheme="minorHAnsi" w:eastAsiaTheme="minorEastAsia" w:hAnsiTheme="minorHAnsi"/>
+              <w:noProof/>
+              <w:sz w:val="24"/>
+              <w:szCs w:val="24"/>
+            </w:rPr>
+          </w:pPr>
+          <w:hyperlink w:anchor="_Toc224705010" w:history="1">
+            <w:r>
+              <w:rPr>
+                <w:rStyle w:val="Hyperlink"/>
+                <w:noProof/>
+              </w:rPr>
+              <w:t>10.4</w:t>
+            </w:r>
+            <w:r>
+              <w:rPr>
+                <w:rFonts w:asciiTheme="minorHAnsi" w:eastAsiaTheme="minorEastAsia" w:hAnsiTheme="minorHAnsi"/>
+                <w:noProof/>
+                <w:sz w:val="24"/>
+                <w:szCs w:val="24"/>
+              </w:rPr>
+              <w:tab/>
+            </w:r>
+            <w:r>
+              <w:rPr>
+                <w:rStyle w:val="Hyperlink"/>
+                <w:noProof/>
+              </w:rPr>
               <w:t>ANTI-ALIASING FILTER DISCONTINUITY AT THE 0V:</w:t>
             </w:r>
             <w:r>
@@ -2903,7 +3255,7 @@
                 <w:noProof/>
                 <w:webHidden/>
               </w:rPr>
-              <w:instrText xml:space="preserve"> PAGEREF _Toc224490932 \h </w:instrText>
+              <w:instrText xml:space="preserve"> PAGEREF _Toc224705010 \h </w:instrText>
             </w:r>
             <w:r>
               <w:rPr>
@@ -2948,13 +3300,13 @@
               <w:szCs w:val="24"/>
             </w:rPr>
           </w:pPr>
-          <w:hyperlink w:anchor="_Toc224490933" w:history="1">
+          <w:hyperlink w:anchor="_Toc224705011" w:history="1">
             <w:r>
               <w:rPr>
                 <w:rStyle w:val="Hyperlink"/>
                 <w:noProof/>
               </w:rPr>
-              <w:t>10.</w:t>
+              <w:t>11.</w:t>
             </w:r>
             <w:r>
               <w:rPr>
@@ -2991,7 +3343,7 @@
                 <w:noProof/>
                 <w:webHidden/>
               </w:rPr>
-              <w:instrText xml:space="preserve"> PAGEREF _Toc224490933 \h </w:instrText>
+              <w:instrText xml:space="preserve"> PAGEREF _Toc224705011 \h </w:instrText>
             </w:r>
             <w:r>
               <w:rPr>
@@ -3029,20 +3381,34 @@
               <w:bCs/>
               <w:noProof/>
             </w:rPr>
-            <w:lastRenderedPageBreak/>
             <w:fldChar w:fldCharType="end"/>
           </w:r>
         </w:p>
       </w:sdtContent>
     </w:sdt>
-    <w:p>
-      <w:pPr>
-        <w:spacing w:after="160"/>
-      </w:pPr>
-      <w:r>
-        <w:br w:type="page"/>
-      </w:r>
-    </w:p>
+    <w:p/>
+    <w:p/>
+    <w:p/>
+    <w:p/>
+    <w:p/>
+    <w:p/>
+    <w:p/>
+    <w:p/>
+    <w:p/>
+    <w:p/>
+    <w:p/>
+    <w:p/>
+    <w:p/>
+    <w:p/>
+    <w:p/>
+    <w:p/>
+    <w:p/>
+    <w:p/>
+    <w:p/>
+    <w:p/>
+    <w:p/>
+    <w:p/>
+    <w:p/>
     <w:p/>
     <w:tbl>
       <w:tblPr>
@@ -3069,6 +3435,9 @@
               </w:rPr>
             </w:pPr>
             <w:r>
+              <w:br w:type="page"/>
+            </w:r>
+            <w:r>
               <w:rPr>
                 <w:b/>
               </w:rPr>
@@ -3143,25 +3512,7 @@
           </w:tcPr>
           <w:p>
             <w:r>
-              <w:t>202</w:t>
-            </w:r>
-            <w:r>
-              <w:t>6</w:t>
-            </w:r>
-            <w:r>
-              <w:t>-0</w:t>
-            </w:r>
-            <w:r>
-              <w:t>3</w:t>
-            </w:r>
-            <w:r>
-              <w:t>-</w:t>
-            </w:r>
-            <w:r>
-              <w:t>0</w:t>
-            </w:r>
-            <w:r>
-              <w:t>6</w:t>
+              <w:t>2026-03-06</w:t>
             </w:r>
           </w:p>
         </w:tc>
@@ -3261,6 +3612,146 @@
           <w:p/>
         </w:tc>
       </w:tr>
+      <w:tr>
+        <w:tc>
+          <w:tcPr>
+            <w:tcW w:w="1434" w:type="dxa"/>
+          </w:tcPr>
+          <w:p/>
+        </w:tc>
+        <w:tc>
+          <w:tcPr>
+            <w:tcW w:w="6399" w:type="dxa"/>
+          </w:tcPr>
+          <w:p/>
+        </w:tc>
+        <w:tc>
+          <w:tcPr>
+            <w:tcW w:w="1517" w:type="dxa"/>
+          </w:tcPr>
+          <w:p/>
+        </w:tc>
+      </w:tr>
+      <w:tr>
+        <w:tc>
+          <w:tcPr>
+            <w:tcW w:w="1434" w:type="dxa"/>
+          </w:tcPr>
+          <w:p/>
+        </w:tc>
+        <w:tc>
+          <w:tcPr>
+            <w:tcW w:w="6399" w:type="dxa"/>
+          </w:tcPr>
+          <w:p/>
+        </w:tc>
+        <w:tc>
+          <w:tcPr>
+            <w:tcW w:w="1517" w:type="dxa"/>
+          </w:tcPr>
+          <w:p/>
+        </w:tc>
+      </w:tr>
+      <w:tr>
+        <w:tc>
+          <w:tcPr>
+            <w:tcW w:w="1434" w:type="dxa"/>
+          </w:tcPr>
+          <w:p/>
+        </w:tc>
+        <w:tc>
+          <w:tcPr>
+            <w:tcW w:w="6399" w:type="dxa"/>
+          </w:tcPr>
+          <w:p/>
+        </w:tc>
+        <w:tc>
+          <w:tcPr>
+            <w:tcW w:w="1517" w:type="dxa"/>
+          </w:tcPr>
+          <w:p/>
+        </w:tc>
+      </w:tr>
+      <w:tr>
+        <w:tc>
+          <w:tcPr>
+            <w:tcW w:w="1434" w:type="dxa"/>
+          </w:tcPr>
+          <w:p/>
+        </w:tc>
+        <w:tc>
+          <w:tcPr>
+            <w:tcW w:w="6399" w:type="dxa"/>
+          </w:tcPr>
+          <w:p/>
+        </w:tc>
+        <w:tc>
+          <w:tcPr>
+            <w:tcW w:w="1517" w:type="dxa"/>
+          </w:tcPr>
+          <w:p/>
+        </w:tc>
+      </w:tr>
+      <w:tr>
+        <w:tc>
+          <w:tcPr>
+            <w:tcW w:w="1434" w:type="dxa"/>
+          </w:tcPr>
+          <w:p/>
+        </w:tc>
+        <w:tc>
+          <w:tcPr>
+            <w:tcW w:w="6399" w:type="dxa"/>
+          </w:tcPr>
+          <w:p/>
+        </w:tc>
+        <w:tc>
+          <w:tcPr>
+            <w:tcW w:w="1517" w:type="dxa"/>
+          </w:tcPr>
+          <w:p/>
+        </w:tc>
+      </w:tr>
+      <w:tr>
+        <w:tc>
+          <w:tcPr>
+            <w:tcW w:w="1434" w:type="dxa"/>
+          </w:tcPr>
+          <w:p/>
+        </w:tc>
+        <w:tc>
+          <w:tcPr>
+            <w:tcW w:w="6399" w:type="dxa"/>
+          </w:tcPr>
+          <w:p/>
+        </w:tc>
+        <w:tc>
+          <w:tcPr>
+            <w:tcW w:w="1517" w:type="dxa"/>
+          </w:tcPr>
+          <w:p/>
+        </w:tc>
+      </w:tr>
+      <w:tr>
+        <w:tc>
+          <w:tcPr>
+            <w:tcW w:w="1434" w:type="dxa"/>
+          </w:tcPr>
+          <w:p/>
+        </w:tc>
+        <w:tc>
+          <w:tcPr>
+            <w:tcW w:w="6399" w:type="dxa"/>
+          </w:tcPr>
+          <w:p/>
+        </w:tc>
+        <w:tc>
+          <w:tcPr>
+            <w:tcW w:w="1517" w:type="dxa"/>
+          </w:tcPr>
+          <w:p/>
+        </w:tc>
+      </w:tr>
     </w:tbl>
     <w:p>
       <w:r>
@@ -3272,7 +3763,7 @@
         <w:pStyle w:val="Heading1"/>
       </w:pPr>
       <w:bookmarkStart w:id="1" w:name="_Hlk199332212"/>
-      <w:bookmarkStart w:id="2" w:name="_Toc224490902"/>
+      <w:bookmarkStart w:id="2" w:name="_Toc224704976"/>
       <w:r>
         <w:lastRenderedPageBreak/>
         <w:t>INTRODUCTION</w:t>
@@ -3286,7 +3777,7 @@
       <w:pPr>
         <w:pStyle w:val="Heading2"/>
       </w:pPr>
-      <w:bookmarkStart w:id="3" w:name="_Toc224490903"/>
+      <w:bookmarkStart w:id="3" w:name="_Toc224704977"/>
       <w:r>
         <w:t xml:space="preserve">THE </w:t>
       </w:r>
@@ -3422,7 +3913,15 @@
         <w:t>,</w:t>
       </w:r>
       <w:r>
-        <w:t xml:space="preserve"> a subset of needed peripherals are implemented which include: </w:t>
+        <w:t xml:space="preserve"> a subset of needed peripherals </w:t>
+      </w:r>
+      <w:proofErr w:type="gramStart"/>
+      <w:r>
+        <w:t>are</w:t>
+      </w:r>
+      <w:proofErr w:type="gramEnd"/>
+      <w:r>
+        <w:t xml:space="preserve"> implemented which include: </w:t>
       </w:r>
       <w:r>
         <w:t>UART</w:t>
@@ -3456,161 +3955,171 @@
       </w:r>
       <w:proofErr w:type="spellEnd"/>
       <w:r>
+        <w:t xml:space="preserve">, Cache memory </w:t>
+      </w:r>
+      <w:r>
+        <w:t>and other system services required to support a complete embedded application.</w:t>
+      </w:r>
+      <w:r>
+        <w:t xml:space="preserve">  </w:t>
+      </w:r>
+      <w:r>
+        <w:t xml:space="preserve">The resulting system demonstrates that the fundamental building blocks normally associated with a </w:t>
+      </w:r>
+      <w:r>
+        <w:t>µ</w:t>
+      </w:r>
+      <w:r>
+        <w:t xml:space="preserve">C </w:t>
+      </w:r>
+      <w:r>
+        <w:t xml:space="preserve">can be </w:t>
+      </w:r>
+      <w:r>
+        <w:t>tailored specifically to create the device need</w:t>
+      </w:r>
+      <w:r>
+        <w:t>ed</w:t>
+      </w:r>
+      <w:r>
+        <w:t xml:space="preserve">. </w:t>
+      </w:r>
+      <w:r>
+        <w:t xml:space="preserve">  That said, incorporated into </w:t>
+      </w:r>
+      <w:r>
+        <w:t xml:space="preserve">this first </w:t>
+      </w:r>
+      <w:r>
+        <w:t>phase</w:t>
+      </w:r>
+      <w:r>
         <w:t xml:space="preserve"> </w:t>
       </w:r>
       <w:r>
-        <w:t>and other system services required to support a complete embedded application.</w:t>
-      </w:r>
-      <w:r>
-        <w:t xml:space="preserve">  </w:t>
-      </w:r>
-      <w:r>
-        <w:t xml:space="preserve">The resulting system demonstrates that the fundamental building blocks normally associated with a </w:t>
+        <w:t xml:space="preserve">a </w:t>
+      </w:r>
+      <w:r>
+        <w:t xml:space="preserve">preview of what lies ahead through the inclusion of </w:t>
+      </w:r>
+      <w:r>
+        <w:t xml:space="preserve">two </w:t>
+      </w:r>
+      <w:r>
+        <w:t>custom RTL-based</w:t>
+      </w:r>
+      <w:r>
+        <w:t xml:space="preserve"> IP</w:t>
+      </w:r>
+      <w:r>
+        <w:t xml:space="preserve"> blocks</w:t>
+      </w:r>
+      <w:r>
+        <w:t xml:space="preserve"> (aka </w:t>
+      </w:r>
+      <w:r>
+        <w:t>m</w:t>
+      </w:r>
+      <w:r>
+        <w:t>odules)</w:t>
+      </w:r>
+      <w:r>
+        <w:t xml:space="preserve"> – </w:t>
+      </w:r>
+      <w:r>
+        <w:t xml:space="preserve">something </w:t>
+      </w:r>
+      <w:r>
+        <w:t xml:space="preserve">you cannot do within a </w:t>
       </w:r>
       <w:r>
         <w:t>µ</w:t>
       </w:r>
       <w:r>
-        <w:t xml:space="preserve">C </w:t>
-      </w:r>
-      <w:r>
-        <w:t xml:space="preserve">can be </w:t>
-      </w:r>
-      <w:r>
-        <w:t>tailored specifically to create the device you need</w:t>
-      </w:r>
-      <w:r>
-        <w:t xml:space="preserve">. </w:t>
-      </w:r>
-      <w:r>
-        <w:t xml:space="preserve">  That said, incorporated into </w:t>
-      </w:r>
-      <w:r>
-        <w:t xml:space="preserve">this first </w:t>
-      </w:r>
-      <w:r>
-        <w:t>phase</w:t>
-      </w:r>
+        <w:t>C</w:t>
+      </w:r>
+      <w:r>
+        <w:t xml:space="preserve"> along with a few other FPGA differentiators.  </w:t>
+      </w:r>
+    </w:p>
+    <w:p>
+      <w:pPr>
+        <w:jc w:val="both"/>
+      </w:pPr>
+    </w:p>
+    <w:p>
+      <w:pPr>
+        <w:pStyle w:val="Heading2"/>
+        <w:jc w:val="both"/>
+      </w:pPr>
+      <w:bookmarkStart w:id="4" w:name="_Toc224704978"/>
+      <w:r>
+        <w:t>PHASE 1 / PHASE 2</w:t>
+      </w:r>
+      <w:r>
+        <w:t>:</w:t>
+      </w:r>
+      <w:bookmarkEnd w:id="4"/>
+    </w:p>
+    <w:p>
+      <w:pPr>
+        <w:jc w:val="both"/>
+      </w:pPr>
+      <w:r>
+        <w:t>What is covered here is the Phase 1 project design</w:t>
+      </w:r>
+      <w:r>
+        <w:t>: PL, Hardware, and Firmware</w:t>
+      </w:r>
+      <w:r>
+        <w:t>.  In doing so I will show performance and limitations thereof, things I got wrong, and issues in hardware, firmware, and PL I intend to correct, and or</w:t>
+      </w:r>
+      <w:r>
+        <w:t>,</w:t>
+      </w:r>
+      <w:r>
+        <w:t xml:space="preserve"> address in Phase 2.</w:t>
+      </w:r>
+    </w:p>
+    <w:p>
+      <w:pPr>
+        <w:jc w:val="both"/>
+      </w:pPr>
+    </w:p>
+    <w:p>
+      <w:pPr>
+        <w:pStyle w:val="Heading2"/>
+        <w:jc w:val="both"/>
+      </w:pPr>
+      <w:bookmarkStart w:id="5" w:name="_Toc224704979"/>
+      <w:proofErr w:type="gramStart"/>
+      <w:r>
+        <w:t>SO</w:t>
+      </w:r>
+      <w:proofErr w:type="gramEnd"/>
       <w:r>
         <w:t xml:space="preserve"> </w:t>
       </w:r>
       <w:r>
-        <w:t xml:space="preserve">a </w:t>
-      </w:r>
-      <w:r>
-        <w:t xml:space="preserve">preview of what lies ahead through the inclusion of </w:t>
-      </w:r>
-      <w:r>
-        <w:t xml:space="preserve">two </w:t>
-      </w:r>
-      <w:r>
-        <w:t>custom RTL-based</w:t>
-      </w:r>
-      <w:r>
-        <w:t xml:space="preserve"> IP</w:t>
-      </w:r>
-      <w:r>
-        <w:t xml:space="preserve"> blocks</w:t>
-      </w:r>
-      <w:r>
-        <w:t xml:space="preserve"> (aka </w:t>
-      </w:r>
-      <w:r>
-        <w:t>m</w:t>
-      </w:r>
-      <w:r>
-        <w:t>odules)</w:t>
-      </w:r>
-      <w:r>
-        <w:t xml:space="preserve"> – </w:t>
-      </w:r>
-      <w:r>
-        <w:t xml:space="preserve">something </w:t>
-      </w:r>
-      <w:r>
-        <w:t xml:space="preserve">you cannot do within a </w:t>
-      </w:r>
-      <w:r>
-        <w:t>µ</w:t>
-      </w:r>
-      <w:r>
-        <w:t>C</w:t>
-      </w:r>
-      <w:r>
-        <w:t xml:space="preserve"> along with a few other FPGA differentiators.  </w:t>
-      </w:r>
-    </w:p>
-    <w:p>
-      <w:pPr>
-        <w:jc w:val="both"/>
-      </w:pPr>
-    </w:p>
-    <w:p>
-      <w:pPr>
-        <w:pStyle w:val="Heading2"/>
-        <w:jc w:val="both"/>
-      </w:pPr>
-      <w:bookmarkStart w:id="4" w:name="_Toc224490904"/>
-      <w:r>
-        <w:t>PHASE 1 / PHASE 2</w:t>
+        <w:t>WHAT IS IT</w:t>
       </w:r>
       <w:r>
         <w:t>:</w:t>
       </w:r>
-      <w:bookmarkEnd w:id="4"/>
-    </w:p>
-    <w:p>
-      <w:pPr>
-        <w:jc w:val="both"/>
-      </w:pPr>
-      <w:r>
-        <w:t>What is covered here is the Phase 1 project design</w:t>
-      </w:r>
-      <w:r>
-        <w:t>: PL, Hardware, and Firmware</w:t>
-      </w:r>
-      <w:r>
-        <w:t>.  In doing so I will show performance and limitations thereof, things I got wrong, and issues in hardware, firmware, and PL I intend to correct, and or</w:t>
-      </w:r>
-      <w:r>
-        <w:t>,</w:t>
-      </w:r>
-      <w:r>
-        <w:t xml:space="preserve"> address in Phase 2.</w:t>
-      </w:r>
-    </w:p>
-    <w:p>
-      <w:pPr>
-        <w:jc w:val="both"/>
-      </w:pPr>
-    </w:p>
-    <w:p>
-      <w:pPr>
-        <w:pStyle w:val="Heading2"/>
-        <w:jc w:val="both"/>
-      </w:pPr>
-      <w:bookmarkStart w:id="5" w:name="_Toc224490905"/>
-      <w:r>
-        <w:t xml:space="preserve">SO </w:t>
-      </w:r>
-      <w:r>
-        <w:t>WHAT IS IT</w:t>
-      </w:r>
-      <w:r>
-        <w:t>:</w:t>
-      </w:r>
       <w:bookmarkEnd w:id="5"/>
     </w:p>
     <w:p>
       <w:pPr>
         <w:jc w:val="both"/>
-        <w:rPr>
-          <w:b/>
-          <w:bCs/>
-        </w:rPr>
-      </w:pPr>
-      <w:r>
-        <w:t xml:space="preserve">A PL based Spectrum Analyzer </w:t>
+      </w:pPr>
+      <w:r>
+        <w:t xml:space="preserve">A </w:t>
+      </w:r>
+      <w:r>
+        <w:t xml:space="preserve">dual mode </w:t>
+      </w:r>
+      <w:r>
+        <w:t xml:space="preserve">Spectrum Analyzer </w:t>
       </w:r>
       <w:r>
         <w:t xml:space="preserve">(SA) </w:t>
@@ -3709,10 +4218,13 @@
         <w:t xml:space="preserve">(Processor System) </w:t>
       </w:r>
       <w:r>
-        <w:t xml:space="preserve">as in the case of a SoC based </w:t>
+        <w:t xml:space="preserve">as in the case of SoC based </w:t>
       </w:r>
       <w:r>
         <w:t>FPGA</w:t>
+      </w:r>
+      <w:r>
+        <w:t>s</w:t>
       </w:r>
       <w:r>
         <w:t xml:space="preserve">.  The system architecture recreates many of the services typically found in a microcontroller environment while remaining entirely within the FPGA PL fabric.  The user interface is intentionally simple, and hardware driven, consisting of </w:t>
@@ -3870,383 +4382,31 @@
         </w:rPr>
         <w:t>.</w:t>
       </w:r>
-    </w:p>
-    <w:p>
-      <w:pPr>
-        <w:jc w:val="both"/>
-        <w:rPr>
-          <w:rFonts w:ascii="Times New Roman" w:hAnsi="Times New Roman"/>
+      <w:r>
+        <w:rPr>
           <w:b/>
           <w:bCs/>
         </w:rPr>
-      </w:pPr>
-    </w:p>
-    <w:p>
-      <w:pPr>
-        <w:jc w:val="both"/>
-      </w:pPr>
-      <w:r>
-        <w:t>I</w:t>
-      </w:r>
-      <w:r>
-        <w:t xml:space="preserve">n Audio SA </w:t>
-      </w:r>
-      <w:r>
-        <w:t xml:space="preserve">mode the system reads </w:t>
-      </w:r>
-      <w:r>
-        <w:t>WAV, Pulse Code Modulated 16</w:t>
-      </w:r>
-      <w:r>
-        <w:t>-</w:t>
-      </w:r>
-      <w:r>
-        <w:t xml:space="preserve">bit (PCM16) </w:t>
-      </w:r>
-      <w:r>
-        <w:rPr>
-          <w:rStyle w:val="Strong"/>
-          <w:b w:val="0"/>
-          <w:bCs w:val="0"/>
-        </w:rPr>
-        <w:t>audio files</w:t>
-      </w:r>
-      <w:r>
-        <w:t xml:space="preserve"> from a microSD (</w:t>
-      </w:r>
-      <w:r>
-        <w:t>µ</w:t>
-      </w:r>
-      <w:r>
-        <w:t xml:space="preserve">SD) storage device and performs real-time spectral analysis on the </w:t>
-      </w:r>
+        <w:t xml:space="preserve">  </w:t>
+      </w:r>
+      <w:r>
+        <w:t xml:space="preserve">Audio Mode displays the spectral content and signal strength of a WAV audio file played from </w:t>
+      </w:r>
+      <w:r>
+        <w:t>µSD</w:t>
+      </w:r>
+      <w:r>
+        <w:t>.  Signal Mode mimics the behavior of a desktop Spectrum Analyzer.</w:t>
+      </w:r>
+    </w:p>
+    <w:p>
+      <w:pPr>
+        <w:pStyle w:val="Heading1"/>
+        <w:jc w:val="both"/>
+      </w:pPr>
+      <w:bookmarkStart w:id="6" w:name="_Toc224704980"/>
       <w:r>
         <w:lastRenderedPageBreak/>
-        <w:t>decoded audio stream.</w:t>
-      </w:r>
-      <w:r>
-        <w:t xml:space="preserve">  </w:t>
-      </w:r>
-      <w:r>
-        <w:t xml:space="preserve">The </w:t>
-      </w:r>
-      <w:r>
-        <w:t>FW</w:t>
-      </w:r>
-      <w:r>
-        <w:t xml:space="preserve"> parses the WAV file header to determine parameters such as sample rate, bit depth, channel configuration, </w:t>
-      </w:r>
-      <w:r>
-        <w:t xml:space="preserve">etc. </w:t>
-      </w:r>
-      <w:r>
-        <w:t>then buffers the audio samples for playback and analysis.</w:t>
-      </w:r>
-      <w:r>
-        <w:t xml:space="preserve">  </w:t>
-      </w:r>
-      <w:r>
-        <w:t>As samples are decoded</w:t>
-      </w:r>
-      <w:r>
-        <w:t>,</w:t>
-      </w:r>
-      <w:r>
-        <w:t xml:space="preserve"> they are simultaneously streamed to the audio output path while </w:t>
-      </w:r>
-      <w:r>
-        <w:t xml:space="preserve">FFT size </w:t>
-      </w:r>
-      <w:r>
-        <w:t xml:space="preserve">blocks of samples are processed through a Fast Fourier Transform (FFT) to determine the frequency content present in the signal. </w:t>
-      </w:r>
-      <w:r>
-        <w:t xml:space="preserve"> </w:t>
-      </w:r>
-      <w:r>
-        <w:t xml:space="preserve">The resulting spectral information is rendered to the display as a visual spectrum while the audio </w:t>
-      </w:r>
-      <w:r>
-        <w:t>(</w:t>
-      </w:r>
-      <w:proofErr w:type="spellStart"/>
-      <w:r>
-        <w:t>PWM</w:t>
-      </w:r>
-      <w:proofErr w:type="spellEnd"/>
-      <w:r>
-        <w:t xml:space="preserve"> decoded) </w:t>
-      </w:r>
-      <w:r>
-        <w:t xml:space="preserve">is </w:t>
-      </w:r>
-      <w:r>
-        <w:t xml:space="preserve">low-pass filtered and </w:t>
-      </w:r>
-      <w:r>
-        <w:t xml:space="preserve">played back through an onboard </w:t>
-      </w:r>
-      <w:r>
-        <w:rPr>
-          <w:rStyle w:val="Strong"/>
-          <w:b w:val="0"/>
-          <w:bCs w:val="0"/>
-        </w:rPr>
-        <w:t>Class-AB speaker amplifier</w:t>
-      </w:r>
-      <w:r>
-        <w:t xml:space="preserve">.  </w:t>
-      </w:r>
-      <w:r>
-        <w:t xml:space="preserve">Additionally, six colored LEDs </w:t>
-      </w:r>
-      <w:r>
-        <w:t xml:space="preserve">(arranged as a bar) </w:t>
-      </w:r>
-      <w:r>
-        <w:t xml:space="preserve">display the magnitude (signal strength) of the playback.  Both the spectral display and the signal strength LED bar will provide a visual interpretation of the payback audio.  </w:t>
-      </w:r>
-      <w:r>
-        <w:t xml:space="preserve">This mode demonstrates that spectral analysis can be performed on virtually any </w:t>
-      </w:r>
-      <w:r>
-        <w:t xml:space="preserve">uniformly </w:t>
-      </w:r>
-      <w:r>
-        <w:t xml:space="preserve">sampled data and highlights the ability to process and display the spectrum </w:t>
-      </w:r>
-      <w:r>
-        <w:rPr>
-          <w:rStyle w:val="Strong"/>
-          <w:b w:val="0"/>
-          <w:bCs w:val="0"/>
-        </w:rPr>
-        <w:t>in real time</w:t>
-      </w:r>
-      <w:r>
-        <w:t xml:space="preserve">. </w:t>
-      </w:r>
-      <w:r>
-        <w:t xml:space="preserve"> </w:t>
-      </w:r>
-      <w:r>
-        <w:t xml:space="preserve">Supporting firmware components </w:t>
-      </w:r>
-      <w:r>
-        <w:t xml:space="preserve">(middleware) </w:t>
-      </w:r>
-      <w:r>
-        <w:t>include</w:t>
-      </w:r>
-      <w:r>
-        <w:t xml:space="preserve">: </w:t>
-      </w:r>
-      <w:r>
-        <w:t xml:space="preserve"> </w:t>
-      </w:r>
-      <w:r>
-        <w:rPr>
-          <w:rStyle w:val="Strong"/>
-          <w:b w:val="0"/>
-          <w:bCs w:val="0"/>
-        </w:rPr>
-        <w:t xml:space="preserve">FAT FS </w:t>
-      </w:r>
-      <w:r>
-        <w:rPr>
-          <w:rStyle w:val="Strong"/>
-          <w:b w:val="0"/>
-          <w:bCs w:val="0"/>
-        </w:rPr>
-        <w:t>F</w:t>
-      </w:r>
-      <w:r>
-        <w:rPr>
-          <w:rStyle w:val="Strong"/>
-          <w:b w:val="0"/>
-          <w:bCs w:val="0"/>
-        </w:rPr>
-        <w:t xml:space="preserve">ile </w:t>
-      </w:r>
-      <w:r>
-        <w:rPr>
-          <w:rStyle w:val="Strong"/>
-          <w:b w:val="0"/>
-          <w:bCs w:val="0"/>
-        </w:rPr>
-        <w:t>S</w:t>
-      </w:r>
-      <w:r>
-        <w:rPr>
-          <w:rStyle w:val="Strong"/>
-          <w:b w:val="0"/>
-          <w:bCs w:val="0"/>
-        </w:rPr>
-        <w:t>ystem</w:t>
-      </w:r>
-      <w:r>
-        <w:rPr>
-          <w:b/>
-          <w:bCs/>
-        </w:rPr>
-        <w:t xml:space="preserve">, </w:t>
-      </w:r>
-      <w:r>
-        <w:rPr>
-          <w:rStyle w:val="Strong"/>
-          <w:b w:val="0"/>
-          <w:bCs w:val="0"/>
-        </w:rPr>
-        <w:t>u8G2</w:t>
-      </w:r>
-      <w:r>
-        <w:rPr>
-          <w:rStyle w:val="Strong"/>
-          <w:b w:val="0"/>
-          <w:bCs w:val="0"/>
-        </w:rPr>
-        <w:t xml:space="preserve"> G</w:t>
-      </w:r>
-      <w:r>
-        <w:rPr>
-          <w:rStyle w:val="Strong"/>
-          <w:b w:val="0"/>
-          <w:bCs w:val="0"/>
-        </w:rPr>
-        <w:t xml:space="preserve">raphics </w:t>
-      </w:r>
-      <w:r>
-        <w:rPr>
-          <w:rStyle w:val="Strong"/>
-          <w:b w:val="0"/>
-          <w:bCs w:val="0"/>
-        </w:rPr>
-        <w:t>L</w:t>
-      </w:r>
-      <w:r>
-        <w:rPr>
-          <w:rStyle w:val="Strong"/>
-          <w:b w:val="0"/>
-          <w:bCs w:val="0"/>
-        </w:rPr>
-        <w:t>ibrary</w:t>
-      </w:r>
-      <w:r>
-        <w:rPr>
-          <w:b/>
-          <w:bCs/>
-        </w:rPr>
-        <w:t xml:space="preserve">, </w:t>
-      </w:r>
-      <w:r>
-        <w:t xml:space="preserve">and the </w:t>
-      </w:r>
-      <w:r>
-        <w:rPr>
-          <w:rStyle w:val="Strong"/>
-          <w:b w:val="0"/>
-          <w:bCs w:val="0"/>
-        </w:rPr>
-        <w:t>KISS FFT library</w:t>
-      </w:r>
-      <w:r>
-        <w:rPr>
-          <w:b/>
-          <w:bCs/>
-        </w:rPr>
-        <w:t xml:space="preserve"> </w:t>
-      </w:r>
-      <w:r>
-        <w:t>for spectral computation.</w:t>
-      </w:r>
-    </w:p>
-    <w:p>
-      <w:pPr>
-        <w:jc w:val="both"/>
-      </w:pPr>
-    </w:p>
-    <w:p>
-      <w:pPr>
-        <w:jc w:val="both"/>
-      </w:pPr>
-      <w:r>
-        <w:t>Signal SA mode is the second mode of operation</w:t>
-      </w:r>
-      <w:r>
-        <w:t>.</w:t>
-      </w:r>
-      <w:r>
-        <w:t xml:space="preserve">  </w:t>
-      </w:r>
-      <w:r>
-        <w:t xml:space="preserve">In this configuration the device </w:t>
-      </w:r>
-      <w:r>
-        <w:t xml:space="preserve">works as a traditional Spectrum Analyzer to convert </w:t>
-      </w:r>
-      <w:r>
-        <w:t>and</w:t>
-      </w:r>
-      <w:r>
-        <w:t xml:space="preserve"> display incoming analog signals to the frequency domain.  </w:t>
-      </w:r>
-      <w:r>
-        <w:t xml:space="preserve">For demonstration and portability purposes, the system includes an </w:t>
-      </w:r>
-      <w:r>
-        <w:rPr>
-          <w:rStyle w:val="Strong"/>
-          <w:b w:val="0"/>
-          <w:bCs w:val="0"/>
-        </w:rPr>
-        <w:t>onboard local oscillator</w:t>
-      </w:r>
-      <w:r>
-        <w:t xml:space="preserve"> capable of generating a test signal that can be analyzed directly by the instrument.</w:t>
-      </w:r>
-      <w:r>
-        <w:t xml:space="preserve">  </w:t>
-      </w:r>
-      <w:r>
-        <w:t xml:space="preserve">Analog input is selectable via the UI as the local </w:t>
-      </w:r>
-      <w:r>
-        <w:t>oscillator</w:t>
-      </w:r>
-      <w:r>
-        <w:t xml:space="preserve"> or via the external BNC connector. </w:t>
-      </w:r>
-      <w:r>
-        <w:t xml:space="preserve"> </w:t>
-      </w:r>
-      <w:r>
-        <w:t xml:space="preserve">The sampled signal is digitized through the </w:t>
-      </w:r>
-      <w:r>
-        <w:t xml:space="preserve">custom RTL IP </w:t>
-      </w:r>
-      <w:r>
-        <w:t>ADC interface and processed using the same FFT-based spectral analysis pipeline used in audio mode.</w:t>
-      </w:r>
-      <w:r>
-        <w:t xml:space="preserve">  </w:t>
-      </w:r>
-      <w:r>
-        <w:t>The resulting frequency spectrum is then displayed on the graphical interface.</w:t>
-      </w:r>
-    </w:p>
-    <w:p>
-      <w:pPr>
-        <w:jc w:val="both"/>
-      </w:pPr>
-    </w:p>
-    <w:p>
-      <w:pPr>
-        <w:pStyle w:val="Heading1"/>
-        <w:jc w:val="both"/>
-      </w:pPr>
-      <w:bookmarkStart w:id="6" w:name="_Toc224490906"/>
-      <w:r>
         <w:t>AT A GLANCE</w:t>
       </w:r>
       <w:r>
@@ -4259,7 +4419,7 @@
         <w:pStyle w:val="Heading2"/>
         <w:jc w:val="both"/>
       </w:pPr>
-      <w:bookmarkStart w:id="7" w:name="_Toc224490907"/>
+      <w:bookmarkStart w:id="7" w:name="_Toc224704981"/>
       <w:r>
         <w:t xml:space="preserve">PL </w:t>
       </w:r>
@@ -4335,7 +4495,15 @@
         <w:jc w:val="both"/>
       </w:pPr>
       <w:r>
-        <w:t xml:space="preserve">2x SPI interfaced to 3x Peripherals </w:t>
+        <w:t xml:space="preserve">2x SPI interfaced to 3x </w:t>
+      </w:r>
+      <w:proofErr w:type="gramStart"/>
+      <w:r>
+        <w:t>Peripherals</w:t>
+      </w:r>
+      <w:proofErr w:type="gramEnd"/>
+      <w:r>
+        <w:t xml:space="preserve"> </w:t>
       </w:r>
     </w:p>
     <w:p>
@@ -4445,7 +4613,7 @@
         <w:pStyle w:val="Heading2"/>
         <w:jc w:val="both"/>
       </w:pPr>
-      <w:bookmarkStart w:id="8" w:name="_Toc224490908"/>
+      <w:bookmarkStart w:id="8" w:name="_Toc224704982"/>
       <w:proofErr w:type="spellStart"/>
       <w:r>
         <w:t>HW</w:t>
@@ -4508,7 +4676,6 @@
         <w:jc w:val="both"/>
       </w:pPr>
       <w:r>
-        <w:lastRenderedPageBreak/>
         <w:t>128x64 2.42” OLED Display</w:t>
       </w:r>
     </w:p>
@@ -4625,7 +4792,7 @@
       <w:pPr>
         <w:pStyle w:val="Heading2"/>
       </w:pPr>
-      <w:bookmarkStart w:id="9" w:name="_Toc224490909"/>
+      <w:bookmarkStart w:id="9" w:name="_Toc224704983"/>
       <w:r>
         <w:t>FW FEATURES:</w:t>
       </w:r>
@@ -4709,8 +4876,9 @@
         <w:pStyle w:val="Heading2"/>
         <w:jc w:val="both"/>
       </w:pPr>
-      <w:bookmarkStart w:id="10" w:name="_Toc224490910"/>
-      <w:r>
+      <w:bookmarkStart w:id="10" w:name="_Toc224704984"/>
+      <w:r>
+        <w:lastRenderedPageBreak/>
         <w:t>SIMPLIFIED</w:t>
       </w:r>
       <w:r>
@@ -4785,7 +4953,7 @@
       <w:pPr>
         <w:pStyle w:val="Heading1"/>
       </w:pPr>
-      <w:bookmarkStart w:id="11" w:name="_Toc224490911"/>
+      <w:bookmarkStart w:id="11" w:name="_Toc224704985"/>
       <w:r>
         <w:t xml:space="preserve">PROJECT </w:t>
       </w:r>
@@ -4853,146 +5021,180 @@
       <w:pPr>
         <w:pStyle w:val="Heading2"/>
       </w:pPr>
-      <w:bookmarkStart w:id="12" w:name="_Toc224490912"/>
+      <w:bookmarkStart w:id="12" w:name="_Toc224704986"/>
+      <w:r>
+        <w:t xml:space="preserve">P1 </w:t>
+      </w:r>
+      <w:r>
+        <w:t>FIRMWARE</w:t>
+      </w:r>
+      <w:r>
+        <w:t xml:space="preserve"> SCOPE</w:t>
+      </w:r>
+      <w:r>
+        <w:t>:</w:t>
+      </w:r>
+      <w:bookmarkEnd w:id="12"/>
+    </w:p>
+    <w:p>
+      <w:pPr>
+        <w:jc w:val="both"/>
+      </w:pPr>
+      <w:r>
+        <w:t>For firmware I decided to implement a bear</w:t>
+      </w:r>
+      <w:r>
+        <w:t>-</w:t>
+      </w:r>
+      <w:r>
+        <w:t xml:space="preserve">metal application rather than an RTOS.  It limited FW complexity for one, but it also availed the processor of the memory and processing time needed to support an RTOS.  The choice of KISS FFT </w:t>
+      </w:r>
+      <w:r>
+        <w:t xml:space="preserve">pre-existing </w:t>
+      </w:r>
+      <w:r>
+        <w:t xml:space="preserve">library was also necessary as a custom FFT </w:t>
+      </w:r>
+      <w:r>
+        <w:t>library</w:t>
+      </w:r>
+      <w:r>
+        <w:t xml:space="preserve"> would be a project on to itself.  </w:t>
+      </w:r>
+    </w:p>
+    <w:p>
+      <w:pPr>
+        <w:jc w:val="both"/>
+      </w:pPr>
+    </w:p>
+    <w:p>
+      <w:pPr>
+        <w:pStyle w:val="Heading2"/>
+      </w:pPr>
+      <w:bookmarkStart w:id="13" w:name="_Toc224704987"/>
+      <w:r>
+        <w:t xml:space="preserve">P1 </w:t>
+      </w:r>
+      <w:r>
+        <w:t>HARDWARE</w:t>
+      </w:r>
+      <w:r>
+        <w:t xml:space="preserve"> SCOPE</w:t>
+      </w:r>
+      <w:r>
+        <w:t>:</w:t>
+      </w:r>
+      <w:bookmarkEnd w:id="13"/>
+    </w:p>
+    <w:p>
+      <w:pPr>
+        <w:jc w:val="both"/>
+      </w:pPr>
+      <w:r>
+        <w:t xml:space="preserve">The complexity of layout for a DDR3 memory and the layer count </w:t>
+      </w:r>
+      <w:r>
+        <w:t xml:space="preserve">associated with such a design from a </w:t>
+      </w:r>
+      <w:r>
+        <w:t xml:space="preserve">cost </w:t>
+      </w:r>
+      <w:r>
+        <w:t xml:space="preserve">and time perspective </w:t>
+      </w:r>
+      <w:r>
+        <w:t xml:space="preserve">made the choice of using the </w:t>
+      </w:r>
+      <w:r>
+        <w:t>off-the-shelf</w:t>
+      </w:r>
+      <w:r>
+        <w:t xml:space="preserve"> </w:t>
+      </w:r>
+      <w:proofErr w:type="spellStart"/>
+      <w:r>
+        <w:t>Digilent</w:t>
+      </w:r>
+      <w:proofErr w:type="spellEnd"/>
+      <w:r>
+        <w:t xml:space="preserve"> Arty A7 </w:t>
+      </w:r>
+      <w:r>
+        <w:t xml:space="preserve">Development Board </w:t>
+      </w:r>
+      <w:r>
+        <w:t xml:space="preserve">an easy </w:t>
+      </w:r>
+      <w:r>
+        <w:t>one</w:t>
+      </w:r>
+      <w:r>
+        <w:t xml:space="preserve">.  Having designed both </w:t>
+      </w:r>
+      <w:r>
+        <w:t>FPGAs and DDR</w:t>
+      </w:r>
+      <w:r>
+        <w:t>3</w:t>
+      </w:r>
+      <w:r>
+        <w:t xml:space="preserve"> memories </w:t>
+      </w:r>
+      <w:r>
+        <w:t xml:space="preserve">before I knew ahead of </w:t>
+      </w:r>
+      <w:proofErr w:type="gramStart"/>
+      <w:r>
+        <w:t>time</w:t>
+      </w:r>
+      <w:proofErr w:type="gramEnd"/>
+      <w:r>
+        <w:t xml:space="preserve"> I was looking at 3 revisions of a </w:t>
+      </w:r>
+      <w:proofErr w:type="gramStart"/>
+      <w:r>
+        <w:t>6 layer</w:t>
+      </w:r>
+      <w:proofErr w:type="gramEnd"/>
+      <w:r>
+        <w:t xml:space="preserve"> PCB</w:t>
+      </w:r>
+      <w:r>
+        <w:t xml:space="preserve">.  </w:t>
+      </w:r>
+      <w:r>
+        <w:t>More so, I have chosen not to extend my Altium lic</w:t>
+      </w:r>
+      <w:r>
+        <w:t>ense</w:t>
+      </w:r>
+      <w:r>
+        <w:t xml:space="preserve"> moving forward, </w:t>
+      </w:r>
+      <w:r>
+        <w:t>the need for trace impedances and serpentine routing neither of which is supported by Circuit Studio</w:t>
+      </w:r>
+      <w:r>
+        <w:t xml:space="preserve"> (development tool used)</w:t>
+      </w:r>
+      <w:r>
+        <w:t xml:space="preserve">.  For the same reasons the choice of a simple display was made over an RGB color model.  </w:t>
+      </w:r>
+    </w:p>
+    <w:p>
+      <w:pPr>
+        <w:jc w:val="both"/>
+      </w:pPr>
+    </w:p>
+    <w:p>
+      <w:pPr>
+        <w:pStyle w:val="Heading1"/>
+      </w:pPr>
+      <w:bookmarkStart w:id="14" w:name="_Toc224704988"/>
       <w:r>
         <w:lastRenderedPageBreak/>
-        <w:t>FIRMWARE:</w:t>
-      </w:r>
-      <w:bookmarkEnd w:id="12"/>
-    </w:p>
-    <w:p>
-      <w:pPr>
-        <w:jc w:val="both"/>
-      </w:pPr>
-      <w:r>
-        <w:t>For firmware I decided to implement a bear</w:t>
-      </w:r>
-      <w:r>
-        <w:t>-</w:t>
-      </w:r>
-      <w:r>
-        <w:t xml:space="preserve">metal application rather than an RTOS.  It limited FW complexity for one, but it also availed the processor of the memory and processing time needed to support an RTOS.  The choice of KISS FFT </w:t>
-      </w:r>
-      <w:r>
-        <w:t xml:space="preserve">pre-existing </w:t>
-      </w:r>
-      <w:r>
-        <w:t xml:space="preserve">library was also necessary as a custom FFT </w:t>
-      </w:r>
-      <w:r>
-        <w:t>library</w:t>
-      </w:r>
-      <w:r>
-        <w:t xml:space="preserve"> would be a project on to itself.  </w:t>
-      </w:r>
-    </w:p>
-    <w:p>
-      <w:pPr>
-        <w:jc w:val="both"/>
-      </w:pPr>
-    </w:p>
-    <w:p>
-      <w:pPr>
-        <w:pStyle w:val="Heading2"/>
-      </w:pPr>
-      <w:bookmarkStart w:id="13" w:name="_Toc224490913"/>
-      <w:r>
-        <w:t>HARDWARE:</w:t>
-      </w:r>
-      <w:bookmarkEnd w:id="13"/>
-    </w:p>
-    <w:p>
-      <w:pPr>
-        <w:jc w:val="both"/>
-      </w:pPr>
-      <w:r>
-        <w:t xml:space="preserve">The complexity of layout for a DDR3 memory and the layer count </w:t>
-      </w:r>
-      <w:r>
-        <w:t xml:space="preserve">associated with such a design from a </w:t>
-      </w:r>
-      <w:r>
-        <w:t xml:space="preserve">cost </w:t>
-      </w:r>
-      <w:r>
-        <w:t xml:space="preserve">and time perspective </w:t>
-      </w:r>
-      <w:r>
-        <w:t xml:space="preserve">made the choice of using the </w:t>
-      </w:r>
-      <w:r>
-        <w:t>off-the-shelf</w:t>
-      </w:r>
-      <w:r>
-        <w:t xml:space="preserve"> </w:t>
-      </w:r>
-      <w:proofErr w:type="spellStart"/>
-      <w:r>
-        <w:t>Digilent</w:t>
-      </w:r>
-      <w:proofErr w:type="spellEnd"/>
-      <w:r>
-        <w:t xml:space="preserve"> Arty A7 </w:t>
-      </w:r>
-      <w:r>
-        <w:t xml:space="preserve">Development Board </w:t>
-      </w:r>
-      <w:r>
-        <w:t xml:space="preserve">an easy </w:t>
-      </w:r>
-      <w:r>
-        <w:t>one</w:t>
-      </w:r>
-      <w:r>
-        <w:t xml:space="preserve">.  Having designed both </w:t>
-      </w:r>
-      <w:r>
-        <w:t>FPGAs and DDR</w:t>
-      </w:r>
-      <w:r>
-        <w:t>3</w:t>
-      </w:r>
-      <w:r>
-        <w:t xml:space="preserve"> memories </w:t>
-      </w:r>
-      <w:r>
-        <w:t>before I knew ahead of time I was looking at 3 revisions of a 6 layer</w:t>
-      </w:r>
-      <w:r>
-        <w:t xml:space="preserve"> PCB</w:t>
-      </w:r>
-      <w:r>
-        <w:t xml:space="preserve">.  </w:t>
-      </w:r>
-      <w:r>
-        <w:t>More so, I have chosen not to extend my Altium lic</w:t>
-      </w:r>
-      <w:r>
-        <w:t>ense</w:t>
-      </w:r>
-      <w:r>
-        <w:t xml:space="preserve"> moving forward, </w:t>
-      </w:r>
-      <w:r>
-        <w:t>the need for trace impedances and serpentine routing neither of which is supported by Circuit Studio</w:t>
-      </w:r>
-      <w:r>
-        <w:t xml:space="preserve"> (development tool used)</w:t>
-      </w:r>
-      <w:r>
-        <w:t xml:space="preserve">.  For the same reasons the choice of a simple display was made over an RGB color model.  </w:t>
-      </w:r>
-    </w:p>
-    <w:p>
-      <w:pPr>
-        <w:jc w:val="both"/>
-      </w:pPr>
-    </w:p>
-    <w:p>
-      <w:pPr>
-        <w:pStyle w:val="Heading1"/>
-      </w:pPr>
-      <w:bookmarkStart w:id="14" w:name="_Toc224490914"/>
+        <w:t xml:space="preserve">DETAILED </w:t>
+      </w:r>
       <w:r>
         <w:t>MODES OF OPERATION:</w:t>
       </w:r>
@@ -5033,7 +5235,7 @@
       <w:pPr>
         <w:pStyle w:val="Heading2"/>
       </w:pPr>
-      <w:bookmarkStart w:id="15" w:name="_Toc224490915"/>
+      <w:bookmarkStart w:id="15" w:name="_Toc224704989"/>
       <w:r>
         <w:t>AUDIO SA MODE DETAILS</w:t>
       </w:r>
@@ -5197,7 +5399,15 @@
         <w:t>, the</w:t>
       </w:r>
       <w:r>
-        <w:t>reafter the main buffer is feed from the secondary buffer as space becomes available</w:t>
+        <w:t xml:space="preserve">reafter the main buffer is </w:t>
+      </w:r>
+      <w:proofErr w:type="gramStart"/>
+      <w:r>
+        <w:t>feed</w:t>
+      </w:r>
+      <w:proofErr w:type="gramEnd"/>
+      <w:r>
+        <w:t xml:space="preserve"> from the secondary buffer as space becomes available</w:t>
       </w:r>
       <w:r>
         <w:t xml:space="preserve">, </w:t>
@@ -5206,17 +5416,36 @@
         <w:t xml:space="preserve">as the main </w:t>
       </w:r>
       <w:r>
-        <w:t>buffer supports both playback and FFT processing.</w:t>
-      </w:r>
-      <w:r>
-        <w:t xml:space="preserve">  The buffer is sized to support a max audio sample of 22050Hz playback.</w:t>
-      </w:r>
-      <w:r>
-        <w:t xml:space="preserve">  It </w:t>
-      </w:r>
-      <w:r>
-        <w:lastRenderedPageBreak/>
-        <w:t>could have been sized larger, but I choose to limit the size here, with planned use of that memory in phase 2.</w:t>
+        <w:t>buffer supports both playback and FFT processing</w:t>
+      </w:r>
+      <w:r>
+        <w:t xml:space="preserve"> (FFT is processed by the KISS FFT middleware).  </w:t>
+      </w:r>
+      <w:r>
+        <w:t>The buffer is sized to support a max audio sample of 22050Hz playback.</w:t>
+      </w:r>
+      <w:r>
+        <w:t xml:space="preserve">  It could have been sized larger, but I </w:t>
+      </w:r>
+      <w:proofErr w:type="gramStart"/>
+      <w:r>
+        <w:t>choose</w:t>
+      </w:r>
+      <w:proofErr w:type="gramEnd"/>
+      <w:r>
+        <w:t xml:space="preserve"> to limit the size here, with planned use of that memory in phase 2.</w:t>
+      </w:r>
+      <w:r>
+        <w:t xml:space="preserve">  </w:t>
+      </w:r>
+      <w:r>
+        <w:t>Additionally, six colored LEDs (arranged as a bar) display the magnitude (signal strength</w:t>
+      </w:r>
+      <w:r>
+        <w:t xml:space="preserve"> no signal spectrum</w:t>
+      </w:r>
+      <w:r>
+        <w:t xml:space="preserve">) of the playback.  Both the spectral display and the signal strength LED bar will provide a visual interpretation of the payback audio.  </w:t>
       </w:r>
     </w:p>
     <w:p>
@@ -5237,7 +5466,15 @@
       </w:r>
       <w:proofErr w:type="spellEnd"/>
       <w:r>
-        <w:t xml:space="preserve">) configured to run at the audio playback sample rate. For a playback rate of 16KHz, the </w:t>
+        <w:t>) configured to run at the audio playback sample rate</w:t>
+      </w:r>
+      <w:proofErr w:type="gramStart"/>
+      <w:r>
+        <w:t xml:space="preserve">. </w:t>
+      </w:r>
+      <w:proofErr w:type="gramEnd"/>
+      <w:r>
+        <w:t xml:space="preserve">For a playback rate of 16KHz, the </w:t>
       </w:r>
       <w:proofErr w:type="spellStart"/>
       <w:r>
@@ -5497,7 +5734,16 @@
         <w:jc w:val="both"/>
       </w:pPr>
       <w:r>
-        <w:t>Thus, under continuous playback, a new 1024-point FFT frame becomes available every 64ms. This corresponds to an FFT update rate of:</w:t>
+        <w:lastRenderedPageBreak/>
+        <w:t>Thus, under continuous playback, a new 1024-point FFT frame becomes available every 64ms</w:t>
+      </w:r>
+      <w:proofErr w:type="gramStart"/>
+      <w:r>
+        <w:t xml:space="preserve">. </w:t>
+      </w:r>
+      <w:proofErr w:type="gramEnd"/>
+      <w:r>
+        <w:t>This corresponds to an FFT update rate of:</w:t>
       </w:r>
     </w:p>
     <w:p>
@@ -5890,7 +6136,15 @@
         <w:t xml:space="preserve">As such I take a moment to expand upon it here.  </w:t>
       </w:r>
       <w:r>
-        <w:t>Both modes rely heavily on the sample rate interrupt timer</w:t>
+        <w:t xml:space="preserve">Both modes rely heavily on the sample rate </w:t>
+      </w:r>
+      <w:proofErr w:type="gramStart"/>
+      <w:r>
+        <w:t>interrupt</w:t>
+      </w:r>
+      <w:proofErr w:type="gramEnd"/>
+      <w:r>
+        <w:t xml:space="preserve"> timer</w:t>
       </w:r>
       <w:r>
         <w:t xml:space="preserve"> (AXI Timer 1)</w:t>
@@ -5910,7 +6164,23 @@
         <w:t xml:space="preserve"> </w:t>
       </w:r>
       <w:r>
-        <w:t xml:space="preserve">is capable of normal and low latency (fast) interrupts.  Normal interrupts use the AXI interrupt controller </w:t>
+        <w:t xml:space="preserve">is capable of normal and low latency (fast) </w:t>
+      </w:r>
+      <w:proofErr w:type="gramStart"/>
+      <w:r>
+        <w:t>interrupts</w:t>
+      </w:r>
+      <w:proofErr w:type="gramEnd"/>
+      <w:r>
+        <w:t xml:space="preserve">.  Normal interrupts use the AXI </w:t>
+      </w:r>
+      <w:proofErr w:type="gramStart"/>
+      <w:r>
+        <w:t>interrupt</w:t>
+      </w:r>
+      <w:proofErr w:type="gramEnd"/>
+      <w:r>
+        <w:t xml:space="preserve"> controller </w:t>
       </w:r>
       <w:r>
         <w:t xml:space="preserve">and </w:t>
@@ -5955,8 +6225,13 @@
       <w:r>
         <w:t xml:space="preserve"> </w:t>
       </w:r>
-      <w:r>
-        <w:t xml:space="preserve">interrupts </w:t>
+      <w:proofErr w:type="gramStart"/>
+      <w:r>
+        <w:t>interrupts</w:t>
+      </w:r>
+      <w:proofErr w:type="gramEnd"/>
+      <w:r>
+        <w:t xml:space="preserve"> </w:t>
       </w:r>
       <w:r>
         <w:t>are processed within a</w:t>
@@ -5967,6 +6242,7 @@
       <w:r>
         <w:t>cycles</w:t>
       </w:r>
+      <w:proofErr w:type="gramStart"/>
       <w:r>
         <w:t>, generally speaking</w:t>
       </w:r>
@@ -5974,10 +6250,22 @@
         <w:t xml:space="preserve">, </w:t>
       </w:r>
       <w:r>
-        <w:t xml:space="preserve">on par </w:t>
-      </w:r>
-      <w:r>
-        <w:t xml:space="preserve">with ARM Cortex M4.  That said, most M4 and M7 designs clock in excess of 100MHz, so the actual time from detection to </w:t>
+        <w:t>on</w:t>
+      </w:r>
+      <w:proofErr w:type="gramEnd"/>
+      <w:r>
+        <w:t xml:space="preserve"> par </w:t>
+      </w:r>
+      <w:r>
+        <w:t xml:space="preserve">with ARM Cortex M4.  That said, most M4 and M7 designs clock </w:t>
+      </w:r>
+      <w:proofErr w:type="gramStart"/>
+      <w:r>
+        <w:t>in excess of</w:t>
+      </w:r>
+      <w:proofErr w:type="gramEnd"/>
+      <w:r>
+        <w:t xml:space="preserve"> 100MHz, so the actual time from detection to </w:t>
       </w:r>
       <w:proofErr w:type="spellStart"/>
       <w:r>
@@ -6005,10 +6293,26 @@
         <w:t xml:space="preserve">Part of </w:t>
       </w:r>
       <w:r>
-        <w:t xml:space="preserve">the interrupt mechanism </w:t>
-      </w:r>
-      <w:r>
-        <w:t>is architectural, and part is simply clock speed</w:t>
+        <w:t xml:space="preserve">the </w:t>
+      </w:r>
+      <w:proofErr w:type="gramStart"/>
+      <w:r>
+        <w:t>interrupt</w:t>
+      </w:r>
+      <w:proofErr w:type="gramEnd"/>
+      <w:r>
+        <w:t xml:space="preserve"> mechanism </w:t>
+      </w:r>
+      <w:r>
+        <w:t xml:space="preserve">is architectural, and part is simply </w:t>
+      </w:r>
+      <w:proofErr w:type="gramStart"/>
+      <w:r>
+        <w:t>clock</w:t>
+      </w:r>
+      <w:proofErr w:type="gramEnd"/>
+      <w:r>
+        <w:t xml:space="preserve"> speed</w:t>
       </w:r>
       <w:r>
         <w:t xml:space="preserve"> (cycle time)</w:t>
@@ -6047,116 +6351,142 @@
         <w:t>s</w:t>
       </w:r>
       <w:r>
-        <w:t xml:space="preserve"> are typically </w:t>
+        <w:t xml:space="preserve"> are typically specified with a fixed max clock speed, FPGAs come in speed grades </w:t>
+      </w:r>
+      <w:r>
+        <w:t>-</w:t>
+      </w:r>
+      <w:r>
+        <w:t xml:space="preserve">1, </w:t>
+      </w:r>
+      <w:r>
+        <w:t>-</w:t>
+      </w:r>
+      <w:r>
+        <w:t xml:space="preserve">2, </w:t>
+      </w:r>
+      <w:r>
+        <w:t>-</w:t>
+      </w:r>
+      <w:r>
+        <w:t xml:space="preserve">3 (slow, faster, fastest).  </w:t>
+      </w:r>
+      <w:proofErr w:type="gramStart"/>
+      <w:r>
+        <w:t>Generally speaking</w:t>
+      </w:r>
+      <w:r>
+        <w:t>,</w:t>
+      </w:r>
+      <w:r>
+        <w:t xml:space="preserve"> the</w:t>
+      </w:r>
+      <w:proofErr w:type="gramEnd"/>
+      <w:r>
+        <w:t xml:space="preserve"> speed grade represents a “possible” range of the max fabric clock frequency.  At speed grade</w:t>
+      </w:r>
+      <w:r>
+        <w:t xml:space="preserve"> 1</w:t>
+      </w:r>
+      <w:r>
+        <w:t xml:space="preserve"> is maybe possible to get a </w:t>
+      </w:r>
+      <w:proofErr w:type="gramStart"/>
+      <w:r>
+        <w:t>max</w:t>
+      </w:r>
+      <w:proofErr w:type="gramEnd"/>
+      <w:r>
+        <w:t xml:space="preserve"> of 200MHz.  If this is </w:t>
+      </w:r>
+      <w:r>
+        <w:t>repeatable</w:t>
+      </w:r>
+      <w:r>
+        <w:t xml:space="preserve"> across devices will be device and design dependent.  That said, 100MHz is just a known starting point.  Nesting, </w:t>
+      </w:r>
+      <w:r>
+        <w:t xml:space="preserve">the </w:t>
+      </w:r>
+      <w:proofErr w:type="spellStart"/>
+      <w:r>
+        <w:t>MicroBlaze</w:t>
+      </w:r>
+      <w:proofErr w:type="spellEnd"/>
+      <w:r>
+        <w:t xml:space="preserve"> interrupt controller does not support a true nested interrupt model where one </w:t>
+      </w:r>
+      <w:proofErr w:type="gramStart"/>
+      <w:r>
+        <w:t>interrupt</w:t>
+      </w:r>
+      <w:proofErr w:type="gramEnd"/>
+      <w:r>
+        <w:t xml:space="preserve"> preempts another already in service, though it does support interrupt priority</w:t>
+      </w:r>
+      <w:r>
+        <w:t xml:space="preserve"> (fixed in the PL design)</w:t>
+      </w:r>
+      <w:r>
+        <w:t xml:space="preserve">. </w:t>
+      </w:r>
+      <w:r>
+        <w:t xml:space="preserve"> </w:t>
+      </w:r>
+      <w:r>
+        <w:t>In this project that reality strongly influenced the overall firmware architecture, the selected FFT size, and the balance between playback, analysis, and display update rate.</w:t>
+      </w:r>
+      <w:r>
+        <w:t xml:space="preserve">  Lastly, all </w:t>
+      </w:r>
+      <w:proofErr w:type="spellStart"/>
+      <w:r>
+        <w:t>ISR</w:t>
+      </w:r>
+      <w:proofErr w:type="spellEnd"/>
+      <w:r>
+        <w:t xml:space="preserve"> are placed in (Local Block Memory) LBM (FPGA block RAM directly attached to the </w:t>
+      </w:r>
+      <w:proofErr w:type="spellStart"/>
+      <w:r>
+        <w:t>MicroBlaze</w:t>
+      </w:r>
+      <w:proofErr w:type="spellEnd"/>
+      <w:r>
+        <w:t xml:space="preserve"> – runs exceptionally fast) and not within DDR3 space.  The overall size of the application dictates that most of it run</w:t>
+      </w:r>
+      <w:r>
+        <w:t>s</w:t>
+      </w:r>
+      <w:r>
+        <w:t xml:space="preserve"> from DDR space, targeting LBM for specific use </w:t>
       </w:r>
       <w:r>
         <w:lastRenderedPageBreak/>
-        <w:t xml:space="preserve">specified with a fixed max clock speed, FPGAs come in speed grades </w:t>
-      </w:r>
-      <w:r>
-        <w:t>-</w:t>
-      </w:r>
-      <w:r>
-        <w:t xml:space="preserve">1, </w:t>
-      </w:r>
-      <w:r>
-        <w:t>-</w:t>
-      </w:r>
-      <w:r>
-        <w:t xml:space="preserve">2, </w:t>
-      </w:r>
-      <w:r>
-        <w:t>-</w:t>
-      </w:r>
-      <w:r>
-        <w:t>3 (slow, faster, fastest).  Generally speaking</w:t>
-      </w:r>
-      <w:r>
-        <w:t>,</w:t>
-      </w:r>
-      <w:r>
-        <w:t xml:space="preserve"> the speed grade represents a “possible” range of the max fabric clock frequency.  At speed grade</w:t>
-      </w:r>
-      <w:r>
-        <w:t xml:space="preserve"> 1</w:t>
-      </w:r>
-      <w:r>
-        <w:t xml:space="preserve"> is maybe possible to get a max of 200MHz.  If this is </w:t>
-      </w:r>
-      <w:r>
-        <w:t>repeatable</w:t>
-      </w:r>
-      <w:r>
-        <w:t xml:space="preserve"> across devices will be device and design dependent.  That said, 100MHz is just a known starting point.  Nesting, </w:t>
-      </w:r>
-      <w:r>
-        <w:t xml:space="preserve">the </w:t>
+        <w:t>where speed is paramount.</w:t>
+      </w:r>
+      <w:r>
+        <w:t xml:space="preserve">  </w:t>
+      </w:r>
+      <w:r>
+        <w:t xml:space="preserve">Another distinction here is the FPGA application runs (mostly from DDR or LBM memory) whereas with the </w:t>
+      </w:r>
+      <w:r>
+        <w:t>µ</w:t>
+      </w:r>
+      <w:r>
+        <w:t>C</w:t>
+      </w:r>
+      <w:r>
+        <w:t xml:space="preserve"> the application runs from FLASH.  This creates a more complex linker – the reader is encouraged to review the linker file (</w:t>
       </w:r>
       <w:proofErr w:type="spellStart"/>
-      <w:r>
-        <w:t>MicroBlaze</w:t>
+      <w:proofErr w:type="gramStart"/>
+      <w:r>
+        <w:t>lscript.ld</w:t>
       </w:r>
       <w:proofErr w:type="spellEnd"/>
-      <w:r>
-        <w:t xml:space="preserve"> interrupt controller does not support a true nested interrupt model where one interrupt preempts another already in service, though it does support interrupt priority</w:t>
-      </w:r>
-      <w:r>
-        <w:t xml:space="preserve"> (fixed in the PL design)</w:t>
-      </w:r>
-      <w:r>
-        <w:t xml:space="preserve">. </w:t>
-      </w:r>
-      <w:r>
-        <w:t xml:space="preserve"> </w:t>
-      </w:r>
-      <w:r>
-        <w:t>In this project that reality strongly influenced the overall firmware architecture, the selected FFT size, and the balance between playback, analysis, and display update rate.</w:t>
-      </w:r>
-      <w:r>
-        <w:t xml:space="preserve">  Lastly, all </w:t>
-      </w:r>
-      <w:proofErr w:type="spellStart"/>
-      <w:r>
-        <w:t>ISR</w:t>
-      </w:r>
-      <w:proofErr w:type="spellEnd"/>
-      <w:r>
-        <w:t xml:space="preserve"> are placed in (Local Block Memory) LBM (FPGA block RAM directly attached to the </w:t>
-      </w:r>
-      <w:proofErr w:type="spellStart"/>
-      <w:r>
-        <w:t>MicroBlaze</w:t>
-      </w:r>
-      <w:proofErr w:type="spellEnd"/>
-      <w:r>
-        <w:t xml:space="preserve"> – runs exceptionally fast) and not within DDR3 space.  The overall size of the application dictates that most of it run</w:t>
-      </w:r>
-      <w:r>
-        <w:t>s</w:t>
-      </w:r>
-      <w:r>
-        <w:t xml:space="preserve"> from DDR space, targeting LBM for specific use where speed is paramount.</w:t>
-      </w:r>
-      <w:r>
-        <w:t xml:space="preserve">  </w:t>
-      </w:r>
-      <w:r>
-        <w:t xml:space="preserve">Another distinction here is the FPGA application runs (mostly from DDR or LBM memory) whereas with the </w:t>
-      </w:r>
-      <w:r>
-        <w:t>µ</w:t>
-      </w:r>
-      <w:r>
-        <w:t>C</w:t>
-      </w:r>
-      <w:r>
-        <w:t xml:space="preserve"> the application runs from FLASH.  This creates a more complex linker – the reader is encouraged to review the linker file (</w:t>
-      </w:r>
-      <w:proofErr w:type="spellStart"/>
-      <w:r>
-        <w:t>lscript.ld</w:t>
-      </w:r>
-      <w:proofErr w:type="spellEnd"/>
+      <w:proofErr w:type="gramEnd"/>
       <w:r>
         <w:t>)</w:t>
       </w:r>
@@ -6178,7 +6508,7 @@
       <w:pPr>
         <w:pStyle w:val="Heading2"/>
       </w:pPr>
-      <w:bookmarkStart w:id="16" w:name="_Toc224490916"/>
+      <w:bookmarkStart w:id="16" w:name="_Toc224704990"/>
       <w:r>
         <w:t>SIGNAL SA MODE DETAILS</w:t>
       </w:r>
@@ -6301,10 +6631,26 @@
         <w:t xml:space="preserve">Signal acquisition </w:t>
       </w:r>
       <w:r>
-        <w:t xml:space="preserve">is a two interrupt event.  It </w:t>
-      </w:r>
-      <w:r>
-        <w:t xml:space="preserve">begins with the sample-rate timer interrupt. Each </w:t>
+        <w:t xml:space="preserve">is a </w:t>
+      </w:r>
+      <w:proofErr w:type="gramStart"/>
+      <w:r>
+        <w:t>two interrupt</w:t>
+      </w:r>
+      <w:proofErr w:type="gramEnd"/>
+      <w:r>
+        <w:t xml:space="preserve"> event.  It </w:t>
+      </w:r>
+      <w:r>
+        <w:t>begins with the sample-rate timer interrupt</w:t>
+      </w:r>
+      <w:proofErr w:type="gramStart"/>
+      <w:r>
+        <w:t xml:space="preserve">. </w:t>
+      </w:r>
+      <w:proofErr w:type="gramEnd"/>
+      <w:r>
+        <w:t xml:space="preserve">Each </w:t>
       </w:r>
       <w:r>
         <w:t xml:space="preserve">timer </w:t>
@@ -6343,8 +6689,13 @@
         <w:t xml:space="preserve">a </w:t>
       </w:r>
       <w:r>
-        <w:t>fast interrupt</w:t>
-      </w:r>
+        <w:t xml:space="preserve">fast </w:t>
+      </w:r>
+      <w:proofErr w:type="gramStart"/>
+      <w:r>
+        <w:t>interrupt</w:t>
+      </w:r>
+      <w:proofErr w:type="gramEnd"/>
       <w:r>
         <w:t xml:space="preserve"> (the second)</w:t>
       </w:r>
@@ -6394,7 +6745,6 @@
         <w:jc w:val="both"/>
       </w:pPr>
       <w:r>
-        <w:lastRenderedPageBreak/>
         <w:t>Once the frame is complete</w:t>
       </w:r>
       <w:r>
@@ -6445,7 +6795,13 @@
         <w:t xml:space="preserve">Input signals can originate from two sources. </w:t>
       </w:r>
       <w:r>
-        <w:t xml:space="preserve"> The onboard, variable Wien Bridge Oscillator (4.4KHz to 48.2KHz) or via an external BNC connection.   </w:t>
+        <w:t xml:space="preserve"> The onboard, variable Wien Bridge Oscillator </w:t>
+      </w:r>
+      <w:r>
+        <w:t xml:space="preserve">(aka local oscillator - </w:t>
+      </w:r>
+      <w:r>
+        <w:t xml:space="preserve">4.4KHz to 48.2KHz) or via an external BNC connection.   </w:t>
       </w:r>
       <w:r>
         <w:t>As with Audio SA mode, the entire signal acquisition and analysis pipeline is driven by the timer interrupt</w:t>
@@ -6470,13 +6826,18 @@
         <w:t xml:space="preserve"> </w:t>
       </w:r>
       <w:r>
-        <w:t xml:space="preserve">Consequently, the overall performance and responsiveness of the Signal SA system are fundamentally driven and limited by the </w:t>
+        <w:t xml:space="preserve">Consequently, the overall performance and responsiveness of the Signal SA system are fundamentally driven and limited by </w:t>
+      </w:r>
+      <w:proofErr w:type="gramStart"/>
+      <w:r>
+        <w:t xml:space="preserve">the </w:t>
       </w:r>
       <w:proofErr w:type="spellStart"/>
       <w:r>
         <w:t>ISR</w:t>
       </w:r>
       <w:proofErr w:type="spellEnd"/>
+      <w:proofErr w:type="gramEnd"/>
       <w:r>
         <w:t>-based architecture.</w:t>
       </w:r>
@@ -6497,6 +6858,7 @@
         <w:jc w:val="both"/>
       </w:pPr>
       <w:r>
+        <w:lastRenderedPageBreak/>
         <w:t>Below show</w:t>
       </w:r>
       <w:r>
@@ -6817,7 +7179,15 @@
         <w:jc w:val="both"/>
       </w:pPr>
       <w:r>
-        <w:t xml:space="preserve">As the above timing analysis shows the max sample rate possible using this architecture resolves to an absolute maximum of 70KHz (allowing some wiggle room from the 74KHz).  </w:t>
+        <w:t xml:space="preserve">As the above timing analysis </w:t>
+      </w:r>
+      <w:proofErr w:type="gramStart"/>
+      <w:r>
+        <w:t>shows</w:t>
+      </w:r>
+      <w:proofErr w:type="gramEnd"/>
+      <w:r>
+        <w:t xml:space="preserve"> the max sample rate possible using this architecture resolves to an absolute maximum of 70KHz (allowing some wiggle room from the 74KHz).  </w:t>
       </w:r>
       <w:r>
         <w:t xml:space="preserve">With the 100KHz out of reach for </w:t>
@@ -6829,42 +7199,97 @@
         <w:t>usable</w:t>
       </w:r>
       <w:r>
-        <w:t xml:space="preserve"> frequency BW of 25KHz.  The target sample rate I had hoped to achieve was 100KHz given an </w:t>
-      </w:r>
-      <w:r>
-        <w:t>observable</w:t>
-      </w:r>
-      <w:r>
-        <w:t xml:space="preserve"> frequency band width of 50KHz.  </w:t>
-      </w:r>
-      <w:r>
-        <w:t xml:space="preserve">The local </w:t>
-      </w:r>
-      <w:r>
+        <w:t xml:space="preserve"> frequency BW of 25KHz.  </w:t>
+      </w:r>
+      <w:r>
+        <w:rPr>
+          <w:i/>
+          <w:iCs/>
+        </w:rPr>
+        <w:t>Note t</w:t>
+      </w:r>
+      <w:r>
+        <w:rPr>
+          <w:i/>
+          <w:iCs/>
+        </w:rPr>
+        <w:t xml:space="preserve">he local </w:t>
+      </w:r>
+      <w:r>
+        <w:rPr>
+          <w:i/>
+          <w:iCs/>
+        </w:rPr>
         <w:t xml:space="preserve">Wien Bridge </w:t>
       </w:r>
       <w:r>
+        <w:rPr>
+          <w:i/>
+          <w:iCs/>
+        </w:rPr>
         <w:t>Oscillator</w:t>
       </w:r>
       <w:r>
+        <w:rPr>
+          <w:i/>
+          <w:iCs/>
+        </w:rPr>
         <w:t xml:space="preserve"> </w:t>
       </w:r>
       <w:r>
+        <w:rPr>
+          <w:i/>
+          <w:iCs/>
+        </w:rPr>
         <w:t xml:space="preserve">variable range </w:t>
       </w:r>
       <w:r>
-        <w:t xml:space="preserve">was designed to be in this band </w:t>
-      </w:r>
-      <w:r>
+        <w:rPr>
+          <w:i/>
+          <w:iCs/>
+        </w:rPr>
+        <w:t xml:space="preserve">was designed to be in </w:t>
+      </w:r>
+      <w:r>
+        <w:rPr>
+          <w:i/>
+          <w:iCs/>
+        </w:rPr>
+        <w:t>intended BW</w:t>
+      </w:r>
+      <w:r>
+        <w:rPr>
+          <w:i/>
+          <w:iCs/>
+        </w:rPr>
+        <w:t xml:space="preserve"> </w:t>
+      </w:r>
+      <w:r>
+        <w:rPr>
+          <w:i/>
+          <w:iCs/>
+        </w:rPr>
         <w:t>(</w:t>
       </w:r>
       <w:r>
+        <w:rPr>
+          <w:i/>
+          <w:iCs/>
+        </w:rPr>
         <w:t xml:space="preserve">4.5KHz </w:t>
       </w:r>
       <w:r>
+        <w:rPr>
+          <w:i/>
+          <w:iCs/>
+        </w:rPr>
         <w:t>to 48.2KHz</w:t>
       </w:r>
       <w:r>
+        <w:rPr>
+          <w:i/>
+          <w:iCs/>
+        </w:rPr>
         <w:t>).</w:t>
       </w:r>
     </w:p>
@@ -6877,7 +7302,7 @@
       <w:pPr>
         <w:pStyle w:val="Heading1"/>
       </w:pPr>
-      <w:bookmarkStart w:id="17" w:name="_Toc224490917"/>
+      <w:bookmarkStart w:id="17" w:name="_Toc224704991"/>
       <w:r>
         <w:t>FFT IMPLEMENTATION AND NEED TO KNOW:</w:t>
       </w:r>
@@ -6887,7 +7312,7 @@
       <w:pPr>
         <w:pStyle w:val="Heading2"/>
       </w:pPr>
-      <w:bookmarkStart w:id="18" w:name="_Toc224490918"/>
+      <w:bookmarkStart w:id="18" w:name="_Toc224704992"/>
       <w:r>
         <w:t>FFT PROCESS FLOW:</w:t>
       </w:r>
@@ -6937,7 +7362,7 @@
       <w:pPr>
         <w:pStyle w:val="Heading2"/>
       </w:pPr>
-      <w:bookmarkStart w:id="19" w:name="_Toc224490919"/>
+      <w:bookmarkStart w:id="19" w:name="_Toc224704993"/>
       <w:r>
         <w:t>WHAT CAN BE MEASURED:</w:t>
       </w:r>
@@ -6975,7 +7400,11 @@
         <w:t>,</w:t>
       </w:r>
       <w:r>
-        <w:t xml:space="preserve"> spectral content above 25KHz represents an aliasing error.  Higher frequency content feeding into the ADC folds back into the measure band and appears as an incorrect lower frequency – the aliasing effect.  The intent was for the anti-aliasing filter to reject said </w:t>
+        <w:t xml:space="preserve"> spectral content above 25KHz represents an aliasing error.  Higher frequency content feeding into the ADC folds back into the measure band and appears as an incorrect </w:t>
+      </w:r>
+      <w:r>
+        <w:lastRenderedPageBreak/>
+        <w:t xml:space="preserve">lower frequency – the aliasing effect.  The intent was for the anti-aliasing filter to reject said </w:t>
       </w:r>
       <w:r>
         <w:t>frequencies</w:t>
@@ -7323,11 +7752,33 @@
           <w:rFonts w:eastAsiaTheme="minorEastAsia"/>
         </w:rPr>
       </w:pPr>
+      <w:proofErr w:type="gramStart"/>
       <w:r>
         <w:rPr>
           <w:rFonts w:eastAsiaTheme="minorEastAsia"/>
         </w:rPr>
-        <w:t>Abs(120KHz – (1)(50KHz)) = 70KHz (not within Nyquist so will not be displayed</w:t>
+        <w:t>Abs(</w:t>
+      </w:r>
+      <w:proofErr w:type="gramEnd"/>
+      <w:r>
+        <w:rPr>
+          <w:rFonts w:eastAsiaTheme="minorEastAsia"/>
+        </w:rPr>
+        <w:t>120KHz – (</w:t>
+      </w:r>
+      <w:proofErr w:type="gramStart"/>
+      <w:r>
+        <w:rPr>
+          <w:rFonts w:eastAsiaTheme="minorEastAsia"/>
+        </w:rPr>
+        <w:t>1)(</w:t>
+      </w:r>
+      <w:proofErr w:type="gramEnd"/>
+      <w:r>
+        <w:rPr>
+          <w:rFonts w:eastAsiaTheme="minorEastAsia"/>
+        </w:rPr>
+        <w:t>50KHz)) = 70KHz (not within Nyquist so will not be displayed</w:t>
       </w:r>
     </w:p>
     <w:p>
@@ -7338,11 +7789,33 @@
           <w:rFonts w:eastAsiaTheme="minorEastAsia"/>
         </w:rPr>
       </w:pPr>
+      <w:proofErr w:type="gramStart"/>
       <w:r>
         <w:rPr>
           <w:rFonts w:eastAsiaTheme="minorEastAsia"/>
         </w:rPr>
-        <w:t xml:space="preserve">Abs(120KHz – (2)(50KHz)) = </w:t>
+        <w:t>Abs(</w:t>
+      </w:r>
+      <w:proofErr w:type="gramEnd"/>
+      <w:r>
+        <w:rPr>
+          <w:rFonts w:eastAsiaTheme="minorEastAsia"/>
+        </w:rPr>
+        <w:t>120KHz – (</w:t>
+      </w:r>
+      <w:proofErr w:type="gramStart"/>
+      <w:r>
+        <w:rPr>
+          <w:rFonts w:eastAsiaTheme="minorEastAsia"/>
+        </w:rPr>
+        <w:t>2)(</w:t>
+      </w:r>
+      <w:proofErr w:type="gramEnd"/>
+      <w:r>
+        <w:rPr>
+          <w:rFonts w:eastAsiaTheme="minorEastAsia"/>
+        </w:rPr>
+        <w:t xml:space="preserve">50KHz)) = </w:t>
       </w:r>
       <w:r>
         <w:rPr>
@@ -7404,11 +7877,33 @@
           <w:rFonts w:eastAsiaTheme="minorEastAsia"/>
         </w:rPr>
       </w:pPr>
+      <w:proofErr w:type="gramStart"/>
       <w:r>
         <w:rPr>
           <w:rFonts w:eastAsiaTheme="minorEastAsia"/>
         </w:rPr>
-        <w:t>Abs(90KHz – (1)(50KHz)) = 40KHz (not within Nyquist so will not be displayed</w:t>
+        <w:t>Abs(</w:t>
+      </w:r>
+      <w:proofErr w:type="gramEnd"/>
+      <w:r>
+        <w:rPr>
+          <w:rFonts w:eastAsiaTheme="minorEastAsia"/>
+        </w:rPr>
+        <w:t>90KHz – (</w:t>
+      </w:r>
+      <w:proofErr w:type="gramStart"/>
+      <w:r>
+        <w:rPr>
+          <w:rFonts w:eastAsiaTheme="minorEastAsia"/>
+        </w:rPr>
+        <w:t>1)(</w:t>
+      </w:r>
+      <w:proofErr w:type="gramEnd"/>
+      <w:r>
+        <w:rPr>
+          <w:rFonts w:eastAsiaTheme="minorEastAsia"/>
+        </w:rPr>
+        <w:t>50KHz)) = 40KHz (not within Nyquist so will not be displayed</w:t>
       </w:r>
     </w:p>
     <w:p>
@@ -7419,11 +7914,33 @@
           <w:rFonts w:eastAsiaTheme="minorEastAsia"/>
         </w:rPr>
       </w:pPr>
+      <w:proofErr w:type="gramStart"/>
       <w:r>
         <w:rPr>
           <w:rFonts w:eastAsiaTheme="minorEastAsia"/>
         </w:rPr>
-        <w:t xml:space="preserve">Abs(90KHz – (2)(50KHz)) = </w:t>
+        <w:t>Abs(</w:t>
+      </w:r>
+      <w:proofErr w:type="gramEnd"/>
+      <w:r>
+        <w:rPr>
+          <w:rFonts w:eastAsiaTheme="minorEastAsia"/>
+        </w:rPr>
+        <w:t>90KHz – (</w:t>
+      </w:r>
+      <w:proofErr w:type="gramStart"/>
+      <w:r>
+        <w:rPr>
+          <w:rFonts w:eastAsiaTheme="minorEastAsia"/>
+        </w:rPr>
+        <w:t>2)(</w:t>
+      </w:r>
+      <w:proofErr w:type="gramEnd"/>
+      <w:r>
+        <w:rPr>
+          <w:rFonts w:eastAsiaTheme="minorEastAsia"/>
+        </w:rPr>
+        <w:t xml:space="preserve">50KHz)) = </w:t>
       </w:r>
       <w:r>
         <w:rPr>
@@ -7487,11 +8004,33 @@
           <w:bCs/>
         </w:rPr>
       </w:pPr>
+      <w:proofErr w:type="gramStart"/>
       <w:r>
         <w:rPr>
           <w:rFonts w:eastAsiaTheme="minorEastAsia"/>
         </w:rPr>
-        <w:t xml:space="preserve">Abs(35KHz – (1)(50KHz)) = </w:t>
+        <w:t>Abs(</w:t>
+      </w:r>
+      <w:proofErr w:type="gramEnd"/>
+      <w:r>
+        <w:rPr>
+          <w:rFonts w:eastAsiaTheme="minorEastAsia"/>
+        </w:rPr>
+        <w:t>35KHz – (</w:t>
+      </w:r>
+      <w:proofErr w:type="gramStart"/>
+      <w:r>
+        <w:rPr>
+          <w:rFonts w:eastAsiaTheme="minorEastAsia"/>
+        </w:rPr>
+        <w:t>1)(</w:t>
+      </w:r>
+      <w:proofErr w:type="gramEnd"/>
+      <w:r>
+        <w:rPr>
+          <w:rFonts w:eastAsiaTheme="minorEastAsia"/>
+        </w:rPr>
+        <w:t xml:space="preserve">50KHz)) = </w:t>
       </w:r>
       <w:r>
         <w:rPr>
@@ -7560,130 +8099,144 @@
         <w:rPr>
           <w:rFonts w:eastAsiaTheme="minorEastAsia"/>
         </w:rPr>
+        <w:t xml:space="preserve">reject frequencies above the </w:t>
+      </w:r>
+      <w:r>
+        <w:rPr>
+          <w:rFonts w:eastAsiaTheme="minorEastAsia"/>
+        </w:rPr>
+        <w:t>implemented</w:t>
+      </w:r>
+      <w:r>
+        <w:rPr>
+          <w:rFonts w:eastAsiaTheme="minorEastAsia"/>
+        </w:rPr>
+        <w:t xml:space="preserve"> sampling ra</w:t>
+      </w:r>
+      <w:r>
+        <w:rPr>
+          <w:rFonts w:eastAsiaTheme="minorEastAsia"/>
+        </w:rPr>
+        <w:t xml:space="preserve">te.  </w:t>
+      </w:r>
+      <w:r>
+        <w:rPr>
+          <w:rFonts w:eastAsiaTheme="minorEastAsia"/>
+        </w:rPr>
+        <w:t xml:space="preserve">As can be seen from the spectral plots </w:t>
+      </w:r>
+      <w:r>
+        <w:rPr>
+          <w:rFonts w:eastAsiaTheme="minorEastAsia"/>
+        </w:rPr>
+        <w:t>below,</w:t>
+      </w:r>
+      <w:r>
+        <w:rPr>
+          <w:rFonts w:eastAsiaTheme="minorEastAsia"/>
+        </w:rPr>
+        <w:t xml:space="preserve"> the local oscillator created spectral energy beyond both the implemented and </w:t>
+      </w:r>
+      <w:r>
+        <w:rPr>
+          <w:rFonts w:eastAsiaTheme="minorEastAsia"/>
+        </w:rPr>
+        <w:t>(</w:t>
+      </w:r>
+      <w:r>
+        <w:rPr>
+          <w:rFonts w:eastAsiaTheme="minorEastAsia"/>
+        </w:rPr>
+        <w:t>initially</w:t>
+      </w:r>
+      <w:r>
+        <w:rPr>
+          <w:rFonts w:eastAsiaTheme="minorEastAsia"/>
+        </w:rPr>
+        <w:t>)</w:t>
+      </w:r>
+      <w:r>
+        <w:rPr>
+          <w:rFonts w:eastAsiaTheme="minorEastAsia"/>
+        </w:rPr>
+        <w:t xml:space="preserve"> intended sample rate.  That energy is </w:t>
+      </w:r>
+      <w:r>
+        <w:rPr>
+          <w:rFonts w:eastAsiaTheme="minorEastAsia"/>
+        </w:rPr>
+        <w:t>believed</w:t>
+      </w:r>
+      <w:r>
+        <w:rPr>
+          <w:rFonts w:eastAsiaTheme="minorEastAsia"/>
+        </w:rPr>
+        <w:t xml:space="preserve"> to have been caused by the </w:t>
+      </w:r>
+      <w:r>
+        <w:rPr>
+          <w:rFonts w:eastAsiaTheme="minorEastAsia"/>
+        </w:rPr>
+        <w:t>clipping</w:t>
+      </w:r>
+      <w:r>
+        <w:rPr>
+          <w:rFonts w:eastAsiaTheme="minorEastAsia"/>
+        </w:rPr>
+        <w:t xml:space="preserve"> diodes in the feedback circuit.  </w:t>
+      </w:r>
+      <w:r>
+        <w:rPr>
+          <w:rFonts w:eastAsiaTheme="minorEastAsia"/>
+        </w:rPr>
+        <w:t>This phenomenon was observed with the device operating in Signal Spectrum Mode with the local oscillator tuned within the Nyquist range.</w:t>
+      </w:r>
+      <w:r>
+        <w:rPr>
+          <w:rFonts w:eastAsiaTheme="minorEastAsia"/>
+        </w:rPr>
+        <w:t xml:space="preserve">  </w:t>
+      </w:r>
+      <w:r>
+        <w:rPr>
+          <w:rFonts w:eastAsiaTheme="minorEastAsia"/>
+        </w:rPr>
+        <w:t>As demonstrated below, there was higher-frequency content present in the Wien Bridge oscillator beyond the desired fundamental</w:t>
+      </w:r>
+      <w:proofErr w:type="gramStart"/>
+      <w:r>
+        <w:rPr>
+          <w:rFonts w:eastAsiaTheme="minorEastAsia"/>
+        </w:rPr>
+        <w:t xml:space="preserve">. </w:t>
+      </w:r>
+      <w:proofErr w:type="gramEnd"/>
+      <w:r>
+        <w:rPr>
+          <w:rFonts w:eastAsiaTheme="minorEastAsia"/>
+        </w:rPr>
+        <w:t>Because the anti-aliasing filter cutoff frequency was set too high, those higher-frequency components were allowed to reach the ADC and were subsequently manifested in the displayed spectrum.</w:t>
+      </w:r>
+    </w:p>
+    <w:p>
+      <w:pPr>
+        <w:jc w:val="both"/>
+      </w:pPr>
+    </w:p>
+    <w:p>
+      <w:pPr>
+        <w:jc w:val="both"/>
+      </w:pPr>
+    </w:p>
+    <w:p>
+      <w:pPr>
+        <w:jc w:val="both"/>
+      </w:pPr>
+      <w:r>
+        <w:rPr>
+          <w:noProof/>
+        </w:rPr>
         <w:lastRenderedPageBreak/>
-        <w:t xml:space="preserve">reject frequencies above the </w:t>
-      </w:r>
-      <w:r>
-        <w:rPr>
-          <w:rFonts w:eastAsiaTheme="minorEastAsia"/>
-        </w:rPr>
-        <w:t>implemented</w:t>
-      </w:r>
-      <w:r>
-        <w:rPr>
-          <w:rFonts w:eastAsiaTheme="minorEastAsia"/>
-        </w:rPr>
-        <w:t xml:space="preserve"> sampling ra</w:t>
-      </w:r>
-      <w:r>
-        <w:rPr>
-          <w:rFonts w:eastAsiaTheme="minorEastAsia"/>
-        </w:rPr>
-        <w:t xml:space="preserve">te.  </w:t>
-      </w:r>
-      <w:r>
-        <w:rPr>
-          <w:rFonts w:eastAsiaTheme="minorEastAsia"/>
-        </w:rPr>
-        <w:t xml:space="preserve">As can be seen from the spectral plots </w:t>
-      </w:r>
-      <w:r>
-        <w:rPr>
-          <w:rFonts w:eastAsiaTheme="minorEastAsia"/>
-        </w:rPr>
-        <w:t>below,</w:t>
-      </w:r>
-      <w:r>
-        <w:rPr>
-          <w:rFonts w:eastAsiaTheme="minorEastAsia"/>
-        </w:rPr>
-        <w:t xml:space="preserve"> the local oscillator created spectral energy beyond both the implemented and </w:t>
-      </w:r>
-      <w:r>
-        <w:rPr>
-          <w:rFonts w:eastAsiaTheme="minorEastAsia"/>
-        </w:rPr>
-        <w:t>(</w:t>
-      </w:r>
-      <w:r>
-        <w:rPr>
-          <w:rFonts w:eastAsiaTheme="minorEastAsia"/>
-        </w:rPr>
-        <w:t>initially</w:t>
-      </w:r>
-      <w:r>
-        <w:rPr>
-          <w:rFonts w:eastAsiaTheme="minorEastAsia"/>
-        </w:rPr>
-        <w:t>)</w:t>
-      </w:r>
-      <w:r>
-        <w:rPr>
-          <w:rFonts w:eastAsiaTheme="minorEastAsia"/>
-        </w:rPr>
-        <w:t xml:space="preserve"> intended sample rate.  That energy is </w:t>
-      </w:r>
-      <w:r>
-        <w:rPr>
-          <w:rFonts w:eastAsiaTheme="minorEastAsia"/>
-        </w:rPr>
-        <w:t>believed</w:t>
-      </w:r>
-      <w:r>
-        <w:rPr>
-          <w:rFonts w:eastAsiaTheme="minorEastAsia"/>
-        </w:rPr>
-        <w:t xml:space="preserve"> to have been caused by the </w:t>
-      </w:r>
-      <w:r>
-        <w:rPr>
-          <w:rFonts w:eastAsiaTheme="minorEastAsia"/>
-        </w:rPr>
-        <w:t>clipping</w:t>
-      </w:r>
-      <w:r>
-        <w:rPr>
-          <w:rFonts w:eastAsiaTheme="minorEastAsia"/>
-        </w:rPr>
-        <w:t xml:space="preserve"> diodes in the feedback circuit.  </w:t>
-      </w:r>
-      <w:r>
-        <w:rPr>
-          <w:rFonts w:eastAsiaTheme="minorEastAsia"/>
-        </w:rPr>
-        <w:t>This phenomenon was observed with the device operating in Signal Spectrum Mode with the local oscillator tuned within the Nyquist range.</w:t>
-      </w:r>
-      <w:r>
-        <w:rPr>
-          <w:rFonts w:eastAsiaTheme="minorEastAsia"/>
-        </w:rPr>
-        <w:t xml:space="preserve">  </w:t>
-      </w:r>
-      <w:r>
-        <w:rPr>
-          <w:rFonts w:eastAsiaTheme="minorEastAsia"/>
-        </w:rPr>
-        <w:t>As demonstrated below, there was higher-frequency content present in the Wien Bridge oscillator beyond the desired fundamental. Because the anti-aliasing filter cutoff frequency was set too high, those higher-frequency components were allowed to reach the ADC and were subsequently manifested in the displayed spectrum.</w:t>
-      </w:r>
-    </w:p>
-    <w:p>
-      <w:pPr>
-        <w:jc w:val="both"/>
-      </w:pPr>
-    </w:p>
-    <w:p>
-      <w:pPr>
-        <w:jc w:val="both"/>
-      </w:pPr>
-    </w:p>
-    <w:p>
-      <w:pPr>
-        <w:jc w:val="both"/>
-      </w:pPr>
-      <w:r>
-        <w:rPr>
-          <w:noProof/>
-        </w:rPr>
         <w:drawing>
           <wp:inline distT="0" distB="0" distL="0" distR="0" wp14:anchorId="55770728" wp14:editId="6AF6A730">
             <wp:extent cx="5934075" cy="5638800"/>
@@ -7846,7 +8399,7 @@
       <w:pPr>
         <w:pStyle w:val="Heading2"/>
       </w:pPr>
-      <w:bookmarkStart w:id="20" w:name="_Toc224490920"/>
+      <w:bookmarkStart w:id="20" w:name="_Toc224704994"/>
       <w:r>
         <w:t xml:space="preserve">SIZE </w:t>
       </w:r>
@@ -8032,7 +8585,7 @@
       <w:pPr>
         <w:pStyle w:val="Heading2"/>
       </w:pPr>
-      <w:bookmarkStart w:id="21" w:name="_Toc224490921"/>
+      <w:bookmarkStart w:id="21" w:name="_Toc224704995"/>
       <w:r>
         <w:t>WINDOW FUNCTION:</w:t>
       </w:r>
@@ -8095,7 +8648,15 @@
         <w:t xml:space="preserve"> the</w:t>
       </w:r>
       <w:r>
-        <w:t xml:space="preserve"> sample data.  As the frame to frame </w:t>
+        <w:t xml:space="preserve"> sample data.  As the </w:t>
+      </w:r>
+      <w:proofErr w:type="gramStart"/>
+      <w:r>
+        <w:t>frame to frame</w:t>
+      </w:r>
+      <w:proofErr w:type="gramEnd"/>
+      <w:r>
+        <w:t xml:space="preserve"> </w:t>
       </w:r>
       <w:r>
         <w:t>transition</w:t>
@@ -8104,7 +8665,15 @@
         <w:t xml:space="preserve"> does not repeat, the window </w:t>
       </w:r>
       <w:r>
-        <w:t xml:space="preserve">function tapers the beginning and end of the sampled data so the FFT does not see a </w:t>
+        <w:t xml:space="preserve">function tapers the beginning and end of the sampled </w:t>
+      </w:r>
+      <w:proofErr w:type="gramStart"/>
+      <w:r>
+        <w:t>data</w:t>
+      </w:r>
+      <w:proofErr w:type="gramEnd"/>
+      <w:r>
+        <w:t xml:space="preserve"> so the FFT does not see a </w:t>
       </w:r>
       <w:r>
         <w:t xml:space="preserve">spike / discontinuity / </w:t>
@@ -8162,7 +8731,15 @@
         <w:t>to choose from.  T</w:t>
       </w:r>
       <w:r>
-        <w:t>his project uses the Hanning Window</w:t>
+        <w:t xml:space="preserve">his project uses </w:t>
+      </w:r>
+      <w:proofErr w:type="gramStart"/>
+      <w:r>
+        <w:t>the Hanning</w:t>
+      </w:r>
+      <w:proofErr w:type="gramEnd"/>
+      <w:r>
+        <w:t xml:space="preserve"> Window</w:t>
       </w:r>
       <w:r>
         <w:t>.  Computationally the Hanning Window:</w:t>
@@ -8333,11 +8910,19 @@
           <w:rFonts w:eastAsiaTheme="minorEastAsia"/>
         </w:rPr>
       </w:pPr>
+      <w:proofErr w:type="gramStart"/>
       <w:r>
         <w:rPr>
           <w:rFonts w:eastAsiaTheme="minorEastAsia"/>
         </w:rPr>
-        <w:t>Window[Index] = Window Index Coefficient</w:t>
+        <w:t>Window[</w:t>
+      </w:r>
+      <w:proofErr w:type="gramEnd"/>
+      <w:r>
+        <w:rPr>
+          <w:rFonts w:eastAsiaTheme="minorEastAsia"/>
+        </w:rPr>
+        <w:t>Index] = Window Index Coefficient</w:t>
       </w:r>
     </w:p>
     <w:p>
@@ -8575,7 +9160,7 @@
       <w:pPr>
         <w:pStyle w:val="Heading2"/>
       </w:pPr>
-      <w:bookmarkStart w:id="22" w:name="_Toc224490922"/>
+      <w:bookmarkStart w:id="22" w:name="_Toc224704996"/>
       <w:r>
         <w:t>SAMPLE JITTER – THE PHASE ERROR:</w:t>
       </w:r>
@@ -8591,8 +9176,13 @@
       <w:r>
         <w:t xml:space="preserve">fundamentally caused by </w:t>
       </w:r>
-      <w:r>
-        <w:t xml:space="preserve">sample to sample </w:t>
+      <w:proofErr w:type="gramStart"/>
+      <w:r>
+        <w:t>sample to sample</w:t>
+      </w:r>
+      <w:proofErr w:type="gramEnd"/>
+      <w:r>
+        <w:t xml:space="preserve"> </w:t>
       </w:r>
       <w:r>
         <w:t>timing variations (jitter)</w:t>
@@ -8721,7 +9311,7 @@
       <w:pPr>
         <w:pStyle w:val="Heading2"/>
       </w:pPr>
-      <w:bookmarkStart w:id="23" w:name="_Toc224490923"/>
+      <w:bookmarkStart w:id="23" w:name="_Toc224704997"/>
       <w:r>
         <w:t>HARMONICS:</w:t>
       </w:r>
@@ -8738,7 +9328,15 @@
         <w:t>impact waveform shape</w:t>
       </w:r>
       <w:r>
-        <w:t>.  The FFT reveals that shape change as harmonic energy.</w:t>
+        <w:t xml:space="preserve">.  The FFT reveals that shape </w:t>
+      </w:r>
+      <w:proofErr w:type="gramStart"/>
+      <w:r>
+        <w:t>change</w:t>
+      </w:r>
+      <w:proofErr w:type="gramEnd"/>
+      <w:r>
+        <w:t xml:space="preserve"> as harmonic energy.</w:t>
       </w:r>
       <w:r>
         <w:t xml:space="preserve">  Lastly, any given waveform can be </w:t>
@@ -8772,7 +9370,15 @@
         <w:t xml:space="preserve"> </w:t>
       </w:r>
       <w:r>
-        <w:t xml:space="preserve">In this case, the top and bottom halves of the waveform look the same. </w:t>
+        <w:t xml:space="preserve">In this case, the top and bottom halves of the waveform </w:t>
+      </w:r>
+      <w:proofErr w:type="gramStart"/>
+      <w:r>
+        <w:t>look</w:t>
+      </w:r>
+      <w:proofErr w:type="gramEnd"/>
+      <w:r>
+        <w:t xml:space="preserve"> the same. </w:t>
       </w:r>
       <w:r>
         <w:t xml:space="preserve"> </w:t>
@@ -8990,7 +9596,15 @@
         <w:t>This operation affects only the DC component (FFT Bin 0) and does not alter the harmonic content of the signal.</w:t>
       </w:r>
       <w:r>
-        <w:t xml:space="preserve">  For this reason I do not display bin 0.</w:t>
+        <w:t xml:space="preserve">  For this </w:t>
+      </w:r>
+      <w:proofErr w:type="gramStart"/>
+      <w:r>
+        <w:t>reason</w:t>
+      </w:r>
+      <w:proofErr w:type="gramEnd"/>
+      <w:r>
+        <w:t xml:space="preserve"> I do not display bin 0.</w:t>
       </w:r>
       <w:r>
         <w:t xml:space="preserve">  </w:t>
@@ -9376,7 +9990,24 @@
         <w:jc w:val="both"/>
       </w:pPr>
       <w:r>
-        <w:t>Not within scope for phase 1 is a THD calculation, but it is intended for phase 2.</w:t>
+        <w:t xml:space="preserve">Not achievable </w:t>
+      </w:r>
+      <w:r>
+        <w:t>within phase 1</w:t>
+      </w:r>
+      <w:r>
+        <w:t xml:space="preserve"> because of the aliasing effects distorts heavily the </w:t>
+      </w:r>
+      <w:proofErr w:type="gramStart"/>
+      <w:r>
+        <w:t>calculation</w:t>
+      </w:r>
+      <w:r>
+        <w:t>, but</w:t>
+      </w:r>
+      <w:proofErr w:type="gramEnd"/>
+      <w:r>
+        <w:t xml:space="preserve"> is intended for phase 2.</w:t>
       </w:r>
     </w:p>
     <w:p>
@@ -9388,7 +10019,7 @@
       <w:pPr>
         <w:pStyle w:val="Heading1"/>
       </w:pPr>
-      <w:bookmarkStart w:id="24" w:name="_Toc224490924"/>
+      <w:bookmarkStart w:id="24" w:name="_Toc224704998"/>
       <w:r>
         <w:t>PHYSICAL CONTROLS:</w:t>
       </w:r>
@@ -9513,8 +10144,13 @@
         <w:jc w:val="both"/>
       </w:pPr>
       <w:r>
-        <w:t>SW2: SELECT: Selects the next audio track</w:t>
-      </w:r>
+        <w:t xml:space="preserve">SW2: SELECT: Selects the next audio </w:t>
+      </w:r>
+      <w:proofErr w:type="gramStart"/>
+      <w:r>
+        <w:t>track</w:t>
+      </w:r>
+      <w:proofErr w:type="gramEnd"/>
     </w:p>
     <w:p>
       <w:pPr>
@@ -9526,8 +10162,13 @@
         <w:jc w:val="both"/>
       </w:pPr>
       <w:r>
-        <w:t>SW3: STOP: Stop playing audio</w:t>
-      </w:r>
+        <w:t xml:space="preserve">SW3: STOP: Stop playing </w:t>
+      </w:r>
+      <w:proofErr w:type="gramStart"/>
+      <w:r>
+        <w:t>audio</w:t>
+      </w:r>
+      <w:proofErr w:type="gramEnd"/>
     </w:p>
     <w:p>
       <w:pPr>
@@ -9539,8 +10180,13 @@
         <w:jc w:val="both"/>
       </w:pPr>
       <w:r>
-        <w:t>SW4: PAUSE: Pause the present audio playback</w:t>
-      </w:r>
+        <w:t xml:space="preserve">SW4: PAUSE: Pause the present audio </w:t>
+      </w:r>
+      <w:proofErr w:type="gramStart"/>
+      <w:r>
+        <w:t>playback</w:t>
+      </w:r>
+      <w:proofErr w:type="gramEnd"/>
     </w:p>
     <w:p>
       <w:pPr>
@@ -9552,8 +10198,14 @@
         <w:jc w:val="both"/>
       </w:pPr>
       <w:r>
-        <w:t>SW5: PLAY: Play the selected track</w:t>
-      </w:r>
+        <w:lastRenderedPageBreak/>
+        <w:t xml:space="preserve">SW5: PLAY: Play the selected </w:t>
+      </w:r>
+      <w:proofErr w:type="gramStart"/>
+      <w:r>
+        <w:t>track</w:t>
+      </w:r>
+      <w:proofErr w:type="gramEnd"/>
     </w:p>
     <w:p>
       <w:pPr>
@@ -9568,7 +10220,6 @@
           <w:b/>
           <w:bCs/>
         </w:rPr>
-        <w:lastRenderedPageBreak/>
         <w:t>SIGNAL</w:t>
       </w:r>
       <w:r>
@@ -9609,8 +10260,13 @@
         <w:jc w:val="both"/>
       </w:pPr>
       <w:r>
-        <w:t>SW2: SELECT: Selects between local oscillator and external BNC</w:t>
-      </w:r>
+        <w:t xml:space="preserve">SW2: SELECT: Selects between local oscillator and external </w:t>
+      </w:r>
+      <w:proofErr w:type="gramStart"/>
+      <w:r>
+        <w:t>BNC</w:t>
+      </w:r>
+      <w:proofErr w:type="gramEnd"/>
     </w:p>
     <w:p>
       <w:pPr>
@@ -9625,7 +10281,19 @@
         <w:t>**</w:t>
       </w:r>
       <w:r>
-        <w:t>*As the observable BW is only 12.5KHz, ¼ that of the original objective for phase 1</w:t>
+        <w:t xml:space="preserve">*As the observable BW is only </w:t>
+      </w:r>
+      <w:r>
+        <w:t>25</w:t>
+      </w:r>
+      <w:r>
+        <w:t xml:space="preserve">KHz, </w:t>
+      </w:r>
+      <w:r>
+        <w:t>1/2</w:t>
+      </w:r>
+      <w:r>
+        <w:t xml:space="preserve"> that of the original objective for phase 1</w:t>
       </w:r>
       <w:r>
         <w:t xml:space="preserve">, </w:t>
@@ -9646,9 +10314,11 @@
       <w:pPr>
         <w:pStyle w:val="Heading1"/>
       </w:pPr>
+      <w:bookmarkStart w:id="25" w:name="_Toc224704999"/>
       <w:r>
         <w:t>BOOT LOADER:</w:t>
       </w:r>
+      <w:bookmarkEnd w:id="25"/>
     </w:p>
     <w:p>
       <w:pPr>
@@ -9658,7 +10328,10 @@
         <w:t xml:space="preserve">As with everything else, the bootloader process is made more complex with an FPGA.  </w:t>
       </w:r>
       <w:r>
-        <w:t xml:space="preserve">Every FPGA application requires a bootloader.  You cannot just program the FLASH.  </w:t>
+        <w:t>Every</w:t>
+      </w:r>
+      <w:r>
+        <w:t xml:space="preserve"> FPGA application requires a bootloader.  You cannot just program the FLASH.  </w:t>
       </w:r>
       <w:r>
         <w:t xml:space="preserve">Unlike a </w:t>
@@ -9708,7 +10381,27 @@
         <w:t>µSD</w:t>
       </w:r>
       <w:r>
-        <w:t xml:space="preserve">, given the flexibility of changing the application just by changing the inserted </w:t>
+        <w:t xml:space="preserve">, </w:t>
+      </w:r>
+      <w:r>
+        <w:t xml:space="preserve">with the </w:t>
+      </w:r>
+      <w:r>
+        <w:t>µSD</w:t>
+      </w:r>
+      <w:r>
+        <w:t xml:space="preserve"> </w:t>
+      </w:r>
+      <w:proofErr w:type="gramStart"/>
+      <w:r>
+        <w:t xml:space="preserve">providing </w:t>
+      </w:r>
+      <w:r>
+        <w:t xml:space="preserve"> the</w:t>
+      </w:r>
+      <w:proofErr w:type="gramEnd"/>
+      <w:r>
+        <w:t xml:space="preserve"> flexibility of changing the application just by changing the inserted </w:t>
       </w:r>
       <w:r>
         <w:t>µS</w:t>
@@ -9736,7 +10429,7 @@
         <w:t xml:space="preserve">This external FLASH though large, and can be larger still, holds far more than the application image.  </w:t>
       </w:r>
       <w:r>
-        <w:t>In this case, c</w:t>
+        <w:t>C</w:t>
       </w:r>
       <w:r>
         <w:t xml:space="preserve">ontained within the external </w:t>
@@ -9764,7 +10457,24 @@
         <w:jc w:val="both"/>
       </w:pPr>
       <w:r>
-        <w:t>Hardware Image (.bit)</w:t>
+        <w:t>Hardware Image</w:t>
+      </w:r>
+      <w:r>
+        <w:t xml:space="preserve"> / Hardware bitstream</w:t>
+      </w:r>
+      <w:r>
+        <w:t xml:space="preserve"> (</w:t>
+      </w:r>
+      <w:proofErr w:type="spellStart"/>
+      <w:r>
+        <w:t>BD_Softcore_SA_wrapper</w:t>
+      </w:r>
+      <w:r>
+        <w:t>.bit</w:t>
+      </w:r>
+      <w:proofErr w:type="spellEnd"/>
+      <w:r>
+        <w:t>)</w:t>
       </w:r>
     </w:p>
     <w:p>
@@ -9777,7 +10487,21 @@
         <w:jc w:val="both"/>
       </w:pPr>
       <w:r>
-        <w:t>Bootloader Image (.elf)</w:t>
+        <w:t>Bootloader Image (</w:t>
+      </w:r>
+      <w:proofErr w:type="spellStart"/>
+      <w:r>
+        <w:t>MB_SSA_BL</w:t>
+      </w:r>
+      <w:r>
+        <w:t>_App</w:t>
+      </w:r>
+      <w:r>
+        <w:t>.elf</w:t>
+      </w:r>
+      <w:proofErr w:type="spellEnd"/>
+      <w:r>
+        <w:t>)</w:t>
       </w:r>
     </w:p>
     <w:p>
@@ -9790,18 +10514,64 @@
         <w:jc w:val="both"/>
       </w:pPr>
       <w:r>
-        <w:t>Application Image (.elf)</w:t>
-      </w:r>
-    </w:p>
-    <w:p>
-      <w:pPr>
-        <w:jc w:val="both"/>
-      </w:pPr>
-    </w:p>
-    <w:p>
-      <w:pPr>
-        <w:jc w:val="both"/>
-      </w:pPr>
+        <w:t>Application Image (</w:t>
+      </w:r>
+      <w:proofErr w:type="spellStart"/>
+      <w:r>
+        <w:t>MB_SSA_App</w:t>
+      </w:r>
+      <w:r>
+        <w:t>.elf</w:t>
+      </w:r>
+      <w:proofErr w:type="spellEnd"/>
+      <w:r>
+        <w:t>)</w:t>
+      </w:r>
+    </w:p>
+    <w:p>
+      <w:pPr>
+        <w:jc w:val="both"/>
+      </w:pPr>
+    </w:p>
+    <w:p>
+      <w:pPr>
+        <w:jc w:val="both"/>
+      </w:pPr>
+      <w:r>
+        <w:t xml:space="preserve">Another key distinction is that a microcontroller </w:t>
+      </w:r>
+      <w:proofErr w:type="spellStart"/>
+      <w:r>
+        <w:t>HW</w:t>
+      </w:r>
+      <w:proofErr w:type="spellEnd"/>
+      <w:r>
+        <w:t xml:space="preserve"> capabilities are fixed.  The FPGA </w:t>
+      </w:r>
+      <w:proofErr w:type="spellStart"/>
+      <w:r>
+        <w:t>HW</w:t>
+      </w:r>
+      <w:proofErr w:type="spellEnd"/>
+      <w:r>
+        <w:t xml:space="preserve"> capabilities are loaded at POR hence the need for the </w:t>
+      </w:r>
+      <w:proofErr w:type="spellStart"/>
+      <w:r>
+        <w:t>HW</w:t>
+      </w:r>
+      <w:proofErr w:type="spellEnd"/>
+      <w:r>
+        <w:t xml:space="preserve"> image.  The </w:t>
+      </w:r>
+      <w:proofErr w:type="spellStart"/>
+      <w:r>
+        <w:t>HW</w:t>
+      </w:r>
+      <w:proofErr w:type="spellEnd"/>
+      <w:r>
+        <w:t xml:space="preserve"> image will typically be several MB depending on complexity (phase 1 image was about 3MB).  </w:t>
+      </w:r>
       <w:r>
         <w:t>At POR the PL is configured</w:t>
       </w:r>
@@ -9832,6 +10602,38 @@
       <w:r>
         <w:t xml:space="preserve">.  Note, if the application is small enough it could also be loaded to LBM. </w:t>
       </w:r>
+      <w:r>
+        <w:t xml:space="preserve"> With the Quad SPI </w:t>
+      </w:r>
+      <w:proofErr w:type="gramStart"/>
+      <w:r>
+        <w:t>Flash</w:t>
+      </w:r>
+      <w:proofErr w:type="gramEnd"/>
+      <w:r>
+        <w:t xml:space="preserve"> the images are “combined” to a common file .</w:t>
+      </w:r>
+      <w:proofErr w:type="spellStart"/>
+      <w:r>
+        <w:t>mcs</w:t>
+      </w:r>
+      <w:proofErr w:type="spellEnd"/>
+      <w:r>
+        <w:t xml:space="preserve"> – </w:t>
+      </w:r>
+      <w:proofErr w:type="gramStart"/>
+      <w:r>
+        <w:t>the .</w:t>
+      </w:r>
+      <w:proofErr w:type="spellStart"/>
+      <w:r>
+        <w:t>mcs</w:t>
+      </w:r>
+      <w:proofErr w:type="spellEnd"/>
+      <w:proofErr w:type="gramEnd"/>
+      <w:r>
+        <w:t xml:space="preserve"> is what is loaded.</w:t>
+      </w:r>
     </w:p>
     <w:p>
       <w:pPr>
@@ -9858,7 +10660,13 @@
         <w:t>µSD</w:t>
       </w:r>
       <w:r>
-        <w:t xml:space="preserve">.  Though more complex, requiring the FAT FS, the process is basically the same, just in three separate files: </w:t>
+        <w:t>.  Though more complex, requiring the FAT FS</w:t>
+      </w:r>
+      <w:r>
+        <w:t xml:space="preserve"> library and file manipulation.  T</w:t>
+      </w:r>
+      <w:r>
+        <w:t xml:space="preserve">he process is basically the same, just in three separate files: </w:t>
       </w:r>
       <w:proofErr w:type="spellStart"/>
       <w:r>
@@ -9900,11 +10708,22 @@
       <w:pPr>
         <w:pStyle w:val="Heading1"/>
       </w:pPr>
-      <w:bookmarkStart w:id="25" w:name="_Toc224490925"/>
-      <w:r>
+      <w:bookmarkStart w:id="26" w:name="_Toc224705000"/>
+      <w:r>
+        <w:lastRenderedPageBreak/>
         <w:t>PHASE 2 LOOK AHEAD:</w:t>
       </w:r>
-      <w:bookmarkEnd w:id="25"/>
+      <w:bookmarkEnd w:id="26"/>
+    </w:p>
+    <w:p>
+      <w:pPr>
+        <w:pStyle w:val="Heading2"/>
+      </w:pPr>
+      <w:bookmarkStart w:id="27" w:name="_Toc224705001"/>
+      <w:r>
+        <w:t>ENHANCEMENTS:</w:t>
+      </w:r>
+      <w:bookmarkEnd w:id="27"/>
     </w:p>
     <w:p>
       <w:pPr>
@@ -9958,7 +10777,6 @@
         <w:jc w:val="both"/>
       </w:pPr>
       <w:r>
-        <w:lastRenderedPageBreak/>
         <w:t>Debounce</w:t>
       </w:r>
     </w:p>
@@ -10001,8 +10819,13 @@
         <w:jc w:val="both"/>
       </w:pPr>
       <w:r>
-        <w:t>ADC IP to Interleave ADCs and FIFO for high speed sampling</w:t>
-      </w:r>
+        <w:t xml:space="preserve">ADC IP to Interleave ADCs and FIFO for high speed </w:t>
+      </w:r>
+      <w:proofErr w:type="gramStart"/>
+      <w:r>
+        <w:t>sampling</w:t>
+      </w:r>
+      <w:proofErr w:type="gramEnd"/>
     </w:p>
     <w:p>
       <w:pPr>
@@ -10074,8 +10897,13 @@
         <w:jc w:val="both"/>
       </w:pPr>
       <w:r>
-        <w:t>Expanded UI control with scroll wheel</w:t>
-      </w:r>
+        <w:t xml:space="preserve">Expanded UI control with scroll </w:t>
+      </w:r>
+      <w:proofErr w:type="gramStart"/>
+      <w:r>
+        <w:t>wheel</w:t>
+      </w:r>
+      <w:proofErr w:type="gramEnd"/>
     </w:p>
     <w:p>
       <w:pPr>
@@ -10105,6 +10933,157 @@
     </w:p>
     <w:p>
       <w:pPr>
+        <w:jc w:val="both"/>
+      </w:pPr>
+    </w:p>
+    <w:p>
+      <w:pPr>
+        <w:pStyle w:val="Heading2"/>
+      </w:pPr>
+      <w:bookmarkStart w:id="28" w:name="_Toc224705002"/>
+      <w:r>
+        <w:t>CORRECTIONS:</w:t>
+      </w:r>
+      <w:bookmarkEnd w:id="28"/>
+    </w:p>
+    <w:p>
+      <w:pPr>
+        <w:pStyle w:val="ListParagraph"/>
+        <w:numPr>
+          <w:ilvl w:val="0"/>
+          <w:numId w:val="39"/>
+        </w:numPr>
+        <w:jc w:val="both"/>
+      </w:pPr>
+      <w:r>
+        <w:t xml:space="preserve">Silk </w:t>
+      </w:r>
+      <w:proofErr w:type="gramStart"/>
+      <w:r>
+        <w:t>screen</w:t>
+      </w:r>
+      <w:proofErr w:type="gramEnd"/>
+      <w:r>
+        <w:t xml:space="preserve"> add dB rating to sound level </w:t>
+      </w:r>
+      <w:proofErr w:type="gramStart"/>
+      <w:r>
+        <w:t>bar</w:t>
+      </w:r>
+      <w:proofErr w:type="gramEnd"/>
+    </w:p>
+    <w:p>
+      <w:pPr>
+        <w:pStyle w:val="ListParagraph"/>
+        <w:numPr>
+          <w:ilvl w:val="0"/>
+          <w:numId w:val="39"/>
+        </w:numPr>
+        <w:jc w:val="both"/>
+      </w:pPr>
+      <w:r>
+        <w:t xml:space="preserve">PCB TH test points match size to probe </w:t>
+      </w:r>
+      <w:proofErr w:type="gramStart"/>
+      <w:r>
+        <w:t>pin</w:t>
+      </w:r>
+      <w:proofErr w:type="gramEnd"/>
+    </w:p>
+    <w:p>
+      <w:pPr>
+        <w:pStyle w:val="ListParagraph"/>
+        <w:numPr>
+          <w:ilvl w:val="0"/>
+          <w:numId w:val="39"/>
+        </w:numPr>
+        <w:jc w:val="both"/>
+      </w:pPr>
+      <w:r>
+        <w:t xml:space="preserve">Remove blocking capacitor at </w:t>
+      </w:r>
+      <w:r>
+        <w:t>anti-</w:t>
+      </w:r>
+      <w:r>
+        <w:t>aliasing</w:t>
+      </w:r>
+      <w:r>
+        <w:t xml:space="preserve"> front end or fix current leakage creating via diodes with no place to go because of blocking </w:t>
+      </w:r>
+      <w:proofErr w:type="gramStart"/>
+      <w:r>
+        <w:t>capacitor</w:t>
+      </w:r>
+      <w:proofErr w:type="gramEnd"/>
+    </w:p>
+    <w:p>
+      <w:pPr>
+        <w:pStyle w:val="ListParagraph"/>
+        <w:numPr>
+          <w:ilvl w:val="0"/>
+          <w:numId w:val="39"/>
+        </w:numPr>
+        <w:jc w:val="both"/>
+      </w:pPr>
+      <w:r>
+        <w:t>Vol</w:t>
+      </w:r>
+      <w:r>
+        <w:t>ume pot footprint and orientation both incorrect</w:t>
+      </w:r>
+    </w:p>
+    <w:p>
+      <w:pPr>
+        <w:pStyle w:val="ListParagraph"/>
+        <w:numPr>
+          <w:ilvl w:val="0"/>
+          <w:numId w:val="39"/>
+        </w:numPr>
+        <w:jc w:val="both"/>
+      </w:pPr>
+      <w:r>
+        <w:t xml:space="preserve">Audio Enable and signal input needs </w:t>
+      </w:r>
+      <w:proofErr w:type="gramStart"/>
+      <w:r>
+        <w:t>pull-down</w:t>
+      </w:r>
+      <w:proofErr w:type="gramEnd"/>
+    </w:p>
+    <w:p>
+      <w:pPr>
+        <w:pStyle w:val="ListParagraph"/>
+        <w:numPr>
+          <w:ilvl w:val="0"/>
+          <w:numId w:val="39"/>
+        </w:numPr>
+        <w:jc w:val="both"/>
+      </w:pPr>
+      <w:r>
+        <w:t xml:space="preserve">Power supply corrections to: 8V SMPS, -5V SMPS, 5V LDO Regulator </w:t>
+      </w:r>
+    </w:p>
+    <w:p>
+      <w:pPr>
+        <w:pStyle w:val="ListParagraph"/>
+        <w:numPr>
+          <w:ilvl w:val="0"/>
+          <w:numId w:val="39"/>
+        </w:numPr>
+        <w:jc w:val="both"/>
+      </w:pPr>
+      <w:r>
+        <w:t xml:space="preserve">Anti-aliasing filter -3dB </w:t>
+      </w:r>
+      <w:proofErr w:type="gramStart"/>
+      <w:r>
+        <w:t>adjusted</w:t>
+      </w:r>
+      <w:proofErr w:type="gramEnd"/>
+    </w:p>
+    <w:p>
+      <w:pPr>
         <w:spacing w:after="160"/>
       </w:pPr>
       <w:r>
@@ -10115,22 +11094,22 @@
       <w:pPr>
         <w:pStyle w:val="Heading1"/>
       </w:pPr>
-      <w:bookmarkStart w:id="26" w:name="_Toc224490926"/>
+      <w:bookmarkStart w:id="29" w:name="_Toc224705003"/>
       <w:r>
         <w:lastRenderedPageBreak/>
         <w:t>TECHNICAL SPECIFICATIONS:</w:t>
       </w:r>
-      <w:bookmarkEnd w:id="26"/>
+      <w:bookmarkEnd w:id="29"/>
     </w:p>
     <w:p>
       <w:pPr>
         <w:pStyle w:val="Heading2"/>
       </w:pPr>
-      <w:bookmarkStart w:id="27" w:name="_Toc224490927"/>
-      <w:r>
-        <w:t>MEASURES</w:t>
-      </w:r>
-      <w:bookmarkEnd w:id="27"/>
+      <w:bookmarkStart w:id="30" w:name="_Toc224705004"/>
+      <w:r>
+        <w:t>ABSOLUTE MAXIMUM RATINGS</w:t>
+      </w:r>
+      <w:bookmarkEnd w:id="30"/>
     </w:p>
     <w:tbl>
       <w:tblPr>
@@ -11376,11 +12355,13 @@
     </w:p>
     <w:p>
       <w:pPr>
-        <w:jc w:val="both"/>
-        <w:rPr>
-          <w:rFonts w:cs="Arial"/>
-        </w:rPr>
-      </w:pPr>
+        <w:pStyle w:val="Heading2"/>
+      </w:pPr>
+      <w:bookmarkStart w:id="31" w:name="_Toc224705005"/>
+      <w:r>
+        <w:t>OPERATIONAL RATINGS:</w:t>
+      </w:r>
+      <w:bookmarkEnd w:id="31"/>
     </w:p>
     <w:tbl>
       <w:tblPr>
@@ -11639,6 +12620,8 @@
               <w:jc w:val="both"/>
               <w:rPr>
                 <w:rFonts w:cs="Arial"/>
+                <w:b/>
+                <w:bCs/>
                 <w:sz w:val="18"/>
                 <w:szCs w:val="18"/>
               </w:rPr>
@@ -11646,6 +12629,8 @@
             <w:r>
               <w:rPr>
                 <w:rFonts w:cs="Arial"/>
+                <w:b/>
+                <w:bCs/>
                 <w:sz w:val="18"/>
                 <w:szCs w:val="18"/>
               </w:rPr>
@@ -12046,6 +13031,8 @@
               <w:jc w:val="both"/>
               <w:rPr>
                 <w:rFonts w:cs="Arial"/>
+                <w:b/>
+                <w:bCs/>
                 <w:sz w:val="18"/>
                 <w:szCs w:val="18"/>
               </w:rPr>
@@ -12053,6 +13040,8 @@
             <w:r>
               <w:rPr>
                 <w:rFonts w:cs="Arial"/>
+                <w:b/>
+                <w:bCs/>
                 <w:sz w:val="18"/>
                 <w:szCs w:val="18"/>
               </w:rPr>
@@ -12061,6 +13050,8 @@
             <w:r>
               <w:rPr>
                 <w:rFonts w:cs="Arial"/>
+                <w:b/>
+                <w:bCs/>
                 <w:sz w:val="18"/>
                 <w:szCs w:val="18"/>
               </w:rPr>
@@ -14199,8 +15190,7 @@
       <w:tr>
         <w:tc>
           <w:tcPr>
-            <w:tcW w:w="9576" w:type="dxa"/>
-            <w:gridSpan w:val="6"/>
+            <w:tcW w:w="3551" w:type="dxa"/>
             <w:tcBorders>
               <w:top w:val="single" w:sz="4" w:space="0" w:color="auto"/>
               <w:left w:val="single" w:sz="4" w:space="0" w:color="auto"/>
@@ -14224,7 +15214,302 @@
                 <w:sz w:val="18"/>
                 <w:szCs w:val="18"/>
               </w:rPr>
-              <w:t>FREQUENCY AND SAMPLE RATE</w:t>
+              <w:t xml:space="preserve">     </w:t>
+            </w:r>
+            <w:r>
+              <w:rPr>
+                <w:rFonts w:cs="Arial"/>
+                <w:sz w:val="18"/>
+                <w:szCs w:val="18"/>
+              </w:rPr>
+              <w:t>FFT Sample Rate</w:t>
+            </w:r>
+          </w:p>
+        </w:tc>
+        <w:tc>
+          <w:tcPr>
+            <w:tcW w:w="3217" w:type="dxa"/>
+            <w:tcBorders>
+              <w:top w:val="single" w:sz="4" w:space="0" w:color="auto"/>
+              <w:left w:val="single" w:sz="4" w:space="0" w:color="auto"/>
+              <w:bottom w:val="single" w:sz="4" w:space="0" w:color="auto"/>
+              <w:right w:val="single" w:sz="4" w:space="0" w:color="auto"/>
+            </w:tcBorders>
+          </w:tcPr>
+          <w:p>
+            <w:pPr>
+              <w:jc w:val="both"/>
+              <w:rPr>
+                <w:rFonts w:cs="Arial"/>
+                <w:sz w:val="18"/>
+                <w:szCs w:val="18"/>
+              </w:rPr>
+            </w:pPr>
+          </w:p>
+        </w:tc>
+        <w:tc>
+          <w:tcPr>
+            <w:tcW w:w="720" w:type="dxa"/>
+            <w:tcBorders>
+              <w:top w:val="single" w:sz="4" w:space="0" w:color="auto"/>
+              <w:left w:val="single" w:sz="4" w:space="0" w:color="auto"/>
+              <w:bottom w:val="single" w:sz="4" w:space="0" w:color="auto"/>
+              <w:right w:val="single" w:sz="4" w:space="0" w:color="auto"/>
+            </w:tcBorders>
+            <w:hideMark/>
+          </w:tcPr>
+          <w:p>
+            <w:pPr>
+              <w:jc w:val="both"/>
+              <w:rPr>
+                <w:rFonts w:cs="Arial"/>
+                <w:sz w:val="16"/>
+                <w:szCs w:val="16"/>
+              </w:rPr>
+            </w:pPr>
+          </w:p>
+        </w:tc>
+        <w:tc>
+          <w:tcPr>
+            <w:tcW w:w="720" w:type="dxa"/>
+            <w:tcBorders>
+              <w:top w:val="single" w:sz="4" w:space="0" w:color="auto"/>
+              <w:left w:val="single" w:sz="4" w:space="0" w:color="auto"/>
+              <w:bottom w:val="single" w:sz="4" w:space="0" w:color="auto"/>
+              <w:right w:val="single" w:sz="4" w:space="0" w:color="auto"/>
+            </w:tcBorders>
+          </w:tcPr>
+          <w:p>
+            <w:pPr>
+              <w:jc w:val="both"/>
+              <w:rPr>
+                <w:rFonts w:cs="Arial"/>
+                <w:sz w:val="16"/>
+                <w:szCs w:val="16"/>
+              </w:rPr>
+            </w:pPr>
+            <w:r>
+              <w:rPr>
+                <w:rFonts w:cs="Arial"/>
+                <w:sz w:val="16"/>
+                <w:szCs w:val="16"/>
+              </w:rPr>
+              <w:t>50</w:t>
+            </w:r>
+          </w:p>
+        </w:tc>
+        <w:tc>
+          <w:tcPr>
+            <w:tcW w:w="720" w:type="dxa"/>
+            <w:tcBorders>
+              <w:top w:val="single" w:sz="4" w:space="0" w:color="auto"/>
+              <w:left w:val="single" w:sz="4" w:space="0" w:color="auto"/>
+              <w:bottom w:val="single" w:sz="4" w:space="0" w:color="auto"/>
+              <w:right w:val="single" w:sz="4" w:space="0" w:color="auto"/>
+            </w:tcBorders>
+          </w:tcPr>
+          <w:p>
+            <w:pPr>
+              <w:jc w:val="both"/>
+              <w:rPr>
+                <w:rFonts w:cs="Arial"/>
+                <w:sz w:val="16"/>
+                <w:szCs w:val="16"/>
+              </w:rPr>
+            </w:pPr>
+          </w:p>
+        </w:tc>
+        <w:tc>
+          <w:tcPr>
+            <w:tcW w:w="648" w:type="dxa"/>
+            <w:tcBorders>
+              <w:top w:val="single" w:sz="4" w:space="0" w:color="auto"/>
+              <w:left w:val="single" w:sz="4" w:space="0" w:color="auto"/>
+              <w:bottom w:val="single" w:sz="4" w:space="0" w:color="auto"/>
+              <w:right w:val="single" w:sz="4" w:space="0" w:color="auto"/>
+            </w:tcBorders>
+            <w:hideMark/>
+          </w:tcPr>
+          <w:p>
+            <w:pPr>
+              <w:jc w:val="both"/>
+              <w:rPr>
+                <w:rFonts w:cs="Arial"/>
+                <w:sz w:val="18"/>
+                <w:szCs w:val="18"/>
+              </w:rPr>
+            </w:pPr>
+            <w:proofErr w:type="spellStart"/>
+            <w:r>
+              <w:rPr>
+                <w:rFonts w:cs="Arial"/>
+                <w:sz w:val="18"/>
+                <w:szCs w:val="18"/>
+              </w:rPr>
+              <w:t>KHz</w:t>
+            </w:r>
+            <w:proofErr w:type="spellEnd"/>
+          </w:p>
+        </w:tc>
+      </w:tr>
+      <w:tr>
+        <w:tc>
+          <w:tcPr>
+            <w:tcW w:w="3551" w:type="dxa"/>
+            <w:tcBorders>
+              <w:top w:val="single" w:sz="4" w:space="0" w:color="auto"/>
+              <w:left w:val="single" w:sz="4" w:space="0" w:color="auto"/>
+              <w:bottom w:val="single" w:sz="4" w:space="0" w:color="auto"/>
+              <w:right w:val="single" w:sz="4" w:space="0" w:color="auto"/>
+            </w:tcBorders>
+          </w:tcPr>
+          <w:p>
+            <w:pPr>
+              <w:jc w:val="both"/>
+              <w:rPr>
+                <w:rFonts w:cs="Arial"/>
+                <w:sz w:val="18"/>
+                <w:szCs w:val="18"/>
+              </w:rPr>
+            </w:pPr>
+            <w:r>
+              <w:rPr>
+                <w:rFonts w:cs="Arial"/>
+                <w:sz w:val="18"/>
+                <w:szCs w:val="18"/>
+              </w:rPr>
+              <w:t xml:space="preserve">     </w:t>
+            </w:r>
+            <w:proofErr w:type="spellStart"/>
+            <w:r>
+              <w:rPr>
+                <w:rFonts w:cs="Arial"/>
+                <w:sz w:val="18"/>
+                <w:szCs w:val="18"/>
+              </w:rPr>
+              <w:t>RBW</w:t>
+            </w:r>
+            <w:proofErr w:type="spellEnd"/>
+          </w:p>
+        </w:tc>
+        <w:tc>
+          <w:tcPr>
+            <w:tcW w:w="3217" w:type="dxa"/>
+            <w:tcBorders>
+              <w:top w:val="single" w:sz="4" w:space="0" w:color="auto"/>
+              <w:left w:val="single" w:sz="4" w:space="0" w:color="auto"/>
+              <w:bottom w:val="single" w:sz="4" w:space="0" w:color="auto"/>
+              <w:right w:val="single" w:sz="4" w:space="0" w:color="auto"/>
+            </w:tcBorders>
+          </w:tcPr>
+          <w:p>
+            <w:pPr>
+              <w:jc w:val="both"/>
+              <w:rPr>
+                <w:rFonts w:cs="Arial"/>
+                <w:sz w:val="18"/>
+                <w:szCs w:val="18"/>
+              </w:rPr>
+            </w:pPr>
+          </w:p>
+        </w:tc>
+        <w:tc>
+          <w:tcPr>
+            <w:tcW w:w="720" w:type="dxa"/>
+            <w:tcBorders>
+              <w:top w:val="single" w:sz="4" w:space="0" w:color="auto"/>
+              <w:left w:val="single" w:sz="4" w:space="0" w:color="auto"/>
+              <w:bottom w:val="single" w:sz="4" w:space="0" w:color="auto"/>
+              <w:right w:val="single" w:sz="4" w:space="0" w:color="auto"/>
+            </w:tcBorders>
+          </w:tcPr>
+          <w:p>
+            <w:pPr>
+              <w:jc w:val="both"/>
+              <w:rPr>
+                <w:rFonts w:cs="Arial"/>
+                <w:sz w:val="16"/>
+                <w:szCs w:val="16"/>
+              </w:rPr>
+            </w:pPr>
+          </w:p>
+        </w:tc>
+        <w:tc>
+          <w:tcPr>
+            <w:tcW w:w="720" w:type="dxa"/>
+            <w:tcBorders>
+              <w:top w:val="single" w:sz="4" w:space="0" w:color="auto"/>
+              <w:left w:val="single" w:sz="4" w:space="0" w:color="auto"/>
+              <w:bottom w:val="single" w:sz="4" w:space="0" w:color="auto"/>
+              <w:right w:val="single" w:sz="4" w:space="0" w:color="auto"/>
+            </w:tcBorders>
+          </w:tcPr>
+          <w:p>
+            <w:pPr>
+              <w:jc w:val="both"/>
+              <w:rPr>
+                <w:rFonts w:cs="Arial"/>
+                <w:sz w:val="16"/>
+                <w:szCs w:val="16"/>
+              </w:rPr>
+            </w:pPr>
+            <w:r>
+              <w:rPr>
+                <w:rFonts w:cs="Arial"/>
+                <w:sz w:val="16"/>
+                <w:szCs w:val="16"/>
+              </w:rPr>
+              <w:t>48.828</w:t>
+            </w:r>
+          </w:p>
+        </w:tc>
+        <w:tc>
+          <w:tcPr>
+            <w:tcW w:w="720" w:type="dxa"/>
+            <w:tcBorders>
+              <w:top w:val="single" w:sz="4" w:space="0" w:color="auto"/>
+              <w:left w:val="single" w:sz="4" w:space="0" w:color="auto"/>
+              <w:bottom w:val="single" w:sz="4" w:space="0" w:color="auto"/>
+              <w:right w:val="single" w:sz="4" w:space="0" w:color="auto"/>
+            </w:tcBorders>
+          </w:tcPr>
+          <w:p>
+            <w:pPr>
+              <w:jc w:val="both"/>
+              <w:rPr>
+                <w:rFonts w:cs="Arial"/>
+                <w:sz w:val="16"/>
+                <w:szCs w:val="16"/>
+              </w:rPr>
+            </w:pPr>
+          </w:p>
+        </w:tc>
+        <w:tc>
+          <w:tcPr>
+            <w:tcW w:w="648" w:type="dxa"/>
+            <w:tcBorders>
+              <w:top w:val="single" w:sz="4" w:space="0" w:color="auto"/>
+              <w:left w:val="single" w:sz="4" w:space="0" w:color="auto"/>
+              <w:bottom w:val="single" w:sz="4" w:space="0" w:color="auto"/>
+              <w:right w:val="single" w:sz="4" w:space="0" w:color="auto"/>
+            </w:tcBorders>
+          </w:tcPr>
+          <w:p>
+            <w:pPr>
+              <w:jc w:val="both"/>
+              <w:rPr>
+                <w:rFonts w:cs="Arial"/>
+                <w:sz w:val="18"/>
+                <w:szCs w:val="18"/>
+              </w:rPr>
+            </w:pPr>
+            <w:r>
+              <w:rPr>
+                <w:rFonts w:cs="Arial"/>
+                <w:sz w:val="18"/>
+                <w:szCs w:val="18"/>
+              </w:rPr>
+              <w:t>Hz</w:t>
             </w:r>
           </w:p>
         </w:tc>
@@ -14258,13 +15543,23 @@
               </w:rPr>
               <w:t xml:space="preserve">     </w:t>
             </w:r>
+            <w:proofErr w:type="spellStart"/>
             <w:r>
               <w:rPr>
                 <w:rFonts w:cs="Arial"/>
                 <w:sz w:val="18"/>
                 <w:szCs w:val="18"/>
               </w:rPr>
-              <w:t>FFT Sample Rate</w:t>
+              <w:t>Aniti-Alasing</w:t>
+            </w:r>
+            <w:proofErr w:type="spellEnd"/>
+            <w:r>
+              <w:rPr>
+                <w:rFonts w:cs="Arial"/>
+                <w:sz w:val="18"/>
+                <w:szCs w:val="18"/>
+              </w:rPr>
+              <w:t xml:space="preserve"> Filter cut-off</w:t>
             </w:r>
           </w:p>
         </w:tc>
@@ -14277,6 +15572,7 @@
               <w:bottom w:val="single" w:sz="4" w:space="0" w:color="auto"/>
               <w:right w:val="single" w:sz="4" w:space="0" w:color="auto"/>
             </w:tcBorders>
+            <w:hideMark/>
           </w:tcPr>
           <w:p>
             <w:pPr>
@@ -14287,6 +15583,14 @@
                 <w:szCs w:val="18"/>
               </w:rPr>
             </w:pPr>
+            <w:r>
+              <w:rPr>
+                <w:rFonts w:cs="Arial"/>
+                <w:sz w:val="18"/>
+                <w:szCs w:val="18"/>
+              </w:rPr>
+              <w:t>-3dB</w:t>
+            </w:r>
           </w:p>
         </w:tc>
         <w:tc>
@@ -14298,7 +15602,6 @@
               <w:bottom w:val="single" w:sz="4" w:space="0" w:color="auto"/>
               <w:right w:val="single" w:sz="4" w:space="0" w:color="auto"/>
             </w:tcBorders>
-            <w:hideMark/>
           </w:tcPr>
           <w:p>
             <w:pPr>
@@ -14336,172 +15639,7 @@
                 <w:sz w:val="16"/>
                 <w:szCs w:val="16"/>
               </w:rPr>
-              <w:t>50</w:t>
-            </w:r>
-          </w:p>
-        </w:tc>
-        <w:tc>
-          <w:tcPr>
-            <w:tcW w:w="720" w:type="dxa"/>
-            <w:tcBorders>
-              <w:top w:val="single" w:sz="4" w:space="0" w:color="auto"/>
-              <w:left w:val="single" w:sz="4" w:space="0" w:color="auto"/>
-              <w:bottom w:val="single" w:sz="4" w:space="0" w:color="auto"/>
-              <w:right w:val="single" w:sz="4" w:space="0" w:color="auto"/>
-            </w:tcBorders>
-          </w:tcPr>
-          <w:p>
-            <w:pPr>
-              <w:jc w:val="both"/>
-              <w:rPr>
-                <w:rFonts w:cs="Arial"/>
-                <w:sz w:val="16"/>
-                <w:szCs w:val="16"/>
-              </w:rPr>
-            </w:pPr>
-          </w:p>
-        </w:tc>
-        <w:tc>
-          <w:tcPr>
-            <w:tcW w:w="648" w:type="dxa"/>
-            <w:tcBorders>
-              <w:top w:val="single" w:sz="4" w:space="0" w:color="auto"/>
-              <w:left w:val="single" w:sz="4" w:space="0" w:color="auto"/>
-              <w:bottom w:val="single" w:sz="4" w:space="0" w:color="auto"/>
-              <w:right w:val="single" w:sz="4" w:space="0" w:color="auto"/>
-            </w:tcBorders>
-            <w:hideMark/>
-          </w:tcPr>
-          <w:p>
-            <w:pPr>
-              <w:jc w:val="both"/>
-              <w:rPr>
-                <w:rFonts w:cs="Arial"/>
-                <w:sz w:val="18"/>
-                <w:szCs w:val="18"/>
-              </w:rPr>
-            </w:pPr>
-            <w:proofErr w:type="spellStart"/>
-            <w:r>
-              <w:rPr>
-                <w:rFonts w:cs="Arial"/>
-                <w:sz w:val="18"/>
-                <w:szCs w:val="18"/>
-              </w:rPr>
-              <w:t>KHz</w:t>
-            </w:r>
-            <w:proofErr w:type="spellEnd"/>
-          </w:p>
-        </w:tc>
-      </w:tr>
-      <w:tr>
-        <w:tc>
-          <w:tcPr>
-            <w:tcW w:w="3551" w:type="dxa"/>
-            <w:tcBorders>
-              <w:top w:val="single" w:sz="4" w:space="0" w:color="auto"/>
-              <w:left w:val="single" w:sz="4" w:space="0" w:color="auto"/>
-              <w:bottom w:val="single" w:sz="4" w:space="0" w:color="auto"/>
-              <w:right w:val="single" w:sz="4" w:space="0" w:color="auto"/>
-            </w:tcBorders>
-          </w:tcPr>
-          <w:p>
-            <w:pPr>
-              <w:jc w:val="both"/>
-              <w:rPr>
-                <w:rFonts w:cs="Arial"/>
-                <w:sz w:val="18"/>
-                <w:szCs w:val="18"/>
-              </w:rPr>
-            </w:pPr>
-            <w:r>
-              <w:rPr>
-                <w:rFonts w:cs="Arial"/>
-                <w:sz w:val="18"/>
-                <w:szCs w:val="18"/>
-              </w:rPr>
-              <w:t xml:space="preserve">     </w:t>
-            </w:r>
-            <w:proofErr w:type="spellStart"/>
-            <w:r>
-              <w:rPr>
-                <w:rFonts w:cs="Arial"/>
-                <w:sz w:val="18"/>
-                <w:szCs w:val="18"/>
-              </w:rPr>
-              <w:t>RBW</w:t>
-            </w:r>
-            <w:proofErr w:type="spellEnd"/>
-          </w:p>
-        </w:tc>
-        <w:tc>
-          <w:tcPr>
-            <w:tcW w:w="3217" w:type="dxa"/>
-            <w:tcBorders>
-              <w:top w:val="single" w:sz="4" w:space="0" w:color="auto"/>
-              <w:left w:val="single" w:sz="4" w:space="0" w:color="auto"/>
-              <w:bottom w:val="single" w:sz="4" w:space="0" w:color="auto"/>
-              <w:right w:val="single" w:sz="4" w:space="0" w:color="auto"/>
-            </w:tcBorders>
-          </w:tcPr>
-          <w:p>
-            <w:pPr>
-              <w:jc w:val="both"/>
-              <w:rPr>
-                <w:rFonts w:cs="Arial"/>
-                <w:sz w:val="18"/>
-                <w:szCs w:val="18"/>
-              </w:rPr>
-            </w:pPr>
-          </w:p>
-        </w:tc>
-        <w:tc>
-          <w:tcPr>
-            <w:tcW w:w="720" w:type="dxa"/>
-            <w:tcBorders>
-              <w:top w:val="single" w:sz="4" w:space="0" w:color="auto"/>
-              <w:left w:val="single" w:sz="4" w:space="0" w:color="auto"/>
-              <w:bottom w:val="single" w:sz="4" w:space="0" w:color="auto"/>
-              <w:right w:val="single" w:sz="4" w:space="0" w:color="auto"/>
-            </w:tcBorders>
-          </w:tcPr>
-          <w:p>
-            <w:pPr>
-              <w:jc w:val="both"/>
-              <w:rPr>
-                <w:rFonts w:cs="Arial"/>
-                <w:sz w:val="16"/>
-                <w:szCs w:val="16"/>
-              </w:rPr>
-            </w:pPr>
-          </w:p>
-        </w:tc>
-        <w:tc>
-          <w:tcPr>
-            <w:tcW w:w="720" w:type="dxa"/>
-            <w:tcBorders>
-              <w:top w:val="single" w:sz="4" w:space="0" w:color="auto"/>
-              <w:left w:val="single" w:sz="4" w:space="0" w:color="auto"/>
-              <w:bottom w:val="single" w:sz="4" w:space="0" w:color="auto"/>
-              <w:right w:val="single" w:sz="4" w:space="0" w:color="auto"/>
-            </w:tcBorders>
-          </w:tcPr>
-          <w:p>
-            <w:pPr>
-              <w:jc w:val="both"/>
-              <w:rPr>
-                <w:rFonts w:cs="Arial"/>
-                <w:sz w:val="16"/>
-                <w:szCs w:val="16"/>
-              </w:rPr>
-            </w:pPr>
-            <w:r>
-              <w:rPr>
-                <w:rFonts w:cs="Arial"/>
-                <w:sz w:val="16"/>
-                <w:szCs w:val="16"/>
-              </w:rPr>
-              <w:t>48.828</w:t>
+              <w:t>329.9</w:t>
             </w:r>
           </w:p>
         </w:tc>
@@ -14545,186 +15683,6 @@
                 <w:szCs w:val="18"/>
               </w:rPr>
             </w:pPr>
-            <w:r>
-              <w:rPr>
-                <w:rFonts w:cs="Arial"/>
-                <w:sz w:val="18"/>
-                <w:szCs w:val="18"/>
-              </w:rPr>
-              <w:t>Hz</w:t>
-            </w:r>
-          </w:p>
-        </w:tc>
-      </w:tr>
-      <w:tr>
-        <w:tc>
-          <w:tcPr>
-            <w:tcW w:w="3551" w:type="dxa"/>
-            <w:tcBorders>
-              <w:top w:val="single" w:sz="4" w:space="0" w:color="auto"/>
-              <w:left w:val="single" w:sz="4" w:space="0" w:color="auto"/>
-              <w:bottom w:val="single" w:sz="4" w:space="0" w:color="auto"/>
-              <w:right w:val="single" w:sz="4" w:space="0" w:color="auto"/>
-            </w:tcBorders>
-            <w:hideMark/>
-          </w:tcPr>
-          <w:p>
-            <w:pPr>
-              <w:jc w:val="both"/>
-              <w:rPr>
-                <w:rFonts w:cs="Arial"/>
-                <w:sz w:val="18"/>
-                <w:szCs w:val="18"/>
-              </w:rPr>
-            </w:pPr>
-            <w:r>
-              <w:rPr>
-                <w:rFonts w:cs="Arial"/>
-                <w:sz w:val="18"/>
-                <w:szCs w:val="18"/>
-              </w:rPr>
-              <w:t xml:space="preserve">     </w:t>
-            </w:r>
-            <w:proofErr w:type="spellStart"/>
-            <w:r>
-              <w:rPr>
-                <w:rFonts w:cs="Arial"/>
-                <w:sz w:val="18"/>
-                <w:szCs w:val="18"/>
-              </w:rPr>
-              <w:t>Aniti-Alasing</w:t>
-            </w:r>
-            <w:proofErr w:type="spellEnd"/>
-            <w:r>
-              <w:rPr>
-                <w:rFonts w:cs="Arial"/>
-                <w:sz w:val="18"/>
-                <w:szCs w:val="18"/>
-              </w:rPr>
-              <w:t xml:space="preserve"> Filter cut-off</w:t>
-            </w:r>
-          </w:p>
-        </w:tc>
-        <w:tc>
-          <w:tcPr>
-            <w:tcW w:w="3217" w:type="dxa"/>
-            <w:tcBorders>
-              <w:top w:val="single" w:sz="4" w:space="0" w:color="auto"/>
-              <w:left w:val="single" w:sz="4" w:space="0" w:color="auto"/>
-              <w:bottom w:val="single" w:sz="4" w:space="0" w:color="auto"/>
-              <w:right w:val="single" w:sz="4" w:space="0" w:color="auto"/>
-            </w:tcBorders>
-            <w:hideMark/>
-          </w:tcPr>
-          <w:p>
-            <w:pPr>
-              <w:jc w:val="both"/>
-              <w:rPr>
-                <w:rFonts w:cs="Arial"/>
-                <w:sz w:val="18"/>
-                <w:szCs w:val="18"/>
-              </w:rPr>
-            </w:pPr>
-            <w:r>
-              <w:rPr>
-                <w:rFonts w:cs="Arial"/>
-                <w:sz w:val="18"/>
-                <w:szCs w:val="18"/>
-              </w:rPr>
-              <w:t>-3dB</w:t>
-            </w:r>
-          </w:p>
-        </w:tc>
-        <w:tc>
-          <w:tcPr>
-            <w:tcW w:w="720" w:type="dxa"/>
-            <w:tcBorders>
-              <w:top w:val="single" w:sz="4" w:space="0" w:color="auto"/>
-              <w:left w:val="single" w:sz="4" w:space="0" w:color="auto"/>
-              <w:bottom w:val="single" w:sz="4" w:space="0" w:color="auto"/>
-              <w:right w:val="single" w:sz="4" w:space="0" w:color="auto"/>
-            </w:tcBorders>
-          </w:tcPr>
-          <w:p>
-            <w:pPr>
-              <w:jc w:val="both"/>
-              <w:rPr>
-                <w:rFonts w:cs="Arial"/>
-                <w:sz w:val="16"/>
-                <w:szCs w:val="16"/>
-              </w:rPr>
-            </w:pPr>
-          </w:p>
-        </w:tc>
-        <w:tc>
-          <w:tcPr>
-            <w:tcW w:w="720" w:type="dxa"/>
-            <w:tcBorders>
-              <w:top w:val="single" w:sz="4" w:space="0" w:color="auto"/>
-              <w:left w:val="single" w:sz="4" w:space="0" w:color="auto"/>
-              <w:bottom w:val="single" w:sz="4" w:space="0" w:color="auto"/>
-              <w:right w:val="single" w:sz="4" w:space="0" w:color="auto"/>
-            </w:tcBorders>
-          </w:tcPr>
-          <w:p>
-            <w:pPr>
-              <w:jc w:val="both"/>
-              <w:rPr>
-                <w:rFonts w:cs="Arial"/>
-                <w:sz w:val="16"/>
-                <w:szCs w:val="16"/>
-              </w:rPr>
-            </w:pPr>
-            <w:r>
-              <w:rPr>
-                <w:rFonts w:cs="Arial"/>
-                <w:sz w:val="16"/>
-                <w:szCs w:val="16"/>
-              </w:rPr>
-              <w:t>329.9</w:t>
-            </w:r>
-          </w:p>
-        </w:tc>
-        <w:tc>
-          <w:tcPr>
-            <w:tcW w:w="720" w:type="dxa"/>
-            <w:tcBorders>
-              <w:top w:val="single" w:sz="4" w:space="0" w:color="auto"/>
-              <w:left w:val="single" w:sz="4" w:space="0" w:color="auto"/>
-              <w:bottom w:val="single" w:sz="4" w:space="0" w:color="auto"/>
-              <w:right w:val="single" w:sz="4" w:space="0" w:color="auto"/>
-            </w:tcBorders>
-          </w:tcPr>
-          <w:p>
-            <w:pPr>
-              <w:jc w:val="both"/>
-              <w:rPr>
-                <w:rFonts w:cs="Arial"/>
-                <w:sz w:val="16"/>
-                <w:szCs w:val="16"/>
-              </w:rPr>
-            </w:pPr>
-          </w:p>
-        </w:tc>
-        <w:tc>
-          <w:tcPr>
-            <w:tcW w:w="648" w:type="dxa"/>
-            <w:tcBorders>
-              <w:top w:val="single" w:sz="4" w:space="0" w:color="auto"/>
-              <w:left w:val="single" w:sz="4" w:space="0" w:color="auto"/>
-              <w:bottom w:val="single" w:sz="4" w:space="0" w:color="auto"/>
-              <w:right w:val="single" w:sz="4" w:space="0" w:color="auto"/>
-            </w:tcBorders>
-          </w:tcPr>
-          <w:p>
-            <w:pPr>
-              <w:jc w:val="both"/>
-              <w:rPr>
-                <w:rFonts w:cs="Arial"/>
-                <w:sz w:val="18"/>
-                <w:szCs w:val="18"/>
-              </w:rPr>
-            </w:pPr>
             <w:proofErr w:type="spellStart"/>
             <w:r>
               <w:rPr>
@@ -14781,7 +15739,7 @@
           <w:noProof/>
         </w:rPr>
       </w:pPr>
-      <w:bookmarkStart w:id="28" w:name="_Toc224490928"/>
+      <w:bookmarkStart w:id="32" w:name="_Toc224705006"/>
       <w:r>
         <w:rPr>
           <w:noProof/>
@@ -14789,7 +15747,7 @@
         <w:lastRenderedPageBreak/>
         <w:t>TIMING</w:t>
       </w:r>
-      <w:bookmarkEnd w:id="28"/>
+      <w:bookmarkEnd w:id="32"/>
       <w:r>
         <w:rPr>
           <w:noProof/>
@@ -14801,11 +15759,11 @@
       <w:pPr>
         <w:pStyle w:val="Heading2"/>
       </w:pPr>
-      <w:bookmarkStart w:id="29" w:name="_Toc224490929"/>
+      <w:bookmarkStart w:id="33" w:name="_Toc224705007"/>
       <w:r>
         <w:t>IO EXPANDERS:</w:t>
       </w:r>
-      <w:bookmarkEnd w:id="29"/>
+      <w:bookmarkEnd w:id="33"/>
     </w:p>
     <w:p>
       <w:pPr>
@@ -14986,51 +15944,67 @@
           <w:sz w:val="16"/>
           <w:szCs w:val="16"/>
         </w:rPr>
-        <w:t>Typical IO Expander 2 generating an IRQ on input (U2.14 GP3 driven high)</w:t>
-      </w:r>
+        <w:t xml:space="preserve">Typical IO Expander 2 generating an IRQ </w:t>
+      </w:r>
+      <w:proofErr w:type="gramStart"/>
       <w:r>
         <w:rPr>
           <w:sz w:val="16"/>
           <w:szCs w:val="16"/>
         </w:rPr>
-        <w:t xml:space="preserve"> (</w:t>
-      </w:r>
-      <w:proofErr w:type="spellStart"/>
+        <w:t>on</w:t>
+      </w:r>
+      <w:proofErr w:type="gramEnd"/>
       <w:r>
         <w:rPr>
           <w:sz w:val="16"/>
           <w:szCs w:val="16"/>
         </w:rPr>
-        <w:t>CLK</w:t>
-      </w:r>
-      <w:proofErr w:type="spellEnd"/>
+        <w:t xml:space="preserve"> input (U2.14 GP3 driven high)</w:t>
+      </w:r>
       <w:r>
         <w:rPr>
           <w:sz w:val="16"/>
           <w:szCs w:val="16"/>
         </w:rPr>
-        <w:t xml:space="preserve"> = 10MHz / Time ≈ 8.9us)</w:t>
-      </w:r>
-    </w:p>
-    <w:p>
-      <w:pPr>
-        <w:spacing w:after="160"/>
+        <w:t xml:space="preserve"> (</w:t>
+      </w:r>
+      <w:proofErr w:type="spellStart"/>
+      <w:r>
         <w:rPr>
           <w:sz w:val="16"/>
           <w:szCs w:val="16"/>
         </w:rPr>
+        <w:t>CLK</w:t>
+      </w:r>
+      <w:proofErr w:type="spellEnd"/>
+      <w:r>
+        <w:rPr>
+          <w:sz w:val="16"/>
+          <w:szCs w:val="16"/>
+        </w:rPr>
+        <w:t xml:space="preserve"> = 10MHz / Time ≈ 8.9us)</w:t>
+      </w:r>
+    </w:p>
+    <w:p>
+      <w:pPr>
+        <w:spacing w:after="160"/>
+        <w:rPr>
+          <w:sz w:val="16"/>
+          <w:szCs w:val="16"/>
+        </w:rPr>
       </w:pPr>
     </w:p>
     <w:p>
       <w:pPr>
         <w:pStyle w:val="Heading2"/>
       </w:pPr>
-      <w:bookmarkStart w:id="30" w:name="_Toc224490930"/>
+      <w:bookmarkStart w:id="34" w:name="_Toc224705008"/>
       <w:r>
         <w:lastRenderedPageBreak/>
         <w:t>DISPLAY (SSD1309 CHIP SET):</w:t>
       </w:r>
-      <w:bookmarkEnd w:id="30"/>
+      <w:bookmarkEnd w:id="34"/>
     </w:p>
     <w:p>
       <w:pPr>
@@ -15109,53 +16083,69 @@
           <w:sz w:val="16"/>
           <w:szCs w:val="16"/>
         </w:rPr>
-        <w:t xml:space="preserve">Typical screen buffer write </w:t>
-      </w:r>
+        <w:t xml:space="preserve">Typical screen buffer </w:t>
+      </w:r>
+      <w:proofErr w:type="gramStart"/>
       <w:r>
         <w:rPr>
           <w:sz w:val="16"/>
           <w:szCs w:val="16"/>
         </w:rPr>
-        <w:t xml:space="preserve">(D/c = Data = 1 / Command = 0) </w:t>
-      </w:r>
+        <w:t>write</w:t>
+      </w:r>
+      <w:proofErr w:type="gramEnd"/>
       <w:r>
         <w:rPr>
           <w:sz w:val="16"/>
           <w:szCs w:val="16"/>
         </w:rPr>
-        <w:t>(</w:t>
-      </w:r>
-      <w:proofErr w:type="spellStart"/>
+        <w:t xml:space="preserve"> </w:t>
+      </w:r>
       <w:r>
         <w:rPr>
           <w:sz w:val="16"/>
           <w:szCs w:val="16"/>
         </w:rPr>
-        <w:t>CLK</w:t>
-      </w:r>
-      <w:proofErr w:type="spellEnd"/>
+        <w:t xml:space="preserve">(D/c = Data = 1 / Command = 0) </w:t>
+      </w:r>
       <w:r>
         <w:rPr>
           <w:sz w:val="16"/>
           <w:szCs w:val="16"/>
         </w:rPr>
-        <w:t xml:space="preserve"> = 10MHz / Time ≈ 3.8ms)</w:t>
-      </w:r>
-    </w:p>
-    <w:p>
-      <w:pPr>
-        <w:spacing w:after="160"/>
+        <w:t>(</w:t>
+      </w:r>
+      <w:proofErr w:type="spellStart"/>
+      <w:r>
         <w:rPr>
           <w:sz w:val="16"/>
           <w:szCs w:val="16"/>
         </w:rPr>
+        <w:t>CLK</w:t>
+      </w:r>
+      <w:proofErr w:type="spellEnd"/>
+      <w:r>
+        <w:rPr>
+          <w:sz w:val="16"/>
+          <w:szCs w:val="16"/>
+        </w:rPr>
+        <w:t xml:space="preserve"> = 10MHz / Time ≈ 3.8ms)</w:t>
+      </w:r>
+    </w:p>
+    <w:p>
+      <w:pPr>
+        <w:spacing w:after="160"/>
+        <w:rPr>
+          <w:sz w:val="16"/>
+          <w:szCs w:val="16"/>
+        </w:rPr>
       </w:pPr>
     </w:p>
     <w:p>
       <w:pPr>
         <w:pStyle w:val="Heading2"/>
       </w:pPr>
-      <w:bookmarkStart w:id="31" w:name="_Toc224490931"/>
+      <w:bookmarkStart w:id="35" w:name="_Toc224705009"/>
       <w:proofErr w:type="spellStart"/>
       <w:r>
         <w:t>uSD</w:t>
@@ -15164,7 +16154,7 @@
       <w:r>
         <w:t xml:space="preserve"> DATA TRANSFER</w:t>
       </w:r>
-      <w:bookmarkEnd w:id="31"/>
+      <w:bookmarkEnd w:id="35"/>
     </w:p>
     <w:p>
       <w:pPr>
@@ -15275,11 +16265,11 @@
       <w:pPr>
         <w:pStyle w:val="Heading2"/>
       </w:pPr>
-      <w:bookmarkStart w:id="32" w:name="_LOCAL_OSCILLATOR_CLIPPING"/>
-      <w:bookmarkStart w:id="33" w:name="_Toc224490932"/>
-      <w:bookmarkStart w:id="34" w:name="_ANTI-ALIASING_FILTER_DISCONTINUITY"/>
-      <w:bookmarkEnd w:id="32"/>
-      <w:bookmarkEnd w:id="34"/>
+      <w:bookmarkStart w:id="36" w:name="_LOCAL_OSCILLATOR_CLIPPING"/>
+      <w:bookmarkStart w:id="37" w:name="_ANTI-ALIASING_FILTER_DISCONTINUITY"/>
+      <w:bookmarkStart w:id="38" w:name="_Toc224705010"/>
+      <w:bookmarkEnd w:id="36"/>
+      <w:bookmarkEnd w:id="37"/>
       <w:r>
         <w:lastRenderedPageBreak/>
         <w:t>ANTI-ALIASING FILTER DISCONTINUITY</w:t>
@@ -15287,7 +16277,7 @@
       <w:r>
         <w:t xml:space="preserve"> AT THE 0V:</w:t>
       </w:r>
-      <w:bookmarkEnd w:id="33"/>
+      <w:bookmarkEnd w:id="38"/>
     </w:p>
     <w:p>
       <w:r>
@@ -15306,12 +16296,12 @@
       <w:pPr>
         <w:pStyle w:val="Heading1"/>
       </w:pPr>
-      <w:bookmarkStart w:id="35" w:name="_Toc224490933"/>
+      <w:bookmarkStart w:id="39" w:name="_Toc224705011"/>
       <w:r>
         <w:lastRenderedPageBreak/>
         <w:t>ACKNOWLEDGEMENT</w:t>
       </w:r>
-      <w:bookmarkEnd w:id="35"/>
+      <w:bookmarkEnd w:id="39"/>
     </w:p>
     <w:p>
       <w:pPr>
@@ -15353,86 +16343,86 @@
           <w:rFonts w:cs="Arial"/>
           <w:i/>
         </w:rPr>
-        <w:t>To the keeper of me, my beloved wife, I share everything with you.  You are my strength in weakness, clarity in uncertainty and applause in victory.  I accomplish nothing without your support, nor is anything of worth unless I can share it with you.  I love you.</w:t>
-      </w:r>
-    </w:p>
-    <w:p>
-      <w:pPr>
-        <w:jc w:val="both"/>
+        <w:t xml:space="preserve">To the keeper of me, my beloved wife, I share everything with you.  You are my strength in weakness, clarity in uncertainty and applause in victory.  I accomplish nothing without your support, nor is </w:t>
+      </w:r>
+      <w:proofErr w:type="gramStart"/>
+      <w:r>
         <w:rPr>
           <w:rFonts w:cs="Arial"/>
           <w:i/>
         </w:rPr>
-      </w:pPr>
-    </w:p>
-    <w:p>
-      <w:pPr>
-        <w:jc w:val="both"/>
+        <w:t>anything of worth unless</w:t>
+      </w:r>
+      <w:proofErr w:type="gramEnd"/>
+      <w:r>
         <w:rPr>
           <w:rFonts w:cs="Arial"/>
           <w:i/>
         </w:rPr>
-      </w:pPr>
-      <w:r>
+        <w:t xml:space="preserve"> I can share it with you.  I love you.</w:t>
+      </w:r>
+    </w:p>
+    <w:p>
+      <w:pPr>
+        <w:jc w:val="both"/>
         <w:rPr>
           <w:rFonts w:cs="Arial"/>
           <w:i/>
         </w:rPr>
-        <w:t>To my daughter Christina, we have had our challenges.  In part, and in this, I</w:t>
-      </w:r>
-      <w:r>
+      </w:pPr>
+    </w:p>
+    <w:p>
+      <w:pPr>
+        <w:jc w:val="both"/>
         <w:rPr>
           <w:rFonts w:cs="Arial"/>
           <w:i/>
         </w:rPr>
-        <w:t xml:space="preserve"> hope one day in you the understanding</w:t>
-      </w:r>
+      </w:pPr>
       <w:r>
         <w:rPr>
           <w:rFonts w:cs="Arial"/>
           <w:i/>
         </w:rPr>
-        <w:t xml:space="preserve"> of what I have been trying to say.  Love is what you do.  You </w:t>
+        <w:t>To my daughter Christina, we have had our challenges.  In part, and in this, I</w:t>
       </w:r>
       <w:r>
         <w:rPr>
           <w:rFonts w:cs="Arial"/>
           <w:i/>
         </w:rPr>
-        <w:t>are exceptional in so many ways;</w:t>
+        <w:t xml:space="preserve"> hope one day in you the understanding</w:t>
       </w:r>
       <w:r>
         <w:rPr>
           <w:rFonts w:cs="Arial"/>
           <w:i/>
         </w:rPr>
-        <w:t xml:space="preserve"> add to your gifts hard work and the world is yours.    </w:t>
-      </w:r>
-    </w:p>
-    <w:p>
-      <w:pPr>
-        <w:jc w:val="both"/>
+        <w:t xml:space="preserve"> of what I have been trying to say.  Love is what you do.  You </w:t>
+      </w:r>
+      <w:r>
         <w:rPr>
           <w:rFonts w:cs="Arial"/>
           <w:i/>
         </w:rPr>
-      </w:pPr>
-    </w:p>
-    <w:p>
-      <w:pPr>
-        <w:jc w:val="both"/>
+        <w:t>are exceptional in so many ways;</w:t>
+      </w:r>
+      <w:r>
         <w:rPr>
           <w:rFonts w:cs="Arial"/>
           <w:i/>
         </w:rPr>
-      </w:pPr>
-      <w:r>
+        <w:t xml:space="preserve"> add to your gifts hard work and the world is yours.    </w:t>
+      </w:r>
+    </w:p>
+    <w:p>
+      <w:pPr>
+        <w:jc w:val="both"/>
         <w:rPr>
           <w:rFonts w:cs="Arial"/>
           <w:i/>
         </w:rPr>
-        <w:t>To my daughter Faith, the Humanitarian, it is clear that you belong to the goodness of this world.  You must remember that true greatness is only realized through service and that there are many ways to serve.  Therein will be your pursuit – run to catch it.  I hope I have shown you how to run.</w:t>
-      </w:r>
+      </w:pPr>
     </w:p>
     <w:p>
       <w:pPr>
@@ -15442,31 +16432,29 @@
           <w:i/>
         </w:rPr>
       </w:pPr>
-    </w:p>
-    <w:p>
-      <w:pPr>
-        <w:jc w:val="both"/>
+      <w:r>
         <w:rPr>
           <w:rFonts w:cs="Arial"/>
           <w:i/>
         </w:rPr>
-      </w:pPr>
+        <w:t xml:space="preserve">To my daughter Faith, the Humanitarian, </w:t>
+      </w:r>
+      <w:proofErr w:type="gramStart"/>
       <w:r>
         <w:rPr>
           <w:rFonts w:cs="Arial"/>
           <w:i/>
         </w:rPr>
-        <w:t>To my daughter Trinity, the scientist, there is a clarity in the way you speak and think, in your questions and answers.  You are to add to the scientific collective.  Of the three, you are most like me.  Don’t be afraid, nor ashamed of whom you are; accept it, and work hard to be.</w:t>
-      </w:r>
-    </w:p>
-    <w:p>
-      <w:pPr>
-        <w:jc w:val="both"/>
+        <w:t>it is clear that you</w:t>
+      </w:r>
+      <w:proofErr w:type="gramEnd"/>
+      <w:r>
         <w:rPr>
           <w:rFonts w:cs="Arial"/>
           <w:i/>
         </w:rPr>
-      </w:pPr>
+        <w:t xml:space="preserve"> belong to the goodness of this world.  You must remember that true greatness is only realized through service and that there are many ways to serve.  Therein will be your pursuit – run to catch it.  I hope I have shown you how to run.</w:t>
+      </w:r>
     </w:p>
     <w:p>
       <w:pPr>
@@ -15476,39 +16464,119 @@
           <w:i/>
         </w:rPr>
       </w:pPr>
-      <w:r>
+    </w:p>
+    <w:p>
+      <w:pPr>
+        <w:jc w:val="both"/>
         <w:rPr>
           <w:rFonts w:cs="Arial"/>
           <w:i/>
         </w:rPr>
-        <w:t xml:space="preserve">To God Almighty, it is you that have made me, and not me myself – </w:t>
-      </w:r>
+      </w:pPr>
       <w:r>
         <w:rPr>
           <w:rFonts w:cs="Arial"/>
           <w:i/>
         </w:rPr>
-        <w:t>thank you for the</w:t>
+        <w:t xml:space="preserve">To my daughter Trinity, the </w:t>
       </w:r>
       <w:r>
         <w:rPr>
           <w:rFonts w:cs="Arial"/>
           <w:i/>
         </w:rPr>
-        <w:t xml:space="preserve"> many blessings, may I be a better servant</w:t>
+        <w:t>engineer</w:t>
       </w:r>
       <w:r>
         <w:rPr>
           <w:rFonts w:cs="Arial"/>
           <w:i/>
         </w:rPr>
-        <w:t xml:space="preserve"> and steward</w:t>
-      </w:r>
+        <w:t xml:space="preserve">, there is </w:t>
+      </w:r>
+      <w:proofErr w:type="gramStart"/>
       <w:r>
         <w:rPr>
           <w:rFonts w:cs="Arial"/>
           <w:i/>
         </w:rPr>
+        <w:t>a clarity</w:t>
+      </w:r>
+      <w:proofErr w:type="gramEnd"/>
+      <w:r>
+        <w:rPr>
+          <w:rFonts w:cs="Arial"/>
+          <w:i/>
+        </w:rPr>
+        <w:t xml:space="preserve"> in the way you speak and think, in your questions and answers.  You are to add to the scientific collective.  Of the three, you are most like me.  Don’t be afraid, nor ashamed of whom you </w:t>
+      </w:r>
+      <w:proofErr w:type="gramStart"/>
+      <w:r>
+        <w:rPr>
+          <w:rFonts w:cs="Arial"/>
+          <w:i/>
+        </w:rPr>
+        <w:t>are;</w:t>
+      </w:r>
+      <w:proofErr w:type="gramEnd"/>
+      <w:r>
+        <w:rPr>
+          <w:rFonts w:cs="Arial"/>
+          <w:i/>
+        </w:rPr>
+        <w:t xml:space="preserve"> accept it, and work hard to be.</w:t>
+      </w:r>
+    </w:p>
+    <w:p>
+      <w:pPr>
+        <w:jc w:val="both"/>
+        <w:rPr>
+          <w:rFonts w:cs="Arial"/>
+          <w:i/>
+        </w:rPr>
+      </w:pPr>
+    </w:p>
+    <w:p>
+      <w:pPr>
+        <w:jc w:val="both"/>
+        <w:rPr>
+          <w:rFonts w:cs="Arial"/>
+          <w:i/>
+        </w:rPr>
+      </w:pPr>
+      <w:r>
+        <w:rPr>
+          <w:rFonts w:cs="Arial"/>
+          <w:i/>
+        </w:rPr>
+        <w:t xml:space="preserve">To God Almighty, it is you that have made me, and not me myself – </w:t>
+      </w:r>
+      <w:r>
+        <w:rPr>
+          <w:rFonts w:cs="Arial"/>
+          <w:i/>
+        </w:rPr>
+        <w:t>thank you for the</w:t>
+      </w:r>
+      <w:r>
+        <w:rPr>
+          <w:rFonts w:cs="Arial"/>
+          <w:i/>
+        </w:rPr>
+        <w:t xml:space="preserve"> many blessings, may I be a better servant</w:t>
+      </w:r>
+      <w:r>
+        <w:rPr>
+          <w:rFonts w:cs="Arial"/>
+          <w:i/>
+        </w:rPr>
+        <w:t xml:space="preserve"> and steward</w:t>
+      </w:r>
+      <w:r>
+        <w:rPr>
+          <w:rFonts w:cs="Arial"/>
+          <w:i/>
+        </w:rPr>
         <w:t>.</w:t>
       </w:r>
     </w:p>
@@ -15553,7 +16621,23 @@
           <w:i/>
           <w:iCs/>
         </w:rPr>
-        <w:t xml:space="preserve">Special thanks to my friend Walter Varda an absolute Rock Star of analog engineering and an even better person.  His input in the earlier stages of the amplifier design process was most helpful to this project.  Thank you Walter, you are one of the most generous people I have ever met in my life.    </w:t>
+        <w:t xml:space="preserve">Special thanks to my friend Walter </w:t>
+      </w:r>
+      <w:proofErr w:type="gramStart"/>
+      <w:r>
+        <w:rPr>
+          <w:i/>
+          <w:iCs/>
+        </w:rPr>
+        <w:t>Varda</w:t>
+      </w:r>
+      <w:proofErr w:type="gramEnd"/>
+      <w:r>
+        <w:rPr>
+          <w:i/>
+          <w:iCs/>
+        </w:rPr>
+        <w:t xml:space="preserve"> an absolute Rock Star of analog engineering and an even better person.  </w:t>
       </w:r>
     </w:p>
     <w:sectPr>
@@ -16372,6 +17456,119 @@
     </w:lvl>
   </w:abstractNum>
   <w:abstractNum w:abstractNumId="5" w15:restartNumberingAfterBreak="0">
+    <w:nsid w:val="1B262794"/>
+    <w:multiLevelType w:val="hybridMultilevel"/>
+    <w:tmpl w:val="101204AE"/>
+    <w:lvl w:ilvl="0" w:tplc="04090001">
+      <w:start w:val="1"/>
+      <w:numFmt w:val="bullet"/>
+      <w:lvlText w:val=""/>
+      <w:lvlJc w:val="left"/>
+      <w:pPr>
+        <w:ind w:left="720" w:hanging="360"/>
+      </w:pPr>
+      <w:rPr>
+        <w:rFonts w:ascii="Symbol" w:hAnsi="Symbol" w:hint="default"/>
+      </w:rPr>
+    </w:lvl>
+    <w:lvl w:ilvl="1" w:tplc="04090003" w:tentative="1">
+      <w:start w:val="1"/>
+      <w:numFmt w:val="bullet"/>
+      <w:lvlText w:val="o"/>
+      <w:lvlJc w:val="left"/>
+      <w:pPr>
+        <w:ind w:left="1440" w:hanging="360"/>
+      </w:pPr>
+      <w:rPr>
+        <w:rFonts w:ascii="Courier New" w:hAnsi="Courier New" w:cs="Courier New" w:hint="default"/>
+      </w:rPr>
+    </w:lvl>
+    <w:lvl w:ilvl="2" w:tplc="04090005" w:tentative="1">
+      <w:start w:val="1"/>
+      <w:numFmt w:val="bullet"/>
+      <w:lvlText w:val=""/>
+      <w:lvlJc w:val="left"/>
+      <w:pPr>
+        <w:ind w:left="2160" w:hanging="360"/>
+      </w:pPr>
+      <w:rPr>
+        <w:rFonts w:ascii="Wingdings" w:hAnsi="Wingdings" w:hint="default"/>
+      </w:rPr>
+    </w:lvl>
+    <w:lvl w:ilvl="3" w:tplc="04090001" w:tentative="1">
+      <w:start w:val="1"/>
+      <w:numFmt w:val="bullet"/>
+      <w:lvlText w:val=""/>
+      <w:lvlJc w:val="left"/>
+      <w:pPr>
+        <w:ind w:left="2880" w:hanging="360"/>
+      </w:pPr>
+      <w:rPr>
+        <w:rFonts w:ascii="Symbol" w:hAnsi="Symbol" w:hint="default"/>
+      </w:rPr>
+    </w:lvl>
+    <w:lvl w:ilvl="4" w:tplc="04090003" w:tentative="1">
+      <w:start w:val="1"/>
+      <w:numFmt w:val="bullet"/>
+      <w:lvlText w:val="o"/>
+      <w:lvlJc w:val="left"/>
+      <w:pPr>
+        <w:ind w:left="3600" w:hanging="360"/>
+      </w:pPr>
+      <w:rPr>
+        <w:rFonts w:ascii="Courier New" w:hAnsi="Courier New" w:cs="Courier New" w:hint="default"/>
+      </w:rPr>
+    </w:lvl>
+    <w:lvl w:ilvl="5" w:tplc="04090005" w:tentative="1">
+      <w:start w:val="1"/>
+      <w:numFmt w:val="bullet"/>
+      <w:lvlText w:val=""/>
+      <w:lvlJc w:val="left"/>
+      <w:pPr>
+        <w:ind w:left="4320" w:hanging="360"/>
+      </w:pPr>
+      <w:rPr>
+        <w:rFonts w:ascii="Wingdings" w:hAnsi="Wingdings" w:hint="default"/>
+      </w:rPr>
+    </w:lvl>
+    <w:lvl w:ilvl="6" w:tplc="04090001" w:tentative="1">
+      <w:start w:val="1"/>
+      <w:numFmt w:val="bullet"/>
+      <w:lvlText w:val=""/>
+      <w:lvlJc w:val="left"/>
+      <w:pPr>
+        <w:ind w:left="5040" w:hanging="360"/>
+      </w:pPr>
+      <w:rPr>
+        <w:rFonts w:ascii="Symbol" w:hAnsi="Symbol" w:hint="default"/>
+      </w:rPr>
+    </w:lvl>
+    <w:lvl w:ilvl="7" w:tplc="04090003" w:tentative="1">
+      <w:start w:val="1"/>
+      <w:numFmt w:val="bullet"/>
+      <w:lvlText w:val="o"/>
+      <w:lvlJc w:val="left"/>
+      <w:pPr>
+        <w:ind w:left="5760" w:hanging="360"/>
+      </w:pPr>
+      <w:rPr>
+        <w:rFonts w:ascii="Courier New" w:hAnsi="Courier New" w:cs="Courier New" w:hint="default"/>
+      </w:rPr>
+    </w:lvl>
+    <w:lvl w:ilvl="8" w:tplc="04090005" w:tentative="1">
+      <w:start w:val="1"/>
+      <w:numFmt w:val="bullet"/>
+      <w:lvlText w:val=""/>
+      <w:lvlJc w:val="left"/>
+      <w:pPr>
+        <w:ind w:left="6480" w:hanging="360"/>
+      </w:pPr>
+      <w:rPr>
+        <w:rFonts w:ascii="Wingdings" w:hAnsi="Wingdings" w:hint="default"/>
+      </w:rPr>
+    </w:lvl>
+  </w:abstractNum>
+  <w:abstractNum w:abstractNumId="6" w15:restartNumberingAfterBreak="0">
     <w:nsid w:val="1B566E21"/>
     <w:multiLevelType w:val="hybridMultilevel"/>
     <w:tmpl w:val="7A8A5E9C"/>
@@ -16484,7 +17681,7 @@
       </w:rPr>
     </w:lvl>
   </w:abstractNum>
-  <w:abstractNum w:abstractNumId="6" w15:restartNumberingAfterBreak="0">
+  <w:abstractNum w:abstractNumId="7" w15:restartNumberingAfterBreak="0">
     <w:nsid w:val="1D11465C"/>
     <w:multiLevelType w:val="hybridMultilevel"/>
     <w:tmpl w:val="FEB27CD2"/>
@@ -16570,7 +17767,7 @@
       </w:pPr>
     </w:lvl>
   </w:abstractNum>
-  <w:abstractNum w:abstractNumId="7" w15:restartNumberingAfterBreak="0">
+  <w:abstractNum w:abstractNumId="8" w15:restartNumberingAfterBreak="0">
     <w:nsid w:val="1D6C6492"/>
     <w:multiLevelType w:val="multilevel"/>
     <w:tmpl w:val="EE34C0F0"/>
@@ -16683,7 +17880,7 @@
       </w:rPr>
     </w:lvl>
   </w:abstractNum>
-  <w:abstractNum w:abstractNumId="8" w15:restartNumberingAfterBreak="0">
+  <w:abstractNum w:abstractNumId="9" w15:restartNumberingAfterBreak="0">
     <w:nsid w:val="21520974"/>
     <w:multiLevelType w:val="hybridMultilevel"/>
     <w:tmpl w:val="98DE05E0"/>
@@ -16796,7 +17993,7 @@
       </w:rPr>
     </w:lvl>
   </w:abstractNum>
-  <w:abstractNum w:abstractNumId="9" w15:restartNumberingAfterBreak="0">
+  <w:abstractNum w:abstractNumId="10" w15:restartNumberingAfterBreak="0">
     <w:nsid w:val="26DF01F1"/>
     <w:multiLevelType w:val="multilevel"/>
     <w:tmpl w:val="4B80FF5E"/>
@@ -16945,7 +18142,7 @@
       </w:rPr>
     </w:lvl>
   </w:abstractNum>
-  <w:abstractNum w:abstractNumId="10" w15:restartNumberingAfterBreak="0">
+  <w:abstractNum w:abstractNumId="11" w15:restartNumberingAfterBreak="0">
     <w:nsid w:val="2A97153D"/>
     <w:multiLevelType w:val="multilevel"/>
     <w:tmpl w:val="69903FF8"/>
@@ -17058,7 +18255,7 @@
       </w:rPr>
     </w:lvl>
   </w:abstractNum>
-  <w:abstractNum w:abstractNumId="11" w15:restartNumberingAfterBreak="0">
+  <w:abstractNum w:abstractNumId="12" w15:restartNumberingAfterBreak="0">
     <w:nsid w:val="2D1A7D37"/>
     <w:multiLevelType w:val="hybridMultilevel"/>
     <w:tmpl w:val="0206EB9C"/>
@@ -17171,7 +18368,7 @@
       </w:rPr>
     </w:lvl>
   </w:abstractNum>
-  <w:abstractNum w:abstractNumId="12" w15:restartNumberingAfterBreak="0">
+  <w:abstractNum w:abstractNumId="13" w15:restartNumberingAfterBreak="0">
     <w:nsid w:val="2E6D3992"/>
     <w:multiLevelType w:val="hybridMultilevel"/>
     <w:tmpl w:val="AE50C398"/>
@@ -17284,7 +18481,7 @@
       </w:rPr>
     </w:lvl>
   </w:abstractNum>
-  <w:abstractNum w:abstractNumId="13" w15:restartNumberingAfterBreak="0">
+  <w:abstractNum w:abstractNumId="14" w15:restartNumberingAfterBreak="0">
     <w:nsid w:val="2ED6031B"/>
     <w:multiLevelType w:val="multilevel"/>
     <w:tmpl w:val="0409001D"/>
@@ -17370,7 +18567,7 @@
       </w:pPr>
     </w:lvl>
   </w:abstractNum>
-  <w:abstractNum w:abstractNumId="14" w15:restartNumberingAfterBreak="0">
+  <w:abstractNum w:abstractNumId="15" w15:restartNumberingAfterBreak="0">
     <w:nsid w:val="2F785038"/>
     <w:multiLevelType w:val="hybridMultilevel"/>
     <w:tmpl w:val="8E442EC6"/>
@@ -17483,7 +18680,7 @@
       </w:rPr>
     </w:lvl>
   </w:abstractNum>
-  <w:abstractNum w:abstractNumId="15" w15:restartNumberingAfterBreak="0">
+  <w:abstractNum w:abstractNumId="16" w15:restartNumberingAfterBreak="0">
     <w:nsid w:val="33626E1D"/>
     <w:multiLevelType w:val="hybridMultilevel"/>
     <w:tmpl w:val="5A86507C"/>
@@ -17569,7 +18766,7 @@
       </w:pPr>
     </w:lvl>
   </w:abstractNum>
-  <w:abstractNum w:abstractNumId="16" w15:restartNumberingAfterBreak="0">
+  <w:abstractNum w:abstractNumId="17" w15:restartNumberingAfterBreak="0">
     <w:nsid w:val="35C759F2"/>
     <w:multiLevelType w:val="hybridMultilevel"/>
     <w:tmpl w:val="E9482CE8"/>
@@ -17682,7 +18879,7 @@
       </w:rPr>
     </w:lvl>
   </w:abstractNum>
-  <w:abstractNum w:abstractNumId="17" w15:restartNumberingAfterBreak="0">
+  <w:abstractNum w:abstractNumId="18" w15:restartNumberingAfterBreak="0">
     <w:nsid w:val="3DEE15C6"/>
     <w:multiLevelType w:val="hybridMultilevel"/>
     <w:tmpl w:val="17626926"/>
@@ -17795,7 +18992,7 @@
       </w:rPr>
     </w:lvl>
   </w:abstractNum>
-  <w:abstractNum w:abstractNumId="18" w15:restartNumberingAfterBreak="0">
+  <w:abstractNum w:abstractNumId="19" w15:restartNumberingAfterBreak="0">
     <w:nsid w:val="4A5D133B"/>
     <w:multiLevelType w:val="multilevel"/>
     <w:tmpl w:val="B6E297B6"/>
@@ -17908,7 +19105,7 @@
       </w:rPr>
     </w:lvl>
   </w:abstractNum>
-  <w:abstractNum w:abstractNumId="19" w15:restartNumberingAfterBreak="0">
+  <w:abstractNum w:abstractNumId="20" w15:restartNumberingAfterBreak="0">
     <w:nsid w:val="50DC601A"/>
     <w:multiLevelType w:val="hybridMultilevel"/>
     <w:tmpl w:val="3F76FB24"/>
@@ -18021,7 +19218,7 @@
       </w:rPr>
     </w:lvl>
   </w:abstractNum>
-  <w:abstractNum w:abstractNumId="20" w15:restartNumberingAfterBreak="0">
+  <w:abstractNum w:abstractNumId="21" w15:restartNumberingAfterBreak="0">
     <w:nsid w:val="529C7D77"/>
     <w:multiLevelType w:val="hybridMultilevel"/>
     <w:tmpl w:val="45541F72"/>
@@ -18134,7 +19331,7 @@
       </w:rPr>
     </w:lvl>
   </w:abstractNum>
-  <w:abstractNum w:abstractNumId="21" w15:restartNumberingAfterBreak="0">
+  <w:abstractNum w:abstractNumId="22" w15:restartNumberingAfterBreak="0">
     <w:nsid w:val="586851BD"/>
     <w:multiLevelType w:val="hybridMultilevel"/>
     <w:tmpl w:val="2C2ABC2A"/>
@@ -18247,7 +19444,7 @@
       </w:rPr>
     </w:lvl>
   </w:abstractNum>
-  <w:abstractNum w:abstractNumId="22" w15:restartNumberingAfterBreak="0">
+  <w:abstractNum w:abstractNumId="23" w15:restartNumberingAfterBreak="0">
     <w:nsid w:val="5C2671E6"/>
     <w:multiLevelType w:val="hybridMultilevel"/>
     <w:tmpl w:val="AF0E4304"/>
@@ -18360,7 +19557,7 @@
       </w:rPr>
     </w:lvl>
   </w:abstractNum>
-  <w:abstractNum w:abstractNumId="23" w15:restartNumberingAfterBreak="0">
+  <w:abstractNum w:abstractNumId="24" w15:restartNumberingAfterBreak="0">
     <w:nsid w:val="5E4703D3"/>
     <w:multiLevelType w:val="multilevel"/>
     <w:tmpl w:val="B6E297B6"/>
@@ -18473,7 +19670,7 @@
       </w:rPr>
     </w:lvl>
   </w:abstractNum>
-  <w:abstractNum w:abstractNumId="24" w15:restartNumberingAfterBreak="0">
+  <w:abstractNum w:abstractNumId="25" w15:restartNumberingAfterBreak="0">
     <w:nsid w:val="600F5DFB"/>
     <w:multiLevelType w:val="multilevel"/>
     <w:tmpl w:val="EE34C0F0"/>
@@ -18586,7 +19783,7 @@
       </w:rPr>
     </w:lvl>
   </w:abstractNum>
-  <w:abstractNum w:abstractNumId="25" w15:restartNumberingAfterBreak="0">
+  <w:abstractNum w:abstractNumId="26" w15:restartNumberingAfterBreak="0">
     <w:nsid w:val="613E431F"/>
     <w:multiLevelType w:val="hybridMultilevel"/>
     <w:tmpl w:val="947288AC"/>
@@ -18699,7 +19896,7 @@
       </w:rPr>
     </w:lvl>
   </w:abstractNum>
-  <w:abstractNum w:abstractNumId="26" w15:restartNumberingAfterBreak="0">
+  <w:abstractNum w:abstractNumId="27" w15:restartNumberingAfterBreak="0">
     <w:nsid w:val="61C76519"/>
     <w:multiLevelType w:val="multilevel"/>
     <w:tmpl w:val="B6E297B6"/>
@@ -18812,7 +20009,7 @@
       </w:rPr>
     </w:lvl>
   </w:abstractNum>
-  <w:abstractNum w:abstractNumId="27" w15:restartNumberingAfterBreak="0">
+  <w:abstractNum w:abstractNumId="28" w15:restartNumberingAfterBreak="0">
     <w:nsid w:val="630C03F6"/>
     <w:multiLevelType w:val="hybridMultilevel"/>
     <w:tmpl w:val="33D24A52"/>
@@ -18925,7 +20122,7 @@
       </w:rPr>
     </w:lvl>
   </w:abstractNum>
-  <w:abstractNum w:abstractNumId="28" w15:restartNumberingAfterBreak="0">
+  <w:abstractNum w:abstractNumId="29" w15:restartNumberingAfterBreak="0">
     <w:nsid w:val="670A432A"/>
     <w:multiLevelType w:val="multilevel"/>
     <w:tmpl w:val="6D3632E2"/>
@@ -19040,7 +20237,7 @@
       </w:rPr>
     </w:lvl>
   </w:abstractNum>
-  <w:abstractNum w:abstractNumId="29" w15:restartNumberingAfterBreak="0">
+  <w:abstractNum w:abstractNumId="30" w15:restartNumberingAfterBreak="0">
     <w:nsid w:val="759D6CA8"/>
     <w:multiLevelType w:val="hybridMultilevel"/>
     <w:tmpl w:val="4DBA2D8C"/>
@@ -19153,7 +20350,7 @@
       </w:rPr>
     </w:lvl>
   </w:abstractNum>
-  <w:abstractNum w:abstractNumId="30" w15:restartNumberingAfterBreak="0">
+  <w:abstractNum w:abstractNumId="31" w15:restartNumberingAfterBreak="0">
     <w:nsid w:val="78343E8B"/>
     <w:multiLevelType w:val="hybridMultilevel"/>
     <w:tmpl w:val="12AC9322"/>
@@ -19239,7 +20436,7 @@
       </w:pPr>
     </w:lvl>
   </w:abstractNum>
-  <w:abstractNum w:abstractNumId="31" w15:restartNumberingAfterBreak="0">
+  <w:abstractNum w:abstractNumId="32" w15:restartNumberingAfterBreak="0">
     <w:nsid w:val="79CE1A77"/>
     <w:multiLevelType w:val="hybridMultilevel"/>
     <w:tmpl w:val="F3ACA182"/>
@@ -19353,25 +20550,25 @@
     </w:lvl>
   </w:abstractNum>
   <w:num w:numId="1" w16cid:durableId="1470593915">
-    <w:abstractNumId w:val="25"/>
+    <w:abstractNumId w:val="26"/>
   </w:num>
   <w:num w:numId="2" w16cid:durableId="1947225195">
-    <w:abstractNumId w:val="27"/>
+    <w:abstractNumId w:val="28"/>
   </w:num>
   <w:num w:numId="3" w16cid:durableId="1113747797">
-    <w:abstractNumId w:val="11"/>
+    <w:abstractNumId w:val="12"/>
   </w:num>
   <w:num w:numId="4" w16cid:durableId="966622396">
-    <w:abstractNumId w:val="5"/>
+    <w:abstractNumId w:val="6"/>
   </w:num>
   <w:num w:numId="5" w16cid:durableId="1810973977">
     <w:abstractNumId w:val="3"/>
   </w:num>
   <w:num w:numId="6" w16cid:durableId="8533907">
-    <w:abstractNumId w:val="15"/>
+    <w:abstractNumId w:val="16"/>
   </w:num>
   <w:num w:numId="7" w16cid:durableId="537934060">
-    <w:abstractNumId w:val="30"/>
+    <w:abstractNumId w:val="31"/>
   </w:num>
   <w:num w:numId="8" w16cid:durableId="1606571030">
     <w:abstractNumId w:val="1"/>
@@ -19410,10 +20607,10 @@
     </w:lvlOverride>
   </w:num>
   <w:num w:numId="11" w16cid:durableId="647129175">
-    <w:abstractNumId w:val="6"/>
+    <w:abstractNumId w:val="7"/>
   </w:num>
   <w:num w:numId="12" w16cid:durableId="727847653">
-    <w:abstractNumId w:val="6"/>
+    <w:abstractNumId w:val="7"/>
     <w:lvlOverride w:ilvl="0">
       <w:lvl w:ilvl="0" w:tplc="2D741462">
         <w:start w:val="1"/>
@@ -19543,7 +20740,7 @@
     </w:lvlOverride>
   </w:num>
   <w:num w:numId="13" w16cid:durableId="1355108964">
-    <w:abstractNumId w:val="6"/>
+    <w:abstractNumId w:val="7"/>
     <w:lvlOverride w:ilvl="0">
       <w:startOverride w:val="1"/>
     </w:lvlOverride>
@@ -19831,73 +21028,76 @@
     </w:lvlOverride>
   </w:num>
   <w:num w:numId="16" w16cid:durableId="1585072447">
-    <w:abstractNumId w:val="10"/>
+    <w:abstractNumId w:val="11"/>
   </w:num>
   <w:num w:numId="17" w16cid:durableId="2004118892">
-    <w:abstractNumId w:val="13"/>
+    <w:abstractNumId w:val="14"/>
   </w:num>
   <w:num w:numId="18" w16cid:durableId="794714631">
-    <w:abstractNumId w:val="28"/>
+    <w:abstractNumId w:val="29"/>
   </w:num>
   <w:num w:numId="19" w16cid:durableId="1414203514">
-    <w:abstractNumId w:val="24"/>
+    <w:abstractNumId w:val="25"/>
   </w:num>
   <w:num w:numId="20" w16cid:durableId="1108354377">
-    <w:abstractNumId w:val="7"/>
+    <w:abstractNumId w:val="8"/>
   </w:num>
   <w:num w:numId="21" w16cid:durableId="1057974007">
-    <w:abstractNumId w:val="26"/>
+    <w:abstractNumId w:val="27"/>
   </w:num>
   <w:num w:numId="22" w16cid:durableId="573928594">
-    <w:abstractNumId w:val="18"/>
+    <w:abstractNumId w:val="19"/>
   </w:num>
   <w:num w:numId="23" w16cid:durableId="1439256484">
     <w:abstractNumId w:val="2"/>
   </w:num>
   <w:num w:numId="24" w16cid:durableId="1892184490">
-    <w:abstractNumId w:val="23"/>
+    <w:abstractNumId w:val="24"/>
   </w:num>
   <w:num w:numId="25" w16cid:durableId="723718604">
-    <w:abstractNumId w:val="31"/>
+    <w:abstractNumId w:val="32"/>
   </w:num>
   <w:num w:numId="26" w16cid:durableId="901524507">
-    <w:abstractNumId w:val="20"/>
+    <w:abstractNumId w:val="21"/>
   </w:num>
   <w:num w:numId="27" w16cid:durableId="1075316827">
-    <w:abstractNumId w:val="12"/>
+    <w:abstractNumId w:val="13"/>
   </w:num>
   <w:num w:numId="28" w16cid:durableId="532234761">
     <w:abstractNumId w:val="4"/>
   </w:num>
   <w:num w:numId="29" w16cid:durableId="581572417">
-    <w:abstractNumId w:val="19"/>
+    <w:abstractNumId w:val="20"/>
   </w:num>
   <w:num w:numId="30" w16cid:durableId="1944144031">
-    <w:abstractNumId w:val="16"/>
+    <w:abstractNumId w:val="17"/>
   </w:num>
   <w:num w:numId="31" w16cid:durableId="1536893207">
-    <w:abstractNumId w:val="8"/>
+    <w:abstractNumId w:val="9"/>
   </w:num>
   <w:num w:numId="32" w16cid:durableId="760639544">
-    <w:abstractNumId w:val="21"/>
+    <w:abstractNumId w:val="22"/>
   </w:num>
   <w:num w:numId="33" w16cid:durableId="434256490">
-    <w:abstractNumId w:val="17"/>
+    <w:abstractNumId w:val="18"/>
   </w:num>
   <w:num w:numId="34" w16cid:durableId="291979165">
-    <w:abstractNumId w:val="14"/>
+    <w:abstractNumId w:val="15"/>
   </w:num>
   <w:num w:numId="35" w16cid:durableId="265696348">
-    <w:abstractNumId w:val="22"/>
+    <w:abstractNumId w:val="23"/>
   </w:num>
   <w:num w:numId="36" w16cid:durableId="846529245">
-    <w:abstractNumId w:val="9"/>
+    <w:abstractNumId w:val="10"/>
   </w:num>
   <w:num w:numId="37" w16cid:durableId="1355693913">
     <w:abstractNumId w:val="0"/>
   </w:num>
   <w:num w:numId="38" w16cid:durableId="626349371">
-    <w:abstractNumId w:val="29"/>
+    <w:abstractNumId w:val="30"/>
+  </w:num>
+  <w:num w:numId="39" w16cid:durableId="487477697">
+    <w:abstractNumId w:val="5"/>
   </w:num>
 </w:numbering>
 </file>

--- a/Documents/User_Manual_Specification/SoftCore Spectrum Analyzer UMTS.docx
+++ b/Documents/User_Manual_Specification/SoftCore Spectrum Analyzer UMTS.docx
@@ -67,12 +67,6 @@
       <w:pPr>
         <w:jc w:val="center"/>
       </w:pPr>
-      <w:r>
-        <w:rPr>
-          <w:noProof/>
-        </w:rPr>
-        <w:t>xc</w:t>
-      </w:r>
       <w:r>
         <w:rPr>
           <w:noProof/>
@@ -220,7 +214,7 @@
           <w:r>
             <w:fldChar w:fldCharType="separate"/>
           </w:r>
-          <w:hyperlink w:anchor="_Toc224704976" w:history="1">
+          <w:hyperlink w:anchor="_Toc225065466" w:history="1">
             <w:r>
               <w:rPr>
                 <w:rStyle w:val="Hyperlink"/>
@@ -263,7 +257,7 @@
                 <w:noProof/>
                 <w:webHidden/>
               </w:rPr>
-              <w:instrText xml:space="preserve"> PAGEREF _Toc224704976 \h </w:instrText>
+              <w:instrText xml:space="preserve"> PAGEREF _Toc225065466 \h </w:instrText>
             </w:r>
             <w:r>
               <w:rPr>
@@ -308,7 +302,7 @@
               <w:szCs w:val="24"/>
             </w:rPr>
           </w:pPr>
-          <w:hyperlink w:anchor="_Toc224704977" w:history="1">
+          <w:hyperlink w:anchor="_Toc225065467" w:history="1">
             <w:r>
               <w:rPr>
                 <w:rStyle w:val="Hyperlink"/>
@@ -351,7 +345,7 @@
                 <w:noProof/>
                 <w:webHidden/>
               </w:rPr>
-              <w:instrText xml:space="preserve"> PAGEREF _Toc224704977 \h </w:instrText>
+              <w:instrText xml:space="preserve"> PAGEREF _Toc225065467 \h </w:instrText>
             </w:r>
             <w:r>
               <w:rPr>
@@ -396,7 +390,7 @@
               <w:szCs w:val="24"/>
             </w:rPr>
           </w:pPr>
-          <w:hyperlink w:anchor="_Toc224704978" w:history="1">
+          <w:hyperlink w:anchor="_Toc225065468" w:history="1">
             <w:r>
               <w:rPr>
                 <w:rStyle w:val="Hyperlink"/>
@@ -439,7 +433,7 @@
                 <w:noProof/>
                 <w:webHidden/>
               </w:rPr>
-              <w:instrText xml:space="preserve"> PAGEREF _Toc224704978 \h </w:instrText>
+              <w:instrText xml:space="preserve"> PAGEREF _Toc225065468 \h </w:instrText>
             </w:r>
             <w:r>
               <w:rPr>
@@ -484,7 +478,7 @@
               <w:szCs w:val="24"/>
             </w:rPr>
           </w:pPr>
-          <w:hyperlink w:anchor="_Toc224704979" w:history="1">
+          <w:hyperlink w:anchor="_Toc225065469" w:history="1">
             <w:r>
               <w:rPr>
                 <w:rStyle w:val="Hyperlink"/>
@@ -527,7 +521,7 @@
                 <w:noProof/>
                 <w:webHidden/>
               </w:rPr>
-              <w:instrText xml:space="preserve"> PAGEREF _Toc224704979 \h </w:instrText>
+              <w:instrText xml:space="preserve"> PAGEREF _Toc225065469 \h </w:instrText>
             </w:r>
             <w:r>
               <w:rPr>
@@ -572,7 +566,7 @@
               <w:szCs w:val="24"/>
             </w:rPr>
           </w:pPr>
-          <w:hyperlink w:anchor="_Toc224704980" w:history="1">
+          <w:hyperlink w:anchor="_Toc225065470" w:history="1">
             <w:r>
               <w:rPr>
                 <w:rStyle w:val="Hyperlink"/>
@@ -615,7 +609,7 @@
                 <w:noProof/>
                 <w:webHidden/>
               </w:rPr>
-              <w:instrText xml:space="preserve"> PAGEREF _Toc224704980 \h </w:instrText>
+              <w:instrText xml:space="preserve"> PAGEREF _Toc225065470 \h </w:instrText>
             </w:r>
             <w:r>
               <w:rPr>
@@ -660,7 +654,7 @@
               <w:szCs w:val="24"/>
             </w:rPr>
           </w:pPr>
-          <w:hyperlink w:anchor="_Toc224704981" w:history="1">
+          <w:hyperlink w:anchor="_Toc225065471" w:history="1">
             <w:r>
               <w:rPr>
                 <w:rStyle w:val="Hyperlink"/>
@@ -703,7 +697,7 @@
                 <w:noProof/>
                 <w:webHidden/>
               </w:rPr>
-              <w:instrText xml:space="preserve"> PAGEREF _Toc224704981 \h </w:instrText>
+              <w:instrText xml:space="preserve"> PAGEREF _Toc225065471 \h </w:instrText>
             </w:r>
             <w:r>
               <w:rPr>
@@ -748,7 +742,7 @@
               <w:szCs w:val="24"/>
             </w:rPr>
           </w:pPr>
-          <w:hyperlink w:anchor="_Toc224704982" w:history="1">
+          <w:hyperlink w:anchor="_Toc225065472" w:history="1">
             <w:r>
               <w:rPr>
                 <w:rStyle w:val="Hyperlink"/>
@@ -791,7 +785,7 @@
                 <w:noProof/>
                 <w:webHidden/>
               </w:rPr>
-              <w:instrText xml:space="preserve"> PAGEREF _Toc224704982 \h </w:instrText>
+              <w:instrText xml:space="preserve"> PAGEREF _Toc225065472 \h </w:instrText>
             </w:r>
             <w:r>
               <w:rPr>
@@ -836,7 +830,7 @@
               <w:szCs w:val="24"/>
             </w:rPr>
           </w:pPr>
-          <w:hyperlink w:anchor="_Toc224704983" w:history="1">
+          <w:hyperlink w:anchor="_Toc225065473" w:history="1">
             <w:r>
               <w:rPr>
                 <w:rStyle w:val="Hyperlink"/>
@@ -879,7 +873,7 @@
                 <w:noProof/>
                 <w:webHidden/>
               </w:rPr>
-              <w:instrText xml:space="preserve"> PAGEREF _Toc224704983 \h </w:instrText>
+              <w:instrText xml:space="preserve"> PAGEREF _Toc225065473 \h </w:instrText>
             </w:r>
             <w:r>
               <w:rPr>
@@ -924,7 +918,7 @@
               <w:szCs w:val="24"/>
             </w:rPr>
           </w:pPr>
-          <w:hyperlink w:anchor="_Toc224704984" w:history="1">
+          <w:hyperlink w:anchor="_Toc225065474" w:history="1">
             <w:r>
               <w:rPr>
                 <w:rStyle w:val="Hyperlink"/>
@@ -967,7 +961,7 @@
                 <w:noProof/>
                 <w:webHidden/>
               </w:rPr>
-              <w:instrText xml:space="preserve"> PAGEREF _Toc224704984 \h </w:instrText>
+              <w:instrText xml:space="preserve"> PAGEREF _Toc225065474 \h </w:instrText>
             </w:r>
             <w:r>
               <w:rPr>
@@ -1012,7 +1006,7 @@
               <w:szCs w:val="24"/>
             </w:rPr>
           </w:pPr>
-          <w:hyperlink w:anchor="_Toc224704985" w:history="1">
+          <w:hyperlink w:anchor="_Toc225065475" w:history="1">
             <w:r>
               <w:rPr>
                 <w:rStyle w:val="Hyperlink"/>
@@ -1055,7 +1049,7 @@
                 <w:noProof/>
                 <w:webHidden/>
               </w:rPr>
-              <w:instrText xml:space="preserve"> PAGEREF _Toc224704985 \h </w:instrText>
+              <w:instrText xml:space="preserve"> PAGEREF _Toc225065475 \h </w:instrText>
             </w:r>
             <w:r>
               <w:rPr>
@@ -1100,7 +1094,7 @@
               <w:szCs w:val="24"/>
             </w:rPr>
           </w:pPr>
-          <w:hyperlink w:anchor="_Toc224704986" w:history="1">
+          <w:hyperlink w:anchor="_Toc225065476" w:history="1">
             <w:r>
               <w:rPr>
                 <w:rStyle w:val="Hyperlink"/>
@@ -1143,7 +1137,7 @@
                 <w:noProof/>
                 <w:webHidden/>
               </w:rPr>
-              <w:instrText xml:space="preserve"> PAGEREF _Toc224704986 \h </w:instrText>
+              <w:instrText xml:space="preserve"> PAGEREF _Toc225065476 \h </w:instrText>
             </w:r>
             <w:r>
               <w:rPr>
@@ -1188,7 +1182,7 @@
               <w:szCs w:val="24"/>
             </w:rPr>
           </w:pPr>
-          <w:hyperlink w:anchor="_Toc224704987" w:history="1">
+          <w:hyperlink w:anchor="_Toc225065477" w:history="1">
             <w:r>
               <w:rPr>
                 <w:rStyle w:val="Hyperlink"/>
@@ -1231,7 +1225,7 @@
                 <w:noProof/>
                 <w:webHidden/>
               </w:rPr>
-              <w:instrText xml:space="preserve"> PAGEREF _Toc224704987 \h </w:instrText>
+              <w:instrText xml:space="preserve"> PAGEREF _Toc225065477 \h </w:instrText>
             </w:r>
             <w:r>
               <w:rPr>
@@ -1276,7 +1270,7 @@
               <w:szCs w:val="24"/>
             </w:rPr>
           </w:pPr>
-          <w:hyperlink w:anchor="_Toc224704988" w:history="1">
+          <w:hyperlink w:anchor="_Toc225065478" w:history="1">
             <w:r>
               <w:rPr>
                 <w:rStyle w:val="Hyperlink"/>
@@ -1319,7 +1313,7 @@
                 <w:noProof/>
                 <w:webHidden/>
               </w:rPr>
-              <w:instrText xml:space="preserve"> PAGEREF _Toc224704988 \h </w:instrText>
+              <w:instrText xml:space="preserve"> PAGEREF _Toc225065478 \h </w:instrText>
             </w:r>
             <w:r>
               <w:rPr>
@@ -1364,7 +1358,7 @@
               <w:szCs w:val="24"/>
             </w:rPr>
           </w:pPr>
-          <w:hyperlink w:anchor="_Toc224704989" w:history="1">
+          <w:hyperlink w:anchor="_Toc225065479" w:history="1">
             <w:r>
               <w:rPr>
                 <w:rStyle w:val="Hyperlink"/>
@@ -1407,7 +1401,7 @@
                 <w:noProof/>
                 <w:webHidden/>
               </w:rPr>
-              <w:instrText xml:space="preserve"> PAGEREF _Toc224704989 \h </w:instrText>
+              <w:instrText xml:space="preserve"> PAGEREF _Toc225065479 \h </w:instrText>
             </w:r>
             <w:r>
               <w:rPr>
@@ -1452,7 +1446,7 @@
               <w:szCs w:val="24"/>
             </w:rPr>
           </w:pPr>
-          <w:hyperlink w:anchor="_Toc224704990" w:history="1">
+          <w:hyperlink w:anchor="_Toc225065480" w:history="1">
             <w:r>
               <w:rPr>
                 <w:rStyle w:val="Hyperlink"/>
@@ -1495,7 +1489,7 @@
                 <w:noProof/>
                 <w:webHidden/>
               </w:rPr>
-              <w:instrText xml:space="preserve"> PAGEREF _Toc224704990 \h </w:instrText>
+              <w:instrText xml:space="preserve"> PAGEREF _Toc225065480 \h </w:instrText>
             </w:r>
             <w:r>
               <w:rPr>
@@ -1540,7 +1534,7 @@
               <w:szCs w:val="24"/>
             </w:rPr>
           </w:pPr>
-          <w:hyperlink w:anchor="_Toc224704991" w:history="1">
+          <w:hyperlink w:anchor="_Toc225065481" w:history="1">
             <w:r>
               <w:rPr>
                 <w:rStyle w:val="Hyperlink"/>
@@ -1583,7 +1577,7 @@
                 <w:noProof/>
                 <w:webHidden/>
               </w:rPr>
-              <w:instrText xml:space="preserve"> PAGEREF _Toc224704991 \h </w:instrText>
+              <w:instrText xml:space="preserve"> PAGEREF _Toc225065481 \h </w:instrText>
             </w:r>
             <w:r>
               <w:rPr>
@@ -1628,7 +1622,7 @@
               <w:szCs w:val="24"/>
             </w:rPr>
           </w:pPr>
-          <w:hyperlink w:anchor="_Toc224704992" w:history="1">
+          <w:hyperlink w:anchor="_Toc225065482" w:history="1">
             <w:r>
               <w:rPr>
                 <w:rStyle w:val="Hyperlink"/>
@@ -1671,7 +1665,7 @@
                 <w:noProof/>
                 <w:webHidden/>
               </w:rPr>
-              <w:instrText xml:space="preserve"> PAGEREF _Toc224704992 \h </w:instrText>
+              <w:instrText xml:space="preserve"> PAGEREF _Toc225065482 \h </w:instrText>
             </w:r>
             <w:r>
               <w:rPr>
@@ -1716,7 +1710,7 @@
               <w:szCs w:val="24"/>
             </w:rPr>
           </w:pPr>
-          <w:hyperlink w:anchor="_Toc224704993" w:history="1">
+          <w:hyperlink w:anchor="_Toc225065483" w:history="1">
             <w:r>
               <w:rPr>
                 <w:rStyle w:val="Hyperlink"/>
@@ -1759,7 +1753,7 @@
                 <w:noProof/>
                 <w:webHidden/>
               </w:rPr>
-              <w:instrText xml:space="preserve"> PAGEREF _Toc224704993 \h </w:instrText>
+              <w:instrText xml:space="preserve"> PAGEREF _Toc225065483 \h </w:instrText>
             </w:r>
             <w:r>
               <w:rPr>
@@ -1804,7 +1798,7 @@
               <w:szCs w:val="24"/>
             </w:rPr>
           </w:pPr>
-          <w:hyperlink w:anchor="_Toc224704994" w:history="1">
+          <w:hyperlink w:anchor="_Toc225065484" w:history="1">
             <w:r>
               <w:rPr>
                 <w:rStyle w:val="Hyperlink"/>
@@ -1847,7 +1841,7 @@
                 <w:noProof/>
                 <w:webHidden/>
               </w:rPr>
-              <w:instrText xml:space="preserve"> PAGEREF _Toc224704994 \h </w:instrText>
+              <w:instrText xml:space="preserve"> PAGEREF _Toc225065484 \h </w:instrText>
             </w:r>
             <w:r>
               <w:rPr>
@@ -1892,7 +1886,7 @@
               <w:szCs w:val="24"/>
             </w:rPr>
           </w:pPr>
-          <w:hyperlink w:anchor="_Toc224704995" w:history="1">
+          <w:hyperlink w:anchor="_Toc225065485" w:history="1">
             <w:r>
               <w:rPr>
                 <w:rStyle w:val="Hyperlink"/>
@@ -1935,7 +1929,7 @@
                 <w:noProof/>
                 <w:webHidden/>
               </w:rPr>
-              <w:instrText xml:space="preserve"> PAGEREF _Toc224704995 \h </w:instrText>
+              <w:instrText xml:space="preserve"> PAGEREF _Toc225065485 \h </w:instrText>
             </w:r>
             <w:r>
               <w:rPr>
@@ -1980,7 +1974,7 @@
               <w:szCs w:val="24"/>
             </w:rPr>
           </w:pPr>
-          <w:hyperlink w:anchor="_Toc224704996" w:history="1">
+          <w:hyperlink w:anchor="_Toc225065486" w:history="1">
             <w:r>
               <w:rPr>
                 <w:rStyle w:val="Hyperlink"/>
@@ -2023,7 +2017,7 @@
                 <w:noProof/>
                 <w:webHidden/>
               </w:rPr>
-              <w:instrText xml:space="preserve"> PAGEREF _Toc224704996 \h </w:instrText>
+              <w:instrText xml:space="preserve"> PAGEREF _Toc225065486 \h </w:instrText>
             </w:r>
             <w:r>
               <w:rPr>
@@ -2068,7 +2062,7 @@
               <w:szCs w:val="24"/>
             </w:rPr>
           </w:pPr>
-          <w:hyperlink w:anchor="_Toc224704997" w:history="1">
+          <w:hyperlink w:anchor="_Toc225065487" w:history="1">
             <w:r>
               <w:rPr>
                 <w:rStyle w:val="Hyperlink"/>
@@ -2111,7 +2105,7 @@
                 <w:noProof/>
                 <w:webHidden/>
               </w:rPr>
-              <w:instrText xml:space="preserve"> PAGEREF _Toc224704997 \h </w:instrText>
+              <w:instrText xml:space="preserve"> PAGEREF _Toc225065487 \h </w:instrText>
             </w:r>
             <w:r>
               <w:rPr>
@@ -2156,7 +2150,7 @@
               <w:szCs w:val="24"/>
             </w:rPr>
           </w:pPr>
-          <w:hyperlink w:anchor="_Toc224704998" w:history="1">
+          <w:hyperlink w:anchor="_Toc225065488" w:history="1">
             <w:r>
               <w:rPr>
                 <w:rStyle w:val="Hyperlink"/>
@@ -2199,7 +2193,7 @@
                 <w:noProof/>
                 <w:webHidden/>
               </w:rPr>
-              <w:instrText xml:space="preserve"> PAGEREF _Toc224704998 \h </w:instrText>
+              <w:instrText xml:space="preserve"> PAGEREF _Toc225065488 \h </w:instrText>
             </w:r>
             <w:r>
               <w:rPr>
@@ -2244,7 +2238,7 @@
               <w:szCs w:val="24"/>
             </w:rPr>
           </w:pPr>
-          <w:hyperlink w:anchor="_Toc224704999" w:history="1">
+          <w:hyperlink w:anchor="_Toc225065489" w:history="1">
             <w:r>
               <w:rPr>
                 <w:rStyle w:val="Hyperlink"/>
@@ -2287,7 +2281,7 @@
                 <w:noProof/>
                 <w:webHidden/>
               </w:rPr>
-              <w:instrText xml:space="preserve"> PAGEREF _Toc224704999 \h </w:instrText>
+              <w:instrText xml:space="preserve"> PAGEREF _Toc225065489 \h </w:instrText>
             </w:r>
             <w:r>
               <w:rPr>
@@ -2332,7 +2326,7 @@
               <w:szCs w:val="24"/>
             </w:rPr>
           </w:pPr>
-          <w:hyperlink w:anchor="_Toc224705000" w:history="1">
+          <w:hyperlink w:anchor="_Toc225065490" w:history="1">
             <w:r>
               <w:rPr>
                 <w:rStyle w:val="Hyperlink"/>
@@ -2375,7 +2369,7 @@
                 <w:noProof/>
                 <w:webHidden/>
               </w:rPr>
-              <w:instrText xml:space="preserve"> PAGEREF _Toc224705000 \h </w:instrText>
+              <w:instrText xml:space="preserve"> PAGEREF _Toc225065490 \h </w:instrText>
             </w:r>
             <w:r>
               <w:rPr>
@@ -2395,7 +2389,7 @@
                 <w:noProof/>
                 <w:webHidden/>
               </w:rPr>
-              <w:t>17</w:t>
+              <w:t>18</w:t>
             </w:r>
             <w:r>
               <w:rPr>
@@ -2420,7 +2414,7 @@
               <w:szCs w:val="24"/>
             </w:rPr>
           </w:pPr>
-          <w:hyperlink w:anchor="_Toc224705001" w:history="1">
+          <w:hyperlink w:anchor="_Toc225065491" w:history="1">
             <w:r>
               <w:rPr>
                 <w:rStyle w:val="Hyperlink"/>
@@ -2463,7 +2457,7 @@
                 <w:noProof/>
                 <w:webHidden/>
               </w:rPr>
-              <w:instrText xml:space="preserve"> PAGEREF _Toc224705001 \h </w:instrText>
+              <w:instrText xml:space="preserve"> PAGEREF _Toc225065491 \h </w:instrText>
             </w:r>
             <w:r>
               <w:rPr>
@@ -2483,7 +2477,7 @@
                 <w:noProof/>
                 <w:webHidden/>
               </w:rPr>
-              <w:t>17</w:t>
+              <w:t>18</w:t>
             </w:r>
             <w:r>
               <w:rPr>
@@ -2508,7 +2502,7 @@
               <w:szCs w:val="24"/>
             </w:rPr>
           </w:pPr>
-          <w:hyperlink w:anchor="_Toc224705002" w:history="1">
+          <w:hyperlink w:anchor="_Toc225065492" w:history="1">
             <w:r>
               <w:rPr>
                 <w:rStyle w:val="Hyperlink"/>
@@ -2551,7 +2545,7 @@
                 <w:noProof/>
                 <w:webHidden/>
               </w:rPr>
-              <w:instrText xml:space="preserve"> PAGEREF _Toc224705002 \h </w:instrText>
+              <w:instrText xml:space="preserve"> PAGEREF _Toc225065492 \h </w:instrText>
             </w:r>
             <w:r>
               <w:rPr>
@@ -2596,7 +2590,7 @@
               <w:szCs w:val="24"/>
             </w:rPr>
           </w:pPr>
-          <w:hyperlink w:anchor="_Toc224705003" w:history="1">
+          <w:hyperlink w:anchor="_Toc225065493" w:history="1">
             <w:r>
               <w:rPr>
                 <w:rStyle w:val="Hyperlink"/>
@@ -2639,7 +2633,7 @@
                 <w:noProof/>
                 <w:webHidden/>
               </w:rPr>
-              <w:instrText xml:space="preserve"> PAGEREF _Toc224705003 \h </w:instrText>
+              <w:instrText xml:space="preserve"> PAGEREF _Toc225065493 \h </w:instrText>
             </w:r>
             <w:r>
               <w:rPr>
@@ -2684,7 +2678,7 @@
               <w:szCs w:val="24"/>
             </w:rPr>
           </w:pPr>
-          <w:hyperlink w:anchor="_Toc224705004" w:history="1">
+          <w:hyperlink w:anchor="_Toc225065494" w:history="1">
             <w:r>
               <w:rPr>
                 <w:rStyle w:val="Hyperlink"/>
@@ -2727,7 +2721,7 @@
                 <w:noProof/>
                 <w:webHidden/>
               </w:rPr>
-              <w:instrText xml:space="preserve"> PAGEREF _Toc224705004 \h </w:instrText>
+              <w:instrText xml:space="preserve"> PAGEREF _Toc225065494 \h </w:instrText>
             </w:r>
             <w:r>
               <w:rPr>
@@ -2772,7 +2766,7 @@
               <w:szCs w:val="24"/>
             </w:rPr>
           </w:pPr>
-          <w:hyperlink w:anchor="_Toc224705005" w:history="1">
+          <w:hyperlink w:anchor="_Toc225065495" w:history="1">
             <w:r>
               <w:rPr>
                 <w:rStyle w:val="Hyperlink"/>
@@ -2815,7 +2809,7 @@
                 <w:noProof/>
                 <w:webHidden/>
               </w:rPr>
-              <w:instrText xml:space="preserve"> PAGEREF _Toc224705005 \h </w:instrText>
+              <w:instrText xml:space="preserve"> PAGEREF _Toc225065495 \h </w:instrText>
             </w:r>
             <w:r>
               <w:rPr>
@@ -2860,7 +2854,7 @@
               <w:szCs w:val="24"/>
             </w:rPr>
           </w:pPr>
-          <w:hyperlink w:anchor="_Toc224705006" w:history="1">
+          <w:hyperlink w:anchor="_Toc225065496" w:history="1">
             <w:r>
               <w:rPr>
                 <w:rStyle w:val="Hyperlink"/>
@@ -2903,7 +2897,7 @@
                 <w:noProof/>
                 <w:webHidden/>
               </w:rPr>
-              <w:instrText xml:space="preserve"> PAGEREF _Toc224705006 \h </w:instrText>
+              <w:instrText xml:space="preserve"> PAGEREF _Toc225065496 \h </w:instrText>
             </w:r>
             <w:r>
               <w:rPr>
@@ -2948,7 +2942,7 @@
               <w:szCs w:val="24"/>
             </w:rPr>
           </w:pPr>
-          <w:hyperlink w:anchor="_Toc224705007" w:history="1">
+          <w:hyperlink w:anchor="_Toc225065497" w:history="1">
             <w:r>
               <w:rPr>
                 <w:rStyle w:val="Hyperlink"/>
@@ -2991,7 +2985,7 @@
                 <w:noProof/>
                 <w:webHidden/>
               </w:rPr>
-              <w:instrText xml:space="preserve"> PAGEREF _Toc224705007 \h </w:instrText>
+              <w:instrText xml:space="preserve"> PAGEREF _Toc225065497 \h </w:instrText>
             </w:r>
             <w:r>
               <w:rPr>
@@ -3036,7 +3030,7 @@
               <w:szCs w:val="24"/>
             </w:rPr>
           </w:pPr>
-          <w:hyperlink w:anchor="_Toc224705008" w:history="1">
+          <w:hyperlink w:anchor="_Toc225065498" w:history="1">
             <w:r>
               <w:rPr>
                 <w:rStyle w:val="Hyperlink"/>
@@ -3079,7 +3073,7 @@
                 <w:noProof/>
                 <w:webHidden/>
               </w:rPr>
-              <w:instrText xml:space="preserve"> PAGEREF _Toc224705008 \h </w:instrText>
+              <w:instrText xml:space="preserve"> PAGEREF _Toc225065498 \h </w:instrText>
             </w:r>
             <w:r>
               <w:rPr>
@@ -3124,7 +3118,7 @@
               <w:szCs w:val="24"/>
             </w:rPr>
           </w:pPr>
-          <w:hyperlink w:anchor="_Toc224705009" w:history="1">
+          <w:hyperlink w:anchor="_Toc225065499" w:history="1">
             <w:r>
               <w:rPr>
                 <w:rStyle w:val="Hyperlink"/>
@@ -3167,7 +3161,7 @@
                 <w:noProof/>
                 <w:webHidden/>
               </w:rPr>
-              <w:instrText xml:space="preserve"> PAGEREF _Toc224705009 \h </w:instrText>
+              <w:instrText xml:space="preserve"> PAGEREF _Toc225065499 \h </w:instrText>
             </w:r>
             <w:r>
               <w:rPr>
@@ -3212,7 +3206,7 @@
               <w:szCs w:val="24"/>
             </w:rPr>
           </w:pPr>
-          <w:hyperlink w:anchor="_Toc224705010" w:history="1">
+          <w:hyperlink w:anchor="_Toc225065500" w:history="1">
             <w:r>
               <w:rPr>
                 <w:rStyle w:val="Hyperlink"/>
@@ -3255,7 +3249,7 @@
                 <w:noProof/>
                 <w:webHidden/>
               </w:rPr>
-              <w:instrText xml:space="preserve"> PAGEREF _Toc224705010 \h </w:instrText>
+              <w:instrText xml:space="preserve"> PAGEREF _Toc225065500 \h </w:instrText>
             </w:r>
             <w:r>
               <w:rPr>
@@ -3300,7 +3294,7 @@
               <w:szCs w:val="24"/>
             </w:rPr>
           </w:pPr>
-          <w:hyperlink w:anchor="_Toc224705011" w:history="1">
+          <w:hyperlink w:anchor="_Toc225065501" w:history="1">
             <w:r>
               <w:rPr>
                 <w:rStyle w:val="Hyperlink"/>
@@ -3343,7 +3337,7 @@
                 <w:noProof/>
                 <w:webHidden/>
               </w:rPr>
-              <w:instrText xml:space="preserve"> PAGEREF _Toc224705011 \h </w:instrText>
+              <w:instrText xml:space="preserve"> PAGEREF _Toc225065501 \h </w:instrText>
             </w:r>
             <w:r>
               <w:rPr>
@@ -3763,7 +3757,7 @@
         <w:pStyle w:val="Heading1"/>
       </w:pPr>
       <w:bookmarkStart w:id="1" w:name="_Hlk199332212"/>
-      <w:bookmarkStart w:id="2" w:name="_Toc224704976"/>
+      <w:bookmarkStart w:id="2" w:name="_Toc225065466"/>
       <w:r>
         <w:lastRenderedPageBreak/>
         <w:t>INTRODUCTION</w:t>
@@ -3777,7 +3771,7 @@
       <w:pPr>
         <w:pStyle w:val="Heading2"/>
       </w:pPr>
-      <w:bookmarkStart w:id="3" w:name="_Toc224704977"/>
+      <w:bookmarkStart w:id="3" w:name="_Toc225065467"/>
       <w:r>
         <w:t xml:space="preserve">THE </w:t>
       </w:r>
@@ -3803,243 +3797,279 @@
         <w:t>µ</w:t>
       </w:r>
       <w:r>
+        <w:t xml:space="preserve">C) </w:t>
+      </w:r>
+      <w:r>
+        <w:t xml:space="preserve">architecture provides an excellent balance of performance, cost, and development complexity.  It is therefore natural to ask an important engineering question: where does a pure </w:t>
+      </w:r>
+      <w:r>
+        <w:t>Processor Logic (</w:t>
+      </w:r>
+      <w:r>
+        <w:t>PL</w:t>
+      </w:r>
+      <w:r>
+        <w:t>)</w:t>
+      </w:r>
+      <w:r>
+        <w:t xml:space="preserve"> based </w:t>
+      </w:r>
+      <w:r>
+        <w:t xml:space="preserve">FPGA system fit into this landscape?  </w:t>
+      </w:r>
+    </w:p>
+    <w:p>
+      <w:pPr>
+        <w:jc w:val="both"/>
+        <w:rPr>
+          <w:rFonts w:ascii="Times New Roman" w:hAnsi="Times New Roman"/>
+        </w:rPr>
+      </w:pPr>
+    </w:p>
+    <w:p>
+      <w:pPr>
+        <w:jc w:val="both"/>
+      </w:pPr>
+      <w:r>
+        <w:t>In comparison t</w:t>
+      </w:r>
+      <w:r>
+        <w:t xml:space="preserve">here is nothing </w:t>
+      </w:r>
+      <w:r>
+        <w:t>eas</w:t>
+      </w:r>
+      <w:r>
+        <w:t xml:space="preserve">y, </w:t>
+      </w:r>
+      <w:r>
+        <w:t>cheap</w:t>
+      </w:r>
+      <w:r>
+        <w:t xml:space="preserve"> or quick </w:t>
+      </w:r>
+      <w:r>
+        <w:t>about</w:t>
+      </w:r>
+      <w:r>
+        <w:t xml:space="preserve"> an FPGA</w:t>
+      </w:r>
+      <w:r>
+        <w:t>.  The FPGA simply cannot compete in those categories, but for everything else it excels</w:t>
+      </w:r>
+      <w:r>
+        <w:t xml:space="preserve">.  </w:t>
+      </w:r>
+      <w:r>
+        <w:t>T</w:t>
+      </w:r>
+      <w:r>
+        <w:t xml:space="preserve">he challenge explored in this project is not a feature-for-feature comparison between an FPGA and a </w:t>
+      </w:r>
+      <w:r>
+        <w:t>µ</w:t>
+      </w:r>
+      <w:r>
+        <w:t>C.  Instead, the goal is to explore the practical capabilities of a pure PL FPGA platform by implementing two distinct design projects and observing how such a system compares in practice to what might traditionally be implemented on an ARM Cortex M4</w:t>
+      </w:r>
+      <w:r>
+        <w:t>/M7</w:t>
+      </w:r>
+      <w:r>
+        <w:t xml:space="preserve"> class device or higher.</w:t>
+      </w:r>
+    </w:p>
+    <w:p>
+      <w:pPr>
+        <w:jc w:val="both"/>
+      </w:pPr>
+    </w:p>
+    <w:p>
+      <w:pPr>
+        <w:jc w:val="both"/>
+      </w:pPr>
+      <w:r>
+        <w:t xml:space="preserve">The first phase of this exploration focuses on constructing an FPGA-based system that resembles the functional architecture commonly found in a </w:t>
+      </w:r>
+      <w:r>
+        <w:t>µ</w:t>
+      </w:r>
+      <w:r>
+        <w:t xml:space="preserve">C environment.  </w:t>
+      </w:r>
+      <w:r>
+        <w:t xml:space="preserve"> Within the PL</w:t>
+      </w:r>
+      <w:r>
+        <w:t>,</w:t>
+      </w:r>
+      <w:r>
+        <w:t xml:space="preserve"> a subset of needed peripherals </w:t>
+      </w:r>
+      <w:proofErr w:type="gramStart"/>
+      <w:r>
+        <w:t>are</w:t>
+      </w:r>
+      <w:proofErr w:type="gramEnd"/>
+      <w:r>
+        <w:t xml:space="preserve"> implemented which include: </w:t>
+      </w:r>
+      <w:r>
+        <w:t>UART</w:t>
+      </w:r>
+      <w:r>
+        <w:t xml:space="preserve">, </w:t>
+      </w:r>
+      <w:r>
+        <w:t xml:space="preserve">SPI, DDR, </w:t>
+      </w:r>
+      <w:r>
+        <w:t>T</w:t>
+      </w:r>
+      <w:r>
+        <w:t xml:space="preserve">imers, </w:t>
+      </w:r>
+      <w:proofErr w:type="spellStart"/>
+      <w:r>
+        <w:t>PWM</w:t>
+      </w:r>
+      <w:proofErr w:type="spellEnd"/>
+      <w:r>
+        <w:t xml:space="preserve">, </w:t>
+      </w:r>
+      <w:r>
+        <w:t xml:space="preserve">Interrupt Controller, </w:t>
+      </w:r>
+      <w:proofErr w:type="spellStart"/>
+      <w:r>
+        <w:t>FPU</w:t>
+      </w:r>
+      <w:proofErr w:type="spellEnd"/>
+      <w:r>
+        <w:t xml:space="preserve">, Cache memory </w:t>
+      </w:r>
+      <w:r>
+        <w:t>and other system services required to support a complete embedded application.</w:t>
+      </w:r>
+      <w:r>
+        <w:t xml:space="preserve">  </w:t>
+      </w:r>
+      <w:r>
+        <w:t xml:space="preserve">The resulting system demonstrates that the fundamental building blocks normally associated with a </w:t>
+      </w:r>
+      <w:r>
+        <w:t>µ</w:t>
+      </w:r>
+      <w:r>
+        <w:t xml:space="preserve">C </w:t>
+      </w:r>
+      <w:r>
+        <w:t xml:space="preserve">can be </w:t>
+      </w:r>
+      <w:r>
+        <w:t>tailored specifically to create the device need</w:t>
+      </w:r>
+      <w:r>
+        <w:t>ed</w:t>
+      </w:r>
+      <w:r>
+        <w:t xml:space="preserve">. </w:t>
+      </w:r>
+      <w:r>
+        <w:t xml:space="preserve">  That said, incorporated into </w:t>
+      </w:r>
+      <w:r>
+        <w:t xml:space="preserve">this first </w:t>
+      </w:r>
+      <w:r>
+        <w:t>phase</w:t>
+      </w:r>
+      <w:r>
+        <w:t xml:space="preserve"> </w:t>
+      </w:r>
+      <w:r>
+        <w:t xml:space="preserve">a </w:t>
+      </w:r>
+      <w:r>
+        <w:t xml:space="preserve">preview of what lies ahead through the inclusion of </w:t>
+      </w:r>
+      <w:r>
+        <w:t xml:space="preserve">two </w:t>
+      </w:r>
+      <w:r>
+        <w:t>custom RTL-based</w:t>
+      </w:r>
+      <w:r>
+        <w:t xml:space="preserve"> IP</w:t>
+      </w:r>
+      <w:r>
+        <w:t xml:space="preserve"> blocks</w:t>
+      </w:r>
+      <w:r>
+        <w:t xml:space="preserve"> (aka </w:t>
+      </w:r>
+      <w:r>
+        <w:t>m</w:t>
+      </w:r>
+      <w:r>
+        <w:t>odules)</w:t>
+      </w:r>
+      <w:r>
+        <w:t xml:space="preserve"> – </w:t>
+      </w:r>
+      <w:r>
+        <w:t xml:space="preserve">something </w:t>
+      </w:r>
+      <w:r>
+        <w:t xml:space="preserve">you cannot do within a </w:t>
+      </w:r>
+      <w:r>
+        <w:t>µ</w:t>
+      </w:r>
+      <w:r>
         <w:t>C</w:t>
       </w:r>
       <w:r>
-        <w:t xml:space="preserve">) </w:t>
-      </w:r>
-      <w:r>
-        <w:t xml:space="preserve">architecture provides an excellent balance of performance, cost, and development complexity.  It is therefore natural to ask an important engineering question: where does a pure </w:t>
-      </w:r>
-      <w:r>
-        <w:t>Processor Logic (</w:t>
-      </w:r>
-      <w:r>
-        <w:t>PL</w:t>
-      </w:r>
-      <w:r>
-        <w:t>)</w:t>
-      </w:r>
-      <w:r>
-        <w:t xml:space="preserve"> based </w:t>
-      </w:r>
-      <w:r>
-        <w:t xml:space="preserve">FPGA system fit into this landscape?  </w:t>
-      </w:r>
-    </w:p>
-    <w:p>
-      <w:pPr>
-        <w:jc w:val="both"/>
-        <w:rPr>
-          <w:rFonts w:ascii="Times New Roman" w:hAnsi="Times New Roman"/>
-        </w:rPr>
-      </w:pPr>
-    </w:p>
-    <w:p>
-      <w:pPr>
-        <w:jc w:val="both"/>
-      </w:pPr>
-      <w:r>
-        <w:t>In comparison t</w:t>
-      </w:r>
-      <w:r>
-        <w:t xml:space="preserve">here is nothing </w:t>
-      </w:r>
-      <w:r>
-        <w:t>eas</w:t>
-      </w:r>
-      <w:r>
-        <w:t xml:space="preserve">y, </w:t>
-      </w:r>
-      <w:r>
-        <w:t>cheap</w:t>
-      </w:r>
-      <w:r>
-        <w:t xml:space="preserve"> or quick </w:t>
-      </w:r>
-      <w:r>
-        <w:t>about</w:t>
-      </w:r>
-      <w:r>
-        <w:t xml:space="preserve"> an FPGA</w:t>
-      </w:r>
-      <w:r>
-        <w:t>.  The FPGA simply cannot compete in those categories, but for everything else it excels</w:t>
-      </w:r>
-      <w:r>
-        <w:t xml:space="preserve">.  </w:t>
-      </w:r>
-      <w:r>
-        <w:t>T</w:t>
-      </w:r>
-      <w:r>
-        <w:t xml:space="preserve">he challenge explored in this project is not a feature-for-feature comparison between an FPGA and a </w:t>
-      </w:r>
-      <w:r>
-        <w:t>µ</w:t>
-      </w:r>
-      <w:r>
-        <w:t>C.  Instead, the goal is to explore the practical capabilities of a pure PL FPGA platform by implementing two distinct design projects and observing how such a system compares in practice to what might traditionally be implemented on an ARM Cortex M4</w:t>
-      </w:r>
-      <w:r>
-        <w:t>/M7</w:t>
-      </w:r>
-      <w:r>
-        <w:t xml:space="preserve"> class device or higher.</w:t>
-      </w:r>
-    </w:p>
-    <w:p>
-      <w:pPr>
-        <w:jc w:val="both"/>
-      </w:pPr>
-    </w:p>
-    <w:p>
-      <w:pPr>
-        <w:jc w:val="both"/>
-      </w:pPr>
-      <w:r>
-        <w:t xml:space="preserve">The first phase of this exploration focuses on constructing an FPGA-based system that resembles the functional architecture commonly found in a </w:t>
-      </w:r>
-      <w:r>
-        <w:t>µ</w:t>
-      </w:r>
-      <w:r>
-        <w:t xml:space="preserve">C environment.  </w:t>
-      </w:r>
-      <w:r>
-        <w:t xml:space="preserve"> Within the PL</w:t>
+        <w:t xml:space="preserve"> along with a few other FPGA differentiators.  </w:t>
+      </w:r>
+    </w:p>
+    <w:p>
+      <w:pPr>
+        <w:jc w:val="both"/>
+      </w:pPr>
+    </w:p>
+    <w:p>
+      <w:pPr>
+        <w:pStyle w:val="Heading2"/>
+        <w:jc w:val="both"/>
+      </w:pPr>
+      <w:bookmarkStart w:id="4" w:name="_Toc225065468"/>
+      <w:r>
+        <w:t>PHASE 1 / PHASE 2</w:t>
+      </w:r>
+      <w:r>
+        <w:t>:</w:t>
+      </w:r>
+      <w:bookmarkEnd w:id="4"/>
+    </w:p>
+    <w:p>
+      <w:pPr>
+        <w:jc w:val="both"/>
+      </w:pPr>
+      <w:r>
+        <w:t>What is covered here is the Phase 1 project design</w:t>
+      </w:r>
+      <w:r>
+        <w:t>: PL, Hardware, and Firmware</w:t>
+      </w:r>
+      <w:r>
+        <w:t>.  In doing so I will show performance and limitations thereof, things I got wrong, and issues in hardware, firmware, and PL I intend to correct, and or</w:t>
       </w:r>
       <w:r>
         <w:t>,</w:t>
       </w:r>
       <w:r>
-        <w:t xml:space="preserve"> a subset of needed peripherals </w:t>
-      </w:r>
-      <w:proofErr w:type="gramStart"/>
-      <w:r>
-        <w:t>are</w:t>
-      </w:r>
-      <w:proofErr w:type="gramEnd"/>
-      <w:r>
-        <w:t xml:space="preserve"> implemented which include: </w:t>
-      </w:r>
-      <w:r>
-        <w:t>UART</w:t>
-      </w:r>
-      <w:r>
-        <w:t xml:space="preserve">, </w:t>
-      </w:r>
-      <w:r>
-        <w:t xml:space="preserve">SPI, DDR, </w:t>
-      </w:r>
-      <w:r>
-        <w:t>T</w:t>
-      </w:r>
-      <w:r>
-        <w:t xml:space="preserve">imers, </w:t>
-      </w:r>
-      <w:proofErr w:type="spellStart"/>
-      <w:r>
-        <w:t>PWM</w:t>
-      </w:r>
-      <w:proofErr w:type="spellEnd"/>
-      <w:r>
-        <w:t xml:space="preserve">, </w:t>
-      </w:r>
-      <w:r>
-        <w:t xml:space="preserve">Interrupt Controller, </w:t>
-      </w:r>
-      <w:proofErr w:type="spellStart"/>
-      <w:r>
-        <w:t>FPU</w:t>
-      </w:r>
-      <w:proofErr w:type="spellEnd"/>
-      <w:r>
-        <w:t xml:space="preserve">, Cache memory </w:t>
-      </w:r>
-      <w:r>
-        <w:t>and other system services required to support a complete embedded application.</w:t>
-      </w:r>
-      <w:r>
-        <w:t xml:space="preserve">  </w:t>
-      </w:r>
-      <w:r>
-        <w:t xml:space="preserve">The resulting system demonstrates that the fundamental building blocks normally associated with a </w:t>
-      </w:r>
-      <w:r>
-        <w:t>µ</w:t>
-      </w:r>
-      <w:r>
-        <w:t xml:space="preserve">C </w:t>
-      </w:r>
-      <w:r>
-        <w:t xml:space="preserve">can be </w:t>
-      </w:r>
-      <w:r>
-        <w:t>tailored specifically to create the device need</w:t>
-      </w:r>
-      <w:r>
-        <w:t>ed</w:t>
-      </w:r>
-      <w:r>
-        <w:t xml:space="preserve">. </w:t>
-      </w:r>
-      <w:r>
-        <w:t xml:space="preserve">  That said, incorporated into </w:t>
-      </w:r>
-      <w:r>
-        <w:t xml:space="preserve">this first </w:t>
-      </w:r>
-      <w:r>
-        <w:t>phase</w:t>
-      </w:r>
-      <w:r>
-        <w:t xml:space="preserve"> </w:t>
-      </w:r>
-      <w:r>
-        <w:t xml:space="preserve">a </w:t>
-      </w:r>
-      <w:r>
-        <w:t xml:space="preserve">preview of what lies ahead through the inclusion of </w:t>
-      </w:r>
-      <w:r>
-        <w:t xml:space="preserve">two </w:t>
-      </w:r>
-      <w:r>
-        <w:t>custom RTL-based</w:t>
-      </w:r>
-      <w:r>
-        <w:t xml:space="preserve"> IP</w:t>
-      </w:r>
-      <w:r>
-        <w:t xml:space="preserve"> blocks</w:t>
-      </w:r>
-      <w:r>
-        <w:t xml:space="preserve"> (aka </w:t>
-      </w:r>
-      <w:r>
-        <w:t>m</w:t>
-      </w:r>
-      <w:r>
-        <w:t>odules)</w:t>
-      </w:r>
-      <w:r>
-        <w:t xml:space="preserve"> – </w:t>
-      </w:r>
-      <w:r>
-        <w:t xml:space="preserve">something </w:t>
-      </w:r>
-      <w:r>
-        <w:t xml:space="preserve">you cannot do within a </w:t>
-      </w:r>
-      <w:r>
-        <w:t>µ</w:t>
-      </w:r>
-      <w:r>
-        <w:t>C</w:t>
-      </w:r>
-      <w:r>
-        <w:t xml:space="preserve"> along with a few other FPGA differentiators.  </w:t>
+        <w:t xml:space="preserve"> address in Phase 2.</w:t>
       </w:r>
     </w:p>
     <w:p>
@@ -4052,46 +4082,7 @@
         <w:pStyle w:val="Heading2"/>
         <w:jc w:val="both"/>
       </w:pPr>
-      <w:bookmarkStart w:id="4" w:name="_Toc224704978"/>
-      <w:r>
-        <w:t>PHASE 1 / PHASE 2</w:t>
-      </w:r>
-      <w:r>
-        <w:t>:</w:t>
-      </w:r>
-      <w:bookmarkEnd w:id="4"/>
-    </w:p>
-    <w:p>
-      <w:pPr>
-        <w:jc w:val="both"/>
-      </w:pPr>
-      <w:r>
-        <w:t>What is covered here is the Phase 1 project design</w:t>
-      </w:r>
-      <w:r>
-        <w:t>: PL, Hardware, and Firmware</w:t>
-      </w:r>
-      <w:r>
-        <w:t>.  In doing so I will show performance and limitations thereof, things I got wrong, and issues in hardware, firmware, and PL I intend to correct, and or</w:t>
-      </w:r>
-      <w:r>
-        <w:t>,</w:t>
-      </w:r>
-      <w:r>
-        <w:t xml:space="preserve"> address in Phase 2.</w:t>
-      </w:r>
-    </w:p>
-    <w:p>
-      <w:pPr>
-        <w:jc w:val="both"/>
-      </w:pPr>
-    </w:p>
-    <w:p>
-      <w:pPr>
-        <w:pStyle w:val="Heading2"/>
-        <w:jc w:val="both"/>
-      </w:pPr>
-      <w:bookmarkStart w:id="5" w:name="_Toc224704979"/>
+      <w:bookmarkStart w:id="5" w:name="_Toc225065469"/>
       <w:proofErr w:type="gramStart"/>
       <w:r>
         <w:t>SO</w:t>
@@ -4404,7 +4395,7 @@
         <w:pStyle w:val="Heading1"/>
         <w:jc w:val="both"/>
       </w:pPr>
-      <w:bookmarkStart w:id="6" w:name="_Toc224704980"/>
+      <w:bookmarkStart w:id="6" w:name="_Toc225065470"/>
       <w:r>
         <w:lastRenderedPageBreak/>
         <w:t>AT A GLANCE</w:t>
@@ -4419,7 +4410,7 @@
         <w:pStyle w:val="Heading2"/>
         <w:jc w:val="both"/>
       </w:pPr>
-      <w:bookmarkStart w:id="7" w:name="_Toc224704981"/>
+      <w:bookmarkStart w:id="7" w:name="_Toc225065471"/>
       <w:r>
         <w:t xml:space="preserve">PL </w:t>
       </w:r>
@@ -4613,7 +4604,7 @@
         <w:pStyle w:val="Heading2"/>
         <w:jc w:val="both"/>
       </w:pPr>
-      <w:bookmarkStart w:id="8" w:name="_Toc224704982"/>
+      <w:bookmarkStart w:id="8" w:name="_Toc225065472"/>
       <w:proofErr w:type="spellStart"/>
       <w:r>
         <w:t>HW</w:t>
@@ -4792,7 +4783,7 @@
       <w:pPr>
         <w:pStyle w:val="Heading2"/>
       </w:pPr>
-      <w:bookmarkStart w:id="9" w:name="_Toc224704983"/>
+      <w:bookmarkStart w:id="9" w:name="_Toc225065473"/>
       <w:r>
         <w:t>FW FEATURES:</w:t>
       </w:r>
@@ -4876,7 +4867,7 @@
         <w:pStyle w:val="Heading2"/>
         <w:jc w:val="both"/>
       </w:pPr>
-      <w:bookmarkStart w:id="10" w:name="_Toc224704984"/>
+      <w:bookmarkStart w:id="10" w:name="_Toc225065474"/>
       <w:r>
         <w:lastRenderedPageBreak/>
         <w:t>SIMPLIFIED</w:t>
@@ -4895,7 +4886,7 @@
           <w:noProof/>
         </w:rPr>
         <w:drawing>
-          <wp:inline distT="0" distB="0" distL="0" distR="0" wp14:anchorId="6523967C" wp14:editId="7E4ECD36">
+          <wp:inline distT="0" distB="0" distL="0" distR="0" wp14:anchorId="6523967C" wp14:editId="0DC2FF78">
             <wp:extent cx="5936615" cy="3752850"/>
             <wp:effectExtent l="0" t="0" r="6985" b="0"/>
             <wp:docPr id="580303348" name="Picture 1"/>
@@ -4953,7 +4944,7 @@
       <w:pPr>
         <w:pStyle w:val="Heading1"/>
       </w:pPr>
-      <w:bookmarkStart w:id="11" w:name="_Toc224704985"/>
+      <w:bookmarkStart w:id="11" w:name="_Toc225065475"/>
       <w:r>
         <w:t xml:space="preserve">PROJECT </w:t>
       </w:r>
@@ -5021,7 +5012,7 @@
       <w:pPr>
         <w:pStyle w:val="Heading2"/>
       </w:pPr>
-      <w:bookmarkStart w:id="12" w:name="_Toc224704986"/>
+      <w:bookmarkStart w:id="12" w:name="_Toc225065476"/>
       <w:r>
         <w:t xml:space="preserve">P1 </w:t>
       </w:r>
@@ -5071,7 +5062,7 @@
       <w:pPr>
         <w:pStyle w:val="Heading2"/>
       </w:pPr>
-      <w:bookmarkStart w:id="13" w:name="_Toc224704987"/>
+      <w:bookmarkStart w:id="13" w:name="_Toc225065477"/>
       <w:r>
         <w:t xml:space="preserve">P1 </w:t>
       </w:r>
@@ -5190,7 +5181,7 @@
       <w:pPr>
         <w:pStyle w:val="Heading1"/>
       </w:pPr>
-      <w:bookmarkStart w:id="14" w:name="_Toc224704988"/>
+      <w:bookmarkStart w:id="14" w:name="_Toc225065478"/>
       <w:r>
         <w:lastRenderedPageBreak/>
         <w:t xml:space="preserve">DETAILED </w:t>
@@ -5235,7 +5226,7 @@
       <w:pPr>
         <w:pStyle w:val="Heading2"/>
       </w:pPr>
-      <w:bookmarkStart w:id="15" w:name="_Toc224704989"/>
+      <w:bookmarkStart w:id="15" w:name="_Toc225065479"/>
       <w:r>
         <w:t>AUDIO SA MODE DETAILS</w:t>
       </w:r>
@@ -5436,10 +5427,7 @@
         <w:t xml:space="preserve"> to limit the size here, with planned use of that memory in phase 2.</w:t>
       </w:r>
       <w:r>
-        <w:t xml:space="preserve">  </w:t>
-      </w:r>
-      <w:r>
-        <w:t>Additionally, six colored LEDs (arranged as a bar) display the magnitude (signal strength</w:t>
+        <w:t xml:space="preserve">  Additionally, six colored LEDs (arranged as a bar) display the magnitude (signal strength</w:t>
       </w:r>
       <w:r>
         <w:t xml:space="preserve"> no signal spectrum</w:t>
@@ -6475,10 +6463,7 @@
         <w:t>µ</w:t>
       </w:r>
       <w:r>
-        <w:t>C</w:t>
-      </w:r>
-      <w:r>
-        <w:t xml:space="preserve"> the application runs from FLASH.  This creates a more complex linker – the reader is encouraged to review the linker file (</w:t>
+        <w:t>C the application runs from FLASH.  This creates a more complex linker – the reader is encouraged to review the linker file (</w:t>
       </w:r>
       <w:proofErr w:type="spellStart"/>
       <w:proofErr w:type="gramStart"/>
@@ -6508,7 +6493,7 @@
       <w:pPr>
         <w:pStyle w:val="Heading2"/>
       </w:pPr>
-      <w:bookmarkStart w:id="16" w:name="_Toc224704990"/>
+      <w:bookmarkStart w:id="16" w:name="_Toc225065480"/>
       <w:r>
         <w:t>SIGNAL SA MODE DETAILS</w:t>
       </w:r>
@@ -7302,7 +7287,7 @@
       <w:pPr>
         <w:pStyle w:val="Heading1"/>
       </w:pPr>
-      <w:bookmarkStart w:id="17" w:name="_Toc224704991"/>
+      <w:bookmarkStart w:id="17" w:name="_Toc225065481"/>
       <w:r>
         <w:t>FFT IMPLEMENTATION AND NEED TO KNOW:</w:t>
       </w:r>
@@ -7312,7 +7297,7 @@
       <w:pPr>
         <w:pStyle w:val="Heading2"/>
       </w:pPr>
-      <w:bookmarkStart w:id="18" w:name="_Toc224704992"/>
+      <w:bookmarkStart w:id="18" w:name="_Toc225065482"/>
       <w:r>
         <w:t>FFT PROCESS FLOW:</w:t>
       </w:r>
@@ -7362,7 +7347,7 @@
       <w:pPr>
         <w:pStyle w:val="Heading2"/>
       </w:pPr>
-      <w:bookmarkStart w:id="19" w:name="_Toc224704993"/>
+      <w:bookmarkStart w:id="19" w:name="_Toc225065483"/>
       <w:r>
         <w:t>WHAT CAN BE MEASURED:</w:t>
       </w:r>
@@ -8399,7 +8384,7 @@
       <w:pPr>
         <w:pStyle w:val="Heading2"/>
       </w:pPr>
-      <w:bookmarkStart w:id="20" w:name="_Toc224704994"/>
+      <w:bookmarkStart w:id="20" w:name="_Toc225065484"/>
       <w:r>
         <w:t xml:space="preserve">SIZE </w:t>
       </w:r>
@@ -8585,7 +8570,7 @@
       <w:pPr>
         <w:pStyle w:val="Heading2"/>
       </w:pPr>
-      <w:bookmarkStart w:id="21" w:name="_Toc224704995"/>
+      <w:bookmarkStart w:id="21" w:name="_Toc225065485"/>
       <w:r>
         <w:t>WINDOW FUNCTION:</w:t>
       </w:r>
@@ -8852,37 +8837,7 @@
                             <w:rPr>
                               <w:rFonts w:ascii="Cambria Math" w:hAnsi="Cambria Math"/>
                             </w:rPr>
-                            <m:t>2π</m:t>
-                          </m:r>
-                          <m:r>
-                            <w:rPr>
-                              <w:rFonts w:ascii="Cambria Math" w:hAnsi="Cambria Math"/>
-                            </w:rPr>
-                            <m:t>(</m:t>
-                          </m:r>
-                          <m:r>
-                            <w:rPr>
-                              <w:rFonts w:ascii="Cambria Math" w:hAnsi="Cambria Math"/>
-                            </w:rPr>
-                            <m:t>Ind</m:t>
-                          </m:r>
-                          <m:r>
-                            <w:rPr>
-                              <w:rFonts w:ascii="Cambria Math" w:hAnsi="Cambria Math"/>
-                            </w:rPr>
-                            <m:t>e</m:t>
-                          </m:r>
-                          <m:r>
-                            <w:rPr>
-                              <w:rFonts w:ascii="Cambria Math" w:hAnsi="Cambria Math"/>
-                            </w:rPr>
-                            <m:t>x</m:t>
-                          </m:r>
-                          <m:r>
-                            <w:rPr>
-                              <w:rFonts w:ascii="Cambria Math" w:hAnsi="Cambria Math"/>
-                            </w:rPr>
-                            <m:t>)</m:t>
+                            <m:t>2π(Index)</m:t>
                           </m:r>
                         </m:num>
                         <m:den>
@@ -9160,7 +9115,7 @@
       <w:pPr>
         <w:pStyle w:val="Heading2"/>
       </w:pPr>
-      <w:bookmarkStart w:id="22" w:name="_Toc224704996"/>
+      <w:bookmarkStart w:id="22" w:name="_Toc225065486"/>
       <w:r>
         <w:t>SAMPLE JITTER – THE PHASE ERROR:</w:t>
       </w:r>
@@ -9311,7 +9266,7 @@
       <w:pPr>
         <w:pStyle w:val="Heading2"/>
       </w:pPr>
-      <w:bookmarkStart w:id="23" w:name="_Toc224704997"/>
+      <w:bookmarkStart w:id="23" w:name="_Toc225065487"/>
       <w:r>
         <w:t>HARMONICS:</w:t>
       </w:r>
@@ -9610,10 +9565,7 @@
         <w:t xml:space="preserve">  </w:t>
       </w:r>
       <w:r>
-        <w:t>See</w:t>
-      </w:r>
-      <w:r>
-        <w:t xml:space="preserve"> section </w:t>
+        <w:t xml:space="preserve">See section </w:t>
       </w:r>
       <w:hyperlink w:anchor="_LOCAL_OSCILLATOR_CLIPPING" w:history="1">
         <w:r>
@@ -10019,7 +9971,7 @@
       <w:pPr>
         <w:pStyle w:val="Heading1"/>
       </w:pPr>
-      <w:bookmarkStart w:id="24" w:name="_Toc224704998"/>
+      <w:bookmarkStart w:id="24" w:name="_Toc225065488"/>
       <w:r>
         <w:t>PHYSICAL CONTROLS:</w:t>
       </w:r>
@@ -10314,7 +10266,7 @@
       <w:pPr>
         <w:pStyle w:val="Heading1"/>
       </w:pPr>
-      <w:bookmarkStart w:id="25" w:name="_Toc224704999"/>
+      <w:bookmarkStart w:id="25" w:name="_Toc225065489"/>
       <w:r>
         <w:t>BOOT LOADER:</w:t>
       </w:r>
@@ -10331,7 +10283,13 @@
         <w:t>Every</w:t>
       </w:r>
       <w:r>
-        <w:t xml:space="preserve"> FPGA application requires a bootloader.  You cannot just program the FLASH.  </w:t>
+        <w:t xml:space="preserve"> FPGA application requires a bootloader.  You cannot </w:t>
+      </w:r>
+      <w:r>
+        <w:t>just OTP</w:t>
+      </w:r>
+      <w:r>
+        <w:t xml:space="preserve"> program the FLASH.  </w:t>
       </w:r>
       <w:r>
         <w:t xml:space="preserve">Unlike a </w:t>
@@ -10339,22 +10297,32 @@
       <w:r>
         <w:t>µ</w:t>
       </w:r>
-      <w:proofErr w:type="spellStart"/>
       <w:r>
         <w:t>C</w:t>
       </w:r>
       <w:r>
-        <w:t xml:space="preserve"> an</w:t>
-      </w:r>
-      <w:proofErr w:type="spellEnd"/>
-      <w:r>
-        <w:t xml:space="preserve"> FPGA program memory is not limited by the size of on chip FLASH, but rather the size of the external </w:t>
+        <w:t>,</w:t>
+      </w:r>
+      <w:r>
+        <w:t xml:space="preserve"> an FPGA program memory is not limited by the size of on chip FLASH, but rather the size of the external </w:t>
       </w:r>
       <w:r>
         <w:t xml:space="preserve">NV </w:t>
       </w:r>
       <w:r>
-        <w:t xml:space="preserve">memory.  </w:t>
+        <w:t>memory</w:t>
+      </w:r>
+      <w:r>
+        <w:t xml:space="preserve"> and</w:t>
+      </w:r>
+      <w:r>
+        <w:t xml:space="preserve"> DDR.  The external</w:t>
+      </w:r>
+      <w:r>
+        <w:t xml:space="preserve"> memory can be just about anything</w:t>
+      </w:r>
+      <w:r>
+        <w:t xml:space="preserve">.  </w:t>
       </w:r>
       <w:r>
         <w:t xml:space="preserve">For </w:t>
@@ -10390,43 +10358,61 @@
         <w:t>µSD</w:t>
       </w:r>
       <w:r>
+        <w:t xml:space="preserve"> providing</w:t>
+      </w:r>
+      <w:r>
+        <w:t xml:space="preserve"> the flexibility of changing the application just by changing the inserted </w:t>
+      </w:r>
+      <w:r>
+        <w:t>µSD card.</w:t>
+      </w:r>
+      <w:r>
+        <w:t xml:space="preserve">  </w:t>
+      </w:r>
+    </w:p>
+    <w:p>
+      <w:pPr>
+        <w:jc w:val="both"/>
+      </w:pPr>
+    </w:p>
+    <w:p>
+      <w:pPr>
+        <w:jc w:val="both"/>
+      </w:pPr>
+      <w:r>
+        <w:t>An FPGA can facilitate an exceptionally large application</w:t>
+      </w:r>
+      <w:r>
+        <w:t>;</w:t>
+      </w:r>
+      <w:r>
         <w:t xml:space="preserve"> </w:t>
       </w:r>
+      <w:r>
+        <w:t>the application size is not limited by the FPGA but by the external NV and attached DDR</w:t>
+      </w:r>
+      <w:r>
+        <w:t xml:space="preserve">.  </w:t>
+      </w:r>
+      <w:r>
+        <w:t xml:space="preserve">In the case of this </w:t>
+      </w:r>
       <w:proofErr w:type="gramStart"/>
       <w:r>
-        <w:t xml:space="preserve">providing </w:t>
-      </w:r>
-      <w:r>
-        <w:t xml:space="preserve"> the</w:t>
+        <w:t>hardware</w:t>
       </w:r>
       <w:proofErr w:type="gramEnd"/>
       <w:r>
-        <w:t xml:space="preserve"> flexibility of changing the application just by changing the inserted </w:t>
-      </w:r>
-      <w:r>
-        <w:t>µS</w:t>
-      </w:r>
-      <w:r>
-        <w:t>D card.</w:t>
-      </w:r>
-      <w:r>
-        <w:t xml:space="preserve">  </w:t>
-      </w:r>
-    </w:p>
-    <w:p>
-      <w:pPr>
-        <w:jc w:val="both"/>
-      </w:pPr>
-    </w:p>
-    <w:p>
-      <w:pPr>
-        <w:jc w:val="both"/>
-      </w:pPr>
-      <w:r>
-        <w:t xml:space="preserve">An FPGA can facilitate an exceptionally large application.  </w:t>
-      </w:r>
-      <w:r>
-        <w:t xml:space="preserve">This external FLASH though large, and can be larger still, holds far more than the application image.  </w:t>
+        <w:t xml:space="preserve"> it is possible to support a 128MB application</w:t>
+      </w:r>
+      <w:r>
+        <w:t xml:space="preserve"> (DDR limitation)</w:t>
+      </w:r>
+      <w:r>
+        <w:t xml:space="preserve">.  </w:t>
+      </w:r>
+      <w:r>
+        <w:t xml:space="preserve">This external FLASH though large, holds far more than the application image.  </w:t>
       </w:r>
       <w:r>
         <w:t>C</w:t>
@@ -10521,7 +10507,10 @@
         <w:t>MB_SSA_App</w:t>
       </w:r>
       <w:r>
-        <w:t>.elf</w:t>
+        <w:t>.</w:t>
+      </w:r>
+      <w:r>
+        <w:t>srec</w:t>
       </w:r>
       <w:proofErr w:type="spellEnd"/>
       <w:r>
@@ -10554,7 +10543,28 @@
       </w:r>
       <w:proofErr w:type="spellEnd"/>
       <w:r>
-        <w:t xml:space="preserve"> capabilities are loaded at POR hence the need for the </w:t>
+        <w:t xml:space="preserve"> capabilities </w:t>
+      </w:r>
+      <w:r>
+        <w:t xml:space="preserve">(PL) </w:t>
+      </w:r>
+      <w:r>
+        <w:t xml:space="preserve">are </w:t>
+      </w:r>
+      <w:r>
+        <w:t>completely</w:t>
+      </w:r>
+      <w:r>
+        <w:t xml:space="preserve"> flexible and </w:t>
+      </w:r>
+      <w:r>
+        <w:t>loaded at POR</w:t>
+      </w:r>
+      <w:r>
+        <w:t>,</w:t>
+      </w:r>
+      <w:r>
+        <w:t xml:space="preserve"> hence the need for the </w:t>
       </w:r>
       <w:proofErr w:type="spellStart"/>
       <w:r>
@@ -10594,7 +10604,13 @@
         <w:t xml:space="preserve">after PL configuration </w:t>
       </w:r>
       <w:r>
-        <w:t>the bootloader executes to load the DDR with the application image</w:t>
+        <w:t>the bootloader executes</w:t>
+      </w:r>
+      <w:r>
+        <w:t xml:space="preserve"> from LBM</w:t>
+      </w:r>
+      <w:r>
+        <w:t xml:space="preserve"> to load the DDR with the application image</w:t>
       </w:r>
       <w:r>
         <w:t xml:space="preserve"> and the Program counter loaded with the start of the application</w:t>
@@ -10645,28 +10661,44 @@
         <w:jc w:val="both"/>
       </w:pPr>
       <w:r>
+        <w:t xml:space="preserve">The bootloader and the application share the same PL.  A separate Quad SPI IP was added to support the external interface.  That additional interface is not used by the application.  Like with a </w:t>
+      </w:r>
+      <w:r>
+        <w:t>µ</w:t>
+      </w:r>
+      <w:r>
+        <w:t xml:space="preserve">C the bootloader is a separate application on to itself.  </w:t>
+      </w:r>
+    </w:p>
+    <w:p>
+      <w:pPr>
+        <w:jc w:val="both"/>
+      </w:pPr>
+    </w:p>
+    <w:p>
+      <w:pPr>
+        <w:jc w:val="both"/>
+      </w:pPr>
+      <w:r>
         <w:t xml:space="preserve">TBD phase 2 may instead use the </w:t>
       </w:r>
       <w:r>
         <w:t>µSD</w:t>
       </w:r>
       <w:r>
-        <w:t xml:space="preserve">.  The process is essentially the same, the difference being </w:t>
-      </w:r>
-      <w:r>
-        <w:t xml:space="preserve">the use of the FAT FS on the </w:t>
+        <w:t xml:space="preserve">.  The process is essentially the same, the difference being the use of the FAT FS on the </w:t>
       </w:r>
       <w:r>
         <w:t>µSD</w:t>
       </w:r>
       <w:r>
-        <w:t>.  Though more complex, requiring the FAT FS</w:t>
-      </w:r>
-      <w:r>
-        <w:t xml:space="preserve"> library and file manipulation.  T</w:t>
-      </w:r>
-      <w:r>
-        <w:t xml:space="preserve">he process is basically the same, just in three separate files: </w:t>
+        <w:t xml:space="preserve">.  Though </w:t>
+      </w:r>
+      <w:r>
+        <w:t xml:space="preserve">larger and </w:t>
+      </w:r>
+      <w:r>
+        <w:t xml:space="preserve">more complex, requiring the FAT FS library and file manipulation.  The process is basically the same, just in three separate files: </w:t>
       </w:r>
       <w:proofErr w:type="spellStart"/>
       <w:r>
@@ -10676,27 +10708,23 @@
       <w:r>
         <w:t xml:space="preserve">, bootloader image and application image.  </w:t>
       </w:r>
-    </w:p>
-    <w:p>
-      <w:pPr>
-        <w:jc w:val="both"/>
-      </w:pPr>
-    </w:p>
-    <w:p>
-      <w:pPr>
-        <w:jc w:val="both"/>
-      </w:pPr>
-      <w:r>
-        <w:t xml:space="preserve">The bootloader and the application share the same PL.  A separate Quad SPI IP was added to support the external interface.  That additional interface is not used by the application.  Like with a </w:t>
-      </w:r>
-      <w:r>
-        <w:t>µ</w:t>
-      </w:r>
-      <w:r>
-        <w:t>C</w:t>
-      </w:r>
-      <w:r>
-        <w:t xml:space="preserve"> the bootloader is a separate application on to itself.  </w:t>
+      <w:r>
+        <w:t>Additionally,</w:t>
+      </w:r>
+      <w:r>
+        <w:t xml:space="preserve"> this bootloader is very slow.  It takes about 2 minutes to load.  The application image is stored </w:t>
+      </w:r>
+      <w:r>
+        <w:lastRenderedPageBreak/>
+        <w:t>in flash as an .</w:t>
+      </w:r>
+      <w:proofErr w:type="spellStart"/>
+      <w:r>
+        <w:t>srec</w:t>
+      </w:r>
+      <w:proofErr w:type="spellEnd"/>
+      <w:r>
+        <w:t xml:space="preserve"> file and as such is parsed line by line creating a very slow load.  Perhaps for phase 2 I might consider the use of an elf file load – which should drop the boot time to seconds.  </w:t>
       </w:r>
     </w:p>
     <w:p>
@@ -10708,9 +10736,8 @@
       <w:pPr>
         <w:pStyle w:val="Heading1"/>
       </w:pPr>
-      <w:bookmarkStart w:id="26" w:name="_Toc224705000"/>
-      <w:r>
-        <w:lastRenderedPageBreak/>
+      <w:bookmarkStart w:id="26" w:name="_Toc225065490"/>
+      <w:r>
         <w:t>PHASE 2 LOOK AHEAD:</w:t>
       </w:r>
       <w:bookmarkEnd w:id="26"/>
@@ -10719,7 +10746,7 @@
       <w:pPr>
         <w:pStyle w:val="Heading2"/>
       </w:pPr>
-      <w:bookmarkStart w:id="27" w:name="_Toc224705001"/>
+      <w:bookmarkStart w:id="27" w:name="_Toc225065491"/>
       <w:r>
         <w:t>ENHANCEMENTS:</w:t>
       </w:r>
@@ -10940,7 +10967,7 @@
       <w:pPr>
         <w:pStyle w:val="Heading2"/>
       </w:pPr>
-      <w:bookmarkStart w:id="28" w:name="_Toc224705002"/>
+      <w:bookmarkStart w:id="28" w:name="_Toc225065492"/>
       <w:r>
         <w:t>CORRECTIONS:</w:t>
       </w:r>
@@ -11076,6 +11103,9 @@
       <w:r>
         <w:t xml:space="preserve">Anti-aliasing filter -3dB </w:t>
       </w:r>
+      <w:r>
+        <w:t xml:space="preserve">cut-off </w:t>
+      </w:r>
       <w:proofErr w:type="gramStart"/>
       <w:r>
         <w:t>adjusted</w:t>
@@ -11094,7 +11124,7 @@
       <w:pPr>
         <w:pStyle w:val="Heading1"/>
       </w:pPr>
-      <w:bookmarkStart w:id="29" w:name="_Toc224705003"/>
+      <w:bookmarkStart w:id="29" w:name="_Toc225065493"/>
       <w:r>
         <w:lastRenderedPageBreak/>
         <w:t>TECHNICAL SPECIFICATIONS:</w:t>
@@ -11105,7 +11135,7 @@
       <w:pPr>
         <w:pStyle w:val="Heading2"/>
       </w:pPr>
-      <w:bookmarkStart w:id="30" w:name="_Toc224705004"/>
+      <w:bookmarkStart w:id="30" w:name="_Toc225065494"/>
       <w:r>
         <w:t>ABSOLUTE MAXIMUM RATINGS</w:t>
       </w:r>
@@ -12357,7 +12387,7 @@
       <w:pPr>
         <w:pStyle w:val="Heading2"/>
       </w:pPr>
-      <w:bookmarkStart w:id="31" w:name="_Toc224705005"/>
+      <w:bookmarkStart w:id="31" w:name="_Toc225065495"/>
       <w:r>
         <w:t>OPERATIONAL RATINGS:</w:t>
       </w:r>
@@ -15739,7 +15769,7 @@
           <w:noProof/>
         </w:rPr>
       </w:pPr>
-      <w:bookmarkStart w:id="32" w:name="_Toc224705006"/>
+      <w:bookmarkStart w:id="32" w:name="_Toc225065496"/>
       <w:r>
         <w:rPr>
           <w:noProof/>
@@ -15759,7 +15789,7 @@
       <w:pPr>
         <w:pStyle w:val="Heading2"/>
       </w:pPr>
-      <w:bookmarkStart w:id="33" w:name="_Toc224705007"/>
+      <w:bookmarkStart w:id="33" w:name="_Toc225065497"/>
       <w:r>
         <w:t>IO EXPANDERS:</w:t>
       </w:r>
@@ -15999,7 +16029,7 @@
       <w:pPr>
         <w:pStyle w:val="Heading2"/>
       </w:pPr>
-      <w:bookmarkStart w:id="34" w:name="_Toc224705008"/>
+      <w:bookmarkStart w:id="34" w:name="_Toc225065498"/>
       <w:r>
         <w:lastRenderedPageBreak/>
         <w:t>DISPLAY (SSD1309 CHIP SET):</w:t>
@@ -16145,7 +16175,7 @@
       <w:pPr>
         <w:pStyle w:val="Heading2"/>
       </w:pPr>
-      <w:bookmarkStart w:id="35" w:name="_Toc224705009"/>
+      <w:bookmarkStart w:id="35" w:name="_Toc225065499"/>
       <w:proofErr w:type="spellStart"/>
       <w:r>
         <w:t>uSD</w:t>
@@ -16267,7 +16297,7 @@
       </w:pPr>
       <w:bookmarkStart w:id="36" w:name="_LOCAL_OSCILLATOR_CLIPPING"/>
       <w:bookmarkStart w:id="37" w:name="_ANTI-ALIASING_FILTER_DISCONTINUITY"/>
-      <w:bookmarkStart w:id="38" w:name="_Toc224705010"/>
+      <w:bookmarkStart w:id="38" w:name="_Toc225065500"/>
       <w:bookmarkEnd w:id="36"/>
       <w:bookmarkEnd w:id="37"/>
       <w:r>
@@ -16296,7 +16326,7 @@
       <w:pPr>
         <w:pStyle w:val="Heading1"/>
       </w:pPr>
-      <w:bookmarkStart w:id="39" w:name="_Toc224705011"/>
+      <w:bookmarkStart w:id="39" w:name="_Toc225065501"/>
       <w:r>
         <w:lastRenderedPageBreak/>
         <w:t>ACKNOWLEDGEMENT</w:t>
@@ -16605,39 +16635,92 @@
           <w:i/>
           <w:iCs/>
         </w:rPr>
-        <w:t>FRIEND:</w:t>
-      </w:r>
-    </w:p>
-    <w:p>
-      <w:pPr>
-        <w:jc w:val="both"/>
+        <w:t>FRIEND</w:t>
+      </w:r>
+      <w:r>
         <w:rPr>
           <w:i/>
           <w:iCs/>
         </w:rPr>
-      </w:pPr>
+        <w:t>S &amp; COLLEAGUES</w:t>
+      </w:r>
       <w:r>
         <w:rPr>
           <w:i/>
           <w:iCs/>
         </w:rPr>
-        <w:t xml:space="preserve">Special thanks to my friend Walter </w:t>
-      </w:r>
-      <w:proofErr w:type="gramStart"/>
-      <w:r>
+        <w:t>:</w:t>
+      </w:r>
+    </w:p>
+    <w:p>
+      <w:pPr>
+        <w:jc w:val="both"/>
         <w:rPr>
           <w:i/>
           <w:iCs/>
         </w:rPr>
-        <w:t>Varda</w:t>
-      </w:r>
-      <w:proofErr w:type="gramEnd"/>
+      </w:pPr>
       <w:r>
         <w:rPr>
           <w:i/>
           <w:iCs/>
         </w:rPr>
+        <w:t xml:space="preserve">Special thanks to my friend Walter </w:t>
+      </w:r>
+      <w:proofErr w:type="gramStart"/>
+      <w:r>
+        <w:rPr>
+          <w:i/>
+          <w:iCs/>
+        </w:rPr>
+        <w:t>Varda</w:t>
+      </w:r>
+      <w:proofErr w:type="gramEnd"/>
+      <w:r>
+        <w:rPr>
+          <w:i/>
+          <w:iCs/>
+        </w:rPr>
         <w:t xml:space="preserve"> an absolute Rock Star of analog engineering and an even better person.  </w:t>
+      </w:r>
+    </w:p>
+    <w:p>
+      <w:pPr>
+        <w:jc w:val="both"/>
+        <w:rPr>
+          <w:i/>
+          <w:iCs/>
+        </w:rPr>
+      </w:pPr>
+    </w:p>
+    <w:p>
+      <w:pPr>
+        <w:jc w:val="both"/>
+        <w:rPr>
+          <w:i/>
+          <w:iCs/>
+        </w:rPr>
+      </w:pPr>
+      <w:r>
+        <w:rPr>
+          <w:i/>
+          <w:iCs/>
+        </w:rPr>
+        <w:t xml:space="preserve">Special thanks to Timoth Brothers, Professor Electrical Engineering, GA Tech, a great sound board for crazy ideas and </w:t>
+      </w:r>
+      <w:r>
+        <w:rPr>
+          <w:i/>
+          <w:iCs/>
+        </w:rPr>
+        <w:t>limiting</w:t>
+      </w:r>
+      <w:r>
+        <w:rPr>
+          <w:i/>
+          <w:iCs/>
+        </w:rPr>
+        <w:t xml:space="preserve"> project scope.  Thank you for teaching and inspiring Trinity, we are forever grateful.  </w:t>
       </w:r>
     </w:p>
     <w:sectPr>
@@ -21713,6 +21796,7 @@
   <w:style w:type="character" w:default="1" w:styleId="DefaultParagraphFont">
     <w:name w:val="Default Paragraph Font"/>
     <w:uiPriority w:val="1"/>
+    <w:semiHidden/>
     <w:unhideWhenUsed/>
   </w:style>
   <w:style w:type="table" w:default="1" w:styleId="TableNormal">

--- a/Documents/User_Manual_Specification/SoftCore Spectrum Analyzer UMTS.docx
+++ b/Documents/User_Manual_Specification/SoftCore Spectrum Analyzer UMTS.docx
@@ -214,7 +214,7 @@
           <w:r>
             <w:fldChar w:fldCharType="separate"/>
           </w:r>
-          <w:hyperlink w:anchor="_Toc225065466" w:history="1">
+          <w:hyperlink w:anchor="_Toc225140472" w:history="1">
             <w:r>
               <w:rPr>
                 <w:rStyle w:val="Hyperlink"/>
@@ -257,7 +257,7 @@
                 <w:noProof/>
                 <w:webHidden/>
               </w:rPr>
-              <w:instrText xml:space="preserve"> PAGEREF _Toc225065466 \h </w:instrText>
+              <w:instrText xml:space="preserve"> PAGEREF _Toc225140472 \h </w:instrText>
             </w:r>
             <w:r>
               <w:rPr>
@@ -302,7 +302,7 @@
               <w:szCs w:val="24"/>
             </w:rPr>
           </w:pPr>
-          <w:hyperlink w:anchor="_Toc225065467" w:history="1">
+          <w:hyperlink w:anchor="_Toc225140473" w:history="1">
             <w:r>
               <w:rPr>
                 <w:rStyle w:val="Hyperlink"/>
@@ -345,7 +345,7 @@
                 <w:noProof/>
                 <w:webHidden/>
               </w:rPr>
-              <w:instrText xml:space="preserve"> PAGEREF _Toc225065467 \h </w:instrText>
+              <w:instrText xml:space="preserve"> PAGEREF _Toc225140473 \h </w:instrText>
             </w:r>
             <w:r>
               <w:rPr>
@@ -390,7 +390,7 @@
               <w:szCs w:val="24"/>
             </w:rPr>
           </w:pPr>
-          <w:hyperlink w:anchor="_Toc225065468" w:history="1">
+          <w:hyperlink w:anchor="_Toc225140474" w:history="1">
             <w:r>
               <w:rPr>
                 <w:rStyle w:val="Hyperlink"/>
@@ -433,7 +433,7 @@
                 <w:noProof/>
                 <w:webHidden/>
               </w:rPr>
-              <w:instrText xml:space="preserve"> PAGEREF _Toc225065468 \h </w:instrText>
+              <w:instrText xml:space="preserve"> PAGEREF _Toc225140474 \h </w:instrText>
             </w:r>
             <w:r>
               <w:rPr>
@@ -478,7 +478,7 @@
               <w:szCs w:val="24"/>
             </w:rPr>
           </w:pPr>
-          <w:hyperlink w:anchor="_Toc225065469" w:history="1">
+          <w:hyperlink w:anchor="_Toc225140475" w:history="1">
             <w:r>
               <w:rPr>
                 <w:rStyle w:val="Hyperlink"/>
@@ -521,7 +521,7 @@
                 <w:noProof/>
                 <w:webHidden/>
               </w:rPr>
-              <w:instrText xml:space="preserve"> PAGEREF _Toc225065469 \h </w:instrText>
+              <w:instrText xml:space="preserve"> PAGEREF _Toc225140475 \h </w:instrText>
             </w:r>
             <w:r>
               <w:rPr>
@@ -566,7 +566,7 @@
               <w:szCs w:val="24"/>
             </w:rPr>
           </w:pPr>
-          <w:hyperlink w:anchor="_Toc225065470" w:history="1">
+          <w:hyperlink w:anchor="_Toc225140476" w:history="1">
             <w:r>
               <w:rPr>
                 <w:rStyle w:val="Hyperlink"/>
@@ -609,7 +609,7 @@
                 <w:noProof/>
                 <w:webHidden/>
               </w:rPr>
-              <w:instrText xml:space="preserve"> PAGEREF _Toc225065470 \h </w:instrText>
+              <w:instrText xml:space="preserve"> PAGEREF _Toc225140476 \h </w:instrText>
             </w:r>
             <w:r>
               <w:rPr>
@@ -654,7 +654,7 @@
               <w:szCs w:val="24"/>
             </w:rPr>
           </w:pPr>
-          <w:hyperlink w:anchor="_Toc225065471" w:history="1">
+          <w:hyperlink w:anchor="_Toc225140477" w:history="1">
             <w:r>
               <w:rPr>
                 <w:rStyle w:val="Hyperlink"/>
@@ -697,7 +697,7 @@
                 <w:noProof/>
                 <w:webHidden/>
               </w:rPr>
-              <w:instrText xml:space="preserve"> PAGEREF _Toc225065471 \h </w:instrText>
+              <w:instrText xml:space="preserve"> PAGEREF _Toc225140477 \h </w:instrText>
             </w:r>
             <w:r>
               <w:rPr>
@@ -742,7 +742,7 @@
               <w:szCs w:val="24"/>
             </w:rPr>
           </w:pPr>
-          <w:hyperlink w:anchor="_Toc225065472" w:history="1">
+          <w:hyperlink w:anchor="_Toc225140478" w:history="1">
             <w:r>
               <w:rPr>
                 <w:rStyle w:val="Hyperlink"/>
@@ -785,7 +785,7 @@
                 <w:noProof/>
                 <w:webHidden/>
               </w:rPr>
-              <w:instrText xml:space="preserve"> PAGEREF _Toc225065472 \h </w:instrText>
+              <w:instrText xml:space="preserve"> PAGEREF _Toc225140478 \h </w:instrText>
             </w:r>
             <w:r>
               <w:rPr>
@@ -830,7 +830,7 @@
               <w:szCs w:val="24"/>
             </w:rPr>
           </w:pPr>
-          <w:hyperlink w:anchor="_Toc225065473" w:history="1">
+          <w:hyperlink w:anchor="_Toc225140479" w:history="1">
             <w:r>
               <w:rPr>
                 <w:rStyle w:val="Hyperlink"/>
@@ -873,7 +873,7 @@
                 <w:noProof/>
                 <w:webHidden/>
               </w:rPr>
-              <w:instrText xml:space="preserve"> PAGEREF _Toc225065473 \h </w:instrText>
+              <w:instrText xml:space="preserve"> PAGEREF _Toc225140479 \h </w:instrText>
             </w:r>
             <w:r>
               <w:rPr>
@@ -918,7 +918,7 @@
               <w:szCs w:val="24"/>
             </w:rPr>
           </w:pPr>
-          <w:hyperlink w:anchor="_Toc225065474" w:history="1">
+          <w:hyperlink w:anchor="_Toc225140480" w:history="1">
             <w:r>
               <w:rPr>
                 <w:rStyle w:val="Hyperlink"/>
@@ -961,7 +961,7 @@
                 <w:noProof/>
                 <w:webHidden/>
               </w:rPr>
-              <w:instrText xml:space="preserve"> PAGEREF _Toc225065474 \h </w:instrText>
+              <w:instrText xml:space="preserve"> PAGEREF _Toc225140480 \h </w:instrText>
             </w:r>
             <w:r>
               <w:rPr>
@@ -1006,7 +1006,7 @@
               <w:szCs w:val="24"/>
             </w:rPr>
           </w:pPr>
-          <w:hyperlink w:anchor="_Toc225065475" w:history="1">
+          <w:hyperlink w:anchor="_Toc225140481" w:history="1">
             <w:r>
               <w:rPr>
                 <w:rStyle w:val="Hyperlink"/>
@@ -1049,7 +1049,7 @@
                 <w:noProof/>
                 <w:webHidden/>
               </w:rPr>
-              <w:instrText xml:space="preserve"> PAGEREF _Toc225065475 \h </w:instrText>
+              <w:instrText xml:space="preserve"> PAGEREF _Toc225140481 \h </w:instrText>
             </w:r>
             <w:r>
               <w:rPr>
@@ -1094,7 +1094,7 @@
               <w:szCs w:val="24"/>
             </w:rPr>
           </w:pPr>
-          <w:hyperlink w:anchor="_Toc225065476" w:history="1">
+          <w:hyperlink w:anchor="_Toc225140482" w:history="1">
             <w:r>
               <w:rPr>
                 <w:rStyle w:val="Hyperlink"/>
@@ -1137,7 +1137,7 @@
                 <w:noProof/>
                 <w:webHidden/>
               </w:rPr>
-              <w:instrText xml:space="preserve"> PAGEREF _Toc225065476 \h </w:instrText>
+              <w:instrText xml:space="preserve"> PAGEREF _Toc225140482 \h </w:instrText>
             </w:r>
             <w:r>
               <w:rPr>
@@ -1182,7 +1182,7 @@
               <w:szCs w:val="24"/>
             </w:rPr>
           </w:pPr>
-          <w:hyperlink w:anchor="_Toc225065477" w:history="1">
+          <w:hyperlink w:anchor="_Toc225140483" w:history="1">
             <w:r>
               <w:rPr>
                 <w:rStyle w:val="Hyperlink"/>
@@ -1225,7 +1225,7 @@
                 <w:noProof/>
                 <w:webHidden/>
               </w:rPr>
-              <w:instrText xml:space="preserve"> PAGEREF _Toc225065477 \h </w:instrText>
+              <w:instrText xml:space="preserve"> PAGEREF _Toc225140483 \h </w:instrText>
             </w:r>
             <w:r>
               <w:rPr>
@@ -1270,7 +1270,7 @@
               <w:szCs w:val="24"/>
             </w:rPr>
           </w:pPr>
-          <w:hyperlink w:anchor="_Toc225065478" w:history="1">
+          <w:hyperlink w:anchor="_Toc225140484" w:history="1">
             <w:r>
               <w:rPr>
                 <w:rStyle w:val="Hyperlink"/>
@@ -1313,7 +1313,7 @@
                 <w:noProof/>
                 <w:webHidden/>
               </w:rPr>
-              <w:instrText xml:space="preserve"> PAGEREF _Toc225065478 \h </w:instrText>
+              <w:instrText xml:space="preserve"> PAGEREF _Toc225140484 \h </w:instrText>
             </w:r>
             <w:r>
               <w:rPr>
@@ -1358,7 +1358,7 @@
               <w:szCs w:val="24"/>
             </w:rPr>
           </w:pPr>
-          <w:hyperlink w:anchor="_Toc225065479" w:history="1">
+          <w:hyperlink w:anchor="_Toc225140485" w:history="1">
             <w:r>
               <w:rPr>
                 <w:rStyle w:val="Hyperlink"/>
@@ -1401,7 +1401,7 @@
                 <w:noProof/>
                 <w:webHidden/>
               </w:rPr>
-              <w:instrText xml:space="preserve"> PAGEREF _Toc225065479 \h </w:instrText>
+              <w:instrText xml:space="preserve"> PAGEREF _Toc225140485 \h </w:instrText>
             </w:r>
             <w:r>
               <w:rPr>
@@ -1446,7 +1446,7 @@
               <w:szCs w:val="24"/>
             </w:rPr>
           </w:pPr>
-          <w:hyperlink w:anchor="_Toc225065480" w:history="1">
+          <w:hyperlink w:anchor="_Toc225140486" w:history="1">
             <w:r>
               <w:rPr>
                 <w:rStyle w:val="Hyperlink"/>
@@ -1489,7 +1489,7 @@
                 <w:noProof/>
                 <w:webHidden/>
               </w:rPr>
-              <w:instrText xml:space="preserve"> PAGEREF _Toc225065480 \h </w:instrText>
+              <w:instrText xml:space="preserve"> PAGEREF _Toc225140486 \h </w:instrText>
             </w:r>
             <w:r>
               <w:rPr>
@@ -1534,7 +1534,7 @@
               <w:szCs w:val="24"/>
             </w:rPr>
           </w:pPr>
-          <w:hyperlink w:anchor="_Toc225065481" w:history="1">
+          <w:hyperlink w:anchor="_Toc225140487" w:history="1">
             <w:r>
               <w:rPr>
                 <w:rStyle w:val="Hyperlink"/>
@@ -1577,7 +1577,7 @@
                 <w:noProof/>
                 <w:webHidden/>
               </w:rPr>
-              <w:instrText xml:space="preserve"> PAGEREF _Toc225065481 \h </w:instrText>
+              <w:instrText xml:space="preserve"> PAGEREF _Toc225140487 \h </w:instrText>
             </w:r>
             <w:r>
               <w:rPr>
@@ -1622,7 +1622,7 @@
               <w:szCs w:val="24"/>
             </w:rPr>
           </w:pPr>
-          <w:hyperlink w:anchor="_Toc225065482" w:history="1">
+          <w:hyperlink w:anchor="_Toc225140488" w:history="1">
             <w:r>
               <w:rPr>
                 <w:rStyle w:val="Hyperlink"/>
@@ -1665,7 +1665,7 @@
                 <w:noProof/>
                 <w:webHidden/>
               </w:rPr>
-              <w:instrText xml:space="preserve"> PAGEREF _Toc225065482 \h </w:instrText>
+              <w:instrText xml:space="preserve"> PAGEREF _Toc225140488 \h </w:instrText>
             </w:r>
             <w:r>
               <w:rPr>
@@ -1710,7 +1710,7 @@
               <w:szCs w:val="24"/>
             </w:rPr>
           </w:pPr>
-          <w:hyperlink w:anchor="_Toc225065483" w:history="1">
+          <w:hyperlink w:anchor="_Toc225140489" w:history="1">
             <w:r>
               <w:rPr>
                 <w:rStyle w:val="Hyperlink"/>
@@ -1753,7 +1753,7 @@
                 <w:noProof/>
                 <w:webHidden/>
               </w:rPr>
-              <w:instrText xml:space="preserve"> PAGEREF _Toc225065483 \h </w:instrText>
+              <w:instrText xml:space="preserve"> PAGEREF _Toc225140489 \h </w:instrText>
             </w:r>
             <w:r>
               <w:rPr>
@@ -1798,7 +1798,7 @@
               <w:szCs w:val="24"/>
             </w:rPr>
           </w:pPr>
-          <w:hyperlink w:anchor="_Toc225065484" w:history="1">
+          <w:hyperlink w:anchor="_Toc225140490" w:history="1">
             <w:r>
               <w:rPr>
                 <w:rStyle w:val="Hyperlink"/>
@@ -1841,7 +1841,7 @@
                 <w:noProof/>
                 <w:webHidden/>
               </w:rPr>
-              <w:instrText xml:space="preserve"> PAGEREF _Toc225065484 \h </w:instrText>
+              <w:instrText xml:space="preserve"> PAGEREF _Toc225140490 \h </w:instrText>
             </w:r>
             <w:r>
               <w:rPr>
@@ -1886,7 +1886,7 @@
               <w:szCs w:val="24"/>
             </w:rPr>
           </w:pPr>
-          <w:hyperlink w:anchor="_Toc225065485" w:history="1">
+          <w:hyperlink w:anchor="_Toc225140491" w:history="1">
             <w:r>
               <w:rPr>
                 <w:rStyle w:val="Hyperlink"/>
@@ -1929,7 +1929,7 @@
                 <w:noProof/>
                 <w:webHidden/>
               </w:rPr>
-              <w:instrText xml:space="preserve"> PAGEREF _Toc225065485 \h </w:instrText>
+              <w:instrText xml:space="preserve"> PAGEREF _Toc225140491 \h </w:instrText>
             </w:r>
             <w:r>
               <w:rPr>
@@ -1974,7 +1974,7 @@
               <w:szCs w:val="24"/>
             </w:rPr>
           </w:pPr>
-          <w:hyperlink w:anchor="_Toc225065486" w:history="1">
+          <w:hyperlink w:anchor="_Toc225140492" w:history="1">
             <w:r>
               <w:rPr>
                 <w:rStyle w:val="Hyperlink"/>
@@ -2017,7 +2017,7 @@
                 <w:noProof/>
                 <w:webHidden/>
               </w:rPr>
-              <w:instrText xml:space="preserve"> PAGEREF _Toc225065486 \h </w:instrText>
+              <w:instrText xml:space="preserve"> PAGEREF _Toc225140492 \h </w:instrText>
             </w:r>
             <w:r>
               <w:rPr>
@@ -2062,7 +2062,7 @@
               <w:szCs w:val="24"/>
             </w:rPr>
           </w:pPr>
-          <w:hyperlink w:anchor="_Toc225065487" w:history="1">
+          <w:hyperlink w:anchor="_Toc225140493" w:history="1">
             <w:r>
               <w:rPr>
                 <w:rStyle w:val="Hyperlink"/>
@@ -2105,7 +2105,7 @@
                 <w:noProof/>
                 <w:webHidden/>
               </w:rPr>
-              <w:instrText xml:space="preserve"> PAGEREF _Toc225065487 \h </w:instrText>
+              <w:instrText xml:space="preserve"> PAGEREF _Toc225140493 \h </w:instrText>
             </w:r>
             <w:r>
               <w:rPr>
@@ -2150,7 +2150,7 @@
               <w:szCs w:val="24"/>
             </w:rPr>
           </w:pPr>
-          <w:hyperlink w:anchor="_Toc225065488" w:history="1">
+          <w:hyperlink w:anchor="_Toc225140494" w:history="1">
             <w:r>
               <w:rPr>
                 <w:rStyle w:val="Hyperlink"/>
@@ -2172,7 +2172,7 @@
                 <w:rStyle w:val="Hyperlink"/>
                 <w:noProof/>
               </w:rPr>
-              <w:t>PHYSICAL CONTROLS:</w:t>
+              <w:t>USER INTERFACE:</w:t>
             </w:r>
             <w:r>
               <w:rPr>
@@ -2193,7 +2193,7 @@
                 <w:noProof/>
                 <w:webHidden/>
               </w:rPr>
-              <w:instrText xml:space="preserve"> PAGEREF _Toc225065488 \h </w:instrText>
+              <w:instrText xml:space="preserve"> PAGEREF _Toc225140494 \h </w:instrText>
             </w:r>
             <w:r>
               <w:rPr>
@@ -2214,6 +2214,182 @@
                 <w:webHidden/>
               </w:rPr>
               <w:t>16</w:t>
+            </w:r>
+            <w:r>
+              <w:rPr>
+                <w:noProof/>
+                <w:webHidden/>
+              </w:rPr>
+              <w:fldChar w:fldCharType="end"/>
+            </w:r>
+          </w:hyperlink>
+        </w:p>
+        <w:p>
+          <w:pPr>
+            <w:pStyle w:val="TOC2"/>
+            <w:tabs>
+              <w:tab w:val="left" w:pos="960"/>
+              <w:tab w:val="right" w:leader="dot" w:pos="9350"/>
+            </w:tabs>
+            <w:rPr>
+              <w:rFonts w:asciiTheme="minorHAnsi" w:eastAsiaTheme="minorEastAsia" w:hAnsiTheme="minorHAnsi"/>
+              <w:noProof/>
+              <w:sz w:val="24"/>
+              <w:szCs w:val="24"/>
+            </w:rPr>
+          </w:pPr>
+          <w:hyperlink w:anchor="_Toc225140495" w:history="1">
+            <w:r>
+              <w:rPr>
+                <w:rStyle w:val="Hyperlink"/>
+                <w:noProof/>
+              </w:rPr>
+              <w:t>6.1</w:t>
+            </w:r>
+            <w:r>
+              <w:rPr>
+                <w:rFonts w:asciiTheme="minorHAnsi" w:eastAsiaTheme="minorEastAsia" w:hAnsiTheme="minorHAnsi"/>
+                <w:noProof/>
+                <w:sz w:val="24"/>
+                <w:szCs w:val="24"/>
+              </w:rPr>
+              <w:tab/>
+            </w:r>
+            <w:r>
+              <w:rPr>
+                <w:rStyle w:val="Hyperlink"/>
+                <w:noProof/>
+              </w:rPr>
+              <w:t>CONTROLS</w:t>
+            </w:r>
+            <w:r>
+              <w:rPr>
+                <w:noProof/>
+                <w:webHidden/>
+              </w:rPr>
+              <w:tab/>
+            </w:r>
+            <w:r>
+              <w:rPr>
+                <w:noProof/>
+                <w:webHidden/>
+              </w:rPr>
+              <w:fldChar w:fldCharType="begin"/>
+            </w:r>
+            <w:r>
+              <w:rPr>
+                <w:noProof/>
+                <w:webHidden/>
+              </w:rPr>
+              <w:instrText xml:space="preserve"> PAGEREF _Toc225140495 \h </w:instrText>
+            </w:r>
+            <w:r>
+              <w:rPr>
+                <w:noProof/>
+                <w:webHidden/>
+              </w:rPr>
+            </w:r>
+            <w:r>
+              <w:rPr>
+                <w:noProof/>
+                <w:webHidden/>
+              </w:rPr>
+              <w:fldChar w:fldCharType="separate"/>
+            </w:r>
+            <w:r>
+              <w:rPr>
+                <w:noProof/>
+                <w:webHidden/>
+              </w:rPr>
+              <w:t>16</w:t>
+            </w:r>
+            <w:r>
+              <w:rPr>
+                <w:noProof/>
+                <w:webHidden/>
+              </w:rPr>
+              <w:fldChar w:fldCharType="end"/>
+            </w:r>
+          </w:hyperlink>
+        </w:p>
+        <w:p>
+          <w:pPr>
+            <w:pStyle w:val="TOC2"/>
+            <w:tabs>
+              <w:tab w:val="left" w:pos="960"/>
+              <w:tab w:val="right" w:leader="dot" w:pos="9350"/>
+            </w:tabs>
+            <w:rPr>
+              <w:rFonts w:asciiTheme="minorHAnsi" w:eastAsiaTheme="minorEastAsia" w:hAnsiTheme="minorHAnsi"/>
+              <w:noProof/>
+              <w:sz w:val="24"/>
+              <w:szCs w:val="24"/>
+            </w:rPr>
+          </w:pPr>
+          <w:hyperlink w:anchor="_Toc225140496" w:history="1">
+            <w:r>
+              <w:rPr>
+                <w:rStyle w:val="Hyperlink"/>
+                <w:noProof/>
+              </w:rPr>
+              <w:t>6.2</w:t>
+            </w:r>
+            <w:r>
+              <w:rPr>
+                <w:rFonts w:asciiTheme="minorHAnsi" w:eastAsiaTheme="minorEastAsia" w:hAnsiTheme="minorHAnsi"/>
+                <w:noProof/>
+                <w:sz w:val="24"/>
+                <w:szCs w:val="24"/>
+              </w:rPr>
+              <w:tab/>
+            </w:r>
+            <w:r>
+              <w:rPr>
+                <w:rStyle w:val="Hyperlink"/>
+                <w:noProof/>
+              </w:rPr>
+              <w:t>DEBUG PORT:</w:t>
+            </w:r>
+            <w:r>
+              <w:rPr>
+                <w:noProof/>
+                <w:webHidden/>
+              </w:rPr>
+              <w:tab/>
+            </w:r>
+            <w:r>
+              <w:rPr>
+                <w:noProof/>
+                <w:webHidden/>
+              </w:rPr>
+              <w:fldChar w:fldCharType="begin"/>
+            </w:r>
+            <w:r>
+              <w:rPr>
+                <w:noProof/>
+                <w:webHidden/>
+              </w:rPr>
+              <w:instrText xml:space="preserve"> PAGEREF _Toc225140496 \h </w:instrText>
+            </w:r>
+            <w:r>
+              <w:rPr>
+                <w:noProof/>
+                <w:webHidden/>
+              </w:rPr>
+            </w:r>
+            <w:r>
+              <w:rPr>
+                <w:noProof/>
+                <w:webHidden/>
+              </w:rPr>
+              <w:fldChar w:fldCharType="separate"/>
+            </w:r>
+            <w:r>
+              <w:rPr>
+                <w:noProof/>
+                <w:webHidden/>
+              </w:rPr>
+              <w:t>17</w:t>
             </w:r>
             <w:r>
               <w:rPr>
@@ -2238,7 +2414,7 @@
               <w:szCs w:val="24"/>
             </w:rPr>
           </w:pPr>
-          <w:hyperlink w:anchor="_Toc225065489" w:history="1">
+          <w:hyperlink w:anchor="_Toc225140497" w:history="1">
             <w:r>
               <w:rPr>
                 <w:rStyle w:val="Hyperlink"/>
@@ -2281,7 +2457,7 @@
                 <w:noProof/>
                 <w:webHidden/>
               </w:rPr>
-              <w:instrText xml:space="preserve"> PAGEREF _Toc225065489 \h </w:instrText>
+              <w:instrText xml:space="preserve"> PAGEREF _Toc225140497 \h </w:instrText>
             </w:r>
             <w:r>
               <w:rPr>
@@ -2326,7 +2502,7 @@
               <w:szCs w:val="24"/>
             </w:rPr>
           </w:pPr>
-          <w:hyperlink w:anchor="_Toc225065490" w:history="1">
+          <w:hyperlink w:anchor="_Toc225140498" w:history="1">
             <w:r>
               <w:rPr>
                 <w:rStyle w:val="Hyperlink"/>
@@ -2369,7 +2545,7 @@
                 <w:noProof/>
                 <w:webHidden/>
               </w:rPr>
-              <w:instrText xml:space="preserve"> PAGEREF _Toc225065490 \h </w:instrText>
+              <w:instrText xml:space="preserve"> PAGEREF _Toc225140498 \h </w:instrText>
             </w:r>
             <w:r>
               <w:rPr>
@@ -2414,7 +2590,7 @@
               <w:szCs w:val="24"/>
             </w:rPr>
           </w:pPr>
-          <w:hyperlink w:anchor="_Toc225065491" w:history="1">
+          <w:hyperlink w:anchor="_Toc225140499" w:history="1">
             <w:r>
               <w:rPr>
                 <w:rStyle w:val="Hyperlink"/>
@@ -2457,7 +2633,7 @@
                 <w:noProof/>
                 <w:webHidden/>
               </w:rPr>
-              <w:instrText xml:space="preserve"> PAGEREF _Toc225065491 \h </w:instrText>
+              <w:instrText xml:space="preserve"> PAGEREF _Toc225140499 \h </w:instrText>
             </w:r>
             <w:r>
               <w:rPr>
@@ -2502,7 +2678,7 @@
               <w:szCs w:val="24"/>
             </w:rPr>
           </w:pPr>
-          <w:hyperlink w:anchor="_Toc225065492" w:history="1">
+          <w:hyperlink w:anchor="_Toc225140500" w:history="1">
             <w:r>
               <w:rPr>
                 <w:rStyle w:val="Hyperlink"/>
@@ -2545,7 +2721,7 @@
                 <w:noProof/>
                 <w:webHidden/>
               </w:rPr>
-              <w:instrText xml:space="preserve"> PAGEREF _Toc225065492 \h </w:instrText>
+              <w:instrText xml:space="preserve"> PAGEREF _Toc225140500 \h </w:instrText>
             </w:r>
             <w:r>
               <w:rPr>
@@ -2565,7 +2741,7 @@
                 <w:noProof/>
                 <w:webHidden/>
               </w:rPr>
-              <w:t>18</w:t>
+              <w:t>19</w:t>
             </w:r>
             <w:r>
               <w:rPr>
@@ -2590,7 +2766,7 @@
               <w:szCs w:val="24"/>
             </w:rPr>
           </w:pPr>
-          <w:hyperlink w:anchor="_Toc225065493" w:history="1">
+          <w:hyperlink w:anchor="_Toc225140501" w:history="1">
             <w:r>
               <w:rPr>
                 <w:rStyle w:val="Hyperlink"/>
@@ -2633,7 +2809,7 @@
                 <w:noProof/>
                 <w:webHidden/>
               </w:rPr>
-              <w:instrText xml:space="preserve"> PAGEREF _Toc225065493 \h </w:instrText>
+              <w:instrText xml:space="preserve"> PAGEREF _Toc225140501 \h </w:instrText>
             </w:r>
             <w:r>
               <w:rPr>
@@ -2653,7 +2829,7 @@
                 <w:noProof/>
                 <w:webHidden/>
               </w:rPr>
-              <w:t>19</w:t>
+              <w:t>20</w:t>
             </w:r>
             <w:r>
               <w:rPr>
@@ -2678,7 +2854,7 @@
               <w:szCs w:val="24"/>
             </w:rPr>
           </w:pPr>
-          <w:hyperlink w:anchor="_Toc225065494" w:history="1">
+          <w:hyperlink w:anchor="_Toc225140502" w:history="1">
             <w:r>
               <w:rPr>
                 <w:rStyle w:val="Hyperlink"/>
@@ -2721,7 +2897,7 @@
                 <w:noProof/>
                 <w:webHidden/>
               </w:rPr>
-              <w:instrText xml:space="preserve"> PAGEREF _Toc225065494 \h </w:instrText>
+              <w:instrText xml:space="preserve"> PAGEREF _Toc225140502 \h </w:instrText>
             </w:r>
             <w:r>
               <w:rPr>
@@ -2741,7 +2917,7 @@
                 <w:noProof/>
                 <w:webHidden/>
               </w:rPr>
-              <w:t>19</w:t>
+              <w:t>20</w:t>
             </w:r>
             <w:r>
               <w:rPr>
@@ -2766,7 +2942,7 @@
               <w:szCs w:val="24"/>
             </w:rPr>
           </w:pPr>
-          <w:hyperlink w:anchor="_Toc225065495" w:history="1">
+          <w:hyperlink w:anchor="_Toc225140503" w:history="1">
             <w:r>
               <w:rPr>
                 <w:rStyle w:val="Hyperlink"/>
@@ -2809,7 +2985,7 @@
                 <w:noProof/>
                 <w:webHidden/>
               </w:rPr>
-              <w:instrText xml:space="preserve"> PAGEREF _Toc225065495 \h </w:instrText>
+              <w:instrText xml:space="preserve"> PAGEREF _Toc225140503 \h </w:instrText>
             </w:r>
             <w:r>
               <w:rPr>
@@ -2829,7 +3005,7 @@
                 <w:noProof/>
                 <w:webHidden/>
               </w:rPr>
-              <w:t>19</w:t>
+              <w:t>20</w:t>
             </w:r>
             <w:r>
               <w:rPr>
@@ -2854,7 +3030,7 @@
               <w:szCs w:val="24"/>
             </w:rPr>
           </w:pPr>
-          <w:hyperlink w:anchor="_Toc225065496" w:history="1">
+          <w:hyperlink w:anchor="_Toc225140504" w:history="1">
             <w:r>
               <w:rPr>
                 <w:rStyle w:val="Hyperlink"/>
@@ -2897,7 +3073,7 @@
                 <w:noProof/>
                 <w:webHidden/>
               </w:rPr>
-              <w:instrText xml:space="preserve"> PAGEREF _Toc225065496 \h </w:instrText>
+              <w:instrText xml:space="preserve"> PAGEREF _Toc225140504 \h </w:instrText>
             </w:r>
             <w:r>
               <w:rPr>
@@ -2917,7 +3093,7 @@
                 <w:noProof/>
                 <w:webHidden/>
               </w:rPr>
-              <w:t>20</w:t>
+              <w:t>21</w:t>
             </w:r>
             <w:r>
               <w:rPr>
@@ -2942,7 +3118,7 @@
               <w:szCs w:val="24"/>
             </w:rPr>
           </w:pPr>
-          <w:hyperlink w:anchor="_Toc225065497" w:history="1">
+          <w:hyperlink w:anchor="_Toc225140505" w:history="1">
             <w:r>
               <w:rPr>
                 <w:rStyle w:val="Hyperlink"/>
@@ -2985,7 +3161,7 @@
                 <w:noProof/>
                 <w:webHidden/>
               </w:rPr>
-              <w:instrText xml:space="preserve"> PAGEREF _Toc225065497 \h </w:instrText>
+              <w:instrText xml:space="preserve"> PAGEREF _Toc225140505 \h </w:instrText>
             </w:r>
             <w:r>
               <w:rPr>
@@ -3005,7 +3181,7 @@
                 <w:noProof/>
                 <w:webHidden/>
               </w:rPr>
-              <w:t>20</w:t>
+              <w:t>21</w:t>
             </w:r>
             <w:r>
               <w:rPr>
@@ -3030,7 +3206,7 @@
               <w:szCs w:val="24"/>
             </w:rPr>
           </w:pPr>
-          <w:hyperlink w:anchor="_Toc225065498" w:history="1">
+          <w:hyperlink w:anchor="_Toc225140506" w:history="1">
             <w:r>
               <w:rPr>
                 <w:rStyle w:val="Hyperlink"/>
@@ -3073,7 +3249,7 @@
                 <w:noProof/>
                 <w:webHidden/>
               </w:rPr>
-              <w:instrText xml:space="preserve"> PAGEREF _Toc225065498 \h </w:instrText>
+              <w:instrText xml:space="preserve"> PAGEREF _Toc225140506 \h </w:instrText>
             </w:r>
             <w:r>
               <w:rPr>
@@ -3093,7 +3269,7 @@
                 <w:noProof/>
                 <w:webHidden/>
               </w:rPr>
-              <w:t>21</w:t>
+              <w:t>22</w:t>
             </w:r>
             <w:r>
               <w:rPr>
@@ -3118,7 +3294,7 @@
               <w:szCs w:val="24"/>
             </w:rPr>
           </w:pPr>
-          <w:hyperlink w:anchor="_Toc225065499" w:history="1">
+          <w:hyperlink w:anchor="_Toc225140507" w:history="1">
             <w:r>
               <w:rPr>
                 <w:rStyle w:val="Hyperlink"/>
@@ -3161,7 +3337,7 @@
                 <w:noProof/>
                 <w:webHidden/>
               </w:rPr>
-              <w:instrText xml:space="preserve"> PAGEREF _Toc225065499 \h </w:instrText>
+              <w:instrText xml:space="preserve"> PAGEREF _Toc225140507 \h </w:instrText>
             </w:r>
             <w:r>
               <w:rPr>
@@ -3181,7 +3357,7 @@
                 <w:noProof/>
                 <w:webHidden/>
               </w:rPr>
-              <w:t>21</w:t>
+              <w:t>22</w:t>
             </w:r>
             <w:r>
               <w:rPr>
@@ -3206,7 +3382,7 @@
               <w:szCs w:val="24"/>
             </w:rPr>
           </w:pPr>
-          <w:hyperlink w:anchor="_Toc225065500" w:history="1">
+          <w:hyperlink w:anchor="_Toc225140508" w:history="1">
             <w:r>
               <w:rPr>
                 <w:rStyle w:val="Hyperlink"/>
@@ -3249,7 +3425,7 @@
                 <w:noProof/>
                 <w:webHidden/>
               </w:rPr>
-              <w:instrText xml:space="preserve"> PAGEREF _Toc225065500 \h </w:instrText>
+              <w:instrText xml:space="preserve"> PAGEREF _Toc225140508 \h </w:instrText>
             </w:r>
             <w:r>
               <w:rPr>
@@ -3269,7 +3445,7 @@
                 <w:noProof/>
                 <w:webHidden/>
               </w:rPr>
-              <w:t>22</w:t>
+              <w:t>23</w:t>
             </w:r>
             <w:r>
               <w:rPr>
@@ -3294,7 +3470,7 @@
               <w:szCs w:val="24"/>
             </w:rPr>
           </w:pPr>
-          <w:hyperlink w:anchor="_Toc225065501" w:history="1">
+          <w:hyperlink w:anchor="_Toc225140509" w:history="1">
             <w:r>
               <w:rPr>
                 <w:rStyle w:val="Hyperlink"/>
@@ -3337,7 +3513,7 @@
                 <w:noProof/>
                 <w:webHidden/>
               </w:rPr>
-              <w:instrText xml:space="preserve"> PAGEREF _Toc225065501 \h </w:instrText>
+              <w:instrText xml:space="preserve"> PAGEREF _Toc225140509 \h </w:instrText>
             </w:r>
             <w:r>
               <w:rPr>
@@ -3357,7 +3533,7 @@
                 <w:noProof/>
                 <w:webHidden/>
               </w:rPr>
-              <w:t>23</w:t>
+              <w:t>25</w:t>
             </w:r>
             <w:r>
               <w:rPr>
@@ -3380,8 +3556,6 @@
         </w:p>
       </w:sdtContent>
     </w:sdt>
-    <w:p/>
-    <w:p/>
     <w:p/>
     <w:p/>
     <w:p/>
@@ -3552,6 +3726,44 @@
           <w:p>
             <w:r>
               <w:t>Updated formatting and sample jitter</w:t>
+            </w:r>
+          </w:p>
+        </w:tc>
+        <w:tc>
+          <w:tcPr>
+            <w:tcW w:w="1517" w:type="dxa"/>
+          </w:tcPr>
+          <w:p>
+            <w:r>
+              <w:t>HSC</w:t>
+            </w:r>
+          </w:p>
+        </w:tc>
+      </w:tr>
+      <w:tr>
+        <w:tc>
+          <w:tcPr>
+            <w:tcW w:w="1434" w:type="dxa"/>
+          </w:tcPr>
+          <w:p>
+            <w:r>
+              <w:t>2026-0</w:t>
+            </w:r>
+            <w:r>
+              <w:t>3</w:t>
+            </w:r>
+            <w:r>
+              <w:t>-23</w:t>
+            </w:r>
+          </w:p>
+        </w:tc>
+        <w:tc>
+          <w:tcPr>
+            <w:tcW w:w="6399" w:type="dxa"/>
+          </w:tcPr>
+          <w:p>
+            <w:r>
+              <w:t>Final edits before publishing P1 content</w:t>
             </w:r>
           </w:p>
         </w:tc>
@@ -3726,26 +3938,6 @@
           <w:p/>
         </w:tc>
       </w:tr>
-      <w:tr>
-        <w:tc>
-          <w:tcPr>
-            <w:tcW w:w="1434" w:type="dxa"/>
-          </w:tcPr>
-          <w:p/>
-        </w:tc>
-        <w:tc>
-          <w:tcPr>
-            <w:tcW w:w="6399" w:type="dxa"/>
-          </w:tcPr>
-          <w:p/>
-        </w:tc>
-        <w:tc>
-          <w:tcPr>
-            <w:tcW w:w="1517" w:type="dxa"/>
-          </w:tcPr>
-          <w:p/>
-        </w:tc>
-      </w:tr>
     </w:tbl>
     <w:p>
       <w:r>
@@ -3757,7 +3949,7 @@
         <w:pStyle w:val="Heading1"/>
       </w:pPr>
       <w:bookmarkStart w:id="1" w:name="_Hlk199332212"/>
-      <w:bookmarkStart w:id="2" w:name="_Toc225065466"/>
+      <w:bookmarkStart w:id="2" w:name="_Toc225140472"/>
       <w:r>
         <w:lastRenderedPageBreak/>
         <w:t>INTRODUCTION</w:t>
@@ -3771,7 +3963,7 @@
       <w:pPr>
         <w:pStyle w:val="Heading2"/>
       </w:pPr>
-      <w:bookmarkStart w:id="3" w:name="_Toc225065467"/>
+      <w:bookmarkStart w:id="3" w:name="_Toc225140473"/>
       <w:r>
         <w:t xml:space="preserve">THE </w:t>
       </w:r>
@@ -3788,7 +3980,19 @@
         <w:jc w:val="both"/>
       </w:pPr>
       <w:r>
-        <w:t xml:space="preserve">For most applications this </w:t>
+        <w:t xml:space="preserve">For </w:t>
+      </w:r>
+      <w:r>
+        <w:t>many</w:t>
+      </w:r>
+      <w:r>
+        <w:t xml:space="preserve"> applications th</w:t>
+      </w:r>
+      <w:r>
+        <w:t>e</w:t>
+      </w:r>
+      <w:r>
+        <w:t xml:space="preserve"> </w:t>
       </w:r>
       <w:r>
         <w:t>microcontroller (</w:t>
@@ -3800,7 +4004,13 @@
         <w:t xml:space="preserve">C) </w:t>
       </w:r>
       <w:r>
-        <w:t xml:space="preserve">architecture provides an excellent balance of performance, cost, and development complexity.  It is therefore natural to ask an important engineering question: where does a pure </w:t>
+        <w:t xml:space="preserve">architecture provides an excellent balance of performance, cost, and </w:t>
+      </w:r>
+      <w:r>
+        <w:t xml:space="preserve">manageable </w:t>
+      </w:r>
+      <w:r>
+        <w:t xml:space="preserve">development complexity.  It is therefore natural to ask an important engineering question: where does a pure </w:t>
       </w:r>
       <w:r>
         <w:t>Processor Logic (</w:t>
@@ -3889,7 +4099,13 @@
         <w:jc w:val="both"/>
       </w:pPr>
       <w:r>
-        <w:t xml:space="preserve">The first phase of this exploration focuses on constructing an FPGA-based system that resembles the functional architecture commonly found in a </w:t>
+        <w:t xml:space="preserve">The first phase </w:t>
+      </w:r>
+      <w:r>
+        <w:t xml:space="preserve">(P1) </w:t>
+      </w:r>
+      <w:r>
+        <w:t xml:space="preserve">of this exploration focuses on constructing an FPGA-based system that resembles the functional architecture commonly found in a </w:t>
       </w:r>
       <w:r>
         <w:t>µ</w:t>
@@ -3904,15 +4120,7 @@
         <w:t>,</w:t>
       </w:r>
       <w:r>
-        <w:t xml:space="preserve"> a subset of needed peripherals </w:t>
-      </w:r>
-      <w:proofErr w:type="gramStart"/>
-      <w:r>
-        <w:t>are</w:t>
-      </w:r>
-      <w:proofErr w:type="gramEnd"/>
-      <w:r>
-        <w:t xml:space="preserve"> implemented which include: </w:t>
+        <w:t xml:space="preserve"> a subset of needed peripherals are implemented which include: </w:t>
       </w:r>
       <w:r>
         <w:t>UART</w:t>
@@ -3921,30 +4129,23 @@
         <w:t xml:space="preserve">, </w:t>
       </w:r>
       <w:r>
-        <w:t xml:space="preserve">SPI, DDR, </w:t>
+        <w:t>SPI, DDR</w:t>
+      </w:r>
+      <w:r>
+        <w:t>3</w:t>
+      </w:r>
+      <w:r>
+        <w:t xml:space="preserve">, </w:t>
       </w:r>
       <w:r>
         <w:t>T</w:t>
       </w:r>
       <w:r>
-        <w:t xml:space="preserve">imers, </w:t>
-      </w:r>
-      <w:proofErr w:type="spellStart"/>
-      <w:r>
-        <w:t>PWM</w:t>
-      </w:r>
-      <w:proofErr w:type="spellEnd"/>
-      <w:r>
-        <w:t xml:space="preserve">, </w:t>
-      </w:r>
-      <w:r>
-        <w:t xml:space="preserve">Interrupt Controller, </w:t>
-      </w:r>
-      <w:proofErr w:type="spellStart"/>
-      <w:r>
-        <w:t>FPU</w:t>
-      </w:r>
-      <w:proofErr w:type="spellEnd"/>
+        <w:t xml:space="preserve">imers, PWM, </w:t>
+      </w:r>
+      <w:r>
+        <w:t>Interrupt Controller, FPU</w:t>
+      </w:r>
       <w:r>
         <w:t xml:space="preserve">, Cache memory </w:t>
       </w:r>
@@ -4043,7 +4244,7 @@
         <w:pStyle w:val="Heading2"/>
         <w:jc w:val="both"/>
       </w:pPr>
-      <w:bookmarkStart w:id="4" w:name="_Toc225065468"/>
+      <w:bookmarkStart w:id="4" w:name="_Toc225140474"/>
       <w:r>
         <w:t>PHASE 1 / PHASE 2</w:t>
       </w:r>
@@ -4057,7 +4258,7 @@
         <w:jc w:val="both"/>
       </w:pPr>
       <w:r>
-        <w:t>What is covered here is the Phase 1 project design</w:t>
+        <w:t>What is covered here is the P1 project design</w:t>
       </w:r>
       <w:r>
         <w:t>: PL, Hardware, and Firmware</w:t>
@@ -4082,14 +4283,9 @@
         <w:pStyle w:val="Heading2"/>
         <w:jc w:val="both"/>
       </w:pPr>
-      <w:bookmarkStart w:id="5" w:name="_Toc225065469"/>
-      <w:proofErr w:type="gramStart"/>
-      <w:r>
-        <w:t>SO</w:t>
-      </w:r>
-      <w:proofErr w:type="gramEnd"/>
-      <w:r>
-        <w:t xml:space="preserve"> </w:t>
+      <w:bookmarkStart w:id="5" w:name="_Toc225140475"/>
+      <w:r>
+        <w:t xml:space="preserve">SO </w:t>
       </w:r>
       <w:r>
         <w:t>WHAT IS IT</w:t>
@@ -4118,23 +4314,21 @@
       <w:r>
         <w:t xml:space="preserve">implemented around the </w:t>
       </w:r>
-      <w:proofErr w:type="spellStart"/>
       <w:r>
         <w:rPr>
           <w:rStyle w:val="Strong"/>
           <w:b w:val="0"/>
           <w:bCs w:val="0"/>
         </w:rPr>
-        <w:t>MicroBlaze</w:t>
-      </w:r>
-      <w:proofErr w:type="spellEnd"/>
+        <w:t xml:space="preserve">MicroBlaze </w:t>
+      </w:r>
       <w:r>
         <w:rPr>
           <w:rStyle w:val="Strong"/>
           <w:b w:val="0"/>
           <w:bCs w:val="0"/>
         </w:rPr>
-        <w:t xml:space="preserve"> softcore</w:t>
+        <w:t>S</w:t>
       </w:r>
       <w:r>
         <w:rPr>
@@ -4142,7 +4336,7 @@
           <w:b w:val="0"/>
           <w:bCs w:val="0"/>
         </w:rPr>
-        <w:t xml:space="preserve"> IP</w:t>
+        <w:t>oftcore</w:t>
       </w:r>
       <w:r>
         <w:rPr>
@@ -4150,23 +4344,7 @@
           <w:b w:val="0"/>
           <w:bCs w:val="0"/>
         </w:rPr>
-        <w:t xml:space="preserve"> processor</w:t>
-      </w:r>
-      <w:r>
-        <w:t xml:space="preserve"> running on the </w:t>
-      </w:r>
-      <w:r>
-        <w:t>AMD (</w:t>
-      </w:r>
-      <w:r>
-        <w:t>aka</w:t>
-      </w:r>
-      <w:r>
-        <w:rPr>
-          <w:b/>
-          <w:bCs/>
-        </w:rPr>
-        <w:t xml:space="preserve"> </w:t>
+        <w:t xml:space="preserve"> IP</w:t>
       </w:r>
       <w:r>
         <w:rPr>
@@ -4174,25 +4352,23 @@
           <w:b w:val="0"/>
           <w:bCs w:val="0"/>
         </w:rPr>
-        <w:t xml:space="preserve">Xilinx) </w:t>
-      </w:r>
-      <w:r>
-        <w:t>XC</w:t>
-      </w:r>
-      <w:r>
-        <w:t>7</w:t>
-      </w:r>
-      <w:r>
-        <w:t>A</w:t>
-      </w:r>
-      <w:r>
-        <w:t>100</w:t>
-      </w:r>
-      <w:r>
-        <w:t>T-1CSG</w:t>
-      </w:r>
-      <w:r>
-        <w:t xml:space="preserve">324-1 </w:t>
+        <w:t xml:space="preserve"> processor</w:t>
+      </w:r>
+      <w:r>
+        <w:t xml:space="preserve"> running on the </w:t>
+      </w:r>
+      <w:r>
+        <w:t>AMD (</w:t>
+      </w:r>
+      <w:r>
+        <w:t>aka</w:t>
+      </w:r>
+      <w:r>
+        <w:rPr>
+          <w:b/>
+          <w:bCs/>
+        </w:rPr>
+        <w:t xml:space="preserve"> </w:t>
       </w:r>
       <w:r>
         <w:rPr>
@@ -4200,25 +4376,25 @@
           <w:b w:val="0"/>
           <w:bCs w:val="0"/>
         </w:rPr>
-        <w:t>FPGA.</w:t>
-      </w:r>
-      <w:r>
-        <w:t xml:space="preserve">  As this FPGA is pure PL there is no PS </w:t>
-      </w:r>
-      <w:r>
-        <w:t xml:space="preserve">(Processor System) </w:t>
-      </w:r>
-      <w:r>
-        <w:t xml:space="preserve">as in the case of SoC based </w:t>
-      </w:r>
-      <w:r>
-        <w:t>FPGA</w:t>
-      </w:r>
-      <w:r>
-        <w:t>s</w:t>
-      </w:r>
-      <w:r>
-        <w:t xml:space="preserve">.  The system architecture recreates many of the services typically found in a microcontroller environment while remaining entirely within the FPGA PL fabric.  The user interface is intentionally simple, and hardware driven, consisting of </w:t>
+        <w:t xml:space="preserve">Xilinx) </w:t>
+      </w:r>
+      <w:r>
+        <w:t>XC</w:t>
+      </w:r>
+      <w:r>
+        <w:t>7</w:t>
+      </w:r>
+      <w:r>
+        <w:t>A</w:t>
+      </w:r>
+      <w:r>
+        <w:t>100</w:t>
+      </w:r>
+      <w:r>
+        <w:t>T-1CSG</w:t>
+      </w:r>
+      <w:r>
+        <w:t xml:space="preserve">324-1 </w:t>
       </w:r>
       <w:r>
         <w:rPr>
@@ -4226,10 +4402,25 @@
           <w:b w:val="0"/>
           <w:bCs w:val="0"/>
         </w:rPr>
-        <w:t>five multi-function push buttons</w:t>
-      </w:r>
-      <w:r>
-        <w:t xml:space="preserve"> and a </w:t>
+        <w:t>FPGA.</w:t>
+      </w:r>
+      <w:r>
+        <w:t xml:space="preserve">  As this FPGA is pure PL there is no PS </w:t>
+      </w:r>
+      <w:r>
+        <w:t xml:space="preserve">(Processor System) </w:t>
+      </w:r>
+      <w:r>
+        <w:t xml:space="preserve">as in the case of SoC based </w:t>
+      </w:r>
+      <w:r>
+        <w:t>FPGA</w:t>
+      </w:r>
+      <w:r>
+        <w:t>s</w:t>
+      </w:r>
+      <w:r>
+        <w:t xml:space="preserve">.  The system architecture recreates many of the services typically found in a microcontroller environment while remaining entirely within the FPGA PL fabric.  The user interface is intentionally simple, and hardware driven, consisting of </w:t>
       </w:r>
       <w:r>
         <w:rPr>
@@ -4237,7 +4428,10 @@
           <w:b w:val="0"/>
           <w:bCs w:val="0"/>
         </w:rPr>
-        <w:t>monochrome 128</w:t>
+        <w:t>five multi-function push buttons</w:t>
+      </w:r>
+      <w:r>
+        <w:t xml:space="preserve"> and a </w:t>
       </w:r>
       <w:r>
         <w:rPr>
@@ -4245,7 +4439,7 @@
           <w:b w:val="0"/>
           <w:bCs w:val="0"/>
         </w:rPr>
-        <w:t>x</w:t>
+        <w:t>monochrome 128</w:t>
       </w:r>
       <w:r>
         <w:rPr>
@@ -4253,10 +4447,7 @@
           <w:b w:val="0"/>
           <w:bCs w:val="0"/>
         </w:rPr>
-        <w:t>64 graphical display</w:t>
-      </w:r>
-      <w:r>
-        <w:t xml:space="preserve"> used for system control and visualization.  The device operates as a compact, self-contained instrument designed to demonstrate real-time spectral analysis.  The project currently supports </w:t>
+        <w:t>x</w:t>
       </w:r>
       <w:r>
         <w:rPr>
@@ -4264,7 +4455,10 @@
           <w:b w:val="0"/>
           <w:bCs w:val="0"/>
         </w:rPr>
-        <w:t xml:space="preserve">two modes of operation: Audio </w:t>
+        <w:t>64 graphical display</w:t>
+      </w:r>
+      <w:r>
+        <w:t xml:space="preserve"> used for system control and visualization.  The device operates as a compact, self-contained instrument designed to demonstrate real-time spectral analysis.  The project currently supports </w:t>
       </w:r>
       <w:r>
         <w:rPr>
@@ -4272,7 +4466,7 @@
           <w:b w:val="0"/>
           <w:bCs w:val="0"/>
         </w:rPr>
-        <w:t>SA</w:t>
+        <w:t xml:space="preserve">two modes of operation: Audio </w:t>
       </w:r>
       <w:r>
         <w:rPr>
@@ -4280,7 +4474,7 @@
           <w:b w:val="0"/>
           <w:bCs w:val="0"/>
         </w:rPr>
-        <w:t xml:space="preserve"> </w:t>
+        <w:t>SA</w:t>
       </w:r>
       <w:r>
         <w:rPr>
@@ -4288,25 +4482,23 @@
           <w:b w:val="0"/>
           <w:bCs w:val="0"/>
         </w:rPr>
-        <w:t xml:space="preserve">(referenced in FW as </w:t>
-      </w:r>
-      <w:proofErr w:type="spellStart"/>
+        <w:t xml:space="preserve"> </w:t>
+      </w:r>
       <w:r>
         <w:rPr>
           <w:rStyle w:val="Strong"/>
           <w:b w:val="0"/>
           <w:bCs w:val="0"/>
         </w:rPr>
-        <w:t>Audio_SA</w:t>
-      </w:r>
-      <w:proofErr w:type="spellEnd"/>
+        <w:t xml:space="preserve">(referenced in FW as Audio_SA) </w:t>
+      </w:r>
       <w:r>
         <w:rPr>
           <w:rStyle w:val="Strong"/>
           <w:b w:val="0"/>
           <w:bCs w:val="0"/>
         </w:rPr>
-        <w:t xml:space="preserve">) </w:t>
+        <w:t xml:space="preserve">and Signal </w:t>
       </w:r>
       <w:r>
         <w:rPr>
@@ -4314,7 +4506,7 @@
           <w:b w:val="0"/>
           <w:bCs w:val="0"/>
         </w:rPr>
-        <w:t xml:space="preserve">and Signal </w:t>
+        <w:t>SA</w:t>
       </w:r>
       <w:r>
         <w:rPr>
@@ -4322,7 +4514,7 @@
           <w:b w:val="0"/>
           <w:bCs w:val="0"/>
         </w:rPr>
-        <w:t>SA</w:t>
+        <w:t xml:space="preserve"> (reference</w:t>
       </w:r>
       <w:r>
         <w:rPr>
@@ -4330,7 +4522,7 @@
           <w:b w:val="0"/>
           <w:bCs w:val="0"/>
         </w:rPr>
-        <w:t xml:space="preserve"> (reference</w:t>
+        <w:t>d</w:t>
       </w:r>
       <w:r>
         <w:rPr>
@@ -4338,33 +4530,7 @@
           <w:b w:val="0"/>
           <w:bCs w:val="0"/>
         </w:rPr>
-        <w:t>d</w:t>
-      </w:r>
-      <w:r>
-        <w:rPr>
-          <w:rStyle w:val="Strong"/>
-          <w:b w:val="0"/>
-          <w:bCs w:val="0"/>
-        </w:rPr>
-        <w:t xml:space="preserve"> in FW as </w:t>
-      </w:r>
-      <w:proofErr w:type="spellStart"/>
-      <w:r>
-        <w:rPr>
-          <w:rStyle w:val="Strong"/>
-          <w:b w:val="0"/>
-          <w:bCs w:val="0"/>
-        </w:rPr>
-        <w:t>Signal_SA</w:t>
-      </w:r>
-      <w:proofErr w:type="spellEnd"/>
-      <w:r>
-        <w:rPr>
-          <w:rStyle w:val="Strong"/>
-          <w:b w:val="0"/>
-          <w:bCs w:val="0"/>
-        </w:rPr>
-        <w:t>)</w:t>
+        <w:t xml:space="preserve"> in FW as Signal_SA)</w:t>
       </w:r>
       <w:r>
         <w:rPr>
@@ -4395,7 +4561,7 @@
         <w:pStyle w:val="Heading1"/>
         <w:jc w:val="both"/>
       </w:pPr>
-      <w:bookmarkStart w:id="6" w:name="_Toc225065470"/>
+      <w:bookmarkStart w:id="6" w:name="_Toc225140476"/>
       <w:r>
         <w:lastRenderedPageBreak/>
         <w:t>AT A GLANCE</w:t>
@@ -4410,7 +4576,7 @@
         <w:pStyle w:val="Heading2"/>
         <w:jc w:val="both"/>
       </w:pPr>
-      <w:bookmarkStart w:id="7" w:name="_Toc225065471"/>
+      <w:bookmarkStart w:id="7" w:name="_Toc225140477"/>
       <w:r>
         <w:t xml:space="preserve">PL </w:t>
       </w:r>
@@ -4428,21 +4594,26 @@
         </w:numPr>
         <w:jc w:val="both"/>
       </w:pPr>
-      <w:proofErr w:type="spellStart"/>
-      <w:r>
-        <w:t>MicroBlaze</w:t>
-      </w:r>
-      <w:proofErr w:type="spellEnd"/>
-      <w:r>
-        <w:t xml:space="preserve"> softcore with 64KB / 32KB of Instruction / Data Cache, </w:t>
-      </w:r>
-      <w:proofErr w:type="spellStart"/>
-      <w:r>
-        <w:t>FPU</w:t>
-      </w:r>
-      <w:proofErr w:type="spellEnd"/>
-      <w:r>
-        <w:t xml:space="preserve"> and 128KB of LBM (volatile fast memory)</w:t>
+      <w:r>
+        <w:t xml:space="preserve">MicroBlaze </w:t>
+      </w:r>
+      <w:r>
+        <w:t>S</w:t>
+      </w:r>
+      <w:r>
+        <w:t>oftcore</w:t>
+      </w:r>
+      <w:r>
+        <w:t>:</w:t>
+      </w:r>
+    </w:p>
+    <w:p>
+      <w:pPr>
+        <w:ind w:left="720" w:firstLine="720"/>
+        <w:jc w:val="both"/>
+      </w:pPr>
+      <w:r>
+        <w:t xml:space="preserve">64KB / 32KB of Instruction / Data Cache, FPU and 128KB of LBM </w:t>
       </w:r>
     </w:p>
     <w:p>
@@ -4470,11 +4641,9 @@
         </w:numPr>
         <w:jc w:val="both"/>
       </w:pPr>
-      <w:proofErr w:type="spellStart"/>
       <w:r>
         <w:t>PWM</w:t>
       </w:r>
-      <w:proofErr w:type="spellEnd"/>
     </w:p>
     <w:p>
       <w:pPr>
@@ -4486,15 +4655,19 @@
         <w:jc w:val="both"/>
       </w:pPr>
       <w:r>
-        <w:t xml:space="preserve">2x SPI interfaced to 3x </w:t>
-      </w:r>
-      <w:proofErr w:type="gramStart"/>
-      <w:r>
-        <w:t>Peripherals</w:t>
-      </w:r>
-      <w:proofErr w:type="gramEnd"/>
-      <w:r>
-        <w:t xml:space="preserve"> </w:t>
+        <w:t>1</w:t>
+      </w:r>
+      <w:r>
+        <w:t>x SPI</w:t>
+      </w:r>
+      <w:r>
+        <w:t xml:space="preserve"> shared</w:t>
+      </w:r>
+      <w:r>
+        <w:t xml:space="preserve"> to 3x </w:t>
+      </w:r>
+      <w:r>
+        <w:t>devices: 2x IO Expanders and 1x SSD1309 Display</w:t>
       </w:r>
     </w:p>
     <w:p>
@@ -4507,7 +4680,13 @@
         <w:jc w:val="both"/>
       </w:pPr>
       <w:r>
-        <w:t>UART</w:t>
+        <w:t xml:space="preserve">1x SPI dedicated to </w:t>
+      </w:r>
+      <w:r>
+        <w:t>µ</w:t>
+      </w:r>
+      <w:r>
+        <w:t>SDB</w:t>
       </w:r>
     </w:p>
     <w:p>
@@ -4520,13 +4699,7 @@
         <w:jc w:val="both"/>
       </w:pPr>
       <w:r>
-        <w:t>DDR3 Interface to external 128Mx16 (</w:t>
-      </w:r>
-      <w:r>
-        <w:t>MT41K128M16XX-15E</w:t>
-      </w:r>
-      <w:r>
-        <w:t>)</w:t>
+        <w:t>1x SPI dedicated to 16MB QUAD SPI Boot Flash – Bootloader use only</w:t>
       </w:r>
     </w:p>
     <w:p>
@@ -4539,7 +4712,7 @@
         <w:jc w:val="both"/>
       </w:pPr>
       <w:r>
-        <w:t>11x GPIO Outputs</w:t>
+        <w:t>UART</w:t>
       </w:r>
     </w:p>
     <w:p>
@@ -4552,7 +4725,13 @@
         <w:jc w:val="both"/>
       </w:pPr>
       <w:r>
-        <w:t>12x GPIO Inputs</w:t>
+        <w:t>DDR3 Interface to external 128Mx16 (</w:t>
+      </w:r>
+      <w:r>
+        <w:t>MT41K128M16XX-15E</w:t>
+      </w:r>
+      <w:r>
+        <w:t>)</w:t>
       </w:r>
     </w:p>
     <w:p>
@@ -4565,7 +4744,7 @@
         <w:jc w:val="both"/>
       </w:pPr>
       <w:r>
-        <w:t>Custom RTL Revision IP</w:t>
+        <w:t>11x GPIO Outputs</w:t>
       </w:r>
     </w:p>
     <w:p>
@@ -4578,7 +4757,7 @@
         <w:jc w:val="both"/>
       </w:pPr>
       <w:r>
-        <w:t>Custom RTL ADC Interface IP</w:t>
+        <w:t>12x GPIO Inputs</w:t>
       </w:r>
     </w:p>
     <w:p>
@@ -4591,11 +4770,50 @@
         <w:jc w:val="both"/>
       </w:pPr>
       <w:r>
+        <w:t>Custom RTL Revision IP</w:t>
+      </w:r>
+    </w:p>
+    <w:p>
+      <w:pPr>
+        <w:pStyle w:val="ListParagraph"/>
+        <w:numPr>
+          <w:ilvl w:val="0"/>
+          <w:numId w:val="22"/>
+        </w:numPr>
+        <w:jc w:val="both"/>
+      </w:pPr>
+      <w:r>
+        <w:t>Custom RTL ADC Interface IP</w:t>
+      </w:r>
+    </w:p>
+    <w:p>
+      <w:pPr>
+        <w:pStyle w:val="ListParagraph"/>
+        <w:numPr>
+          <w:ilvl w:val="0"/>
+          <w:numId w:val="22"/>
+        </w:numPr>
+        <w:jc w:val="both"/>
+      </w:pPr>
+      <w:r>
         <w:t>Interrupt Controller with 3x Fast Interrupts</w:t>
       </w:r>
     </w:p>
     <w:p>
       <w:pPr>
+        <w:pStyle w:val="ListParagraph"/>
+        <w:numPr>
+          <w:ilvl w:val="0"/>
+          <w:numId w:val="22"/>
+        </w:numPr>
+        <w:jc w:val="both"/>
+      </w:pPr>
+      <w:r>
+        <w:t>System Bus Interconnect</w:t>
+      </w:r>
+    </w:p>
+    <w:p>
+      <w:pPr>
         <w:jc w:val="both"/>
       </w:pPr>
     </w:p>
@@ -4604,14 +4822,9 @@
         <w:pStyle w:val="Heading2"/>
         <w:jc w:val="both"/>
       </w:pPr>
-      <w:bookmarkStart w:id="8" w:name="_Toc225065472"/>
-      <w:proofErr w:type="spellStart"/>
-      <w:r>
-        <w:t>HW</w:t>
-      </w:r>
-      <w:proofErr w:type="spellEnd"/>
-      <w:r>
-        <w:t xml:space="preserve"> FEATURES</w:t>
+      <w:bookmarkStart w:id="8" w:name="_Toc225140478"/>
+      <w:r>
+        <w:t>HW FEATURES</w:t>
       </w:r>
       <w:r>
         <w:t>:</w:t>
@@ -4693,13 +4906,11 @@
         <w:jc w:val="both"/>
       </w:pPr>
       <w:r>
-        <w:t xml:space="preserve">Sallen Key </w:t>
-      </w:r>
-      <w:proofErr w:type="spellStart"/>
-      <w:r>
-        <w:t>LPF</w:t>
-      </w:r>
-      <w:proofErr w:type="spellEnd"/>
+        <w:t xml:space="preserve">Anti-Aliasing </w:t>
+      </w:r>
+      <w:r>
+        <w:t>Sallen Key LPF</w:t>
+      </w:r>
     </w:p>
     <w:p>
       <w:pPr>
@@ -4763,15 +4974,7 @@
         <w:jc w:val="both"/>
       </w:pPr>
       <w:r>
-        <w:t xml:space="preserve">Interface to </w:t>
-      </w:r>
-      <w:proofErr w:type="spellStart"/>
-      <w:r>
-        <w:t>Digilent</w:t>
-      </w:r>
-      <w:proofErr w:type="spellEnd"/>
-      <w:r>
-        <w:t xml:space="preserve"> Arty A7 Development board</w:t>
+        <w:t>Interface to Digilent Arty A7 Development board</w:t>
       </w:r>
     </w:p>
     <w:p>
@@ -4783,7 +4986,7 @@
       <w:pPr>
         <w:pStyle w:val="Heading2"/>
       </w:pPr>
-      <w:bookmarkStart w:id="9" w:name="_Toc225065473"/>
+      <w:bookmarkStart w:id="9" w:name="_Toc225140479"/>
       <w:r>
         <w:t>FW FEATURES:</w:t>
       </w:r>
@@ -4867,7 +5070,7 @@
         <w:pStyle w:val="Heading2"/>
         <w:jc w:val="both"/>
       </w:pPr>
-      <w:bookmarkStart w:id="10" w:name="_Toc225065474"/>
+      <w:bookmarkStart w:id="10" w:name="_Toc225140480"/>
       <w:r>
         <w:lastRenderedPageBreak/>
         <w:t>SIMPLIFIED</w:t>
@@ -4886,7 +5089,7 @@
           <w:noProof/>
         </w:rPr>
         <w:drawing>
-          <wp:inline distT="0" distB="0" distL="0" distR="0" wp14:anchorId="6523967C" wp14:editId="0DC2FF78">
+          <wp:inline distT="0" distB="0" distL="0" distR="0" wp14:anchorId="6523967C" wp14:editId="0DFF293F">
             <wp:extent cx="5936615" cy="3752850"/>
             <wp:effectExtent l="0" t="0" r="6985" b="0"/>
             <wp:docPr id="580303348" name="Picture 1"/>
@@ -4944,7 +5147,7 @@
       <w:pPr>
         <w:pStyle w:val="Heading1"/>
       </w:pPr>
-      <w:bookmarkStart w:id="11" w:name="_Toc225065475"/>
+      <w:bookmarkStart w:id="11" w:name="_Toc225140481"/>
       <w:r>
         <w:t xml:space="preserve">PROJECT </w:t>
       </w:r>
@@ -5012,7 +5215,7 @@
       <w:pPr>
         <w:pStyle w:val="Heading2"/>
       </w:pPr>
-      <w:bookmarkStart w:id="12" w:name="_Toc225065476"/>
+      <w:bookmarkStart w:id="12" w:name="_Toc225140482"/>
       <w:r>
         <w:t xml:space="preserve">P1 </w:t>
       </w:r>
@@ -5062,7 +5265,7 @@
       <w:pPr>
         <w:pStyle w:val="Heading2"/>
       </w:pPr>
-      <w:bookmarkStart w:id="13" w:name="_Toc225065477"/>
+      <w:bookmarkStart w:id="13" w:name="_Toc225140483"/>
       <w:r>
         <w:t xml:space="preserve">P1 </w:t>
       </w:r>
@@ -5100,15 +5303,7 @@
         <w:t>off-the-shelf</w:t>
       </w:r>
       <w:r>
-        <w:t xml:space="preserve"> </w:t>
-      </w:r>
-      <w:proofErr w:type="spellStart"/>
-      <w:r>
-        <w:t>Digilent</w:t>
-      </w:r>
-      <w:proofErr w:type="spellEnd"/>
-      <w:r>
-        <w:t xml:space="preserve"> Arty A7 </w:t>
+        <w:t xml:space="preserve"> Digilent Arty A7 </w:t>
       </w:r>
       <w:r>
         <w:t xml:space="preserve">Development Board </w:t>
@@ -5132,21 +5327,8 @@
         <w:t xml:space="preserve"> memories </w:t>
       </w:r>
       <w:r>
-        <w:t xml:space="preserve">before I knew ahead of </w:t>
-      </w:r>
-      <w:proofErr w:type="gramStart"/>
-      <w:r>
-        <w:t>time</w:t>
-      </w:r>
-      <w:proofErr w:type="gramEnd"/>
-      <w:r>
-        <w:t xml:space="preserve"> I was looking at 3 revisions of a </w:t>
-      </w:r>
-      <w:proofErr w:type="gramStart"/>
-      <w:r>
-        <w:t>6 layer</w:t>
-      </w:r>
-      <w:proofErr w:type="gramEnd"/>
+        <w:t>before I knew ahead of time I was looking at 3 revisions of a 6 layer</w:t>
+      </w:r>
       <w:r>
         <w:t xml:space="preserve"> PCB</w:t>
       </w:r>
@@ -5181,7 +5363,7 @@
       <w:pPr>
         <w:pStyle w:val="Heading1"/>
       </w:pPr>
-      <w:bookmarkStart w:id="14" w:name="_Toc225065478"/>
+      <w:bookmarkStart w:id="14" w:name="_Toc225140484"/>
       <w:r>
         <w:lastRenderedPageBreak/>
         <w:t xml:space="preserve">DETAILED </w:t>
@@ -5226,7 +5408,7 @@
       <w:pPr>
         <w:pStyle w:val="Heading2"/>
       </w:pPr>
-      <w:bookmarkStart w:id="15" w:name="_Toc225065479"/>
+      <w:bookmarkStart w:id="15" w:name="_Toc225140485"/>
       <w:r>
         <w:t>AUDIO SA MODE DETAILS</w:t>
       </w:r>
@@ -5390,15 +5572,7 @@
         <w:t>, the</w:t>
       </w:r>
       <w:r>
-        <w:t xml:space="preserve">reafter the main buffer is </w:t>
-      </w:r>
-      <w:proofErr w:type="gramStart"/>
-      <w:r>
-        <w:t>feed</w:t>
-      </w:r>
-      <w:proofErr w:type="gramEnd"/>
-      <w:r>
-        <w:t xml:space="preserve"> from the secondary buffer as space becomes available</w:t>
+        <w:t>reafter the main buffer is feed from the secondary buffer as space becomes available</w:t>
       </w:r>
       <w:r>
         <w:t xml:space="preserve">, </w:t>
@@ -5416,15 +5590,7 @@
         <w:t>The buffer is sized to support a max audio sample of 22050Hz playback.</w:t>
       </w:r>
       <w:r>
-        <w:t xml:space="preserve">  It could have been sized larger, but I </w:t>
-      </w:r>
-      <w:proofErr w:type="gramStart"/>
-      <w:r>
-        <w:t>choose</w:t>
-      </w:r>
-      <w:proofErr w:type="gramEnd"/>
-      <w:r>
-        <w:t xml:space="preserve"> to limit the size here, with planned use of that memory in phase 2.</w:t>
+        <w:t xml:space="preserve">  It could have been sized larger, but I choose to limit the size here, with planned use of that memory in phase 2.</w:t>
       </w:r>
       <w:r>
         <w:t xml:space="preserve">  Additionally, six colored LEDs (arranged as a bar) display the magnitude (signal strength</w:t>
@@ -5433,44 +5599,26 @@
         <w:t xml:space="preserve"> no signal spectrum</w:t>
       </w:r>
       <w:r>
-        <w:t xml:space="preserve">) of the playback.  Both the spectral display and the signal strength LED bar will provide a visual interpretation of the payback audio.  </w:t>
-      </w:r>
-    </w:p>
-    <w:p>
-      <w:pPr>
-        <w:jc w:val="both"/>
-      </w:pPr>
-    </w:p>
-    <w:p>
-      <w:pPr>
-        <w:jc w:val="both"/>
-      </w:pPr>
-      <w:r>
-        <w:t>Playback timing is controlled by a timer interrupt service routine (</w:t>
-      </w:r>
-      <w:proofErr w:type="spellStart"/>
-      <w:r>
-        <w:t>ISR</w:t>
-      </w:r>
-      <w:proofErr w:type="spellEnd"/>
-      <w:r>
-        <w:t>) configured to run at the audio playback sample rate</w:t>
-      </w:r>
-      <w:proofErr w:type="gramStart"/>
-      <w:r>
-        <w:t xml:space="preserve">. </w:t>
-      </w:r>
-      <w:proofErr w:type="gramEnd"/>
-      <w:r>
-        <w:t xml:space="preserve">For a playback rate of 16KHz, the </w:t>
-      </w:r>
-      <w:proofErr w:type="spellStart"/>
-      <w:r>
-        <w:t>ISR</w:t>
-      </w:r>
-      <w:proofErr w:type="spellEnd"/>
-      <w:r>
-        <w:t xml:space="preserve"> period is:</w:t>
+        <w:t>) of the playback</w:t>
+      </w:r>
+      <w:r>
+        <w:t xml:space="preserve"> from -30dB to -10dB in -4dB increments</w:t>
+      </w:r>
+      <w:r>
+        <w:t xml:space="preserve">.  Both the spectral display and the signal strength LED bar will provide a visual interpretation of the payback audio.  </w:t>
+      </w:r>
+    </w:p>
+    <w:p>
+      <w:pPr>
+        <w:jc w:val="both"/>
+      </w:pPr>
+    </w:p>
+    <w:p>
+      <w:pPr>
+        <w:jc w:val="both"/>
+      </w:pPr>
+      <w:r>
+        <w:t>Playback timing is controlled by a timer interrupt service routine (ISR) configured to run at the audio playback sample rate. For a playback rate of 16KHz, the ISR period is:</w:t>
       </w:r>
     </w:p>
     <w:p>
@@ -5574,15 +5722,7 @@
         <w:t xml:space="preserve"> </w:t>
       </w:r>
       <w:r>
-        <w:t xml:space="preserve">As playback proceeds, samples are simultaneously routed to the </w:t>
-      </w:r>
-      <w:proofErr w:type="spellStart"/>
-      <w:r>
-        <w:t>PWM</w:t>
-      </w:r>
-      <w:proofErr w:type="spellEnd"/>
-      <w:r>
-        <w:t xml:space="preserve"> audio output path and copied into the FFT sample buffer. </w:t>
+        <w:t xml:space="preserve">As playback proceeds, samples are simultaneously routed to the PWM audio output path and copied into the FFT sample buffer. </w:t>
       </w:r>
       <w:r>
         <w:t xml:space="preserve"> </w:t>
@@ -5723,15 +5863,7 @@
       </w:pPr>
       <w:r>
         <w:lastRenderedPageBreak/>
-        <w:t>Thus, under continuous playback, a new 1024-point FFT frame becomes available every 64ms</w:t>
-      </w:r>
-      <w:proofErr w:type="gramStart"/>
-      <w:r>
-        <w:t xml:space="preserve">. </w:t>
-      </w:r>
-      <w:proofErr w:type="gramEnd"/>
-      <w:r>
-        <w:t>This corresponds to an FFT update rate of:</w:t>
+        <w:t>Thus, under continuous playback, a new 1024-point FFT frame becomes available every 64ms. This corresponds to an FFT update rate of:</w:t>
       </w:r>
     </w:p>
     <w:p>
@@ -5810,15 +5942,7 @@
         <w:t xml:space="preserve"> </w:t>
       </w:r>
       <w:r>
-        <w:t xml:space="preserve">For 16-bit </w:t>
-      </w:r>
-      <w:proofErr w:type="spellStart"/>
-      <w:r>
-        <w:t>PCM</w:t>
-      </w:r>
-      <w:proofErr w:type="spellEnd"/>
-      <w:r>
-        <w:t xml:space="preserve"> audio, each sample </w:t>
+        <w:t xml:space="preserve">For 16-bit PCM audio, each sample </w:t>
       </w:r>
       <w:r>
         <w:t>is 2 bytes,</w:t>
@@ -6124,15 +6248,7 @@
         <w:t xml:space="preserve">As such I take a moment to expand upon it here.  </w:t>
       </w:r>
       <w:r>
-        <w:t xml:space="preserve">Both modes rely heavily on the sample rate </w:t>
-      </w:r>
-      <w:proofErr w:type="gramStart"/>
-      <w:r>
-        <w:t>interrupt</w:t>
-      </w:r>
-      <w:proofErr w:type="gramEnd"/>
-      <w:r>
-        <w:t xml:space="preserve"> timer</w:t>
+        <w:t>Both modes rely heavily on the sample rate interrupt timer</w:t>
       </w:r>
       <w:r>
         <w:t xml:space="preserve"> (AXI Timer 1)</w:t>
@@ -6141,307 +6257,196 @@
         <w:t>.  T</w:t>
       </w:r>
       <w:r>
-        <w:t xml:space="preserve">he </w:t>
-      </w:r>
-      <w:proofErr w:type="spellStart"/>
-      <w:r>
-        <w:t>MicroBlaze</w:t>
-      </w:r>
-      <w:proofErr w:type="spellEnd"/>
+        <w:t xml:space="preserve">he MicroBlaze </w:t>
+      </w:r>
+      <w:r>
+        <w:t xml:space="preserve">is capable of normal and low latency (fast) interrupts.  Normal interrupts use the AXI interrupt controller </w:t>
+      </w:r>
+      <w:r>
+        <w:t xml:space="preserve">and </w:t>
+      </w:r>
+      <w:r>
+        <w:t xml:space="preserve">are decoded, prioritized and vectored to the processor.  </w:t>
+      </w:r>
+      <w:r>
+        <w:t xml:space="preserve">Normal interrupts take about 40 cycles between detection </w:t>
+      </w:r>
+      <w:r>
+        <w:t>to</w:t>
+      </w:r>
+      <w:r>
+        <w:t xml:space="preserve"> ISR jump.  </w:t>
+      </w:r>
+      <w:r>
+        <w:t>Fast interrupts bypass the interrupt controller and connect directly to the MicroBlaze</w:t>
+      </w:r>
+      <w:r>
+        <w:t>.  S</w:t>
+      </w:r>
+      <w:r>
+        <w:t>ubsequently</w:t>
+      </w:r>
+      <w:r>
+        <w:t xml:space="preserve"> fast</w:t>
+      </w:r>
       <w:r>
         <w:t xml:space="preserve"> </w:t>
       </w:r>
       <w:r>
-        <w:t xml:space="preserve">is capable of normal and low latency (fast) </w:t>
-      </w:r>
-      <w:proofErr w:type="gramStart"/>
-      <w:r>
-        <w:t>interrupts</w:t>
-      </w:r>
-      <w:proofErr w:type="gramEnd"/>
-      <w:r>
-        <w:t xml:space="preserve">.  Normal interrupts use the AXI </w:t>
-      </w:r>
-      <w:proofErr w:type="gramStart"/>
-      <w:r>
-        <w:t>interrupt</w:t>
-      </w:r>
-      <w:proofErr w:type="gramEnd"/>
-      <w:r>
-        <w:t xml:space="preserve"> controller </w:t>
-      </w:r>
-      <w:r>
-        <w:t xml:space="preserve">and </w:t>
-      </w:r>
-      <w:r>
-        <w:t xml:space="preserve">are decoded, prioritized and vectored to the processor.  </w:t>
-      </w:r>
-      <w:r>
-        <w:t xml:space="preserve">Normal interrupts take about 40 cycles between detection </w:t>
-      </w:r>
-      <w:r>
-        <w:t>to</w:t>
+        <w:t xml:space="preserve">interrupts </w:t>
+      </w:r>
+      <w:r>
+        <w:t>are processed within a</w:t>
+      </w:r>
+      <w:r>
+        <w:t xml:space="preserve">bout 10 </w:t>
+      </w:r>
+      <w:r>
+        <w:t>cycles</w:t>
+      </w:r>
+      <w:r>
+        <w:t>, generally speaking</w:t>
+      </w:r>
+      <w:r>
+        <w:t xml:space="preserve">, </w:t>
+      </w:r>
+      <w:r>
+        <w:t xml:space="preserve">on par </w:t>
+      </w:r>
+      <w:r>
+        <w:t>with ARM Cortex M4</w:t>
+      </w:r>
+      <w:r>
+        <w:t>/M7</w:t>
+      </w:r>
+      <w:r>
+        <w:t>.  That said, most M4 and M7 designs clock in excess of 100MHz, so the actual time from detection to ISR jump</w:t>
+      </w:r>
+      <w:r>
+        <w:t xml:space="preserve"> and ISR processing</w:t>
+      </w:r>
+      <w:r>
+        <w:t xml:space="preserve"> is less.  </w:t>
+      </w:r>
+      <w:r>
+        <w:t xml:space="preserve">Part of </w:t>
+      </w:r>
+      <w:r>
+        <w:t xml:space="preserve">the interrupt mechanism </w:t>
+      </w:r>
+      <w:r>
+        <w:t>is architectural, and part is simply clock speed</w:t>
+      </w:r>
+      <w:r>
+        <w:t xml:space="preserve"> (cycle time)</w:t>
+      </w:r>
+      <w:r>
+        <w:t xml:space="preserve">: </w:t>
+      </w:r>
+      <w:r>
+        <w:t xml:space="preserve">The </w:t>
+      </w:r>
+      <w:r>
+        <w:t>P</w:t>
+      </w:r>
+      <w:r>
+        <w:t xml:space="preserve">1 design </w:t>
+      </w:r>
+      <w:r>
+        <w:t>runs at 100MHz</w:t>
+      </w:r>
+      <w:r>
+        <w:t xml:space="preserve">.  </w:t>
+      </w:r>
+      <w:r>
+        <w:t xml:space="preserve">In </w:t>
+      </w:r>
+      <w:r>
+        <w:t>P</w:t>
+      </w:r>
+      <w:r>
+        <w:t xml:space="preserve">2 I will attempt to run the same design </w:t>
+      </w:r>
+      <w:r>
+        <w:t>to 150</w:t>
+      </w:r>
+      <w:r>
+        <w:t>MHz</w:t>
+      </w:r>
+      <w:r>
+        <w:t xml:space="preserve">.  A difference with a distinction.  While </w:t>
+      </w:r>
+      <w:r>
+        <w:t>µ</w:t>
+      </w:r>
+      <w:r>
+        <w:t>C</w:t>
+      </w:r>
+      <w:r>
+        <w:t>s</w:t>
+      </w:r>
+      <w:r>
+        <w:t xml:space="preserve"> are typically specified with a fixed max clock speed, FPGAs come in speed grades </w:t>
+      </w:r>
+      <w:r>
+        <w:t>-</w:t>
+      </w:r>
+      <w:r>
+        <w:t xml:space="preserve">1, </w:t>
+      </w:r>
+      <w:r>
+        <w:t>-</w:t>
+      </w:r>
+      <w:r>
+        <w:t xml:space="preserve">2, </w:t>
+      </w:r>
+      <w:r>
+        <w:t>-</w:t>
+      </w:r>
+      <w:r>
+        <w:t>3 (slow, faster, fastest).  Generally speaking</w:t>
+      </w:r>
+      <w:r>
+        <w:t>,</w:t>
+      </w:r>
+      <w:r>
+        <w:t xml:space="preserve"> the speed grade represents a “possible” range of the max fabric clock frequency.  At speed grade</w:t>
+      </w:r>
+      <w:r>
+        <w:t xml:space="preserve"> 1</w:t>
+      </w:r>
+      <w:r>
+        <w:t xml:space="preserve"> i</w:t>
+      </w:r>
+      <w:r>
+        <w:t>t</w:t>
+      </w:r>
+      <w:r>
+        <w:t xml:space="preserve"> maybe possible to get a max of 200MHz.  If this is </w:t>
+      </w:r>
+      <w:r>
+        <w:t>repeatable</w:t>
+      </w:r>
+      <w:r>
+        <w:t xml:space="preserve"> across devices will be device and design dependent.  That said, 100MHz is just a known starting point.  Nesting, </w:t>
+      </w:r>
+      <w:r>
+        <w:t>the MicroBlaze interrupt controller does not support a true nested interrupt model where one interrupt preempts another already in service, though it does support interrupt priority</w:t>
+      </w:r>
+      <w:r>
+        <w:t xml:space="preserve"> (fixed in the PL design)</w:t>
+      </w:r>
+      <w:r>
+        <w:t xml:space="preserve">. </w:t>
       </w:r>
       <w:r>
         <w:t xml:space="preserve"> </w:t>
       </w:r>
-      <w:proofErr w:type="spellStart"/>
-      <w:r>
-        <w:t>ISR</w:t>
-      </w:r>
-      <w:proofErr w:type="spellEnd"/>
-      <w:r>
-        <w:t xml:space="preserve"> jump.  </w:t>
-      </w:r>
-      <w:r>
-        <w:t xml:space="preserve">Fast interrupts bypass the interrupt controller and connect directly to the </w:t>
-      </w:r>
-      <w:proofErr w:type="spellStart"/>
-      <w:r>
-        <w:t>MicroBlaze</w:t>
-      </w:r>
-      <w:proofErr w:type="spellEnd"/>
-      <w:r>
-        <w:t>.  S</w:t>
-      </w:r>
-      <w:r>
-        <w:t>ubsequently</w:t>
-      </w:r>
-      <w:r>
-        <w:t xml:space="preserve"> fast</w:t>
-      </w:r>
-      <w:r>
-        <w:t xml:space="preserve"> </w:t>
-      </w:r>
-      <w:proofErr w:type="gramStart"/>
-      <w:r>
-        <w:t>interrupts</w:t>
-      </w:r>
-      <w:proofErr w:type="gramEnd"/>
-      <w:r>
-        <w:t xml:space="preserve"> </w:t>
-      </w:r>
-      <w:r>
-        <w:t>are processed within a</w:t>
-      </w:r>
-      <w:r>
-        <w:t xml:space="preserve">bout 10 </w:t>
-      </w:r>
-      <w:r>
-        <w:t>cycles</w:t>
-      </w:r>
-      <w:proofErr w:type="gramStart"/>
-      <w:r>
-        <w:t>, generally speaking</w:t>
-      </w:r>
-      <w:r>
-        <w:t xml:space="preserve">, </w:t>
-      </w:r>
-      <w:r>
-        <w:t>on</w:t>
-      </w:r>
-      <w:proofErr w:type="gramEnd"/>
-      <w:r>
-        <w:t xml:space="preserve"> par </w:t>
-      </w:r>
-      <w:r>
-        <w:t xml:space="preserve">with ARM Cortex M4.  That said, most M4 and M7 designs clock </w:t>
-      </w:r>
-      <w:proofErr w:type="gramStart"/>
-      <w:r>
-        <w:t>in excess of</w:t>
-      </w:r>
-      <w:proofErr w:type="gramEnd"/>
-      <w:r>
-        <w:t xml:space="preserve"> 100MHz, so the actual time from detection to </w:t>
-      </w:r>
-      <w:proofErr w:type="spellStart"/>
-      <w:r>
-        <w:t>ISR</w:t>
-      </w:r>
-      <w:proofErr w:type="spellEnd"/>
-      <w:r>
-        <w:t xml:space="preserve"> jump</w:t>
-      </w:r>
-      <w:r>
-        <w:t xml:space="preserve"> and </w:t>
-      </w:r>
-      <w:proofErr w:type="spellStart"/>
-      <w:r>
-        <w:t>ISR</w:t>
-      </w:r>
-      <w:proofErr w:type="spellEnd"/>
-      <w:r>
-        <w:t xml:space="preserve"> processing</w:t>
-      </w:r>
-      <w:r>
-        <w:t xml:space="preserve"> is less.  </w:t>
-      </w:r>
-      <w:r>
-        <w:t xml:space="preserve">Part of </w:t>
-      </w:r>
-      <w:r>
-        <w:t xml:space="preserve">the </w:t>
-      </w:r>
-      <w:proofErr w:type="gramStart"/>
-      <w:r>
-        <w:t>interrupt</w:t>
-      </w:r>
-      <w:proofErr w:type="gramEnd"/>
-      <w:r>
-        <w:t xml:space="preserve"> mechanism </w:t>
-      </w:r>
-      <w:r>
-        <w:t xml:space="preserve">is architectural, and part is simply </w:t>
-      </w:r>
-      <w:proofErr w:type="gramStart"/>
-      <w:r>
-        <w:t>clock</w:t>
-      </w:r>
-      <w:proofErr w:type="gramEnd"/>
-      <w:r>
-        <w:t xml:space="preserve"> speed</w:t>
-      </w:r>
-      <w:r>
-        <w:t xml:space="preserve"> (cycle time)</w:t>
-      </w:r>
-      <w:r>
-        <w:t xml:space="preserve">: </w:t>
-      </w:r>
-      <w:r>
-        <w:t xml:space="preserve">The phase 1 design </w:t>
-      </w:r>
-      <w:r>
-        <w:t>runs at 100MHz</w:t>
-      </w:r>
-      <w:r>
-        <w:t xml:space="preserve">.  </w:t>
-      </w:r>
-      <w:r>
-        <w:t xml:space="preserve">In phase 2 I will attempt to run the same design </w:t>
-      </w:r>
-      <w:r>
-        <w:t>to 150</w:t>
-      </w:r>
-      <w:r>
-        <w:t>MHz</w:t>
-      </w:r>
-      <w:r>
-        <w:t xml:space="preserve">.  A difference with a distinction.  While </w:t>
-      </w:r>
-      <w:r>
-        <w:t>µ</w:t>
-      </w:r>
-      <w:r>
-        <w:t>C</w:t>
-      </w:r>
-      <w:r>
-        <w:t>s</w:t>
-      </w:r>
-      <w:r>
-        <w:t xml:space="preserve"> are typically specified with a fixed max clock speed, FPGAs come in speed grades </w:t>
-      </w:r>
-      <w:r>
-        <w:t>-</w:t>
-      </w:r>
-      <w:r>
-        <w:t xml:space="preserve">1, </w:t>
-      </w:r>
-      <w:r>
-        <w:t>-</w:t>
-      </w:r>
-      <w:r>
-        <w:t xml:space="preserve">2, </w:t>
-      </w:r>
-      <w:r>
-        <w:t>-</w:t>
-      </w:r>
-      <w:r>
-        <w:t xml:space="preserve">3 (slow, faster, fastest).  </w:t>
-      </w:r>
-      <w:proofErr w:type="gramStart"/>
-      <w:r>
-        <w:t>Generally speaking</w:t>
-      </w:r>
-      <w:r>
-        <w:t>,</w:t>
-      </w:r>
-      <w:r>
-        <w:t xml:space="preserve"> the</w:t>
-      </w:r>
-      <w:proofErr w:type="gramEnd"/>
-      <w:r>
-        <w:t xml:space="preserve"> speed grade represents a “possible” range of the max fabric clock frequency.  At speed grade</w:t>
-      </w:r>
-      <w:r>
-        <w:t xml:space="preserve"> 1</w:t>
-      </w:r>
-      <w:r>
-        <w:t xml:space="preserve"> is maybe possible to get a </w:t>
-      </w:r>
-      <w:proofErr w:type="gramStart"/>
-      <w:r>
-        <w:t>max</w:t>
-      </w:r>
-      <w:proofErr w:type="gramEnd"/>
-      <w:r>
-        <w:t xml:space="preserve"> of 200MHz.  If this is </w:t>
-      </w:r>
-      <w:r>
-        <w:t>repeatable</w:t>
-      </w:r>
-      <w:r>
-        <w:t xml:space="preserve"> across devices will be device and design dependent.  That said, 100MHz is just a known starting point.  Nesting, </w:t>
-      </w:r>
-      <w:r>
-        <w:t xml:space="preserve">the </w:t>
-      </w:r>
-      <w:proofErr w:type="spellStart"/>
-      <w:r>
-        <w:t>MicroBlaze</w:t>
-      </w:r>
-      <w:proofErr w:type="spellEnd"/>
-      <w:r>
-        <w:t xml:space="preserve"> interrupt controller does not support a true nested interrupt model where one </w:t>
-      </w:r>
-      <w:proofErr w:type="gramStart"/>
-      <w:r>
-        <w:t>interrupt</w:t>
-      </w:r>
-      <w:proofErr w:type="gramEnd"/>
-      <w:r>
-        <w:t xml:space="preserve"> preempts another already in service, though it does support interrupt priority</w:t>
-      </w:r>
-      <w:r>
-        <w:t xml:space="preserve"> (fixed in the PL design)</w:t>
-      </w:r>
-      <w:r>
-        <w:t xml:space="preserve">. </w:t>
-      </w:r>
-      <w:r>
-        <w:t xml:space="preserve"> </w:t>
-      </w:r>
       <w:r>
         <w:t>In this project that reality strongly influenced the overall firmware architecture, the selected FFT size, and the balance between playback, analysis, and display update rate.</w:t>
       </w:r>
       <w:r>
-        <w:t xml:space="preserve">  Lastly, all </w:t>
-      </w:r>
-      <w:proofErr w:type="spellStart"/>
-      <w:r>
-        <w:t>ISR</w:t>
-      </w:r>
-      <w:proofErr w:type="spellEnd"/>
-      <w:r>
-        <w:t xml:space="preserve"> are placed in (Local Block Memory) LBM (FPGA block RAM directly attached to the </w:t>
-      </w:r>
-      <w:proofErr w:type="spellStart"/>
-      <w:r>
-        <w:t>MicroBlaze</w:t>
-      </w:r>
-      <w:proofErr w:type="spellEnd"/>
-      <w:r>
-        <w:t xml:space="preserve"> – runs exceptionally fast) and not within DDR3 space.  The overall size of the application dictates that most of it run</w:t>
+        <w:t xml:space="preserve">  Lastly, all ISR are placed in (Local Block Memory) LBM (FPGA block RAM directly attached to the MicroBlaze – runs exceptionally fast) and not within DDR3 space.  The overall size of the application dictates that most of it run</w:t>
       </w:r>
       <w:r>
         <w:t>s</w:t>
@@ -6457,32 +6462,80 @@
         <w:t xml:space="preserve">  </w:t>
       </w:r>
       <w:r>
-        <w:t xml:space="preserve">Another distinction here is the FPGA application runs (mostly from DDR or LBM memory) whereas with the </w:t>
+        <w:t>Another distinction here is the FPGA application runs (mostly</w:t>
+      </w:r>
+      <w:r>
+        <w:t>)</w:t>
+      </w:r>
+      <w:r>
+        <w:t xml:space="preserve"> from DDR </w:t>
+      </w:r>
+      <w:r>
+        <w:t>and</w:t>
+      </w:r>
+      <w:r>
+        <w:t xml:space="preserve"> LBM memory</w:t>
+      </w:r>
+      <w:r>
+        <w:t>,</w:t>
+      </w:r>
+      <w:r>
+        <w:t xml:space="preserve"> whereas with the </w:t>
       </w:r>
       <w:r>
         <w:t>µ</w:t>
       </w:r>
       <w:r>
-        <w:t>C the application runs from FLASH.  This creates a more complex linker – the reader is encouraged to review the linker file (</w:t>
-      </w:r>
-      <w:proofErr w:type="spellStart"/>
-      <w:proofErr w:type="gramStart"/>
-      <w:r>
-        <w:t>lscript.ld</w:t>
-      </w:r>
-      <w:proofErr w:type="spellEnd"/>
-      <w:proofErr w:type="gramEnd"/>
+        <w:t>C the application runs from FLASH.  Th</w:t>
+      </w:r>
+      <w:r>
+        <w:t>e FPGA</w:t>
+      </w:r>
+      <w:r>
+        <w:t xml:space="preserve"> </w:t>
+      </w:r>
+      <w:r>
+        <w:t xml:space="preserve">requires a far </w:t>
+      </w:r>
+      <w:r>
+        <w:t>more complex linker – the reader is encouraged to review the</w:t>
+      </w:r>
+      <w:r>
+        <w:t xml:space="preserve"> application</w:t>
+      </w:r>
+      <w:r>
+        <w:t xml:space="preserve"> linker file (lscript.ld)</w:t>
+      </w:r>
+      <w:r>
+        <w:t xml:space="preserve"> </w:t>
+      </w:r>
+      <w:r>
+        <w:t>with</w:t>
+      </w:r>
+      <w:r>
+        <w:t xml:space="preserve"> the Virtual Address Memory </w:t>
+      </w:r>
+      <w:r>
+        <w:t>(</w:t>
+      </w:r>
+      <w:r>
+        <w:t>VAM</w:t>
+      </w:r>
       <w:r>
         <w:t>)</w:t>
       </w:r>
       <w:r>
-        <w:t xml:space="preserve">.  </w:t>
-      </w:r>
-    </w:p>
-    <w:p>
-      <w:pPr>
-        <w:jc w:val="both"/>
-      </w:pPr>
+        <w:t xml:space="preserve"> and </w:t>
+      </w:r>
+      <w:r>
+        <w:t>Local Address Memory (</w:t>
+      </w:r>
+      <w:r>
+        <w:t>LAM</w:t>
+      </w:r>
+      <w:r>
+        <w:t>) and how its loaded at run-time.</w:t>
+      </w:r>
     </w:p>
     <w:p>
       <w:pPr>
@@ -6493,7 +6546,7 @@
       <w:pPr>
         <w:pStyle w:val="Heading2"/>
       </w:pPr>
-      <w:bookmarkStart w:id="16" w:name="_Toc225065480"/>
+      <w:bookmarkStart w:id="16" w:name="_Toc225140486"/>
       <w:r>
         <w:t>SIGNAL SA MODE DETAILS</w:t>
       </w:r>
@@ -6616,39 +6669,23 @@
         <w:t xml:space="preserve">Signal acquisition </w:t>
       </w:r>
       <w:r>
-        <w:t xml:space="preserve">is a </w:t>
-      </w:r>
-      <w:proofErr w:type="gramStart"/>
-      <w:r>
-        <w:t>two interrupt</w:t>
-      </w:r>
-      <w:proofErr w:type="gramEnd"/>
-      <w:r>
-        <w:t xml:space="preserve"> event.  It </w:t>
-      </w:r>
-      <w:r>
-        <w:t>begins with the sample-rate timer interrupt</w:t>
-      </w:r>
-      <w:proofErr w:type="gramStart"/>
+        <w:t xml:space="preserve">is a two interrupt event.  It </w:t>
+      </w:r>
+      <w:r>
+        <w:t xml:space="preserve">begins with the sample-rate timer interrupt. Each </w:t>
+      </w:r>
+      <w:r>
+        <w:t xml:space="preserve">timer </w:t>
+      </w:r>
+      <w:r>
+        <w:t>interrupt event initiates the sampling sequence by triggering the custom ADC RTL IP</w:t>
+      </w:r>
+      <w:r>
+        <w:t xml:space="preserve"> to perform an ADC conversion</w:t>
+      </w:r>
       <w:r>
         <w:t xml:space="preserve">. </w:t>
       </w:r>
-      <w:proofErr w:type="gramEnd"/>
-      <w:r>
-        <w:t xml:space="preserve">Each </w:t>
-      </w:r>
-      <w:r>
-        <w:t xml:space="preserve">timer </w:t>
-      </w:r>
-      <w:r>
-        <w:t>interrupt event initiates the sampling sequence by triggering the custom ADC RTL IP</w:t>
-      </w:r>
-      <w:r>
-        <w:t xml:space="preserve"> to perform an ADC conversion</w:t>
-      </w:r>
-      <w:r>
-        <w:t xml:space="preserve">. </w:t>
-      </w:r>
       <w:r>
         <w:t xml:space="preserve"> </w:t>
       </w:r>
@@ -6674,13 +6711,8 @@
         <w:t xml:space="preserve">a </w:t>
       </w:r>
       <w:r>
-        <w:t xml:space="preserve">fast </w:t>
-      </w:r>
-      <w:proofErr w:type="gramStart"/>
-      <w:r>
-        <w:t>interrupt</w:t>
-      </w:r>
-      <w:proofErr w:type="gramEnd"/>
+        <w:t>fast interrupt</w:t>
+      </w:r>
       <w:r>
         <w:t xml:space="preserve"> (the second)</w:t>
       </w:r>
@@ -6691,15 +6723,7 @@
         <w:t xml:space="preserve">  </w:t>
       </w:r>
       <w:r>
-        <w:t xml:space="preserve">Within the </w:t>
-      </w:r>
-      <w:proofErr w:type="spellStart"/>
-      <w:r>
-        <w:t>ISR</w:t>
-      </w:r>
-      <w:proofErr w:type="spellEnd"/>
-      <w:r>
-        <w:t xml:space="preserve"> the </w:t>
+        <w:t xml:space="preserve">Within the ISR the </w:t>
       </w:r>
       <w:r>
         <w:t>sample is transferred into the FFT sample buffer, where samples are accumulated until the</w:t>
@@ -6741,13 +6765,8 @@
       <w:r>
         <w:t xml:space="preserve">Timer </w:t>
       </w:r>
-      <w:proofErr w:type="spellStart"/>
-      <w:r>
-        <w:t>ISR</w:t>
-      </w:r>
-      <w:proofErr w:type="spellEnd"/>
-      <w:r>
-        <w:t xml:space="preserve"> is suspended.  </w:t>
+      <w:r>
+        <w:t xml:space="preserve">ISR is suspended.  </w:t>
       </w:r>
       <w:r>
         <w:t xml:space="preserve">The resulting magnitude values represent the spectral energy distribution of the input signal and are mapped to the display. </w:t>
@@ -6756,15 +6775,7 @@
         <w:t xml:space="preserve"> </w:t>
       </w:r>
       <w:r>
-        <w:t xml:space="preserve">Once the display has been updated the </w:t>
-      </w:r>
-      <w:proofErr w:type="spellStart"/>
-      <w:r>
-        <w:t>ISR</w:t>
-      </w:r>
-      <w:proofErr w:type="spellEnd"/>
-      <w:r>
-        <w:t xml:space="preserve"> is resumed.  </w:t>
+        <w:t xml:space="preserve">Once the display has been updated the ISR is resumed.  </w:t>
       </w:r>
     </w:p>
     <w:p>
@@ -6811,20 +6822,7 @@
         <w:t xml:space="preserve"> </w:t>
       </w:r>
       <w:r>
-        <w:t xml:space="preserve">Consequently, the overall performance and responsiveness of the Signal SA system are fundamentally driven and limited by </w:t>
-      </w:r>
-      <w:proofErr w:type="gramStart"/>
-      <w:r>
-        <w:t xml:space="preserve">the </w:t>
-      </w:r>
-      <w:proofErr w:type="spellStart"/>
-      <w:r>
-        <w:t>ISR</w:t>
-      </w:r>
-      <w:proofErr w:type="spellEnd"/>
-      <w:proofErr w:type="gramEnd"/>
-      <w:r>
-        <w:t>-based architecture.</w:t>
+        <w:t>Consequently, the overall performance and responsiveness of the Signal SA system are fundamentally driven and limited by the ISR-based architecture.</w:t>
       </w:r>
     </w:p>
     <w:p>
@@ -6996,43 +6994,7 @@
           <w:sz w:val="16"/>
           <w:szCs w:val="16"/>
         </w:rPr>
-        <w:t xml:space="preserve"> Timer 1 </w:t>
-      </w:r>
-      <w:proofErr w:type="spellStart"/>
-      <w:r>
-        <w:rPr>
-          <w:color w:val="FFFF00"/>
-          <w:sz w:val="16"/>
-          <w:szCs w:val="16"/>
-        </w:rPr>
-        <w:t>ISR</w:t>
-      </w:r>
-      <w:proofErr w:type="spellEnd"/>
-      <w:r>
-        <w:rPr>
-          <w:color w:val="FFFF00"/>
-          <w:sz w:val="16"/>
-          <w:szCs w:val="16"/>
-        </w:rPr>
-        <w:t xml:space="preserve"> handler (</w:t>
-      </w:r>
-      <w:proofErr w:type="spellStart"/>
-      <w:r>
-        <w:rPr>
-          <w:color w:val="FFFF00"/>
-          <w:sz w:val="16"/>
-          <w:szCs w:val="16"/>
-        </w:rPr>
-        <w:t>inniates</w:t>
-      </w:r>
-      <w:proofErr w:type="spellEnd"/>
-      <w:r>
-        <w:rPr>
-          <w:color w:val="FFFF00"/>
-          <w:sz w:val="16"/>
-          <w:szCs w:val="16"/>
-        </w:rPr>
-        <w:t xml:space="preserve"> Custom RTL ADC conversion)</w:t>
+        <w:t xml:space="preserve"> Timer 1 ISR handler (inniates Custom RTL ADC conversion)</w:t>
       </w:r>
     </w:p>
     <w:p>
@@ -7064,25 +7026,7 @@
           <w:sz w:val="16"/>
           <w:szCs w:val="16"/>
         </w:rPr>
-        <w:t xml:space="preserve">CH3 - </w:t>
-      </w:r>
-      <w:proofErr w:type="spellStart"/>
-      <w:r>
-        <w:rPr>
-          <w:color w:val="7030A0"/>
-          <w:sz w:val="16"/>
-          <w:szCs w:val="16"/>
-        </w:rPr>
-        <w:t>ADC_IRQ</w:t>
-      </w:r>
-      <w:proofErr w:type="spellEnd"/>
-      <w:r>
-        <w:rPr>
-          <w:color w:val="7030A0"/>
-          <w:sz w:val="16"/>
-          <w:szCs w:val="16"/>
-        </w:rPr>
-        <w:t>: Custom RTL ADC conversion complete IRQ</w:t>
+        <w:t>CH3 - ADC_IRQ: Custom RTL ADC conversion complete IRQ</w:t>
       </w:r>
     </w:p>
     <w:p>
@@ -7106,73 +7050,47 @@
           <w:sz w:val="16"/>
           <w:szCs w:val="16"/>
         </w:rPr>
-        <w:t xml:space="preserve">CH4 – TEST_IO_0: ADC IRQ </w:t>
-      </w:r>
-      <w:proofErr w:type="spellStart"/>
-      <w:r>
-        <w:rPr>
-          <w:color w:val="002060"/>
+        <w:t>CH4 – TEST_IO_0: ADC IRQ ISR complete (the sample has been captured)</w:t>
+      </w:r>
+    </w:p>
+    <w:p>
+      <w:pPr>
+        <w:jc w:val="both"/>
+        <w:rPr>
           <w:sz w:val="16"/>
           <w:szCs w:val="16"/>
         </w:rPr>
-        <w:t>ISR</w:t>
-      </w:r>
-      <w:proofErr w:type="spellEnd"/>
-      <w:r>
-        <w:rPr>
-          <w:color w:val="002060"/>
+      </w:pPr>
+      <w:r>
+        <w:rPr>
           <w:sz w:val="16"/>
           <w:szCs w:val="16"/>
         </w:rPr>
-        <w:t xml:space="preserve"> complete (the sample has been captured)</w:t>
-      </w:r>
-    </w:p>
-    <w:p>
-      <w:pPr>
-        <w:jc w:val="both"/>
+        <w:t>Cursor Marking: Shows the max frequency possible for sampling about 74KHz – choose 50KHz for sampling freq</w:t>
+      </w:r>
+      <w:r>
         <w:rPr>
           <w:sz w:val="16"/>
           <w:szCs w:val="16"/>
         </w:rPr>
-      </w:pPr>
-      <w:r>
+        <w:t xml:space="preserve">uency. </w:t>
+      </w:r>
+    </w:p>
+    <w:p>
+      <w:pPr>
+        <w:jc w:val="both"/>
         <w:rPr>
           <w:sz w:val="16"/>
           <w:szCs w:val="16"/>
         </w:rPr>
-        <w:t>Cursor Marking: Shows the max frequency possible for sampling about 74KHz – choose 50KHz for sampling freq</w:t>
-      </w:r>
-      <w:r>
-        <w:rPr>
-          <w:sz w:val="16"/>
-          <w:szCs w:val="16"/>
-        </w:rPr>
-        <w:t xml:space="preserve">uency. </w:t>
-      </w:r>
-    </w:p>
-    <w:p>
-      <w:pPr>
-        <w:jc w:val="both"/>
-        <w:rPr>
-          <w:sz w:val="16"/>
-          <w:szCs w:val="16"/>
-        </w:rPr>
-      </w:pPr>
-    </w:p>
-    <w:p>
-      <w:pPr>
-        <w:jc w:val="both"/>
-      </w:pPr>
-      <w:r>
-        <w:t xml:space="preserve">As the above timing analysis </w:t>
-      </w:r>
-      <w:proofErr w:type="gramStart"/>
-      <w:r>
-        <w:t>shows</w:t>
-      </w:r>
-      <w:proofErr w:type="gramEnd"/>
-      <w:r>
-        <w:t xml:space="preserve"> the max sample rate possible using this architecture resolves to an absolute maximum of 70KHz (allowing some wiggle room from the 74KHz).  </w:t>
+      </w:pPr>
+    </w:p>
+    <w:p>
+      <w:pPr>
+        <w:jc w:val="both"/>
+      </w:pPr>
+      <w:r>
+        <w:t xml:space="preserve">As the above timing analysis shows the max sample rate possible using this architecture resolves to an absolute maximum of 70KHz (allowing some wiggle room from the 74KHz).  </w:t>
       </w:r>
       <w:r>
         <w:t xml:space="preserve">With the 100KHz out of reach for </w:t>
@@ -7233,48 +7151,69 @@
           <w:i/>
           <w:iCs/>
         </w:rPr>
-        <w:t xml:space="preserve">was designed to be in </w:t>
+        <w:t xml:space="preserve">was designed to be </w:t>
       </w:r>
       <w:r>
         <w:rPr>
           <w:i/>
           <w:iCs/>
         </w:rPr>
-        <w:t>intended BW</w:t>
+        <w:t xml:space="preserve">the </w:t>
       </w:r>
       <w:r>
         <w:rPr>
           <w:i/>
           <w:iCs/>
         </w:rPr>
-        <w:t xml:space="preserve"> </w:t>
+        <w:t xml:space="preserve">intended </w:t>
       </w:r>
       <w:r>
         <w:rPr>
           <w:i/>
           <w:iCs/>
         </w:rPr>
-        <w:t>(</w:t>
+        <w:t xml:space="preserve">100KHz sample rate and 50KHz </w:t>
       </w:r>
       <w:r>
         <w:rPr>
           <w:i/>
           <w:iCs/>
         </w:rPr>
-        <w:t xml:space="preserve">4.5KHz </w:t>
+        <w:t>BW</w:t>
       </w:r>
       <w:r>
         <w:rPr>
           <w:i/>
           <w:iCs/>
         </w:rPr>
-        <w:t>to 48.2KHz</w:t>
+        <w:t xml:space="preserve"> </w:t>
       </w:r>
       <w:r>
         <w:rPr>
           <w:i/>
           <w:iCs/>
         </w:rPr>
+        <w:t>(</w:t>
+      </w:r>
+      <w:r>
+        <w:rPr>
+          <w:i/>
+          <w:iCs/>
+        </w:rPr>
+        <w:t xml:space="preserve">4.5KHz </w:t>
+      </w:r>
+      <w:r>
+        <w:rPr>
+          <w:i/>
+          <w:iCs/>
+        </w:rPr>
+        <w:t>to 48.2KHz</w:t>
+      </w:r>
+      <w:r>
+        <w:rPr>
+          <w:i/>
+          <w:iCs/>
+        </w:rPr>
         <w:t>).</w:t>
       </w:r>
     </w:p>
@@ -7287,7 +7226,7 @@
       <w:pPr>
         <w:pStyle w:val="Heading1"/>
       </w:pPr>
-      <w:bookmarkStart w:id="17" w:name="_Toc225065481"/>
+      <w:bookmarkStart w:id="17" w:name="_Toc225140487"/>
       <w:r>
         <w:t>FFT IMPLEMENTATION AND NEED TO KNOW:</w:t>
       </w:r>
@@ -7297,7 +7236,7 @@
       <w:pPr>
         <w:pStyle w:val="Heading2"/>
       </w:pPr>
-      <w:bookmarkStart w:id="18" w:name="_Toc225065482"/>
+      <w:bookmarkStart w:id="18" w:name="_Toc225140488"/>
       <w:r>
         <w:t>FFT PROCESS FLOW:</w:t>
       </w:r>
@@ -7347,11 +7286,13 @@
       <w:pPr>
         <w:pStyle w:val="Heading2"/>
       </w:pPr>
-      <w:bookmarkStart w:id="19" w:name="_Toc225065483"/>
+      <w:bookmarkStart w:id="19" w:name="_WHAT_CAN_BE"/>
+      <w:bookmarkStart w:id="20" w:name="_Toc225140489"/>
+      <w:bookmarkEnd w:id="19"/>
       <w:r>
         <w:t>WHAT CAN BE MEASURED:</w:t>
       </w:r>
-      <w:bookmarkEnd w:id="19"/>
+      <w:bookmarkEnd w:id="20"/>
     </w:p>
     <w:p>
       <w:pPr>
@@ -7403,11 +7344,9 @@
       <w:r>
         <w:t xml:space="preserve">Sallen-Key </w:t>
       </w:r>
-      <w:proofErr w:type="spellStart"/>
       <w:r>
         <w:t>LPF</w:t>
       </w:r>
-      <w:proofErr w:type="spellEnd"/>
       <w:r>
         <w:t xml:space="preserve"> was designed for this purpose with a BW of 330KHz.</w:t>
       </w:r>
@@ -7427,7 +7366,13 @@
         <w:t>Oscillator</w:t>
       </w:r>
       <w:r>
-        <w:t xml:space="preserve"> would be “clean” and the 330KHz would al</w:t>
+        <w:t xml:space="preserve"> would be “clean” and the 330KHz </w:t>
+      </w:r>
+      <w:r>
+        <w:t xml:space="preserve">(-40dB/decade roll-off) </w:t>
+      </w:r>
+      <w:r>
+        <w:t>would al</w:t>
       </w:r>
       <w:r>
         <w:t xml:space="preserve">low for some limited Phase 2 development on the same </w:t>
@@ -7737,70 +7682,26 @@
           <w:rFonts w:eastAsiaTheme="minorEastAsia"/>
         </w:rPr>
       </w:pPr>
-      <w:proofErr w:type="gramStart"/>
       <w:r>
         <w:rPr>
           <w:rFonts w:eastAsiaTheme="minorEastAsia"/>
         </w:rPr>
-        <w:t>Abs(</w:t>
-      </w:r>
-      <w:proofErr w:type="gramEnd"/>
-      <w:r>
+        <w:t>Abs(120KHz – (1)(50KHz)) = 70KHz (not within Nyquist so will not be displayed</w:t>
+      </w:r>
+    </w:p>
+    <w:p>
+      <w:pPr>
+        <w:ind w:left="720"/>
+        <w:jc w:val="both"/>
         <w:rPr>
           <w:rFonts w:eastAsiaTheme="minorEastAsia"/>
         </w:rPr>
-        <w:t>120KHz – (</w:t>
-      </w:r>
-      <w:proofErr w:type="gramStart"/>
+      </w:pPr>
       <w:r>
         <w:rPr>
           <w:rFonts w:eastAsiaTheme="minorEastAsia"/>
         </w:rPr>
-        <w:t>1)(</w:t>
-      </w:r>
-      <w:proofErr w:type="gramEnd"/>
-      <w:r>
-        <w:rPr>
-          <w:rFonts w:eastAsiaTheme="minorEastAsia"/>
-        </w:rPr>
-        <w:t>50KHz)) = 70KHz (not within Nyquist so will not be displayed</w:t>
-      </w:r>
-    </w:p>
-    <w:p>
-      <w:pPr>
-        <w:ind w:left="720"/>
-        <w:jc w:val="both"/>
-        <w:rPr>
-          <w:rFonts w:eastAsiaTheme="minorEastAsia"/>
-        </w:rPr>
-      </w:pPr>
-      <w:proofErr w:type="gramStart"/>
-      <w:r>
-        <w:rPr>
-          <w:rFonts w:eastAsiaTheme="minorEastAsia"/>
-        </w:rPr>
-        <w:t>Abs(</w:t>
-      </w:r>
-      <w:proofErr w:type="gramEnd"/>
-      <w:r>
-        <w:rPr>
-          <w:rFonts w:eastAsiaTheme="minorEastAsia"/>
-        </w:rPr>
-        <w:t>120KHz – (</w:t>
-      </w:r>
-      <w:proofErr w:type="gramStart"/>
-      <w:r>
-        <w:rPr>
-          <w:rFonts w:eastAsiaTheme="minorEastAsia"/>
-        </w:rPr>
-        <w:t>2)(</w:t>
-      </w:r>
-      <w:proofErr w:type="gramEnd"/>
-      <w:r>
-        <w:rPr>
-          <w:rFonts w:eastAsiaTheme="minorEastAsia"/>
-        </w:rPr>
-        <w:t xml:space="preserve">50KHz)) = </w:t>
+        <w:t xml:space="preserve">Abs(120KHz – (2)(50KHz)) = </w:t>
       </w:r>
       <w:r>
         <w:rPr>
@@ -7862,70 +7763,26 @@
           <w:rFonts w:eastAsiaTheme="minorEastAsia"/>
         </w:rPr>
       </w:pPr>
-      <w:proofErr w:type="gramStart"/>
       <w:r>
         <w:rPr>
           <w:rFonts w:eastAsiaTheme="minorEastAsia"/>
         </w:rPr>
-        <w:t>Abs(</w:t>
-      </w:r>
-      <w:proofErr w:type="gramEnd"/>
-      <w:r>
+        <w:t>Abs(90KHz – (1)(50KHz)) = 40KHz (not within Nyquist so will not be displayed</w:t>
+      </w:r>
+    </w:p>
+    <w:p>
+      <w:pPr>
+        <w:ind w:left="720"/>
+        <w:jc w:val="both"/>
         <w:rPr>
           <w:rFonts w:eastAsiaTheme="minorEastAsia"/>
         </w:rPr>
-        <w:t>90KHz – (</w:t>
-      </w:r>
-      <w:proofErr w:type="gramStart"/>
+      </w:pPr>
       <w:r>
         <w:rPr>
           <w:rFonts w:eastAsiaTheme="minorEastAsia"/>
         </w:rPr>
-        <w:t>1)(</w:t>
-      </w:r>
-      <w:proofErr w:type="gramEnd"/>
-      <w:r>
-        <w:rPr>
-          <w:rFonts w:eastAsiaTheme="minorEastAsia"/>
-        </w:rPr>
-        <w:t>50KHz)) = 40KHz (not within Nyquist so will not be displayed</w:t>
-      </w:r>
-    </w:p>
-    <w:p>
-      <w:pPr>
-        <w:ind w:left="720"/>
-        <w:jc w:val="both"/>
-        <w:rPr>
-          <w:rFonts w:eastAsiaTheme="minorEastAsia"/>
-        </w:rPr>
-      </w:pPr>
-      <w:proofErr w:type="gramStart"/>
-      <w:r>
-        <w:rPr>
-          <w:rFonts w:eastAsiaTheme="minorEastAsia"/>
-        </w:rPr>
-        <w:t>Abs(</w:t>
-      </w:r>
-      <w:proofErr w:type="gramEnd"/>
-      <w:r>
-        <w:rPr>
-          <w:rFonts w:eastAsiaTheme="minorEastAsia"/>
-        </w:rPr>
-        <w:t>90KHz – (</w:t>
-      </w:r>
-      <w:proofErr w:type="gramStart"/>
-      <w:r>
-        <w:rPr>
-          <w:rFonts w:eastAsiaTheme="minorEastAsia"/>
-        </w:rPr>
-        <w:t>2)(</w:t>
-      </w:r>
-      <w:proofErr w:type="gramEnd"/>
-      <w:r>
-        <w:rPr>
-          <w:rFonts w:eastAsiaTheme="minorEastAsia"/>
-        </w:rPr>
-        <w:t xml:space="preserve">50KHz)) = </w:t>
+        <w:t xml:space="preserve">Abs(90KHz – (2)(50KHz)) = </w:t>
       </w:r>
       <w:r>
         <w:rPr>
@@ -7989,33 +7846,11 @@
           <w:bCs/>
         </w:rPr>
       </w:pPr>
-      <w:proofErr w:type="gramStart"/>
       <w:r>
         <w:rPr>
           <w:rFonts w:eastAsiaTheme="minorEastAsia"/>
         </w:rPr>
-        <w:t>Abs(</w:t>
-      </w:r>
-      <w:proofErr w:type="gramEnd"/>
-      <w:r>
-        <w:rPr>
-          <w:rFonts w:eastAsiaTheme="minorEastAsia"/>
-        </w:rPr>
-        <w:t>35KHz – (</w:t>
-      </w:r>
-      <w:proofErr w:type="gramStart"/>
-      <w:r>
-        <w:rPr>
-          <w:rFonts w:eastAsiaTheme="minorEastAsia"/>
-        </w:rPr>
-        <w:t>1)(</w:t>
-      </w:r>
-      <w:proofErr w:type="gramEnd"/>
-      <w:r>
-        <w:rPr>
-          <w:rFonts w:eastAsiaTheme="minorEastAsia"/>
-        </w:rPr>
-        <w:t xml:space="preserve">50KHz)) = </w:t>
+        <w:t xml:space="preserve">Abs(35KHz – (1)(50KHz)) = </w:t>
       </w:r>
       <w:r>
         <w:rPr>
@@ -8186,21 +8021,7 @@
         <w:rPr>
           <w:rFonts w:eastAsiaTheme="minorEastAsia"/>
         </w:rPr>
-        <w:t>As demonstrated below, there was higher-frequency content present in the Wien Bridge oscillator beyond the desired fundamental</w:t>
-      </w:r>
-      <w:proofErr w:type="gramStart"/>
-      <w:r>
-        <w:rPr>
-          <w:rFonts w:eastAsiaTheme="minorEastAsia"/>
-        </w:rPr>
-        <w:t xml:space="preserve">. </w:t>
-      </w:r>
-      <w:proofErr w:type="gramEnd"/>
-      <w:r>
-        <w:rPr>
-          <w:rFonts w:eastAsiaTheme="minorEastAsia"/>
-        </w:rPr>
-        <w:t>Because the anti-aliasing filter cutoff frequency was set too high, those higher-frequency components were allowed to reach the ADC and were subsequently manifested in the displayed spectrum.</w:t>
+        <w:t>As demonstrated below, there was higher-frequency content present in the Wien Bridge oscillator beyond the desired fundamental. Because the anti-aliasing filter cutoff frequency was set too high, those higher-frequency components were allowed to reach the ADC and were subsequently manifested in the displayed spectrum.</w:t>
       </w:r>
     </w:p>
     <w:p>
@@ -8352,13 +8173,8 @@
         <w:t>Spice simulation showing spectral response</w:t>
       </w:r>
       <w:r>
-        <w:t xml:space="preserve"> of local </w:t>
-      </w:r>
-      <w:proofErr w:type="spellStart"/>
-      <w:r>
-        <w:t>osscilator</w:t>
-      </w:r>
-      <w:proofErr w:type="spellEnd"/>
+        <w:t xml:space="preserve"> of local osscilator</w:t>
+      </w:r>
       <w:r>
         <w:t xml:space="preserve"> (Hanning Window</w:t>
       </w:r>
@@ -8384,7 +8200,7 @@
       <w:pPr>
         <w:pStyle w:val="Heading2"/>
       </w:pPr>
-      <w:bookmarkStart w:id="20" w:name="_Toc225065484"/>
+      <w:bookmarkStart w:id="21" w:name="_Toc225140490"/>
       <w:r>
         <w:t xml:space="preserve">SIZE </w:t>
       </w:r>
@@ -8392,17 +8208,9 @@
         <w:t>B</w:t>
       </w:r>
       <w:r>
-        <w:t xml:space="preserve">INS AND </w:t>
-      </w:r>
-      <w:proofErr w:type="spellStart"/>
-      <w:r>
-        <w:t>RBW</w:t>
-      </w:r>
-      <w:proofErr w:type="spellEnd"/>
-      <w:r>
-        <w:t>:</w:t>
-      </w:r>
-      <w:bookmarkEnd w:id="20"/>
+        <w:t>INS AND RBW:</w:t>
+      </w:r>
+      <w:bookmarkEnd w:id="21"/>
     </w:p>
     <w:p>
       <w:pPr>
@@ -8415,21 +8223,13 @@
         <w:t>consists of</w:t>
       </w:r>
       <w:r>
-        <w:t xml:space="preserve"> bins 0 through </w:t>
-      </w:r>
-      <w:proofErr w:type="spellStart"/>
-      <w:r>
-        <w:t>FFT</w:t>
+        <w:t xml:space="preserve"> bins 0 through FFT</w:t>
       </w:r>
       <w:r>
         <w:t>_S</w:t>
       </w:r>
       <w:r>
-        <w:t>ize</w:t>
-      </w:r>
-      <w:proofErr w:type="spellEnd"/>
-      <w:r>
-        <w:t xml:space="preserve"> / 2 (512)</w:t>
+        <w:t>ize / 2 (512)</w:t>
       </w:r>
       <w:r>
         <w:t>, with bins 0 (DC offset) and bin 512 (Max BW) being unique</w:t>
@@ -8444,15 +8244,7 @@
         <w:t>The frequency width of each bin is the Resolution Bandwidth</w:t>
       </w:r>
       <w:r>
-        <w:t xml:space="preserve"> (</w:t>
-      </w:r>
-      <w:proofErr w:type="spellStart"/>
-      <w:r>
-        <w:t>RBW</w:t>
-      </w:r>
-      <w:proofErr w:type="spellEnd"/>
-      <w:r>
-        <w:t>)</w:t>
+        <w:t xml:space="preserve"> (RBW)</w:t>
       </w:r>
       <w:r>
         <w:t xml:space="preserve">.  It is set by sample rate divided by FFT size.  With a 50,000 Hz sample rate and a 1024-point FFT, </w:t>
@@ -8460,13 +8252,8 @@
       <w:r>
         <w:t xml:space="preserve">the </w:t>
       </w:r>
-      <w:proofErr w:type="spellStart"/>
-      <w:r>
-        <w:t>RBW</w:t>
-      </w:r>
-      <w:proofErr w:type="spellEnd"/>
-      <w:r>
-        <w:t xml:space="preserve"> </w:t>
+      <w:r>
+        <w:t xml:space="preserve">RBW </w:t>
       </w:r>
       <w:r>
         <w:t xml:space="preserve">for this project </w:t>
@@ -8508,26 +8295,10 @@
         <w:t xml:space="preserve">  </w:t>
       </w:r>
       <w:r>
-        <w:t xml:space="preserve">A smaller </w:t>
-      </w:r>
-      <w:proofErr w:type="spellStart"/>
-      <w:r>
-        <w:t>RBW</w:t>
-      </w:r>
-      <w:proofErr w:type="spellEnd"/>
-      <w:r>
-        <w:t xml:space="preserve"> gives finer spectral detail because bins are narrower</w:t>
-      </w:r>
-      <w:r>
-        <w:t xml:space="preserve">, however with a finer </w:t>
-      </w:r>
-      <w:proofErr w:type="spellStart"/>
-      <w:r>
-        <w:t>RBW</w:t>
-      </w:r>
-      <w:proofErr w:type="spellEnd"/>
-      <w:r>
-        <w:t xml:space="preserve"> comes more processing and with it</w:t>
+        <w:t>A smaller RBW gives finer spectral detail because bins are narrower</w:t>
+      </w:r>
+      <w:r>
+        <w:t>, however with a finer RBW comes more processing and with it</w:t>
       </w:r>
       <w:r>
         <w:t>,</w:t>
@@ -8570,11 +8341,11 @@
       <w:pPr>
         <w:pStyle w:val="Heading2"/>
       </w:pPr>
-      <w:bookmarkStart w:id="21" w:name="_Toc225065485"/>
+      <w:bookmarkStart w:id="22" w:name="_Toc225140491"/>
       <w:r>
         <w:t>WINDOW FUNCTION:</w:t>
       </w:r>
-      <w:bookmarkEnd w:id="21"/>
+      <w:bookmarkEnd w:id="22"/>
     </w:p>
     <w:p>
       <w:pPr>
@@ -8633,15 +8404,7 @@
         <w:t xml:space="preserve"> the</w:t>
       </w:r>
       <w:r>
-        <w:t xml:space="preserve"> sample data.  As the </w:t>
-      </w:r>
-      <w:proofErr w:type="gramStart"/>
-      <w:r>
-        <w:t>frame to frame</w:t>
-      </w:r>
-      <w:proofErr w:type="gramEnd"/>
-      <w:r>
-        <w:t xml:space="preserve"> </w:t>
+        <w:t xml:space="preserve"> sample data.  As the frame to frame </w:t>
       </w:r>
       <w:r>
         <w:t>transition</w:t>
@@ -8650,15 +8413,7 @@
         <w:t xml:space="preserve"> does not repeat, the window </w:t>
       </w:r>
       <w:r>
-        <w:t xml:space="preserve">function tapers the beginning and end of the sampled </w:t>
-      </w:r>
-      <w:proofErr w:type="gramStart"/>
-      <w:r>
-        <w:t>data</w:t>
-      </w:r>
-      <w:proofErr w:type="gramEnd"/>
-      <w:r>
-        <w:t xml:space="preserve"> so the FFT does not see a </w:t>
+        <w:t xml:space="preserve">function tapers the beginning and end of the sampled data so the FFT does not see a </w:t>
       </w:r>
       <w:r>
         <w:t xml:space="preserve">spike / discontinuity / </w:t>
@@ -8685,29 +8440,13 @@
         <w:t>,</w:t>
       </w:r>
       <w:r>
-        <w:t xml:space="preserve"> the window function provides a smoothing operation across adjacent bins should a given input frequency not fall on an exact </w:t>
-      </w:r>
-      <w:proofErr w:type="spellStart"/>
-      <w:r>
-        <w:t>RBW</w:t>
-      </w:r>
-      <w:proofErr w:type="spellEnd"/>
-      <w:r>
-        <w:t xml:space="preserve"> bin interval.  For </w:t>
+        <w:t xml:space="preserve"> the window function provides a smoothing operation across adjacent bins should a given input frequency not fall on an exact RBW bin interval.  For </w:t>
       </w:r>
       <w:r>
         <w:t>example,</w:t>
       </w:r>
       <w:r>
-        <w:t xml:space="preserve"> with a </w:t>
-      </w:r>
-      <w:proofErr w:type="spellStart"/>
-      <w:r>
-        <w:t>RBW</w:t>
-      </w:r>
-      <w:proofErr w:type="spellEnd"/>
-      <w:r>
-        <w:t xml:space="preserve"> of 10Hz and an input frequency of 15Hz – the window serves to spread energy across 10Hz and 20Hz bins.  </w:t>
+        <w:t xml:space="preserve"> with a RBW of 10Hz and an input frequency of 15Hz – the window serves to spread energy across 10Hz and 20Hz bins.  </w:t>
       </w:r>
       <w:r>
         <w:t xml:space="preserve">There are many Window functions </w:t>
@@ -8716,15 +8455,7 @@
         <w:t>to choose from.  T</w:t>
       </w:r>
       <w:r>
-        <w:t xml:space="preserve">his project uses </w:t>
-      </w:r>
-      <w:proofErr w:type="gramStart"/>
-      <w:r>
-        <w:t>the Hanning</w:t>
-      </w:r>
-      <w:proofErr w:type="gramEnd"/>
-      <w:r>
-        <w:t xml:space="preserve"> Window</w:t>
+        <w:t>his project uses the Hanning Window</w:t>
       </w:r>
       <w:r>
         <w:t>.  Computationally the Hanning Window:</w:t>
@@ -8865,19 +8596,11 @@
           <w:rFonts w:eastAsiaTheme="minorEastAsia"/>
         </w:rPr>
       </w:pPr>
-      <w:proofErr w:type="gramStart"/>
       <w:r>
         <w:rPr>
           <w:rFonts w:eastAsiaTheme="minorEastAsia"/>
         </w:rPr>
-        <w:t>Window[</w:t>
-      </w:r>
-      <w:proofErr w:type="gramEnd"/>
-      <w:r>
-        <w:rPr>
-          <w:rFonts w:eastAsiaTheme="minorEastAsia"/>
-        </w:rPr>
-        <w:t>Index] = Window Index Coefficient</w:t>
+        <w:t>Window[Index] = Window Index Coefficient</w:t>
       </w:r>
     </w:p>
     <w:p>
@@ -9115,11 +8838,11 @@
       <w:pPr>
         <w:pStyle w:val="Heading2"/>
       </w:pPr>
-      <w:bookmarkStart w:id="22" w:name="_Toc225065486"/>
+      <w:bookmarkStart w:id="23" w:name="_Toc225140492"/>
       <w:r>
         <w:t>SAMPLE JITTER – THE PHASE ERROR:</w:t>
       </w:r>
-      <w:bookmarkEnd w:id="22"/>
+      <w:bookmarkEnd w:id="23"/>
     </w:p>
     <w:p>
       <w:pPr>
@@ -9131,308 +8854,334 @@
       <w:r>
         <w:t xml:space="preserve">fundamentally caused by </w:t>
       </w:r>
-      <w:proofErr w:type="gramStart"/>
-      <w:r>
-        <w:t>sample to sample</w:t>
-      </w:r>
-      <w:proofErr w:type="gramEnd"/>
+      <w:r>
+        <w:t xml:space="preserve">sample to sample </w:t>
+      </w:r>
+      <w:r>
+        <w:t>timing variations (jitter)</w:t>
+      </w:r>
+      <w:r>
+        <w:t xml:space="preserve">, but, and in the case of this </w:t>
+      </w:r>
+      <w:r>
+        <w:t xml:space="preserve">P1 </w:t>
+      </w:r>
+      <w:r>
+        <w:t xml:space="preserve">application, </w:t>
+      </w:r>
+      <w:r>
+        <w:t xml:space="preserve">the effect is more apparent due to the FFT computational </w:t>
+      </w:r>
+      <w:r>
+        <w:t xml:space="preserve">processing </w:t>
+      </w:r>
+      <w:r>
+        <w:t xml:space="preserve">and </w:t>
+      </w:r>
+      <w:r>
+        <w:t>display</w:t>
+      </w:r>
+      <w:r>
+        <w:t xml:space="preserve"> (Frame to Frame)</w:t>
+      </w:r>
+      <w:r>
+        <w:t xml:space="preserve">.  </w:t>
+      </w:r>
+    </w:p>
+    <w:p>
+      <w:pPr>
+        <w:jc w:val="both"/>
+      </w:pPr>
+    </w:p>
+    <w:p>
+      <w:pPr>
+        <w:jc w:val="both"/>
+      </w:pPr>
+      <w:r>
+        <w:t>Unlike Audio SA Mode, in Signal SA Mode t</w:t>
+      </w:r>
+      <w:r>
+        <w:t xml:space="preserve">he FW is architected such that after each frame is acquired (via ISR </w:t>
+      </w:r>
+      <w:r>
+        <w:t>timing</w:t>
+      </w:r>
+      <w:r>
+        <w:t>)</w:t>
+      </w:r>
+      <w:r>
+        <w:t>,</w:t>
+      </w:r>
+      <w:r>
+        <w:t xml:space="preserve"> the acquisition is </w:t>
+      </w:r>
+      <w:r>
+        <w:t>paused</w:t>
+      </w:r>
+      <w:r>
+        <w:t xml:space="preserve">, the data processed and </w:t>
+      </w:r>
+      <w:r>
+        <w:t xml:space="preserve">display </w:t>
+      </w:r>
+      <w:r>
+        <w:t>updated</w:t>
+      </w:r>
+      <w:r>
+        <w:t>, then acquisition is resumed</w:t>
+      </w:r>
+      <w:r>
+        <w:t>.  Th</w:t>
+      </w:r>
+      <w:r>
+        <w:t>e</w:t>
+      </w:r>
+      <w:r>
+        <w:t xml:space="preserve"> processing and updating of data </w:t>
+      </w:r>
+      <w:r>
+        <w:t xml:space="preserve">(timing delay) </w:t>
+      </w:r>
+      <w:r>
+        <w:t xml:space="preserve">creates the phase </w:t>
+      </w:r>
+      <w:r>
+        <w:t>offset (error)</w:t>
+      </w:r>
       <w:r>
         <w:t xml:space="preserve"> </w:t>
       </w:r>
       <w:r>
-        <w:t>timing variations (jitter)</w:t>
-      </w:r>
-      <w:r>
-        <w:t xml:space="preserve">, but, and in the case of this </w:t>
-      </w:r>
-      <w:r>
-        <w:t xml:space="preserve">Phase 1 </w:t>
-      </w:r>
-      <w:r>
-        <w:t xml:space="preserve">application, </w:t>
-      </w:r>
-      <w:r>
-        <w:t xml:space="preserve">the effect is more apparent due to the FFT computational </w:t>
-      </w:r>
-      <w:r>
-        <w:t xml:space="preserve">processing </w:t>
-      </w:r>
-      <w:r>
-        <w:t xml:space="preserve">and </w:t>
-      </w:r>
-      <w:r>
-        <w:t>display</w:t>
-      </w:r>
-      <w:r>
-        <w:t xml:space="preserve"> (Frame to Frame)</w:t>
+        <w:t>between successive frames</w:t>
       </w:r>
       <w:r>
         <w:t xml:space="preserve">.  </w:t>
       </w:r>
-    </w:p>
-    <w:p>
-      <w:pPr>
-        <w:jc w:val="both"/>
-      </w:pPr>
-    </w:p>
-    <w:p>
-      <w:pPr>
-        <w:jc w:val="both"/>
-      </w:pPr>
-      <w:r>
-        <w:t>Unlike Audio SA Mode, in Signal SA Mode t</w:t>
-      </w:r>
-      <w:r>
-        <w:t xml:space="preserve">he FW is architected such that after each frame is acquired (via </w:t>
-      </w:r>
-      <w:proofErr w:type="spellStart"/>
-      <w:r>
-        <w:t>ISR</w:t>
-      </w:r>
-      <w:proofErr w:type="spellEnd"/>
+      <w:r>
+        <w:t xml:space="preserve">Because this timing offset repeats every frame, it manifests as phase variation in the sampled signal and contributes to visible instability in the displayed spectrum. </w:t>
+      </w:r>
       <w:r>
         <w:t xml:space="preserve"> </w:t>
       </w:r>
       <w:r>
-        <w:t>timing</w:t>
-      </w:r>
-      <w:r>
-        <w:t>)</w:t>
-      </w:r>
-      <w:r>
-        <w:t>,</w:t>
-      </w:r>
-      <w:r>
-        <w:t xml:space="preserve"> the acquisition is </w:t>
-      </w:r>
-      <w:r>
-        <w:t>paused</w:t>
-      </w:r>
-      <w:r>
-        <w:t xml:space="preserve">, the data processed and </w:t>
-      </w:r>
-      <w:r>
-        <w:t xml:space="preserve">display </w:t>
-      </w:r>
-      <w:r>
-        <w:t>updated</w:t>
-      </w:r>
-      <w:r>
-        <w:t>, then acquisition is resumed</w:t>
-      </w:r>
-      <w:r>
-        <w:t>.  Th</w:t>
-      </w:r>
-      <w:r>
-        <w:t>e</w:t>
-      </w:r>
-      <w:r>
-        <w:t xml:space="preserve"> processing and updating of data </w:t>
-      </w:r>
-      <w:r>
-        <w:t xml:space="preserve">(timing delay) </w:t>
-      </w:r>
-      <w:r>
-        <w:t xml:space="preserve">creates the phase </w:t>
-      </w:r>
-      <w:r>
-        <w:t>offset (error)</w:t>
+        <w:t>This architectural limitation will be addressed in Phase 2.</w:t>
+      </w:r>
+    </w:p>
+    <w:p>
+      <w:pPr>
+        <w:jc w:val="both"/>
+      </w:pPr>
+    </w:p>
+    <w:p>
+      <w:pPr>
+        <w:pStyle w:val="Heading2"/>
+      </w:pPr>
+      <w:bookmarkStart w:id="24" w:name="_Toc225140493"/>
+      <w:r>
+        <w:t>HARMONICS:</w:t>
+      </w:r>
+      <w:bookmarkEnd w:id="24"/>
+    </w:p>
+    <w:p>
+      <w:pPr>
+        <w:jc w:val="both"/>
+      </w:pPr>
+      <w:r>
+        <w:t xml:space="preserve">A perfect sine wave contains only one frequency - the fundamental.  As perfection is hard to find in real life for everything else there are harmonics.  Harmonics are integer multiples of the fundamental.  Any nonlinearity in the signal path can reshape the waveform.  Clipping, asymmetric biasing, saturation, crossover distortion, and nonlinear amplifiers all </w:t>
+      </w:r>
+      <w:r>
+        <w:t>impact waveform shape</w:t>
+      </w:r>
+      <w:r>
+        <w:t>.  The FFT reveals that shape change as harmonic energy.</w:t>
+      </w:r>
+      <w:r>
+        <w:t xml:space="preserve">  Lastly, any given waveform can be </w:t>
+      </w:r>
+      <w:r>
+        <w:t xml:space="preserve">a </w:t>
+      </w:r>
+      <w:r>
+        <w:t xml:space="preserve">composite of </w:t>
+      </w:r>
+      <w:r>
+        <w:t>multiple</w:t>
+      </w:r>
+      <w:r>
+        <w:t xml:space="preserve"> fundamentals.  </w:t>
+      </w:r>
+    </w:p>
+    <w:p>
+      <w:pPr>
+        <w:jc w:val="both"/>
+      </w:pPr>
+    </w:p>
+    <w:p>
+      <w:pPr>
+        <w:jc w:val="both"/>
+      </w:pPr>
+      <w:r>
+        <w:t xml:space="preserve">Odd harmonics are often associated with distortions that preserve waveform symmetry about its midpoint (zero). </w:t>
       </w:r>
       <w:r>
         <w:t xml:space="preserve"> </w:t>
       </w:r>
       <w:r>
-        <w:t>between successive frames</w:t>
+        <w:t xml:space="preserve">In this case, the top and bottom halves of the waveform look the same. </w:t>
+      </w:r>
+      <w:r>
+        <w:t xml:space="preserve"> </w:t>
+      </w:r>
+      <w:r>
+        <w:t xml:space="preserve">For example, a sine wave that is clipped equally on both the positive and negative peaks preserves this symmetry. </w:t>
+      </w:r>
+      <w:r>
+        <w:t xml:space="preserve"> </w:t>
+      </w:r>
+      <w:r>
+        <w:t xml:space="preserve">A square wave is </w:t>
+      </w:r>
+      <w:r>
+        <w:t>the typical</w:t>
+      </w:r>
+      <w:r>
+        <w:t xml:space="preserve"> example and contains strong odd harmonics.</w:t>
+      </w:r>
+      <w:r>
+        <w:t xml:space="preserve">  </w:t>
+      </w:r>
+      <w:r>
+        <w:t xml:space="preserve">Even harmonics increase when the waveform becomes asymmetric about zero. </w:t>
+      </w:r>
+      <w:r>
+        <w:t xml:space="preserve"> </w:t>
+      </w:r>
+      <w:r>
+        <w:t xml:space="preserve">In other words, the bottom half of the signal does not mirror the top half. </w:t>
+      </w:r>
+      <w:r>
+        <w:t xml:space="preserve"> </w:t>
+      </w:r>
+      <w:r>
+        <w:t xml:space="preserve">One example would be clipping </w:t>
+      </w:r>
+      <w:r>
+        <w:t xml:space="preserve">of a sine wave but </w:t>
+      </w:r>
+      <w:r>
+        <w:t xml:space="preserve">only on the positive or negative side, not both. </w:t>
+      </w:r>
+      <w:r>
+        <w:t xml:space="preserve"> </w:t>
+      </w:r>
+      <w:r>
+        <w:t>That said, real-world signals typically contain both odd and even harmonics.</w:t>
+      </w:r>
+      <w:r>
+        <w:t xml:space="preserve">  </w:t>
+      </w:r>
+      <w:r>
+        <w:t xml:space="preserve">The point here is that the ADC subtraction used to center the signal only removes the DC offset and therefore only impacts Bin 0 of the FFT. </w:t>
+      </w:r>
+      <w:r>
+        <w:t xml:space="preserve"> </w:t>
+      </w:r>
+      <w:r>
+        <w:t>It does not alter the harmonic content of the signal.</w:t>
+      </w:r>
+    </w:p>
+    <w:p>
+      <w:pPr>
+        <w:jc w:val="both"/>
+      </w:pPr>
+    </w:p>
+    <w:p>
+      <w:pPr>
+        <w:jc w:val="both"/>
+      </w:pPr>
+      <w:r>
+        <w:t>The practical lesson is simple: when you see harmonic peaks, the FFT is telling you something about waveform shape and system linearity, not just frequency.  The fundamental says where the signal is.  The harmonic pattern says how clean or distorted that signal is.</w:t>
+      </w:r>
+      <w:r>
+        <w:t xml:space="preserve">  This phenomenon </w:t>
+      </w:r>
+      <w:r>
+        <w:t>can be</w:t>
+      </w:r>
+      <w:r>
+        <w:t xml:space="preserve"> observed with the device in Signal Spectrum Mode.  </w:t>
+      </w:r>
+      <w:r>
+        <w:t>I said all of that to say the anti-</w:t>
+      </w:r>
+      <w:r>
+        <w:t>aliasing</w:t>
+      </w:r>
+      <w:r>
+        <w:t xml:space="preserve"> filter created a discontinuity </w:t>
+      </w:r>
+      <w:r>
+        <w:t>at 0V</w:t>
+      </w:r>
+      <w:r>
+        <w:t xml:space="preserve"> when using the external signal generator via the BNC connector, but not so when using the internal local </w:t>
+      </w:r>
+      <w:r>
+        <w:t>oscillator</w:t>
+      </w:r>
+      <w:r>
+        <w:t xml:space="preserve">.  In either mode, by </w:t>
+      </w:r>
+      <w:r>
+        <w:t>using</w:t>
+      </w:r>
+      <w:r>
+        <w:t xml:space="preserve"> persistence on the scope, it can be seen additional frequency content has been added at the filter output</w:t>
+      </w:r>
+      <w:r>
+        <w:t xml:space="preserve">, though my desktop SA instrument confirmed this content well beyond the BW of the Signal SA Mode.  </w:t>
+      </w:r>
+      <w:r>
+        <w:t xml:space="preserve"> I suspect, but did not confirm, this is caused from the SAR ADC that it feeds.</w:t>
+      </w:r>
+      <w:r>
+        <w:t xml:space="preserve">  </w:t>
+      </w:r>
+      <w:r>
+        <w:t>Note the signal generator has a stated THD of less than -55dBc, from</w:t>
+      </w:r>
+      <w:r>
+        <w:t xml:space="preserve"> the</w:t>
+      </w:r>
+      <w:r>
+        <w:t xml:space="preserve"> spice </w:t>
+      </w:r>
+      <w:r>
+        <w:t>simulation</w:t>
+      </w:r>
+      <w:r>
+        <w:t xml:space="preserve"> of the </w:t>
+      </w:r>
+      <w:r>
+        <w:t xml:space="preserve">local oscillator </w:t>
+      </w:r>
+      <w:r>
+        <w:t>we see its THD is far more than th</w:t>
+      </w:r>
+      <w:r>
+        <w:t>at</w:t>
       </w:r>
       <w:r>
         <w:t xml:space="preserve">.  </w:t>
       </w:r>
       <w:r>
-        <w:t xml:space="preserve">Because this timing offset repeats every frame, it manifests as phase variation in the sampled signal and contributes to visible instability in the displayed spectrum. </w:t>
+        <w:t>See section</w:t>
+      </w:r>
+      <w:r>
+        <w:t>s</w:t>
       </w:r>
       <w:r>
         <w:t xml:space="preserve"> </w:t>
-      </w:r>
-      <w:r>
-        <w:t>This architectural limitation will be addressed in Phase 2.</w:t>
-      </w:r>
-    </w:p>
-    <w:p>
-      <w:pPr>
-        <w:jc w:val="both"/>
-      </w:pPr>
-    </w:p>
-    <w:p>
-      <w:pPr>
-        <w:pStyle w:val="Heading2"/>
-      </w:pPr>
-      <w:bookmarkStart w:id="23" w:name="_Toc225065487"/>
-      <w:r>
-        <w:t>HARMONICS:</w:t>
-      </w:r>
-      <w:bookmarkEnd w:id="23"/>
-    </w:p>
-    <w:p>
-      <w:pPr>
-        <w:jc w:val="both"/>
-      </w:pPr>
-      <w:r>
-        <w:t xml:space="preserve">A perfect sine wave contains only one frequency - the fundamental.  As perfection is hard to find in real life for everything else there are harmonics.  Harmonics are integer multiples of the fundamental.  Any nonlinearity in the signal path can reshape the waveform.  Clipping, asymmetric biasing, saturation, crossover distortion, and nonlinear amplifiers all </w:t>
-      </w:r>
-      <w:r>
-        <w:t>impact waveform shape</w:t>
-      </w:r>
-      <w:r>
-        <w:t xml:space="preserve">.  The FFT reveals that shape </w:t>
-      </w:r>
-      <w:proofErr w:type="gramStart"/>
-      <w:r>
-        <w:t>change</w:t>
-      </w:r>
-      <w:proofErr w:type="gramEnd"/>
-      <w:r>
-        <w:t xml:space="preserve"> as harmonic energy.</w:t>
-      </w:r>
-      <w:r>
-        <w:t xml:space="preserve">  Lastly, any given waveform can be </w:t>
-      </w:r>
-      <w:r>
-        <w:t xml:space="preserve">a </w:t>
-      </w:r>
-      <w:r>
-        <w:t xml:space="preserve">composite of </w:t>
-      </w:r>
-      <w:r>
-        <w:t>multiple</w:t>
-      </w:r>
-      <w:r>
-        <w:t xml:space="preserve"> fundamentals.  </w:t>
-      </w:r>
-    </w:p>
-    <w:p>
-      <w:pPr>
-        <w:jc w:val="both"/>
-      </w:pPr>
-    </w:p>
-    <w:p>
-      <w:pPr>
-        <w:jc w:val="both"/>
-      </w:pPr>
-      <w:r>
-        <w:t xml:space="preserve">Odd harmonics are often associated with distortions that preserve waveform symmetry about its midpoint (zero). </w:t>
-      </w:r>
-      <w:r>
-        <w:t xml:space="preserve"> </w:t>
-      </w:r>
-      <w:r>
-        <w:t xml:space="preserve">In this case, the top and bottom halves of the waveform </w:t>
-      </w:r>
-      <w:proofErr w:type="gramStart"/>
-      <w:r>
-        <w:t>look</w:t>
-      </w:r>
-      <w:proofErr w:type="gramEnd"/>
-      <w:r>
-        <w:t xml:space="preserve"> the same. </w:t>
-      </w:r>
-      <w:r>
-        <w:t xml:space="preserve"> </w:t>
-      </w:r>
-      <w:r>
-        <w:t xml:space="preserve">For example, a sine wave that is clipped equally on both the positive and negative peaks preserves this symmetry. </w:t>
-      </w:r>
-      <w:r>
-        <w:t xml:space="preserve"> </w:t>
-      </w:r>
-      <w:r>
-        <w:t xml:space="preserve">A square wave is </w:t>
-      </w:r>
-      <w:r>
-        <w:t>the typical</w:t>
-      </w:r>
-      <w:r>
-        <w:t xml:space="preserve"> example and contains strong odd harmonics.</w:t>
-      </w:r>
-      <w:r>
-        <w:t xml:space="preserve">  </w:t>
-      </w:r>
-      <w:r>
-        <w:t xml:space="preserve">Even harmonics increase when the waveform becomes asymmetric about zero. </w:t>
-      </w:r>
-      <w:r>
-        <w:t xml:space="preserve"> </w:t>
-      </w:r>
-      <w:r>
-        <w:t xml:space="preserve">In other words, the bottom half of the signal does not mirror the top half. </w:t>
-      </w:r>
-      <w:r>
-        <w:t xml:space="preserve"> </w:t>
-      </w:r>
-      <w:r>
-        <w:t xml:space="preserve">One example would be clipping </w:t>
-      </w:r>
-      <w:r>
-        <w:t xml:space="preserve">of a sine wave but </w:t>
-      </w:r>
-      <w:r>
-        <w:t xml:space="preserve">only on the positive or negative side, not both. </w:t>
-      </w:r>
-      <w:r>
-        <w:t xml:space="preserve"> </w:t>
-      </w:r>
-      <w:r>
-        <w:t>That said, real-world signals typically contain both odd and even harmonics.</w:t>
-      </w:r>
-      <w:r>
-        <w:t xml:space="preserve">  </w:t>
-      </w:r>
-      <w:r>
-        <w:t xml:space="preserve">The point here is that the ADC subtraction used to center the signal only removes the DC offset and therefore only impacts Bin 0 of the FFT. </w:t>
-      </w:r>
-      <w:r>
-        <w:t xml:space="preserve"> </w:t>
-      </w:r>
-      <w:r>
-        <w:t>It does not alter the harmonic content of the signal.</w:t>
-      </w:r>
-    </w:p>
-    <w:p>
-      <w:pPr>
-        <w:jc w:val="both"/>
-      </w:pPr>
-    </w:p>
-    <w:p>
-      <w:pPr>
-        <w:jc w:val="both"/>
-      </w:pPr>
-      <w:r>
-        <w:t>The practical lesson is simple: when you see harmonic peaks, the FFT is telling you something about waveform shape and system linearity, not just frequency.  The fundamental says where the signal is.  The harmonic pattern says how clean or distorted that signal is.</w:t>
-      </w:r>
-      <w:r>
-        <w:t xml:space="preserve">  This phenomenon </w:t>
-      </w:r>
-      <w:r>
-        <w:t>can be</w:t>
-      </w:r>
-      <w:r>
-        <w:t xml:space="preserve"> observed with the device in Signal Spectrum Mode.  </w:t>
-      </w:r>
-      <w:r>
-        <w:t>I said all of that to say the anti-</w:t>
-      </w:r>
-      <w:proofErr w:type="spellStart"/>
-      <w:r>
-        <w:t>alising</w:t>
-      </w:r>
-      <w:proofErr w:type="spellEnd"/>
-      <w:r>
-        <w:t xml:space="preserve"> filter created a discontinuity </w:t>
-      </w:r>
-      <w:r>
-        <w:t>at 0V</w:t>
-      </w:r>
-      <w:r>
-        <w:t xml:space="preserve">.  See section </w:t>
       </w:r>
       <w:hyperlink w:anchor="_ANTI-ALIASING_FILTER_DISCONTINUITY" w:history="1">
         <w:r>
@@ -9443,138 +9192,145 @@
         </w:r>
       </w:hyperlink>
       <w:r>
-        <w:t xml:space="preserve"> Something to be corrected in phase 2.</w:t>
-      </w:r>
-    </w:p>
-    <w:p>
-      <w:pPr>
-        <w:jc w:val="both"/>
-      </w:pPr>
-    </w:p>
-    <w:p>
-      <w:pPr>
-        <w:jc w:val="both"/>
-      </w:pPr>
-      <w:r>
-        <w:t xml:space="preserve">The input signal, via the local oscillator or the external BNC has an </w:t>
-      </w:r>
-      <w:r>
-        <w:rPr>
-          <w:u w:val="single"/>
-        </w:rPr>
-        <w:t>intended</w:t>
-      </w:r>
-      <w:r>
-        <w:t xml:space="preserve"> minimum of 0V</w:t>
-      </w:r>
-      <w:r>
-        <w:t xml:space="preserve">.  </w:t>
-      </w:r>
-      <w:r>
-        <w:t>This was purposely designed to simplify input protection and to support the intended development flow (implementing features incrementally and verifying operation step by step)</w:t>
-      </w:r>
-      <w:r>
-        <w:t xml:space="preserve">.  </w:t>
-      </w:r>
-      <w:r>
-        <w:t xml:space="preserve">In Signal SA Mode, the ADC output is centered digitally. </w:t>
-      </w:r>
-      <w:r>
         <w:t xml:space="preserve"> </w:t>
       </w:r>
       <w:r>
-        <w:t xml:space="preserve">The ADC is 12-bit, so its midpoint occurs at 2048 counts. </w:t>
-      </w:r>
-      <w:r>
-        <w:t xml:space="preserve"> </w:t>
-      </w:r>
-      <w:r>
-        <w:t xml:space="preserve">To create a zero-centered signal, 2048 is subtracted from each sampled value, effectively shifting the midpoint to zero. </w:t>
-      </w:r>
-      <w:r>
-        <w:t xml:space="preserve"> </w:t>
-      </w:r>
-      <w:r>
-        <w:t>This results in a signal representation containing both positive and negative values.</w:t>
-      </w:r>
-    </w:p>
-    <w:p>
-      <w:pPr>
-        <w:jc w:val="both"/>
-      </w:pPr>
-    </w:p>
-    <w:p>
-      <w:pPr>
-        <w:jc w:val="both"/>
-      </w:pPr>
-      <w:r>
-        <w:t xml:space="preserve">Because the analog input signal itself can only be positive, this centering operation also removes the DC offset inherent in the sampling method. </w:t>
-      </w:r>
-      <w:r>
-        <w:t xml:space="preserve"> </w:t>
-      </w:r>
-      <w:r>
-        <w:t xml:space="preserve">However, if the input signal is offset slightly above or below the expected midpoint, the simple subtraction of 2048 will not fully remove the DC component. </w:t>
-      </w:r>
-      <w:r>
-        <w:t xml:space="preserve"> </w:t>
-      </w:r>
-      <w:r>
-        <w:t>Any remaining DC content appears in Bin 0 of the FFT.</w:t>
-      </w:r>
-      <w:r>
-        <w:t xml:space="preserve">  </w:t>
-      </w:r>
-      <w:r>
-        <w:t>The Audio SA Mode does not suffer from this issue because the audio samples are stored as PCM16 (signed 16-bit) values, which are already centered around zero.</w:t>
-      </w:r>
-      <w:r>
-        <w:t xml:space="preserve">  </w:t>
-      </w:r>
-      <w:r>
-        <w:t xml:space="preserve">In this sense, </w:t>
-      </w:r>
-      <w:r>
-        <w:t>s</w:t>
-      </w:r>
-      <w:r>
-        <w:t xml:space="preserve">ubtracting the ADC midpoint removes the DC offset associated with the unipolar </w:t>
-      </w:r>
-      <w:r>
-        <w:lastRenderedPageBreak/>
-        <w:t>input range.</w:t>
-      </w:r>
-      <w:r>
-        <w:t xml:space="preserve">  </w:t>
-      </w:r>
-      <w:r>
-        <w:t>This operation affects only the DC component (FFT Bin 0) and does not alter the harmonic content of the signal.</w:t>
-      </w:r>
-      <w:r>
-        <w:t xml:space="preserve">  For this </w:t>
-      </w:r>
-      <w:proofErr w:type="gramStart"/>
-      <w:r>
-        <w:t>reason</w:t>
-      </w:r>
-      <w:proofErr w:type="gramEnd"/>
-      <w:r>
-        <w:t xml:space="preserve"> I do not display bin 0.</w:t>
-      </w:r>
-      <w:r>
-        <w:t xml:space="preserve">  </w:t>
-      </w:r>
-      <w:r>
-        <w:t xml:space="preserve">See section </w:t>
-      </w:r>
-      <w:hyperlink w:anchor="_LOCAL_OSCILLATOR_CLIPPING" w:history="1">
+        <w:t xml:space="preserve">and </w:t>
+      </w:r>
+      <w:hyperlink w:anchor="_WHAT_CAN_BE" w:history="1">
         <w:r>
           <w:rPr>
             <w:rStyle w:val="Hyperlink"/>
           </w:rPr>
-          <w:t>LOCAL OSCILLATOR CLIPPING AT THE 0V:</w:t>
+          <w:t>WHAT CAN BE MEASURED:</w:t>
         </w:r>
       </w:hyperlink>
+      <w:r>
+        <w:t xml:space="preserve"> </w:t>
+      </w:r>
+      <w:r>
+        <w:t xml:space="preserve">Something to be </w:t>
+      </w:r>
+      <w:r>
+        <w:t xml:space="preserve">addressed and </w:t>
+      </w:r>
+      <w:r>
+        <w:t xml:space="preserve">corrected in </w:t>
+      </w:r>
+      <w:r>
+        <w:t>P2</w:t>
+      </w:r>
+      <w:r>
+        <w:t>.</w:t>
+      </w:r>
+    </w:p>
+    <w:p>
+      <w:pPr>
+        <w:jc w:val="both"/>
+      </w:pPr>
+    </w:p>
+    <w:p>
+      <w:pPr>
+        <w:jc w:val="both"/>
+      </w:pPr>
+      <w:r>
+        <w:t xml:space="preserve">The input signal, via the local oscillator or the external BNC has an </w:t>
+      </w:r>
+      <w:r>
+        <w:rPr>
+          <w:u w:val="single"/>
+        </w:rPr>
+        <w:t>intended</w:t>
+      </w:r>
+      <w:r>
+        <w:t xml:space="preserve"> minimum of 0V</w:t>
+      </w:r>
+      <w:r>
+        <w:t xml:space="preserve">.  </w:t>
+      </w:r>
+      <w:r>
+        <w:t>This was purposely designed to simplify input protection and to support the intended development flow (implementing features incrementally and verifying operation step by step)</w:t>
+      </w:r>
+      <w:r>
+        <w:t xml:space="preserve">.  </w:t>
+      </w:r>
+      <w:r>
+        <w:t xml:space="preserve">In Signal SA Mode, the ADC output is centered digitally. </w:t>
+      </w:r>
+      <w:r>
+        <w:t xml:space="preserve"> </w:t>
+      </w:r>
+      <w:r>
+        <w:t xml:space="preserve">The ADC is 12-bit, so its midpoint occurs at 2048 counts. </w:t>
+      </w:r>
+      <w:r>
+        <w:t xml:space="preserve"> </w:t>
+      </w:r>
+      <w:r>
+        <w:t xml:space="preserve">To create a zero-centered signal, 2048 is subtracted from each sampled value, effectively shifting the midpoint to zero. </w:t>
+      </w:r>
+      <w:r>
+        <w:t xml:space="preserve"> </w:t>
+      </w:r>
+      <w:r>
+        <w:t>This results in a signal representation containing both positive and negative values.</w:t>
+      </w:r>
+    </w:p>
+    <w:p>
+      <w:pPr>
+        <w:jc w:val="both"/>
+      </w:pPr>
+    </w:p>
+    <w:p>
+      <w:pPr>
+        <w:jc w:val="both"/>
+      </w:pPr>
+      <w:r>
+        <w:lastRenderedPageBreak/>
+        <w:t xml:space="preserve">Because the analog input signal itself can only be positive, this centering operation also removes the DC offset inherent in the sampling method. </w:t>
+      </w:r>
+      <w:r>
+        <w:t xml:space="preserve"> </w:t>
+      </w:r>
+      <w:r>
+        <w:t xml:space="preserve">However, if the input signal is offset slightly above or below the expected midpoint, the simple subtraction of 2048 will not fully remove the DC component. </w:t>
+      </w:r>
+      <w:r>
+        <w:t xml:space="preserve"> </w:t>
+      </w:r>
+      <w:r>
+        <w:t>Any remaining DC content appears in Bin 0 of the FFT.</w:t>
+      </w:r>
+      <w:r>
+        <w:t xml:space="preserve">  </w:t>
+      </w:r>
+      <w:r>
+        <w:t>The Audio SA Mode does not suffer from this issue because the audio samples are stored as PCM16 (signed 16-bit) values, which are already centered around zero.</w:t>
+      </w:r>
+      <w:r>
+        <w:t xml:space="preserve">  </w:t>
+      </w:r>
+      <w:r>
+        <w:t xml:space="preserve">In this sense, </w:t>
+      </w:r>
+      <w:r>
+        <w:t>s</w:t>
+      </w:r>
+      <w:r>
+        <w:t>ubtracting the ADC midpoint removes the DC offset associated with the unipolar input range.</w:t>
+      </w:r>
+      <w:r>
+        <w:t xml:space="preserve">  </w:t>
+      </w:r>
+      <w:r>
+        <w:t>This operation affects only the DC component (FFT Bin 0) and does not alter the harmonic content of the signal.</w:t>
+      </w:r>
+      <w:r>
+        <w:t xml:space="preserve">  For this reason I do not display bin 0.</w:t>
+      </w:r>
+      <w:r>
+        <w:t xml:space="preserve">  </w:t>
+      </w:r>
     </w:p>
     <w:p>
       <w:pPr>
@@ -9945,21 +9701,19 @@
         <w:t xml:space="preserve">Not achievable </w:t>
       </w:r>
       <w:r>
-        <w:t>within phase 1</w:t>
-      </w:r>
-      <w:r>
-        <w:t xml:space="preserve"> because of the aliasing effects distorts heavily the </w:t>
-      </w:r>
-      <w:proofErr w:type="gramStart"/>
-      <w:r>
-        <w:t>calculation</w:t>
-      </w:r>
-      <w:r>
-        <w:t>, but</w:t>
-      </w:r>
-      <w:proofErr w:type="gramEnd"/>
-      <w:r>
-        <w:t xml:space="preserve"> is intended for phase 2.</w:t>
+        <w:t xml:space="preserve">within </w:t>
+      </w:r>
+      <w:r>
+        <w:t>P</w:t>
+      </w:r>
+      <w:r>
+        <w:t>1</w:t>
+      </w:r>
+      <w:r>
+        <w:t xml:space="preserve"> because of the aliasing effects distorts heavily the calculation</w:t>
+      </w:r>
+      <w:r>
+        <w:t>, but is intended for phase 2.</w:t>
       </w:r>
     </w:p>
     <w:p>
@@ -9971,11 +9725,24 @@
       <w:pPr>
         <w:pStyle w:val="Heading1"/>
       </w:pPr>
-      <w:bookmarkStart w:id="24" w:name="_Toc225065488"/>
-      <w:r>
-        <w:t>PHYSICAL CONTROLS:</w:t>
-      </w:r>
-      <w:bookmarkEnd w:id="24"/>
+      <w:bookmarkStart w:id="25" w:name="_Toc225140494"/>
+      <w:r>
+        <w:t>USER INTERFACE</w:t>
+      </w:r>
+      <w:r>
+        <w:t>:</w:t>
+      </w:r>
+      <w:bookmarkEnd w:id="25"/>
+    </w:p>
+    <w:p>
+      <w:pPr>
+        <w:pStyle w:val="Heading2"/>
+      </w:pPr>
+      <w:bookmarkStart w:id="26" w:name="_Toc225140495"/>
+      <w:r>
+        <w:t>CONTROLS</w:t>
+      </w:r>
+      <w:bookmarkEnd w:id="26"/>
     </w:p>
     <w:p>
       <w:pPr>
@@ -10040,6 +9807,7 @@
         <w:jc w:val="both"/>
       </w:pPr>
       <w:r>
+        <w:lastRenderedPageBreak/>
         <w:t>The UI interface consists of:</w:t>
       </w:r>
     </w:p>
@@ -10096,13 +9864,8 @@
         <w:jc w:val="both"/>
       </w:pPr>
       <w:r>
-        <w:t xml:space="preserve">SW2: SELECT: Selects the next audio </w:t>
-      </w:r>
-      <w:proofErr w:type="gramStart"/>
-      <w:r>
-        <w:t>track</w:t>
-      </w:r>
-      <w:proofErr w:type="gramEnd"/>
+        <w:t>SW2: SELECT: Selects the next audio track</w:t>
+      </w:r>
     </w:p>
     <w:p>
       <w:pPr>
@@ -10114,13 +9877,8 @@
         <w:jc w:val="both"/>
       </w:pPr>
       <w:r>
-        <w:t xml:space="preserve">SW3: STOP: Stop playing </w:t>
-      </w:r>
-      <w:proofErr w:type="gramStart"/>
-      <w:r>
-        <w:t>audio</w:t>
-      </w:r>
-      <w:proofErr w:type="gramEnd"/>
+        <w:t>SW3: STOP: Stop playing audio</w:t>
+      </w:r>
     </w:p>
     <w:p>
       <w:pPr>
@@ -10132,13 +9890,8 @@
         <w:jc w:val="both"/>
       </w:pPr>
       <w:r>
-        <w:t xml:space="preserve">SW4: PAUSE: Pause the present audio </w:t>
-      </w:r>
-      <w:proofErr w:type="gramStart"/>
-      <w:r>
-        <w:t>playback</w:t>
-      </w:r>
-      <w:proofErr w:type="gramEnd"/>
+        <w:t>SW4: PAUSE: Pause the present audio playback</w:t>
+      </w:r>
     </w:p>
     <w:p>
       <w:pPr>
@@ -10150,14 +9903,8 @@
         <w:jc w:val="both"/>
       </w:pPr>
       <w:r>
-        <w:lastRenderedPageBreak/>
-        <w:t xml:space="preserve">SW5: PLAY: Play the selected </w:t>
-      </w:r>
-      <w:proofErr w:type="gramStart"/>
-      <w:r>
-        <w:t>track</w:t>
-      </w:r>
-      <w:proofErr w:type="gramEnd"/>
+        <w:t>SW5: PLAY: Play the selected track</w:t>
+      </w:r>
     </w:p>
     <w:p>
       <w:pPr>
@@ -10212,13 +9959,8 @@
         <w:jc w:val="both"/>
       </w:pPr>
       <w:r>
-        <w:t xml:space="preserve">SW2: SELECT: Selects between local oscillator and external </w:t>
-      </w:r>
-      <w:proofErr w:type="gramStart"/>
-      <w:r>
-        <w:t>BNC</w:t>
-      </w:r>
-      <w:proofErr w:type="gramEnd"/>
+        <w:t>SW2: SELECT: Selects between local oscillator and external BNC</w:t>
+      </w:r>
     </w:p>
     <w:p>
       <w:pPr>
@@ -10264,13 +10006,81 @@
     </w:p>
     <w:p>
       <w:pPr>
+        <w:pStyle w:val="Heading2"/>
+      </w:pPr>
+      <w:bookmarkStart w:id="27" w:name="_Toc225140496"/>
+      <w:r>
+        <w:t>DEBUG PORT:</w:t>
+      </w:r>
+      <w:bookmarkEnd w:id="27"/>
+    </w:p>
+    <w:p>
+      <w:pPr>
+        <w:jc w:val="both"/>
+      </w:pPr>
+      <w:r>
+        <w:t>A serial, logic level, debug port (J5) is added with a standard: N 8 1 115200bps interface.  The UI is color coded with Audio SA Mode in magenta and Singal SA Mode in Yellow.  The debug port is output only for P1.  TBD P2 may add user commands.</w:t>
+      </w:r>
+    </w:p>
+    <w:p>
+      <w:pPr>
+        <w:jc w:val="both"/>
+      </w:pPr>
+      <w:r>
+        <w:rPr>
+          <w:noProof/>
+        </w:rPr>
+        <w:drawing>
+          <wp:inline distT="0" distB="0" distL="0" distR="0" wp14:anchorId="4C73683B" wp14:editId="0166DB36">
+            <wp:extent cx="5943600" cy="3973195"/>
+            <wp:effectExtent l="0" t="0" r="0" b="8255"/>
+            <wp:docPr id="1417258593" name="Picture 1"/>
+            <wp:cNvGraphicFramePr>
+              <a:graphicFrameLocks xmlns:a="http://schemas.openxmlformats.org/drawingml/2006/main" noChangeAspect="1"/>
+            </wp:cNvGraphicFramePr>
+            <a:graphic xmlns:a="http://schemas.openxmlformats.org/drawingml/2006/main">
+              <a:graphicData uri="http://schemas.openxmlformats.org/drawingml/2006/picture">
+                <pic:pic xmlns:pic="http://schemas.openxmlformats.org/drawingml/2006/picture">
+                  <pic:nvPicPr>
+                    <pic:cNvPr id="1417258593" name=""/>
+                    <pic:cNvPicPr/>
+                  </pic:nvPicPr>
+                  <pic:blipFill>
+                    <a:blip r:embed="rId17"/>
+                    <a:stretch>
+                      <a:fillRect/>
+                    </a:stretch>
+                  </pic:blipFill>
+                  <pic:spPr>
+                    <a:xfrm>
+                      <a:off x="0" y="0"/>
+                      <a:ext cx="5943600" cy="3973195"/>
+                    </a:xfrm>
+                    <a:prstGeom prst="rect">
+                      <a:avLst/>
+                    </a:prstGeom>
+                  </pic:spPr>
+                </pic:pic>
+              </a:graphicData>
+            </a:graphic>
+          </wp:inline>
+        </w:drawing>
+      </w:r>
+    </w:p>
+    <w:p>
+      <w:pPr>
+        <w:jc w:val="both"/>
+      </w:pPr>
+    </w:p>
+    <w:p>
+      <w:pPr>
         <w:pStyle w:val="Heading1"/>
       </w:pPr>
-      <w:bookmarkStart w:id="25" w:name="_Toc225065489"/>
+      <w:bookmarkStart w:id="28" w:name="_Toc225140497"/>
       <w:r>
         <w:t>BOOT LOADER:</w:t>
       </w:r>
-      <w:bookmarkEnd w:id="25"/>
+      <w:bookmarkEnd w:id="28"/>
     </w:p>
     <w:p>
       <w:pPr>
@@ -10292,6 +10102,7 @@
         <w:t xml:space="preserve"> program the FLASH.  </w:t>
       </w:r>
       <w:r>
+        <w:lastRenderedPageBreak/>
         <w:t xml:space="preserve">Unlike a </w:t>
       </w:r>
       <w:r>
@@ -10395,15 +10206,7 @@
         <w:t xml:space="preserve">.  </w:t>
       </w:r>
       <w:r>
-        <w:t xml:space="preserve">In the case of this </w:t>
-      </w:r>
-      <w:proofErr w:type="gramStart"/>
-      <w:r>
-        <w:t>hardware</w:t>
-      </w:r>
-      <w:proofErr w:type="gramEnd"/>
-      <w:r>
-        <w:t xml:space="preserve"> it is possible to support a 128MB application</w:t>
+        <w:t>In the case of this hardware it is possible to support a 128MB application</w:t>
       </w:r>
       <w:r>
         <w:t xml:space="preserve"> (DDR limitation)</w:t>
@@ -10451,16 +10254,11 @@
       <w:r>
         <w:t xml:space="preserve"> (</w:t>
       </w:r>
-      <w:proofErr w:type="spellStart"/>
       <w:r>
         <w:t>BD_Softcore_SA_wrapper</w:t>
       </w:r>
       <w:r>
-        <w:t>.bit</w:t>
-      </w:r>
-      <w:proofErr w:type="spellEnd"/>
-      <w:r>
-        <w:t>)</w:t>
+        <w:t>.bit)</w:t>
       </w:r>
     </w:p>
     <w:p>
@@ -10475,7 +10273,6 @@
       <w:r>
         <w:t>Bootloader Image (</w:t>
       </w:r>
-      <w:proofErr w:type="spellStart"/>
       <w:r>
         <w:t>MB_SSA_BL</w:t>
       </w:r>
@@ -10483,11 +10280,7 @@
         <w:t>_App</w:t>
       </w:r>
       <w:r>
-        <w:t>.elf</w:t>
-      </w:r>
-      <w:proofErr w:type="spellEnd"/>
-      <w:r>
-        <w:t>)</w:t>
+        <w:t>.elf)</w:t>
       </w:r>
     </w:p>
     <w:p>
@@ -10502,7 +10295,6 @@
       <w:r>
         <w:t>Application Image (</w:t>
       </w:r>
-      <w:proofErr w:type="spellStart"/>
       <w:r>
         <w:t>MB_SSA_App</w:t>
       </w:r>
@@ -10512,7 +10304,6 @@
       <w:r>
         <w:t>srec</w:t>
       </w:r>
-      <w:proofErr w:type="spellEnd"/>
       <w:r>
         <w:t>)</w:t>
       </w:r>
@@ -10527,23 +10318,7 @@
         <w:jc w:val="both"/>
       </w:pPr>
       <w:r>
-        <w:t xml:space="preserve">Another key distinction is that a microcontroller </w:t>
-      </w:r>
-      <w:proofErr w:type="spellStart"/>
-      <w:r>
-        <w:t>HW</w:t>
-      </w:r>
-      <w:proofErr w:type="spellEnd"/>
-      <w:r>
-        <w:t xml:space="preserve"> capabilities are fixed.  The FPGA </w:t>
-      </w:r>
-      <w:proofErr w:type="spellStart"/>
-      <w:r>
-        <w:t>HW</w:t>
-      </w:r>
-      <w:proofErr w:type="spellEnd"/>
-      <w:r>
-        <w:t xml:space="preserve"> capabilities </w:t>
+        <w:t xml:space="preserve">Another key distinction is that a microcontroller HW capabilities are fixed.  The FPGA HW capabilities </w:t>
       </w:r>
       <w:r>
         <w:t xml:space="preserve">(PL) </w:t>
@@ -10564,23 +10339,13 @@
         <w:t>,</w:t>
       </w:r>
       <w:r>
-        <w:t xml:space="preserve"> hence the need for the </w:t>
-      </w:r>
-      <w:proofErr w:type="spellStart"/>
-      <w:r>
-        <w:t>HW</w:t>
-      </w:r>
-      <w:proofErr w:type="spellEnd"/>
-      <w:r>
-        <w:t xml:space="preserve"> image.  The </w:t>
-      </w:r>
-      <w:proofErr w:type="spellStart"/>
-      <w:r>
-        <w:t>HW</w:t>
-      </w:r>
-      <w:proofErr w:type="spellEnd"/>
-      <w:r>
-        <w:t xml:space="preserve"> image will typically be several MB depending on complexity (phase 1 image was about 3MB).  </w:t>
+        <w:t xml:space="preserve"> hence the need for the HW image.  The HW image will typically be several MB depending on complexity (</w:t>
+      </w:r>
+      <w:r>
+        <w:t>P</w:t>
+      </w:r>
+      <w:r>
+        <w:t xml:space="preserve">1 image was about 3MB).  </w:t>
       </w:r>
       <w:r>
         <w:t>At POR the PL is configured</w:t>
@@ -10616,52 +10381,47 @@
         <w:t xml:space="preserve"> and the Program counter loaded with the start of the application</w:t>
       </w:r>
       <w:r>
-        <w:t xml:space="preserve">.  Note, if the application is small enough it could also be loaded to LBM. </w:t>
-      </w:r>
-      <w:r>
-        <w:t xml:space="preserve"> With the Quad SPI </w:t>
-      </w:r>
-      <w:proofErr w:type="gramStart"/>
-      <w:r>
-        <w:t>Flash</w:t>
-      </w:r>
-      <w:proofErr w:type="gramEnd"/>
-      <w:r>
-        <w:t xml:space="preserve"> the images are “combined” to a common file .</w:t>
-      </w:r>
-      <w:proofErr w:type="spellStart"/>
-      <w:r>
-        <w:t>mcs</w:t>
-      </w:r>
-      <w:proofErr w:type="spellEnd"/>
-      <w:r>
-        <w:t xml:space="preserve"> – </w:t>
-      </w:r>
-      <w:proofErr w:type="gramStart"/>
-      <w:r>
-        <w:t>the .</w:t>
-      </w:r>
-      <w:proofErr w:type="spellStart"/>
-      <w:r>
-        <w:t>mcs</w:t>
-      </w:r>
-      <w:proofErr w:type="spellEnd"/>
-      <w:proofErr w:type="gramEnd"/>
-      <w:r>
-        <w:t xml:space="preserve"> is what is loaded.</w:t>
-      </w:r>
-    </w:p>
-    <w:p>
-      <w:pPr>
-        <w:jc w:val="both"/>
-      </w:pPr>
-    </w:p>
-    <w:p>
-      <w:pPr>
-        <w:jc w:val="both"/>
-      </w:pPr>
-      <w:r>
-        <w:t xml:space="preserve">The bootloader and the application share the same PL.  A separate Quad SPI IP was added to support the external interface.  That additional interface is not used by the application.  Like with a </w:t>
+        <w:t xml:space="preserve">.  Note, if the application </w:t>
+      </w:r>
+      <w:r>
+        <w:t>were</w:t>
+      </w:r>
+      <w:r>
+        <w:t xml:space="preserve"> small enough it could</w:t>
+      </w:r>
+      <w:r>
+        <w:t xml:space="preserve"> have been</w:t>
+      </w:r>
+      <w:r>
+        <w:t xml:space="preserve"> loaded to LBM. </w:t>
+      </w:r>
+      <w:r>
+        <w:t xml:space="preserve"> </w:t>
+      </w:r>
+      <w:r>
+        <w:t xml:space="preserve">That said, FW functions needed for fast execution were placed in LBM.  </w:t>
+      </w:r>
+      <w:r>
+        <w:t>With the Quad SPI Flash the images are “combined” to a common file .mcs – the .mcs is what is loaded.</w:t>
+      </w:r>
+    </w:p>
+    <w:p>
+      <w:pPr>
+        <w:jc w:val="both"/>
+      </w:pPr>
+    </w:p>
+    <w:p>
+      <w:pPr>
+        <w:jc w:val="both"/>
+      </w:pPr>
+      <w:r>
+        <w:t xml:space="preserve">The bootloader and the application share the same PL.  A separate Quad SPI IP was added to support the external </w:t>
+      </w:r>
+      <w:r>
+        <w:t>16MB Quad SPI Flash</w:t>
+      </w:r>
+      <w:r>
+        <w:t xml:space="preserve">.  That additional interface is not used by the application.  Like with a </w:t>
       </w:r>
       <w:r>
         <w:t>µ</w:t>
@@ -10680,7 +10440,13 @@
         <w:jc w:val="both"/>
       </w:pPr>
       <w:r>
-        <w:t xml:space="preserve">TBD phase 2 may instead use the </w:t>
+        <w:t xml:space="preserve">TBD </w:t>
+      </w:r>
+      <w:r>
+        <w:t>P</w:t>
+      </w:r>
+      <w:r>
+        <w:t xml:space="preserve">2 may instead use the </w:t>
       </w:r>
       <w:r>
         <w:t>µSD</w:t>
@@ -10692,84 +10458,59 @@
         <w:t>µSD</w:t>
       </w:r>
       <w:r>
-        <w:t xml:space="preserve">.  Though </w:t>
-      </w:r>
-      <w:r>
-        <w:t xml:space="preserve">larger and </w:t>
-      </w:r>
-      <w:r>
-        <w:t xml:space="preserve">more complex, requiring the FAT FS library and file manipulation.  The process is basically the same, just in three separate files: </w:t>
-      </w:r>
-      <w:proofErr w:type="spellStart"/>
-      <w:r>
-        <w:t>bitsteam</w:t>
-      </w:r>
-      <w:proofErr w:type="spellEnd"/>
-      <w:r>
-        <w:t xml:space="preserve">, bootloader image and application image.  </w:t>
-      </w:r>
-      <w:r>
-        <w:t>Additionally,</w:t>
-      </w:r>
-      <w:r>
-        <w:t xml:space="preserve"> this bootloader is very slow.  It takes about 2 minutes to load.  The application image is stored </w:t>
+        <w:t>.  Though larger and more complex, requiring the FAT FS library and file manipulation.  The process is basically the same, just in three separate files: bitsteam, bootloader image and application image.  Additionally,</w:t>
+      </w:r>
+      <w:r>
+        <w:t xml:space="preserve"> this bootloader is very slow.  It takes about 2 minutes to load.  The application image is stored in flash as an .srec file and as such is parsed line by line creating a very slow load.  Perhaps for phase 2 I might consider the use of an elf file load – which should drop the boot time to seconds.  </w:t>
+      </w:r>
+    </w:p>
+    <w:p>
+      <w:pPr>
+        <w:jc w:val="both"/>
+      </w:pPr>
+    </w:p>
+    <w:p>
+      <w:pPr>
+        <w:pStyle w:val="Heading1"/>
+      </w:pPr>
+      <w:bookmarkStart w:id="29" w:name="_Toc225140498"/>
+      <w:r>
+        <w:t>PHASE 2 LOOK AHEAD:</w:t>
+      </w:r>
+      <w:bookmarkEnd w:id="29"/>
+    </w:p>
+    <w:p>
+      <w:pPr>
+        <w:pStyle w:val="Heading2"/>
+      </w:pPr>
+      <w:bookmarkStart w:id="30" w:name="_Toc225140499"/>
+      <w:r>
+        <w:t>ENHANCEMENTS:</w:t>
+      </w:r>
+      <w:bookmarkEnd w:id="30"/>
+    </w:p>
+    <w:p>
+      <w:pPr>
+        <w:jc w:val="both"/>
+      </w:pPr>
+      <w:r>
+        <w:t xml:space="preserve">In phase two (to come), the focus shifts from “the FPGA can do that too” to “the FPGA can do so much more”.  Rather than simply replicating </w:t>
+      </w:r>
+      <w:r>
+        <w:t>µ</w:t>
+      </w:r>
+      <w:r>
+        <w:t xml:space="preserve">C peripherals, the design leverages capabilities that are inherently more flexible and impossible via a </w:t>
+      </w:r>
+      <w:r>
+        <w:t>µ</w:t>
+      </w:r>
+      <w:r>
+        <w:t xml:space="preserve">C.  Much of the infrastructure created in the first phase is reused and extended, allowing the system </w:t>
       </w:r>
       <w:r>
         <w:lastRenderedPageBreak/>
-        <w:t>in flash as an .</w:t>
-      </w:r>
-      <w:proofErr w:type="spellStart"/>
-      <w:r>
-        <w:t>srec</w:t>
-      </w:r>
-      <w:proofErr w:type="spellEnd"/>
-      <w:r>
-        <w:t xml:space="preserve"> file and as such is parsed line by line creating a very slow load.  Perhaps for phase 2 I might consider the use of an elf file load – which should drop the boot time to seconds.  </w:t>
-      </w:r>
-    </w:p>
-    <w:p>
-      <w:pPr>
-        <w:jc w:val="both"/>
-      </w:pPr>
-    </w:p>
-    <w:p>
-      <w:pPr>
-        <w:pStyle w:val="Heading1"/>
-      </w:pPr>
-      <w:bookmarkStart w:id="26" w:name="_Toc225065490"/>
-      <w:r>
-        <w:t>PHASE 2 LOOK AHEAD:</w:t>
-      </w:r>
-      <w:bookmarkEnd w:id="26"/>
-    </w:p>
-    <w:p>
-      <w:pPr>
-        <w:pStyle w:val="Heading2"/>
-      </w:pPr>
-      <w:bookmarkStart w:id="27" w:name="_Toc225065491"/>
-      <w:r>
-        <w:t>ENHANCEMENTS:</w:t>
-      </w:r>
-      <w:bookmarkEnd w:id="27"/>
-    </w:p>
-    <w:p>
-      <w:pPr>
-        <w:jc w:val="both"/>
-      </w:pPr>
-      <w:r>
-        <w:t xml:space="preserve">In phase two (to come), the focus shifts from “the FPGA can do that too” to “the FPGA can do so much more”.  Rather than simply replicating </w:t>
-      </w:r>
-      <w:r>
-        <w:t>µ</w:t>
-      </w:r>
-      <w:r>
-        <w:t xml:space="preserve">C peripherals, the design leverages capabilities that are inherently more flexible and impossible via a </w:t>
-      </w:r>
-      <w:r>
-        <w:t>µ</w:t>
-      </w:r>
-      <w:r>
-        <w:t xml:space="preserve">C.  Much of the infrastructure created in the first phase is reused and extended, allowing the system to evolve beyond a microcontroller-style architecture and into a </w:t>
+        <w:t xml:space="preserve">to evolve beyond a microcontroller-style architecture and into a </w:t>
       </w:r>
       <w:r>
         <w:t xml:space="preserve">PL </w:t>
@@ -10846,13 +10587,8 @@
         <w:jc w:val="both"/>
       </w:pPr>
       <w:r>
-        <w:t xml:space="preserve">ADC IP to Interleave ADCs and FIFO for high speed </w:t>
-      </w:r>
-      <w:proofErr w:type="gramStart"/>
-      <w:r>
-        <w:t>sampling</w:t>
-      </w:r>
-      <w:proofErr w:type="gramEnd"/>
+        <w:t>ADC IP to Interleave ADCs and FIFO for high speed sampling</w:t>
+      </w:r>
     </w:p>
     <w:p>
       <w:pPr>
@@ -10864,13 +10600,8 @@
         <w:jc w:val="both"/>
       </w:pPr>
       <w:r>
-        <w:t xml:space="preserve">Faster clocking of </w:t>
-      </w:r>
-      <w:proofErr w:type="spellStart"/>
-      <w:r>
-        <w:t>MicroBlaze</w:t>
-      </w:r>
-      <w:proofErr w:type="spellEnd"/>
+        <w:t>Faster clocking of MicroBlaze</w:t>
+      </w:r>
     </w:p>
     <w:p>
       <w:pPr>
@@ -10895,10 +10626,19 @@
         <w:jc w:val="both"/>
       </w:pPr>
       <w:r>
-        <w:t xml:space="preserve">FFT down-conversion </w:t>
-      </w:r>
-      <w:r>
-        <w:t>(digital mixer + filter + decimation)</w:t>
+        <w:t xml:space="preserve">Signal </w:t>
+      </w:r>
+      <w:r>
+        <w:t xml:space="preserve">digital </w:t>
+      </w:r>
+      <w:r>
+        <w:t>down</w:t>
+      </w:r>
+      <w:r>
+        <w:t xml:space="preserve"> </w:t>
+      </w:r>
+      <w:r>
+        <w:t>conversion (DDC: digital mixer + filter + decimation)</w:t>
       </w:r>
     </w:p>
     <w:p>
@@ -10924,13 +10664,8 @@
         <w:jc w:val="both"/>
       </w:pPr>
       <w:r>
-        <w:t xml:space="preserve">Expanded UI control with scroll </w:t>
-      </w:r>
-      <w:proofErr w:type="gramStart"/>
-      <w:r>
-        <w:t>wheel</w:t>
-      </w:r>
-      <w:proofErr w:type="gramEnd"/>
+        <w:t>Expanded UI control with scroll wheel</w:t>
+      </w:r>
     </w:p>
     <w:p>
       <w:pPr>
@@ -10967,11 +10702,11 @@
       <w:pPr>
         <w:pStyle w:val="Heading2"/>
       </w:pPr>
-      <w:bookmarkStart w:id="28" w:name="_Toc225065492"/>
+      <w:bookmarkStart w:id="31" w:name="_Toc225140500"/>
       <w:r>
         <w:t>CORRECTIONS:</w:t>
       </w:r>
-      <w:bookmarkEnd w:id="28"/>
+      <w:bookmarkEnd w:id="31"/>
     </w:p>
     <w:p>
       <w:pPr>
@@ -10983,21 +10718,8 @@
         <w:jc w:val="both"/>
       </w:pPr>
       <w:r>
-        <w:t xml:space="preserve">Silk </w:t>
-      </w:r>
-      <w:proofErr w:type="gramStart"/>
-      <w:r>
-        <w:t>screen</w:t>
-      </w:r>
-      <w:proofErr w:type="gramEnd"/>
-      <w:r>
-        <w:t xml:space="preserve"> add dB rating to sound level </w:t>
-      </w:r>
-      <w:proofErr w:type="gramStart"/>
-      <w:r>
-        <w:t>bar</w:t>
-      </w:r>
-      <w:proofErr w:type="gramEnd"/>
+        <w:t>Silk screen add dB rating to sound level bar</w:t>
+      </w:r>
     </w:p>
     <w:p>
       <w:pPr>
@@ -11009,13 +10731,8 @@
         <w:jc w:val="both"/>
       </w:pPr>
       <w:r>
-        <w:t xml:space="preserve">PCB TH test points match size to probe </w:t>
-      </w:r>
-      <w:proofErr w:type="gramStart"/>
-      <w:r>
-        <w:t>pin</w:t>
-      </w:r>
-      <w:proofErr w:type="gramEnd"/>
+        <w:t>PCB TH test points match size to probe pin</w:t>
+      </w:r>
     </w:p>
     <w:p>
       <w:pPr>
@@ -11036,13 +10753,8 @@
         <w:t>aliasing</w:t>
       </w:r>
       <w:r>
-        <w:t xml:space="preserve"> front end or fix current leakage creating via diodes with no place to go because of blocking </w:t>
-      </w:r>
-      <w:proofErr w:type="gramStart"/>
-      <w:r>
-        <w:t>capacitor</w:t>
-      </w:r>
-      <w:proofErr w:type="gramEnd"/>
+        <w:t xml:space="preserve"> front end or fix current leakage creating via diodes with no place to go because of blocking capacitor</w:t>
+      </w:r>
     </w:p>
     <w:p>
       <w:pPr>
@@ -11070,13 +10782,8 @@
         <w:jc w:val="both"/>
       </w:pPr>
       <w:r>
-        <w:t xml:space="preserve">Audio Enable and signal input needs </w:t>
-      </w:r>
-      <w:proofErr w:type="gramStart"/>
-      <w:r>
-        <w:t>pull-down</w:t>
-      </w:r>
-      <w:proofErr w:type="gramEnd"/>
+        <w:t>Audio Enable and signal input needs pull-down</w:t>
+      </w:r>
     </w:p>
     <w:p>
       <w:pPr>
@@ -11106,11 +10813,31 @@
       <w:r>
         <w:t xml:space="preserve">cut-off </w:t>
       </w:r>
-      <w:proofErr w:type="gramStart"/>
       <w:r>
         <w:t>adjusted</w:t>
       </w:r>
-      <w:proofErr w:type="gramEnd"/>
+    </w:p>
+    <w:p>
+      <w:pPr>
+        <w:pStyle w:val="ListParagraph"/>
+        <w:numPr>
+          <w:ilvl w:val="0"/>
+          <w:numId w:val="39"/>
+        </w:numPr>
+        <w:jc w:val="both"/>
+      </w:pPr>
+      <w:r>
+        <w:t>In Signal SA Mode with external BNC selected but no input</w:t>
+      </w:r>
+      <w:r>
+        <w:t xml:space="preserve"> drive</w:t>
+      </w:r>
+      <w:r>
+        <w:t xml:space="preserve"> the display </w:t>
+      </w:r>
+      <w:r>
+        <w:t>reads the frequency as set by the LO – this shows the sensitivity of the SA as no measurable input is seen by the scope at the AA LPF output.  Fixes may be in FW by adjusting the min dB value or more likely in HW disabling the local oscillator and PCB layout changes to avoid coupling.</w:t>
+      </w:r>
     </w:p>
     <w:p>
       <w:pPr>
@@ -11124,22 +10851,22 @@
       <w:pPr>
         <w:pStyle w:val="Heading1"/>
       </w:pPr>
-      <w:bookmarkStart w:id="29" w:name="_Toc225065493"/>
+      <w:bookmarkStart w:id="32" w:name="_Toc225140501"/>
       <w:r>
         <w:lastRenderedPageBreak/>
         <w:t>TECHNICAL SPECIFICATIONS:</w:t>
       </w:r>
-      <w:bookmarkEnd w:id="29"/>
+      <w:bookmarkEnd w:id="32"/>
     </w:p>
     <w:p>
       <w:pPr>
         <w:pStyle w:val="Heading2"/>
       </w:pPr>
-      <w:bookmarkStart w:id="30" w:name="_Toc225065494"/>
+      <w:bookmarkStart w:id="33" w:name="_Toc225140502"/>
       <w:r>
         <w:t>ABSOLUTE MAXIMUM RATINGS</w:t>
       </w:r>
-      <w:bookmarkEnd w:id="30"/>
+      <w:bookmarkEnd w:id="33"/>
     </w:p>
     <w:tbl>
       <w:tblPr>
@@ -11317,7 +11044,6 @@
                 <w:szCs w:val="18"/>
               </w:rPr>
             </w:pPr>
-            <w:proofErr w:type="spellStart"/>
             <w:r>
               <w:rPr>
                 <w:rFonts w:cs="Arial"/>
@@ -11326,7 +11052,6 @@
               </w:rPr>
               <w:t>Typ</w:t>
             </w:r>
-            <w:proofErr w:type="spellEnd"/>
           </w:p>
         </w:tc>
         <w:tc>
@@ -11578,7 +11303,6 @@
                 <w:szCs w:val="18"/>
               </w:rPr>
             </w:pPr>
-            <w:proofErr w:type="spellStart"/>
             <w:r>
               <w:rPr>
                 <w:rFonts w:cs="Arial"/>
@@ -11596,7 +11320,6 @@
               </w:rPr>
               <w:t>C</w:t>
             </w:r>
-            <w:proofErr w:type="spellEnd"/>
           </w:p>
         </w:tc>
       </w:tr>
@@ -11753,7 +11476,6 @@
                 <w:szCs w:val="18"/>
               </w:rPr>
             </w:pPr>
-            <w:proofErr w:type="spellStart"/>
             <w:r>
               <w:rPr>
                 <w:rFonts w:cs="Arial"/>
@@ -11771,7 +11493,6 @@
               </w:rPr>
               <w:t>C</w:t>
             </w:r>
-            <w:proofErr w:type="spellEnd"/>
           </w:p>
         </w:tc>
       </w:tr>
@@ -12387,11 +12108,11 @@
       <w:pPr>
         <w:pStyle w:val="Heading2"/>
       </w:pPr>
-      <w:bookmarkStart w:id="31" w:name="_Toc225065495"/>
+      <w:bookmarkStart w:id="34" w:name="_Toc225140503"/>
       <w:r>
         <w:t>OPERATIONAL RATINGS:</w:t>
       </w:r>
-      <w:bookmarkEnd w:id="31"/>
+      <w:bookmarkEnd w:id="34"/>
     </w:p>
     <w:tbl>
       <w:tblPr>
@@ -12557,7 +12278,6 @@
                 <w:szCs w:val="18"/>
               </w:rPr>
             </w:pPr>
-            <w:proofErr w:type="spellStart"/>
             <w:r>
               <w:rPr>
                 <w:rFonts w:cs="Arial"/>
@@ -12566,7 +12286,6 @@
               </w:rPr>
               <w:t>Typ</w:t>
             </w:r>
-            <w:proofErr w:type="spellEnd"/>
           </w:p>
         </w:tc>
         <w:tc>
@@ -12822,7 +12541,6 @@
                 <w:szCs w:val="18"/>
               </w:rPr>
             </w:pPr>
-            <w:proofErr w:type="spellStart"/>
             <w:r>
               <w:rPr>
                 <w:rFonts w:cs="Arial"/>
@@ -12840,7 +12558,6 @@
               </w:rPr>
               <w:t>C</w:t>
             </w:r>
-            <w:proofErr w:type="spellEnd"/>
           </w:p>
         </w:tc>
       </w:tr>
@@ -13640,403 +13357,26 @@
               <w:bottom w:val="single" w:sz="4" w:space="0" w:color="auto"/>
               <w:right w:val="single" w:sz="4" w:space="0" w:color="auto"/>
             </w:tcBorders>
-            <w:hideMark/>
           </w:tcPr>
           <w:p>
             <w:pPr>
               <w:jc w:val="both"/>
               <w:rPr>
                 <w:rFonts w:cs="Arial"/>
+                <w:sz w:val="18"/>
+                <w:szCs w:val="18"/>
+              </w:rPr>
+            </w:pPr>
+            <w:r>
+              <w:rPr>
+                <w:rFonts w:cs="Arial"/>
                 <w:b/>
                 <w:bCs/>
                 <w:sz w:val="18"/>
                 <w:szCs w:val="18"/>
               </w:rPr>
-            </w:pPr>
-            <w:r>
-              <w:rPr>
-                <w:rFonts w:cs="Arial"/>
-                <w:b/>
-                <w:bCs/>
-                <w:sz w:val="18"/>
-                <w:szCs w:val="18"/>
-              </w:rPr>
-              <w:t>AUDIO</w:t>
-            </w:r>
-            <w:r>
-              <w:rPr>
-                <w:rFonts w:cs="Arial"/>
-                <w:b/>
-                <w:bCs/>
-                <w:sz w:val="18"/>
-                <w:szCs w:val="18"/>
-              </w:rPr>
-              <w:t xml:space="preserve"> SA</w:t>
-            </w:r>
-          </w:p>
-        </w:tc>
-      </w:tr>
-      <w:tr>
-        <w:tc>
-          <w:tcPr>
-            <w:tcW w:w="3551" w:type="dxa"/>
-            <w:tcBorders>
-              <w:top w:val="single" w:sz="4" w:space="0" w:color="auto"/>
-              <w:left w:val="single" w:sz="4" w:space="0" w:color="auto"/>
-              <w:bottom w:val="single" w:sz="4" w:space="0" w:color="auto"/>
-              <w:right w:val="single" w:sz="4" w:space="0" w:color="auto"/>
-            </w:tcBorders>
-            <w:hideMark/>
-          </w:tcPr>
-          <w:p>
-            <w:pPr>
-              <w:jc w:val="both"/>
-              <w:rPr>
-                <w:rFonts w:cs="Arial"/>
-                <w:sz w:val="18"/>
-                <w:szCs w:val="18"/>
-              </w:rPr>
-            </w:pPr>
-            <w:r>
-              <w:rPr>
-                <w:rFonts w:cs="Arial"/>
-                <w:sz w:val="18"/>
-                <w:szCs w:val="18"/>
-              </w:rPr>
-              <w:t xml:space="preserve">     </w:t>
-            </w:r>
-            <w:r>
-              <w:rPr>
-                <w:rFonts w:cs="Arial"/>
-                <w:sz w:val="18"/>
-                <w:szCs w:val="18"/>
-              </w:rPr>
-              <w:t>WAV File Type</w:t>
-            </w:r>
-          </w:p>
-        </w:tc>
-        <w:tc>
-          <w:tcPr>
-            <w:tcW w:w="3217" w:type="dxa"/>
-            <w:tcBorders>
-              <w:top w:val="single" w:sz="4" w:space="0" w:color="auto"/>
-              <w:left w:val="single" w:sz="4" w:space="0" w:color="auto"/>
-              <w:bottom w:val="single" w:sz="4" w:space="0" w:color="auto"/>
-              <w:right w:val="single" w:sz="4" w:space="0" w:color="auto"/>
-            </w:tcBorders>
-            <w:hideMark/>
-          </w:tcPr>
-          <w:p>
-            <w:pPr>
-              <w:jc w:val="both"/>
-              <w:rPr>
-                <w:rFonts w:cs="Arial"/>
-                <w:sz w:val="18"/>
-                <w:szCs w:val="18"/>
-              </w:rPr>
-            </w:pPr>
-            <w:proofErr w:type="spellStart"/>
-            <w:r>
-              <w:rPr>
-                <w:rFonts w:cs="Arial"/>
-                <w:sz w:val="18"/>
-                <w:szCs w:val="18"/>
-              </w:rPr>
-              <w:t>PCM</w:t>
-            </w:r>
-            <w:proofErr w:type="spellEnd"/>
-          </w:p>
-        </w:tc>
-        <w:tc>
-          <w:tcPr>
-            <w:tcW w:w="720" w:type="dxa"/>
-            <w:tcBorders>
-              <w:top w:val="single" w:sz="4" w:space="0" w:color="auto"/>
-              <w:left w:val="single" w:sz="4" w:space="0" w:color="auto"/>
-              <w:bottom w:val="single" w:sz="4" w:space="0" w:color="auto"/>
-              <w:right w:val="single" w:sz="4" w:space="0" w:color="auto"/>
-            </w:tcBorders>
-          </w:tcPr>
-          <w:p>
-            <w:pPr>
-              <w:jc w:val="both"/>
-              <w:rPr>
-                <w:rFonts w:cs="Arial"/>
-                <w:sz w:val="16"/>
-                <w:szCs w:val="16"/>
-              </w:rPr>
-            </w:pPr>
-          </w:p>
-        </w:tc>
-        <w:tc>
-          <w:tcPr>
-            <w:tcW w:w="720" w:type="dxa"/>
-            <w:tcBorders>
-              <w:top w:val="single" w:sz="4" w:space="0" w:color="auto"/>
-              <w:left w:val="single" w:sz="4" w:space="0" w:color="auto"/>
-              <w:bottom w:val="single" w:sz="4" w:space="0" w:color="auto"/>
-              <w:right w:val="single" w:sz="4" w:space="0" w:color="auto"/>
-            </w:tcBorders>
-            <w:hideMark/>
-          </w:tcPr>
-          <w:p>
-            <w:pPr>
-              <w:jc w:val="both"/>
-              <w:rPr>
-                <w:rFonts w:cs="Arial"/>
-                <w:sz w:val="16"/>
-                <w:szCs w:val="16"/>
-              </w:rPr>
-            </w:pPr>
-            <w:r>
-              <w:rPr>
-                <w:rFonts w:cs="Arial"/>
-                <w:sz w:val="16"/>
-                <w:szCs w:val="16"/>
-              </w:rPr>
-              <w:t>1</w:t>
-            </w:r>
-            <w:r>
-              <w:rPr>
-                <w:rFonts w:cs="Arial"/>
-                <w:sz w:val="16"/>
-                <w:szCs w:val="16"/>
-              </w:rPr>
-              <w:t>6</w:t>
-            </w:r>
-          </w:p>
-        </w:tc>
-        <w:tc>
-          <w:tcPr>
-            <w:tcW w:w="720" w:type="dxa"/>
-            <w:tcBorders>
-              <w:top w:val="single" w:sz="4" w:space="0" w:color="auto"/>
-              <w:left w:val="single" w:sz="4" w:space="0" w:color="auto"/>
-              <w:bottom w:val="single" w:sz="4" w:space="0" w:color="auto"/>
-              <w:right w:val="single" w:sz="4" w:space="0" w:color="auto"/>
-            </w:tcBorders>
-          </w:tcPr>
-          <w:p>
-            <w:pPr>
-              <w:jc w:val="both"/>
-              <w:rPr>
-                <w:rFonts w:cs="Arial"/>
-                <w:sz w:val="16"/>
-                <w:szCs w:val="16"/>
-              </w:rPr>
-            </w:pPr>
-          </w:p>
-        </w:tc>
-        <w:tc>
-          <w:tcPr>
-            <w:tcW w:w="648" w:type="dxa"/>
-            <w:tcBorders>
-              <w:top w:val="single" w:sz="4" w:space="0" w:color="auto"/>
-              <w:left w:val="single" w:sz="4" w:space="0" w:color="auto"/>
-              <w:bottom w:val="single" w:sz="4" w:space="0" w:color="auto"/>
-              <w:right w:val="single" w:sz="4" w:space="0" w:color="auto"/>
-            </w:tcBorders>
-            <w:hideMark/>
-          </w:tcPr>
-          <w:p>
-            <w:pPr>
-              <w:jc w:val="both"/>
-              <w:rPr>
-                <w:rFonts w:cs="Arial"/>
-                <w:sz w:val="18"/>
-                <w:szCs w:val="18"/>
-              </w:rPr>
-            </w:pPr>
-            <w:r>
-              <w:rPr>
-                <w:rFonts w:cs="Arial"/>
-                <w:sz w:val="18"/>
-                <w:szCs w:val="18"/>
-              </w:rPr>
-              <w:t>bit</w:t>
-            </w:r>
-          </w:p>
-        </w:tc>
-      </w:tr>
-      <w:tr>
-        <w:tc>
-          <w:tcPr>
-            <w:tcW w:w="3551" w:type="dxa"/>
-            <w:tcBorders>
-              <w:top w:val="single" w:sz="4" w:space="0" w:color="auto"/>
-              <w:left w:val="single" w:sz="4" w:space="0" w:color="auto"/>
-              <w:bottom w:val="single" w:sz="4" w:space="0" w:color="auto"/>
-              <w:right w:val="single" w:sz="4" w:space="0" w:color="auto"/>
-            </w:tcBorders>
-            <w:hideMark/>
-          </w:tcPr>
-          <w:p>
-            <w:pPr>
-              <w:jc w:val="both"/>
-              <w:rPr>
-                <w:rFonts w:cs="Arial"/>
-                <w:sz w:val="18"/>
-                <w:szCs w:val="18"/>
-              </w:rPr>
-            </w:pPr>
-            <w:r>
-              <w:rPr>
-                <w:rFonts w:cs="Arial"/>
-                <w:sz w:val="18"/>
-                <w:szCs w:val="18"/>
-              </w:rPr>
-              <w:t xml:space="preserve">     </w:t>
-            </w:r>
-            <w:r>
-              <w:rPr>
-                <w:rFonts w:cs="Arial"/>
-                <w:sz w:val="18"/>
-                <w:szCs w:val="18"/>
-              </w:rPr>
-              <w:t>Audio Sample Rate</w:t>
-            </w:r>
-          </w:p>
-        </w:tc>
-        <w:tc>
-          <w:tcPr>
-            <w:tcW w:w="3217" w:type="dxa"/>
-            <w:tcBorders>
-              <w:top w:val="single" w:sz="4" w:space="0" w:color="auto"/>
-              <w:left w:val="single" w:sz="4" w:space="0" w:color="auto"/>
-              <w:bottom w:val="single" w:sz="4" w:space="0" w:color="auto"/>
-              <w:right w:val="single" w:sz="4" w:space="0" w:color="auto"/>
-            </w:tcBorders>
-            <w:hideMark/>
-          </w:tcPr>
-          <w:p>
-            <w:pPr>
-              <w:jc w:val="both"/>
-              <w:rPr>
-                <w:rFonts w:cs="Arial"/>
-                <w:sz w:val="18"/>
-                <w:szCs w:val="18"/>
-              </w:rPr>
-            </w:pPr>
-          </w:p>
-        </w:tc>
-        <w:tc>
-          <w:tcPr>
-            <w:tcW w:w="720" w:type="dxa"/>
-            <w:tcBorders>
-              <w:top w:val="single" w:sz="4" w:space="0" w:color="auto"/>
-              <w:left w:val="single" w:sz="4" w:space="0" w:color="auto"/>
-              <w:bottom w:val="single" w:sz="4" w:space="0" w:color="auto"/>
-              <w:right w:val="single" w:sz="4" w:space="0" w:color="auto"/>
-            </w:tcBorders>
-          </w:tcPr>
-          <w:p>
-            <w:pPr>
-              <w:jc w:val="both"/>
-              <w:rPr>
-                <w:rFonts w:cs="Arial"/>
-                <w:sz w:val="16"/>
-                <w:szCs w:val="16"/>
-              </w:rPr>
-            </w:pPr>
-            <w:r>
-              <w:rPr>
-                <w:rFonts w:cs="Arial"/>
-                <w:sz w:val="16"/>
-                <w:szCs w:val="16"/>
-              </w:rPr>
-              <w:t>8</w:t>
-            </w:r>
-          </w:p>
-        </w:tc>
-        <w:tc>
-          <w:tcPr>
-            <w:tcW w:w="720" w:type="dxa"/>
-            <w:tcBorders>
-              <w:top w:val="single" w:sz="4" w:space="0" w:color="auto"/>
-              <w:left w:val="single" w:sz="4" w:space="0" w:color="auto"/>
-              <w:bottom w:val="single" w:sz="4" w:space="0" w:color="auto"/>
-              <w:right w:val="single" w:sz="4" w:space="0" w:color="auto"/>
-            </w:tcBorders>
-            <w:hideMark/>
-          </w:tcPr>
-          <w:p>
-            <w:pPr>
-              <w:jc w:val="both"/>
-              <w:rPr>
-                <w:rFonts w:cs="Arial"/>
-                <w:sz w:val="16"/>
-                <w:szCs w:val="16"/>
-              </w:rPr>
-            </w:pPr>
-            <w:r>
-              <w:rPr>
-                <w:rFonts w:cs="Arial"/>
-                <w:sz w:val="16"/>
-                <w:szCs w:val="16"/>
-              </w:rPr>
-              <w:t>16</w:t>
-            </w:r>
-          </w:p>
-        </w:tc>
-        <w:tc>
-          <w:tcPr>
-            <w:tcW w:w="720" w:type="dxa"/>
-            <w:tcBorders>
-              <w:top w:val="single" w:sz="4" w:space="0" w:color="auto"/>
-              <w:left w:val="single" w:sz="4" w:space="0" w:color="auto"/>
-              <w:bottom w:val="single" w:sz="4" w:space="0" w:color="auto"/>
-              <w:right w:val="single" w:sz="4" w:space="0" w:color="auto"/>
-            </w:tcBorders>
-          </w:tcPr>
-          <w:p>
-            <w:pPr>
-              <w:jc w:val="both"/>
-              <w:rPr>
-                <w:rFonts w:cs="Arial"/>
-                <w:sz w:val="16"/>
-                <w:szCs w:val="16"/>
-              </w:rPr>
-            </w:pPr>
-            <w:r>
-              <w:rPr>
-                <w:rFonts w:cs="Arial"/>
-                <w:sz w:val="16"/>
-                <w:szCs w:val="16"/>
-              </w:rPr>
-              <w:t>22.05</w:t>
-            </w:r>
-          </w:p>
-        </w:tc>
-        <w:tc>
-          <w:tcPr>
-            <w:tcW w:w="648" w:type="dxa"/>
-            <w:tcBorders>
-              <w:top w:val="single" w:sz="4" w:space="0" w:color="auto"/>
-              <w:left w:val="single" w:sz="4" w:space="0" w:color="auto"/>
-              <w:bottom w:val="single" w:sz="4" w:space="0" w:color="auto"/>
-              <w:right w:val="single" w:sz="4" w:space="0" w:color="auto"/>
-            </w:tcBorders>
-            <w:hideMark/>
-          </w:tcPr>
-          <w:p>
-            <w:pPr>
-              <w:jc w:val="both"/>
-              <w:rPr>
-                <w:rFonts w:cs="Arial"/>
-                <w:sz w:val="18"/>
-                <w:szCs w:val="18"/>
-              </w:rPr>
-            </w:pPr>
-            <w:proofErr w:type="spellStart"/>
-            <w:r>
-              <w:rPr>
-                <w:rFonts w:cs="Arial"/>
-                <w:sz w:val="18"/>
-                <w:szCs w:val="18"/>
-              </w:rPr>
-              <w:t>KHz</w:t>
-            </w:r>
-            <w:proofErr w:type="spellEnd"/>
+              <w:t>RUN TIME</w:t>
+            </w:r>
           </w:p>
         </w:tc>
       </w:tr>
@@ -14066,39 +13406,7 @@
                 <w:sz w:val="18"/>
                 <w:szCs w:val="18"/>
               </w:rPr>
-              <w:t xml:space="preserve">     </w:t>
-            </w:r>
-            <w:r>
-              <w:rPr>
-                <w:rFonts w:cs="Arial"/>
-                <w:sz w:val="18"/>
-                <w:szCs w:val="18"/>
-              </w:rPr>
-              <w:t>Vo</w:t>
-            </w:r>
-            <w:r>
-              <w:rPr>
-                <w:rFonts w:cs="Arial"/>
-                <w:sz w:val="18"/>
-                <w:szCs w:val="18"/>
-              </w:rPr>
-              <w:t>l</w:t>
-            </w:r>
-            <w:r>
-              <w:rPr>
-                <w:rFonts w:cs="Arial"/>
-                <w:sz w:val="18"/>
-                <w:szCs w:val="18"/>
-              </w:rPr>
-              <w:t>ume</w:t>
-            </w:r>
-            <w:r>
-              <w:rPr>
-                <w:rFonts w:cs="Arial"/>
-                <w:sz w:val="18"/>
-                <w:szCs w:val="18"/>
-              </w:rPr>
-              <w:t xml:space="preserve"> (Measured at .5m)</w:t>
+              <w:t>Audio SA mode in playback</w:t>
             </w:r>
           </w:p>
         </w:tc>
@@ -14127,7 +13435,7 @@
                 <w:sz w:val="18"/>
                 <w:szCs w:val="18"/>
               </w:rPr>
-              <w:t xml:space="preserve">3.3V Class AB audio </w:t>
+              <w:t xml:space="preserve">3.3V audio amp </w:t>
             </w:r>
             <w:r>
               <w:rPr>
@@ -14135,7 +13443,7 @@
                 <w:sz w:val="18"/>
                 <w:szCs w:val="18"/>
               </w:rPr>
-              <w:t>amp power</w:t>
+              <w:t>/ 3200mAH cell</w:t>
             </w:r>
           </w:p>
         </w:tc>
@@ -14206,15 +13514,7 @@
                 <w:sz w:val="16"/>
                 <w:szCs w:val="16"/>
               </w:rPr>
-              <w:t>8</w:t>
-            </w:r>
-            <w:r>
-              <w:rPr>
-                <w:rFonts w:cs="Arial"/>
-                <w:sz w:val="16"/>
-                <w:szCs w:val="16"/>
-              </w:rPr>
-              <w:t>5</w:t>
+              <w:t>160</w:t>
             </w:r>
           </w:p>
         </w:tc>
@@ -14243,7 +13543,7 @@
                 <w:sz w:val="18"/>
                 <w:szCs w:val="18"/>
               </w:rPr>
-              <w:t>dB</w:t>
+              <w:t>min</w:t>
             </w:r>
           </w:p>
         </w:tc>
@@ -14274,41 +13574,7 @@
                 <w:sz w:val="18"/>
                 <w:szCs w:val="18"/>
               </w:rPr>
-              <w:t xml:space="preserve">     </w:t>
-            </w:r>
-            <w:proofErr w:type="spellStart"/>
-            <w:r>
-              <w:rPr>
-                <w:rFonts w:cs="Arial"/>
-                <w:sz w:val="18"/>
-                <w:szCs w:val="18"/>
-              </w:rPr>
-              <w:t>PWM</w:t>
-            </w:r>
-            <w:proofErr w:type="spellEnd"/>
-            <w:r>
-              <w:rPr>
-                <w:rFonts w:cs="Arial"/>
-                <w:sz w:val="18"/>
-                <w:szCs w:val="18"/>
-              </w:rPr>
-              <w:t xml:space="preserve"> </w:t>
-            </w:r>
-            <w:r>
-              <w:rPr>
-                <w:rFonts w:cs="Arial"/>
-                <w:sz w:val="18"/>
-                <w:szCs w:val="18"/>
-              </w:rPr>
-              <w:t>F</w:t>
-            </w:r>
-            <w:r>
-              <w:rPr>
-                <w:rFonts w:cs="Arial"/>
-                <w:sz w:val="18"/>
-                <w:szCs w:val="18"/>
-              </w:rPr>
-              <w:t>requency</w:t>
+              <w:t>Signal SA or Audio SA (no audio)</w:t>
             </w:r>
           </w:p>
         </w:tc>
@@ -14329,6 +13595,35 @@
                 <w:rFonts w:cs="Arial"/>
                 <w:sz w:val="18"/>
                 <w:szCs w:val="18"/>
+              </w:rPr>
+            </w:pPr>
+            <w:r>
+              <w:rPr>
+                <w:rFonts w:cs="Arial"/>
+                <w:sz w:val="18"/>
+                <w:szCs w:val="18"/>
+              </w:rPr>
+              <w:t>3200mAH cell</w:t>
+            </w:r>
+          </w:p>
+        </w:tc>
+        <w:tc>
+          <w:tcPr>
+            <w:tcW w:w="720" w:type="dxa"/>
+            <w:tcBorders>
+              <w:top w:val="single" w:sz="4" w:space="0" w:color="auto"/>
+              <w:left w:val="single" w:sz="4" w:space="0" w:color="auto"/>
+              <w:bottom w:val="single" w:sz="4" w:space="0" w:color="auto"/>
+              <w:right w:val="single" w:sz="4" w:space="0" w:color="auto"/>
+            </w:tcBorders>
+          </w:tcPr>
+          <w:p>
+            <w:pPr>
+              <w:jc w:val="both"/>
+              <w:rPr>
+                <w:rFonts w:cs="Arial"/>
+                <w:sz w:val="16"/>
+                <w:szCs w:val="16"/>
               </w:rPr>
             </w:pPr>
           </w:p>
@@ -14379,37 +13674,8 @@
                 <w:sz w:val="16"/>
                 <w:szCs w:val="16"/>
               </w:rPr>
-              <w:t>100</w:t>
-            </w:r>
-            <w:r>
-              <w:rPr>
-                <w:rFonts w:cs="Arial"/>
-                <w:sz w:val="16"/>
-                <w:szCs w:val="16"/>
-              </w:rPr>
-              <w:t>.00</w:t>
-            </w:r>
-          </w:p>
-        </w:tc>
-        <w:tc>
-          <w:tcPr>
-            <w:tcW w:w="720" w:type="dxa"/>
-            <w:tcBorders>
-              <w:top w:val="single" w:sz="4" w:space="0" w:color="auto"/>
-              <w:left w:val="single" w:sz="4" w:space="0" w:color="auto"/>
-              <w:bottom w:val="single" w:sz="4" w:space="0" w:color="auto"/>
-              <w:right w:val="single" w:sz="4" w:space="0" w:color="auto"/>
-            </w:tcBorders>
-          </w:tcPr>
-          <w:p>
-            <w:pPr>
-              <w:jc w:val="both"/>
-              <w:rPr>
-                <w:rFonts w:cs="Arial"/>
-                <w:sz w:val="16"/>
-                <w:szCs w:val="16"/>
-              </w:rPr>
-            </w:pPr>
+              <w:t>213</w:t>
+            </w:r>
           </w:p>
         </w:tc>
         <w:tc>
@@ -14431,206 +13697,14 @@
                 <w:szCs w:val="18"/>
               </w:rPr>
             </w:pPr>
-            <w:proofErr w:type="spellStart"/>
             <w:r>
               <w:rPr>
                 <w:rFonts w:cs="Arial"/>
                 <w:sz w:val="18"/>
                 <w:szCs w:val="18"/>
               </w:rPr>
-              <w:t>KHz</w:t>
-            </w:r>
-            <w:proofErr w:type="spellEnd"/>
-          </w:p>
-        </w:tc>
-      </w:tr>
-      <w:tr>
-        <w:tc>
-          <w:tcPr>
-            <w:tcW w:w="3551" w:type="dxa"/>
-            <w:tcBorders>
-              <w:top w:val="single" w:sz="4" w:space="0" w:color="auto"/>
-              <w:left w:val="single" w:sz="4" w:space="0" w:color="auto"/>
-              <w:bottom w:val="single" w:sz="4" w:space="0" w:color="auto"/>
-              <w:right w:val="single" w:sz="4" w:space="0" w:color="auto"/>
-            </w:tcBorders>
-          </w:tcPr>
-          <w:p>
-            <w:pPr>
-              <w:jc w:val="both"/>
-              <w:rPr>
-                <w:rFonts w:cs="Arial"/>
-                <w:sz w:val="18"/>
-                <w:szCs w:val="18"/>
-              </w:rPr>
-            </w:pPr>
-            <w:r>
-              <w:rPr>
-                <w:rFonts w:cs="Arial"/>
-                <w:sz w:val="18"/>
-                <w:szCs w:val="18"/>
-              </w:rPr>
-              <w:t xml:space="preserve">     </w:t>
-            </w:r>
-            <w:proofErr w:type="spellStart"/>
-            <w:r>
-              <w:rPr>
-                <w:rFonts w:cs="Arial"/>
-                <w:sz w:val="18"/>
-                <w:szCs w:val="18"/>
-              </w:rPr>
-              <w:t>PWM</w:t>
-            </w:r>
-            <w:proofErr w:type="spellEnd"/>
-            <w:r>
-              <w:rPr>
-                <w:rFonts w:cs="Arial"/>
-                <w:sz w:val="18"/>
-                <w:szCs w:val="18"/>
-              </w:rPr>
-              <w:t xml:space="preserve"> Audio </w:t>
-            </w:r>
-            <w:proofErr w:type="spellStart"/>
-            <w:r>
-              <w:rPr>
-                <w:rFonts w:cs="Arial"/>
-                <w:sz w:val="18"/>
-                <w:szCs w:val="18"/>
-              </w:rPr>
-              <w:t>LPF</w:t>
-            </w:r>
-            <w:proofErr w:type="spellEnd"/>
-          </w:p>
-        </w:tc>
-        <w:tc>
-          <w:tcPr>
-            <w:tcW w:w="3217" w:type="dxa"/>
-            <w:tcBorders>
-              <w:top w:val="single" w:sz="4" w:space="0" w:color="auto"/>
-              <w:left w:val="single" w:sz="4" w:space="0" w:color="auto"/>
-              <w:bottom w:val="single" w:sz="4" w:space="0" w:color="auto"/>
-              <w:right w:val="single" w:sz="4" w:space="0" w:color="auto"/>
-            </w:tcBorders>
-          </w:tcPr>
-          <w:p>
-            <w:pPr>
-              <w:jc w:val="both"/>
-              <w:rPr>
-                <w:rFonts w:cs="Arial"/>
-                <w:sz w:val="18"/>
-                <w:szCs w:val="18"/>
-              </w:rPr>
-            </w:pPr>
-            <w:r>
-              <w:rPr>
-                <w:rFonts w:cs="Arial"/>
-                <w:sz w:val="18"/>
-                <w:szCs w:val="18"/>
-              </w:rPr>
-              <w:t>-3dB</w:t>
-            </w:r>
-          </w:p>
-        </w:tc>
-        <w:tc>
-          <w:tcPr>
-            <w:tcW w:w="720" w:type="dxa"/>
-            <w:tcBorders>
-              <w:top w:val="single" w:sz="4" w:space="0" w:color="auto"/>
-              <w:left w:val="single" w:sz="4" w:space="0" w:color="auto"/>
-              <w:bottom w:val="single" w:sz="4" w:space="0" w:color="auto"/>
-              <w:right w:val="single" w:sz="4" w:space="0" w:color="auto"/>
-            </w:tcBorders>
-          </w:tcPr>
-          <w:p>
-            <w:pPr>
-              <w:jc w:val="both"/>
-              <w:rPr>
-                <w:rFonts w:cs="Arial"/>
-                <w:sz w:val="16"/>
-                <w:szCs w:val="16"/>
-              </w:rPr>
-            </w:pPr>
-          </w:p>
-        </w:tc>
-        <w:tc>
-          <w:tcPr>
-            <w:tcW w:w="720" w:type="dxa"/>
-            <w:tcBorders>
-              <w:top w:val="single" w:sz="4" w:space="0" w:color="auto"/>
-              <w:left w:val="single" w:sz="4" w:space="0" w:color="auto"/>
-              <w:bottom w:val="single" w:sz="4" w:space="0" w:color="auto"/>
-              <w:right w:val="single" w:sz="4" w:space="0" w:color="auto"/>
-            </w:tcBorders>
-          </w:tcPr>
-          <w:p>
-            <w:pPr>
-              <w:jc w:val="both"/>
-              <w:rPr>
-                <w:rFonts w:cs="Arial"/>
-                <w:sz w:val="16"/>
-                <w:szCs w:val="16"/>
-              </w:rPr>
-            </w:pPr>
-            <w:r>
-              <w:rPr>
-                <w:rFonts w:cs="Arial"/>
-                <w:sz w:val="16"/>
-                <w:szCs w:val="16"/>
-              </w:rPr>
-              <w:t>20.03</w:t>
-            </w:r>
-          </w:p>
-        </w:tc>
-        <w:tc>
-          <w:tcPr>
-            <w:tcW w:w="720" w:type="dxa"/>
-            <w:tcBorders>
-              <w:top w:val="single" w:sz="4" w:space="0" w:color="auto"/>
-              <w:left w:val="single" w:sz="4" w:space="0" w:color="auto"/>
-              <w:bottom w:val="single" w:sz="4" w:space="0" w:color="auto"/>
-              <w:right w:val="single" w:sz="4" w:space="0" w:color="auto"/>
-            </w:tcBorders>
-          </w:tcPr>
-          <w:p>
-            <w:pPr>
-              <w:jc w:val="both"/>
-              <w:rPr>
-                <w:rFonts w:cs="Arial"/>
-                <w:sz w:val="16"/>
-                <w:szCs w:val="16"/>
-              </w:rPr>
-            </w:pPr>
-          </w:p>
-        </w:tc>
-        <w:tc>
-          <w:tcPr>
-            <w:tcW w:w="648" w:type="dxa"/>
-            <w:tcBorders>
-              <w:top w:val="single" w:sz="4" w:space="0" w:color="auto"/>
-              <w:left w:val="single" w:sz="4" w:space="0" w:color="auto"/>
-              <w:bottom w:val="single" w:sz="4" w:space="0" w:color="auto"/>
-              <w:right w:val="single" w:sz="4" w:space="0" w:color="auto"/>
-            </w:tcBorders>
-          </w:tcPr>
-          <w:p>
-            <w:pPr>
-              <w:jc w:val="both"/>
-              <w:rPr>
-                <w:rFonts w:cs="Arial"/>
-                <w:sz w:val="18"/>
-                <w:szCs w:val="18"/>
-              </w:rPr>
-            </w:pPr>
-            <w:proofErr w:type="spellStart"/>
-            <w:r>
-              <w:rPr>
-                <w:rFonts w:cs="Arial"/>
-                <w:sz w:val="18"/>
-                <w:szCs w:val="18"/>
-              </w:rPr>
-              <w:t>KHz</w:t>
-            </w:r>
-            <w:proofErr w:type="spellEnd"/>
+              <w:t>min</w:t>
+            </w:r>
           </w:p>
         </w:tc>
       </w:tr>
@@ -14692,7 +13766,7 @@
                 <w:sz w:val="18"/>
                 <w:szCs w:val="18"/>
               </w:rPr>
-              <w:t>SIGNAL SA</w:t>
+              <w:t>AUDIO SA</w:t>
             </w:r>
           </w:p>
         </w:tc>
@@ -14732,7 +13806,7 @@
                 <w:sz w:val="18"/>
                 <w:szCs w:val="18"/>
               </w:rPr>
-              <w:t>Input frequency</w:t>
+              <w:t>WAV File Type</w:t>
             </w:r>
           </w:p>
         </w:tc>
@@ -14745,6 +13819,7 @@
               <w:bottom w:val="single" w:sz="4" w:space="0" w:color="auto"/>
               <w:right w:val="single" w:sz="4" w:space="0" w:color="auto"/>
             </w:tcBorders>
+            <w:hideMark/>
           </w:tcPr>
           <w:p>
             <w:pPr>
@@ -14755,6 +13830,14 @@
                 <w:szCs w:val="18"/>
               </w:rPr>
             </w:pPr>
+            <w:r>
+              <w:rPr>
+                <w:rFonts w:cs="Arial"/>
+                <w:sz w:val="18"/>
+                <w:szCs w:val="18"/>
+              </w:rPr>
+              <w:t>PCM</w:t>
+            </w:r>
           </w:p>
         </w:tc>
         <w:tc>
@@ -14798,6 +13881,22 @@
                 <w:szCs w:val="16"/>
               </w:rPr>
             </w:pPr>
+            <w:r>
+              <w:rPr>
+                <w:rFonts w:cs="Arial"/>
+                <w:sz w:val="16"/>
+                <w:szCs w:val="16"/>
+              </w:rPr>
+              <w:t>1</w:t>
+            </w:r>
+            <w:r>
+              <w:rPr>
+                <w:rFonts w:cs="Arial"/>
+                <w:sz w:val="16"/>
+                <w:szCs w:val="16"/>
+              </w:rPr>
+              <w:t>6</w:t>
+            </w:r>
           </w:p>
         </w:tc>
         <w:tc>
@@ -14819,14 +13918,6 @@
                 <w:szCs w:val="16"/>
               </w:rPr>
             </w:pPr>
-            <w:r>
-              <w:rPr>
-                <w:rFonts w:cs="Arial"/>
-                <w:sz w:val="16"/>
-                <w:szCs w:val="16"/>
-              </w:rPr>
-              <w:t>25</w:t>
-            </w:r>
           </w:p>
         </w:tc>
         <w:tc>
@@ -14849,16 +13940,14 @@
                 <w:szCs w:val="18"/>
               </w:rPr>
             </w:pPr>
-            <w:proofErr w:type="spellStart"/>
             <w:r>
               <w:rPr>
                 <w:rFonts w:cs="Arial"/>
                 <w:sz w:val="18"/>
                 <w:szCs w:val="18"/>
               </w:rPr>
-              <w:t>KHz</w:t>
-            </w:r>
-            <w:proofErr w:type="spellEnd"/>
+              <w:t>bit</w:t>
+            </w:r>
           </w:p>
         </w:tc>
       </w:tr>
@@ -14897,15 +13986,7 @@
                 <w:sz w:val="18"/>
                 <w:szCs w:val="18"/>
               </w:rPr>
-              <w:t>Input Signal</w:t>
-            </w:r>
-            <w:r>
-              <w:rPr>
-                <w:rFonts w:cs="Arial"/>
-                <w:sz w:val="18"/>
-                <w:szCs w:val="18"/>
-              </w:rPr>
-              <w:t xml:space="preserve"> Voltage range</w:t>
+              <w:t>Audio Sample Rate</w:t>
             </w:r>
           </w:p>
         </w:tc>
@@ -14918,6 +13999,7 @@
               <w:bottom w:val="single" w:sz="4" w:space="0" w:color="auto"/>
               <w:right w:val="single" w:sz="4" w:space="0" w:color="auto"/>
             </w:tcBorders>
+            <w:hideMark/>
           </w:tcPr>
           <w:p>
             <w:pPr>
@@ -14928,14 +14010,6 @@
                 <w:szCs w:val="18"/>
               </w:rPr>
             </w:pPr>
-            <w:r>
-              <w:rPr>
-                <w:rFonts w:cs="Arial"/>
-                <w:sz w:val="18"/>
-                <w:szCs w:val="18"/>
-              </w:rPr>
-              <w:t>No output loading</w:t>
-            </w:r>
           </w:p>
         </w:tc>
         <w:tc>
@@ -14963,7 +14037,7 @@
                 <w:sz w:val="16"/>
                 <w:szCs w:val="16"/>
               </w:rPr>
-              <w:t>0</w:t>
+              <w:t>8</w:t>
             </w:r>
           </w:p>
         </w:tc>
@@ -14993,7 +14067,7 @@
                 <w:sz w:val="16"/>
                 <w:szCs w:val="16"/>
               </w:rPr>
-              <w:t>3</w:t>
+              <w:t>16</w:t>
             </w:r>
           </w:p>
         </w:tc>
@@ -15022,15 +14096,7 @@
                 <w:sz w:val="16"/>
                 <w:szCs w:val="16"/>
               </w:rPr>
-              <w:t>3</w:t>
-            </w:r>
-            <w:r>
-              <w:rPr>
-                <w:rFonts w:cs="Arial"/>
-                <w:sz w:val="16"/>
-                <w:szCs w:val="16"/>
-              </w:rPr>
-              <w:t>.1</w:t>
+              <w:t>22.05</w:t>
             </w:r>
           </w:p>
         </w:tc>
@@ -15060,7 +14126,7 @@
                 <w:sz w:val="18"/>
                 <w:szCs w:val="18"/>
               </w:rPr>
-              <w:t>V</w:t>
+              <w:t>KHz</w:t>
             </w:r>
           </w:p>
         </w:tc>
@@ -15091,7 +14157,23 @@
                 <w:sz w:val="18"/>
                 <w:szCs w:val="18"/>
               </w:rPr>
-              <w:t xml:space="preserve">     Impedance</w:t>
+              <w:t xml:space="preserve">     </w:t>
+            </w:r>
+            <w:r>
+              <w:rPr>
+                <w:rFonts w:cs="Arial"/>
+                <w:sz w:val="18"/>
+                <w:szCs w:val="18"/>
+              </w:rPr>
+              <w:t xml:space="preserve">Max </w:t>
+            </w:r>
+            <w:r>
+              <w:rPr>
+                <w:rFonts w:cs="Arial"/>
+                <w:sz w:val="18"/>
+                <w:szCs w:val="18"/>
+              </w:rPr>
+              <w:t>Volume (Measured at .5m)</w:t>
             </w:r>
           </w:p>
         </w:tc>
@@ -15112,6 +14194,35 @@
                 <w:rFonts w:cs="Arial"/>
                 <w:sz w:val="18"/>
                 <w:szCs w:val="18"/>
+              </w:rPr>
+            </w:pPr>
+            <w:r>
+              <w:rPr>
+                <w:rFonts w:cs="Arial"/>
+                <w:sz w:val="18"/>
+                <w:szCs w:val="18"/>
+              </w:rPr>
+              <w:t>3.3V Class AB audio amp power</w:t>
+            </w:r>
+          </w:p>
+        </w:tc>
+        <w:tc>
+          <w:tcPr>
+            <w:tcW w:w="720" w:type="dxa"/>
+            <w:tcBorders>
+              <w:top w:val="single" w:sz="4" w:space="0" w:color="auto"/>
+              <w:left w:val="single" w:sz="4" w:space="0" w:color="auto"/>
+              <w:bottom w:val="single" w:sz="4" w:space="0" w:color="auto"/>
+              <w:right w:val="single" w:sz="4" w:space="0" w:color="auto"/>
+            </w:tcBorders>
+          </w:tcPr>
+          <w:p>
+            <w:pPr>
+              <w:jc w:val="both"/>
+              <w:rPr>
+                <w:rFonts w:cs="Arial"/>
+                <w:sz w:val="16"/>
+                <w:szCs w:val="16"/>
               </w:rPr>
             </w:pPr>
           </w:p>
@@ -15162,7 +14273,154 @@
                 <w:sz w:val="16"/>
                 <w:szCs w:val="16"/>
               </w:rPr>
-              <w:t>1M</w:t>
+              <w:t>69</w:t>
+            </w:r>
+          </w:p>
+        </w:tc>
+        <w:tc>
+          <w:tcPr>
+            <w:tcW w:w="648" w:type="dxa"/>
+            <w:tcBorders>
+              <w:top w:val="single" w:sz="4" w:space="0" w:color="auto"/>
+              <w:left w:val="single" w:sz="4" w:space="0" w:color="auto"/>
+              <w:bottom w:val="single" w:sz="4" w:space="0" w:color="auto"/>
+              <w:right w:val="single" w:sz="4" w:space="0" w:color="auto"/>
+            </w:tcBorders>
+          </w:tcPr>
+          <w:p>
+            <w:pPr>
+              <w:jc w:val="both"/>
+              <w:rPr>
+                <w:rFonts w:cs="Arial"/>
+                <w:sz w:val="18"/>
+                <w:szCs w:val="18"/>
+              </w:rPr>
+            </w:pPr>
+            <w:r>
+              <w:rPr>
+                <w:rFonts w:cs="Arial"/>
+                <w:sz w:val="18"/>
+                <w:szCs w:val="18"/>
+              </w:rPr>
+              <w:t>dB</w:t>
+            </w:r>
+            <w:r>
+              <w:rPr>
+                <w:rFonts w:cs="Arial"/>
+                <w:sz w:val="18"/>
+                <w:szCs w:val="18"/>
+              </w:rPr>
+              <w:t>A</w:t>
+            </w:r>
+          </w:p>
+        </w:tc>
+      </w:tr>
+      <w:tr>
+        <w:tc>
+          <w:tcPr>
+            <w:tcW w:w="3551" w:type="dxa"/>
+            <w:tcBorders>
+              <w:top w:val="single" w:sz="4" w:space="0" w:color="auto"/>
+              <w:left w:val="single" w:sz="4" w:space="0" w:color="auto"/>
+              <w:bottom w:val="single" w:sz="4" w:space="0" w:color="auto"/>
+              <w:right w:val="single" w:sz="4" w:space="0" w:color="auto"/>
+            </w:tcBorders>
+          </w:tcPr>
+          <w:p>
+            <w:pPr>
+              <w:jc w:val="both"/>
+              <w:rPr>
+                <w:rFonts w:cs="Arial"/>
+                <w:sz w:val="18"/>
+                <w:szCs w:val="18"/>
+              </w:rPr>
+            </w:pPr>
+            <w:r>
+              <w:rPr>
+                <w:rFonts w:cs="Arial"/>
+                <w:sz w:val="18"/>
+                <w:szCs w:val="18"/>
+              </w:rPr>
+              <w:t xml:space="preserve">     </w:t>
+            </w:r>
+            <w:r>
+              <w:rPr>
+                <w:rFonts w:cs="Arial"/>
+                <w:sz w:val="18"/>
+                <w:szCs w:val="18"/>
+              </w:rPr>
+              <w:t>PWM Frequency</w:t>
+            </w:r>
+          </w:p>
+        </w:tc>
+        <w:tc>
+          <w:tcPr>
+            <w:tcW w:w="3217" w:type="dxa"/>
+            <w:tcBorders>
+              <w:top w:val="single" w:sz="4" w:space="0" w:color="auto"/>
+              <w:left w:val="single" w:sz="4" w:space="0" w:color="auto"/>
+              <w:bottom w:val="single" w:sz="4" w:space="0" w:color="auto"/>
+              <w:right w:val="single" w:sz="4" w:space="0" w:color="auto"/>
+            </w:tcBorders>
+          </w:tcPr>
+          <w:p>
+            <w:pPr>
+              <w:jc w:val="both"/>
+              <w:rPr>
+                <w:rFonts w:cs="Arial"/>
+                <w:sz w:val="18"/>
+                <w:szCs w:val="18"/>
+              </w:rPr>
+            </w:pPr>
+          </w:p>
+        </w:tc>
+        <w:tc>
+          <w:tcPr>
+            <w:tcW w:w="720" w:type="dxa"/>
+            <w:tcBorders>
+              <w:top w:val="single" w:sz="4" w:space="0" w:color="auto"/>
+              <w:left w:val="single" w:sz="4" w:space="0" w:color="auto"/>
+              <w:bottom w:val="single" w:sz="4" w:space="0" w:color="auto"/>
+              <w:right w:val="single" w:sz="4" w:space="0" w:color="auto"/>
+            </w:tcBorders>
+          </w:tcPr>
+          <w:p>
+            <w:pPr>
+              <w:jc w:val="both"/>
+              <w:rPr>
+                <w:rFonts w:cs="Arial"/>
+                <w:sz w:val="16"/>
+                <w:szCs w:val="16"/>
+              </w:rPr>
+            </w:pPr>
+          </w:p>
+        </w:tc>
+        <w:tc>
+          <w:tcPr>
+            <w:tcW w:w="720" w:type="dxa"/>
+            <w:tcBorders>
+              <w:top w:val="single" w:sz="4" w:space="0" w:color="auto"/>
+              <w:left w:val="single" w:sz="4" w:space="0" w:color="auto"/>
+              <w:bottom w:val="single" w:sz="4" w:space="0" w:color="auto"/>
+              <w:right w:val="single" w:sz="4" w:space="0" w:color="auto"/>
+            </w:tcBorders>
+          </w:tcPr>
+          <w:p>
+            <w:pPr>
+              <w:jc w:val="both"/>
+              <w:rPr>
+                <w:rFonts w:cs="Arial"/>
+                <w:sz w:val="16"/>
+                <w:szCs w:val="16"/>
+              </w:rPr>
+            </w:pPr>
+            <w:r>
+              <w:rPr>
+                <w:rFonts w:cs="Arial"/>
+                <w:sz w:val="16"/>
+                <w:szCs w:val="16"/>
+              </w:rPr>
+              <w:t>100.00</w:t>
             </w:r>
           </w:p>
         </w:tc>
@@ -15212,7 +14470,230 @@
                 <w:sz w:val="18"/>
                 <w:szCs w:val="18"/>
               </w:rPr>
-              <w:t>Ω</w:t>
+              <w:t>KHz</w:t>
+            </w:r>
+          </w:p>
+        </w:tc>
+      </w:tr>
+      <w:tr>
+        <w:tc>
+          <w:tcPr>
+            <w:tcW w:w="3551" w:type="dxa"/>
+            <w:tcBorders>
+              <w:top w:val="single" w:sz="4" w:space="0" w:color="auto"/>
+              <w:left w:val="single" w:sz="4" w:space="0" w:color="auto"/>
+              <w:bottom w:val="single" w:sz="4" w:space="0" w:color="auto"/>
+              <w:right w:val="single" w:sz="4" w:space="0" w:color="auto"/>
+            </w:tcBorders>
+          </w:tcPr>
+          <w:p>
+            <w:pPr>
+              <w:jc w:val="both"/>
+              <w:rPr>
+                <w:rFonts w:cs="Arial"/>
+                <w:sz w:val="18"/>
+                <w:szCs w:val="18"/>
+              </w:rPr>
+            </w:pPr>
+            <w:r>
+              <w:rPr>
+                <w:rFonts w:cs="Arial"/>
+                <w:sz w:val="18"/>
+                <w:szCs w:val="18"/>
+              </w:rPr>
+              <w:t xml:space="preserve">     PWM Audio LPF</w:t>
+            </w:r>
+          </w:p>
+        </w:tc>
+        <w:tc>
+          <w:tcPr>
+            <w:tcW w:w="3217" w:type="dxa"/>
+            <w:tcBorders>
+              <w:top w:val="single" w:sz="4" w:space="0" w:color="auto"/>
+              <w:left w:val="single" w:sz="4" w:space="0" w:color="auto"/>
+              <w:bottom w:val="single" w:sz="4" w:space="0" w:color="auto"/>
+              <w:right w:val="single" w:sz="4" w:space="0" w:color="auto"/>
+            </w:tcBorders>
+          </w:tcPr>
+          <w:p>
+            <w:pPr>
+              <w:jc w:val="both"/>
+              <w:rPr>
+                <w:rFonts w:cs="Arial"/>
+                <w:sz w:val="18"/>
+                <w:szCs w:val="18"/>
+              </w:rPr>
+            </w:pPr>
+            <w:r>
+              <w:rPr>
+                <w:rFonts w:cs="Arial"/>
+                <w:sz w:val="18"/>
+                <w:szCs w:val="18"/>
+              </w:rPr>
+              <w:t>-3dB</w:t>
+            </w:r>
+          </w:p>
+        </w:tc>
+        <w:tc>
+          <w:tcPr>
+            <w:tcW w:w="720" w:type="dxa"/>
+            <w:tcBorders>
+              <w:top w:val="single" w:sz="4" w:space="0" w:color="auto"/>
+              <w:left w:val="single" w:sz="4" w:space="0" w:color="auto"/>
+              <w:bottom w:val="single" w:sz="4" w:space="0" w:color="auto"/>
+              <w:right w:val="single" w:sz="4" w:space="0" w:color="auto"/>
+            </w:tcBorders>
+          </w:tcPr>
+          <w:p>
+            <w:pPr>
+              <w:jc w:val="both"/>
+              <w:rPr>
+                <w:rFonts w:cs="Arial"/>
+                <w:sz w:val="16"/>
+                <w:szCs w:val="16"/>
+              </w:rPr>
+            </w:pPr>
+          </w:p>
+        </w:tc>
+        <w:tc>
+          <w:tcPr>
+            <w:tcW w:w="720" w:type="dxa"/>
+            <w:tcBorders>
+              <w:top w:val="single" w:sz="4" w:space="0" w:color="auto"/>
+              <w:left w:val="single" w:sz="4" w:space="0" w:color="auto"/>
+              <w:bottom w:val="single" w:sz="4" w:space="0" w:color="auto"/>
+              <w:right w:val="single" w:sz="4" w:space="0" w:color="auto"/>
+            </w:tcBorders>
+          </w:tcPr>
+          <w:p>
+            <w:pPr>
+              <w:jc w:val="both"/>
+              <w:rPr>
+                <w:rFonts w:cs="Arial"/>
+                <w:sz w:val="16"/>
+                <w:szCs w:val="16"/>
+              </w:rPr>
+            </w:pPr>
+            <w:r>
+              <w:rPr>
+                <w:rFonts w:cs="Arial"/>
+                <w:sz w:val="16"/>
+                <w:szCs w:val="16"/>
+              </w:rPr>
+              <w:t>20.03</w:t>
+            </w:r>
+          </w:p>
+        </w:tc>
+        <w:tc>
+          <w:tcPr>
+            <w:tcW w:w="720" w:type="dxa"/>
+            <w:tcBorders>
+              <w:top w:val="single" w:sz="4" w:space="0" w:color="auto"/>
+              <w:left w:val="single" w:sz="4" w:space="0" w:color="auto"/>
+              <w:bottom w:val="single" w:sz="4" w:space="0" w:color="auto"/>
+              <w:right w:val="single" w:sz="4" w:space="0" w:color="auto"/>
+            </w:tcBorders>
+          </w:tcPr>
+          <w:p>
+            <w:pPr>
+              <w:jc w:val="both"/>
+              <w:rPr>
+                <w:rFonts w:cs="Arial"/>
+                <w:sz w:val="16"/>
+                <w:szCs w:val="16"/>
+              </w:rPr>
+            </w:pPr>
+          </w:p>
+        </w:tc>
+        <w:tc>
+          <w:tcPr>
+            <w:tcW w:w="648" w:type="dxa"/>
+            <w:tcBorders>
+              <w:top w:val="single" w:sz="4" w:space="0" w:color="auto"/>
+              <w:left w:val="single" w:sz="4" w:space="0" w:color="auto"/>
+              <w:bottom w:val="single" w:sz="4" w:space="0" w:color="auto"/>
+              <w:right w:val="single" w:sz="4" w:space="0" w:color="auto"/>
+            </w:tcBorders>
+          </w:tcPr>
+          <w:p>
+            <w:pPr>
+              <w:jc w:val="both"/>
+              <w:rPr>
+                <w:rFonts w:cs="Arial"/>
+                <w:sz w:val="18"/>
+                <w:szCs w:val="18"/>
+              </w:rPr>
+            </w:pPr>
+            <w:r>
+              <w:rPr>
+                <w:rFonts w:cs="Arial"/>
+                <w:sz w:val="18"/>
+                <w:szCs w:val="18"/>
+              </w:rPr>
+              <w:t>KHz</w:t>
+            </w:r>
+          </w:p>
+        </w:tc>
+      </w:tr>
+      <w:tr>
+        <w:trPr>
+          <w:trHeight w:val="451"/>
+        </w:trPr>
+        <w:tc>
+          <w:tcPr>
+            <w:tcW w:w="9576" w:type="dxa"/>
+            <w:gridSpan w:val="6"/>
+            <w:tcBorders>
+              <w:top w:val="single" w:sz="4" w:space="0" w:color="auto"/>
+              <w:left w:val="single" w:sz="4" w:space="0" w:color="auto"/>
+              <w:right w:val="single" w:sz="4" w:space="0" w:color="auto"/>
+            </w:tcBorders>
+          </w:tcPr>
+          <w:p>
+            <w:pPr>
+              <w:jc w:val="both"/>
+              <w:rPr>
+                <w:rFonts w:cs="Arial"/>
+                <w:sz w:val="18"/>
+                <w:szCs w:val="18"/>
+              </w:rPr>
+            </w:pPr>
+          </w:p>
+        </w:tc>
+      </w:tr>
+      <w:tr>
+        <w:tc>
+          <w:tcPr>
+            <w:tcW w:w="9576" w:type="dxa"/>
+            <w:gridSpan w:val="6"/>
+            <w:tcBorders>
+              <w:top w:val="single" w:sz="4" w:space="0" w:color="auto"/>
+              <w:left w:val="single" w:sz="4" w:space="0" w:color="auto"/>
+              <w:bottom w:val="single" w:sz="4" w:space="0" w:color="auto"/>
+              <w:right w:val="single" w:sz="4" w:space="0" w:color="auto"/>
+            </w:tcBorders>
+            <w:hideMark/>
+          </w:tcPr>
+          <w:p>
+            <w:pPr>
+              <w:jc w:val="both"/>
+              <w:rPr>
+                <w:rFonts w:cs="Arial"/>
+                <w:b/>
+                <w:bCs/>
+                <w:sz w:val="18"/>
+                <w:szCs w:val="18"/>
+              </w:rPr>
+            </w:pPr>
+            <w:r>
+              <w:rPr>
+                <w:rFonts w:cs="Arial"/>
+                <w:b/>
+                <w:bCs/>
+                <w:sz w:val="18"/>
+                <w:szCs w:val="18"/>
+              </w:rPr>
+              <w:t>SIGNAL SA</w:t>
             </w:r>
           </w:p>
         </w:tc>
@@ -15252,7 +14733,7 @@
                 <w:sz w:val="18"/>
                 <w:szCs w:val="18"/>
               </w:rPr>
-              <w:t>FFT Sample Rate</w:t>
+              <w:t>Input frequency</w:t>
             </w:r>
           </w:p>
         </w:tc>
@@ -15273,6 +14754,27 @@
                 <w:rFonts w:cs="Arial"/>
                 <w:sz w:val="18"/>
                 <w:szCs w:val="18"/>
+              </w:rPr>
+            </w:pPr>
+          </w:p>
+        </w:tc>
+        <w:tc>
+          <w:tcPr>
+            <w:tcW w:w="720" w:type="dxa"/>
+            <w:tcBorders>
+              <w:top w:val="single" w:sz="4" w:space="0" w:color="auto"/>
+              <w:left w:val="single" w:sz="4" w:space="0" w:color="auto"/>
+              <w:bottom w:val="single" w:sz="4" w:space="0" w:color="auto"/>
+              <w:right w:val="single" w:sz="4" w:space="0" w:color="auto"/>
+            </w:tcBorders>
+          </w:tcPr>
+          <w:p>
+            <w:pPr>
+              <w:jc w:val="both"/>
+              <w:rPr>
+                <w:rFonts w:cs="Arial"/>
+                <w:sz w:val="16"/>
+                <w:szCs w:val="16"/>
               </w:rPr>
             </w:pPr>
           </w:p>
@@ -15324,29 +14826,8 @@
                 <w:sz w:val="16"/>
                 <w:szCs w:val="16"/>
               </w:rPr>
-              <w:t>50</w:t>
-            </w:r>
-          </w:p>
-        </w:tc>
-        <w:tc>
-          <w:tcPr>
-            <w:tcW w:w="720" w:type="dxa"/>
-            <w:tcBorders>
-              <w:top w:val="single" w:sz="4" w:space="0" w:color="auto"/>
-              <w:left w:val="single" w:sz="4" w:space="0" w:color="auto"/>
-              <w:bottom w:val="single" w:sz="4" w:space="0" w:color="auto"/>
-              <w:right w:val="single" w:sz="4" w:space="0" w:color="auto"/>
-            </w:tcBorders>
-          </w:tcPr>
-          <w:p>
-            <w:pPr>
-              <w:jc w:val="both"/>
-              <w:rPr>
-                <w:rFonts w:cs="Arial"/>
-                <w:sz w:val="16"/>
-                <w:szCs w:val="16"/>
-              </w:rPr>
-            </w:pPr>
+              <w:t>25</w:t>
+            </w:r>
           </w:p>
         </w:tc>
         <w:tc>
@@ -15369,7 +14850,6 @@
                 <w:szCs w:val="18"/>
               </w:rPr>
             </w:pPr>
-            <w:proofErr w:type="spellStart"/>
             <w:r>
               <w:rPr>
                 <w:rFonts w:cs="Arial"/>
@@ -15377,169 +14857,6 @@
                 <w:szCs w:val="18"/>
               </w:rPr>
               <w:t>KHz</w:t>
-            </w:r>
-            <w:proofErr w:type="spellEnd"/>
-          </w:p>
-        </w:tc>
-      </w:tr>
-      <w:tr>
-        <w:tc>
-          <w:tcPr>
-            <w:tcW w:w="3551" w:type="dxa"/>
-            <w:tcBorders>
-              <w:top w:val="single" w:sz="4" w:space="0" w:color="auto"/>
-              <w:left w:val="single" w:sz="4" w:space="0" w:color="auto"/>
-              <w:bottom w:val="single" w:sz="4" w:space="0" w:color="auto"/>
-              <w:right w:val="single" w:sz="4" w:space="0" w:color="auto"/>
-            </w:tcBorders>
-          </w:tcPr>
-          <w:p>
-            <w:pPr>
-              <w:jc w:val="both"/>
-              <w:rPr>
-                <w:rFonts w:cs="Arial"/>
-                <w:sz w:val="18"/>
-                <w:szCs w:val="18"/>
-              </w:rPr>
-            </w:pPr>
-            <w:r>
-              <w:rPr>
-                <w:rFonts w:cs="Arial"/>
-                <w:sz w:val="18"/>
-                <w:szCs w:val="18"/>
-              </w:rPr>
-              <w:t xml:space="preserve">     </w:t>
-            </w:r>
-            <w:proofErr w:type="spellStart"/>
-            <w:r>
-              <w:rPr>
-                <w:rFonts w:cs="Arial"/>
-                <w:sz w:val="18"/>
-                <w:szCs w:val="18"/>
-              </w:rPr>
-              <w:t>RBW</w:t>
-            </w:r>
-            <w:proofErr w:type="spellEnd"/>
-          </w:p>
-        </w:tc>
-        <w:tc>
-          <w:tcPr>
-            <w:tcW w:w="3217" w:type="dxa"/>
-            <w:tcBorders>
-              <w:top w:val="single" w:sz="4" w:space="0" w:color="auto"/>
-              <w:left w:val="single" w:sz="4" w:space="0" w:color="auto"/>
-              <w:bottom w:val="single" w:sz="4" w:space="0" w:color="auto"/>
-              <w:right w:val="single" w:sz="4" w:space="0" w:color="auto"/>
-            </w:tcBorders>
-          </w:tcPr>
-          <w:p>
-            <w:pPr>
-              <w:jc w:val="both"/>
-              <w:rPr>
-                <w:rFonts w:cs="Arial"/>
-                <w:sz w:val="18"/>
-                <w:szCs w:val="18"/>
-              </w:rPr>
-            </w:pPr>
-          </w:p>
-        </w:tc>
-        <w:tc>
-          <w:tcPr>
-            <w:tcW w:w="720" w:type="dxa"/>
-            <w:tcBorders>
-              <w:top w:val="single" w:sz="4" w:space="0" w:color="auto"/>
-              <w:left w:val="single" w:sz="4" w:space="0" w:color="auto"/>
-              <w:bottom w:val="single" w:sz="4" w:space="0" w:color="auto"/>
-              <w:right w:val="single" w:sz="4" w:space="0" w:color="auto"/>
-            </w:tcBorders>
-          </w:tcPr>
-          <w:p>
-            <w:pPr>
-              <w:jc w:val="both"/>
-              <w:rPr>
-                <w:rFonts w:cs="Arial"/>
-                <w:sz w:val="16"/>
-                <w:szCs w:val="16"/>
-              </w:rPr>
-            </w:pPr>
-          </w:p>
-        </w:tc>
-        <w:tc>
-          <w:tcPr>
-            <w:tcW w:w="720" w:type="dxa"/>
-            <w:tcBorders>
-              <w:top w:val="single" w:sz="4" w:space="0" w:color="auto"/>
-              <w:left w:val="single" w:sz="4" w:space="0" w:color="auto"/>
-              <w:bottom w:val="single" w:sz="4" w:space="0" w:color="auto"/>
-              <w:right w:val="single" w:sz="4" w:space="0" w:color="auto"/>
-            </w:tcBorders>
-          </w:tcPr>
-          <w:p>
-            <w:pPr>
-              <w:jc w:val="both"/>
-              <w:rPr>
-                <w:rFonts w:cs="Arial"/>
-                <w:sz w:val="16"/>
-                <w:szCs w:val="16"/>
-              </w:rPr>
-            </w:pPr>
-            <w:r>
-              <w:rPr>
-                <w:rFonts w:cs="Arial"/>
-                <w:sz w:val="16"/>
-                <w:szCs w:val="16"/>
-              </w:rPr>
-              <w:t>48.828</w:t>
-            </w:r>
-          </w:p>
-        </w:tc>
-        <w:tc>
-          <w:tcPr>
-            <w:tcW w:w="720" w:type="dxa"/>
-            <w:tcBorders>
-              <w:top w:val="single" w:sz="4" w:space="0" w:color="auto"/>
-              <w:left w:val="single" w:sz="4" w:space="0" w:color="auto"/>
-              <w:bottom w:val="single" w:sz="4" w:space="0" w:color="auto"/>
-              <w:right w:val="single" w:sz="4" w:space="0" w:color="auto"/>
-            </w:tcBorders>
-          </w:tcPr>
-          <w:p>
-            <w:pPr>
-              <w:jc w:val="both"/>
-              <w:rPr>
-                <w:rFonts w:cs="Arial"/>
-                <w:sz w:val="16"/>
-                <w:szCs w:val="16"/>
-              </w:rPr>
-            </w:pPr>
-          </w:p>
-        </w:tc>
-        <w:tc>
-          <w:tcPr>
-            <w:tcW w:w="648" w:type="dxa"/>
-            <w:tcBorders>
-              <w:top w:val="single" w:sz="4" w:space="0" w:color="auto"/>
-              <w:left w:val="single" w:sz="4" w:space="0" w:color="auto"/>
-              <w:bottom w:val="single" w:sz="4" w:space="0" w:color="auto"/>
-              <w:right w:val="single" w:sz="4" w:space="0" w:color="auto"/>
-            </w:tcBorders>
-          </w:tcPr>
-          <w:p>
-            <w:pPr>
-              <w:jc w:val="both"/>
-              <w:rPr>
-                <w:rFonts w:cs="Arial"/>
-                <w:sz w:val="18"/>
-                <w:szCs w:val="18"/>
-              </w:rPr>
-            </w:pPr>
-            <w:r>
-              <w:rPr>
-                <w:rFonts w:cs="Arial"/>
-                <w:sz w:val="18"/>
-                <w:szCs w:val="18"/>
-              </w:rPr>
-              <w:t>Hz</w:t>
             </w:r>
           </w:p>
         </w:tc>
@@ -15573,23 +14890,667 @@
               </w:rPr>
               <w:t xml:space="preserve">     </w:t>
             </w:r>
-            <w:proofErr w:type="spellStart"/>
             <w:r>
               <w:rPr>
                 <w:rFonts w:cs="Arial"/>
                 <w:sz w:val="18"/>
                 <w:szCs w:val="18"/>
               </w:rPr>
-              <w:t>Aniti-Alasing</w:t>
-            </w:r>
-            <w:proofErr w:type="spellEnd"/>
-            <w:r>
+              <w:t>Input Signal Voltage range</w:t>
+            </w:r>
+          </w:p>
+        </w:tc>
+        <w:tc>
+          <w:tcPr>
+            <w:tcW w:w="3217" w:type="dxa"/>
+            <w:tcBorders>
+              <w:top w:val="single" w:sz="4" w:space="0" w:color="auto"/>
+              <w:left w:val="single" w:sz="4" w:space="0" w:color="auto"/>
+              <w:bottom w:val="single" w:sz="4" w:space="0" w:color="auto"/>
+              <w:right w:val="single" w:sz="4" w:space="0" w:color="auto"/>
+            </w:tcBorders>
+          </w:tcPr>
+          <w:p>
+            <w:pPr>
+              <w:jc w:val="both"/>
               <w:rPr>
                 <w:rFonts w:cs="Arial"/>
                 <w:sz w:val="18"/>
                 <w:szCs w:val="18"/>
               </w:rPr>
-              <w:t xml:space="preserve"> Filter cut-off</w:t>
+            </w:pPr>
+            <w:r>
+              <w:rPr>
+                <w:rFonts w:cs="Arial"/>
+                <w:sz w:val="18"/>
+                <w:szCs w:val="18"/>
+              </w:rPr>
+              <w:t>No output loading</w:t>
+            </w:r>
+          </w:p>
+        </w:tc>
+        <w:tc>
+          <w:tcPr>
+            <w:tcW w:w="720" w:type="dxa"/>
+            <w:tcBorders>
+              <w:top w:val="single" w:sz="4" w:space="0" w:color="auto"/>
+              <w:left w:val="single" w:sz="4" w:space="0" w:color="auto"/>
+              <w:bottom w:val="single" w:sz="4" w:space="0" w:color="auto"/>
+              <w:right w:val="single" w:sz="4" w:space="0" w:color="auto"/>
+            </w:tcBorders>
+          </w:tcPr>
+          <w:p>
+            <w:pPr>
+              <w:jc w:val="both"/>
+              <w:rPr>
+                <w:rFonts w:cs="Arial"/>
+                <w:sz w:val="16"/>
+                <w:szCs w:val="16"/>
+              </w:rPr>
+            </w:pPr>
+            <w:r>
+              <w:rPr>
+                <w:rFonts w:cs="Arial"/>
+                <w:sz w:val="16"/>
+                <w:szCs w:val="16"/>
+              </w:rPr>
+              <w:t>0</w:t>
+            </w:r>
+          </w:p>
+        </w:tc>
+        <w:tc>
+          <w:tcPr>
+            <w:tcW w:w="720" w:type="dxa"/>
+            <w:tcBorders>
+              <w:top w:val="single" w:sz="4" w:space="0" w:color="auto"/>
+              <w:left w:val="single" w:sz="4" w:space="0" w:color="auto"/>
+              <w:bottom w:val="single" w:sz="4" w:space="0" w:color="auto"/>
+              <w:right w:val="single" w:sz="4" w:space="0" w:color="auto"/>
+            </w:tcBorders>
+            <w:hideMark/>
+          </w:tcPr>
+          <w:p>
+            <w:pPr>
+              <w:jc w:val="both"/>
+              <w:rPr>
+                <w:rFonts w:cs="Arial"/>
+                <w:sz w:val="16"/>
+                <w:szCs w:val="16"/>
+              </w:rPr>
+            </w:pPr>
+            <w:r>
+              <w:rPr>
+                <w:rFonts w:cs="Arial"/>
+                <w:sz w:val="16"/>
+                <w:szCs w:val="16"/>
+              </w:rPr>
+              <w:t>3</w:t>
+            </w:r>
+          </w:p>
+        </w:tc>
+        <w:tc>
+          <w:tcPr>
+            <w:tcW w:w="720" w:type="dxa"/>
+            <w:tcBorders>
+              <w:top w:val="single" w:sz="4" w:space="0" w:color="auto"/>
+              <w:left w:val="single" w:sz="4" w:space="0" w:color="auto"/>
+              <w:bottom w:val="single" w:sz="4" w:space="0" w:color="auto"/>
+              <w:right w:val="single" w:sz="4" w:space="0" w:color="auto"/>
+            </w:tcBorders>
+          </w:tcPr>
+          <w:p>
+            <w:pPr>
+              <w:jc w:val="both"/>
+              <w:rPr>
+                <w:rFonts w:cs="Arial"/>
+                <w:sz w:val="16"/>
+                <w:szCs w:val="16"/>
+              </w:rPr>
+            </w:pPr>
+            <w:r>
+              <w:rPr>
+                <w:rFonts w:cs="Arial"/>
+                <w:sz w:val="16"/>
+                <w:szCs w:val="16"/>
+              </w:rPr>
+              <w:t>3.1</w:t>
+            </w:r>
+          </w:p>
+        </w:tc>
+        <w:tc>
+          <w:tcPr>
+            <w:tcW w:w="648" w:type="dxa"/>
+            <w:tcBorders>
+              <w:top w:val="single" w:sz="4" w:space="0" w:color="auto"/>
+              <w:left w:val="single" w:sz="4" w:space="0" w:color="auto"/>
+              <w:bottom w:val="single" w:sz="4" w:space="0" w:color="auto"/>
+              <w:right w:val="single" w:sz="4" w:space="0" w:color="auto"/>
+            </w:tcBorders>
+            <w:hideMark/>
+          </w:tcPr>
+          <w:p>
+            <w:pPr>
+              <w:jc w:val="both"/>
+              <w:rPr>
+                <w:rFonts w:cs="Arial"/>
+                <w:sz w:val="18"/>
+                <w:szCs w:val="18"/>
+              </w:rPr>
+            </w:pPr>
+            <w:r>
+              <w:rPr>
+                <w:rFonts w:cs="Arial"/>
+                <w:sz w:val="18"/>
+                <w:szCs w:val="18"/>
+              </w:rPr>
+              <w:t>V</w:t>
+            </w:r>
+          </w:p>
+        </w:tc>
+      </w:tr>
+      <w:tr>
+        <w:tc>
+          <w:tcPr>
+            <w:tcW w:w="3551" w:type="dxa"/>
+            <w:tcBorders>
+              <w:top w:val="single" w:sz="4" w:space="0" w:color="auto"/>
+              <w:left w:val="single" w:sz="4" w:space="0" w:color="auto"/>
+              <w:bottom w:val="single" w:sz="4" w:space="0" w:color="auto"/>
+              <w:right w:val="single" w:sz="4" w:space="0" w:color="auto"/>
+            </w:tcBorders>
+          </w:tcPr>
+          <w:p>
+            <w:pPr>
+              <w:jc w:val="both"/>
+              <w:rPr>
+                <w:rFonts w:cs="Arial"/>
+                <w:sz w:val="18"/>
+                <w:szCs w:val="18"/>
+              </w:rPr>
+            </w:pPr>
+            <w:r>
+              <w:rPr>
+                <w:rFonts w:cs="Arial"/>
+                <w:sz w:val="18"/>
+                <w:szCs w:val="18"/>
+              </w:rPr>
+              <w:t xml:space="preserve">     Impedance</w:t>
+            </w:r>
+          </w:p>
+        </w:tc>
+        <w:tc>
+          <w:tcPr>
+            <w:tcW w:w="3217" w:type="dxa"/>
+            <w:tcBorders>
+              <w:top w:val="single" w:sz="4" w:space="0" w:color="auto"/>
+              <w:left w:val="single" w:sz="4" w:space="0" w:color="auto"/>
+              <w:bottom w:val="single" w:sz="4" w:space="0" w:color="auto"/>
+              <w:right w:val="single" w:sz="4" w:space="0" w:color="auto"/>
+            </w:tcBorders>
+          </w:tcPr>
+          <w:p>
+            <w:pPr>
+              <w:jc w:val="both"/>
+              <w:rPr>
+                <w:rFonts w:cs="Arial"/>
+                <w:sz w:val="18"/>
+                <w:szCs w:val="18"/>
+              </w:rPr>
+            </w:pPr>
+          </w:p>
+        </w:tc>
+        <w:tc>
+          <w:tcPr>
+            <w:tcW w:w="720" w:type="dxa"/>
+            <w:tcBorders>
+              <w:top w:val="single" w:sz="4" w:space="0" w:color="auto"/>
+              <w:left w:val="single" w:sz="4" w:space="0" w:color="auto"/>
+              <w:bottom w:val="single" w:sz="4" w:space="0" w:color="auto"/>
+              <w:right w:val="single" w:sz="4" w:space="0" w:color="auto"/>
+            </w:tcBorders>
+          </w:tcPr>
+          <w:p>
+            <w:pPr>
+              <w:jc w:val="both"/>
+              <w:rPr>
+                <w:rFonts w:cs="Arial"/>
+                <w:sz w:val="16"/>
+                <w:szCs w:val="16"/>
+              </w:rPr>
+            </w:pPr>
+          </w:p>
+        </w:tc>
+        <w:tc>
+          <w:tcPr>
+            <w:tcW w:w="720" w:type="dxa"/>
+            <w:tcBorders>
+              <w:top w:val="single" w:sz="4" w:space="0" w:color="auto"/>
+              <w:left w:val="single" w:sz="4" w:space="0" w:color="auto"/>
+              <w:bottom w:val="single" w:sz="4" w:space="0" w:color="auto"/>
+              <w:right w:val="single" w:sz="4" w:space="0" w:color="auto"/>
+            </w:tcBorders>
+          </w:tcPr>
+          <w:p>
+            <w:pPr>
+              <w:jc w:val="both"/>
+              <w:rPr>
+                <w:rFonts w:cs="Arial"/>
+                <w:sz w:val="16"/>
+                <w:szCs w:val="16"/>
+              </w:rPr>
+            </w:pPr>
+            <w:r>
+              <w:rPr>
+                <w:rFonts w:cs="Arial"/>
+                <w:sz w:val="16"/>
+                <w:szCs w:val="16"/>
+              </w:rPr>
+              <w:t>1M</w:t>
+            </w:r>
+          </w:p>
+        </w:tc>
+        <w:tc>
+          <w:tcPr>
+            <w:tcW w:w="720" w:type="dxa"/>
+            <w:tcBorders>
+              <w:top w:val="single" w:sz="4" w:space="0" w:color="auto"/>
+              <w:left w:val="single" w:sz="4" w:space="0" w:color="auto"/>
+              <w:bottom w:val="single" w:sz="4" w:space="0" w:color="auto"/>
+              <w:right w:val="single" w:sz="4" w:space="0" w:color="auto"/>
+            </w:tcBorders>
+          </w:tcPr>
+          <w:p>
+            <w:pPr>
+              <w:jc w:val="both"/>
+              <w:rPr>
+                <w:rFonts w:cs="Arial"/>
+                <w:sz w:val="16"/>
+                <w:szCs w:val="16"/>
+              </w:rPr>
+            </w:pPr>
+          </w:p>
+        </w:tc>
+        <w:tc>
+          <w:tcPr>
+            <w:tcW w:w="648" w:type="dxa"/>
+            <w:tcBorders>
+              <w:top w:val="single" w:sz="4" w:space="0" w:color="auto"/>
+              <w:left w:val="single" w:sz="4" w:space="0" w:color="auto"/>
+              <w:bottom w:val="single" w:sz="4" w:space="0" w:color="auto"/>
+              <w:right w:val="single" w:sz="4" w:space="0" w:color="auto"/>
+            </w:tcBorders>
+          </w:tcPr>
+          <w:p>
+            <w:pPr>
+              <w:jc w:val="both"/>
+              <w:rPr>
+                <w:rFonts w:cs="Arial"/>
+                <w:sz w:val="18"/>
+                <w:szCs w:val="18"/>
+              </w:rPr>
+            </w:pPr>
+            <w:r>
+              <w:rPr>
+                <w:rFonts w:cs="Arial"/>
+                <w:sz w:val="18"/>
+                <w:szCs w:val="18"/>
+              </w:rPr>
+              <w:t>Ω</w:t>
+            </w:r>
+          </w:p>
+        </w:tc>
+      </w:tr>
+      <w:tr>
+        <w:tc>
+          <w:tcPr>
+            <w:tcW w:w="3551" w:type="dxa"/>
+            <w:tcBorders>
+              <w:top w:val="single" w:sz="4" w:space="0" w:color="auto"/>
+              <w:left w:val="single" w:sz="4" w:space="0" w:color="auto"/>
+              <w:bottom w:val="single" w:sz="4" w:space="0" w:color="auto"/>
+              <w:right w:val="single" w:sz="4" w:space="0" w:color="auto"/>
+            </w:tcBorders>
+            <w:hideMark/>
+          </w:tcPr>
+          <w:p>
+            <w:pPr>
+              <w:jc w:val="both"/>
+              <w:rPr>
+                <w:rFonts w:cs="Arial"/>
+                <w:sz w:val="18"/>
+                <w:szCs w:val="18"/>
+              </w:rPr>
+            </w:pPr>
+            <w:r>
+              <w:rPr>
+                <w:rFonts w:cs="Arial"/>
+                <w:sz w:val="18"/>
+                <w:szCs w:val="18"/>
+              </w:rPr>
+              <w:t xml:space="preserve">     </w:t>
+            </w:r>
+            <w:r>
+              <w:rPr>
+                <w:rFonts w:cs="Arial"/>
+                <w:sz w:val="18"/>
+                <w:szCs w:val="18"/>
+              </w:rPr>
+              <w:t>FFT Sample Rate</w:t>
+            </w:r>
+          </w:p>
+        </w:tc>
+        <w:tc>
+          <w:tcPr>
+            <w:tcW w:w="3217" w:type="dxa"/>
+            <w:tcBorders>
+              <w:top w:val="single" w:sz="4" w:space="0" w:color="auto"/>
+              <w:left w:val="single" w:sz="4" w:space="0" w:color="auto"/>
+              <w:bottom w:val="single" w:sz="4" w:space="0" w:color="auto"/>
+              <w:right w:val="single" w:sz="4" w:space="0" w:color="auto"/>
+            </w:tcBorders>
+          </w:tcPr>
+          <w:p>
+            <w:pPr>
+              <w:jc w:val="both"/>
+              <w:rPr>
+                <w:rFonts w:cs="Arial"/>
+                <w:sz w:val="18"/>
+                <w:szCs w:val="18"/>
+              </w:rPr>
+            </w:pPr>
+          </w:p>
+        </w:tc>
+        <w:tc>
+          <w:tcPr>
+            <w:tcW w:w="720" w:type="dxa"/>
+            <w:tcBorders>
+              <w:top w:val="single" w:sz="4" w:space="0" w:color="auto"/>
+              <w:left w:val="single" w:sz="4" w:space="0" w:color="auto"/>
+              <w:bottom w:val="single" w:sz="4" w:space="0" w:color="auto"/>
+              <w:right w:val="single" w:sz="4" w:space="0" w:color="auto"/>
+            </w:tcBorders>
+            <w:hideMark/>
+          </w:tcPr>
+          <w:p>
+            <w:pPr>
+              <w:jc w:val="both"/>
+              <w:rPr>
+                <w:rFonts w:cs="Arial"/>
+                <w:sz w:val="16"/>
+                <w:szCs w:val="16"/>
+              </w:rPr>
+            </w:pPr>
+          </w:p>
+        </w:tc>
+        <w:tc>
+          <w:tcPr>
+            <w:tcW w:w="720" w:type="dxa"/>
+            <w:tcBorders>
+              <w:top w:val="single" w:sz="4" w:space="0" w:color="auto"/>
+              <w:left w:val="single" w:sz="4" w:space="0" w:color="auto"/>
+              <w:bottom w:val="single" w:sz="4" w:space="0" w:color="auto"/>
+              <w:right w:val="single" w:sz="4" w:space="0" w:color="auto"/>
+            </w:tcBorders>
+          </w:tcPr>
+          <w:p>
+            <w:pPr>
+              <w:jc w:val="both"/>
+              <w:rPr>
+                <w:rFonts w:cs="Arial"/>
+                <w:sz w:val="16"/>
+                <w:szCs w:val="16"/>
+              </w:rPr>
+            </w:pPr>
+            <w:r>
+              <w:rPr>
+                <w:rFonts w:cs="Arial"/>
+                <w:sz w:val="16"/>
+                <w:szCs w:val="16"/>
+              </w:rPr>
+              <w:t>50</w:t>
+            </w:r>
+          </w:p>
+        </w:tc>
+        <w:tc>
+          <w:tcPr>
+            <w:tcW w:w="720" w:type="dxa"/>
+            <w:tcBorders>
+              <w:top w:val="single" w:sz="4" w:space="0" w:color="auto"/>
+              <w:left w:val="single" w:sz="4" w:space="0" w:color="auto"/>
+              <w:bottom w:val="single" w:sz="4" w:space="0" w:color="auto"/>
+              <w:right w:val="single" w:sz="4" w:space="0" w:color="auto"/>
+            </w:tcBorders>
+          </w:tcPr>
+          <w:p>
+            <w:pPr>
+              <w:jc w:val="both"/>
+              <w:rPr>
+                <w:rFonts w:cs="Arial"/>
+                <w:sz w:val="16"/>
+                <w:szCs w:val="16"/>
+              </w:rPr>
+            </w:pPr>
+          </w:p>
+        </w:tc>
+        <w:tc>
+          <w:tcPr>
+            <w:tcW w:w="648" w:type="dxa"/>
+            <w:tcBorders>
+              <w:top w:val="single" w:sz="4" w:space="0" w:color="auto"/>
+              <w:left w:val="single" w:sz="4" w:space="0" w:color="auto"/>
+              <w:bottom w:val="single" w:sz="4" w:space="0" w:color="auto"/>
+              <w:right w:val="single" w:sz="4" w:space="0" w:color="auto"/>
+            </w:tcBorders>
+            <w:hideMark/>
+          </w:tcPr>
+          <w:p>
+            <w:pPr>
+              <w:jc w:val="both"/>
+              <w:rPr>
+                <w:rFonts w:cs="Arial"/>
+                <w:sz w:val="18"/>
+                <w:szCs w:val="18"/>
+              </w:rPr>
+            </w:pPr>
+            <w:r>
+              <w:rPr>
+                <w:rFonts w:cs="Arial"/>
+                <w:sz w:val="18"/>
+                <w:szCs w:val="18"/>
+              </w:rPr>
+              <w:t>KHz</w:t>
+            </w:r>
+          </w:p>
+        </w:tc>
+      </w:tr>
+      <w:tr>
+        <w:tc>
+          <w:tcPr>
+            <w:tcW w:w="3551" w:type="dxa"/>
+            <w:tcBorders>
+              <w:top w:val="single" w:sz="4" w:space="0" w:color="auto"/>
+              <w:left w:val="single" w:sz="4" w:space="0" w:color="auto"/>
+              <w:bottom w:val="single" w:sz="4" w:space="0" w:color="auto"/>
+              <w:right w:val="single" w:sz="4" w:space="0" w:color="auto"/>
+            </w:tcBorders>
+          </w:tcPr>
+          <w:p>
+            <w:pPr>
+              <w:jc w:val="both"/>
+              <w:rPr>
+                <w:rFonts w:cs="Arial"/>
+                <w:sz w:val="18"/>
+                <w:szCs w:val="18"/>
+              </w:rPr>
+            </w:pPr>
+            <w:r>
+              <w:rPr>
+                <w:rFonts w:cs="Arial"/>
+                <w:sz w:val="18"/>
+                <w:szCs w:val="18"/>
+              </w:rPr>
+              <w:t xml:space="preserve">     RBW</w:t>
+            </w:r>
+          </w:p>
+        </w:tc>
+        <w:tc>
+          <w:tcPr>
+            <w:tcW w:w="3217" w:type="dxa"/>
+            <w:tcBorders>
+              <w:top w:val="single" w:sz="4" w:space="0" w:color="auto"/>
+              <w:left w:val="single" w:sz="4" w:space="0" w:color="auto"/>
+              <w:bottom w:val="single" w:sz="4" w:space="0" w:color="auto"/>
+              <w:right w:val="single" w:sz="4" w:space="0" w:color="auto"/>
+            </w:tcBorders>
+          </w:tcPr>
+          <w:p>
+            <w:pPr>
+              <w:jc w:val="both"/>
+              <w:rPr>
+                <w:rFonts w:cs="Arial"/>
+                <w:sz w:val="18"/>
+                <w:szCs w:val="18"/>
+              </w:rPr>
+            </w:pPr>
+          </w:p>
+        </w:tc>
+        <w:tc>
+          <w:tcPr>
+            <w:tcW w:w="720" w:type="dxa"/>
+            <w:tcBorders>
+              <w:top w:val="single" w:sz="4" w:space="0" w:color="auto"/>
+              <w:left w:val="single" w:sz="4" w:space="0" w:color="auto"/>
+              <w:bottom w:val="single" w:sz="4" w:space="0" w:color="auto"/>
+              <w:right w:val="single" w:sz="4" w:space="0" w:color="auto"/>
+            </w:tcBorders>
+          </w:tcPr>
+          <w:p>
+            <w:pPr>
+              <w:jc w:val="both"/>
+              <w:rPr>
+                <w:rFonts w:cs="Arial"/>
+                <w:sz w:val="16"/>
+                <w:szCs w:val="16"/>
+              </w:rPr>
+            </w:pPr>
+          </w:p>
+        </w:tc>
+        <w:tc>
+          <w:tcPr>
+            <w:tcW w:w="720" w:type="dxa"/>
+            <w:tcBorders>
+              <w:top w:val="single" w:sz="4" w:space="0" w:color="auto"/>
+              <w:left w:val="single" w:sz="4" w:space="0" w:color="auto"/>
+              <w:bottom w:val="single" w:sz="4" w:space="0" w:color="auto"/>
+              <w:right w:val="single" w:sz="4" w:space="0" w:color="auto"/>
+            </w:tcBorders>
+          </w:tcPr>
+          <w:p>
+            <w:pPr>
+              <w:jc w:val="both"/>
+              <w:rPr>
+                <w:rFonts w:cs="Arial"/>
+                <w:sz w:val="16"/>
+                <w:szCs w:val="16"/>
+              </w:rPr>
+            </w:pPr>
+            <w:r>
+              <w:rPr>
+                <w:rFonts w:cs="Arial"/>
+                <w:sz w:val="16"/>
+                <w:szCs w:val="16"/>
+              </w:rPr>
+              <w:t>48.828</w:t>
+            </w:r>
+          </w:p>
+        </w:tc>
+        <w:tc>
+          <w:tcPr>
+            <w:tcW w:w="720" w:type="dxa"/>
+            <w:tcBorders>
+              <w:top w:val="single" w:sz="4" w:space="0" w:color="auto"/>
+              <w:left w:val="single" w:sz="4" w:space="0" w:color="auto"/>
+              <w:bottom w:val="single" w:sz="4" w:space="0" w:color="auto"/>
+              <w:right w:val="single" w:sz="4" w:space="0" w:color="auto"/>
+            </w:tcBorders>
+          </w:tcPr>
+          <w:p>
+            <w:pPr>
+              <w:jc w:val="both"/>
+              <w:rPr>
+                <w:rFonts w:cs="Arial"/>
+                <w:sz w:val="16"/>
+                <w:szCs w:val="16"/>
+              </w:rPr>
+            </w:pPr>
+          </w:p>
+        </w:tc>
+        <w:tc>
+          <w:tcPr>
+            <w:tcW w:w="648" w:type="dxa"/>
+            <w:tcBorders>
+              <w:top w:val="single" w:sz="4" w:space="0" w:color="auto"/>
+              <w:left w:val="single" w:sz="4" w:space="0" w:color="auto"/>
+              <w:bottom w:val="single" w:sz="4" w:space="0" w:color="auto"/>
+              <w:right w:val="single" w:sz="4" w:space="0" w:color="auto"/>
+            </w:tcBorders>
+          </w:tcPr>
+          <w:p>
+            <w:pPr>
+              <w:jc w:val="both"/>
+              <w:rPr>
+                <w:rFonts w:cs="Arial"/>
+                <w:sz w:val="18"/>
+                <w:szCs w:val="18"/>
+              </w:rPr>
+            </w:pPr>
+            <w:r>
+              <w:rPr>
+                <w:rFonts w:cs="Arial"/>
+                <w:sz w:val="18"/>
+                <w:szCs w:val="18"/>
+              </w:rPr>
+              <w:t>Hz</w:t>
+            </w:r>
+          </w:p>
+        </w:tc>
+      </w:tr>
+      <w:tr>
+        <w:tc>
+          <w:tcPr>
+            <w:tcW w:w="3551" w:type="dxa"/>
+            <w:tcBorders>
+              <w:top w:val="single" w:sz="4" w:space="0" w:color="auto"/>
+              <w:left w:val="single" w:sz="4" w:space="0" w:color="auto"/>
+              <w:bottom w:val="single" w:sz="4" w:space="0" w:color="auto"/>
+              <w:right w:val="single" w:sz="4" w:space="0" w:color="auto"/>
+            </w:tcBorders>
+            <w:hideMark/>
+          </w:tcPr>
+          <w:p>
+            <w:pPr>
+              <w:jc w:val="both"/>
+              <w:rPr>
+                <w:rFonts w:cs="Arial"/>
+                <w:sz w:val="18"/>
+                <w:szCs w:val="18"/>
+              </w:rPr>
+            </w:pPr>
+            <w:r>
+              <w:rPr>
+                <w:rFonts w:cs="Arial"/>
+                <w:sz w:val="18"/>
+                <w:szCs w:val="18"/>
+              </w:rPr>
+              <w:t xml:space="preserve">     </w:t>
+            </w:r>
+            <w:r>
+              <w:rPr>
+                <w:rFonts w:cs="Arial"/>
+                <w:sz w:val="18"/>
+                <w:szCs w:val="18"/>
+              </w:rPr>
+              <w:t>Aniti-Alasing Filter cut-off</w:t>
             </w:r>
           </w:p>
         </w:tc>
@@ -15713,7 +15674,6 @@
                 <w:szCs w:val="18"/>
               </w:rPr>
             </w:pPr>
-            <w:proofErr w:type="spellStart"/>
             <w:r>
               <w:rPr>
                 <w:rFonts w:cs="Arial"/>
@@ -15722,7 +15682,6 @@
               </w:rPr>
               <w:t>KHz</w:t>
             </w:r>
-            <w:proofErr w:type="spellEnd"/>
           </w:p>
         </w:tc>
       </w:tr>
@@ -15769,7 +15728,7 @@
           <w:noProof/>
         </w:rPr>
       </w:pPr>
-      <w:bookmarkStart w:id="32" w:name="_Toc225065496"/>
+      <w:bookmarkStart w:id="35" w:name="_Toc225140504"/>
       <w:r>
         <w:rPr>
           <w:noProof/>
@@ -15777,7 +15736,7 @@
         <w:lastRenderedPageBreak/>
         <w:t>TIMING</w:t>
       </w:r>
-      <w:bookmarkEnd w:id="32"/>
+      <w:bookmarkEnd w:id="35"/>
       <w:r>
         <w:rPr>
           <w:noProof/>
@@ -15789,11 +15748,11 @@
       <w:pPr>
         <w:pStyle w:val="Heading2"/>
       </w:pPr>
-      <w:bookmarkStart w:id="33" w:name="_Toc225065497"/>
+      <w:bookmarkStart w:id="36" w:name="_Toc225140505"/>
       <w:r>
         <w:t>IO EXPANDERS:</w:t>
       </w:r>
-      <w:bookmarkEnd w:id="33"/>
+      <w:bookmarkEnd w:id="36"/>
     </w:p>
     <w:p>
       <w:pPr>
@@ -15803,9 +15762,6 @@
       </w:pPr>
     </w:p>
     <w:p>
-      <w:pPr>
-        <w:spacing w:after="160"/>
-      </w:pPr>
       <w:r>
         <w:rPr>
           <w:noProof/>
@@ -15828,7 +15784,7 @@
                     </pic:cNvPicPr>
                   </pic:nvPicPr>
                   <pic:blipFill>
-                    <a:blip r:embed="rId17">
+                    <a:blip r:embed="rId18">
                       <a:extLst>
                         <a:ext uri="{28A0092B-C50C-407E-A947-70E740481C1C}">
                           <a14:useLocalDpi xmlns:a14="http://schemas.microsoft.com/office/drawing/2010/main" val="0"/>
@@ -15879,34 +15835,12 @@
           <w:sz w:val="16"/>
           <w:szCs w:val="16"/>
         </w:rPr>
-        <w:t xml:space="preserve"> (</w:t>
-      </w:r>
-      <w:proofErr w:type="spellStart"/>
-      <w:r>
-        <w:rPr>
-          <w:sz w:val="16"/>
-          <w:szCs w:val="16"/>
-        </w:rPr>
-        <w:t>CLK</w:t>
-      </w:r>
-      <w:proofErr w:type="spellEnd"/>
-      <w:r>
-        <w:rPr>
-          <w:sz w:val="16"/>
-          <w:szCs w:val="16"/>
-        </w:rPr>
-        <w:t xml:space="preserve"> = 10MHz / Time ≈ 8.9us)</w:t>
-      </w:r>
-    </w:p>
-    <w:p>
-      <w:pPr>
-        <w:spacing w:after="160"/>
-      </w:pPr>
-    </w:p>
-    <w:p>
-      <w:pPr>
-        <w:spacing w:after="160"/>
-      </w:pPr>
+        <w:t xml:space="preserve"> (CLK = 10MHz / Time ≈ 8.9us)</w:t>
+      </w:r>
+    </w:p>
+    <w:p/>
+    <w:p/>
+    <w:p>
       <w:r>
         <w:rPr>
           <w:noProof/>
@@ -15924,145 +15858,6 @@
                 <pic:pic xmlns:pic="http://schemas.openxmlformats.org/drawingml/2006/picture">
                   <pic:nvPicPr>
                     <pic:cNvPr id="0" name="Picture 6"/>
-                    <pic:cNvPicPr>
-                      <a:picLocks noChangeAspect="1" noChangeArrowheads="1"/>
-                    </pic:cNvPicPr>
-                  </pic:nvPicPr>
-                  <pic:blipFill>
-                    <a:blip r:embed="rId18">
-                      <a:extLst>
-                        <a:ext uri="{28A0092B-C50C-407E-A947-70E740481C1C}">
-                          <a14:useLocalDpi xmlns:a14="http://schemas.microsoft.com/office/drawing/2010/main" val="0"/>
-                        </a:ext>
-                      </a:extLst>
-                    </a:blip>
-                    <a:srcRect/>
-                    <a:stretch>
-                      <a:fillRect/>
-                    </a:stretch>
-                  </pic:blipFill>
-                  <pic:spPr bwMode="auto">
-                    <a:xfrm>
-                      <a:off x="0" y="0"/>
-                      <a:ext cx="4270248" cy="3200400"/>
-                    </a:xfrm>
-                    <a:prstGeom prst="rect">
-                      <a:avLst/>
-                    </a:prstGeom>
-                    <a:noFill/>
-                    <a:ln>
-                      <a:noFill/>
-                    </a:ln>
-                  </pic:spPr>
-                </pic:pic>
-              </a:graphicData>
-            </a:graphic>
-          </wp:inline>
-        </w:drawing>
-      </w:r>
-    </w:p>
-    <w:p>
-      <w:pPr>
-        <w:spacing w:after="160"/>
-        <w:rPr>
-          <w:sz w:val="16"/>
-          <w:szCs w:val="16"/>
-        </w:rPr>
-      </w:pPr>
-      <w:r>
-        <w:rPr>
-          <w:sz w:val="16"/>
-          <w:szCs w:val="16"/>
-        </w:rPr>
-        <w:t xml:space="preserve">Typical IO Expander 2 generating an IRQ </w:t>
-      </w:r>
-      <w:proofErr w:type="gramStart"/>
-      <w:r>
-        <w:rPr>
-          <w:sz w:val="16"/>
-          <w:szCs w:val="16"/>
-        </w:rPr>
-        <w:t>on</w:t>
-      </w:r>
-      <w:proofErr w:type="gramEnd"/>
-      <w:r>
-        <w:rPr>
-          <w:sz w:val="16"/>
-          <w:szCs w:val="16"/>
-        </w:rPr>
-        <w:t xml:space="preserve"> input (U2.14 GP3 driven high)</w:t>
-      </w:r>
-      <w:r>
-        <w:rPr>
-          <w:sz w:val="16"/>
-          <w:szCs w:val="16"/>
-        </w:rPr>
-        <w:t xml:space="preserve"> (</w:t>
-      </w:r>
-      <w:proofErr w:type="spellStart"/>
-      <w:r>
-        <w:rPr>
-          <w:sz w:val="16"/>
-          <w:szCs w:val="16"/>
-        </w:rPr>
-        <w:t>CLK</w:t>
-      </w:r>
-      <w:proofErr w:type="spellEnd"/>
-      <w:r>
-        <w:rPr>
-          <w:sz w:val="16"/>
-          <w:szCs w:val="16"/>
-        </w:rPr>
-        <w:t xml:space="preserve"> = 10MHz / Time ≈ 8.9us)</w:t>
-      </w:r>
-    </w:p>
-    <w:p>
-      <w:pPr>
-        <w:spacing w:after="160"/>
-        <w:rPr>
-          <w:sz w:val="16"/>
-          <w:szCs w:val="16"/>
-        </w:rPr>
-      </w:pPr>
-    </w:p>
-    <w:p>
-      <w:pPr>
-        <w:pStyle w:val="Heading2"/>
-      </w:pPr>
-      <w:bookmarkStart w:id="34" w:name="_Toc225065498"/>
-      <w:r>
-        <w:lastRenderedPageBreak/>
-        <w:t>DISPLAY (SSD1309 CHIP SET):</w:t>
-      </w:r>
-      <w:bookmarkEnd w:id="34"/>
-    </w:p>
-    <w:p>
-      <w:pPr>
-        <w:spacing w:after="160"/>
-        <w:rPr>
-          <w:sz w:val="16"/>
-          <w:szCs w:val="16"/>
-        </w:rPr>
-      </w:pPr>
-      <w:r>
-        <w:rPr>
-          <w:noProof/>
-          <w:sz w:val="16"/>
-          <w:szCs w:val="16"/>
-        </w:rPr>
-        <w:drawing>
-          <wp:inline distT="0" distB="0" distL="0" distR="0" wp14:anchorId="7FC895D0" wp14:editId="6D3806DE">
-            <wp:extent cx="4270248" cy="3200400"/>
-            <wp:effectExtent l="0" t="0" r="0" b="0"/>
-            <wp:docPr id="450771938" name="Picture 7"/>
-            <wp:cNvGraphicFramePr>
-              <a:graphicFrameLocks xmlns:a="http://schemas.openxmlformats.org/drawingml/2006/main" noChangeAspect="1"/>
-            </wp:cNvGraphicFramePr>
-            <a:graphic xmlns:a="http://schemas.openxmlformats.org/drawingml/2006/main">
-              <a:graphicData uri="http://schemas.openxmlformats.org/drawingml/2006/picture">
-                <pic:pic xmlns:pic="http://schemas.openxmlformats.org/drawingml/2006/picture">
-                  <pic:nvPicPr>
-                    <pic:cNvPr id="0" name="Picture 7"/>
                     <pic:cNvPicPr>
                       <a:picLocks noChangeAspect="1" noChangeArrowheads="1"/>
                     </pic:cNvPicPr>
@@ -16102,7 +15897,6 @@
     </w:p>
     <w:p>
       <w:pPr>
-        <w:spacing w:after="160"/>
         <w:rPr>
           <w:sz w:val="16"/>
           <w:szCs w:val="16"/>
@@ -16113,82 +15907,46 @@
           <w:sz w:val="16"/>
           <w:szCs w:val="16"/>
         </w:rPr>
-        <w:t xml:space="preserve">Typical screen buffer </w:t>
-      </w:r>
-      <w:proofErr w:type="gramStart"/>
+        <w:t>Typical IO Expander 2 generating an IRQ on input (U2.14 GP3 driven high)</w:t>
+      </w:r>
       <w:r>
         <w:rPr>
           <w:sz w:val="16"/>
           <w:szCs w:val="16"/>
         </w:rPr>
-        <w:t>write</w:t>
-      </w:r>
-      <w:proofErr w:type="gramEnd"/>
-      <w:r>
+        <w:t xml:space="preserve"> (CLK = 10MHz / Time ≈ 8.9us)</w:t>
+      </w:r>
+    </w:p>
+    <w:p>
+      <w:pPr>
         <w:rPr>
           <w:sz w:val="16"/>
           <w:szCs w:val="16"/>
         </w:rPr>
-        <w:t xml:space="preserve"> </w:t>
-      </w:r>
-      <w:r>
+      </w:pPr>
+    </w:p>
+    <w:p>
+      <w:pPr>
         <w:rPr>
           <w:sz w:val="16"/>
           <w:szCs w:val="16"/>
         </w:rPr>
-        <w:t xml:space="preserve">(D/c = Data = 1 / Command = 0) </w:t>
-      </w:r>
-      <w:r>
-        <w:rPr>
-          <w:sz w:val="16"/>
-          <w:szCs w:val="16"/>
-        </w:rPr>
-        <w:t>(</w:t>
-      </w:r>
-      <w:proofErr w:type="spellStart"/>
-      <w:r>
-        <w:rPr>
-          <w:sz w:val="16"/>
-          <w:szCs w:val="16"/>
-        </w:rPr>
-        <w:t>CLK</w:t>
-      </w:r>
-      <w:proofErr w:type="spellEnd"/>
-      <w:r>
-        <w:rPr>
-          <w:sz w:val="16"/>
-          <w:szCs w:val="16"/>
-        </w:rPr>
-        <w:t xml:space="preserve"> = 10MHz / Time ≈ 3.8ms)</w:t>
-      </w:r>
-    </w:p>
-    <w:p>
-      <w:pPr>
-        <w:spacing w:after="160"/>
-        <w:rPr>
-          <w:sz w:val="16"/>
-          <w:szCs w:val="16"/>
-        </w:rPr>
       </w:pPr>
     </w:p>
     <w:p>
       <w:pPr>
         <w:pStyle w:val="Heading2"/>
       </w:pPr>
-      <w:bookmarkStart w:id="35" w:name="_Toc225065499"/>
-      <w:proofErr w:type="spellStart"/>
-      <w:r>
-        <w:t>uSD</w:t>
-      </w:r>
-      <w:proofErr w:type="spellEnd"/>
-      <w:r>
-        <w:t xml:space="preserve"> DATA TRANSFER</w:t>
-      </w:r>
-      <w:bookmarkEnd w:id="35"/>
-    </w:p>
-    <w:p>
-      <w:pPr>
-        <w:spacing w:after="160"/>
+      <w:bookmarkStart w:id="37" w:name="_Toc225140506"/>
+      <w:r>
+        <w:lastRenderedPageBreak/>
+        <w:t>DISPLAY (SSD1309 CHIP SET):</w:t>
+      </w:r>
+      <w:bookmarkEnd w:id="37"/>
+    </w:p>
+    <w:p/>
+    <w:p>
+      <w:pPr>
         <w:rPr>
           <w:sz w:val="16"/>
           <w:szCs w:val="16"/>
@@ -16201,10 +15959,10 @@
           <w:szCs w:val="16"/>
         </w:rPr>
         <w:drawing>
-          <wp:inline distT="0" distB="0" distL="0" distR="0" wp14:anchorId="59E83253" wp14:editId="602AD353">
+          <wp:inline distT="0" distB="0" distL="0" distR="0" wp14:anchorId="7FC895D0" wp14:editId="6D3806DE">
             <wp:extent cx="4270248" cy="3200400"/>
             <wp:effectExtent l="0" t="0" r="0" b="0"/>
-            <wp:docPr id="1049313772" name="Picture 8"/>
+            <wp:docPr id="450771938" name="Picture 7"/>
             <wp:cNvGraphicFramePr>
               <a:graphicFrameLocks xmlns:a="http://schemas.openxmlformats.org/drawingml/2006/main" noChangeAspect="1"/>
             </wp:cNvGraphicFramePr>
@@ -16212,7 +15970,7 @@
               <a:graphicData uri="http://schemas.openxmlformats.org/drawingml/2006/picture">
                 <pic:pic xmlns:pic="http://schemas.openxmlformats.org/drawingml/2006/picture">
                   <pic:nvPicPr>
-                    <pic:cNvPr id="0" name="Picture 8"/>
+                    <pic:cNvPr id="0" name="Picture 7"/>
                     <pic:cNvPicPr>
                       <a:picLocks noChangeAspect="1" noChangeArrowheads="1"/>
                     </pic:cNvPicPr>
@@ -16252,7 +16010,6 @@
     </w:p>
     <w:p>
       <w:pPr>
-        <w:spacing w:after="160"/>
         <w:rPr>
           <w:sz w:val="16"/>
           <w:szCs w:val="16"/>
@@ -16263,28 +16020,25 @@
           <w:sz w:val="16"/>
           <w:szCs w:val="16"/>
         </w:rPr>
-        <w:t>Data transfer during start of stream (</w:t>
-      </w:r>
-      <w:proofErr w:type="spellStart"/>
+        <w:t xml:space="preserve">Typical screen buffer write </w:t>
+      </w:r>
       <w:r>
         <w:rPr>
           <w:sz w:val="16"/>
           <w:szCs w:val="16"/>
         </w:rPr>
-        <w:t>CLK</w:t>
-      </w:r>
-      <w:proofErr w:type="spellEnd"/>
+        <w:t xml:space="preserve">(D/c = Data = 1 / Command = 0) </w:t>
+      </w:r>
       <w:r>
         <w:rPr>
           <w:sz w:val="16"/>
           <w:szCs w:val="16"/>
         </w:rPr>
-        <w:t xml:space="preserve"> = 25MHz)</w:t>
-      </w:r>
-    </w:p>
-    <w:p>
-      <w:pPr>
-        <w:spacing w:after="160"/>
+        <w:t>(CLK = 10MHz / Time ≈ 3.8ms)</w:t>
+      </w:r>
+    </w:p>
+    <w:p>
+      <w:pPr>
         <w:rPr>
           <w:sz w:val="16"/>
           <w:szCs w:val="16"/>
@@ -16293,13 +16047,127 @@
     </w:p>
     <w:p>
       <w:pPr>
+        <w:rPr>
+          <w:sz w:val="16"/>
+          <w:szCs w:val="16"/>
+        </w:rPr>
+      </w:pPr>
+    </w:p>
+    <w:p>
+      <w:pPr>
         <w:pStyle w:val="Heading2"/>
       </w:pPr>
-      <w:bookmarkStart w:id="36" w:name="_LOCAL_OSCILLATOR_CLIPPING"/>
-      <w:bookmarkStart w:id="37" w:name="_ANTI-ALIASING_FILTER_DISCONTINUITY"/>
-      <w:bookmarkStart w:id="38" w:name="_Toc225065500"/>
-      <w:bookmarkEnd w:id="36"/>
-      <w:bookmarkEnd w:id="37"/>
+      <w:bookmarkStart w:id="38" w:name="_Toc225140507"/>
+      <w:r>
+        <w:t>uSD DATA TRANSFER</w:t>
+      </w:r>
+      <w:bookmarkEnd w:id="38"/>
+    </w:p>
+    <w:p>
+      <w:pPr>
+        <w:rPr>
+          <w:sz w:val="16"/>
+          <w:szCs w:val="16"/>
+        </w:rPr>
+      </w:pPr>
+      <w:r>
+        <w:rPr>
+          <w:noProof/>
+          <w:sz w:val="16"/>
+          <w:szCs w:val="16"/>
+        </w:rPr>
+        <w:drawing>
+          <wp:inline distT="0" distB="0" distL="0" distR="0" wp14:anchorId="59E83253" wp14:editId="602AD353">
+            <wp:extent cx="4270248" cy="3200400"/>
+            <wp:effectExtent l="0" t="0" r="0" b="0"/>
+            <wp:docPr id="1049313772" name="Picture 8"/>
+            <wp:cNvGraphicFramePr>
+              <a:graphicFrameLocks xmlns:a="http://schemas.openxmlformats.org/drawingml/2006/main" noChangeAspect="1"/>
+            </wp:cNvGraphicFramePr>
+            <a:graphic xmlns:a="http://schemas.openxmlformats.org/drawingml/2006/main">
+              <a:graphicData uri="http://schemas.openxmlformats.org/drawingml/2006/picture">
+                <pic:pic xmlns:pic="http://schemas.openxmlformats.org/drawingml/2006/picture">
+                  <pic:nvPicPr>
+                    <pic:cNvPr id="0" name="Picture 8"/>
+                    <pic:cNvPicPr>
+                      <a:picLocks noChangeAspect="1" noChangeArrowheads="1"/>
+                    </pic:cNvPicPr>
+                  </pic:nvPicPr>
+                  <pic:blipFill>
+                    <a:blip r:embed="rId21">
+                      <a:extLst>
+                        <a:ext uri="{28A0092B-C50C-407E-A947-70E740481C1C}">
+                          <a14:useLocalDpi xmlns:a14="http://schemas.microsoft.com/office/drawing/2010/main" val="0"/>
+                        </a:ext>
+                      </a:extLst>
+                    </a:blip>
+                    <a:srcRect/>
+                    <a:stretch>
+                      <a:fillRect/>
+                    </a:stretch>
+                  </pic:blipFill>
+                  <pic:spPr bwMode="auto">
+                    <a:xfrm>
+                      <a:off x="0" y="0"/>
+                      <a:ext cx="4270248" cy="3200400"/>
+                    </a:xfrm>
+                    <a:prstGeom prst="rect">
+                      <a:avLst/>
+                    </a:prstGeom>
+                    <a:noFill/>
+                    <a:ln>
+                      <a:noFill/>
+                    </a:ln>
+                  </pic:spPr>
+                </pic:pic>
+              </a:graphicData>
+            </a:graphic>
+          </wp:inline>
+        </w:drawing>
+      </w:r>
+    </w:p>
+    <w:p>
+      <w:pPr>
+        <w:rPr>
+          <w:sz w:val="16"/>
+          <w:szCs w:val="16"/>
+        </w:rPr>
+      </w:pPr>
+      <w:r>
+        <w:rPr>
+          <w:sz w:val="16"/>
+          <w:szCs w:val="16"/>
+        </w:rPr>
+        <w:t>Data transfer during start of stream (CLK = 25MHz)</w:t>
+      </w:r>
+    </w:p>
+    <w:p>
+      <w:pPr>
+        <w:spacing w:after="160"/>
+        <w:rPr>
+          <w:sz w:val="16"/>
+          <w:szCs w:val="16"/>
+        </w:rPr>
+      </w:pPr>
+    </w:p>
+    <w:p>
+      <w:pPr>
+        <w:spacing w:after="160"/>
+        <w:rPr>
+          <w:sz w:val="16"/>
+          <w:szCs w:val="16"/>
+        </w:rPr>
+      </w:pPr>
+    </w:p>
+    <w:p>
+      <w:pPr>
+        <w:pStyle w:val="Heading2"/>
+      </w:pPr>
+      <w:bookmarkStart w:id="39" w:name="_LOCAL_OSCILLATOR_CLIPPING"/>
+      <w:bookmarkStart w:id="40" w:name="_ANTI-ALIASING_FILTER_DISCONTINUITY"/>
+      <w:bookmarkStart w:id="41" w:name="_Toc225140508"/>
+      <w:bookmarkEnd w:id="39"/>
+      <w:bookmarkEnd w:id="40"/>
       <w:r>
         <w:lastRenderedPageBreak/>
         <w:t>ANTI-ALIASING FILTER DISCONTINUITY</w:t>
@@ -16307,18 +16175,381 @@
       <w:r>
         <w:t xml:space="preserve"> AT THE 0V:</w:t>
       </w:r>
-      <w:bookmarkEnd w:id="38"/>
-    </w:p>
-    <w:p>
-      <w:r>
-        <w:t>Put screen shot here…</w:t>
+      <w:bookmarkEnd w:id="41"/>
+    </w:p>
+    <w:p/>
+    <w:p>
+      <w:r>
+        <w:rPr>
+          <w:noProof/>
+        </w:rPr>
+        <w:drawing>
+          <wp:inline distT="0" distB="0" distL="0" distR="0" wp14:anchorId="595DDE94" wp14:editId="32238AB7">
+            <wp:extent cx="5939790" cy="3562350"/>
+            <wp:effectExtent l="0" t="0" r="3810" b="0"/>
+            <wp:docPr id="1784576904" name="Picture 5"/>
+            <wp:cNvGraphicFramePr>
+              <a:graphicFrameLocks xmlns:a="http://schemas.openxmlformats.org/drawingml/2006/main" noChangeAspect="1"/>
+            </wp:cNvGraphicFramePr>
+            <a:graphic xmlns:a="http://schemas.openxmlformats.org/drawingml/2006/main">
+              <a:graphicData uri="http://schemas.openxmlformats.org/drawingml/2006/picture">
+                <pic:pic xmlns:pic="http://schemas.openxmlformats.org/drawingml/2006/picture">
+                  <pic:nvPicPr>
+                    <pic:cNvPr id="0" name="Picture 5"/>
+                    <pic:cNvPicPr>
+                      <a:picLocks noChangeAspect="1" noChangeArrowheads="1"/>
+                    </pic:cNvPicPr>
+                  </pic:nvPicPr>
+                  <pic:blipFill>
+                    <a:blip r:embed="rId22">
+                      <a:extLst>
+                        <a:ext uri="{28A0092B-C50C-407E-A947-70E740481C1C}">
+                          <a14:useLocalDpi xmlns:a14="http://schemas.microsoft.com/office/drawing/2010/main" val="0"/>
+                        </a:ext>
+                      </a:extLst>
+                    </a:blip>
+                    <a:srcRect/>
+                    <a:stretch>
+                      <a:fillRect/>
+                    </a:stretch>
+                  </pic:blipFill>
+                  <pic:spPr bwMode="auto">
+                    <a:xfrm>
+                      <a:off x="0" y="0"/>
+                      <a:ext cx="5939790" cy="3562350"/>
+                    </a:xfrm>
+                    <a:prstGeom prst="rect">
+                      <a:avLst/>
+                    </a:prstGeom>
+                    <a:noFill/>
+                    <a:ln>
+                      <a:noFill/>
+                    </a:ln>
+                  </pic:spPr>
+                </pic:pic>
+              </a:graphicData>
+            </a:graphic>
+          </wp:inline>
+        </w:drawing>
+      </w:r>
+    </w:p>
+    <w:p>
+      <w:pPr>
+        <w:rPr>
+          <w:sz w:val="16"/>
+          <w:szCs w:val="16"/>
+        </w:rPr>
+      </w:pPr>
+      <w:r>
+        <w:rPr>
+          <w:sz w:val="16"/>
+          <w:szCs w:val="16"/>
+        </w:rPr>
+        <w:t>Local Oscillator – Anti-Aliasing filter output – notice no discontinuity around 0V</w:t>
       </w:r>
     </w:p>
     <w:p>
       <w:pPr>
         <w:spacing w:after="160"/>
       </w:pPr>
-      <w:r>
+    </w:p>
+    <w:p>
+      <w:r>
+        <w:rPr>
+          <w:noProof/>
+        </w:rPr>
+        <w:drawing>
+          <wp:inline distT="0" distB="0" distL="0" distR="0" wp14:anchorId="1DE0F61A" wp14:editId="00DDEEB7">
+            <wp:extent cx="5939790" cy="3482340"/>
+            <wp:effectExtent l="0" t="0" r="3810" b="3810"/>
+            <wp:docPr id="1165761038" name="Picture 2"/>
+            <wp:cNvGraphicFramePr>
+              <a:graphicFrameLocks xmlns:a="http://schemas.openxmlformats.org/drawingml/2006/main" noChangeAspect="1"/>
+            </wp:cNvGraphicFramePr>
+            <a:graphic xmlns:a="http://schemas.openxmlformats.org/drawingml/2006/main">
+              <a:graphicData uri="http://schemas.openxmlformats.org/drawingml/2006/picture">
+                <pic:pic xmlns:pic="http://schemas.openxmlformats.org/drawingml/2006/picture">
+                  <pic:nvPicPr>
+                    <pic:cNvPr id="0" name="Picture 2"/>
+                    <pic:cNvPicPr>
+                      <a:picLocks noChangeAspect="1" noChangeArrowheads="1"/>
+                    </pic:cNvPicPr>
+                  </pic:nvPicPr>
+                  <pic:blipFill>
+                    <a:blip r:embed="rId23">
+                      <a:extLst>
+                        <a:ext uri="{28A0092B-C50C-407E-A947-70E740481C1C}">
+                          <a14:useLocalDpi xmlns:a14="http://schemas.microsoft.com/office/drawing/2010/main" val="0"/>
+                        </a:ext>
+                      </a:extLst>
+                    </a:blip>
+                    <a:srcRect/>
+                    <a:stretch>
+                      <a:fillRect/>
+                    </a:stretch>
+                  </pic:blipFill>
+                  <pic:spPr bwMode="auto">
+                    <a:xfrm>
+                      <a:off x="0" y="0"/>
+                      <a:ext cx="5939790" cy="3482340"/>
+                    </a:xfrm>
+                    <a:prstGeom prst="rect">
+                      <a:avLst/>
+                    </a:prstGeom>
+                    <a:noFill/>
+                    <a:ln>
+                      <a:noFill/>
+                    </a:ln>
+                  </pic:spPr>
+                </pic:pic>
+              </a:graphicData>
+            </a:graphic>
+          </wp:inline>
+        </w:drawing>
+      </w:r>
+    </w:p>
+    <w:p>
+      <w:pPr>
+        <w:rPr>
+          <w:sz w:val="16"/>
+          <w:szCs w:val="16"/>
+        </w:rPr>
+      </w:pPr>
+      <w:r>
+        <w:rPr>
+          <w:sz w:val="16"/>
+          <w:szCs w:val="16"/>
+        </w:rPr>
+        <w:t xml:space="preserve">Local Oscillator – Anti-Aliasing filter output </w:t>
+      </w:r>
+      <w:r>
+        <w:rPr>
+          <w:sz w:val="16"/>
+          <w:szCs w:val="16"/>
+        </w:rPr>
+        <w:t>stronger even than odd harmonics</w:t>
+      </w:r>
+    </w:p>
+    <w:p>
+      <w:pPr>
+        <w:rPr>
+          <w:sz w:val="16"/>
+          <w:szCs w:val="16"/>
+        </w:rPr>
+      </w:pPr>
+    </w:p>
+    <w:p>
+      <w:pPr>
+        <w:rPr>
+          <w:sz w:val="16"/>
+          <w:szCs w:val="16"/>
+        </w:rPr>
+      </w:pPr>
+      <w:r>
+        <w:rPr>
+          <w:noProof/>
+          <w:sz w:val="16"/>
+          <w:szCs w:val="16"/>
+        </w:rPr>
+        <w:lastRenderedPageBreak/>
+        <w:drawing>
+          <wp:inline distT="0" distB="0" distL="0" distR="0" wp14:anchorId="61DAD2B3" wp14:editId="36AA7F85">
+            <wp:extent cx="5939790" cy="3562350"/>
+            <wp:effectExtent l="0" t="0" r="3810" b="0"/>
+            <wp:docPr id="586278025" name="Picture 6"/>
+            <wp:cNvGraphicFramePr>
+              <a:graphicFrameLocks xmlns:a="http://schemas.openxmlformats.org/drawingml/2006/main" noChangeAspect="1"/>
+            </wp:cNvGraphicFramePr>
+            <a:graphic xmlns:a="http://schemas.openxmlformats.org/drawingml/2006/main">
+              <a:graphicData uri="http://schemas.openxmlformats.org/drawingml/2006/picture">
+                <pic:pic xmlns:pic="http://schemas.openxmlformats.org/drawingml/2006/picture">
+                  <pic:nvPicPr>
+                    <pic:cNvPr id="0" name="Picture 6"/>
+                    <pic:cNvPicPr>
+                      <a:picLocks noChangeAspect="1" noChangeArrowheads="1"/>
+                    </pic:cNvPicPr>
+                  </pic:nvPicPr>
+                  <pic:blipFill>
+                    <a:blip r:embed="rId24">
+                      <a:extLst>
+                        <a:ext uri="{28A0092B-C50C-407E-A947-70E740481C1C}">
+                          <a14:useLocalDpi xmlns:a14="http://schemas.microsoft.com/office/drawing/2010/main" val="0"/>
+                        </a:ext>
+                      </a:extLst>
+                    </a:blip>
+                    <a:srcRect/>
+                    <a:stretch>
+                      <a:fillRect/>
+                    </a:stretch>
+                  </pic:blipFill>
+                  <pic:spPr bwMode="auto">
+                    <a:xfrm>
+                      <a:off x="0" y="0"/>
+                      <a:ext cx="5939790" cy="3562350"/>
+                    </a:xfrm>
+                    <a:prstGeom prst="rect">
+                      <a:avLst/>
+                    </a:prstGeom>
+                    <a:noFill/>
+                    <a:ln>
+                      <a:noFill/>
+                    </a:ln>
+                  </pic:spPr>
+                </pic:pic>
+              </a:graphicData>
+            </a:graphic>
+          </wp:inline>
+        </w:drawing>
+      </w:r>
+    </w:p>
+    <w:p>
+      <w:pPr>
+        <w:rPr>
+          <w:sz w:val="16"/>
+          <w:szCs w:val="16"/>
+        </w:rPr>
+      </w:pPr>
+      <w:r>
+        <w:rPr>
+          <w:sz w:val="16"/>
+          <w:szCs w:val="16"/>
+        </w:rPr>
+        <w:t xml:space="preserve">External </w:t>
+      </w:r>
+      <w:r>
+        <w:rPr>
+          <w:sz w:val="16"/>
+          <w:szCs w:val="16"/>
+        </w:rPr>
+        <w:t>B</w:t>
+      </w:r>
+      <w:r>
+        <w:rPr>
+          <w:sz w:val="16"/>
+          <w:szCs w:val="16"/>
+        </w:rPr>
+        <w:t>N</w:t>
+      </w:r>
+      <w:r>
+        <w:rPr>
+          <w:sz w:val="16"/>
+          <w:szCs w:val="16"/>
+        </w:rPr>
+        <w:t xml:space="preserve">C </w:t>
+      </w:r>
+      <w:r>
+        <w:rPr>
+          <w:sz w:val="16"/>
+          <w:szCs w:val="16"/>
+        </w:rPr>
+        <w:t>signal generator input</w:t>
+      </w:r>
+      <w:r>
+        <w:rPr>
+          <w:sz w:val="16"/>
+          <w:szCs w:val="16"/>
+        </w:rPr>
+        <w:t xml:space="preserve"> with clipping about the 0V – clipping not present if min signal is raised to 130mV</w:t>
+      </w:r>
+    </w:p>
+    <w:p>
+      <w:pPr>
+        <w:rPr>
+          <w:sz w:val="16"/>
+          <w:szCs w:val="16"/>
+        </w:rPr>
+      </w:pPr>
+    </w:p>
+    <w:p>
+      <w:pPr>
+        <w:rPr>
+          <w:sz w:val="16"/>
+          <w:szCs w:val="16"/>
+        </w:rPr>
+      </w:pPr>
+    </w:p>
+    <w:p>
+      <w:pPr>
+        <w:rPr>
+          <w:sz w:val="16"/>
+          <w:szCs w:val="16"/>
+        </w:rPr>
+      </w:pPr>
+      <w:r>
+        <w:rPr>
+          <w:noProof/>
+          <w:sz w:val="16"/>
+          <w:szCs w:val="16"/>
+        </w:rPr>
+        <w:drawing>
+          <wp:inline distT="0" distB="0" distL="0" distR="0" wp14:anchorId="4AE944F2" wp14:editId="0D3C8C7C">
+            <wp:extent cx="5939790" cy="3482340"/>
+            <wp:effectExtent l="0" t="0" r="3810" b="3810"/>
+            <wp:docPr id="649846702" name="Picture 4"/>
+            <wp:cNvGraphicFramePr>
+              <a:graphicFrameLocks xmlns:a="http://schemas.openxmlformats.org/drawingml/2006/main" noChangeAspect="1"/>
+            </wp:cNvGraphicFramePr>
+            <a:graphic xmlns:a="http://schemas.openxmlformats.org/drawingml/2006/main">
+              <a:graphicData uri="http://schemas.openxmlformats.org/drawingml/2006/picture">
+                <pic:pic xmlns:pic="http://schemas.openxmlformats.org/drawingml/2006/picture">
+                  <pic:nvPicPr>
+                    <pic:cNvPr id="0" name="Picture 4"/>
+                    <pic:cNvPicPr>
+                      <a:picLocks noChangeAspect="1" noChangeArrowheads="1"/>
+                    </pic:cNvPicPr>
+                  </pic:nvPicPr>
+                  <pic:blipFill>
+                    <a:blip r:embed="rId25">
+                      <a:extLst>
+                        <a:ext uri="{28A0092B-C50C-407E-A947-70E740481C1C}">
+                          <a14:useLocalDpi xmlns:a14="http://schemas.microsoft.com/office/drawing/2010/main" val="0"/>
+                        </a:ext>
+                      </a:extLst>
+                    </a:blip>
+                    <a:srcRect/>
+                    <a:stretch>
+                      <a:fillRect/>
+                    </a:stretch>
+                  </pic:blipFill>
+                  <pic:spPr bwMode="auto">
+                    <a:xfrm>
+                      <a:off x="0" y="0"/>
+                      <a:ext cx="5939790" cy="3482340"/>
+                    </a:xfrm>
+                    <a:prstGeom prst="rect">
+                      <a:avLst/>
+                    </a:prstGeom>
+                    <a:noFill/>
+                    <a:ln>
+                      <a:noFill/>
+                    </a:ln>
+                  </pic:spPr>
+                </pic:pic>
+              </a:graphicData>
+            </a:graphic>
+          </wp:inline>
+        </w:drawing>
+      </w:r>
+    </w:p>
+    <w:p>
+      <w:pPr>
+        <w:rPr>
+          <w:sz w:val="16"/>
+          <w:szCs w:val="16"/>
+        </w:rPr>
+      </w:pPr>
+      <w:r>
+        <w:rPr>
+          <w:sz w:val="16"/>
+          <w:szCs w:val="16"/>
+        </w:rPr>
+        <w:t>External BNC signal generator AA LPF output – Strong even and odd harmonics</w:t>
+      </w:r>
+      <w:r>
+        <w:rPr>
+          <w:sz w:val="16"/>
+          <w:szCs w:val="16"/>
+        </w:rPr>
         <w:br w:type="page"/>
       </w:r>
     </w:p>
@@ -16326,12 +16557,12 @@
       <w:pPr>
         <w:pStyle w:val="Heading1"/>
       </w:pPr>
-      <w:bookmarkStart w:id="39" w:name="_Toc225065501"/>
+      <w:bookmarkStart w:id="42" w:name="_Toc225140509"/>
       <w:r>
         <w:lastRenderedPageBreak/>
         <w:t>ACKNOWLEDGEMENT</w:t>
       </w:r>
-      <w:bookmarkEnd w:id="39"/>
+      <w:bookmarkEnd w:id="42"/>
     </w:p>
     <w:p>
       <w:pPr>
@@ -16373,86 +16604,86 @@
           <w:rFonts w:cs="Arial"/>
           <w:i/>
         </w:rPr>
-        <w:t xml:space="preserve">To the keeper of me, my beloved wife, I share everything with you.  You are my strength in weakness, clarity in uncertainty and applause in victory.  I accomplish nothing without your support, nor is </w:t>
-      </w:r>
-      <w:proofErr w:type="gramStart"/>
-      <w:r>
+        <w:t>To the keeper of me, my beloved wife, I share everything with you.  You are my strength in weakness, clarity in uncertainty and applause in victory.  I accomplish nothing without your support, nor is anything of worth unless I can share it with you.  I love you.</w:t>
+      </w:r>
+    </w:p>
+    <w:p>
+      <w:pPr>
+        <w:jc w:val="both"/>
         <w:rPr>
           <w:rFonts w:cs="Arial"/>
           <w:i/>
         </w:rPr>
-        <w:t>anything of worth unless</w:t>
-      </w:r>
-      <w:proofErr w:type="gramEnd"/>
-      <w:r>
+      </w:pPr>
+    </w:p>
+    <w:p>
+      <w:pPr>
+        <w:jc w:val="both"/>
         <w:rPr>
           <w:rFonts w:cs="Arial"/>
           <w:i/>
         </w:rPr>
-        <w:t xml:space="preserve"> I can share it with you.  I love you.</w:t>
-      </w:r>
-    </w:p>
-    <w:p>
-      <w:pPr>
-        <w:jc w:val="both"/>
+      </w:pPr>
+      <w:r>
         <w:rPr>
           <w:rFonts w:cs="Arial"/>
           <w:i/>
         </w:rPr>
-      </w:pPr>
-    </w:p>
-    <w:p>
-      <w:pPr>
-        <w:jc w:val="both"/>
+        <w:t>To my daughter Christina, we have had our challenges.  In part, and in this, I</w:t>
+      </w:r>
+      <w:r>
         <w:rPr>
           <w:rFonts w:cs="Arial"/>
           <w:i/>
         </w:rPr>
-      </w:pPr>
+        <w:t xml:space="preserve"> hope one day in you the understanding</w:t>
+      </w:r>
       <w:r>
         <w:rPr>
           <w:rFonts w:cs="Arial"/>
           <w:i/>
         </w:rPr>
-        <w:t>To my daughter Christina, we have had our challenges.  In part, and in this, I</w:t>
+        <w:t xml:space="preserve"> of what I have been trying to say.  Love is what you do.  You </w:t>
       </w:r>
       <w:r>
         <w:rPr>
           <w:rFonts w:cs="Arial"/>
           <w:i/>
         </w:rPr>
-        <w:t xml:space="preserve"> hope one day in you the understanding</w:t>
+        <w:t>are exceptional in so many ways;</w:t>
       </w:r>
       <w:r>
         <w:rPr>
           <w:rFonts w:cs="Arial"/>
           <w:i/>
         </w:rPr>
-        <w:t xml:space="preserve"> of what I have been trying to say.  Love is what you do.  You </w:t>
-      </w:r>
-      <w:r>
+        <w:t xml:space="preserve"> add to your gifts hard work and the world is yours.    </w:t>
+      </w:r>
+    </w:p>
+    <w:p>
+      <w:pPr>
+        <w:jc w:val="both"/>
         <w:rPr>
           <w:rFonts w:cs="Arial"/>
           <w:i/>
         </w:rPr>
-        <w:t>are exceptional in so many ways;</w:t>
-      </w:r>
-      <w:r>
+      </w:pPr>
+    </w:p>
+    <w:p>
+      <w:pPr>
+        <w:jc w:val="both"/>
         <w:rPr>
           <w:rFonts w:cs="Arial"/>
           <w:i/>
         </w:rPr>
-        <w:t xml:space="preserve"> add to your gifts hard work and the world is yours.    </w:t>
-      </w:r>
-    </w:p>
-    <w:p>
-      <w:pPr>
-        <w:jc w:val="both"/>
+      </w:pPr>
+      <w:r>
         <w:rPr>
           <w:rFonts w:cs="Arial"/>
           <w:i/>
         </w:rPr>
-      </w:pPr>
+        <w:t>To my daughter Faith, the Humanitarian, it is clear that you belong to the goodness of this world.  You must remember that true greatness is only realized through service and that there are many ways to serve.  Therein will be your pursuit – run to catch it.  I hope I have shown you how to run.</w:t>
+      </w:r>
     </w:p>
     <w:p>
       <w:pPr>
@@ -16462,38 +16693,36 @@
           <w:i/>
         </w:rPr>
       </w:pPr>
-      <w:r>
+    </w:p>
+    <w:p>
+      <w:pPr>
+        <w:jc w:val="both"/>
         <w:rPr>
           <w:rFonts w:cs="Arial"/>
           <w:i/>
         </w:rPr>
-        <w:t xml:space="preserve">To my daughter Faith, the Humanitarian, </w:t>
-      </w:r>
-      <w:proofErr w:type="gramStart"/>
+      </w:pPr>
       <w:r>
         <w:rPr>
           <w:rFonts w:cs="Arial"/>
           <w:i/>
         </w:rPr>
-        <w:t>it is clear that you</w:t>
-      </w:r>
-      <w:proofErr w:type="gramEnd"/>
+        <w:t xml:space="preserve">To my daughter Trinity, the </w:t>
+      </w:r>
       <w:r>
         <w:rPr>
           <w:rFonts w:cs="Arial"/>
           <w:i/>
         </w:rPr>
-        <w:t xml:space="preserve"> belong to the goodness of this world.  You must remember that true greatness is only realized through service and that there are many ways to serve.  Therein will be your pursuit – run to catch it.  I hope I have shown you how to run.</w:t>
-      </w:r>
-    </w:p>
-    <w:p>
-      <w:pPr>
-        <w:jc w:val="both"/>
+        <w:t>engineer</w:t>
+      </w:r>
+      <w:r>
         <w:rPr>
           <w:rFonts w:cs="Arial"/>
           <w:i/>
         </w:rPr>
-      </w:pPr>
+        <w:t>, there is a clarity in the way you speak and think, in your questions and answers.  You are to add to the scientific collective.  Of the three, you are most like me.  Don’t be afraid, nor ashamed of whom you are; accept it, and work hard to be.</w:t>
+      </w:r>
     </w:p>
     <w:p>
       <w:pPr>
@@ -16503,110 +16732,48 @@
           <w:i/>
         </w:rPr>
       </w:pPr>
-      <w:r>
+    </w:p>
+    <w:p>
+      <w:pPr>
+        <w:jc w:val="both"/>
         <w:rPr>
           <w:rFonts w:cs="Arial"/>
           <w:i/>
         </w:rPr>
-        <w:t xml:space="preserve">To my daughter Trinity, the </w:t>
-      </w:r>
+      </w:pPr>
       <w:r>
         <w:rPr>
           <w:rFonts w:cs="Arial"/>
           <w:i/>
         </w:rPr>
-        <w:t>engineer</w:t>
+        <w:t xml:space="preserve">To God Almighty, it is you that have made me, and not me myself – </w:t>
       </w:r>
       <w:r>
         <w:rPr>
           <w:rFonts w:cs="Arial"/>
           <w:i/>
         </w:rPr>
-        <w:t xml:space="preserve">, there is </w:t>
-      </w:r>
-      <w:proofErr w:type="gramStart"/>
+        <w:t>thank you for the</w:t>
+      </w:r>
       <w:r>
         <w:rPr>
           <w:rFonts w:cs="Arial"/>
           <w:i/>
         </w:rPr>
-        <w:t>a clarity</w:t>
-      </w:r>
-      <w:proofErr w:type="gramEnd"/>
+        <w:t xml:space="preserve"> many blessings, may I be a better servant</w:t>
+      </w:r>
       <w:r>
         <w:rPr>
           <w:rFonts w:cs="Arial"/>
           <w:i/>
         </w:rPr>
-        <w:t xml:space="preserve"> in the way you speak and think, in your questions and answers.  You are to add to the scientific collective.  Of the three, you are most like me.  Don’t be afraid, nor ashamed of whom you </w:t>
-      </w:r>
-      <w:proofErr w:type="gramStart"/>
+        <w:t xml:space="preserve"> and steward</w:t>
+      </w:r>
       <w:r>
         <w:rPr>
           <w:rFonts w:cs="Arial"/>
           <w:i/>
         </w:rPr>
-        <w:t>are;</w:t>
-      </w:r>
-      <w:proofErr w:type="gramEnd"/>
-      <w:r>
-        <w:rPr>
-          <w:rFonts w:cs="Arial"/>
-          <w:i/>
-        </w:rPr>
-        <w:t xml:space="preserve"> accept it, and work hard to be.</w:t>
-      </w:r>
-    </w:p>
-    <w:p>
-      <w:pPr>
-        <w:jc w:val="both"/>
-        <w:rPr>
-          <w:rFonts w:cs="Arial"/>
-          <w:i/>
-        </w:rPr>
-      </w:pPr>
-    </w:p>
-    <w:p>
-      <w:pPr>
-        <w:jc w:val="both"/>
-        <w:rPr>
-          <w:rFonts w:cs="Arial"/>
-          <w:i/>
-        </w:rPr>
-      </w:pPr>
-      <w:r>
-        <w:rPr>
-          <w:rFonts w:cs="Arial"/>
-          <w:i/>
-        </w:rPr>
-        <w:t xml:space="preserve">To God Almighty, it is you that have made me, and not me myself – </w:t>
-      </w:r>
-      <w:r>
-        <w:rPr>
-          <w:rFonts w:cs="Arial"/>
-          <w:i/>
-        </w:rPr>
-        <w:t>thank you for the</w:t>
-      </w:r>
-      <w:r>
-        <w:rPr>
-          <w:rFonts w:cs="Arial"/>
-          <w:i/>
-        </w:rPr>
-        <w:t xml:space="preserve"> many blessings, may I be a better servant</w:t>
-      </w:r>
-      <w:r>
-        <w:rPr>
-          <w:rFonts w:cs="Arial"/>
-          <w:i/>
-        </w:rPr>
-        <w:t xml:space="preserve"> and steward</w:t>
-      </w:r>
-      <w:r>
-        <w:rPr>
-          <w:rFonts w:cs="Arial"/>
-          <w:i/>
-        </w:rPr>
         <w:t>.</w:t>
       </w:r>
     </w:p>
@@ -16665,17 +16832,15 @@
           <w:i/>
           <w:iCs/>
         </w:rPr>
-        <w:t xml:space="preserve">Special thanks to my friend Walter </w:t>
-      </w:r>
-      <w:proofErr w:type="gramStart"/>
+        <w:t>Special thanks to my friend Walter Varda</w:t>
+      </w:r>
       <w:r>
         <w:rPr>
           <w:i/>
           <w:iCs/>
         </w:rPr>
-        <w:t>Varda</w:t>
-      </w:r>
-      <w:proofErr w:type="gramEnd"/>
+        <w:t>, Raytheon</w:t>
+      </w:r>
       <w:r>
         <w:rPr>
           <w:i/>
@@ -16724,12 +16889,12 @@
       </w:r>
     </w:p>
     <w:sectPr>
-      <w:headerReference w:type="even" r:id="rId21"/>
-      <w:headerReference w:type="default" r:id="rId22"/>
-      <w:footerReference w:type="even" r:id="rId23"/>
-      <w:footerReference w:type="default" r:id="rId24"/>
-      <w:headerReference w:type="first" r:id="rId25"/>
-      <w:footerReference w:type="first" r:id="rId26"/>
+      <w:headerReference w:type="even" r:id="rId26"/>
+      <w:headerReference w:type="default" r:id="rId27"/>
+      <w:footerReference w:type="even" r:id="rId28"/>
+      <w:footerReference w:type="default" r:id="rId29"/>
+      <w:headerReference w:type="first" r:id="rId30"/>
+      <w:footerReference w:type="first" r:id="rId31"/>
       <w:pgSz w:w="12240" w:h="15840"/>
       <w:pgMar w:top="1440" w:right="1440" w:bottom="1440" w:left="1440" w:header="720" w:footer="720" w:gutter="0"/>
       <w:cols w:space="720"/>
@@ -16947,6 +17112,42 @@
     <w:pPr>
       <w:pStyle w:val="Header"/>
     </w:pPr>
+    <w:r>
+      <w:rPr>
+        <w:noProof/>
+      </w:rPr>
+      <w:pict w14:anchorId="0B691C79">
+        <v:shapetype id="_x0000_t136" coordsize="21600,21600" o:spt="136" adj="10800" path="m@7,l@8,m@5,21600l@6,21600e">
+          <v:formulas>
+            <v:f eqn="sum #0 0 10800"/>
+            <v:f eqn="prod #0 2 1"/>
+            <v:f eqn="sum 21600 0 @1"/>
+            <v:f eqn="sum 0 0 @2"/>
+            <v:f eqn="sum 21600 0 @3"/>
+            <v:f eqn="if @0 @3 0"/>
+            <v:f eqn="if @0 21600 @1"/>
+            <v:f eqn="if @0 0 @2"/>
+            <v:f eqn="if @0 @4 21600"/>
+            <v:f eqn="mid @5 @6"/>
+            <v:f eqn="mid @8 @5"/>
+            <v:f eqn="mid @7 @8"/>
+            <v:f eqn="mid @6 @7"/>
+            <v:f eqn="sum @6 0 @5"/>
+          </v:formulas>
+          <v:path textpathok="t" o:connecttype="custom" o:connectlocs="@9,0;@10,10800;@11,21600;@12,10800" o:connectangles="270,180,90,0"/>
+          <v:textpath on="t" fitshape="t"/>
+          <v:handles>
+            <v:h position="#0,bottomRight" xrange="6629,14971"/>
+          </v:handles>
+          <o:lock v:ext="edit" text="t" shapetype="t"/>
+        </v:shapetype>
+        <v:shape id="PowerPlusWaterMarkObject831121266" o:spid="_x0000_s1026" type="#_x0000_t136" style="position:absolute;margin-left:0;margin-top:0;width:615.7pt;height:43.95pt;rotation:315;z-index:-251655168;mso-position-horizontal:center;mso-position-horizontal-relative:margin;mso-position-vertical:center;mso-position-vertical-relative:margin" o:allowincell="f" fillcolor="#666" stroked="f">
+          <v:fill opacity=".5"/>
+          <v:textpath style="font-family:&quot;Century Gothic&quot;;font-size:1pt" string="PRELIMINARY - BETA TEST ONLY"/>
+          <w10:wrap anchorx="margin" anchory="margin"/>
+        </v:shape>
+      </w:pict>
+    </w:r>
   </w:p>
 </w:hdr>
 </file>
@@ -16957,6 +17158,42 @@
     <w:pPr>
       <w:pStyle w:val="Header"/>
     </w:pPr>
+    <w:r>
+      <w:rPr>
+        <w:noProof/>
+      </w:rPr>
+      <w:pict w14:anchorId="46183B31">
+        <v:shapetype id="_x0000_t136" coordsize="21600,21600" o:spt="136" adj="10800" path="m@7,l@8,m@5,21600l@6,21600e">
+          <v:formulas>
+            <v:f eqn="sum #0 0 10800"/>
+            <v:f eqn="prod #0 2 1"/>
+            <v:f eqn="sum 21600 0 @1"/>
+            <v:f eqn="sum 0 0 @2"/>
+            <v:f eqn="sum 21600 0 @3"/>
+            <v:f eqn="if @0 @3 0"/>
+            <v:f eqn="if @0 21600 @1"/>
+            <v:f eqn="if @0 0 @2"/>
+            <v:f eqn="if @0 @4 21600"/>
+            <v:f eqn="mid @5 @6"/>
+            <v:f eqn="mid @8 @5"/>
+            <v:f eqn="mid @7 @8"/>
+            <v:f eqn="mid @6 @7"/>
+            <v:f eqn="sum @6 0 @5"/>
+          </v:formulas>
+          <v:path textpathok="t" o:connecttype="custom" o:connectlocs="@9,0;@10,10800;@11,21600;@12,10800" o:connectangles="270,180,90,0"/>
+          <v:textpath on="t" fitshape="t"/>
+          <v:handles>
+            <v:h position="#0,bottomRight" xrange="6629,14971"/>
+          </v:handles>
+          <o:lock v:ext="edit" text="t" shapetype="t"/>
+        </v:shapetype>
+        <v:shape id="PowerPlusWaterMarkObject831121267" o:spid="_x0000_s1027" type="#_x0000_t136" style="position:absolute;margin-left:0;margin-top:0;width:615.7pt;height:43.95pt;rotation:315;z-index:-251653120;mso-position-horizontal:center;mso-position-horizontal-relative:margin;mso-position-vertical:center;mso-position-vertical-relative:margin" o:allowincell="f" fillcolor="#666" stroked="f">
+          <v:fill opacity=".5"/>
+          <v:textpath style="font-family:&quot;Century Gothic&quot;;font-size:1pt" string="PRELIMINARY - BETA TEST ONLY"/>
+          <w10:wrap anchorx="margin" anchory="margin"/>
+        </v:shape>
+      </w:pict>
+    </w:r>
   </w:p>
 </w:hdr>
 </file>
@@ -16967,6 +17204,42 @@
     <w:pPr>
       <w:pStyle w:val="Header"/>
     </w:pPr>
+    <w:r>
+      <w:rPr>
+        <w:noProof/>
+      </w:rPr>
+      <w:pict w14:anchorId="66203530">
+        <v:shapetype id="_x0000_t136" coordsize="21600,21600" o:spt="136" adj="10800" path="m@7,l@8,m@5,21600l@6,21600e">
+          <v:formulas>
+            <v:f eqn="sum #0 0 10800"/>
+            <v:f eqn="prod #0 2 1"/>
+            <v:f eqn="sum 21600 0 @1"/>
+            <v:f eqn="sum 0 0 @2"/>
+            <v:f eqn="sum 21600 0 @3"/>
+            <v:f eqn="if @0 @3 0"/>
+            <v:f eqn="if @0 21600 @1"/>
+            <v:f eqn="if @0 0 @2"/>
+            <v:f eqn="if @0 @4 21600"/>
+            <v:f eqn="mid @5 @6"/>
+            <v:f eqn="mid @8 @5"/>
+            <v:f eqn="mid @7 @8"/>
+            <v:f eqn="mid @6 @7"/>
+            <v:f eqn="sum @6 0 @5"/>
+          </v:formulas>
+          <v:path textpathok="t" o:connecttype="custom" o:connectlocs="@9,0;@10,10800;@11,21600;@12,10800" o:connectangles="270,180,90,0"/>
+          <v:textpath on="t" fitshape="t"/>
+          <v:handles>
+            <v:h position="#0,bottomRight" xrange="6629,14971"/>
+          </v:handles>
+          <o:lock v:ext="edit" text="t" shapetype="t"/>
+        </v:shapetype>
+        <v:shape id="PowerPlusWaterMarkObject831121265" o:spid="_x0000_s1025" type="#_x0000_t136" style="position:absolute;margin-left:0;margin-top:0;width:615.7pt;height:43.95pt;rotation:315;z-index:-251657216;mso-position-horizontal:center;mso-position-horizontal-relative:margin;mso-position-vertical:center;mso-position-vertical-relative:margin" o:allowincell="f" fillcolor="#666" stroked="f">
+          <v:fill opacity=".5"/>
+          <v:textpath style="font-family:&quot;Century Gothic&quot;;font-size:1pt" string="PRELIMINARY - BETA TEST ONLY"/>
+          <w10:wrap anchorx="margin" anchory="margin"/>
+        </v:shape>
+      </w:pict>
+    </w:r>
   </w:p>
 </w:hdr>
 </file>

--- a/Documents/User_Manual_Specification/SoftCore Spectrum Analyzer UMTS.docx
+++ b/Documents/User_Manual_Specification/SoftCore Spectrum Analyzer UMTS.docx
@@ -214,7 +214,7 @@
           <w:r>
             <w:fldChar w:fldCharType="separate"/>
           </w:r>
-          <w:hyperlink w:anchor="_Toc225140472" w:history="1">
+          <w:hyperlink w:anchor="_Toc228091813" w:history="1">
             <w:r>
               <w:rPr>
                 <w:rStyle w:val="Hyperlink"/>
@@ -257,7 +257,7 @@
                 <w:noProof/>
                 <w:webHidden/>
               </w:rPr>
-              <w:instrText xml:space="preserve"> PAGEREF _Toc225140472 \h </w:instrText>
+              <w:instrText xml:space="preserve"> PAGEREF _Toc228091813 \h </w:instrText>
             </w:r>
             <w:r>
               <w:rPr>
@@ -302,7 +302,7 @@
               <w:szCs w:val="24"/>
             </w:rPr>
           </w:pPr>
-          <w:hyperlink w:anchor="_Toc225140473" w:history="1">
+          <w:hyperlink w:anchor="_Toc228091814" w:history="1">
             <w:r>
               <w:rPr>
                 <w:rStyle w:val="Hyperlink"/>
@@ -345,7 +345,7 @@
                 <w:noProof/>
                 <w:webHidden/>
               </w:rPr>
-              <w:instrText xml:space="preserve"> PAGEREF _Toc225140473 \h </w:instrText>
+              <w:instrText xml:space="preserve"> PAGEREF _Toc228091814 \h </w:instrText>
             </w:r>
             <w:r>
               <w:rPr>
@@ -390,7 +390,7 @@
               <w:szCs w:val="24"/>
             </w:rPr>
           </w:pPr>
-          <w:hyperlink w:anchor="_Toc225140474" w:history="1">
+          <w:hyperlink w:anchor="_Toc228091815" w:history="1">
             <w:r>
               <w:rPr>
                 <w:rStyle w:val="Hyperlink"/>
@@ -433,7 +433,7 @@
                 <w:noProof/>
                 <w:webHidden/>
               </w:rPr>
-              <w:instrText xml:space="preserve"> PAGEREF _Toc225140474 \h </w:instrText>
+              <w:instrText xml:space="preserve"> PAGEREF _Toc228091815 \h </w:instrText>
             </w:r>
             <w:r>
               <w:rPr>
@@ -478,7 +478,7 @@
               <w:szCs w:val="24"/>
             </w:rPr>
           </w:pPr>
-          <w:hyperlink w:anchor="_Toc225140475" w:history="1">
+          <w:hyperlink w:anchor="_Toc228091816" w:history="1">
             <w:r>
               <w:rPr>
                 <w:rStyle w:val="Hyperlink"/>
@@ -521,7 +521,7 @@
                 <w:noProof/>
                 <w:webHidden/>
               </w:rPr>
-              <w:instrText xml:space="preserve"> PAGEREF _Toc225140475 \h </w:instrText>
+              <w:instrText xml:space="preserve"> PAGEREF _Toc228091816 \h </w:instrText>
             </w:r>
             <w:r>
               <w:rPr>
@@ -566,7 +566,7 @@
               <w:szCs w:val="24"/>
             </w:rPr>
           </w:pPr>
-          <w:hyperlink w:anchor="_Toc225140476" w:history="1">
+          <w:hyperlink w:anchor="_Toc228091817" w:history="1">
             <w:r>
               <w:rPr>
                 <w:rStyle w:val="Hyperlink"/>
@@ -609,7 +609,7 @@
                 <w:noProof/>
                 <w:webHidden/>
               </w:rPr>
-              <w:instrText xml:space="preserve"> PAGEREF _Toc225140476 \h </w:instrText>
+              <w:instrText xml:space="preserve"> PAGEREF _Toc228091817 \h </w:instrText>
             </w:r>
             <w:r>
               <w:rPr>
@@ -654,7 +654,7 @@
               <w:szCs w:val="24"/>
             </w:rPr>
           </w:pPr>
-          <w:hyperlink w:anchor="_Toc225140477" w:history="1">
+          <w:hyperlink w:anchor="_Toc228091818" w:history="1">
             <w:r>
               <w:rPr>
                 <w:rStyle w:val="Hyperlink"/>
@@ -697,7 +697,7 @@
                 <w:noProof/>
                 <w:webHidden/>
               </w:rPr>
-              <w:instrText xml:space="preserve"> PAGEREF _Toc225140477 \h </w:instrText>
+              <w:instrText xml:space="preserve"> PAGEREF _Toc228091818 \h </w:instrText>
             </w:r>
             <w:r>
               <w:rPr>
@@ -742,7 +742,7 @@
               <w:szCs w:val="24"/>
             </w:rPr>
           </w:pPr>
-          <w:hyperlink w:anchor="_Toc225140478" w:history="1">
+          <w:hyperlink w:anchor="_Toc228091819" w:history="1">
             <w:r>
               <w:rPr>
                 <w:rStyle w:val="Hyperlink"/>
@@ -785,7 +785,7 @@
                 <w:noProof/>
                 <w:webHidden/>
               </w:rPr>
-              <w:instrText xml:space="preserve"> PAGEREF _Toc225140478 \h </w:instrText>
+              <w:instrText xml:space="preserve"> PAGEREF _Toc228091819 \h </w:instrText>
             </w:r>
             <w:r>
               <w:rPr>
@@ -830,7 +830,7 @@
               <w:szCs w:val="24"/>
             </w:rPr>
           </w:pPr>
-          <w:hyperlink w:anchor="_Toc225140479" w:history="1">
+          <w:hyperlink w:anchor="_Toc228091820" w:history="1">
             <w:r>
               <w:rPr>
                 <w:rStyle w:val="Hyperlink"/>
@@ -873,7 +873,7 @@
                 <w:noProof/>
                 <w:webHidden/>
               </w:rPr>
-              <w:instrText xml:space="preserve"> PAGEREF _Toc225140479 \h </w:instrText>
+              <w:instrText xml:space="preserve"> PAGEREF _Toc228091820 \h </w:instrText>
             </w:r>
             <w:r>
               <w:rPr>
@@ -918,7 +918,7 @@
               <w:szCs w:val="24"/>
             </w:rPr>
           </w:pPr>
-          <w:hyperlink w:anchor="_Toc225140480" w:history="1">
+          <w:hyperlink w:anchor="_Toc228091821" w:history="1">
             <w:r>
               <w:rPr>
                 <w:rStyle w:val="Hyperlink"/>
@@ -961,7 +961,7 @@
                 <w:noProof/>
                 <w:webHidden/>
               </w:rPr>
-              <w:instrText xml:space="preserve"> PAGEREF _Toc225140480 \h </w:instrText>
+              <w:instrText xml:space="preserve"> PAGEREF _Toc228091821 \h </w:instrText>
             </w:r>
             <w:r>
               <w:rPr>
@@ -1006,7 +1006,7 @@
               <w:szCs w:val="24"/>
             </w:rPr>
           </w:pPr>
-          <w:hyperlink w:anchor="_Toc225140481" w:history="1">
+          <w:hyperlink w:anchor="_Toc228091822" w:history="1">
             <w:r>
               <w:rPr>
                 <w:rStyle w:val="Hyperlink"/>
@@ -1049,7 +1049,7 @@
                 <w:noProof/>
                 <w:webHidden/>
               </w:rPr>
-              <w:instrText xml:space="preserve"> PAGEREF _Toc225140481 \h </w:instrText>
+              <w:instrText xml:space="preserve"> PAGEREF _Toc228091822 \h </w:instrText>
             </w:r>
             <w:r>
               <w:rPr>
@@ -1094,7 +1094,7 @@
               <w:szCs w:val="24"/>
             </w:rPr>
           </w:pPr>
-          <w:hyperlink w:anchor="_Toc225140482" w:history="1">
+          <w:hyperlink w:anchor="_Toc228091823" w:history="1">
             <w:r>
               <w:rPr>
                 <w:rStyle w:val="Hyperlink"/>
@@ -1137,7 +1137,7 @@
                 <w:noProof/>
                 <w:webHidden/>
               </w:rPr>
-              <w:instrText xml:space="preserve"> PAGEREF _Toc225140482 \h </w:instrText>
+              <w:instrText xml:space="preserve"> PAGEREF _Toc228091823 \h </w:instrText>
             </w:r>
             <w:r>
               <w:rPr>
@@ -1182,7 +1182,7 @@
               <w:szCs w:val="24"/>
             </w:rPr>
           </w:pPr>
-          <w:hyperlink w:anchor="_Toc225140483" w:history="1">
+          <w:hyperlink w:anchor="_Toc228091824" w:history="1">
             <w:r>
               <w:rPr>
                 <w:rStyle w:val="Hyperlink"/>
@@ -1225,7 +1225,7 @@
                 <w:noProof/>
                 <w:webHidden/>
               </w:rPr>
-              <w:instrText xml:space="preserve"> PAGEREF _Toc225140483 \h </w:instrText>
+              <w:instrText xml:space="preserve"> PAGEREF _Toc228091824 \h </w:instrText>
             </w:r>
             <w:r>
               <w:rPr>
@@ -1270,7 +1270,7 @@
               <w:szCs w:val="24"/>
             </w:rPr>
           </w:pPr>
-          <w:hyperlink w:anchor="_Toc225140484" w:history="1">
+          <w:hyperlink w:anchor="_Toc228091825" w:history="1">
             <w:r>
               <w:rPr>
                 <w:rStyle w:val="Hyperlink"/>
@@ -1313,7 +1313,7 @@
                 <w:noProof/>
                 <w:webHidden/>
               </w:rPr>
-              <w:instrText xml:space="preserve"> PAGEREF _Toc225140484 \h </w:instrText>
+              <w:instrText xml:space="preserve"> PAGEREF _Toc228091825 \h </w:instrText>
             </w:r>
             <w:r>
               <w:rPr>
@@ -1358,7 +1358,7 @@
               <w:szCs w:val="24"/>
             </w:rPr>
           </w:pPr>
-          <w:hyperlink w:anchor="_Toc225140485" w:history="1">
+          <w:hyperlink w:anchor="_Toc228091826" w:history="1">
             <w:r>
               <w:rPr>
                 <w:rStyle w:val="Hyperlink"/>
@@ -1401,7 +1401,7 @@
                 <w:noProof/>
                 <w:webHidden/>
               </w:rPr>
-              <w:instrText xml:space="preserve"> PAGEREF _Toc225140485 \h </w:instrText>
+              <w:instrText xml:space="preserve"> PAGEREF _Toc228091826 \h </w:instrText>
             </w:r>
             <w:r>
               <w:rPr>
@@ -1446,7 +1446,7 @@
               <w:szCs w:val="24"/>
             </w:rPr>
           </w:pPr>
-          <w:hyperlink w:anchor="_Toc225140486" w:history="1">
+          <w:hyperlink w:anchor="_Toc228091827" w:history="1">
             <w:r>
               <w:rPr>
                 <w:rStyle w:val="Hyperlink"/>
@@ -1489,7 +1489,7 @@
                 <w:noProof/>
                 <w:webHidden/>
               </w:rPr>
-              <w:instrText xml:space="preserve"> PAGEREF _Toc225140486 \h </w:instrText>
+              <w:instrText xml:space="preserve"> PAGEREF _Toc228091827 \h </w:instrText>
             </w:r>
             <w:r>
               <w:rPr>
@@ -1534,7 +1534,7 @@
               <w:szCs w:val="24"/>
             </w:rPr>
           </w:pPr>
-          <w:hyperlink w:anchor="_Toc225140487" w:history="1">
+          <w:hyperlink w:anchor="_Toc228091828" w:history="1">
             <w:r>
               <w:rPr>
                 <w:rStyle w:val="Hyperlink"/>
@@ -1556,6 +1556,94 @@
                 <w:rStyle w:val="Hyperlink"/>
                 <w:noProof/>
               </w:rPr>
+              <w:t>CUSTOM RTL POOR MAN’S DMA:</w:t>
+            </w:r>
+            <w:r>
+              <w:rPr>
+                <w:noProof/>
+                <w:webHidden/>
+              </w:rPr>
+              <w:tab/>
+            </w:r>
+            <w:r>
+              <w:rPr>
+                <w:noProof/>
+                <w:webHidden/>
+              </w:rPr>
+              <w:fldChar w:fldCharType="begin"/>
+            </w:r>
+            <w:r>
+              <w:rPr>
+                <w:noProof/>
+                <w:webHidden/>
+              </w:rPr>
+              <w:instrText xml:space="preserve"> PAGEREF _Toc228091828 \h </w:instrText>
+            </w:r>
+            <w:r>
+              <w:rPr>
+                <w:noProof/>
+                <w:webHidden/>
+              </w:rPr>
+            </w:r>
+            <w:r>
+              <w:rPr>
+                <w:noProof/>
+                <w:webHidden/>
+              </w:rPr>
+              <w:fldChar w:fldCharType="separate"/>
+            </w:r>
+            <w:r>
+              <w:rPr>
+                <w:noProof/>
+                <w:webHidden/>
+              </w:rPr>
+              <w:t>10</w:t>
+            </w:r>
+            <w:r>
+              <w:rPr>
+                <w:noProof/>
+                <w:webHidden/>
+              </w:rPr>
+              <w:fldChar w:fldCharType="end"/>
+            </w:r>
+          </w:hyperlink>
+        </w:p>
+        <w:p>
+          <w:pPr>
+            <w:pStyle w:val="TOC1"/>
+            <w:tabs>
+              <w:tab w:val="left" w:pos="480"/>
+              <w:tab w:val="right" w:leader="dot" w:pos="9350"/>
+            </w:tabs>
+            <w:rPr>
+              <w:rFonts w:asciiTheme="minorHAnsi" w:eastAsiaTheme="minorEastAsia" w:hAnsiTheme="minorHAnsi"/>
+              <w:noProof/>
+              <w:sz w:val="24"/>
+              <w:szCs w:val="24"/>
+            </w:rPr>
+          </w:pPr>
+          <w:hyperlink w:anchor="_Toc228091829" w:history="1">
+            <w:r>
+              <w:rPr>
+                <w:rStyle w:val="Hyperlink"/>
+                <w:noProof/>
+              </w:rPr>
+              <w:t>6.</w:t>
+            </w:r>
+            <w:r>
+              <w:rPr>
+                <w:rFonts w:asciiTheme="minorHAnsi" w:eastAsiaTheme="minorEastAsia" w:hAnsiTheme="minorHAnsi"/>
+                <w:noProof/>
+                <w:sz w:val="24"/>
+                <w:szCs w:val="24"/>
+              </w:rPr>
+              <w:tab/>
+            </w:r>
+            <w:r>
+              <w:rPr>
+                <w:rStyle w:val="Hyperlink"/>
+                <w:noProof/>
+              </w:rPr>
               <w:t>FFT IMPLEMENTATION AND NEED TO KNOW:</w:t>
             </w:r>
             <w:r>
@@ -1577,7 +1665,7 @@
                 <w:noProof/>
                 <w:webHidden/>
               </w:rPr>
-              <w:instrText xml:space="preserve"> PAGEREF _Toc225140487 \h </w:instrText>
+              <w:instrText xml:space="preserve"> PAGEREF _Toc228091829 \h </w:instrText>
             </w:r>
             <w:r>
               <w:rPr>
@@ -1597,7 +1685,7 @@
                 <w:noProof/>
                 <w:webHidden/>
               </w:rPr>
-              <w:t>10</w:t>
+              <w:t>12</w:t>
             </w:r>
             <w:r>
               <w:rPr>
@@ -1622,13 +1710,13 @@
               <w:szCs w:val="24"/>
             </w:rPr>
           </w:pPr>
-          <w:hyperlink w:anchor="_Toc225140488" w:history="1">
+          <w:hyperlink w:anchor="_Toc228091830" w:history="1">
             <w:r>
               <w:rPr>
                 <w:rStyle w:val="Hyperlink"/>
                 <w:noProof/>
               </w:rPr>
-              <w:t>5.1</w:t>
+              <w:t>6.1</w:t>
             </w:r>
             <w:r>
               <w:rPr>
@@ -1665,7 +1753,7 @@
                 <w:noProof/>
                 <w:webHidden/>
               </w:rPr>
-              <w:instrText xml:space="preserve"> PAGEREF _Toc225140488 \h </w:instrText>
+              <w:instrText xml:space="preserve"> PAGEREF _Toc228091830 \h </w:instrText>
             </w:r>
             <w:r>
               <w:rPr>
@@ -1685,7 +1773,7 @@
                 <w:noProof/>
                 <w:webHidden/>
               </w:rPr>
-              <w:t>10</w:t>
+              <w:t>12</w:t>
             </w:r>
             <w:r>
               <w:rPr>
@@ -1710,13 +1798,13 @@
               <w:szCs w:val="24"/>
             </w:rPr>
           </w:pPr>
-          <w:hyperlink w:anchor="_Toc225140489" w:history="1">
+          <w:hyperlink w:anchor="_Toc228091831" w:history="1">
             <w:r>
               <w:rPr>
                 <w:rStyle w:val="Hyperlink"/>
                 <w:noProof/>
               </w:rPr>
-              <w:t>5.2</w:t>
+              <w:t>6.2</w:t>
             </w:r>
             <w:r>
               <w:rPr>
@@ -1753,7 +1841,7 @@
                 <w:noProof/>
                 <w:webHidden/>
               </w:rPr>
-              <w:instrText xml:space="preserve"> PAGEREF _Toc225140489 \h </w:instrText>
+              <w:instrText xml:space="preserve"> PAGEREF _Toc228091831 \h </w:instrText>
             </w:r>
             <w:r>
               <w:rPr>
@@ -1773,7 +1861,7 @@
                 <w:noProof/>
                 <w:webHidden/>
               </w:rPr>
-              <w:t>10</w:t>
+              <w:t>12</w:t>
             </w:r>
             <w:r>
               <w:rPr>
@@ -1798,13 +1886,13 @@
               <w:szCs w:val="24"/>
             </w:rPr>
           </w:pPr>
-          <w:hyperlink w:anchor="_Toc225140490" w:history="1">
+          <w:hyperlink w:anchor="_Toc228091832" w:history="1">
             <w:r>
               <w:rPr>
                 <w:rStyle w:val="Hyperlink"/>
                 <w:noProof/>
               </w:rPr>
-              <w:t>5.3</w:t>
+              <w:t>6.3</w:t>
             </w:r>
             <w:r>
               <w:rPr>
@@ -1841,7 +1929,7 @@
                 <w:noProof/>
                 <w:webHidden/>
               </w:rPr>
-              <w:instrText xml:space="preserve"> PAGEREF _Toc225140490 \h </w:instrText>
+              <w:instrText xml:space="preserve"> PAGEREF _Toc228091832 \h </w:instrText>
             </w:r>
             <w:r>
               <w:rPr>
@@ -1861,7 +1949,7 @@
                 <w:noProof/>
                 <w:webHidden/>
               </w:rPr>
-              <w:t>13</w:t>
+              <w:t>14</w:t>
             </w:r>
             <w:r>
               <w:rPr>
@@ -1886,13 +1974,13 @@
               <w:szCs w:val="24"/>
             </w:rPr>
           </w:pPr>
-          <w:hyperlink w:anchor="_Toc225140491" w:history="1">
+          <w:hyperlink w:anchor="_Toc228091833" w:history="1">
             <w:r>
               <w:rPr>
                 <w:rStyle w:val="Hyperlink"/>
                 <w:noProof/>
               </w:rPr>
-              <w:t>5.4</w:t>
+              <w:t>6.4</w:t>
             </w:r>
             <w:r>
               <w:rPr>
@@ -1929,7 +2017,7 @@
                 <w:noProof/>
                 <w:webHidden/>
               </w:rPr>
-              <w:instrText xml:space="preserve"> PAGEREF _Toc225140491 \h </w:instrText>
+              <w:instrText xml:space="preserve"> PAGEREF _Toc228091833 \h </w:instrText>
             </w:r>
             <w:r>
               <w:rPr>
@@ -1949,7 +2037,7 @@
                 <w:noProof/>
                 <w:webHidden/>
               </w:rPr>
-              <w:t>14</w:t>
+              <w:t>15</w:t>
             </w:r>
             <w:r>
               <w:rPr>
@@ -1974,13 +2062,13 @@
               <w:szCs w:val="24"/>
             </w:rPr>
           </w:pPr>
-          <w:hyperlink w:anchor="_Toc225140492" w:history="1">
+          <w:hyperlink w:anchor="_Toc228091834" w:history="1">
             <w:r>
               <w:rPr>
                 <w:rStyle w:val="Hyperlink"/>
                 <w:noProof/>
               </w:rPr>
-              <w:t>5.5</w:t>
+              <w:t>6.5</w:t>
             </w:r>
             <w:r>
               <w:rPr>
@@ -2017,7 +2105,7 @@
                 <w:noProof/>
                 <w:webHidden/>
               </w:rPr>
-              <w:instrText xml:space="preserve"> PAGEREF _Toc225140492 \h </w:instrText>
+              <w:instrText xml:space="preserve"> PAGEREF _Toc228091834 \h </w:instrText>
             </w:r>
             <w:r>
               <w:rPr>
@@ -2037,7 +2125,7 @@
                 <w:noProof/>
                 <w:webHidden/>
               </w:rPr>
-              <w:t>14</w:t>
+              <w:t>15</w:t>
             </w:r>
             <w:r>
               <w:rPr>
@@ -2062,13 +2150,13 @@
               <w:szCs w:val="24"/>
             </w:rPr>
           </w:pPr>
-          <w:hyperlink w:anchor="_Toc225140493" w:history="1">
+          <w:hyperlink w:anchor="_Toc228091835" w:history="1">
             <w:r>
               <w:rPr>
                 <w:rStyle w:val="Hyperlink"/>
                 <w:noProof/>
               </w:rPr>
-              <w:t>5.6</w:t>
+              <w:t>6.6</w:t>
             </w:r>
             <w:r>
               <w:rPr>
@@ -2105,7 +2193,7 @@
                 <w:noProof/>
                 <w:webHidden/>
               </w:rPr>
-              <w:instrText xml:space="preserve"> PAGEREF _Toc225140493 \h </w:instrText>
+              <w:instrText xml:space="preserve"> PAGEREF _Toc228091835 \h </w:instrText>
             </w:r>
             <w:r>
               <w:rPr>
@@ -2125,7 +2213,7 @@
                 <w:noProof/>
                 <w:webHidden/>
               </w:rPr>
-              <w:t>15</w:t>
+              <w:t>16</w:t>
             </w:r>
             <w:r>
               <w:rPr>
@@ -2150,13 +2238,13 @@
               <w:szCs w:val="24"/>
             </w:rPr>
           </w:pPr>
-          <w:hyperlink w:anchor="_Toc225140494" w:history="1">
+          <w:hyperlink w:anchor="_Toc228091836" w:history="1">
             <w:r>
               <w:rPr>
                 <w:rStyle w:val="Hyperlink"/>
                 <w:noProof/>
               </w:rPr>
-              <w:t>6.</w:t>
+              <w:t>7.</w:t>
             </w:r>
             <w:r>
               <w:rPr>
@@ -2193,7 +2281,7 @@
                 <w:noProof/>
                 <w:webHidden/>
               </w:rPr>
-              <w:instrText xml:space="preserve"> PAGEREF _Toc225140494 \h </w:instrText>
+              <w:instrText xml:space="preserve"> PAGEREF _Toc228091836 \h </w:instrText>
             </w:r>
             <w:r>
               <w:rPr>
@@ -2213,7 +2301,7 @@
                 <w:noProof/>
                 <w:webHidden/>
               </w:rPr>
-              <w:t>16</w:t>
+              <w:t>17</w:t>
             </w:r>
             <w:r>
               <w:rPr>
@@ -2238,13 +2326,13 @@
               <w:szCs w:val="24"/>
             </w:rPr>
           </w:pPr>
-          <w:hyperlink w:anchor="_Toc225140495" w:history="1">
+          <w:hyperlink w:anchor="_Toc228091837" w:history="1">
             <w:r>
               <w:rPr>
                 <w:rStyle w:val="Hyperlink"/>
                 <w:noProof/>
               </w:rPr>
-              <w:t>6.1</w:t>
+              <w:t>7.1</w:t>
             </w:r>
             <w:r>
               <w:rPr>
@@ -2281,7 +2369,7 @@
                 <w:noProof/>
                 <w:webHidden/>
               </w:rPr>
-              <w:instrText xml:space="preserve"> PAGEREF _Toc225140495 \h </w:instrText>
+              <w:instrText xml:space="preserve"> PAGEREF _Toc228091837 \h </w:instrText>
             </w:r>
             <w:r>
               <w:rPr>
@@ -2301,7 +2389,7 @@
                 <w:noProof/>
                 <w:webHidden/>
               </w:rPr>
-              <w:t>16</w:t>
+              <w:t>17</w:t>
             </w:r>
             <w:r>
               <w:rPr>
@@ -2326,13 +2414,13 @@
               <w:szCs w:val="24"/>
             </w:rPr>
           </w:pPr>
-          <w:hyperlink w:anchor="_Toc225140496" w:history="1">
+          <w:hyperlink w:anchor="_Toc228091838" w:history="1">
             <w:r>
               <w:rPr>
                 <w:rStyle w:val="Hyperlink"/>
                 <w:noProof/>
               </w:rPr>
-              <w:t>6.2</w:t>
+              <w:t>7.2</w:t>
             </w:r>
             <w:r>
               <w:rPr>
@@ -2369,7 +2457,7 @@
                 <w:noProof/>
                 <w:webHidden/>
               </w:rPr>
-              <w:instrText xml:space="preserve"> PAGEREF _Toc225140496 \h </w:instrText>
+              <w:instrText xml:space="preserve"> PAGEREF _Toc228091838 \h </w:instrText>
             </w:r>
             <w:r>
               <w:rPr>
@@ -2389,7 +2477,7 @@
                 <w:noProof/>
                 <w:webHidden/>
               </w:rPr>
-              <w:t>17</w:t>
+              <w:t>18</w:t>
             </w:r>
             <w:r>
               <w:rPr>
@@ -2414,13 +2502,13 @@
               <w:szCs w:val="24"/>
             </w:rPr>
           </w:pPr>
-          <w:hyperlink w:anchor="_Toc225140497" w:history="1">
+          <w:hyperlink w:anchor="_Toc228091839" w:history="1">
             <w:r>
               <w:rPr>
                 <w:rStyle w:val="Hyperlink"/>
                 <w:noProof/>
               </w:rPr>
-              <w:t>7.</w:t>
+              <w:t>8.</w:t>
             </w:r>
             <w:r>
               <w:rPr>
@@ -2457,7 +2545,7 @@
                 <w:noProof/>
                 <w:webHidden/>
               </w:rPr>
-              <w:instrText xml:space="preserve"> PAGEREF _Toc225140497 \h </w:instrText>
+              <w:instrText xml:space="preserve"> PAGEREF _Toc228091839 \h </w:instrText>
             </w:r>
             <w:r>
               <w:rPr>
@@ -2477,7 +2565,7 @@
                 <w:noProof/>
                 <w:webHidden/>
               </w:rPr>
-              <w:t>17</w:t>
+              <w:t>18</w:t>
             </w:r>
             <w:r>
               <w:rPr>
@@ -2502,13 +2590,13 @@
               <w:szCs w:val="24"/>
             </w:rPr>
           </w:pPr>
-          <w:hyperlink w:anchor="_Toc225140498" w:history="1">
+          <w:hyperlink w:anchor="_Toc228091840" w:history="1">
             <w:r>
               <w:rPr>
                 <w:rStyle w:val="Hyperlink"/>
                 <w:noProof/>
               </w:rPr>
-              <w:t>8.</w:t>
+              <w:t>9.</w:t>
             </w:r>
             <w:r>
               <w:rPr>
@@ -2545,7 +2633,7 @@
                 <w:noProof/>
                 <w:webHidden/>
               </w:rPr>
-              <w:instrText xml:space="preserve"> PAGEREF _Toc225140498 \h </w:instrText>
+              <w:instrText xml:space="preserve"> PAGEREF _Toc228091840 \h </w:instrText>
             </w:r>
             <w:r>
               <w:rPr>
@@ -2565,7 +2653,7 @@
                 <w:noProof/>
                 <w:webHidden/>
               </w:rPr>
-              <w:t>18</w:t>
+              <w:t>19</w:t>
             </w:r>
             <w:r>
               <w:rPr>
@@ -2590,13 +2678,13 @@
               <w:szCs w:val="24"/>
             </w:rPr>
           </w:pPr>
-          <w:hyperlink w:anchor="_Toc225140499" w:history="1">
+          <w:hyperlink w:anchor="_Toc228091841" w:history="1">
             <w:r>
               <w:rPr>
                 <w:rStyle w:val="Hyperlink"/>
                 <w:noProof/>
               </w:rPr>
-              <w:t>8.1</w:t>
+              <w:t>9.1</w:t>
             </w:r>
             <w:r>
               <w:rPr>
@@ -2633,7 +2721,7 @@
                 <w:noProof/>
                 <w:webHidden/>
               </w:rPr>
-              <w:instrText xml:space="preserve"> PAGEREF _Toc225140499 \h </w:instrText>
+              <w:instrText xml:space="preserve"> PAGEREF _Toc228091841 \h </w:instrText>
             </w:r>
             <w:r>
               <w:rPr>
@@ -2653,7 +2741,7 @@
                 <w:noProof/>
                 <w:webHidden/>
               </w:rPr>
-              <w:t>18</w:t>
+              <w:t>19</w:t>
             </w:r>
             <w:r>
               <w:rPr>
@@ -2678,13 +2766,13 @@
               <w:szCs w:val="24"/>
             </w:rPr>
           </w:pPr>
-          <w:hyperlink w:anchor="_Toc225140500" w:history="1">
+          <w:hyperlink w:anchor="_Toc228091842" w:history="1">
             <w:r>
               <w:rPr>
                 <w:rStyle w:val="Hyperlink"/>
                 <w:noProof/>
               </w:rPr>
-              <w:t>8.2</w:t>
+              <w:t>9.2</w:t>
             </w:r>
             <w:r>
               <w:rPr>
@@ -2721,7 +2809,7 @@
                 <w:noProof/>
                 <w:webHidden/>
               </w:rPr>
-              <w:instrText xml:space="preserve"> PAGEREF _Toc225140500 \h </w:instrText>
+              <w:instrText xml:space="preserve"> PAGEREF _Toc228091842 \h </w:instrText>
             </w:r>
             <w:r>
               <w:rPr>
@@ -2741,7 +2829,7 @@
                 <w:noProof/>
                 <w:webHidden/>
               </w:rPr>
-              <w:t>19</w:t>
+              <w:t>20</w:t>
             </w:r>
             <w:r>
               <w:rPr>
@@ -2756,7 +2844,7 @@
           <w:pPr>
             <w:pStyle w:val="TOC1"/>
             <w:tabs>
-              <w:tab w:val="left" w:pos="480"/>
+              <w:tab w:val="left" w:pos="720"/>
               <w:tab w:val="right" w:leader="dot" w:pos="9350"/>
             </w:tabs>
             <w:rPr>
@@ -2766,13 +2854,13 @@
               <w:szCs w:val="24"/>
             </w:rPr>
           </w:pPr>
-          <w:hyperlink w:anchor="_Toc225140501" w:history="1">
+          <w:hyperlink w:anchor="_Toc228091843" w:history="1">
             <w:r>
               <w:rPr>
                 <w:rStyle w:val="Hyperlink"/>
                 <w:noProof/>
               </w:rPr>
-              <w:t>9.</w:t>
+              <w:t>10.</w:t>
             </w:r>
             <w:r>
               <w:rPr>
@@ -2809,7 +2897,7 @@
                 <w:noProof/>
                 <w:webHidden/>
               </w:rPr>
-              <w:instrText xml:space="preserve"> PAGEREF _Toc225140501 \h </w:instrText>
+              <w:instrText xml:space="preserve"> PAGEREF _Toc228091843 \h </w:instrText>
             </w:r>
             <w:r>
               <w:rPr>
@@ -2829,7 +2917,7 @@
                 <w:noProof/>
                 <w:webHidden/>
               </w:rPr>
-              <w:t>20</w:t>
+              <w:t>21</w:t>
             </w:r>
             <w:r>
               <w:rPr>
@@ -2854,13 +2942,13 @@
               <w:szCs w:val="24"/>
             </w:rPr>
           </w:pPr>
-          <w:hyperlink w:anchor="_Toc225140502" w:history="1">
+          <w:hyperlink w:anchor="_Toc228091844" w:history="1">
             <w:r>
               <w:rPr>
                 <w:rStyle w:val="Hyperlink"/>
                 <w:noProof/>
               </w:rPr>
-              <w:t>9.1</w:t>
+              <w:t>10.1</w:t>
             </w:r>
             <w:r>
               <w:rPr>
@@ -2897,7 +2985,7 @@
                 <w:noProof/>
                 <w:webHidden/>
               </w:rPr>
-              <w:instrText xml:space="preserve"> PAGEREF _Toc225140502 \h </w:instrText>
+              <w:instrText xml:space="preserve"> PAGEREF _Toc228091844 \h </w:instrText>
             </w:r>
             <w:r>
               <w:rPr>
@@ -2917,7 +3005,7 @@
                 <w:noProof/>
                 <w:webHidden/>
               </w:rPr>
-              <w:t>20</w:t>
+              <w:t>21</w:t>
             </w:r>
             <w:r>
               <w:rPr>
@@ -2942,13 +3030,13 @@
               <w:szCs w:val="24"/>
             </w:rPr>
           </w:pPr>
-          <w:hyperlink w:anchor="_Toc225140503" w:history="1">
+          <w:hyperlink w:anchor="_Toc228091845" w:history="1">
             <w:r>
               <w:rPr>
                 <w:rStyle w:val="Hyperlink"/>
                 <w:noProof/>
               </w:rPr>
-              <w:t>9.2</w:t>
+              <w:t>10.2</w:t>
             </w:r>
             <w:r>
               <w:rPr>
@@ -2985,7 +3073,7 @@
                 <w:noProof/>
                 <w:webHidden/>
               </w:rPr>
-              <w:instrText xml:space="preserve"> PAGEREF _Toc225140503 \h </w:instrText>
+              <w:instrText xml:space="preserve"> PAGEREF _Toc228091845 \h </w:instrText>
             </w:r>
             <w:r>
               <w:rPr>
@@ -3005,7 +3093,7 @@
                 <w:noProof/>
                 <w:webHidden/>
               </w:rPr>
-              <w:t>20</w:t>
+              <w:t>21</w:t>
             </w:r>
             <w:r>
               <w:rPr>
@@ -3030,13 +3118,13 @@
               <w:szCs w:val="24"/>
             </w:rPr>
           </w:pPr>
-          <w:hyperlink w:anchor="_Toc225140504" w:history="1">
+          <w:hyperlink w:anchor="_Toc228091846" w:history="1">
             <w:r>
               <w:rPr>
                 <w:rStyle w:val="Hyperlink"/>
                 <w:noProof/>
               </w:rPr>
-              <w:t>10.</w:t>
+              <w:t>11.</w:t>
             </w:r>
             <w:r>
               <w:rPr>
@@ -3073,7 +3161,7 @@
                 <w:noProof/>
                 <w:webHidden/>
               </w:rPr>
-              <w:instrText xml:space="preserve"> PAGEREF _Toc225140504 \h </w:instrText>
+              <w:instrText xml:space="preserve"> PAGEREF _Toc228091846 \h </w:instrText>
             </w:r>
             <w:r>
               <w:rPr>
@@ -3093,7 +3181,7 @@
                 <w:noProof/>
                 <w:webHidden/>
               </w:rPr>
-              <w:t>21</w:t>
+              <w:t>22</w:t>
             </w:r>
             <w:r>
               <w:rPr>
@@ -3118,13 +3206,13 @@
               <w:szCs w:val="24"/>
             </w:rPr>
           </w:pPr>
-          <w:hyperlink w:anchor="_Toc225140505" w:history="1">
+          <w:hyperlink w:anchor="_Toc228091847" w:history="1">
             <w:r>
               <w:rPr>
                 <w:rStyle w:val="Hyperlink"/>
                 <w:noProof/>
               </w:rPr>
-              <w:t>10.1</w:t>
+              <w:t>11.1</w:t>
             </w:r>
             <w:r>
               <w:rPr>
@@ -3161,7 +3249,7 @@
                 <w:noProof/>
                 <w:webHidden/>
               </w:rPr>
-              <w:instrText xml:space="preserve"> PAGEREF _Toc225140505 \h </w:instrText>
+              <w:instrText xml:space="preserve"> PAGEREF _Toc228091847 \h </w:instrText>
             </w:r>
             <w:r>
               <w:rPr>
@@ -3181,7 +3269,7 @@
                 <w:noProof/>
                 <w:webHidden/>
               </w:rPr>
-              <w:t>21</w:t>
+              <w:t>22</w:t>
             </w:r>
             <w:r>
               <w:rPr>
@@ -3206,13 +3294,13 @@
               <w:szCs w:val="24"/>
             </w:rPr>
           </w:pPr>
-          <w:hyperlink w:anchor="_Toc225140506" w:history="1">
+          <w:hyperlink w:anchor="_Toc228091848" w:history="1">
             <w:r>
               <w:rPr>
                 <w:rStyle w:val="Hyperlink"/>
                 <w:noProof/>
               </w:rPr>
-              <w:t>10.2</w:t>
+              <w:t>11.2</w:t>
             </w:r>
             <w:r>
               <w:rPr>
@@ -3249,7 +3337,7 @@
                 <w:noProof/>
                 <w:webHidden/>
               </w:rPr>
-              <w:instrText xml:space="preserve"> PAGEREF _Toc225140506 \h </w:instrText>
+              <w:instrText xml:space="preserve"> PAGEREF _Toc228091848 \h </w:instrText>
             </w:r>
             <w:r>
               <w:rPr>
@@ -3269,7 +3357,7 @@
                 <w:noProof/>
                 <w:webHidden/>
               </w:rPr>
-              <w:t>22</w:t>
+              <w:t>23</w:t>
             </w:r>
             <w:r>
               <w:rPr>
@@ -3294,13 +3382,13 @@
               <w:szCs w:val="24"/>
             </w:rPr>
           </w:pPr>
-          <w:hyperlink w:anchor="_Toc225140507" w:history="1">
+          <w:hyperlink w:anchor="_Toc228091849" w:history="1">
             <w:r>
               <w:rPr>
                 <w:rStyle w:val="Hyperlink"/>
                 <w:noProof/>
               </w:rPr>
-              <w:t>10.3</w:t>
+              <w:t>11.3</w:t>
             </w:r>
             <w:r>
               <w:rPr>
@@ -3337,7 +3425,7 @@
                 <w:noProof/>
                 <w:webHidden/>
               </w:rPr>
-              <w:instrText xml:space="preserve"> PAGEREF _Toc225140507 \h </w:instrText>
+              <w:instrText xml:space="preserve"> PAGEREF _Toc228091849 \h </w:instrText>
             </w:r>
             <w:r>
               <w:rPr>
@@ -3357,7 +3445,7 @@
                 <w:noProof/>
                 <w:webHidden/>
               </w:rPr>
-              <w:t>22</w:t>
+              <w:t>23</w:t>
             </w:r>
             <w:r>
               <w:rPr>
@@ -3382,13 +3470,13 @@
               <w:szCs w:val="24"/>
             </w:rPr>
           </w:pPr>
-          <w:hyperlink w:anchor="_Toc225140508" w:history="1">
+          <w:hyperlink w:anchor="_Toc228091850" w:history="1">
             <w:r>
               <w:rPr>
                 <w:rStyle w:val="Hyperlink"/>
                 <w:noProof/>
               </w:rPr>
-              <w:t>10.4</w:t>
+              <w:t>11.4</w:t>
             </w:r>
             <w:r>
               <w:rPr>
@@ -3425,7 +3513,7 @@
                 <w:noProof/>
                 <w:webHidden/>
               </w:rPr>
-              <w:instrText xml:space="preserve"> PAGEREF _Toc225140508 \h </w:instrText>
+              <w:instrText xml:space="preserve"> PAGEREF _Toc228091850 \h </w:instrText>
             </w:r>
             <w:r>
               <w:rPr>
@@ -3445,7 +3533,7 @@
                 <w:noProof/>
                 <w:webHidden/>
               </w:rPr>
-              <w:t>23</w:t>
+              <w:t>24</w:t>
             </w:r>
             <w:r>
               <w:rPr>
@@ -3470,13 +3558,13 @@
               <w:szCs w:val="24"/>
             </w:rPr>
           </w:pPr>
-          <w:hyperlink w:anchor="_Toc225140509" w:history="1">
+          <w:hyperlink w:anchor="_Toc228091851" w:history="1">
             <w:r>
               <w:rPr>
                 <w:rStyle w:val="Hyperlink"/>
                 <w:noProof/>
               </w:rPr>
-              <w:t>11.</w:t>
+              <w:t>12.</w:t>
             </w:r>
             <w:r>
               <w:rPr>
@@ -3513,7 +3601,7 @@
                 <w:noProof/>
                 <w:webHidden/>
               </w:rPr>
-              <w:instrText xml:space="preserve"> PAGEREF _Toc225140509 \h </w:instrText>
+              <w:instrText xml:space="preserve"> PAGEREF _Toc228091851 \h </w:instrText>
             </w:r>
             <w:r>
               <w:rPr>
@@ -3533,7 +3621,7 @@
                 <w:noProof/>
                 <w:webHidden/>
               </w:rPr>
-              <w:t>25</w:t>
+              <w:t>26</w:t>
             </w:r>
             <w:r>
               <w:rPr>
@@ -3556,7 +3644,6 @@
         </w:p>
       </w:sdtContent>
     </w:sdt>
-    <w:p/>
     <w:p/>
     <w:p/>
     <w:p/>
@@ -3764,6 +3851,50 @@
           <w:p>
             <w:r>
               <w:t>Final edits before publishing P1 content</w:t>
+            </w:r>
+          </w:p>
+        </w:tc>
+        <w:tc>
+          <w:tcPr>
+            <w:tcW w:w="1517" w:type="dxa"/>
+          </w:tcPr>
+          <w:p>
+            <w:r>
+              <w:t>HSC</w:t>
+            </w:r>
+          </w:p>
+        </w:tc>
+      </w:tr>
+      <w:tr>
+        <w:tc>
+          <w:tcPr>
+            <w:tcW w:w="1434" w:type="dxa"/>
+          </w:tcPr>
+          <w:p>
+            <w:r>
+              <w:t>2026-0</w:t>
+            </w:r>
+            <w:r>
+              <w:t>4</w:t>
+            </w:r>
+            <w:r>
+              <w:t>-2</w:t>
+            </w:r>
+            <w:r>
+              <w:t>6</w:t>
+            </w:r>
+          </w:p>
+        </w:tc>
+        <w:tc>
+          <w:tcPr>
+            <w:tcW w:w="6399" w:type="dxa"/>
+          </w:tcPr>
+          <w:p>
+            <w:r>
+              <w:t xml:space="preserve">Added poor man’s DMA, changes to </w:t>
+            </w:r>
+            <w:r>
+              <w:t>acknowledgement</w:t>
             </w:r>
           </w:p>
         </w:tc>
@@ -3918,38 +4049,13 @@
           <w:p/>
         </w:tc>
       </w:tr>
-      <w:tr>
-        <w:tc>
-          <w:tcPr>
-            <w:tcW w:w="1434" w:type="dxa"/>
-          </w:tcPr>
-          <w:p/>
-        </w:tc>
-        <w:tc>
-          <w:tcPr>
-            <w:tcW w:w="6399" w:type="dxa"/>
-          </w:tcPr>
-          <w:p/>
-        </w:tc>
-        <w:tc>
-          <w:tcPr>
-            <w:tcW w:w="1517" w:type="dxa"/>
-          </w:tcPr>
-          <w:p/>
-        </w:tc>
-      </w:tr>
     </w:tbl>
     <w:p>
-      <w:r>
-        <w:br w:type="page"/>
-      </w:r>
-    </w:p>
-    <w:p>
       <w:pPr>
         <w:pStyle w:val="Heading1"/>
       </w:pPr>
       <w:bookmarkStart w:id="1" w:name="_Hlk199332212"/>
-      <w:bookmarkStart w:id="2" w:name="_Toc225140472"/>
+      <w:bookmarkStart w:id="2" w:name="_Toc228091813"/>
       <w:r>
         <w:lastRenderedPageBreak/>
         <w:t>INTRODUCTION</w:t>
@@ -3963,7 +4069,7 @@
       <w:pPr>
         <w:pStyle w:val="Heading2"/>
       </w:pPr>
-      <w:bookmarkStart w:id="3" w:name="_Toc225140473"/>
+      <w:bookmarkStart w:id="3" w:name="_Toc228091814"/>
       <w:r>
         <w:t xml:space="preserve">THE </w:t>
       </w:r>
@@ -4120,7 +4226,15 @@
         <w:t>,</w:t>
       </w:r>
       <w:r>
-        <w:t xml:space="preserve"> a subset of needed peripherals are implemented which include: </w:t>
+        <w:t xml:space="preserve"> a subset of needed peripherals </w:t>
+      </w:r>
+      <w:proofErr w:type="gramStart"/>
+      <w:r>
+        <w:t>are</w:t>
+      </w:r>
+      <w:proofErr w:type="gramEnd"/>
+      <w:r>
+        <w:t xml:space="preserve"> implemented which include: </w:t>
       </w:r>
       <w:r>
         <w:t>UART</w:t>
@@ -4144,8 +4258,13 @@
         <w:t xml:space="preserve">imers, PWM, </w:t>
       </w:r>
       <w:r>
-        <w:t>Interrupt Controller, FPU</w:t>
-      </w:r>
+        <w:t xml:space="preserve">Interrupt Controller, </w:t>
+      </w:r>
+      <w:proofErr w:type="spellStart"/>
+      <w:r>
+        <w:t>FPU</w:t>
+      </w:r>
+      <w:proofErr w:type="spellEnd"/>
       <w:r>
         <w:t xml:space="preserve">, Cache memory </w:t>
       </w:r>
@@ -4244,7 +4363,7 @@
         <w:pStyle w:val="Heading2"/>
         <w:jc w:val="both"/>
       </w:pPr>
-      <w:bookmarkStart w:id="4" w:name="_Toc225140474"/>
+      <w:bookmarkStart w:id="4" w:name="_Toc228091815"/>
       <w:r>
         <w:t>PHASE 1 / PHASE 2</w:t>
       </w:r>
@@ -4283,9 +4402,14 @@
         <w:pStyle w:val="Heading2"/>
         <w:jc w:val="both"/>
       </w:pPr>
-      <w:bookmarkStart w:id="5" w:name="_Toc225140475"/>
-      <w:r>
-        <w:t xml:space="preserve">SO </w:t>
+      <w:bookmarkStart w:id="5" w:name="_Toc228091816"/>
+      <w:proofErr w:type="gramStart"/>
+      <w:r>
+        <w:t>SO</w:t>
+      </w:r>
+      <w:proofErr w:type="gramEnd"/>
+      <w:r>
+        <w:t xml:space="preserve"> </w:t>
       </w:r>
       <w:r>
         <w:t>WHAT IS IT</w:t>
@@ -4314,21 +4438,23 @@
       <w:r>
         <w:t xml:space="preserve">implemented around the </w:t>
       </w:r>
+      <w:proofErr w:type="spellStart"/>
       <w:r>
         <w:rPr>
           <w:rStyle w:val="Strong"/>
           <w:b w:val="0"/>
           <w:bCs w:val="0"/>
         </w:rPr>
-        <w:t xml:space="preserve">MicroBlaze </w:t>
-      </w:r>
+        <w:t>MicroBlaze</w:t>
+      </w:r>
+      <w:proofErr w:type="spellEnd"/>
       <w:r>
         <w:rPr>
           <w:rStyle w:val="Strong"/>
           <w:b w:val="0"/>
           <w:bCs w:val="0"/>
         </w:rPr>
-        <w:t>S</w:t>
+        <w:t xml:space="preserve"> </w:t>
       </w:r>
       <w:r>
         <w:rPr>
@@ -4336,7 +4462,7 @@
           <w:b w:val="0"/>
           <w:bCs w:val="0"/>
         </w:rPr>
-        <w:t>oftcore</w:t>
+        <w:t>S</w:t>
       </w:r>
       <w:r>
         <w:rPr>
@@ -4344,7 +4470,7 @@
           <w:b w:val="0"/>
           <w:bCs w:val="0"/>
         </w:rPr>
-        <w:t xml:space="preserve"> IP</w:t>
+        <w:t>oftcore</w:t>
       </w:r>
       <w:r>
         <w:rPr>
@@ -4352,23 +4478,7 @@
           <w:b w:val="0"/>
           <w:bCs w:val="0"/>
         </w:rPr>
-        <w:t xml:space="preserve"> processor</w:t>
-      </w:r>
-      <w:r>
-        <w:t xml:space="preserve"> running on the </w:t>
-      </w:r>
-      <w:r>
-        <w:t>AMD (</w:t>
-      </w:r>
-      <w:r>
-        <w:t>aka</w:t>
-      </w:r>
-      <w:r>
-        <w:rPr>
-          <w:b/>
-          <w:bCs/>
-        </w:rPr>
-        <w:t xml:space="preserve"> </w:t>
+        <w:t xml:space="preserve"> IP</w:t>
       </w:r>
       <w:r>
         <w:rPr>
@@ -4376,25 +4486,23 @@
           <w:b w:val="0"/>
           <w:bCs w:val="0"/>
         </w:rPr>
-        <w:t xml:space="preserve">Xilinx) </w:t>
-      </w:r>
-      <w:r>
-        <w:t>XC</w:t>
-      </w:r>
-      <w:r>
-        <w:t>7</w:t>
-      </w:r>
-      <w:r>
-        <w:t>A</w:t>
-      </w:r>
-      <w:r>
-        <w:t>100</w:t>
-      </w:r>
-      <w:r>
-        <w:t>T-1CSG</w:t>
-      </w:r>
-      <w:r>
-        <w:t xml:space="preserve">324-1 </w:t>
+        <w:t xml:space="preserve"> processor</w:t>
+      </w:r>
+      <w:r>
+        <w:t xml:space="preserve"> running on the </w:t>
+      </w:r>
+      <w:r>
+        <w:t>AMD (</w:t>
+      </w:r>
+      <w:r>
+        <w:t>aka</w:t>
+      </w:r>
+      <w:r>
+        <w:rPr>
+          <w:b/>
+          <w:bCs/>
+        </w:rPr>
+        <w:t xml:space="preserve"> </w:t>
       </w:r>
       <w:r>
         <w:rPr>
@@ -4402,25 +4510,25 @@
           <w:b w:val="0"/>
           <w:bCs w:val="0"/>
         </w:rPr>
-        <w:t>FPGA.</w:t>
-      </w:r>
-      <w:r>
-        <w:t xml:space="preserve">  As this FPGA is pure PL there is no PS </w:t>
-      </w:r>
-      <w:r>
-        <w:t xml:space="preserve">(Processor System) </w:t>
-      </w:r>
-      <w:r>
-        <w:t xml:space="preserve">as in the case of SoC based </w:t>
-      </w:r>
-      <w:r>
-        <w:t>FPGA</w:t>
-      </w:r>
-      <w:r>
-        <w:t>s</w:t>
-      </w:r>
-      <w:r>
-        <w:t xml:space="preserve">.  The system architecture recreates many of the services typically found in a microcontroller environment while remaining entirely within the FPGA PL fabric.  The user interface is intentionally simple, and hardware driven, consisting of </w:t>
+        <w:t xml:space="preserve">Xilinx) </w:t>
+      </w:r>
+      <w:r>
+        <w:t>XC</w:t>
+      </w:r>
+      <w:r>
+        <w:t>7</w:t>
+      </w:r>
+      <w:r>
+        <w:t>A</w:t>
+      </w:r>
+      <w:r>
+        <w:t>100</w:t>
+      </w:r>
+      <w:r>
+        <w:t>T-1CSG</w:t>
+      </w:r>
+      <w:r>
+        <w:t xml:space="preserve">324-1 </w:t>
       </w:r>
       <w:r>
         <w:rPr>
@@ -4428,10 +4536,25 @@
           <w:b w:val="0"/>
           <w:bCs w:val="0"/>
         </w:rPr>
-        <w:t>five multi-function push buttons</w:t>
-      </w:r>
-      <w:r>
-        <w:t xml:space="preserve"> and a </w:t>
+        <w:t>FPGA.</w:t>
+      </w:r>
+      <w:r>
+        <w:t xml:space="preserve">  As this FPGA is pure PL there is no PS </w:t>
+      </w:r>
+      <w:r>
+        <w:t xml:space="preserve">(Processor System) </w:t>
+      </w:r>
+      <w:r>
+        <w:t xml:space="preserve">as in the case of SoC based </w:t>
+      </w:r>
+      <w:r>
+        <w:t>FPGA</w:t>
+      </w:r>
+      <w:r>
+        <w:t>s</w:t>
+      </w:r>
+      <w:r>
+        <w:t xml:space="preserve">.  The system architecture recreates many of the services typically found in a microcontroller environment while remaining entirely within the FPGA PL fabric.  The user interface is intentionally simple, and hardware driven, consisting of </w:t>
       </w:r>
       <w:r>
         <w:rPr>
@@ -4439,7 +4562,10 @@
           <w:b w:val="0"/>
           <w:bCs w:val="0"/>
         </w:rPr>
-        <w:t>monochrome 128</w:t>
+        <w:t>five multi-function push buttons</w:t>
+      </w:r>
+      <w:r>
+        <w:t xml:space="preserve"> and a </w:t>
       </w:r>
       <w:r>
         <w:rPr>
@@ -4447,7 +4573,7 @@
           <w:b w:val="0"/>
           <w:bCs w:val="0"/>
         </w:rPr>
-        <w:t>x</w:t>
+        <w:t>monochrome 128</w:t>
       </w:r>
       <w:r>
         <w:rPr>
@@ -4455,10 +4581,7 @@
           <w:b w:val="0"/>
           <w:bCs w:val="0"/>
         </w:rPr>
-        <w:t>64 graphical display</w:t>
-      </w:r>
-      <w:r>
-        <w:t xml:space="preserve"> used for system control and visualization.  The device operates as a compact, self-contained instrument designed to demonstrate real-time spectral analysis.  The project currently supports </w:t>
+        <w:t>x</w:t>
       </w:r>
       <w:r>
         <w:rPr>
@@ -4466,7 +4589,10 @@
           <w:b w:val="0"/>
           <w:bCs w:val="0"/>
         </w:rPr>
-        <w:t xml:space="preserve">two modes of operation: Audio </w:t>
+        <w:t>64 graphical display</w:t>
+      </w:r>
+      <w:r>
+        <w:t xml:space="preserve"> used for system control and visualization.  The device operates as a compact, self-contained instrument designed to demonstrate real-time spectral analysis.  The project currently supports </w:t>
       </w:r>
       <w:r>
         <w:rPr>
@@ -4474,7 +4600,7 @@
           <w:b w:val="0"/>
           <w:bCs w:val="0"/>
         </w:rPr>
-        <w:t>SA</w:t>
+        <w:t xml:space="preserve">two modes of operation: Audio </w:t>
       </w:r>
       <w:r>
         <w:rPr>
@@ -4482,7 +4608,7 @@
           <w:b w:val="0"/>
           <w:bCs w:val="0"/>
         </w:rPr>
-        <w:t xml:space="preserve"> </w:t>
+        <w:t>SA</w:t>
       </w:r>
       <w:r>
         <w:rPr>
@@ -4490,7 +4616,7 @@
           <w:b w:val="0"/>
           <w:bCs w:val="0"/>
         </w:rPr>
-        <w:t xml:space="preserve">(referenced in FW as Audio_SA) </w:t>
+        <w:t xml:space="preserve"> </w:t>
       </w:r>
       <w:r>
         <w:rPr>
@@ -4498,23 +4624,25 @@
           <w:b w:val="0"/>
           <w:bCs w:val="0"/>
         </w:rPr>
-        <w:t xml:space="preserve">and Signal </w:t>
-      </w:r>
+        <w:t xml:space="preserve">(referenced in FW as </w:t>
+      </w:r>
+      <w:proofErr w:type="spellStart"/>
       <w:r>
         <w:rPr>
           <w:rStyle w:val="Strong"/>
           <w:b w:val="0"/>
           <w:bCs w:val="0"/>
         </w:rPr>
-        <w:t>SA</w:t>
-      </w:r>
+        <w:t>Audio_SA</w:t>
+      </w:r>
+      <w:proofErr w:type="spellEnd"/>
       <w:r>
         <w:rPr>
           <w:rStyle w:val="Strong"/>
           <w:b w:val="0"/>
           <w:bCs w:val="0"/>
         </w:rPr>
-        <w:t xml:space="preserve"> (reference</w:t>
+        <w:t xml:space="preserve">) </w:t>
       </w:r>
       <w:r>
         <w:rPr>
@@ -4522,7 +4650,7 @@
           <w:b w:val="0"/>
           <w:bCs w:val="0"/>
         </w:rPr>
-        <w:t>d</w:t>
+        <w:t xml:space="preserve">and Signal </w:t>
       </w:r>
       <w:r>
         <w:rPr>
@@ -4530,7 +4658,49 @@
           <w:b w:val="0"/>
           <w:bCs w:val="0"/>
         </w:rPr>
-        <w:t xml:space="preserve"> in FW as Signal_SA)</w:t>
+        <w:t>SA</w:t>
+      </w:r>
+      <w:r>
+        <w:rPr>
+          <w:rStyle w:val="Strong"/>
+          <w:b w:val="0"/>
+          <w:bCs w:val="0"/>
+        </w:rPr>
+        <w:t xml:space="preserve"> (reference</w:t>
+      </w:r>
+      <w:r>
+        <w:rPr>
+          <w:rStyle w:val="Strong"/>
+          <w:b w:val="0"/>
+          <w:bCs w:val="0"/>
+        </w:rPr>
+        <w:t>d</w:t>
+      </w:r>
+      <w:r>
+        <w:rPr>
+          <w:rStyle w:val="Strong"/>
+          <w:b w:val="0"/>
+          <w:bCs w:val="0"/>
+        </w:rPr>
+        <w:t xml:space="preserve"> in FW as </w:t>
+      </w:r>
+      <w:proofErr w:type="spellStart"/>
+      <w:r>
+        <w:rPr>
+          <w:rStyle w:val="Strong"/>
+          <w:b w:val="0"/>
+          <w:bCs w:val="0"/>
+        </w:rPr>
+        <w:t>Signal_SA</w:t>
+      </w:r>
+      <w:proofErr w:type="spellEnd"/>
+      <w:r>
+        <w:rPr>
+          <w:rStyle w:val="Strong"/>
+          <w:b w:val="0"/>
+          <w:bCs w:val="0"/>
+        </w:rPr>
+        <w:t>)</w:t>
       </w:r>
       <w:r>
         <w:rPr>
@@ -4561,7 +4731,7 @@
         <w:pStyle w:val="Heading1"/>
         <w:jc w:val="both"/>
       </w:pPr>
-      <w:bookmarkStart w:id="6" w:name="_Toc225140476"/>
+      <w:bookmarkStart w:id="6" w:name="_Toc228091817"/>
       <w:r>
         <w:lastRenderedPageBreak/>
         <w:t>AT A GLANCE</w:t>
@@ -4576,7 +4746,7 @@
         <w:pStyle w:val="Heading2"/>
         <w:jc w:val="both"/>
       </w:pPr>
-      <w:bookmarkStart w:id="7" w:name="_Toc225140477"/>
+      <w:bookmarkStart w:id="7" w:name="_Toc228091818"/>
       <w:r>
         <w:t xml:space="preserve">PL </w:t>
       </w:r>
@@ -4594,8 +4764,13 @@
         </w:numPr>
         <w:jc w:val="both"/>
       </w:pPr>
-      <w:r>
-        <w:t xml:space="preserve">MicroBlaze </w:t>
+      <w:proofErr w:type="spellStart"/>
+      <w:r>
+        <w:t>MicroBlaze</w:t>
+      </w:r>
+      <w:proofErr w:type="spellEnd"/>
+      <w:r>
+        <w:t xml:space="preserve"> </w:t>
       </w:r>
       <w:r>
         <w:t>S</w:t>
@@ -4613,7 +4788,15 @@
         <w:jc w:val="both"/>
       </w:pPr>
       <w:r>
-        <w:t xml:space="preserve">64KB / 32KB of Instruction / Data Cache, FPU and 128KB of LBM </w:t>
+        <w:t xml:space="preserve">64KB / 32KB of Instruction / Data Cache, </w:t>
+      </w:r>
+      <w:proofErr w:type="spellStart"/>
+      <w:r>
+        <w:t>FPU</w:t>
+      </w:r>
+      <w:proofErr w:type="spellEnd"/>
+      <w:r>
+        <w:t xml:space="preserve"> and 128KB of LBM </w:t>
       </w:r>
     </w:p>
     <w:p>
@@ -4682,12 +4865,16 @@
       <w:r>
         <w:t xml:space="preserve">1x SPI dedicated to </w:t>
       </w:r>
+      <w:proofErr w:type="gramStart"/>
       <w:r>
         <w:t>µ</w:t>
       </w:r>
+      <w:proofErr w:type="spellStart"/>
       <w:r>
         <w:t>SDB</w:t>
       </w:r>
+      <w:proofErr w:type="spellEnd"/>
+      <w:proofErr w:type="gramEnd"/>
     </w:p>
     <w:p>
       <w:pPr>
@@ -4699,8 +4886,13 @@
         <w:jc w:val="both"/>
       </w:pPr>
       <w:r>
-        <w:t>1x SPI dedicated to 16MB QUAD SPI Boot Flash – Bootloader use only</w:t>
-      </w:r>
+        <w:t xml:space="preserve">1x SPI dedicated to 16MB QUAD SPI Boot Flash – Bootloader use </w:t>
+      </w:r>
+      <w:proofErr w:type="gramStart"/>
+      <w:r>
+        <w:t>only</w:t>
+      </w:r>
+      <w:proofErr w:type="gramEnd"/>
     </w:p>
     <w:p>
       <w:pPr>
@@ -4822,9 +5014,14 @@
         <w:pStyle w:val="Heading2"/>
         <w:jc w:val="both"/>
       </w:pPr>
-      <w:bookmarkStart w:id="8" w:name="_Toc225140478"/>
-      <w:r>
-        <w:t>HW FEATURES</w:t>
+      <w:bookmarkStart w:id="8" w:name="_Toc228091819"/>
+      <w:proofErr w:type="spellStart"/>
+      <w:r>
+        <w:t>HW</w:t>
+      </w:r>
+      <w:proofErr w:type="spellEnd"/>
+      <w:r>
+        <w:t xml:space="preserve"> FEATURES</w:t>
       </w:r>
       <w:r>
         <w:t>:</w:t>
@@ -4909,8 +5106,13 @@
         <w:t xml:space="preserve">Anti-Aliasing </w:t>
       </w:r>
       <w:r>
-        <w:t>Sallen Key LPF</w:t>
-      </w:r>
+        <w:t xml:space="preserve">Sallen Key </w:t>
+      </w:r>
+      <w:proofErr w:type="spellStart"/>
+      <w:r>
+        <w:t>LPF</w:t>
+      </w:r>
+      <w:proofErr w:type="spellEnd"/>
     </w:p>
     <w:p>
       <w:pPr>
@@ -4974,7 +5176,15 @@
         <w:jc w:val="both"/>
       </w:pPr>
       <w:r>
-        <w:t>Interface to Digilent Arty A7 Development board</w:t>
+        <w:t xml:space="preserve">Interface to </w:t>
+      </w:r>
+      <w:proofErr w:type="spellStart"/>
+      <w:r>
+        <w:t>Digilent</w:t>
+      </w:r>
+      <w:proofErr w:type="spellEnd"/>
+      <w:r>
+        <w:t xml:space="preserve"> Arty A7 Development board</w:t>
       </w:r>
     </w:p>
     <w:p>
@@ -4986,7 +5196,7 @@
       <w:pPr>
         <w:pStyle w:val="Heading2"/>
       </w:pPr>
-      <w:bookmarkStart w:id="9" w:name="_Toc225140479"/>
+      <w:bookmarkStart w:id="9" w:name="_Toc228091820"/>
       <w:r>
         <w:t>FW FEATURES:</w:t>
       </w:r>
@@ -5070,7 +5280,7 @@
         <w:pStyle w:val="Heading2"/>
         <w:jc w:val="both"/>
       </w:pPr>
-      <w:bookmarkStart w:id="10" w:name="_Toc225140480"/>
+      <w:bookmarkStart w:id="10" w:name="_Toc228091821"/>
       <w:r>
         <w:lastRenderedPageBreak/>
         <w:t>SIMPLIFIED</w:t>
@@ -5089,7 +5299,7 @@
           <w:noProof/>
         </w:rPr>
         <w:drawing>
-          <wp:inline distT="0" distB="0" distL="0" distR="0" wp14:anchorId="6523967C" wp14:editId="0DFF293F">
+          <wp:inline distT="0" distB="0" distL="0" distR="0" wp14:anchorId="6523967C" wp14:editId="39285A8F">
             <wp:extent cx="5936615" cy="3752850"/>
             <wp:effectExtent l="0" t="0" r="6985" b="0"/>
             <wp:docPr id="580303348" name="Picture 1"/>
@@ -5147,7 +5357,7 @@
       <w:pPr>
         <w:pStyle w:val="Heading1"/>
       </w:pPr>
-      <w:bookmarkStart w:id="11" w:name="_Toc225140481"/>
+      <w:bookmarkStart w:id="11" w:name="_Toc228091822"/>
       <w:r>
         <w:t xml:space="preserve">PROJECT </w:t>
       </w:r>
@@ -5215,7 +5425,7 @@
       <w:pPr>
         <w:pStyle w:val="Heading2"/>
       </w:pPr>
-      <w:bookmarkStart w:id="12" w:name="_Toc225140482"/>
+      <w:bookmarkStart w:id="12" w:name="_Toc228091823"/>
       <w:r>
         <w:t xml:space="preserve">P1 </w:t>
       </w:r>
@@ -5265,7 +5475,7 @@
       <w:pPr>
         <w:pStyle w:val="Heading2"/>
       </w:pPr>
-      <w:bookmarkStart w:id="13" w:name="_Toc225140483"/>
+      <w:bookmarkStart w:id="13" w:name="_Toc228091824"/>
       <w:r>
         <w:t xml:space="preserve">P1 </w:t>
       </w:r>
@@ -5303,7 +5513,15 @@
         <w:t>off-the-shelf</w:t>
       </w:r>
       <w:r>
-        <w:t xml:space="preserve"> Digilent Arty A7 </w:t>
+        <w:t xml:space="preserve"> </w:t>
+      </w:r>
+      <w:proofErr w:type="spellStart"/>
+      <w:r>
+        <w:t>Digilent</w:t>
+      </w:r>
+      <w:proofErr w:type="spellEnd"/>
+      <w:r>
+        <w:t xml:space="preserve"> Arty A7 </w:t>
       </w:r>
       <w:r>
         <w:t xml:space="preserve">Development Board </w:t>
@@ -5327,8 +5545,21 @@
         <w:t xml:space="preserve"> memories </w:t>
       </w:r>
       <w:r>
-        <w:t>before I knew ahead of time I was looking at 3 revisions of a 6 layer</w:t>
-      </w:r>
+        <w:t xml:space="preserve">before I knew ahead of </w:t>
+      </w:r>
+      <w:proofErr w:type="gramStart"/>
+      <w:r>
+        <w:t>time</w:t>
+      </w:r>
+      <w:proofErr w:type="gramEnd"/>
+      <w:r>
+        <w:t xml:space="preserve"> I was looking at 3 revisions of a </w:t>
+      </w:r>
+      <w:proofErr w:type="gramStart"/>
+      <w:r>
+        <w:t>6 layer</w:t>
+      </w:r>
+      <w:proofErr w:type="gramEnd"/>
       <w:r>
         <w:t xml:space="preserve"> PCB</w:t>
       </w:r>
@@ -5363,7 +5594,7 @@
       <w:pPr>
         <w:pStyle w:val="Heading1"/>
       </w:pPr>
-      <w:bookmarkStart w:id="14" w:name="_Toc225140484"/>
+      <w:bookmarkStart w:id="14" w:name="_Toc228091825"/>
       <w:r>
         <w:lastRenderedPageBreak/>
         <w:t xml:space="preserve">DETAILED </w:t>
@@ -5408,7 +5639,7 @@
       <w:pPr>
         <w:pStyle w:val="Heading2"/>
       </w:pPr>
-      <w:bookmarkStart w:id="15" w:name="_Toc225140485"/>
+      <w:bookmarkStart w:id="15" w:name="_Toc228091826"/>
       <w:r>
         <w:t>AUDIO SA MODE DETAILS</w:t>
       </w:r>
@@ -5572,7 +5803,15 @@
         <w:t>, the</w:t>
       </w:r>
       <w:r>
-        <w:t>reafter the main buffer is feed from the secondary buffer as space becomes available</w:t>
+        <w:t xml:space="preserve">reafter the main buffer is </w:t>
+      </w:r>
+      <w:proofErr w:type="gramStart"/>
+      <w:r>
+        <w:t>feed</w:t>
+      </w:r>
+      <w:proofErr w:type="gramEnd"/>
+      <w:r>
+        <w:t xml:space="preserve"> from the secondary buffer as space becomes available</w:t>
       </w:r>
       <w:r>
         <w:t xml:space="preserve">, </w:t>
@@ -5590,7 +5829,15 @@
         <w:t>The buffer is sized to support a max audio sample of 22050Hz playback.</w:t>
       </w:r>
       <w:r>
-        <w:t xml:space="preserve">  It could have been sized larger, but I choose to limit the size here, with planned use of that memory in phase 2.</w:t>
+        <w:t xml:space="preserve">  It could have been sized larger, but I </w:t>
+      </w:r>
+      <w:proofErr w:type="gramStart"/>
+      <w:r>
+        <w:t>choose</w:t>
+      </w:r>
+      <w:proofErr w:type="gramEnd"/>
+      <w:r>
+        <w:t xml:space="preserve"> to limit the size here, with planned use of that memory in phase 2.</w:t>
       </w:r>
       <w:r>
         <w:t xml:space="preserve">  Additionally, six colored LEDs (arranged as a bar) display the magnitude (signal strength</w:t>
@@ -5618,7 +5865,31 @@
         <w:jc w:val="both"/>
       </w:pPr>
       <w:r>
-        <w:t>Playback timing is controlled by a timer interrupt service routine (ISR) configured to run at the audio playback sample rate. For a playback rate of 16KHz, the ISR period is:</w:t>
+        <w:t>Playback timing is controlled by a timer interrupt service routine (</w:t>
+      </w:r>
+      <w:proofErr w:type="spellStart"/>
+      <w:r>
+        <w:t>ISR</w:t>
+      </w:r>
+      <w:proofErr w:type="spellEnd"/>
+      <w:r>
+        <w:t>) configured to run at the audio playback sample rate</w:t>
+      </w:r>
+      <w:proofErr w:type="gramStart"/>
+      <w:r>
+        <w:t xml:space="preserve">. </w:t>
+      </w:r>
+      <w:proofErr w:type="gramEnd"/>
+      <w:r>
+        <w:t xml:space="preserve">For a playback rate of 16KHz, the </w:t>
+      </w:r>
+      <w:proofErr w:type="spellStart"/>
+      <w:r>
+        <w:t>ISR</w:t>
+      </w:r>
+      <w:proofErr w:type="spellEnd"/>
+      <w:r>
+        <w:t xml:space="preserve"> period is:</w:t>
       </w:r>
     </w:p>
     <w:p>
@@ -5863,7 +6134,15 @@
       </w:pPr>
       <w:r>
         <w:lastRenderedPageBreak/>
-        <w:t>Thus, under continuous playback, a new 1024-point FFT frame becomes available every 64ms. This corresponds to an FFT update rate of:</w:t>
+        <w:t>Thus, under continuous playback, a new 1024-point FFT frame becomes available every 64ms</w:t>
+      </w:r>
+      <w:proofErr w:type="gramStart"/>
+      <w:r>
+        <w:t xml:space="preserve">. </w:t>
+      </w:r>
+      <w:proofErr w:type="gramEnd"/>
+      <w:r>
+        <w:t>This corresponds to an FFT update rate of:</w:t>
       </w:r>
     </w:p>
     <w:p>
@@ -5942,7 +6221,15 @@
         <w:t xml:space="preserve"> </w:t>
       </w:r>
       <w:r>
-        <w:t xml:space="preserve">For 16-bit PCM audio, each sample </w:t>
+        <w:t xml:space="preserve">For 16-bit </w:t>
+      </w:r>
+      <w:proofErr w:type="spellStart"/>
+      <w:r>
+        <w:t>PCM</w:t>
+      </w:r>
+      <w:proofErr w:type="spellEnd"/>
+      <w:r>
+        <w:t xml:space="preserve"> audio, each sample </w:t>
       </w:r>
       <w:r>
         <w:t>is 2 bytes,</w:t>
@@ -6248,7 +6535,15 @@
         <w:t xml:space="preserve">As such I take a moment to expand upon it here.  </w:t>
       </w:r>
       <w:r>
-        <w:t>Both modes rely heavily on the sample rate interrupt timer</w:t>
+        <w:t xml:space="preserve">Both modes rely heavily on the sample rate </w:t>
+      </w:r>
+      <w:proofErr w:type="gramStart"/>
+      <w:r>
+        <w:t>interrupt</w:t>
+      </w:r>
+      <w:proofErr w:type="gramEnd"/>
+      <w:r>
+        <w:t xml:space="preserve"> timer</w:t>
       </w:r>
       <w:r>
         <w:t xml:space="preserve"> (AXI Timer 1)</w:t>
@@ -6257,10 +6552,34 @@
         <w:t>.  T</w:t>
       </w:r>
       <w:r>
-        <w:t xml:space="preserve">he MicroBlaze </w:t>
-      </w:r>
-      <w:r>
-        <w:t xml:space="preserve">is capable of normal and low latency (fast) interrupts.  Normal interrupts use the AXI interrupt controller </w:t>
+        <w:t xml:space="preserve">he </w:t>
+      </w:r>
+      <w:proofErr w:type="spellStart"/>
+      <w:r>
+        <w:t>MicroBlaze</w:t>
+      </w:r>
+      <w:proofErr w:type="spellEnd"/>
+      <w:r>
+        <w:t xml:space="preserve"> </w:t>
+      </w:r>
+      <w:r>
+        <w:t xml:space="preserve">is capable of normal and low latency (fast) </w:t>
+      </w:r>
+      <w:proofErr w:type="gramStart"/>
+      <w:r>
+        <w:t>interrupts</w:t>
+      </w:r>
+      <w:proofErr w:type="gramEnd"/>
+      <w:r>
+        <w:t xml:space="preserve">.  Normal interrupts use the AXI </w:t>
+      </w:r>
+      <w:proofErr w:type="gramStart"/>
+      <w:r>
+        <w:t>interrupt</w:t>
+      </w:r>
+      <w:proofErr w:type="gramEnd"/>
+      <w:r>
+        <w:t xml:space="preserve"> controller </w:t>
       </w:r>
       <w:r>
         <w:t xml:space="preserve">and </w:t>
@@ -6275,11 +6594,24 @@
         <w:t>to</w:t>
       </w:r>
       <w:r>
-        <w:t xml:space="preserve"> ISR jump.  </w:t>
-      </w:r>
-      <w:r>
-        <w:t>Fast interrupts bypass the interrupt controller and connect directly to the MicroBlaze</w:t>
-      </w:r>
+        <w:t xml:space="preserve"> </w:t>
+      </w:r>
+      <w:proofErr w:type="spellStart"/>
+      <w:r>
+        <w:t>ISR</w:t>
+      </w:r>
+      <w:proofErr w:type="spellEnd"/>
+      <w:r>
+        <w:t xml:space="preserve"> jump.  </w:t>
+      </w:r>
+      <w:r>
+        <w:t xml:space="preserve">Fast interrupts bypass the interrupt controller and connect directly to the </w:t>
+      </w:r>
+      <w:proofErr w:type="spellStart"/>
+      <w:r>
+        <w:t>MicroBlaze</w:t>
+      </w:r>
+      <w:proofErr w:type="spellEnd"/>
       <w:r>
         <w:t>.  S</w:t>
       </w:r>
@@ -6292,8 +6624,13 @@
       <w:r>
         <w:t xml:space="preserve"> </w:t>
       </w:r>
-      <w:r>
-        <w:t xml:space="preserve">interrupts </w:t>
+      <w:proofErr w:type="gramStart"/>
+      <w:r>
+        <w:t>interrupts</w:t>
+      </w:r>
+      <w:proofErr w:type="gramEnd"/>
+      <w:r>
+        <w:t xml:space="preserve"> </w:t>
       </w:r>
       <w:r>
         <w:t>are processed within a</w:t>
@@ -6304,6 +6641,7 @@
       <w:r>
         <w:t>cycles</w:t>
       </w:r>
+      <w:proofErr w:type="gramStart"/>
       <w:r>
         <w:t>, generally speaking</w:t>
       </w:r>
@@ -6311,7 +6649,11 @@
         <w:t xml:space="preserve">, </w:t>
       </w:r>
       <w:r>
-        <w:t xml:space="preserve">on par </w:t>
+        <w:t>on</w:t>
+      </w:r>
+      <w:proofErr w:type="gramEnd"/>
+      <w:r>
+        <w:t xml:space="preserve"> par </w:t>
       </w:r>
       <w:r>
         <w:t>with ARM Cortex M4</w:t>
@@ -6320,10 +6662,34 @@
         <w:t>/M7</w:t>
       </w:r>
       <w:r>
-        <w:t>.  That said, most M4 and M7 designs clock in excess of 100MHz, so the actual time from detection to ISR jump</w:t>
-      </w:r>
-      <w:r>
-        <w:t xml:space="preserve"> and ISR processing</w:t>
+        <w:t xml:space="preserve">.  That said, most M4 and M7 designs clock </w:t>
+      </w:r>
+      <w:proofErr w:type="gramStart"/>
+      <w:r>
+        <w:t>in excess of</w:t>
+      </w:r>
+      <w:proofErr w:type="gramEnd"/>
+      <w:r>
+        <w:t xml:space="preserve"> 100MHz, so the actual time from detection to </w:t>
+      </w:r>
+      <w:proofErr w:type="spellStart"/>
+      <w:r>
+        <w:t>ISR</w:t>
+      </w:r>
+      <w:proofErr w:type="spellEnd"/>
+      <w:r>
+        <w:t xml:space="preserve"> jump</w:t>
+      </w:r>
+      <w:r>
+        <w:t xml:space="preserve"> and </w:t>
+      </w:r>
+      <w:proofErr w:type="spellStart"/>
+      <w:r>
+        <w:t>ISR</w:t>
+      </w:r>
+      <w:proofErr w:type="spellEnd"/>
+      <w:r>
+        <w:t xml:space="preserve"> processing</w:t>
       </w:r>
       <w:r>
         <w:t xml:space="preserve"> is less.  </w:t>
@@ -6335,7 +6701,15 @@
         <w:t xml:space="preserve">the interrupt mechanism </w:t>
       </w:r>
       <w:r>
-        <w:t>is architectural, and part is simply clock speed</w:t>
+        <w:t xml:space="preserve">is architectural, and part is simply </w:t>
+      </w:r>
+      <w:proofErr w:type="gramStart"/>
+      <w:r>
+        <w:t>clock</w:t>
+      </w:r>
+      <w:proofErr w:type="gramEnd"/>
+      <w:r>
+        <w:t xml:space="preserve"> speed</w:t>
       </w:r>
       <w:r>
         <w:t xml:space="preserve"> (cycle time)</w:t>
@@ -6404,17 +6778,30 @@
         <w:t>-</w:t>
       </w:r>
       <w:r>
-        <w:t>3 (slow, faster, fastest).  Generally speaking</w:t>
+        <w:t xml:space="preserve">3 (slow, faster, fastest).  </w:t>
+      </w:r>
+      <w:proofErr w:type="gramStart"/>
+      <w:r>
+        <w:t>Generally speaking</w:t>
       </w:r>
       <w:r>
         <w:t>,</w:t>
       </w:r>
       <w:r>
-        <w:t xml:space="preserve"> the speed grade represents a “possible” range of the max fabric clock frequency.  At speed grade</w:t>
+        <w:t xml:space="preserve"> the</w:t>
+      </w:r>
+      <w:proofErr w:type="gramEnd"/>
+      <w:r>
+        <w:t xml:space="preserve"> speed grade represents a “possible” range of the max fabric clock frequency.  At </w:t>
+      </w:r>
+      <w:proofErr w:type="gramStart"/>
+      <w:r>
+        <w:t>speed grade</w:t>
       </w:r>
       <w:r>
         <w:t xml:space="preserve"> 1</w:t>
       </w:r>
+      <w:proofErr w:type="gramEnd"/>
       <w:r>
         <w:t xml:space="preserve"> i</w:t>
       </w:r>
@@ -6422,7 +6809,17 @@
         <w:t>t</w:t>
       </w:r>
       <w:r>
-        <w:t xml:space="preserve"> maybe possible to get a max of 200MHz.  If this is </w:t>
+        <w:t xml:space="preserve"> </w:t>
+      </w:r>
+      <w:proofErr w:type="spellStart"/>
+      <w:proofErr w:type="gramStart"/>
+      <w:r>
+        <w:t>maybe</w:t>
+      </w:r>
+      <w:proofErr w:type="spellEnd"/>
+      <w:proofErr w:type="gramEnd"/>
+      <w:r>
+        <w:t xml:space="preserve"> possible to get a max of 200MHz.  If this is </w:t>
       </w:r>
       <w:r>
         <w:t>repeatable</w:t>
@@ -6431,7 +6828,23 @@
         <w:t xml:space="preserve"> across devices will be device and design dependent.  That said, 100MHz is just a known starting point.  Nesting, </w:t>
       </w:r>
       <w:r>
-        <w:t>the MicroBlaze interrupt controller does not support a true nested interrupt model where one interrupt preempts another already in service, though it does support interrupt priority</w:t>
+        <w:t xml:space="preserve">the </w:t>
+      </w:r>
+      <w:proofErr w:type="spellStart"/>
+      <w:r>
+        <w:t>MicroBlaze</w:t>
+      </w:r>
+      <w:proofErr w:type="spellEnd"/>
+      <w:r>
+        <w:t xml:space="preserve"> interrupt controller does not support a true nested interrupt model where one </w:t>
+      </w:r>
+      <w:proofErr w:type="gramStart"/>
+      <w:r>
+        <w:t>interrupt</w:t>
+      </w:r>
+      <w:proofErr w:type="gramEnd"/>
+      <w:r>
+        <w:t xml:space="preserve"> preempts another already in service, though it does support interrupt priority</w:t>
       </w:r>
       <w:r>
         <w:t xml:space="preserve"> (fixed in the PL design)</w:t>
@@ -6446,7 +6859,23 @@
         <w:t>In this project that reality strongly influenced the overall firmware architecture, the selected FFT size, and the balance between playback, analysis, and display update rate.</w:t>
       </w:r>
       <w:r>
-        <w:t xml:space="preserve">  Lastly, all ISR are placed in (Local Block Memory) LBM (FPGA block RAM directly attached to the MicroBlaze – runs exceptionally fast) and not within DDR3 space.  The overall size of the application dictates that most of it run</w:t>
+        <w:t xml:space="preserve">  Lastly, all </w:t>
+      </w:r>
+      <w:proofErr w:type="spellStart"/>
+      <w:r>
+        <w:t>ISR</w:t>
+      </w:r>
+      <w:proofErr w:type="spellEnd"/>
+      <w:r>
+        <w:t xml:space="preserve"> are placed in (Local Block Memory) LBM (FPGA block RAM directly attached to the </w:t>
+      </w:r>
+      <w:proofErr w:type="spellStart"/>
+      <w:r>
+        <w:t>MicroBlaze</w:t>
+      </w:r>
+      <w:proofErr w:type="spellEnd"/>
+      <w:r>
+        <w:t xml:space="preserve"> – runs exceptionally fast) and not within DDR3 space.  The overall size of the application dictates that most of it run</w:t>
       </w:r>
       <w:r>
         <w:t>s</w:t>
@@ -6504,7 +6933,17 @@
         <w:t xml:space="preserve"> application</w:t>
       </w:r>
       <w:r>
-        <w:t xml:space="preserve"> linker file (lscript.ld)</w:t>
+        <w:t xml:space="preserve"> linker file (</w:t>
+      </w:r>
+      <w:proofErr w:type="spellStart"/>
+      <w:proofErr w:type="gramStart"/>
+      <w:r>
+        <w:t>lscript.ld</w:t>
+      </w:r>
+      <w:proofErr w:type="spellEnd"/>
+      <w:proofErr w:type="gramEnd"/>
+      <w:r>
+        <w:t>)</w:t>
       </w:r>
       <w:r>
         <w:t xml:space="preserve"> </w:t>
@@ -6534,7 +6973,15 @@
         <w:t>LAM</w:t>
       </w:r>
       <w:r>
-        <w:t>) and how its loaded at run-time.</w:t>
+        <w:t xml:space="preserve">) and how </w:t>
+      </w:r>
+      <w:proofErr w:type="spellStart"/>
+      <w:r>
+        <w:t>its</w:t>
+      </w:r>
+      <w:proofErr w:type="spellEnd"/>
+      <w:r>
+        <w:t xml:space="preserve"> loaded at run-time.</w:t>
       </w:r>
     </w:p>
     <w:p>
@@ -6546,7 +6993,7 @@
       <w:pPr>
         <w:pStyle w:val="Heading2"/>
       </w:pPr>
-      <w:bookmarkStart w:id="16" w:name="_Toc225140486"/>
+      <w:bookmarkStart w:id="16" w:name="_Toc228091827"/>
       <w:r>
         <w:t>SIGNAL SA MODE DETAILS</w:t>
       </w:r>
@@ -6669,10 +7116,26 @@
         <w:t xml:space="preserve">Signal acquisition </w:t>
       </w:r>
       <w:r>
-        <w:t xml:space="preserve">is a two interrupt event.  It </w:t>
-      </w:r>
-      <w:r>
-        <w:t xml:space="preserve">begins with the sample-rate timer interrupt. Each </w:t>
+        <w:t xml:space="preserve">is a </w:t>
+      </w:r>
+      <w:proofErr w:type="gramStart"/>
+      <w:r>
+        <w:t>two interrupt</w:t>
+      </w:r>
+      <w:proofErr w:type="gramEnd"/>
+      <w:r>
+        <w:t xml:space="preserve"> event.  It </w:t>
+      </w:r>
+      <w:r>
+        <w:t>begins with the sample-rate timer interrupt</w:t>
+      </w:r>
+      <w:proofErr w:type="gramStart"/>
+      <w:r>
+        <w:t xml:space="preserve">. </w:t>
+      </w:r>
+      <w:proofErr w:type="gramEnd"/>
+      <w:r>
+        <w:t xml:space="preserve">Each </w:t>
       </w:r>
       <w:r>
         <w:t xml:space="preserve">timer </w:t>
@@ -6711,8 +7174,13 @@
         <w:t xml:space="preserve">a </w:t>
       </w:r>
       <w:r>
-        <w:t>fast interrupt</w:t>
-      </w:r>
+        <w:t xml:space="preserve">fast </w:t>
+      </w:r>
+      <w:proofErr w:type="gramStart"/>
+      <w:r>
+        <w:t>interrupt</w:t>
+      </w:r>
+      <w:proofErr w:type="gramEnd"/>
       <w:r>
         <w:t xml:space="preserve"> (the second)</w:t>
       </w:r>
@@ -6723,7 +7191,15 @@
         <w:t xml:space="preserve">  </w:t>
       </w:r>
       <w:r>
-        <w:t xml:space="preserve">Within the ISR the </w:t>
+        <w:t xml:space="preserve">Within the </w:t>
+      </w:r>
+      <w:proofErr w:type="spellStart"/>
+      <w:r>
+        <w:t>ISR</w:t>
+      </w:r>
+      <w:proofErr w:type="spellEnd"/>
+      <w:r>
+        <w:t xml:space="preserve"> the </w:t>
       </w:r>
       <w:r>
         <w:t>sample is transferred into the FFT sample buffer, where samples are accumulated until the</w:t>
@@ -6765,8 +7241,13 @@
       <w:r>
         <w:t xml:space="preserve">Timer </w:t>
       </w:r>
-      <w:r>
-        <w:t xml:space="preserve">ISR is suspended.  </w:t>
+      <w:proofErr w:type="spellStart"/>
+      <w:r>
+        <w:t>ISR</w:t>
+      </w:r>
+      <w:proofErr w:type="spellEnd"/>
+      <w:r>
+        <w:t xml:space="preserve"> is suspended.  </w:t>
       </w:r>
       <w:r>
         <w:t xml:space="preserve">The resulting magnitude values represent the spectral energy distribution of the input signal and are mapped to the display. </w:t>
@@ -6775,7 +7256,15 @@
         <w:t xml:space="preserve"> </w:t>
       </w:r>
       <w:r>
-        <w:t xml:space="preserve">Once the display has been updated the ISR is resumed.  </w:t>
+        <w:t xml:space="preserve">Once the display has been updated the </w:t>
+      </w:r>
+      <w:proofErr w:type="spellStart"/>
+      <w:r>
+        <w:t>ISR</w:t>
+      </w:r>
+      <w:proofErr w:type="spellEnd"/>
+      <w:r>
+        <w:t xml:space="preserve"> is resumed.  </w:t>
       </w:r>
     </w:p>
     <w:p>
@@ -6822,7 +7311,20 @@
         <w:t xml:space="preserve"> </w:t>
       </w:r>
       <w:r>
-        <w:t>Consequently, the overall performance and responsiveness of the Signal SA system are fundamentally driven and limited by the ISR-based architecture.</w:t>
+        <w:t xml:space="preserve">Consequently, the overall performance and responsiveness of the Signal SA system are fundamentally driven and limited by </w:t>
+      </w:r>
+      <w:proofErr w:type="gramStart"/>
+      <w:r>
+        <w:t xml:space="preserve">the </w:t>
+      </w:r>
+      <w:proofErr w:type="spellStart"/>
+      <w:r>
+        <w:t>ISR</w:t>
+      </w:r>
+      <w:proofErr w:type="spellEnd"/>
+      <w:proofErr w:type="gramEnd"/>
+      <w:r>
+        <w:t>-based architecture.</w:t>
       </w:r>
     </w:p>
     <w:p>
@@ -6994,7 +7496,43 @@
           <w:sz w:val="16"/>
           <w:szCs w:val="16"/>
         </w:rPr>
-        <w:t xml:space="preserve"> Timer 1 ISR handler (inniates Custom RTL ADC conversion)</w:t>
+        <w:t xml:space="preserve"> Timer 1 </w:t>
+      </w:r>
+      <w:proofErr w:type="spellStart"/>
+      <w:r>
+        <w:rPr>
+          <w:color w:val="FFFF00"/>
+          <w:sz w:val="16"/>
+          <w:szCs w:val="16"/>
+        </w:rPr>
+        <w:t>ISR</w:t>
+      </w:r>
+      <w:proofErr w:type="spellEnd"/>
+      <w:r>
+        <w:rPr>
+          <w:color w:val="FFFF00"/>
+          <w:sz w:val="16"/>
+          <w:szCs w:val="16"/>
+        </w:rPr>
+        <w:t xml:space="preserve"> handler (</w:t>
+      </w:r>
+      <w:proofErr w:type="spellStart"/>
+      <w:r>
+        <w:rPr>
+          <w:color w:val="FFFF00"/>
+          <w:sz w:val="16"/>
+          <w:szCs w:val="16"/>
+        </w:rPr>
+        <w:t>inniates</w:t>
+      </w:r>
+      <w:proofErr w:type="spellEnd"/>
+      <w:r>
+        <w:rPr>
+          <w:color w:val="FFFF00"/>
+          <w:sz w:val="16"/>
+          <w:szCs w:val="16"/>
+        </w:rPr>
+        <w:t xml:space="preserve"> Custom RTL ADC conversion)</w:t>
       </w:r>
     </w:p>
     <w:p>
@@ -7026,7 +7564,25 @@
           <w:sz w:val="16"/>
           <w:szCs w:val="16"/>
         </w:rPr>
-        <w:t>CH3 - ADC_IRQ: Custom RTL ADC conversion complete IRQ</w:t>
+        <w:t xml:space="preserve">CH3 - </w:t>
+      </w:r>
+      <w:proofErr w:type="spellStart"/>
+      <w:r>
+        <w:rPr>
+          <w:color w:val="7030A0"/>
+          <w:sz w:val="16"/>
+          <w:szCs w:val="16"/>
+        </w:rPr>
+        <w:t>ADC_IRQ</w:t>
+      </w:r>
+      <w:proofErr w:type="spellEnd"/>
+      <w:r>
+        <w:rPr>
+          <w:color w:val="7030A0"/>
+          <w:sz w:val="16"/>
+          <w:szCs w:val="16"/>
+        </w:rPr>
+        <w:t>: Custom RTL ADC conversion complete IRQ</w:t>
       </w:r>
     </w:p>
     <w:p>
@@ -7050,47 +7606,73 @@
           <w:sz w:val="16"/>
           <w:szCs w:val="16"/>
         </w:rPr>
-        <w:t>CH4 – TEST_IO_0: ADC IRQ ISR complete (the sample has been captured)</w:t>
-      </w:r>
-    </w:p>
-    <w:p>
-      <w:pPr>
-        <w:jc w:val="both"/>
-        <w:rPr>
+        <w:t xml:space="preserve">CH4 – TEST_IO_0: ADC IRQ </w:t>
+      </w:r>
+      <w:proofErr w:type="spellStart"/>
+      <w:r>
+        <w:rPr>
+          <w:color w:val="002060"/>
           <w:sz w:val="16"/>
           <w:szCs w:val="16"/>
         </w:rPr>
-      </w:pPr>
-      <w:r>
-        <w:rPr>
+        <w:t>ISR</w:t>
+      </w:r>
+      <w:proofErr w:type="spellEnd"/>
+      <w:r>
+        <w:rPr>
+          <w:color w:val="002060"/>
           <w:sz w:val="16"/>
           <w:szCs w:val="16"/>
         </w:rPr>
-        <w:t>Cursor Marking: Shows the max frequency possible for sampling about 74KHz – choose 50KHz for sampling freq</w:t>
-      </w:r>
-      <w:r>
+        <w:t xml:space="preserve"> complete (the sample has been captured)</w:t>
+      </w:r>
+    </w:p>
+    <w:p>
+      <w:pPr>
+        <w:jc w:val="both"/>
         <w:rPr>
           <w:sz w:val="16"/>
           <w:szCs w:val="16"/>
         </w:rPr>
-        <w:t xml:space="preserve">uency. </w:t>
-      </w:r>
-    </w:p>
-    <w:p>
-      <w:pPr>
-        <w:jc w:val="both"/>
+      </w:pPr>
+      <w:r>
         <w:rPr>
           <w:sz w:val="16"/>
           <w:szCs w:val="16"/>
         </w:rPr>
-      </w:pPr>
+        <w:t>Cursor Marking: Shows the max frequency possible for sampling about 74KHz – choose 50KHz for sampling freq</w:t>
+      </w:r>
+      <w:r>
+        <w:rPr>
+          <w:sz w:val="16"/>
+          <w:szCs w:val="16"/>
+        </w:rPr>
+        <w:t xml:space="preserve">uency. </w:t>
+      </w:r>
     </w:p>
     <w:p>
       <w:pPr>
         <w:jc w:val="both"/>
-      </w:pPr>
-      <w:r>
-        <w:t xml:space="preserve">As the above timing analysis shows the max sample rate possible using this architecture resolves to an absolute maximum of 70KHz (allowing some wiggle room from the 74KHz).  </w:t>
+        <w:rPr>
+          <w:sz w:val="16"/>
+          <w:szCs w:val="16"/>
+        </w:rPr>
+      </w:pPr>
+    </w:p>
+    <w:p>
+      <w:pPr>
+        <w:jc w:val="both"/>
+      </w:pPr>
+      <w:r>
+        <w:t xml:space="preserve">As the above timing analysis </w:t>
+      </w:r>
+      <w:proofErr w:type="gramStart"/>
+      <w:r>
+        <w:t>shows</w:t>
+      </w:r>
+      <w:proofErr w:type="gramEnd"/>
+      <w:r>
+        <w:t xml:space="preserve"> the max sample rate possible using this architecture resolves to an absolute maximum of 70KHz (allowing some wiggle room from the 74KHz).  </w:t>
       </w:r>
       <w:r>
         <w:t xml:space="preserve">With the 100KHz out of reach for </w:t>
@@ -7226,21 +7808,276 @@
       <w:pPr>
         <w:pStyle w:val="Heading1"/>
       </w:pPr>
-      <w:bookmarkStart w:id="17" w:name="_Toc225140487"/>
-      <w:r>
+      <w:bookmarkStart w:id="17" w:name="_Toc228091828"/>
+      <w:r>
+        <w:t>CUSTOM RTL POOR MAN’S DMA:</w:t>
+      </w:r>
+      <w:bookmarkEnd w:id="17"/>
+    </w:p>
+    <w:p>
+      <w:pPr>
+        <w:jc w:val="both"/>
+      </w:pPr>
+      <w:r>
+        <w:t>Two custom RTL IPs were developed for this project, each with custom firmware drivers</w:t>
+      </w:r>
+      <w:proofErr w:type="gramStart"/>
+      <w:r>
+        <w:t xml:space="preserve">. </w:t>
+      </w:r>
+      <w:proofErr w:type="gramEnd"/>
+      <w:r>
+        <w:t xml:space="preserve">Notably, a custom ADC acquisition IP (IMR_ADC_7476A_X2_1_0) is memory-mapped on the AXI bus </w:t>
+      </w:r>
+      <w:r>
+        <w:t>to</w:t>
+      </w:r>
+      <w:r>
+        <w:t xml:space="preserve"> five registers: Control, Status, ADC Data A, ADC Data B, and IRQ.</w:t>
+      </w:r>
+      <w:r>
+        <w:t xml:space="preserve">  </w:t>
+      </w:r>
+      <w:r>
+        <w:t>The IP supports two modes: Single, and Multi.</w:t>
+      </w:r>
+      <w:r>
+        <w:t xml:space="preserve"> </w:t>
+      </w:r>
+      <w:r>
+        <w:t xml:space="preserve"> Dual channel simultaneous conversion.</w:t>
+      </w:r>
+    </w:p>
+    <w:p>
+      <w:pPr>
+        <w:jc w:val="both"/>
+      </w:pPr>
+    </w:p>
+    <w:p>
+      <w:pPr>
+        <w:jc w:val="both"/>
+      </w:pPr>
+      <w:r>
+        <w:t xml:space="preserve">Two </w:t>
+      </w:r>
+      <w:proofErr w:type="spellStart"/>
+      <w:r>
+        <w:t>IRQs</w:t>
+      </w:r>
+      <w:proofErr w:type="spellEnd"/>
+      <w:r>
+        <w:t xml:space="preserve"> are associated with the IP</w:t>
+      </w:r>
+      <w:proofErr w:type="gramStart"/>
+      <w:r>
+        <w:t xml:space="preserve">. </w:t>
+      </w:r>
+      <w:proofErr w:type="gramEnd"/>
+      <w:r>
+        <w:t xml:space="preserve">The IP IRQ asserts after every ADC acquisition, </w:t>
+      </w:r>
+      <w:r>
+        <w:t>in both modes</w:t>
+      </w:r>
+      <w:r>
+        <w:t>.</w:t>
+      </w:r>
+      <w:r>
+        <w:t xml:space="preserve">  </w:t>
+      </w:r>
+      <w:r>
+        <w:t xml:space="preserve">In single mode, the custom driver (AXI_IMR_ADC_7476A_DUAL.c/.h) captures one acquisition; the </w:t>
+      </w:r>
+      <w:proofErr w:type="spellStart"/>
+      <w:r>
+        <w:t>ISR</w:t>
+      </w:r>
+      <w:proofErr w:type="spellEnd"/>
+      <w:r>
+        <w:t xml:space="preserve"> reads both channels, stores the data to a buffer, then asserts the “Acquisition Done IO” line, which feeds the IRQ Controller and generates a second interrupt. </w:t>
+      </w:r>
+      <w:r>
+        <w:t xml:space="preserve"> </w:t>
+      </w:r>
+      <w:r>
+        <w:t>This second Done interrupt is ignored in single mode.</w:t>
+      </w:r>
+      <w:r>
+        <w:t xml:space="preserve">  </w:t>
+      </w:r>
+      <w:r>
+        <w:t xml:space="preserve">In Multi-Conversion Mode, the driver captures N samples; the IP IRQ asserts after each acquisition and increments </w:t>
+      </w:r>
+      <w:r>
+        <w:lastRenderedPageBreak/>
+        <w:t>the buffer pointer</w:t>
+      </w:r>
+      <w:proofErr w:type="gramStart"/>
+      <w:r>
+        <w:t xml:space="preserve">. </w:t>
+      </w:r>
+      <w:proofErr w:type="gramEnd"/>
+      <w:r>
+        <w:t>After N samples, the Done IO line asserts, effectively creating a “poor man’s DMA” with a dedicated Done IRQ to indicate memory capture is complete.</w:t>
+      </w:r>
+    </w:p>
+    <w:p>
+      <w:pPr>
+        <w:jc w:val="both"/>
+      </w:pPr>
+      <w:r>
+        <w:t>SINGLE MODE:</w:t>
+      </w:r>
+    </w:p>
+    <w:p>
+      <w:pPr>
+        <w:jc w:val="both"/>
+      </w:pPr>
+      <w:r>
+        <w:rPr>
+          <w:noProof/>
+        </w:rPr>
+        <w:drawing>
+          <wp:inline distT="0" distB="0" distL="0" distR="0" wp14:anchorId="324CC2EA" wp14:editId="47E67F15">
+            <wp:extent cx="5943600" cy="3566160"/>
+            <wp:effectExtent l="0" t="0" r="0" b="0"/>
+            <wp:docPr id="769528835" name="Picture 1"/>
+            <wp:cNvGraphicFramePr>
+              <a:graphicFrameLocks xmlns:a="http://schemas.openxmlformats.org/drawingml/2006/main" noChangeAspect="1"/>
+            </wp:cNvGraphicFramePr>
+            <a:graphic xmlns:a="http://schemas.openxmlformats.org/drawingml/2006/main">
+              <a:graphicData uri="http://schemas.openxmlformats.org/drawingml/2006/picture">
+                <pic:pic xmlns:pic="http://schemas.openxmlformats.org/drawingml/2006/picture">
+                  <pic:nvPicPr>
+                    <pic:cNvPr id="0" name="Picture 1"/>
+                    <pic:cNvPicPr>
+                      <a:picLocks noChangeAspect="1" noChangeArrowheads="1"/>
+                    </pic:cNvPicPr>
+                  </pic:nvPicPr>
+                  <pic:blipFill>
+                    <a:blip r:embed="rId14" r:link="rId15">
+                      <a:extLst>
+                        <a:ext uri="{28A0092B-C50C-407E-A947-70E740481C1C}">
+                          <a14:useLocalDpi xmlns:a14="http://schemas.microsoft.com/office/drawing/2010/main" val="0"/>
+                        </a:ext>
+                      </a:extLst>
+                    </a:blip>
+                    <a:srcRect/>
+                    <a:stretch>
+                      <a:fillRect/>
+                    </a:stretch>
+                  </pic:blipFill>
+                  <pic:spPr bwMode="auto">
+                    <a:xfrm>
+                      <a:off x="0" y="0"/>
+                      <a:ext cx="5943600" cy="3566160"/>
+                    </a:xfrm>
+                    <a:prstGeom prst="rect">
+                      <a:avLst/>
+                    </a:prstGeom>
+                    <a:noFill/>
+                    <a:ln>
+                      <a:noFill/>
+                    </a:ln>
+                  </pic:spPr>
+                </pic:pic>
+              </a:graphicData>
+            </a:graphic>
+          </wp:inline>
+        </w:drawing>
+      </w:r>
+    </w:p>
+    <w:p>
+      <w:pPr>
+        <w:jc w:val="both"/>
+      </w:pPr>
+    </w:p>
+    <w:p>
+      <w:pPr>
+        <w:jc w:val="both"/>
+      </w:pPr>
+      <w:r>
+        <w:t>MULTI CONVERSION (POOR MAN’S DMA) MODE:</w:t>
+      </w:r>
+    </w:p>
+    <w:p>
+      <w:pPr>
+        <w:jc w:val="both"/>
+      </w:pPr>
+      <w:r>
+        <w:rPr>
+          <w:noProof/>
+        </w:rPr>
+        <w:drawing>
+          <wp:inline distT="0" distB="0" distL="0" distR="0" wp14:anchorId="31927E9F" wp14:editId="7B6D039F">
+            <wp:extent cx="5943600" cy="3566160"/>
+            <wp:effectExtent l="0" t="0" r="0" b="0"/>
+            <wp:docPr id="1196406487" name="Picture 2"/>
+            <wp:cNvGraphicFramePr>
+              <a:graphicFrameLocks xmlns:a="http://schemas.openxmlformats.org/drawingml/2006/main" noChangeAspect="1"/>
+            </wp:cNvGraphicFramePr>
+            <a:graphic xmlns:a="http://schemas.openxmlformats.org/drawingml/2006/main">
+              <a:graphicData uri="http://schemas.openxmlformats.org/drawingml/2006/picture">
+                <pic:pic xmlns:pic="http://schemas.openxmlformats.org/drawingml/2006/picture">
+                  <pic:nvPicPr>
+                    <pic:cNvPr id="0" name="Picture 2"/>
+                    <pic:cNvPicPr>
+                      <a:picLocks noChangeAspect="1" noChangeArrowheads="1"/>
+                    </pic:cNvPicPr>
+                  </pic:nvPicPr>
+                  <pic:blipFill>
+                    <a:blip r:embed="rId16" r:link="rId17">
+                      <a:extLst>
+                        <a:ext uri="{28A0092B-C50C-407E-A947-70E740481C1C}">
+                          <a14:useLocalDpi xmlns:a14="http://schemas.microsoft.com/office/drawing/2010/main" val="0"/>
+                        </a:ext>
+                      </a:extLst>
+                    </a:blip>
+                    <a:srcRect/>
+                    <a:stretch>
+                      <a:fillRect/>
+                    </a:stretch>
+                  </pic:blipFill>
+                  <pic:spPr bwMode="auto">
+                    <a:xfrm>
+                      <a:off x="0" y="0"/>
+                      <a:ext cx="5943600" cy="3566160"/>
+                    </a:xfrm>
+                    <a:prstGeom prst="rect">
+                      <a:avLst/>
+                    </a:prstGeom>
+                    <a:noFill/>
+                    <a:ln>
+                      <a:noFill/>
+                    </a:ln>
+                  </pic:spPr>
+                </pic:pic>
+              </a:graphicData>
+            </a:graphic>
+          </wp:inline>
+        </w:drawing>
+      </w:r>
+    </w:p>
+    <w:p>
+      <w:pPr>
+        <w:pStyle w:val="Heading1"/>
+      </w:pPr>
+      <w:bookmarkStart w:id="18" w:name="_Toc228091829"/>
+      <w:r>
+        <w:lastRenderedPageBreak/>
         <w:t>FFT IMPLEMENTATION AND NEED TO KNOW:</w:t>
       </w:r>
-      <w:bookmarkEnd w:id="17"/>
+      <w:bookmarkEnd w:id="18"/>
     </w:p>
     <w:p>
       <w:pPr>
         <w:pStyle w:val="Heading2"/>
       </w:pPr>
-      <w:bookmarkStart w:id="18" w:name="_Toc225140488"/>
+      <w:bookmarkStart w:id="19" w:name="_Toc228091830"/>
       <w:r>
         <w:t>FFT PROCESS FLOW:</w:t>
       </w:r>
-      <w:bookmarkEnd w:id="18"/>
+      <w:bookmarkEnd w:id="19"/>
     </w:p>
     <w:p>
       <w:pPr>
@@ -7286,13 +8123,13 @@
       <w:pPr>
         <w:pStyle w:val="Heading2"/>
       </w:pPr>
-      <w:bookmarkStart w:id="19" w:name="_WHAT_CAN_BE"/>
-      <w:bookmarkStart w:id="20" w:name="_Toc225140489"/>
-      <w:bookmarkEnd w:id="19"/>
+      <w:bookmarkStart w:id="20" w:name="_WHAT_CAN_BE"/>
+      <w:bookmarkStart w:id="21" w:name="_Toc228091831"/>
+      <w:bookmarkEnd w:id="20"/>
       <w:r>
         <w:t>WHAT CAN BE MEASURED:</w:t>
       </w:r>
-      <w:bookmarkEnd w:id="20"/>
+      <w:bookmarkEnd w:id="21"/>
     </w:p>
     <w:p>
       <w:pPr>
@@ -7326,11 +8163,7 @@
         <w:t>,</w:t>
       </w:r>
       <w:r>
-        <w:t xml:space="preserve"> spectral content above 25KHz represents an aliasing error.  Higher frequency content feeding into the ADC folds back into the measure band and appears as an incorrect </w:t>
-      </w:r>
-      <w:r>
-        <w:lastRenderedPageBreak/>
-        <w:t xml:space="preserve">lower frequency – the aliasing effect.  The intent was for the anti-aliasing filter to reject said </w:t>
+        <w:t xml:space="preserve"> spectral content above 25KHz represents an aliasing error.  Higher frequency content feeding into the ADC folds back into the measure band and appears as an incorrect lower frequency – the aliasing effect.  The intent was for the anti-aliasing filter to reject said </w:t>
       </w:r>
       <w:r>
         <w:t>frequencies</w:t>
@@ -7344,9 +8177,11 @@
       <w:r>
         <w:t xml:space="preserve">Sallen-Key </w:t>
       </w:r>
+      <w:proofErr w:type="spellStart"/>
       <w:r>
         <w:t>LPF</w:t>
       </w:r>
+      <w:proofErr w:type="spellEnd"/>
       <w:r>
         <w:t xml:space="preserve"> was designed for this purpose with a BW of 330KHz.</w:t>
       </w:r>
@@ -7616,8 +8451,18 @@
           <w:i/>
           <w:iCs/>
         </w:rPr>
-        <w:t>nteger multiple until Fa falls in the Nyquist band</w:t>
-      </w:r>
+        <w:t xml:space="preserve">nteger multiple until Fa falls in the Nyquist </w:t>
+      </w:r>
+      <w:proofErr w:type="gramStart"/>
+      <w:r>
+        <w:rPr>
+          <w:rFonts w:eastAsiaTheme="minorEastAsia"/>
+          <w:i/>
+          <w:iCs/>
+        </w:rPr>
+        <w:t>band</w:t>
+      </w:r>
+      <w:proofErr w:type="gramEnd"/>
     </w:p>
     <w:p>
       <w:pPr>
@@ -7682,11 +8527,33 @@
           <w:rFonts w:eastAsiaTheme="minorEastAsia"/>
         </w:rPr>
       </w:pPr>
+      <w:proofErr w:type="gramStart"/>
       <w:r>
         <w:rPr>
           <w:rFonts w:eastAsiaTheme="minorEastAsia"/>
         </w:rPr>
-        <w:t>Abs(120KHz – (1)(50KHz)) = 70KHz (not within Nyquist so will not be displayed</w:t>
+        <w:t>Abs(</w:t>
+      </w:r>
+      <w:proofErr w:type="gramEnd"/>
+      <w:r>
+        <w:rPr>
+          <w:rFonts w:eastAsiaTheme="minorEastAsia"/>
+        </w:rPr>
+        <w:t>120KHz – (</w:t>
+      </w:r>
+      <w:proofErr w:type="gramStart"/>
+      <w:r>
+        <w:rPr>
+          <w:rFonts w:eastAsiaTheme="minorEastAsia"/>
+        </w:rPr>
+        <w:t>1)(</w:t>
+      </w:r>
+      <w:proofErr w:type="gramEnd"/>
+      <w:r>
+        <w:rPr>
+          <w:rFonts w:eastAsiaTheme="minorEastAsia"/>
+        </w:rPr>
+        <w:t>50KHz)) = 70KHz (not within Nyquist so will not be displayed</w:t>
       </w:r>
     </w:p>
     <w:p>
@@ -7697,11 +8564,33 @@
           <w:rFonts w:eastAsiaTheme="minorEastAsia"/>
         </w:rPr>
       </w:pPr>
+      <w:proofErr w:type="gramStart"/>
       <w:r>
         <w:rPr>
           <w:rFonts w:eastAsiaTheme="minorEastAsia"/>
         </w:rPr>
-        <w:t xml:space="preserve">Abs(120KHz – (2)(50KHz)) = </w:t>
+        <w:t>Abs(</w:t>
+      </w:r>
+      <w:proofErr w:type="gramEnd"/>
+      <w:r>
+        <w:rPr>
+          <w:rFonts w:eastAsiaTheme="minorEastAsia"/>
+        </w:rPr>
+        <w:t>120KHz – (</w:t>
+      </w:r>
+      <w:proofErr w:type="gramStart"/>
+      <w:r>
+        <w:rPr>
+          <w:rFonts w:eastAsiaTheme="minorEastAsia"/>
+        </w:rPr>
+        <w:t>2)(</w:t>
+      </w:r>
+      <w:proofErr w:type="gramEnd"/>
+      <w:r>
+        <w:rPr>
+          <w:rFonts w:eastAsiaTheme="minorEastAsia"/>
+        </w:rPr>
+        <w:t xml:space="preserve">50KHz)) = </w:t>
       </w:r>
       <w:r>
         <w:rPr>
@@ -7763,11 +8652,33 @@
           <w:rFonts w:eastAsiaTheme="minorEastAsia"/>
         </w:rPr>
       </w:pPr>
+      <w:proofErr w:type="gramStart"/>
       <w:r>
         <w:rPr>
           <w:rFonts w:eastAsiaTheme="minorEastAsia"/>
         </w:rPr>
-        <w:t>Abs(90KHz – (1)(50KHz)) = 40KHz (not within Nyquist so will not be displayed</w:t>
+        <w:t>Abs(</w:t>
+      </w:r>
+      <w:proofErr w:type="gramEnd"/>
+      <w:r>
+        <w:rPr>
+          <w:rFonts w:eastAsiaTheme="minorEastAsia"/>
+        </w:rPr>
+        <w:t>90KHz – (</w:t>
+      </w:r>
+      <w:proofErr w:type="gramStart"/>
+      <w:r>
+        <w:rPr>
+          <w:rFonts w:eastAsiaTheme="minorEastAsia"/>
+        </w:rPr>
+        <w:t>1)(</w:t>
+      </w:r>
+      <w:proofErr w:type="gramEnd"/>
+      <w:r>
+        <w:rPr>
+          <w:rFonts w:eastAsiaTheme="minorEastAsia"/>
+        </w:rPr>
+        <w:t>50KHz)) = 40KHz (not within Nyquist so will not be displayed</w:t>
       </w:r>
     </w:p>
     <w:p>
@@ -7778,11 +8689,33 @@
           <w:rFonts w:eastAsiaTheme="minorEastAsia"/>
         </w:rPr>
       </w:pPr>
+      <w:proofErr w:type="gramStart"/>
       <w:r>
         <w:rPr>
           <w:rFonts w:eastAsiaTheme="minorEastAsia"/>
         </w:rPr>
-        <w:t xml:space="preserve">Abs(90KHz – (2)(50KHz)) = </w:t>
+        <w:t>Abs(</w:t>
+      </w:r>
+      <w:proofErr w:type="gramEnd"/>
+      <w:r>
+        <w:rPr>
+          <w:rFonts w:eastAsiaTheme="minorEastAsia"/>
+        </w:rPr>
+        <w:t>90KHz – (</w:t>
+      </w:r>
+      <w:proofErr w:type="gramStart"/>
+      <w:r>
+        <w:rPr>
+          <w:rFonts w:eastAsiaTheme="minorEastAsia"/>
+        </w:rPr>
+        <w:t>2)(</w:t>
+      </w:r>
+      <w:proofErr w:type="gramEnd"/>
+      <w:r>
+        <w:rPr>
+          <w:rFonts w:eastAsiaTheme="minorEastAsia"/>
+        </w:rPr>
+        <w:t xml:space="preserve">50KHz)) = </w:t>
       </w:r>
       <w:r>
         <w:rPr>
@@ -7846,11 +8779,33 @@
           <w:bCs/>
         </w:rPr>
       </w:pPr>
+      <w:proofErr w:type="gramStart"/>
       <w:r>
         <w:rPr>
           <w:rFonts w:eastAsiaTheme="minorEastAsia"/>
         </w:rPr>
-        <w:t xml:space="preserve">Abs(35KHz – (1)(50KHz)) = </w:t>
+        <w:t>Abs(</w:t>
+      </w:r>
+      <w:proofErr w:type="gramEnd"/>
+      <w:r>
+        <w:rPr>
+          <w:rFonts w:eastAsiaTheme="minorEastAsia"/>
+        </w:rPr>
+        <w:t>35KHz – (</w:t>
+      </w:r>
+      <w:proofErr w:type="gramStart"/>
+      <w:r>
+        <w:rPr>
+          <w:rFonts w:eastAsiaTheme="minorEastAsia"/>
+        </w:rPr>
+        <w:t>1)(</w:t>
+      </w:r>
+      <w:proofErr w:type="gramEnd"/>
+      <w:r>
+        <w:rPr>
+          <w:rFonts w:eastAsiaTheme="minorEastAsia"/>
+        </w:rPr>
+        <w:t xml:space="preserve">50KHz)) = </w:t>
       </w:r>
       <w:r>
         <w:rPr>
@@ -7919,6 +8874,7 @@
         <w:rPr>
           <w:rFonts w:eastAsiaTheme="minorEastAsia"/>
         </w:rPr>
+        <w:lastRenderedPageBreak/>
         <w:t xml:space="preserve">reject frequencies above the </w:t>
       </w:r>
       <w:r>
@@ -8021,7 +8977,21 @@
         <w:rPr>
           <w:rFonts w:eastAsiaTheme="minorEastAsia"/>
         </w:rPr>
-        <w:t>As demonstrated below, there was higher-frequency content present in the Wien Bridge oscillator beyond the desired fundamental. Because the anti-aliasing filter cutoff frequency was set too high, those higher-frequency components were allowed to reach the ADC and were subsequently manifested in the displayed spectrum.</w:t>
+        <w:t>As demonstrated below, there was higher-frequency content present in the Wien Bridge oscillator beyond the desired fundamental</w:t>
+      </w:r>
+      <w:proofErr w:type="gramStart"/>
+      <w:r>
+        <w:rPr>
+          <w:rFonts w:eastAsiaTheme="minorEastAsia"/>
+        </w:rPr>
+        <w:t xml:space="preserve">. </w:t>
+      </w:r>
+      <w:proofErr w:type="gramEnd"/>
+      <w:r>
+        <w:rPr>
+          <w:rFonts w:eastAsiaTheme="minorEastAsia"/>
+        </w:rPr>
+        <w:t>Because the anti-aliasing filter cutoff frequency was set too high, those higher-frequency components were allowed to reach the ADC and were subsequently manifested in the displayed spectrum.</w:t>
       </w:r>
     </w:p>
     <w:p>
@@ -8042,7 +9012,6 @@
         <w:rPr>
           <w:noProof/>
         </w:rPr>
-        <w:lastRenderedPageBreak/>
         <w:drawing>
           <wp:inline distT="0" distB="0" distL="0" distR="0" wp14:anchorId="55770728" wp14:editId="6AF6A730">
             <wp:extent cx="5934075" cy="5638800"/>
@@ -8061,7 +9030,7 @@
                     </pic:cNvPicPr>
                   </pic:nvPicPr>
                   <pic:blipFill>
-                    <a:blip r:embed="rId14">
+                    <a:blip r:embed="rId18">
                       <a:extLst>
                         <a:ext uri="{28A0092B-C50C-407E-A947-70E740481C1C}">
                           <a14:useLocalDpi xmlns:a14="http://schemas.microsoft.com/office/drawing/2010/main" val="0"/>
@@ -8133,7 +9102,7 @@
                     </pic:cNvPicPr>
                   </pic:nvPicPr>
                   <pic:blipFill>
-                    <a:blip r:embed="rId15">
+                    <a:blip r:embed="rId19">
                       <a:extLst>
                         <a:ext uri="{28A0092B-C50C-407E-A947-70E740481C1C}">
                           <a14:useLocalDpi xmlns:a14="http://schemas.microsoft.com/office/drawing/2010/main" val="0"/>
@@ -8173,8 +9142,13 @@
         <w:t>Spice simulation showing spectral response</w:t>
       </w:r>
       <w:r>
-        <w:t xml:space="preserve"> of local osscilator</w:t>
-      </w:r>
+        <w:t xml:space="preserve"> of local </w:t>
+      </w:r>
+      <w:proofErr w:type="spellStart"/>
+      <w:r>
+        <w:t>osscilator</w:t>
+      </w:r>
+      <w:proofErr w:type="spellEnd"/>
       <w:r>
         <w:t xml:space="preserve"> (Hanning Window</w:t>
       </w:r>
@@ -8200,7 +9174,7 @@
       <w:pPr>
         <w:pStyle w:val="Heading2"/>
       </w:pPr>
-      <w:bookmarkStart w:id="21" w:name="_Toc225140490"/>
+      <w:bookmarkStart w:id="22" w:name="_Toc228091832"/>
       <w:r>
         <w:t xml:space="preserve">SIZE </w:t>
       </w:r>
@@ -8208,9 +9182,17 @@
         <w:t>B</w:t>
       </w:r>
       <w:r>
-        <w:t>INS AND RBW:</w:t>
-      </w:r>
-      <w:bookmarkEnd w:id="21"/>
+        <w:t xml:space="preserve">INS AND </w:t>
+      </w:r>
+      <w:proofErr w:type="spellStart"/>
+      <w:r>
+        <w:t>RBW</w:t>
+      </w:r>
+      <w:proofErr w:type="spellEnd"/>
+      <w:r>
+        <w:t>:</w:t>
+      </w:r>
+      <w:bookmarkEnd w:id="22"/>
     </w:p>
     <w:p>
       <w:pPr>
@@ -8223,13 +9205,21 @@
         <w:t>consists of</w:t>
       </w:r>
       <w:r>
-        <w:t xml:space="preserve"> bins 0 through FFT</w:t>
+        <w:t xml:space="preserve"> bins 0 through </w:t>
+      </w:r>
+      <w:proofErr w:type="spellStart"/>
+      <w:r>
+        <w:t>FFT</w:t>
       </w:r>
       <w:r>
         <w:t>_S</w:t>
       </w:r>
       <w:r>
-        <w:t>ize / 2 (512)</w:t>
+        <w:t>ize</w:t>
+      </w:r>
+      <w:proofErr w:type="spellEnd"/>
+      <w:r>
+        <w:t xml:space="preserve"> / 2 (512)</w:t>
       </w:r>
       <w:r>
         <w:t>, with bins 0 (DC offset) and bin 512 (Max BW) being unique</w:t>
@@ -8244,7 +9234,15 @@
         <w:t>The frequency width of each bin is the Resolution Bandwidth</w:t>
       </w:r>
       <w:r>
-        <w:t xml:space="preserve"> (RBW)</w:t>
+        <w:t xml:space="preserve"> (</w:t>
+      </w:r>
+      <w:proofErr w:type="spellStart"/>
+      <w:r>
+        <w:t>RBW</w:t>
+      </w:r>
+      <w:proofErr w:type="spellEnd"/>
+      <w:r>
+        <w:t>)</w:t>
       </w:r>
       <w:r>
         <w:t xml:space="preserve">.  It is set by sample rate divided by FFT size.  With a 50,000 Hz sample rate and a 1024-point FFT, </w:t>
@@ -8252,8 +9250,13 @@
       <w:r>
         <w:t xml:space="preserve">the </w:t>
       </w:r>
-      <w:r>
-        <w:t xml:space="preserve">RBW </w:t>
+      <w:proofErr w:type="spellStart"/>
+      <w:r>
+        <w:t>RBW</w:t>
+      </w:r>
+      <w:proofErr w:type="spellEnd"/>
+      <w:r>
+        <w:t xml:space="preserve"> </w:t>
       </w:r>
       <w:r>
         <w:t xml:space="preserve">for this project </w:t>
@@ -8295,10 +9298,26 @@
         <w:t xml:space="preserve">  </w:t>
       </w:r>
       <w:r>
-        <w:t>A smaller RBW gives finer spectral detail because bins are narrower</w:t>
-      </w:r>
-      <w:r>
-        <w:t>, however with a finer RBW comes more processing and with it</w:t>
+        <w:t xml:space="preserve">A smaller </w:t>
+      </w:r>
+      <w:proofErr w:type="spellStart"/>
+      <w:r>
+        <w:t>RBW</w:t>
+      </w:r>
+      <w:proofErr w:type="spellEnd"/>
+      <w:r>
+        <w:t xml:space="preserve"> gives finer spectral detail because bins are narrower</w:t>
+      </w:r>
+      <w:r>
+        <w:t xml:space="preserve">, however with a finer </w:t>
+      </w:r>
+      <w:proofErr w:type="spellStart"/>
+      <w:r>
+        <w:t>RBW</w:t>
+      </w:r>
+      <w:proofErr w:type="spellEnd"/>
+      <w:r>
+        <w:t xml:space="preserve"> comes more processing and with it</w:t>
       </w:r>
       <w:r>
         <w:t>,</w:t>
@@ -8341,11 +9360,11 @@
       <w:pPr>
         <w:pStyle w:val="Heading2"/>
       </w:pPr>
-      <w:bookmarkStart w:id="22" w:name="_Toc225140491"/>
+      <w:bookmarkStart w:id="23" w:name="_Toc228091833"/>
       <w:r>
         <w:t>WINDOW FUNCTION:</w:t>
       </w:r>
-      <w:bookmarkEnd w:id="22"/>
+      <w:bookmarkEnd w:id="23"/>
     </w:p>
     <w:p>
       <w:pPr>
@@ -8404,7 +9423,15 @@
         <w:t xml:space="preserve"> the</w:t>
       </w:r>
       <w:r>
-        <w:t xml:space="preserve"> sample data.  As the frame to frame </w:t>
+        <w:t xml:space="preserve"> sample data.  As the </w:t>
+      </w:r>
+      <w:proofErr w:type="gramStart"/>
+      <w:r>
+        <w:t>frame to frame</w:t>
+      </w:r>
+      <w:proofErr w:type="gramEnd"/>
+      <w:r>
+        <w:t xml:space="preserve"> </w:t>
       </w:r>
       <w:r>
         <w:t>transition</w:t>
@@ -8413,7 +9440,15 @@
         <w:t xml:space="preserve"> does not repeat, the window </w:t>
       </w:r>
       <w:r>
-        <w:t xml:space="preserve">function tapers the beginning and end of the sampled data so the FFT does not see a </w:t>
+        <w:t xml:space="preserve">function tapers the beginning and end of the sampled </w:t>
+      </w:r>
+      <w:proofErr w:type="gramStart"/>
+      <w:r>
+        <w:t>data</w:t>
+      </w:r>
+      <w:proofErr w:type="gramEnd"/>
+      <w:r>
+        <w:t xml:space="preserve"> so the FFT does not see a </w:t>
       </w:r>
       <w:r>
         <w:t xml:space="preserve">spike / discontinuity / </w:t>
@@ -8440,13 +9475,29 @@
         <w:t>,</w:t>
       </w:r>
       <w:r>
-        <w:t xml:space="preserve"> the window function provides a smoothing operation across adjacent bins should a given input frequency not fall on an exact RBW bin interval.  For </w:t>
+        <w:t xml:space="preserve"> the window function provides a smoothing operation across adjacent bins should a given input frequency not fall on an exact </w:t>
+      </w:r>
+      <w:proofErr w:type="spellStart"/>
+      <w:r>
+        <w:t>RBW</w:t>
+      </w:r>
+      <w:proofErr w:type="spellEnd"/>
+      <w:r>
+        <w:t xml:space="preserve"> bin interval.  For </w:t>
       </w:r>
       <w:r>
         <w:t>example,</w:t>
       </w:r>
       <w:r>
-        <w:t xml:space="preserve"> with a RBW of 10Hz and an input frequency of 15Hz – the window serves to spread energy across 10Hz and 20Hz bins.  </w:t>
+        <w:t xml:space="preserve"> with a </w:t>
+      </w:r>
+      <w:proofErr w:type="spellStart"/>
+      <w:r>
+        <w:t>RBW</w:t>
+      </w:r>
+      <w:proofErr w:type="spellEnd"/>
+      <w:r>
+        <w:t xml:space="preserve"> of 10Hz and an input frequency of 15Hz – the window serves to spread energy across 10Hz and 20Hz bins.  </w:t>
       </w:r>
       <w:r>
         <w:t xml:space="preserve">There are many Window functions </w:t>
@@ -8455,7 +9506,15 @@
         <w:t>to choose from.  T</w:t>
       </w:r>
       <w:r>
-        <w:t>his project uses the Hanning Window</w:t>
+        <w:t xml:space="preserve">his project uses </w:t>
+      </w:r>
+      <w:proofErr w:type="gramStart"/>
+      <w:r>
+        <w:t>the Hanning</w:t>
+      </w:r>
+      <w:proofErr w:type="gramEnd"/>
+      <w:r>
+        <w:t xml:space="preserve"> Window</w:t>
       </w:r>
       <w:r>
         <w:t>.  Computationally the Hanning Window:</w:t>
@@ -8596,11 +9655,19 @@
           <w:rFonts w:eastAsiaTheme="minorEastAsia"/>
         </w:rPr>
       </w:pPr>
+      <w:proofErr w:type="gramStart"/>
       <w:r>
         <w:rPr>
           <w:rFonts w:eastAsiaTheme="minorEastAsia"/>
         </w:rPr>
-        <w:t>Window[Index] = Window Index Coefficient</w:t>
+        <w:t>Window[</w:t>
+      </w:r>
+      <w:proofErr w:type="gramEnd"/>
+      <w:r>
+        <w:rPr>
+          <w:rFonts w:eastAsiaTheme="minorEastAsia"/>
+        </w:rPr>
+        <w:t>Index] = Window Index Coefficient</w:t>
       </w:r>
     </w:p>
     <w:p>
@@ -8838,11 +9905,11 @@
       <w:pPr>
         <w:pStyle w:val="Heading2"/>
       </w:pPr>
-      <w:bookmarkStart w:id="23" w:name="_Toc225140492"/>
+      <w:bookmarkStart w:id="24" w:name="_Toc228091834"/>
       <w:r>
         <w:t>SAMPLE JITTER – THE PHASE ERROR:</w:t>
       </w:r>
-      <w:bookmarkEnd w:id="23"/>
+      <w:bookmarkEnd w:id="24"/>
     </w:p>
     <w:p>
       <w:pPr>
@@ -8854,8 +9921,13 @@
       <w:r>
         <w:t xml:space="preserve">fundamentally caused by </w:t>
       </w:r>
-      <w:r>
-        <w:t xml:space="preserve">sample to sample </w:t>
+      <w:proofErr w:type="gramStart"/>
+      <w:r>
+        <w:t>sample to sample</w:t>
+      </w:r>
+      <w:proofErr w:type="gramEnd"/>
+      <w:r>
+        <w:t xml:space="preserve"> </w:t>
       </w:r>
       <w:r>
         <w:t>timing variations (jitter)</w:t>
@@ -8901,7 +9973,15 @@
         <w:t>Unlike Audio SA Mode, in Signal SA Mode t</w:t>
       </w:r>
       <w:r>
-        <w:t xml:space="preserve">he FW is architected such that after each frame is acquired (via ISR </w:t>
+        <w:t xml:space="preserve">he FW is architected such that after each frame is acquired (via </w:t>
+      </w:r>
+      <w:proofErr w:type="spellStart"/>
+      <w:r>
+        <w:t>ISR</w:t>
+      </w:r>
+      <w:proofErr w:type="spellEnd"/>
+      <w:r>
+        <w:t xml:space="preserve"> </w:t>
       </w:r>
       <w:r>
         <w:t>timing</w:t>
@@ -8976,11 +10056,11 @@
       <w:pPr>
         <w:pStyle w:val="Heading2"/>
       </w:pPr>
-      <w:bookmarkStart w:id="24" w:name="_Toc225140493"/>
+      <w:bookmarkStart w:id="25" w:name="_Toc228091835"/>
       <w:r>
         <w:t>HARMONICS:</w:t>
       </w:r>
-      <w:bookmarkEnd w:id="24"/>
+      <w:bookmarkEnd w:id="25"/>
     </w:p>
     <w:p>
       <w:pPr>
@@ -8993,7 +10073,15 @@
         <w:t>impact waveform shape</w:t>
       </w:r>
       <w:r>
-        <w:t>.  The FFT reveals that shape change as harmonic energy.</w:t>
+        <w:t xml:space="preserve">.  The FFT reveals that shape </w:t>
+      </w:r>
+      <w:proofErr w:type="gramStart"/>
+      <w:r>
+        <w:t>change</w:t>
+      </w:r>
+      <w:proofErr w:type="gramEnd"/>
+      <w:r>
+        <w:t xml:space="preserve"> as harmonic energy.</w:t>
       </w:r>
       <w:r>
         <w:t xml:space="preserve">  Lastly, any given waveform can be </w:t>
@@ -9027,7 +10115,15 @@
         <w:t xml:space="preserve"> </w:t>
       </w:r>
       <w:r>
-        <w:t xml:space="preserve">In this case, the top and bottom halves of the waveform look the same. </w:t>
+        <w:t xml:space="preserve">In this case, the top and bottom halves of the waveform </w:t>
+      </w:r>
+      <w:proofErr w:type="gramStart"/>
+      <w:r>
+        <w:t>look</w:t>
+      </w:r>
+      <w:proofErr w:type="gramEnd"/>
+      <w:r>
+        <w:t xml:space="preserve"> the same. </w:t>
       </w:r>
       <w:r>
         <w:t xml:space="preserve"> </w:t>
@@ -9124,7 +10220,15 @@
         <w:t>at 0V</w:t>
       </w:r>
       <w:r>
-        <w:t xml:space="preserve"> when using the external signal generator via the BNC connector, but not so when using the internal local </w:t>
+        <w:t xml:space="preserve"> when using the external signal generator via the BNC connector, but not </w:t>
+      </w:r>
+      <w:proofErr w:type="gramStart"/>
+      <w:r>
+        <w:t>so when</w:t>
+      </w:r>
+      <w:proofErr w:type="gramEnd"/>
+      <w:r>
+        <w:t xml:space="preserve"> using the internal local </w:t>
       </w:r>
       <w:r>
         <w:t>oscillator</w:t>
@@ -9142,7 +10246,15 @@
         <w:t xml:space="preserve">, though my desktop SA instrument confirmed this content well beyond the BW of the Signal SA Mode.  </w:t>
       </w:r>
       <w:r>
-        <w:t xml:space="preserve"> I suspect, but did not confirm, this is caused from the SAR ADC that it feeds.</w:t>
+        <w:t xml:space="preserve"> I suspect, but did not confirm, this is caused </w:t>
+      </w:r>
+      <w:proofErr w:type="gramStart"/>
+      <w:r>
+        <w:t>from</w:t>
+      </w:r>
+      <w:proofErr w:type="gramEnd"/>
+      <w:r>
+        <w:t xml:space="preserve"> the SAR ADC that it feeds.</w:t>
       </w:r>
       <w:r>
         <w:t xml:space="preserve">  </w:t>
@@ -9326,7 +10438,15 @@
         <w:t>This operation affects only the DC component (FFT Bin 0) and does not alter the harmonic content of the signal.</w:t>
       </w:r>
       <w:r>
-        <w:t xml:space="preserve">  For this reason I do not display bin 0.</w:t>
+        <w:t xml:space="preserve">  For this </w:t>
+      </w:r>
+      <w:proofErr w:type="gramStart"/>
+      <w:r>
+        <w:t>reason</w:t>
+      </w:r>
+      <w:proofErr w:type="gramEnd"/>
+      <w:r>
+        <w:t xml:space="preserve"> I do not display bin 0.</w:t>
       </w:r>
       <w:r>
         <w:t xml:space="preserve">  </w:t>
@@ -9710,10 +10830,18 @@
         <w:t>1</w:t>
       </w:r>
       <w:r>
-        <w:t xml:space="preserve"> because of the aliasing effects distorts heavily the calculation</w:t>
-      </w:r>
-      <w:r>
-        <w:t>, but is intended for phase 2.</w:t>
+        <w:t xml:space="preserve"> because of the aliasing effects distorts heavily the </w:t>
+      </w:r>
+      <w:proofErr w:type="gramStart"/>
+      <w:r>
+        <w:t>calculation</w:t>
+      </w:r>
+      <w:r>
+        <w:t>, but</w:t>
+      </w:r>
+      <w:proofErr w:type="gramEnd"/>
+      <w:r>
+        <w:t xml:space="preserve"> is intended for phase 2.</w:t>
       </w:r>
     </w:p>
     <w:p>
@@ -9725,24 +10853,24 @@
       <w:pPr>
         <w:pStyle w:val="Heading1"/>
       </w:pPr>
-      <w:bookmarkStart w:id="25" w:name="_Toc225140494"/>
+      <w:bookmarkStart w:id="26" w:name="_Toc228091836"/>
       <w:r>
         <w:t>USER INTERFACE</w:t>
       </w:r>
       <w:r>
         <w:t>:</w:t>
       </w:r>
-      <w:bookmarkEnd w:id="25"/>
+      <w:bookmarkEnd w:id="26"/>
     </w:p>
     <w:p>
       <w:pPr>
         <w:pStyle w:val="Heading2"/>
       </w:pPr>
-      <w:bookmarkStart w:id="26" w:name="_Toc225140495"/>
+      <w:bookmarkStart w:id="27" w:name="_Toc228091837"/>
       <w:r>
         <w:t>CONTROLS</w:t>
       </w:r>
-      <w:bookmarkEnd w:id="26"/>
+      <w:bookmarkEnd w:id="27"/>
     </w:p>
     <w:p>
       <w:pPr>
@@ -9770,7 +10898,7 @@
                     </pic:cNvPicPr>
                   </pic:nvPicPr>
                   <pic:blipFill>
-                    <a:blip r:embed="rId16" cstate="print">
+                    <a:blip r:embed="rId20" cstate="print">
                       <a:extLst>
                         <a:ext uri="{28A0092B-C50C-407E-A947-70E740481C1C}">
                           <a14:useLocalDpi xmlns:a14="http://schemas.microsoft.com/office/drawing/2010/main" val="0"/>
@@ -9864,8 +10992,13 @@
         <w:jc w:val="both"/>
       </w:pPr>
       <w:r>
-        <w:t>SW2: SELECT: Selects the next audio track</w:t>
-      </w:r>
+        <w:t xml:space="preserve">SW2: SELECT: Selects the next audio </w:t>
+      </w:r>
+      <w:proofErr w:type="gramStart"/>
+      <w:r>
+        <w:t>track</w:t>
+      </w:r>
+      <w:proofErr w:type="gramEnd"/>
     </w:p>
     <w:p>
       <w:pPr>
@@ -9877,8 +11010,13 @@
         <w:jc w:val="both"/>
       </w:pPr>
       <w:r>
-        <w:t>SW3: STOP: Stop playing audio</w:t>
-      </w:r>
+        <w:t xml:space="preserve">SW3: STOP: Stop playing </w:t>
+      </w:r>
+      <w:proofErr w:type="gramStart"/>
+      <w:r>
+        <w:t>audio</w:t>
+      </w:r>
+      <w:proofErr w:type="gramEnd"/>
     </w:p>
     <w:p>
       <w:pPr>
@@ -9890,8 +11028,13 @@
         <w:jc w:val="both"/>
       </w:pPr>
       <w:r>
-        <w:t>SW4: PAUSE: Pause the present audio playback</w:t>
-      </w:r>
+        <w:t xml:space="preserve">SW4: PAUSE: Pause the present audio </w:t>
+      </w:r>
+      <w:proofErr w:type="gramStart"/>
+      <w:r>
+        <w:t>playback</w:t>
+      </w:r>
+      <w:proofErr w:type="gramEnd"/>
     </w:p>
     <w:p>
       <w:pPr>
@@ -9903,8 +11046,13 @@
         <w:jc w:val="both"/>
       </w:pPr>
       <w:r>
-        <w:t>SW5: PLAY: Play the selected track</w:t>
-      </w:r>
+        <w:t xml:space="preserve">SW5: PLAY: Play the selected </w:t>
+      </w:r>
+      <w:proofErr w:type="gramStart"/>
+      <w:r>
+        <w:t>track</w:t>
+      </w:r>
+      <w:proofErr w:type="gramEnd"/>
     </w:p>
     <w:p>
       <w:pPr>
@@ -9959,8 +11107,13 @@
         <w:jc w:val="both"/>
       </w:pPr>
       <w:r>
-        <w:t>SW2: SELECT: Selects between local oscillator and external BNC</w:t>
-      </w:r>
+        <w:t xml:space="preserve">SW2: SELECT: Selects between local oscillator and external </w:t>
+      </w:r>
+      <w:proofErr w:type="gramStart"/>
+      <w:r>
+        <w:t>BNC</w:t>
+      </w:r>
+      <w:proofErr w:type="gramEnd"/>
     </w:p>
     <w:p>
       <w:pPr>
@@ -10008,18 +11161,34 @@
       <w:pPr>
         <w:pStyle w:val="Heading2"/>
       </w:pPr>
-      <w:bookmarkStart w:id="27" w:name="_Toc225140496"/>
+      <w:bookmarkStart w:id="28" w:name="_Toc228091838"/>
       <w:r>
         <w:t>DEBUG PORT:</w:t>
       </w:r>
-      <w:bookmarkEnd w:id="27"/>
+      <w:bookmarkEnd w:id="28"/>
     </w:p>
     <w:p>
       <w:pPr>
         <w:jc w:val="both"/>
       </w:pPr>
       <w:r>
-        <w:t>A serial, logic level, debug port (J5) is added with a standard: N 8 1 115200bps interface.  The UI is color coded with Audio SA Mode in magenta and Singal SA Mode in Yellow.  The debug port is output only for P1.  TBD P2 may add user commands.</w:t>
+        <w:t xml:space="preserve">A serial, logic level, debug port (J5) is added with a standard: N 8 1 115200bps interface.  The UI is color coded with Audio SA Mode in magenta and Singal SA Mode in Yellow.  The debug port </w:t>
+      </w:r>
+      <w:proofErr w:type="gramStart"/>
+      <w:r>
+        <w:t>is output</w:t>
+      </w:r>
+      <w:proofErr w:type="gramEnd"/>
+      <w:r>
+        <w:t xml:space="preserve"> </w:t>
+      </w:r>
+      <w:proofErr w:type="gramStart"/>
+      <w:r>
+        <w:t>only for</w:t>
+      </w:r>
+      <w:proofErr w:type="gramEnd"/>
+      <w:r>
+        <w:t xml:space="preserve"> P1.  TBD P2 may add user commands.</w:t>
       </w:r>
     </w:p>
     <w:p>
@@ -10046,7 +11215,7 @@
                     <pic:cNvPicPr/>
                   </pic:nvPicPr>
                   <pic:blipFill>
-                    <a:blip r:embed="rId17"/>
+                    <a:blip r:embed="rId21"/>
                     <a:stretch>
                       <a:fillRect/>
                     </a:stretch>
@@ -10076,11 +11245,11 @@
       <w:pPr>
         <w:pStyle w:val="Heading1"/>
       </w:pPr>
-      <w:bookmarkStart w:id="28" w:name="_Toc225140497"/>
+      <w:bookmarkStart w:id="29" w:name="_Toc228091839"/>
       <w:r>
         <w:t>BOOT LOADER:</w:t>
       </w:r>
-      <w:bookmarkEnd w:id="28"/>
+      <w:bookmarkEnd w:id="29"/>
     </w:p>
     <w:p>
       <w:pPr>
@@ -10206,7 +11375,15 @@
         <w:t xml:space="preserve">.  </w:t>
       </w:r>
       <w:r>
-        <w:t>In the case of this hardware it is possible to support a 128MB application</w:t>
+        <w:t xml:space="preserve">In the case of this </w:t>
+      </w:r>
+      <w:proofErr w:type="gramStart"/>
+      <w:r>
+        <w:t>hardware</w:t>
+      </w:r>
+      <w:proofErr w:type="gramEnd"/>
+      <w:r>
+        <w:t xml:space="preserve"> it is possible to support a 128MB application</w:t>
       </w:r>
       <w:r>
         <w:t xml:space="preserve"> (DDR limitation)</w:t>
@@ -10254,11 +11431,16 @@
       <w:r>
         <w:t xml:space="preserve"> (</w:t>
       </w:r>
+      <w:proofErr w:type="spellStart"/>
       <w:r>
         <w:t>BD_Softcore_SA_wrapper</w:t>
       </w:r>
       <w:r>
-        <w:t>.bit)</w:t>
+        <w:t>.bit</w:t>
+      </w:r>
+      <w:proofErr w:type="spellEnd"/>
+      <w:r>
+        <w:t>)</w:t>
       </w:r>
     </w:p>
     <w:p>
@@ -10273,6 +11455,7 @@
       <w:r>
         <w:t>Bootloader Image (</w:t>
       </w:r>
+      <w:proofErr w:type="spellStart"/>
       <w:r>
         <w:t>MB_SSA_BL</w:t>
       </w:r>
@@ -10280,7 +11463,11 @@
         <w:t>_App</w:t>
       </w:r>
       <w:r>
-        <w:t>.elf)</w:t>
+        <w:t>.elf</w:t>
+      </w:r>
+      <w:proofErr w:type="spellEnd"/>
+      <w:r>
+        <w:t>)</w:t>
       </w:r>
     </w:p>
     <w:p>
@@ -10295,6 +11482,7 @@
       <w:r>
         <w:t>Application Image (</w:t>
       </w:r>
+      <w:proofErr w:type="spellStart"/>
       <w:r>
         <w:t>MB_SSA_App</w:t>
       </w:r>
@@ -10304,6 +11492,7 @@
       <w:r>
         <w:t>srec</w:t>
       </w:r>
+      <w:proofErr w:type="spellEnd"/>
       <w:r>
         <w:t>)</w:t>
       </w:r>
@@ -10318,7 +11507,23 @@
         <w:jc w:val="both"/>
       </w:pPr>
       <w:r>
-        <w:t xml:space="preserve">Another key distinction is that a microcontroller HW capabilities are fixed.  The FPGA HW capabilities </w:t>
+        <w:t xml:space="preserve">Another key distinction is that a microcontroller </w:t>
+      </w:r>
+      <w:proofErr w:type="spellStart"/>
+      <w:r>
+        <w:t>HW</w:t>
+      </w:r>
+      <w:proofErr w:type="spellEnd"/>
+      <w:r>
+        <w:t xml:space="preserve"> capabilities are fixed.  The FPGA </w:t>
+      </w:r>
+      <w:proofErr w:type="spellStart"/>
+      <w:r>
+        <w:t>HW</w:t>
+      </w:r>
+      <w:proofErr w:type="spellEnd"/>
+      <w:r>
+        <w:t xml:space="preserve"> capabilities </w:t>
       </w:r>
       <w:r>
         <w:t xml:space="preserve">(PL) </w:t>
@@ -10339,7 +11544,23 @@
         <w:t>,</w:t>
       </w:r>
       <w:r>
-        <w:t xml:space="preserve"> hence the need for the HW image.  The HW image will typically be several MB depending on complexity (</w:t>
+        <w:t xml:space="preserve"> hence the need for the </w:t>
+      </w:r>
+      <w:proofErr w:type="spellStart"/>
+      <w:r>
+        <w:t>HW</w:t>
+      </w:r>
+      <w:proofErr w:type="spellEnd"/>
+      <w:r>
+        <w:t xml:space="preserve"> image.  The </w:t>
+      </w:r>
+      <w:proofErr w:type="spellStart"/>
+      <w:r>
+        <w:t>HW</w:t>
+      </w:r>
+      <w:proofErr w:type="spellEnd"/>
+      <w:r>
+        <w:t xml:space="preserve"> image will typically be several MB depending on complexity (</w:t>
       </w:r>
       <w:r>
         <w:t>P</w:t>
@@ -10381,7 +11602,15 @@
         <w:t xml:space="preserve"> and the Program counter loaded with the start of the application</w:t>
       </w:r>
       <w:r>
-        <w:t xml:space="preserve">.  Note, if the application </w:t>
+        <w:t xml:space="preserve">.  Note, if the </w:t>
+      </w:r>
+      <w:proofErr w:type="gramStart"/>
+      <w:r>
+        <w:t>application</w:t>
+      </w:r>
+      <w:proofErr w:type="gramEnd"/>
+      <w:r>
+        <w:t xml:space="preserve"> </w:t>
       </w:r>
       <w:r>
         <w:t>were</w:t>
@@ -10402,7 +11631,36 @@
         <w:t xml:space="preserve">That said, FW functions needed for fast execution were placed in LBM.  </w:t>
       </w:r>
       <w:r>
-        <w:t>With the Quad SPI Flash the images are “combined” to a common file .mcs – the .mcs is what is loaded.</w:t>
+        <w:t xml:space="preserve">With the Quad SPI </w:t>
+      </w:r>
+      <w:proofErr w:type="gramStart"/>
+      <w:r>
+        <w:t>Flash</w:t>
+      </w:r>
+      <w:proofErr w:type="gramEnd"/>
+      <w:r>
+        <w:t xml:space="preserve"> the images are “combined” to a common file .</w:t>
+      </w:r>
+      <w:proofErr w:type="spellStart"/>
+      <w:r>
+        <w:t>mcs</w:t>
+      </w:r>
+      <w:proofErr w:type="spellEnd"/>
+      <w:r>
+        <w:t xml:space="preserve"> – </w:t>
+      </w:r>
+      <w:proofErr w:type="gramStart"/>
+      <w:r>
+        <w:t>the .</w:t>
+      </w:r>
+      <w:proofErr w:type="spellStart"/>
+      <w:r>
+        <w:t>mcs</w:t>
+      </w:r>
+      <w:proofErr w:type="spellEnd"/>
+      <w:proofErr w:type="gramEnd"/>
+      <w:r>
+        <w:t xml:space="preserve"> is what is loaded.</w:t>
       </w:r>
     </w:p>
     <w:p>
@@ -10458,10 +11716,26 @@
         <w:t>µSD</w:t>
       </w:r>
       <w:r>
-        <w:t>.  Though larger and more complex, requiring the FAT FS library and file manipulation.  The process is basically the same, just in three separate files: bitsteam, bootloader image and application image.  Additionally,</w:t>
-      </w:r>
-      <w:r>
-        <w:t xml:space="preserve"> this bootloader is very slow.  It takes about 2 minutes to load.  The application image is stored in flash as an .srec file and as such is parsed line by line creating a very slow load.  Perhaps for phase 2 I might consider the use of an elf file load – which should drop the boot time to seconds.  </w:t>
+        <w:t xml:space="preserve">.  Though larger and more complex, requiring the FAT FS library and file manipulation.  The process is basically the same, just in three separate files: </w:t>
+      </w:r>
+      <w:proofErr w:type="spellStart"/>
+      <w:r>
+        <w:t>bitsteam</w:t>
+      </w:r>
+      <w:proofErr w:type="spellEnd"/>
+      <w:r>
+        <w:t>, bootloader image and application image.  Additionally,</w:t>
+      </w:r>
+      <w:r>
+        <w:t xml:space="preserve"> this bootloader is very slow.  It takes about 2 minutes to load.  The application image is stored in flash as an .</w:t>
+      </w:r>
+      <w:proofErr w:type="spellStart"/>
+      <w:r>
+        <w:t>srec</w:t>
+      </w:r>
+      <w:proofErr w:type="spellEnd"/>
+      <w:r>
+        <w:t xml:space="preserve"> file and as such is parsed line by line creating a very slow load.  Perhaps for phase 2 I might consider the use of an elf file load – which should drop the boot time to seconds.  </w:t>
       </w:r>
     </w:p>
     <w:p>
@@ -10473,21 +11747,21 @@
       <w:pPr>
         <w:pStyle w:val="Heading1"/>
       </w:pPr>
-      <w:bookmarkStart w:id="29" w:name="_Toc225140498"/>
+      <w:bookmarkStart w:id="30" w:name="_Toc228091840"/>
       <w:r>
         <w:t>PHASE 2 LOOK AHEAD:</w:t>
       </w:r>
-      <w:bookmarkEnd w:id="29"/>
+      <w:bookmarkEnd w:id="30"/>
     </w:p>
     <w:p>
       <w:pPr>
         <w:pStyle w:val="Heading2"/>
       </w:pPr>
-      <w:bookmarkStart w:id="30" w:name="_Toc225140499"/>
+      <w:bookmarkStart w:id="31" w:name="_Toc228091841"/>
       <w:r>
         <w:t>ENHANCEMENTS:</w:t>
       </w:r>
-      <w:bookmarkEnd w:id="30"/>
+      <w:bookmarkEnd w:id="31"/>
     </w:p>
     <w:p>
       <w:pPr>
@@ -10587,8 +11861,13 @@
         <w:jc w:val="both"/>
       </w:pPr>
       <w:r>
-        <w:t>ADC IP to Interleave ADCs and FIFO for high speed sampling</w:t>
-      </w:r>
+        <w:t xml:space="preserve">ADC IP to Interleave ADCs and FIFO for high speed </w:t>
+      </w:r>
+      <w:proofErr w:type="gramStart"/>
+      <w:r>
+        <w:t>sampling</w:t>
+      </w:r>
+      <w:proofErr w:type="gramEnd"/>
     </w:p>
     <w:p>
       <w:pPr>
@@ -10600,8 +11879,13 @@
         <w:jc w:val="both"/>
       </w:pPr>
       <w:r>
-        <w:t>Faster clocking of MicroBlaze</w:t>
-      </w:r>
+        <w:t xml:space="preserve">Faster clocking of </w:t>
+      </w:r>
+      <w:proofErr w:type="spellStart"/>
+      <w:r>
+        <w:t>MicroBlaze</w:t>
+      </w:r>
+      <w:proofErr w:type="spellEnd"/>
     </w:p>
     <w:p>
       <w:pPr>
@@ -10664,8 +11948,13 @@
         <w:jc w:val="both"/>
       </w:pPr>
       <w:r>
-        <w:t>Expanded UI control with scroll wheel</w:t>
-      </w:r>
+        <w:t xml:space="preserve">Expanded UI control with scroll </w:t>
+      </w:r>
+      <w:proofErr w:type="gramStart"/>
+      <w:r>
+        <w:t>wheel</w:t>
+      </w:r>
+      <w:proofErr w:type="gramEnd"/>
     </w:p>
     <w:p>
       <w:pPr>
@@ -10702,11 +11991,11 @@
       <w:pPr>
         <w:pStyle w:val="Heading2"/>
       </w:pPr>
-      <w:bookmarkStart w:id="31" w:name="_Toc225140500"/>
+      <w:bookmarkStart w:id="32" w:name="_Toc228091842"/>
       <w:r>
         <w:t>CORRECTIONS:</w:t>
       </w:r>
-      <w:bookmarkEnd w:id="31"/>
+      <w:bookmarkEnd w:id="32"/>
     </w:p>
     <w:p>
       <w:pPr>
@@ -10718,8 +12007,21 @@
         <w:jc w:val="both"/>
       </w:pPr>
       <w:r>
-        <w:t>Silk screen add dB rating to sound level bar</w:t>
-      </w:r>
+        <w:t xml:space="preserve">Silk </w:t>
+      </w:r>
+      <w:proofErr w:type="gramStart"/>
+      <w:r>
+        <w:t>screen</w:t>
+      </w:r>
+      <w:proofErr w:type="gramEnd"/>
+      <w:r>
+        <w:t xml:space="preserve"> add dB rating to sound level </w:t>
+      </w:r>
+      <w:proofErr w:type="gramStart"/>
+      <w:r>
+        <w:t>bar</w:t>
+      </w:r>
+      <w:proofErr w:type="gramEnd"/>
     </w:p>
     <w:p>
       <w:pPr>
@@ -10731,8 +12033,13 @@
         <w:jc w:val="both"/>
       </w:pPr>
       <w:r>
-        <w:t>PCB TH test points match size to probe pin</w:t>
-      </w:r>
+        <w:t xml:space="preserve">PCB TH test points match size to probe </w:t>
+      </w:r>
+      <w:proofErr w:type="gramStart"/>
+      <w:r>
+        <w:t>pin</w:t>
+      </w:r>
+      <w:proofErr w:type="gramEnd"/>
     </w:p>
     <w:p>
       <w:pPr>
@@ -10753,8 +12060,13 @@
         <w:t>aliasing</w:t>
       </w:r>
       <w:r>
-        <w:t xml:space="preserve"> front end or fix current leakage creating via diodes with no place to go because of blocking capacitor</w:t>
-      </w:r>
+        <w:t xml:space="preserve"> front end or fix current leakage creating via diodes with no place to go because of blocking </w:t>
+      </w:r>
+      <w:proofErr w:type="gramStart"/>
+      <w:r>
+        <w:t>capacitor</w:t>
+      </w:r>
+      <w:proofErr w:type="gramEnd"/>
     </w:p>
     <w:p>
       <w:pPr>
@@ -10782,8 +12094,13 @@
         <w:jc w:val="both"/>
       </w:pPr>
       <w:r>
-        <w:t>Audio Enable and signal input needs pull-down</w:t>
-      </w:r>
+        <w:t xml:space="preserve">Audio Enable and signal input needs </w:t>
+      </w:r>
+      <w:proofErr w:type="gramStart"/>
+      <w:r>
+        <w:t>pull-down</w:t>
+      </w:r>
+      <w:proofErr w:type="gramEnd"/>
     </w:p>
     <w:p>
       <w:pPr>
@@ -10813,9 +12130,11 @@
       <w:r>
         <w:t xml:space="preserve">cut-off </w:t>
       </w:r>
+      <w:proofErr w:type="gramStart"/>
       <w:r>
         <w:t>adjusted</w:t>
       </w:r>
+      <w:proofErr w:type="gramEnd"/>
     </w:p>
     <w:p>
       <w:pPr>
@@ -10830,13 +12149,34 @@
         <w:t>In Signal SA Mode with external BNC selected but no input</w:t>
       </w:r>
       <w:r>
-        <w:t xml:space="preserve"> drive</w:t>
-      </w:r>
+        <w:t xml:space="preserve"> </w:t>
+      </w:r>
+      <w:proofErr w:type="gramStart"/>
+      <w:r>
+        <w:t>drive</w:t>
+      </w:r>
+      <w:proofErr w:type="gramEnd"/>
       <w:r>
         <w:t xml:space="preserve"> the display </w:t>
       </w:r>
       <w:r>
-        <w:t>reads the frequency as set by the LO – this shows the sensitivity of the SA as no measurable input is seen by the scope at the AA LPF output.  Fixes may be in FW by adjusting the min dB value or more likely in HW disabling the local oscillator and PCB layout changes to avoid coupling.</w:t>
+        <w:t xml:space="preserve">reads the frequency as set by the LO – this shows the sensitivity of the SA as no measurable input is seen by the scope at the AA </w:t>
+      </w:r>
+      <w:proofErr w:type="spellStart"/>
+      <w:r>
+        <w:t>LPF</w:t>
+      </w:r>
+      <w:proofErr w:type="spellEnd"/>
+      <w:r>
+        <w:t xml:space="preserve"> output.  Fixes may be in FW by adjusting the min dB value or more likely in </w:t>
+      </w:r>
+      <w:proofErr w:type="spellStart"/>
+      <w:r>
+        <w:t>HW</w:t>
+      </w:r>
+      <w:proofErr w:type="spellEnd"/>
+      <w:r>
+        <w:t xml:space="preserve"> disabling the local oscillator and PCB layout changes to avoid coupling.</w:t>
       </w:r>
     </w:p>
     <w:p>
@@ -10851,22 +12191,22 @@
       <w:pPr>
         <w:pStyle w:val="Heading1"/>
       </w:pPr>
-      <w:bookmarkStart w:id="32" w:name="_Toc225140501"/>
+      <w:bookmarkStart w:id="33" w:name="_Toc228091843"/>
       <w:r>
         <w:lastRenderedPageBreak/>
         <w:t>TECHNICAL SPECIFICATIONS:</w:t>
       </w:r>
-      <w:bookmarkEnd w:id="32"/>
+      <w:bookmarkEnd w:id="33"/>
     </w:p>
     <w:p>
       <w:pPr>
         <w:pStyle w:val="Heading2"/>
       </w:pPr>
-      <w:bookmarkStart w:id="33" w:name="_Toc225140502"/>
+      <w:bookmarkStart w:id="34" w:name="_Toc228091844"/>
       <w:r>
         <w:t>ABSOLUTE MAXIMUM RATINGS</w:t>
       </w:r>
-      <w:bookmarkEnd w:id="33"/>
+      <w:bookmarkEnd w:id="34"/>
     </w:p>
     <w:tbl>
       <w:tblPr>
@@ -11044,6 +12384,7 @@
                 <w:szCs w:val="18"/>
               </w:rPr>
             </w:pPr>
+            <w:proofErr w:type="spellStart"/>
             <w:r>
               <w:rPr>
                 <w:rFonts w:cs="Arial"/>
@@ -11052,6 +12393,7 @@
               </w:rPr>
               <w:t>Typ</w:t>
             </w:r>
+            <w:proofErr w:type="spellEnd"/>
           </w:p>
         </w:tc>
         <w:tc>
@@ -11303,6 +12645,7 @@
                 <w:szCs w:val="18"/>
               </w:rPr>
             </w:pPr>
+            <w:proofErr w:type="spellStart"/>
             <w:r>
               <w:rPr>
                 <w:rFonts w:cs="Arial"/>
@@ -11320,6 +12663,7 @@
               </w:rPr>
               <w:t>C</w:t>
             </w:r>
+            <w:proofErr w:type="spellEnd"/>
           </w:p>
         </w:tc>
       </w:tr>
@@ -11476,6 +12820,7 @@
                 <w:szCs w:val="18"/>
               </w:rPr>
             </w:pPr>
+            <w:proofErr w:type="spellStart"/>
             <w:r>
               <w:rPr>
                 <w:rFonts w:cs="Arial"/>
@@ -11493,6 +12838,7 @@
               </w:rPr>
               <w:t>C</w:t>
             </w:r>
+            <w:proofErr w:type="spellEnd"/>
           </w:p>
         </w:tc>
       </w:tr>
@@ -12108,11 +13454,11 @@
       <w:pPr>
         <w:pStyle w:val="Heading2"/>
       </w:pPr>
-      <w:bookmarkStart w:id="34" w:name="_Toc225140503"/>
+      <w:bookmarkStart w:id="35" w:name="_Toc228091845"/>
       <w:r>
         <w:t>OPERATIONAL RATINGS:</w:t>
       </w:r>
-      <w:bookmarkEnd w:id="34"/>
+      <w:bookmarkEnd w:id="35"/>
     </w:p>
     <w:tbl>
       <w:tblPr>
@@ -12278,6 +13624,7 @@
                 <w:szCs w:val="18"/>
               </w:rPr>
             </w:pPr>
+            <w:proofErr w:type="spellStart"/>
             <w:r>
               <w:rPr>
                 <w:rFonts w:cs="Arial"/>
@@ -12286,6 +13633,7 @@
               </w:rPr>
               <w:t>Typ</w:t>
             </w:r>
+            <w:proofErr w:type="spellEnd"/>
           </w:p>
         </w:tc>
         <w:tc>
@@ -12541,6 +13889,7 @@
                 <w:szCs w:val="18"/>
               </w:rPr>
             </w:pPr>
+            <w:proofErr w:type="spellStart"/>
             <w:r>
               <w:rPr>
                 <w:rFonts w:cs="Arial"/>
@@ -12558,6 +13907,7 @@
               </w:rPr>
               <w:t>C</w:t>
             </w:r>
+            <w:proofErr w:type="spellEnd"/>
           </w:p>
         </w:tc>
       </w:tr>
@@ -13435,15 +14785,7 @@
                 <w:sz w:val="18"/>
                 <w:szCs w:val="18"/>
               </w:rPr>
-              <w:t xml:space="preserve">3.3V audio amp </w:t>
-            </w:r>
-            <w:r>
-              <w:rPr>
-                <w:rFonts w:cs="Arial"/>
-                <w:sz w:val="18"/>
-                <w:szCs w:val="18"/>
-              </w:rPr>
-              <w:t>/ 3200mAH cell</w:t>
+              <w:t>3.3V audio amp / 3200mAH cell</w:t>
             </w:r>
           </w:p>
         </w:tc>
@@ -13830,6 +15172,7 @@
                 <w:szCs w:val="18"/>
               </w:rPr>
             </w:pPr>
+            <w:proofErr w:type="spellStart"/>
             <w:r>
               <w:rPr>
                 <w:rFonts w:cs="Arial"/>
@@ -13838,6 +15181,7 @@
               </w:rPr>
               <w:t>PCM</w:t>
             </w:r>
+            <w:proofErr w:type="spellEnd"/>
           </w:p>
         </w:tc>
         <w:tc>
@@ -14120,6 +15464,7 @@
                 <w:szCs w:val="18"/>
               </w:rPr>
             </w:pPr>
+            <w:proofErr w:type="spellStart"/>
             <w:r>
               <w:rPr>
                 <w:rFonts w:cs="Arial"/>
@@ -14128,6 +15473,7 @@
               </w:rPr>
               <w:t>KHz</w:t>
             </w:r>
+            <w:proofErr w:type="spellEnd"/>
           </w:p>
         </w:tc>
       </w:tr>
@@ -14464,6 +15810,7 @@
                 <w:szCs w:val="18"/>
               </w:rPr>
             </w:pPr>
+            <w:proofErr w:type="spellStart"/>
             <w:r>
               <w:rPr>
                 <w:rFonts w:cs="Arial"/>
@@ -14472,6 +15819,7 @@
               </w:rPr>
               <w:t>KHz</w:t>
             </w:r>
+            <w:proofErr w:type="spellEnd"/>
           </w:p>
         </w:tc>
       </w:tr>
@@ -14501,8 +15849,18 @@
                 <w:sz w:val="18"/>
                 <w:szCs w:val="18"/>
               </w:rPr>
-              <w:t xml:space="preserve">     PWM Audio LPF</w:t>
-            </w:r>
+              <w:t xml:space="preserve">     PWM Audio </w:t>
+            </w:r>
+            <w:proofErr w:type="spellStart"/>
+            <w:r>
+              <w:rPr>
+                <w:rFonts w:cs="Arial"/>
+                <w:sz w:val="18"/>
+                <w:szCs w:val="18"/>
+              </w:rPr>
+              <w:t>LPF</w:t>
+            </w:r>
+            <w:proofErr w:type="spellEnd"/>
           </w:p>
         </w:tc>
         <w:tc>
@@ -14624,6 +15982,7 @@
                 <w:szCs w:val="18"/>
               </w:rPr>
             </w:pPr>
+            <w:proofErr w:type="spellStart"/>
             <w:r>
               <w:rPr>
                 <w:rFonts w:cs="Arial"/>
@@ -14632,6 +15991,7 @@
               </w:rPr>
               <w:t>KHz</w:t>
             </w:r>
+            <w:proofErr w:type="spellEnd"/>
           </w:p>
         </w:tc>
       </w:tr>
@@ -14850,6 +16210,7 @@
                 <w:szCs w:val="18"/>
               </w:rPr>
             </w:pPr>
+            <w:proofErr w:type="spellStart"/>
             <w:r>
               <w:rPr>
                 <w:rFonts w:cs="Arial"/>
@@ -14858,6 +16219,7 @@
               </w:rPr>
               <w:t>KHz</w:t>
             </w:r>
+            <w:proofErr w:type="spellEnd"/>
           </w:p>
         </w:tc>
       </w:tr>
@@ -15352,6 +16714,7 @@
                 <w:szCs w:val="18"/>
               </w:rPr>
             </w:pPr>
+            <w:proofErr w:type="spellStart"/>
             <w:r>
               <w:rPr>
                 <w:rFonts w:cs="Arial"/>
@@ -15360,6 +16723,7 @@
               </w:rPr>
               <w:t>KHz</w:t>
             </w:r>
+            <w:proofErr w:type="spellEnd"/>
           </w:p>
         </w:tc>
       </w:tr>
@@ -15389,8 +16753,18 @@
                 <w:sz w:val="18"/>
                 <w:szCs w:val="18"/>
               </w:rPr>
-              <w:t xml:space="preserve">     RBW</w:t>
-            </w:r>
+              <w:t xml:space="preserve">     </w:t>
+            </w:r>
+            <w:proofErr w:type="spellStart"/>
+            <w:r>
+              <w:rPr>
+                <w:rFonts w:cs="Arial"/>
+                <w:sz w:val="18"/>
+                <w:szCs w:val="18"/>
+              </w:rPr>
+              <w:t>RBW</w:t>
+            </w:r>
+            <w:proofErr w:type="spellEnd"/>
           </w:p>
         </w:tc>
         <w:tc>
@@ -15544,13 +16918,23 @@
               </w:rPr>
               <w:t xml:space="preserve">     </w:t>
             </w:r>
+            <w:proofErr w:type="spellStart"/>
             <w:r>
               <w:rPr>
                 <w:rFonts w:cs="Arial"/>
                 <w:sz w:val="18"/>
                 <w:szCs w:val="18"/>
               </w:rPr>
-              <w:t>Aniti-Alasing Filter cut-off</w:t>
+              <w:t>Aniti-Alasing</w:t>
+            </w:r>
+            <w:proofErr w:type="spellEnd"/>
+            <w:r>
+              <w:rPr>
+                <w:rFonts w:cs="Arial"/>
+                <w:sz w:val="18"/>
+                <w:szCs w:val="18"/>
+              </w:rPr>
+              <w:t xml:space="preserve"> Filter cut-off</w:t>
             </w:r>
           </w:p>
         </w:tc>
@@ -15674,6 +17058,7 @@
                 <w:szCs w:val="18"/>
               </w:rPr>
             </w:pPr>
+            <w:proofErr w:type="spellStart"/>
             <w:r>
               <w:rPr>
                 <w:rFonts w:cs="Arial"/>
@@ -15682,6 +17067,7 @@
               </w:rPr>
               <w:t>KHz</w:t>
             </w:r>
+            <w:proofErr w:type="spellEnd"/>
           </w:p>
         </w:tc>
       </w:tr>
@@ -15728,7 +17114,7 @@
           <w:noProof/>
         </w:rPr>
       </w:pPr>
-      <w:bookmarkStart w:id="35" w:name="_Toc225140504"/>
+      <w:bookmarkStart w:id="36" w:name="_Toc228091846"/>
       <w:r>
         <w:rPr>
           <w:noProof/>
@@ -15736,7 +17122,7 @@
         <w:lastRenderedPageBreak/>
         <w:t>TIMING</w:t>
       </w:r>
-      <w:bookmarkEnd w:id="35"/>
+      <w:bookmarkEnd w:id="36"/>
       <w:r>
         <w:rPr>
           <w:noProof/>
@@ -15748,11 +17134,11 @@
       <w:pPr>
         <w:pStyle w:val="Heading2"/>
       </w:pPr>
-      <w:bookmarkStart w:id="36" w:name="_Toc225140505"/>
+      <w:bookmarkStart w:id="37" w:name="_Toc228091847"/>
       <w:r>
         <w:t>IO EXPANDERS:</w:t>
       </w:r>
-      <w:bookmarkEnd w:id="36"/>
+      <w:bookmarkEnd w:id="37"/>
     </w:p>
     <w:p>
       <w:pPr>
@@ -15784,7 +17170,7 @@
                     </pic:cNvPicPr>
                   </pic:nvPicPr>
                   <pic:blipFill>
-                    <a:blip r:embed="rId18">
+                    <a:blip r:embed="rId22">
                       <a:extLst>
                         <a:ext uri="{28A0092B-C50C-407E-A947-70E740481C1C}">
                           <a14:useLocalDpi xmlns:a14="http://schemas.microsoft.com/office/drawing/2010/main" val="0"/>
@@ -15828,14 +17214,46 @@
           <w:sz w:val="16"/>
           <w:szCs w:val="16"/>
         </w:rPr>
-        <w:t>Typical IO Expander 1 write (U1.16 GP6 driven high)</w:t>
-      </w:r>
+        <w:t xml:space="preserve">Typical IO Expander 1 </w:t>
+      </w:r>
+      <w:proofErr w:type="gramStart"/>
       <w:r>
         <w:rPr>
           <w:sz w:val="16"/>
           <w:szCs w:val="16"/>
         </w:rPr>
-        <w:t xml:space="preserve"> (CLK = 10MHz / Time ≈ 8.9us)</w:t>
+        <w:t>write</w:t>
+      </w:r>
+      <w:proofErr w:type="gramEnd"/>
+      <w:r>
+        <w:rPr>
+          <w:sz w:val="16"/>
+          <w:szCs w:val="16"/>
+        </w:rPr>
+        <w:t xml:space="preserve"> (U1.16 GP6 driven high)</w:t>
+      </w:r>
+      <w:r>
+        <w:rPr>
+          <w:sz w:val="16"/>
+          <w:szCs w:val="16"/>
+        </w:rPr>
+        <w:t xml:space="preserve"> (</w:t>
+      </w:r>
+      <w:proofErr w:type="spellStart"/>
+      <w:r>
+        <w:rPr>
+          <w:sz w:val="16"/>
+          <w:szCs w:val="16"/>
+        </w:rPr>
+        <w:t>CLK</w:t>
+      </w:r>
+      <w:proofErr w:type="spellEnd"/>
+      <w:r>
+        <w:rPr>
+          <w:sz w:val="16"/>
+          <w:szCs w:val="16"/>
+        </w:rPr>
+        <w:t xml:space="preserve"> = 10MHz / Time ≈ 8.9us)</w:t>
       </w:r>
     </w:p>
     <w:p/>
@@ -15863,7 +17281,7 @@
                     </pic:cNvPicPr>
                   </pic:nvPicPr>
                   <pic:blipFill>
-                    <a:blip r:embed="rId19">
+                    <a:blip r:embed="rId23">
                       <a:extLst>
                         <a:ext uri="{28A0092B-C50C-407E-A947-70E740481C1C}">
                           <a14:useLocalDpi xmlns:a14="http://schemas.microsoft.com/office/drawing/2010/main" val="0"/>
@@ -15907,42 +17325,74 @@
           <w:sz w:val="16"/>
           <w:szCs w:val="16"/>
         </w:rPr>
-        <w:t>Typical IO Expander 2 generating an IRQ on input (U2.14 GP3 driven high)</w:t>
-      </w:r>
+        <w:t xml:space="preserve">Typical IO Expander 2 generating an IRQ </w:t>
+      </w:r>
+      <w:proofErr w:type="gramStart"/>
       <w:r>
         <w:rPr>
           <w:sz w:val="16"/>
           <w:szCs w:val="16"/>
         </w:rPr>
-        <w:t xml:space="preserve"> (CLK = 10MHz / Time ≈ 8.9us)</w:t>
-      </w:r>
-    </w:p>
-    <w:p>
-      <w:pPr>
+        <w:t>on</w:t>
+      </w:r>
+      <w:proofErr w:type="gramEnd"/>
+      <w:r>
         <w:rPr>
           <w:sz w:val="16"/>
           <w:szCs w:val="16"/>
         </w:rPr>
-      </w:pPr>
-    </w:p>
-    <w:p>
-      <w:pPr>
+        <w:t xml:space="preserve"> input (U2.14 GP3 driven high)</w:t>
+      </w:r>
+      <w:r>
         <w:rPr>
           <w:sz w:val="16"/>
           <w:szCs w:val="16"/>
         </w:rPr>
+        <w:t xml:space="preserve"> (</w:t>
+      </w:r>
+      <w:proofErr w:type="spellStart"/>
+      <w:r>
+        <w:rPr>
+          <w:sz w:val="16"/>
+          <w:szCs w:val="16"/>
+        </w:rPr>
+        <w:t>CLK</w:t>
+      </w:r>
+      <w:proofErr w:type="spellEnd"/>
+      <w:r>
+        <w:rPr>
+          <w:sz w:val="16"/>
+          <w:szCs w:val="16"/>
+        </w:rPr>
+        <w:t xml:space="preserve"> = 10MHz / Time ≈ 8.9us)</w:t>
+      </w:r>
+    </w:p>
+    <w:p>
+      <w:pPr>
+        <w:rPr>
+          <w:sz w:val="16"/>
+          <w:szCs w:val="16"/>
+        </w:rPr>
+      </w:pPr>
+    </w:p>
+    <w:p>
+      <w:pPr>
+        <w:rPr>
+          <w:sz w:val="16"/>
+          <w:szCs w:val="16"/>
+        </w:rPr>
       </w:pPr>
     </w:p>
     <w:p>
       <w:pPr>
         <w:pStyle w:val="Heading2"/>
       </w:pPr>
-      <w:bookmarkStart w:id="37" w:name="_Toc225140506"/>
+      <w:bookmarkStart w:id="38" w:name="_Toc228091848"/>
       <w:r>
         <w:lastRenderedPageBreak/>
         <w:t>DISPLAY (SSD1309 CHIP SET):</w:t>
       </w:r>
-      <w:bookmarkEnd w:id="37"/>
+      <w:bookmarkEnd w:id="38"/>
     </w:p>
     <w:p/>
     <w:p>
@@ -15976,7 +17426,7 @@
                     </pic:cNvPicPr>
                   </pic:nvPicPr>
                   <pic:blipFill>
-                    <a:blip r:embed="rId20">
+                    <a:blip r:embed="rId24">
                       <a:extLst>
                         <a:ext uri="{28A0092B-C50C-407E-A947-70E740481C1C}">
                           <a14:useLocalDpi xmlns:a14="http://schemas.microsoft.com/office/drawing/2010/main" val="0"/>
@@ -16020,48 +17470,85 @@
           <w:sz w:val="16"/>
           <w:szCs w:val="16"/>
         </w:rPr>
-        <w:t xml:space="preserve">Typical screen buffer write </w:t>
-      </w:r>
+        <w:t xml:space="preserve">Typical screen buffer </w:t>
+      </w:r>
+      <w:proofErr w:type="gramStart"/>
       <w:r>
         <w:rPr>
           <w:sz w:val="16"/>
           <w:szCs w:val="16"/>
         </w:rPr>
-        <w:t xml:space="preserve">(D/c = Data = 1 / Command = 0) </w:t>
-      </w:r>
+        <w:t>write</w:t>
+      </w:r>
+      <w:proofErr w:type="gramEnd"/>
       <w:r>
         <w:rPr>
           <w:sz w:val="16"/>
           <w:szCs w:val="16"/>
         </w:rPr>
-        <w:t>(CLK = 10MHz / Time ≈ 3.8ms)</w:t>
-      </w:r>
-    </w:p>
-    <w:p>
-      <w:pPr>
+        <w:t xml:space="preserve"> </w:t>
+      </w:r>
+      <w:r>
         <w:rPr>
           <w:sz w:val="16"/>
           <w:szCs w:val="16"/>
         </w:rPr>
-      </w:pPr>
-    </w:p>
-    <w:p>
-      <w:pPr>
+        <w:t xml:space="preserve">(D/c = Data = 1 / Command = 0) </w:t>
+      </w:r>
+      <w:r>
         <w:rPr>
           <w:sz w:val="16"/>
           <w:szCs w:val="16"/>
         </w:rPr>
+        <w:t>(</w:t>
+      </w:r>
+      <w:proofErr w:type="spellStart"/>
+      <w:r>
+        <w:rPr>
+          <w:sz w:val="16"/>
+          <w:szCs w:val="16"/>
+        </w:rPr>
+        <w:t>CLK</w:t>
+      </w:r>
+      <w:proofErr w:type="spellEnd"/>
+      <w:r>
+        <w:rPr>
+          <w:sz w:val="16"/>
+          <w:szCs w:val="16"/>
+        </w:rPr>
+        <w:t xml:space="preserve"> = 10MHz / Time ≈ 3.8ms)</w:t>
+      </w:r>
+    </w:p>
+    <w:p>
+      <w:pPr>
+        <w:rPr>
+          <w:sz w:val="16"/>
+          <w:szCs w:val="16"/>
+        </w:rPr>
+      </w:pPr>
+    </w:p>
+    <w:p>
+      <w:pPr>
+        <w:rPr>
+          <w:sz w:val="16"/>
+          <w:szCs w:val="16"/>
+        </w:rPr>
       </w:pPr>
     </w:p>
     <w:p>
       <w:pPr>
         <w:pStyle w:val="Heading2"/>
       </w:pPr>
-      <w:bookmarkStart w:id="38" w:name="_Toc225140507"/>
-      <w:r>
-        <w:t>uSD DATA TRANSFER</w:t>
-      </w:r>
-      <w:bookmarkEnd w:id="38"/>
+      <w:bookmarkStart w:id="39" w:name="_Toc228091849"/>
+      <w:proofErr w:type="spellStart"/>
+      <w:r>
+        <w:t>uSD</w:t>
+      </w:r>
+      <w:proofErr w:type="spellEnd"/>
+      <w:r>
+        <w:t xml:space="preserve"> DATA TRANSFER</w:t>
+      </w:r>
+      <w:bookmarkEnd w:id="39"/>
     </w:p>
     <w:p>
       <w:pPr>
@@ -16094,7 +17581,7 @@
                     </pic:cNvPicPr>
                   </pic:nvPicPr>
                   <pic:blipFill>
-                    <a:blip r:embed="rId21">
+                    <a:blip r:embed="rId25">
                       <a:extLst>
                         <a:ext uri="{28A0092B-C50C-407E-A947-70E740481C1C}">
                           <a14:useLocalDpi xmlns:a14="http://schemas.microsoft.com/office/drawing/2010/main" val="0"/>
@@ -16138,36 +17625,52 @@
           <w:sz w:val="16"/>
           <w:szCs w:val="16"/>
         </w:rPr>
-        <w:t>Data transfer during start of stream (CLK = 25MHz)</w:t>
-      </w:r>
-    </w:p>
-    <w:p>
-      <w:pPr>
-        <w:spacing w:after="160"/>
+        <w:t>Data transfer during start of stream (</w:t>
+      </w:r>
+      <w:proofErr w:type="spellStart"/>
+      <w:r>
         <w:rPr>
           <w:sz w:val="16"/>
           <w:szCs w:val="16"/>
         </w:rPr>
-      </w:pPr>
-    </w:p>
-    <w:p>
-      <w:pPr>
-        <w:spacing w:after="160"/>
+        <w:t>CLK</w:t>
+      </w:r>
+      <w:proofErr w:type="spellEnd"/>
+      <w:r>
         <w:rPr>
           <w:sz w:val="16"/>
           <w:szCs w:val="16"/>
         </w:rPr>
+        <w:t xml:space="preserve"> = 25MHz)</w:t>
+      </w:r>
+    </w:p>
+    <w:p>
+      <w:pPr>
+        <w:spacing w:after="160"/>
+        <w:rPr>
+          <w:sz w:val="16"/>
+          <w:szCs w:val="16"/>
+        </w:rPr>
+      </w:pPr>
+    </w:p>
+    <w:p>
+      <w:pPr>
+        <w:spacing w:after="160"/>
+        <w:rPr>
+          <w:sz w:val="16"/>
+          <w:szCs w:val="16"/>
+        </w:rPr>
       </w:pPr>
     </w:p>
     <w:p>
       <w:pPr>
         <w:pStyle w:val="Heading2"/>
       </w:pPr>
-      <w:bookmarkStart w:id="39" w:name="_LOCAL_OSCILLATOR_CLIPPING"/>
-      <w:bookmarkStart w:id="40" w:name="_ANTI-ALIASING_FILTER_DISCONTINUITY"/>
-      <w:bookmarkStart w:id="41" w:name="_Toc225140508"/>
-      <w:bookmarkEnd w:id="39"/>
+      <w:bookmarkStart w:id="40" w:name="_LOCAL_OSCILLATOR_CLIPPING"/>
+      <w:bookmarkStart w:id="41" w:name="_ANTI-ALIASING_FILTER_DISCONTINUITY"/>
+      <w:bookmarkStart w:id="42" w:name="_Toc228091850"/>
       <w:bookmarkEnd w:id="40"/>
+      <w:bookmarkEnd w:id="41"/>
       <w:r>
         <w:lastRenderedPageBreak/>
         <w:t>ANTI-ALIASING FILTER DISCONTINUITY</w:t>
@@ -16175,7 +17678,7 @@
       <w:r>
         <w:t xml:space="preserve"> AT THE 0V:</w:t>
       </w:r>
-      <w:bookmarkEnd w:id="41"/>
+      <w:bookmarkEnd w:id="42"/>
     </w:p>
     <w:p/>
     <w:p>
@@ -16201,7 +17704,7 @@
                     </pic:cNvPicPr>
                   </pic:nvPicPr>
                   <pic:blipFill>
-                    <a:blip r:embed="rId22">
+                    <a:blip r:embed="rId26">
                       <a:extLst>
                         <a:ext uri="{28A0092B-C50C-407E-A947-70E740481C1C}">
                           <a14:useLocalDpi xmlns:a14="http://schemas.microsoft.com/office/drawing/2010/main" val="0"/>
@@ -16245,8 +17748,17 @@
           <w:sz w:val="16"/>
           <w:szCs w:val="16"/>
         </w:rPr>
-        <w:t>Local Oscillator – Anti-Aliasing filter output – notice no discontinuity around 0V</w:t>
-      </w:r>
+        <w:t xml:space="preserve">Local Oscillator – Anti-Aliasing filter output – notice no discontinuity around </w:t>
+      </w:r>
+      <w:proofErr w:type="gramStart"/>
+      <w:r>
+        <w:rPr>
+          <w:sz w:val="16"/>
+          <w:szCs w:val="16"/>
+        </w:rPr>
+        <w:t>0V</w:t>
+      </w:r>
+      <w:proofErr w:type="gramEnd"/>
     </w:p>
     <w:p>
       <w:pPr>
@@ -16276,7 +17788,7 @@
                     </pic:cNvPicPr>
                   </pic:nvPicPr>
                   <pic:blipFill>
-                    <a:blip r:embed="rId23">
+                    <a:blip r:embed="rId27">
                       <a:extLst>
                         <a:ext uri="{28A0092B-C50C-407E-A947-70E740481C1C}">
                           <a14:useLocalDpi xmlns:a14="http://schemas.microsoft.com/office/drawing/2010/main" val="0"/>
@@ -16370,7 +17882,7 @@
                     </pic:cNvPicPr>
                   </pic:nvPicPr>
                   <pic:blipFill>
-                    <a:blip r:embed="rId24">
+                    <a:blip r:embed="rId28">
                       <a:extLst>
                         <a:ext uri="{28A0092B-C50C-407E-A947-70E740481C1C}">
                           <a14:useLocalDpi xmlns:a14="http://schemas.microsoft.com/office/drawing/2010/main" val="0"/>
@@ -16449,8 +17961,17 @@
           <w:sz w:val="16"/>
           <w:szCs w:val="16"/>
         </w:rPr>
-        <w:t xml:space="preserve"> with clipping about the 0V – clipping not present if min signal is raised to 130mV</w:t>
-      </w:r>
+        <w:t xml:space="preserve"> with clipping about the 0V – clipping not present if min signal is raised to </w:t>
+      </w:r>
+      <w:proofErr w:type="gramStart"/>
+      <w:r>
+        <w:rPr>
+          <w:sz w:val="16"/>
+          <w:szCs w:val="16"/>
+        </w:rPr>
+        <w:t>130mV</w:t>
+      </w:r>
+      <w:proofErr w:type="gramEnd"/>
     </w:p>
     <w:p>
       <w:pPr>
@@ -16499,7 +18020,7 @@
                     </pic:cNvPicPr>
                   </pic:nvPicPr>
                   <pic:blipFill>
-                    <a:blip r:embed="rId25">
+                    <a:blip r:embed="rId29">
                       <a:extLst>
                         <a:ext uri="{28A0092B-C50C-407E-A947-70E740481C1C}">
                           <a14:useLocalDpi xmlns:a14="http://schemas.microsoft.com/office/drawing/2010/main" val="0"/>
@@ -16543,13 +18064,29 @@
           <w:sz w:val="16"/>
           <w:szCs w:val="16"/>
         </w:rPr>
-        <w:t>External BNC signal generator AA LPF output – Strong even and odd harmonics</w:t>
-      </w:r>
+        <w:t xml:space="preserve">External BNC signal generator AA </w:t>
+      </w:r>
+      <w:proofErr w:type="spellStart"/>
       <w:r>
         <w:rPr>
           <w:sz w:val="16"/>
           <w:szCs w:val="16"/>
         </w:rPr>
+        <w:t>LPF</w:t>
+      </w:r>
+      <w:proofErr w:type="spellEnd"/>
+      <w:r>
+        <w:rPr>
+          <w:sz w:val="16"/>
+          <w:szCs w:val="16"/>
+        </w:rPr>
+        <w:t xml:space="preserve"> output – Strong even and odd harmonics</w:t>
+      </w:r>
+      <w:r>
+        <w:rPr>
+          <w:sz w:val="16"/>
+          <w:szCs w:val="16"/>
+        </w:rPr>
         <w:br w:type="page"/>
       </w:r>
     </w:p>
@@ -16557,12 +18094,12 @@
       <w:pPr>
         <w:pStyle w:val="Heading1"/>
       </w:pPr>
-      <w:bookmarkStart w:id="42" w:name="_Toc225140509"/>
+      <w:bookmarkStart w:id="43" w:name="_Toc228091851"/>
       <w:r>
         <w:lastRenderedPageBreak/>
         <w:t>ACKNOWLEDGEMENT</w:t>
       </w:r>
-      <w:bookmarkEnd w:id="42"/>
+      <w:bookmarkEnd w:id="43"/>
     </w:p>
     <w:p>
       <w:pPr>
@@ -16604,124 +18141,120 @@
           <w:rFonts w:cs="Arial"/>
           <w:i/>
         </w:rPr>
-        <w:t>To the keeper of me, my beloved wife, I share everything with you.  You are my strength in weakness, clarity in uncertainty and applause in victory.  I accomplish nothing without your support, nor is anything of worth unless I can share it with you.  I love you.</w:t>
-      </w:r>
-    </w:p>
-    <w:p>
-      <w:pPr>
-        <w:jc w:val="both"/>
+        <w:t xml:space="preserve">To the keeper of me, my beloved wife, I share everything with you.  You are my strength in weakness, clarity in uncertainty and applause in victory.  I accomplish nothing without your support, nor is </w:t>
+      </w:r>
+      <w:proofErr w:type="gramStart"/>
+      <w:r>
         <w:rPr>
           <w:rFonts w:cs="Arial"/>
           <w:i/>
         </w:rPr>
-      </w:pPr>
-    </w:p>
-    <w:p>
-      <w:pPr>
-        <w:jc w:val="both"/>
+        <w:t>anything of worth unless</w:t>
+      </w:r>
+      <w:proofErr w:type="gramEnd"/>
+      <w:r>
         <w:rPr>
           <w:rFonts w:cs="Arial"/>
           <w:i/>
         </w:rPr>
-      </w:pPr>
-      <w:r>
+        <w:t xml:space="preserve"> I can share it with you.  I love you.</w:t>
+      </w:r>
+    </w:p>
+    <w:p>
+      <w:pPr>
+        <w:jc w:val="both"/>
         <w:rPr>
           <w:rFonts w:cs="Arial"/>
           <w:i/>
         </w:rPr>
-        <w:t>To my daughter Christina, we have had our challenges.  In part, and in this, I</w:t>
-      </w:r>
-      <w:r>
+      </w:pPr>
+    </w:p>
+    <w:p>
+      <w:pPr>
+        <w:jc w:val="both"/>
         <w:rPr>
           <w:rFonts w:cs="Arial"/>
           <w:i/>
         </w:rPr>
-        <w:t xml:space="preserve"> hope one day in you the understanding</w:t>
-      </w:r>
+      </w:pPr>
       <w:r>
         <w:rPr>
           <w:rFonts w:cs="Arial"/>
           <w:i/>
         </w:rPr>
-        <w:t xml:space="preserve"> of what I have been trying to say.  Love is what you do.  You </w:t>
+        <w:t xml:space="preserve">To my daughter Christina, </w:t>
       </w:r>
       <w:r>
         <w:rPr>
           <w:rFonts w:cs="Arial"/>
           <w:i/>
         </w:rPr>
-        <w:t>are exceptional in so many ways;</w:t>
+        <w:t xml:space="preserve">my first born, </w:t>
       </w:r>
       <w:r>
         <w:rPr>
           <w:rFonts w:cs="Arial"/>
           <w:i/>
         </w:rPr>
-        <w:t xml:space="preserve"> add to your gifts hard work and the world is yours.    </w:t>
-      </w:r>
-    </w:p>
-    <w:p>
-      <w:pPr>
-        <w:jc w:val="both"/>
+        <w:t xml:space="preserve">we have </w:t>
+      </w:r>
+      <w:r>
         <w:rPr>
           <w:rFonts w:cs="Arial"/>
           <w:i/>
         </w:rPr>
-      </w:pPr>
-    </w:p>
-    <w:p>
-      <w:pPr>
-        <w:jc w:val="both"/>
+        <w:t xml:space="preserve">matured and grown together.  You are wonderful in spirit, a lover of children, and you put your heart into everything you do.  </w:t>
+      </w:r>
+      <w:r>
         <w:rPr>
           <w:rFonts w:cs="Arial"/>
           <w:i/>
         </w:rPr>
-      </w:pPr>
+        <w:t xml:space="preserve">Love is what you do.  You </w:t>
+      </w:r>
       <w:r>
         <w:rPr>
           <w:rFonts w:cs="Arial"/>
           <w:i/>
         </w:rPr>
-        <w:t>To my daughter Faith, the Humanitarian, it is clear that you belong to the goodness of this world.  You must remember that true greatness is only realized through service and that there are many ways to serve.  Therein will be your pursuit – run to catch it.  I hope I have shown you how to run.</w:t>
-      </w:r>
-    </w:p>
-    <w:p>
-      <w:pPr>
-        <w:jc w:val="both"/>
+        <w:t>are exceptional in so many ways;</w:t>
+      </w:r>
+      <w:r>
         <w:rPr>
           <w:rFonts w:cs="Arial"/>
           <w:i/>
         </w:rPr>
-      </w:pPr>
-    </w:p>
-    <w:p>
-      <w:pPr>
-        <w:jc w:val="both"/>
+        <w:t xml:space="preserve"> add to your </w:t>
+      </w:r>
+      <w:proofErr w:type="gramStart"/>
+      <w:r>
         <w:rPr>
           <w:rFonts w:cs="Arial"/>
           <w:i/>
         </w:rPr>
-      </w:pPr>
+        <w:t>gifts</w:t>
+      </w:r>
+      <w:proofErr w:type="gramEnd"/>
       <w:r>
         <w:rPr>
           <w:rFonts w:cs="Arial"/>
           <w:i/>
         </w:rPr>
-        <w:t xml:space="preserve">To my daughter Trinity, the </w:t>
+        <w:t xml:space="preserve"> </w:t>
       </w:r>
       <w:r>
         <w:rPr>
           <w:rFonts w:cs="Arial"/>
           <w:i/>
         </w:rPr>
-        <w:t>engineer</w:t>
+        <w:t xml:space="preserve">temperament and discernment </w:t>
       </w:r>
       <w:r>
         <w:rPr>
           <w:rFonts w:cs="Arial"/>
           <w:i/>
         </w:rPr>
-        <w:t>, there is a clarity in the way you speak and think, in your questions and answers.  You are to add to the scientific collective.  Of the three, you are most like me.  Don’t be afraid, nor ashamed of whom you are; accept it, and work hard to be.</w:t>
+        <w:t xml:space="preserve">and the world is yours.    </w:t>
       </w:r>
     </w:p>
     <w:p>
@@ -16746,34 +18279,146 @@
           <w:rFonts w:cs="Arial"/>
           <w:i/>
         </w:rPr>
-        <w:t xml:space="preserve">To God Almighty, it is you that have made me, and not me myself – </w:t>
-      </w:r>
+        <w:t xml:space="preserve">To my daughter Faith, the Humanitarian, </w:t>
+      </w:r>
+      <w:proofErr w:type="gramStart"/>
       <w:r>
         <w:rPr>
           <w:rFonts w:cs="Arial"/>
           <w:i/>
         </w:rPr>
-        <w:t>thank you for the</w:t>
-      </w:r>
+        <w:t>it is clear that you</w:t>
+      </w:r>
+      <w:proofErr w:type="gramEnd"/>
       <w:r>
         <w:rPr>
           <w:rFonts w:cs="Arial"/>
           <w:i/>
         </w:rPr>
-        <w:t xml:space="preserve"> many blessings, may I be a better servant</w:t>
-      </w:r>
-      <w:r>
+        <w:t xml:space="preserve"> belong to the goodness of this world.  You must remember that true greatness is only realized through service and that there are many ways to serve.  Therein will be your pursuit – run to catch it.  I hope I have shown you how to run.</w:t>
+      </w:r>
+    </w:p>
+    <w:p>
+      <w:pPr>
+        <w:jc w:val="both"/>
         <w:rPr>
           <w:rFonts w:cs="Arial"/>
           <w:i/>
         </w:rPr>
-        <w:t xml:space="preserve"> and steward</w:t>
-      </w:r>
-      <w:r>
+      </w:pPr>
+    </w:p>
+    <w:p>
+      <w:pPr>
+        <w:jc w:val="both"/>
         <w:rPr>
           <w:rFonts w:cs="Arial"/>
           <w:i/>
         </w:rPr>
+      </w:pPr>
+      <w:r>
+        <w:rPr>
+          <w:rFonts w:cs="Arial"/>
+          <w:i/>
+        </w:rPr>
+        <w:t xml:space="preserve">To my daughter Trinity, the </w:t>
+      </w:r>
+      <w:r>
+        <w:rPr>
+          <w:rFonts w:cs="Arial"/>
+          <w:i/>
+        </w:rPr>
+        <w:t>engineer</w:t>
+      </w:r>
+      <w:r>
+        <w:rPr>
+          <w:rFonts w:cs="Arial"/>
+          <w:i/>
+        </w:rPr>
+        <w:t xml:space="preserve">, there is </w:t>
+      </w:r>
+      <w:proofErr w:type="gramStart"/>
+      <w:r>
+        <w:rPr>
+          <w:rFonts w:cs="Arial"/>
+          <w:i/>
+        </w:rPr>
+        <w:t>a clarity</w:t>
+      </w:r>
+      <w:proofErr w:type="gramEnd"/>
+      <w:r>
+        <w:rPr>
+          <w:rFonts w:cs="Arial"/>
+          <w:i/>
+        </w:rPr>
+        <w:t xml:space="preserve"> in the way you speak and think, in your questions and answers.  You are to add to the scientific collective.  Of the three, you are most like me.  Don’t be afraid, nor ashamed of whom you </w:t>
+      </w:r>
+      <w:proofErr w:type="gramStart"/>
+      <w:r>
+        <w:rPr>
+          <w:rFonts w:cs="Arial"/>
+          <w:i/>
+        </w:rPr>
+        <w:t>are;</w:t>
+      </w:r>
+      <w:proofErr w:type="gramEnd"/>
+      <w:r>
+        <w:rPr>
+          <w:rFonts w:cs="Arial"/>
+          <w:i/>
+        </w:rPr>
+        <w:t xml:space="preserve"> accept it, and work hard to be.</w:t>
+      </w:r>
+    </w:p>
+    <w:p>
+      <w:pPr>
+        <w:jc w:val="both"/>
+        <w:rPr>
+          <w:rFonts w:cs="Arial"/>
+          <w:i/>
+        </w:rPr>
+      </w:pPr>
+    </w:p>
+    <w:p>
+      <w:pPr>
+        <w:jc w:val="both"/>
+        <w:rPr>
+          <w:rFonts w:cs="Arial"/>
+          <w:i/>
+        </w:rPr>
+      </w:pPr>
+      <w:r>
+        <w:rPr>
+          <w:rFonts w:cs="Arial"/>
+          <w:i/>
+        </w:rPr>
+        <w:t xml:space="preserve">To God Almighty, it is you that have made me, and not me myself – </w:t>
+      </w:r>
+      <w:r>
+        <w:rPr>
+          <w:rFonts w:cs="Arial"/>
+          <w:i/>
+        </w:rPr>
+        <w:t>thank you for the</w:t>
+      </w:r>
+      <w:r>
+        <w:rPr>
+          <w:rFonts w:cs="Arial"/>
+          <w:i/>
+        </w:rPr>
+        <w:t xml:space="preserve"> many blessings, may I be a better servant</w:t>
+      </w:r>
+      <w:r>
+        <w:rPr>
+          <w:rFonts w:cs="Arial"/>
+          <w:i/>
+        </w:rPr>
+        <w:t xml:space="preserve"> and steward</w:t>
+      </w:r>
+      <w:r>
+        <w:rPr>
+          <w:rFonts w:cs="Arial"/>
+          <w:i/>
+        </w:rPr>
         <w:t>.</w:t>
       </w:r>
     </w:p>
@@ -16846,55 +18491,71 @@
           <w:i/>
           <w:iCs/>
         </w:rPr>
-        <w:t xml:space="preserve"> an absolute Rock Star of analog engineering and an even better person.  </w:t>
-      </w:r>
-    </w:p>
-    <w:p>
-      <w:pPr>
-        <w:jc w:val="both"/>
+        <w:t xml:space="preserve"> </w:t>
+      </w:r>
+      <w:proofErr w:type="gramStart"/>
+      <w:r>
         <w:rPr>
           <w:i/>
           <w:iCs/>
         </w:rPr>
-      </w:pPr>
-    </w:p>
-    <w:p>
-      <w:pPr>
-        <w:jc w:val="both"/>
+        <w:t>an</w:t>
+      </w:r>
+      <w:proofErr w:type="gramEnd"/>
+      <w:r>
         <w:rPr>
           <w:i/>
           <w:iCs/>
         </w:rPr>
-      </w:pPr>
-      <w:r>
+        <w:t xml:space="preserve"> absolute Rock Star of analog engineering and an even better person.  </w:t>
+      </w:r>
+    </w:p>
+    <w:p>
+      <w:pPr>
+        <w:jc w:val="both"/>
         <w:rPr>
           <w:i/>
           <w:iCs/>
         </w:rPr>
-        <w:t xml:space="preserve">Special thanks to Timoth Brothers, Professor Electrical Engineering, GA Tech, a great sound board for crazy ideas and </w:t>
-      </w:r>
-      <w:r>
+      </w:pPr>
+    </w:p>
+    <w:p>
+      <w:pPr>
+        <w:jc w:val="both"/>
         <w:rPr>
           <w:i/>
           <w:iCs/>
         </w:rPr>
-        <w:t>limiting</w:t>
-      </w:r>
+      </w:pPr>
       <w:r>
         <w:rPr>
           <w:i/>
           <w:iCs/>
         </w:rPr>
+        <w:t xml:space="preserve">Special thanks to Timoth Brothers, Professor Electrical Engineering, GA Tech, a great sound board for crazy ideas and </w:t>
+      </w:r>
+      <w:r>
+        <w:rPr>
+          <w:i/>
+          <w:iCs/>
+        </w:rPr>
+        <w:t>limiting</w:t>
+      </w:r>
+      <w:r>
+        <w:rPr>
+          <w:i/>
+          <w:iCs/>
+        </w:rPr>
         <w:t xml:space="preserve"> project scope.  Thank you for teaching and inspiring Trinity, we are forever grateful.  </w:t>
       </w:r>
     </w:p>
     <w:sectPr>
-      <w:headerReference w:type="even" r:id="rId26"/>
-      <w:headerReference w:type="default" r:id="rId27"/>
-      <w:footerReference w:type="even" r:id="rId28"/>
-      <w:footerReference w:type="default" r:id="rId29"/>
-      <w:headerReference w:type="first" r:id="rId30"/>
-      <w:footerReference w:type="first" r:id="rId31"/>
+      <w:headerReference w:type="even" r:id="rId30"/>
+      <w:headerReference w:type="default" r:id="rId31"/>
+      <w:footerReference w:type="even" r:id="rId32"/>
+      <w:footerReference w:type="default" r:id="rId33"/>
+      <w:headerReference w:type="first" r:id="rId34"/>
+      <w:footerReference w:type="first" r:id="rId35"/>
       <w:pgSz w:w="12240" w:h="15840"/>
       <w:pgMar w:top="1440" w:right="1440" w:bottom="1440" w:left="1440" w:header="720" w:footer="720" w:gutter="0"/>
       <w:cols w:space="720"/>
@@ -22069,7 +23730,6 @@
   <w:style w:type="character" w:default="1" w:styleId="DefaultParagraphFont">
     <w:name w:val="Default Paragraph Font"/>
     <w:uiPriority w:val="1"/>
-    <w:semiHidden/>
     <w:unhideWhenUsed/>
   </w:style>
   <w:style w:type="table" w:default="1" w:styleId="TableNormal">
